--- a/tuan_2/docs/Bao_cao_tuan_2_Dien_toan_dam_may_Nhom_05.docx
+++ b/tuan_2/docs/Bao_cao_tuan_2_Dien_toan_dam_may_Nhom_05.docx
@@ -401,13 +401,7 @@
         <w:spacing w:before="40" w:after="80" w:line="276" w:lineRule="auto"/>
       </w:pPr>
       <w:r>
-        <w:t>Trọng tâm kỹ thuật Tuần 2 bao gồm: (1) Phát triển và đóng gói hàm AWS Lambda (WeatherCollectorLambda, Python 3.12, 401 dòng mã) thực hiện thu thập tự động từ Open-Meteo Air Quality &amp; Weather REST API cho ba trung tâm đô thị lớn của Việt Nam (TP. Hồ Chí Minh, Hà Nội, Đà Nẵng); (2) Chuẩn hóa schema 23 thuộc tính môi trường kết hợp thuật toán phân loại chất lượng không khí 6 cấp độ theo chuẩn US EPA AQI; (3) Tự động hóa lịch biểu kích hoạt 1 giờ/lần (rate(1 hour)) bằng Amazon EventBridge Scheduler và cơ chế gử</w:t>
-      </w:r>
-      <w:r>
-        <w:t>i email cảnh báo nguy cơ ô nhiễm tức thời qua Amazon SNS Alert Topic khi AQI vượt ngưỡng 100 hoặc bụi mịn PM2.5 vượt 35.5 µg/m³; (4) Tổ chức dữ liệu chuẩn Data Lake trên Amazon S3 theo định dạng NDJSON phân vùng Hive-style (year=YYYY/month=MM/day=DD); (5) Thiết lập AWS Glue Data Catalog và Amazon Athena External Table sử dụng OpenX JSON SerDe, khởi tạo View vietnam_weather_aqi và nạp phân vùng qua MSCK REPAIR TABLE; (6) Thực thi 5 câu truy vấn SQL phân tích chuyên sâu trên tập dữ liệu 156 bản ghi thực nghiệ</w:t>
-      </w:r>
-      <w:r>
-        <w:t>m ban đầu.</w:t>
+        <w:t>Trọng tâm kỹ thuật Tuần 2 bao gồm: (1) Phát triển và đóng gói hàm AWS Lambda (WeatherCollectorLambda, Python 3.12, 401 dòng mã) thực hiện thu thập tự động từ Open-Meteo Air Quality &amp; Weather REST API cho ba trung tâm đô thị lớn của Việt Nam (TP. Hồ Chí Minh, Hà Nội, Đà Nẵng); (2) Chuẩn hóa schema 23 thuộc tính môi trường kết hợp thuật toán phân loại chất lượng không khí 6 cấp độ theo chuẩn US EPA AQI; (3) Tự động hóa lịch biểu kích hoạt 1 giờ/lần (rate(1 hour)) bằng Amazon EventBridge Scheduler và cơ chế gửi email cảnh báo nguy cơ ô nhiễm tức thời qua Amazon SNS Alert Topic khi AQI vượt ngưỡng 100 hoặc bụi mịn PM2.5 vượt 35.5 µg/m³; (4) Tổ chức dữ liệu chuẩn Data Lake trên Amazon S3 theo định dạng NDJSON phân vùng Hive-style (year=YYYY/month=MM/day=DD); (5) Thiết lập AWS Glue Data Catalog và Amazon Athena External Table sử dụng OpenX JSON SerDe, khởi tạo View vietnam_weather_aqi và nạp phân vùng qua MSCK REPAIR TABLE; (6) Thực thi 5 câu truy vấn SQL phân tích chuyên sâu trên tập dữ liệu 156 bản ghi thực nghiệm ban đầu.</w:t>
       </w:r>
     </w:p>
     <w:p>
@@ -416,10 +410,7 @@
         <w:spacing w:before="40" w:after="80" w:line="276" w:lineRule="auto"/>
       </w:pPr>
       <w:r>
-        <w:t>Hệ thống đạt tỷ lệ vượt qua tuyệt đối 100% trên bộ 28 ca kiểm thử đơn vị tự động (tests/), đảm bảo ba trụ cột kháng lỗi: chuyển đổi float/int an toàn, căn chỉnh chuỗi thời gian lịch sử (Index Alignment), và dự phòng cấu hình khi ngắt kết nối Secrets Manager. Bảng giám sát Amazon CloudWatch Dashboard và Metric Alarm được cấu hình giám sát trực quan 24/7. Toàn bộ hạ tầng vận hành hoàn toàn trong hạn mức AWS Academy Learner Lab với tổng chi phí thực tế chỉ ~0.40 USD/tháng (tiêu thụ &lt; 0.5% ngân sách 100 USD đượ</w:t>
-      </w:r>
-      <w:r>
-        <w:t>c cấp), đồng thời hỗ trợ script dọn dẹp tài nguyên tự động sau mỗi buổi học theo đúng chỉ đạo của GVHD.</w:t>
+        <w:t>Hệ thống đạt tỷ lệ vượt qua tuyệt đối 100% trên bộ 28 ca kiểm thử đơn vị tự động (tests/), đảm bảo ba trụ cột kháng lỗi: chuyển đổi float/int an toàn, căn chỉnh chuỗi thời gian lịch sử (Index Alignment), và dự phòng cấu hình khi ngắt kết nối Secrets Manager. Bảng giám sát Amazon CloudWatch Dashboard và Metric Alarm được cấu hình giám sát trực quan 24/7. Toàn bộ hạ tầng vận hành hoàn toàn trong hạn mức AWS Academy Learner Lab với tổng chi phí thực tế chỉ ~0.40 USD/tháng (tiêu thụ &lt; 0.5% ngân sách 100 USD được cấp), đồng thời hỗ trợ script dọn dẹp tài nguyên tự động sau mỗi buổi học theo đúng chỉ đạo của GVHD.</w:t>
       </w:r>
     </w:p>
     <w:p>
@@ -486,7 +477,7 @@
         </w:rPr>
         <w:fldChar w:fldCharType="separate"/>
       </w:r>
-      <w:hyperlink w:anchor="_Toc242798205" w:history="1">
+      <w:hyperlink w:anchor="_Toc242803913" w:history="1">
         <w:r>
           <w:rPr>
             <w:rStyle w:val="Hyperlink"/>
@@ -513,7 +504,7 @@
             <w:noProof/>
             <w:webHidden/>
           </w:rPr>
-          <w:instrText xml:space="preserve"> PAGEREF _Toc242798205 \h </w:instrText>
+          <w:instrText xml:space="preserve"> PAGEREF _Toc242803913 \h </w:instrText>
         </w:r>
         <w:r>
           <w:rPr>
@@ -561,7 +552,7 @@
           <w14:ligatures w14:val="standardContextual"/>
         </w:rPr>
       </w:pPr>
-      <w:hyperlink w:anchor="_Toc242798206" w:history="1">
+      <w:hyperlink w:anchor="_Toc242803914" w:history="1">
         <w:r>
           <w:rPr>
             <w:rStyle w:val="Hyperlink"/>
@@ -588,7 +579,7 @@
             <w:noProof/>
             <w:webHidden/>
           </w:rPr>
-          <w:instrText xml:space="preserve"> PAGEREF _Toc242798206 \h </w:instrText>
+          <w:instrText xml:space="preserve"> PAGEREF _Toc242803914 \h </w:instrText>
         </w:r>
         <w:r>
           <w:rPr>
@@ -636,7 +627,7 @@
           <w14:ligatures w14:val="standardContextual"/>
         </w:rPr>
       </w:pPr>
-      <w:hyperlink w:anchor="_Toc242798207" w:history="1">
+      <w:hyperlink w:anchor="_Toc242803915" w:history="1">
         <w:r>
           <w:rPr>
             <w:rStyle w:val="Hyperlink"/>
@@ -663,7 +654,7 @@
             <w:noProof/>
             <w:webHidden/>
           </w:rPr>
-          <w:instrText xml:space="preserve"> PAGEREF _Toc242798207 \h </w:instrText>
+          <w:instrText xml:space="preserve"> PAGEREF _Toc242803915 \h </w:instrText>
         </w:r>
         <w:r>
           <w:rPr>
@@ -711,7 +702,7 @@
           <w14:ligatures w14:val="standardContextual"/>
         </w:rPr>
       </w:pPr>
-      <w:hyperlink w:anchor="_Toc242798208" w:history="1">
+      <w:hyperlink w:anchor="_Toc242803916" w:history="1">
         <w:r>
           <w:rPr>
             <w:rStyle w:val="Hyperlink"/>
@@ -738,7 +729,7 @@
             <w:noProof/>
             <w:webHidden/>
           </w:rPr>
-          <w:instrText xml:space="preserve"> PAGEREF _Toc242798208 \h </w:instrText>
+          <w:instrText xml:space="preserve"> PAGEREF _Toc242803916 \h </w:instrText>
         </w:r>
         <w:r>
           <w:rPr>
@@ -758,7 +749,7 @@
             <w:noProof/>
             <w:webHidden/>
           </w:rPr>
-          <w:t>1</w:t>
+          <w:t>2</w:t>
         </w:r>
         <w:r>
           <w:rPr>
@@ -786,7 +777,7 @@
           <w14:ligatures w14:val="standardContextual"/>
         </w:rPr>
       </w:pPr>
-      <w:hyperlink w:anchor="_Toc242798209" w:history="1">
+      <w:hyperlink w:anchor="_Toc242803917" w:history="1">
         <w:r>
           <w:rPr>
             <w:rStyle w:val="Hyperlink"/>
@@ -813,7 +804,7 @@
             <w:noProof/>
             <w:webHidden/>
           </w:rPr>
-          <w:instrText xml:space="preserve"> PAGEREF _Toc242798209 \h </w:instrText>
+          <w:instrText xml:space="preserve"> PAGEREF _Toc242803917 \h </w:instrText>
         </w:r>
         <w:r>
           <w:rPr>
@@ -862,7 +853,7 @@
           <w14:ligatures w14:val="standardContextual"/>
         </w:rPr>
       </w:pPr>
-      <w:hyperlink w:anchor="_Toc242798210" w:history="1">
+      <w:hyperlink w:anchor="_Toc242803918" w:history="1">
         <w:r>
           <w:rPr>
             <w:rStyle w:val="Hyperlink"/>
@@ -889,7 +880,7 @@
             <w:noProof/>
             <w:webHidden/>
           </w:rPr>
-          <w:instrText xml:space="preserve"> PAGEREF _Toc242798210 \h </w:instrText>
+          <w:instrText xml:space="preserve"> PAGEREF _Toc242803918 \h </w:instrText>
         </w:r>
         <w:r>
           <w:rPr>
@@ -937,7 +928,7 @@
           <w14:ligatures w14:val="standardContextual"/>
         </w:rPr>
       </w:pPr>
-      <w:hyperlink w:anchor="_Toc242798211" w:history="1">
+      <w:hyperlink w:anchor="_Toc242803919" w:history="1">
         <w:r>
           <w:rPr>
             <w:rStyle w:val="Hyperlink"/>
@@ -964,7 +955,7 @@
             <w:noProof/>
             <w:webHidden/>
           </w:rPr>
-          <w:instrText xml:space="preserve"> PAGEREF _Toc242798211 \h </w:instrText>
+          <w:instrText xml:space="preserve"> PAGEREF _Toc242803919 \h </w:instrText>
         </w:r>
         <w:r>
           <w:rPr>
@@ -1012,7 +1003,7 @@
           <w14:ligatures w14:val="standardContextual"/>
         </w:rPr>
       </w:pPr>
-      <w:hyperlink w:anchor="_Toc242798212" w:history="1">
+      <w:hyperlink w:anchor="_Toc242803920" w:history="1">
         <w:r>
           <w:rPr>
             <w:rStyle w:val="Hyperlink"/>
@@ -1039,7 +1030,7 @@
             <w:noProof/>
             <w:webHidden/>
           </w:rPr>
-          <w:instrText xml:space="preserve"> PAGEREF _Toc242798212 \h </w:instrText>
+          <w:instrText xml:space="preserve"> PAGEREF _Toc242803920 \h </w:instrText>
         </w:r>
         <w:r>
           <w:rPr>
@@ -1087,7 +1078,7 @@
           <w14:ligatures w14:val="standardContextual"/>
         </w:rPr>
       </w:pPr>
-      <w:hyperlink w:anchor="_Toc242798213" w:history="1">
+      <w:hyperlink w:anchor="_Toc242803921" w:history="1">
         <w:r>
           <w:rPr>
             <w:rStyle w:val="Hyperlink"/>
@@ -1114,7 +1105,7 @@
             <w:noProof/>
             <w:webHidden/>
           </w:rPr>
-          <w:instrText xml:space="preserve"> PAGEREF _Toc242798213 \h </w:instrText>
+          <w:instrText xml:space="preserve"> PAGEREF _Toc242803921 \h </w:instrText>
         </w:r>
         <w:r>
           <w:rPr>
@@ -1162,7 +1153,7 @@
           <w14:ligatures w14:val="standardContextual"/>
         </w:rPr>
       </w:pPr>
-      <w:hyperlink w:anchor="_Toc242798214" w:history="1">
+      <w:hyperlink w:anchor="_Toc242803922" w:history="1">
         <w:r>
           <w:rPr>
             <w:rStyle w:val="Hyperlink"/>
@@ -1189,7 +1180,7 @@
             <w:noProof/>
             <w:webHidden/>
           </w:rPr>
-          <w:instrText xml:space="preserve"> PAGEREF _Toc242798214 \h </w:instrText>
+          <w:instrText xml:space="preserve"> PAGEREF _Toc242803922 \h </w:instrText>
         </w:r>
         <w:r>
           <w:rPr>
@@ -1237,7 +1228,7 @@
           <w14:ligatures w14:val="standardContextual"/>
         </w:rPr>
       </w:pPr>
-      <w:hyperlink w:anchor="_Toc242798215" w:history="1">
+      <w:hyperlink w:anchor="_Toc242803923" w:history="1">
         <w:r>
           <w:rPr>
             <w:rStyle w:val="Hyperlink"/>
@@ -1264,7 +1255,7 @@
             <w:noProof/>
             <w:webHidden/>
           </w:rPr>
-          <w:instrText xml:space="preserve"> PAGEREF _Toc242798215 \h </w:instrText>
+          <w:instrText xml:space="preserve"> PAGEREF _Toc242803923 \h </w:instrText>
         </w:r>
         <w:r>
           <w:rPr>
@@ -1312,7 +1303,7 @@
           <w14:ligatures w14:val="standardContextual"/>
         </w:rPr>
       </w:pPr>
-      <w:hyperlink w:anchor="_Toc242798216" w:history="1">
+      <w:hyperlink w:anchor="_Toc242803924" w:history="1">
         <w:r>
           <w:rPr>
             <w:rStyle w:val="Hyperlink"/>
@@ -1339,7 +1330,7 @@
             <w:noProof/>
             <w:webHidden/>
           </w:rPr>
-          <w:instrText xml:space="preserve"> PAGEREF _Toc242798216 \h </w:instrText>
+          <w:instrText xml:space="preserve"> PAGEREF _Toc242803924 \h </w:instrText>
         </w:r>
         <w:r>
           <w:rPr>
@@ -1388,7 +1379,7 @@
           <w14:ligatures w14:val="standardContextual"/>
         </w:rPr>
       </w:pPr>
-      <w:hyperlink w:anchor="_Toc242798217" w:history="1">
+      <w:hyperlink w:anchor="_Toc242803925" w:history="1">
         <w:r>
           <w:rPr>
             <w:rStyle w:val="Hyperlink"/>
@@ -1415,7 +1406,7 @@
             <w:noProof/>
             <w:webHidden/>
           </w:rPr>
-          <w:instrText xml:space="preserve"> PAGEREF _Toc242798217 \h </w:instrText>
+          <w:instrText xml:space="preserve"> PAGEREF _Toc242803925 \h </w:instrText>
         </w:r>
         <w:r>
           <w:rPr>
@@ -1463,7 +1454,7 @@
           <w14:ligatures w14:val="standardContextual"/>
         </w:rPr>
       </w:pPr>
-      <w:hyperlink w:anchor="_Toc242798218" w:history="1">
+      <w:hyperlink w:anchor="_Toc242803926" w:history="1">
         <w:r>
           <w:rPr>
             <w:rStyle w:val="Hyperlink"/>
@@ -1490,7 +1481,7 @@
             <w:noProof/>
             <w:webHidden/>
           </w:rPr>
-          <w:instrText xml:space="preserve"> PAGEREF _Toc242798218 \h </w:instrText>
+          <w:instrText xml:space="preserve"> PAGEREF _Toc242803926 \h </w:instrText>
         </w:r>
         <w:r>
           <w:rPr>
@@ -1538,7 +1529,7 @@
           <w14:ligatures w14:val="standardContextual"/>
         </w:rPr>
       </w:pPr>
-      <w:hyperlink w:anchor="_Toc242798219" w:history="1">
+      <w:hyperlink w:anchor="_Toc242803927" w:history="1">
         <w:r>
           <w:rPr>
             <w:rStyle w:val="Hyperlink"/>
@@ -1565,7 +1556,7 @@
             <w:noProof/>
             <w:webHidden/>
           </w:rPr>
-          <w:instrText xml:space="preserve"> PAGEREF _Toc242798219 \h </w:instrText>
+          <w:instrText xml:space="preserve"> PAGEREF _Toc242803927 \h </w:instrText>
         </w:r>
         <w:r>
           <w:rPr>
@@ -1613,7 +1604,7 @@
           <w14:ligatures w14:val="standardContextual"/>
         </w:rPr>
       </w:pPr>
-      <w:hyperlink w:anchor="_Toc242798220" w:history="1">
+      <w:hyperlink w:anchor="_Toc242803928" w:history="1">
         <w:r>
           <w:rPr>
             <w:rStyle w:val="Hyperlink"/>
@@ -1640,7 +1631,7 @@
             <w:noProof/>
             <w:webHidden/>
           </w:rPr>
-          <w:instrText xml:space="preserve"> PAGEREF _Toc242798220 \h </w:instrText>
+          <w:instrText xml:space="preserve"> PAGEREF _Toc242803928 \h </w:instrText>
         </w:r>
         <w:r>
           <w:rPr>
@@ -1688,7 +1679,7 @@
           <w14:ligatures w14:val="standardContextual"/>
         </w:rPr>
       </w:pPr>
-      <w:hyperlink w:anchor="_Toc242798221" w:history="1">
+      <w:hyperlink w:anchor="_Toc242803929" w:history="1">
         <w:r>
           <w:rPr>
             <w:rStyle w:val="Hyperlink"/>
@@ -1715,7 +1706,7 @@
             <w:noProof/>
             <w:webHidden/>
           </w:rPr>
-          <w:instrText xml:space="preserve"> PAGEREF _Toc242798221 \h </w:instrText>
+          <w:instrText xml:space="preserve"> PAGEREF _Toc242803929 \h </w:instrText>
         </w:r>
         <w:r>
           <w:rPr>
@@ -1764,7 +1755,7 @@
           <w14:ligatures w14:val="standardContextual"/>
         </w:rPr>
       </w:pPr>
-      <w:hyperlink w:anchor="_Toc242798222" w:history="1">
+      <w:hyperlink w:anchor="_Toc242803930" w:history="1">
         <w:r>
           <w:rPr>
             <w:rStyle w:val="Hyperlink"/>
@@ -1791,7 +1782,7 @@
             <w:noProof/>
             <w:webHidden/>
           </w:rPr>
-          <w:instrText xml:space="preserve"> PAGEREF _Toc242798222 \h </w:instrText>
+          <w:instrText xml:space="preserve"> PAGEREF _Toc242803930 \h </w:instrText>
         </w:r>
         <w:r>
           <w:rPr>
@@ -1839,7 +1830,7 @@
           <w14:ligatures w14:val="standardContextual"/>
         </w:rPr>
       </w:pPr>
-      <w:hyperlink w:anchor="_Toc242798223" w:history="1">
+      <w:hyperlink w:anchor="_Toc242803931" w:history="1">
         <w:r>
           <w:rPr>
             <w:rStyle w:val="Hyperlink"/>
@@ -1866,7 +1857,7 @@
             <w:noProof/>
             <w:webHidden/>
           </w:rPr>
-          <w:instrText xml:space="preserve"> PAGEREF _Toc242798223 \h </w:instrText>
+          <w:instrText xml:space="preserve"> PAGEREF _Toc242803931 \h </w:instrText>
         </w:r>
         <w:r>
           <w:rPr>
@@ -1914,7 +1905,7 @@
           <w14:ligatures w14:val="standardContextual"/>
         </w:rPr>
       </w:pPr>
-      <w:hyperlink w:anchor="_Toc242798224" w:history="1">
+      <w:hyperlink w:anchor="_Toc242803932" w:history="1">
         <w:r>
           <w:rPr>
             <w:rStyle w:val="Hyperlink"/>
@@ -1941,7 +1932,7 @@
             <w:noProof/>
             <w:webHidden/>
           </w:rPr>
-          <w:instrText xml:space="preserve"> PAGEREF _Toc242798224 \h </w:instrText>
+          <w:instrText xml:space="preserve"> PAGEREF _Toc242803932 \h </w:instrText>
         </w:r>
         <w:r>
           <w:rPr>
@@ -1989,7 +1980,7 @@
           <w14:ligatures w14:val="standardContextual"/>
         </w:rPr>
       </w:pPr>
-      <w:hyperlink w:anchor="_Toc242798225" w:history="1">
+      <w:hyperlink w:anchor="_Toc242803933" w:history="1">
         <w:r>
           <w:rPr>
             <w:rStyle w:val="Hyperlink"/>
@@ -2016,7 +2007,7 @@
             <w:noProof/>
             <w:webHidden/>
           </w:rPr>
-          <w:instrText xml:space="preserve"> PAGEREF _Toc242798225 \h </w:instrText>
+          <w:instrText xml:space="preserve"> PAGEREF _Toc242803933 \h </w:instrText>
         </w:r>
         <w:r>
           <w:rPr>
@@ -2064,7 +2055,7 @@
           <w14:ligatures w14:val="standardContextual"/>
         </w:rPr>
       </w:pPr>
-      <w:hyperlink w:anchor="_Toc242798226" w:history="1">
+      <w:hyperlink w:anchor="_Toc242803934" w:history="1">
         <w:r>
           <w:rPr>
             <w:rStyle w:val="Hyperlink"/>
@@ -2091,7 +2082,7 @@
             <w:noProof/>
             <w:webHidden/>
           </w:rPr>
-          <w:instrText xml:space="preserve"> PAGEREF _Toc242798226 \h </w:instrText>
+          <w:instrText xml:space="preserve"> PAGEREF _Toc242803934 \h </w:instrText>
         </w:r>
         <w:r>
           <w:rPr>
@@ -2139,7 +2130,7 @@
           <w14:ligatures w14:val="standardContextual"/>
         </w:rPr>
       </w:pPr>
-      <w:hyperlink w:anchor="_Toc242798227" w:history="1">
+      <w:hyperlink w:anchor="_Toc242803935" w:history="1">
         <w:r>
           <w:rPr>
             <w:rStyle w:val="Hyperlink"/>
@@ -2166,7 +2157,7 @@
             <w:noProof/>
             <w:webHidden/>
           </w:rPr>
-          <w:instrText xml:space="preserve"> PAGEREF _Toc242798227 \h </w:instrText>
+          <w:instrText xml:space="preserve"> PAGEREF _Toc242803935 \h </w:instrText>
         </w:r>
         <w:r>
           <w:rPr>
@@ -2215,7 +2206,7 @@
           <w14:ligatures w14:val="standardContextual"/>
         </w:rPr>
       </w:pPr>
-      <w:hyperlink w:anchor="_Toc242798228" w:history="1">
+      <w:hyperlink w:anchor="_Toc242803936" w:history="1">
         <w:r>
           <w:rPr>
             <w:rStyle w:val="Hyperlink"/>
@@ -2242,7 +2233,7 @@
             <w:noProof/>
             <w:webHidden/>
           </w:rPr>
-          <w:instrText xml:space="preserve"> PAGEREF _Toc242798228 \h </w:instrText>
+          <w:instrText xml:space="preserve"> PAGEREF _Toc242803936 \h </w:instrText>
         </w:r>
         <w:r>
           <w:rPr>
@@ -2290,7 +2281,7 @@
           <w14:ligatures w14:val="standardContextual"/>
         </w:rPr>
       </w:pPr>
-      <w:hyperlink w:anchor="_Toc242798229" w:history="1">
+      <w:hyperlink w:anchor="_Toc242803937" w:history="1">
         <w:r>
           <w:rPr>
             <w:rStyle w:val="Hyperlink"/>
@@ -2317,7 +2308,7 @@
             <w:noProof/>
             <w:webHidden/>
           </w:rPr>
-          <w:instrText xml:space="preserve"> PAGEREF _Toc242798229 \h </w:instrText>
+          <w:instrText xml:space="preserve"> PAGEREF _Toc242803937 \h </w:instrText>
         </w:r>
         <w:r>
           <w:rPr>
@@ -2365,7 +2356,7 @@
           <w14:ligatures w14:val="standardContextual"/>
         </w:rPr>
       </w:pPr>
-      <w:hyperlink w:anchor="_Toc242798230" w:history="1">
+      <w:hyperlink w:anchor="_Toc242803938" w:history="1">
         <w:r>
           <w:rPr>
             <w:rStyle w:val="Hyperlink"/>
@@ -2392,7 +2383,7 @@
             <w:noProof/>
             <w:webHidden/>
           </w:rPr>
-          <w:instrText xml:space="preserve"> PAGEREF _Toc242798230 \h </w:instrText>
+          <w:instrText xml:space="preserve"> PAGEREF _Toc242803938 \h </w:instrText>
         </w:r>
         <w:r>
           <w:rPr>
@@ -2440,7 +2431,7 @@
           <w14:ligatures w14:val="standardContextual"/>
         </w:rPr>
       </w:pPr>
-      <w:hyperlink w:anchor="_Toc242798231" w:history="1">
+      <w:hyperlink w:anchor="_Toc242803939" w:history="1">
         <w:r>
           <w:rPr>
             <w:rStyle w:val="Hyperlink"/>
@@ -2482,7 +2473,7 @@
             <w:noProof/>
             <w:webHidden/>
           </w:rPr>
-          <w:instrText xml:space="preserve"> PAGEREF _Toc242798231 \h </w:instrText>
+          <w:instrText xml:space="preserve"> PAGEREF _Toc242803939 \h </w:instrText>
         </w:r>
         <w:r>
           <w:rPr>
@@ -2530,7 +2521,7 @@
           <w14:ligatures w14:val="standardContextual"/>
         </w:rPr>
       </w:pPr>
-      <w:hyperlink w:anchor="_Toc242798232" w:history="1">
+      <w:hyperlink w:anchor="_Toc242803940" w:history="1">
         <w:r>
           <w:rPr>
             <w:rStyle w:val="Hyperlink"/>
@@ -2557,7 +2548,7 @@
             <w:noProof/>
             <w:webHidden/>
           </w:rPr>
-          <w:instrText xml:space="preserve"> PAGEREF _Toc242798232 \h </w:instrText>
+          <w:instrText xml:space="preserve"> PAGEREF _Toc242803940 \h </w:instrText>
         </w:r>
         <w:r>
           <w:rPr>
@@ -2606,7 +2597,7 @@
           <w14:ligatures w14:val="standardContextual"/>
         </w:rPr>
       </w:pPr>
-      <w:hyperlink w:anchor="_Toc242798233" w:history="1">
+      <w:hyperlink w:anchor="_Toc242803941" w:history="1">
         <w:r>
           <w:rPr>
             <w:rStyle w:val="Hyperlink"/>
@@ -2633,7 +2624,7 @@
             <w:noProof/>
             <w:webHidden/>
           </w:rPr>
-          <w:instrText xml:space="preserve"> PAGEREF _Toc242798233 \h </w:instrText>
+          <w:instrText xml:space="preserve"> PAGEREF _Toc242803941 \h </w:instrText>
         </w:r>
         <w:r>
           <w:rPr>
@@ -2681,7 +2672,7 @@
           <w14:ligatures w14:val="standardContextual"/>
         </w:rPr>
       </w:pPr>
-      <w:hyperlink w:anchor="_Toc242798234" w:history="1">
+      <w:hyperlink w:anchor="_Toc242803942" w:history="1">
         <w:r>
           <w:rPr>
             <w:rStyle w:val="Hyperlink"/>
@@ -2708,7 +2699,7 @@
             <w:noProof/>
             <w:webHidden/>
           </w:rPr>
-          <w:instrText xml:space="preserve"> PAGEREF _Toc242798234 \h </w:instrText>
+          <w:instrText xml:space="preserve"> PAGEREF _Toc242803942 \h </w:instrText>
         </w:r>
         <w:r>
           <w:rPr>
@@ -2756,7 +2747,7 @@
           <w14:ligatures w14:val="standardContextual"/>
         </w:rPr>
       </w:pPr>
-      <w:hyperlink w:anchor="_Toc242798235" w:history="1">
+      <w:hyperlink w:anchor="_Toc242803943" w:history="1">
         <w:r>
           <w:rPr>
             <w:rStyle w:val="Hyperlink"/>
@@ -2783,7 +2774,7 @@
             <w:noProof/>
             <w:webHidden/>
           </w:rPr>
-          <w:instrText xml:space="preserve"> PAGEREF _Toc242798235 \h </w:instrText>
+          <w:instrText xml:space="preserve"> PAGEREF _Toc242803943 \h </w:instrText>
         </w:r>
         <w:r>
           <w:rPr>
@@ -2831,7 +2822,7 @@
           <w14:ligatures w14:val="standardContextual"/>
         </w:rPr>
       </w:pPr>
-      <w:hyperlink w:anchor="_Toc242798236" w:history="1">
+      <w:hyperlink w:anchor="_Toc242803944" w:history="1">
         <w:r>
           <w:rPr>
             <w:rStyle w:val="Hyperlink"/>
@@ -2858,7 +2849,7 @@
             <w:noProof/>
             <w:webHidden/>
           </w:rPr>
-          <w:instrText xml:space="preserve"> PAGEREF _Toc242798236 \h </w:instrText>
+          <w:instrText xml:space="preserve"> PAGEREF _Toc242803944 \h </w:instrText>
         </w:r>
         <w:r>
           <w:rPr>
@@ -2906,7 +2897,7 @@
           <w14:ligatures w14:val="standardContextual"/>
         </w:rPr>
       </w:pPr>
-      <w:hyperlink w:anchor="_Toc242798237" w:history="1">
+      <w:hyperlink w:anchor="_Toc242803945" w:history="1">
         <w:r>
           <w:rPr>
             <w:rStyle w:val="Hyperlink"/>
@@ -2933,7 +2924,7 @@
             <w:noProof/>
             <w:webHidden/>
           </w:rPr>
-          <w:instrText xml:space="preserve"> PAGEREF _Toc242798237 \h </w:instrText>
+          <w:instrText xml:space="preserve"> PAGEREF _Toc242803945 \h </w:instrText>
         </w:r>
         <w:r>
           <w:rPr>
@@ -2981,7 +2972,7 @@
           <w14:ligatures w14:val="standardContextual"/>
         </w:rPr>
       </w:pPr>
-      <w:hyperlink w:anchor="_Toc242798238" w:history="1">
+      <w:hyperlink w:anchor="_Toc242803946" w:history="1">
         <w:r>
           <w:rPr>
             <w:rStyle w:val="Hyperlink"/>
@@ -3008,7 +2999,7 @@
             <w:noProof/>
             <w:webHidden/>
           </w:rPr>
-          <w:instrText xml:space="preserve"> PAGEREF _Toc242798238 \h </w:instrText>
+          <w:instrText xml:space="preserve"> PAGEREF _Toc242803946 \h </w:instrText>
         </w:r>
         <w:r>
           <w:rPr>
@@ -3041,6 +3032,382 @@
     </w:p>
     <w:p>
       <w:pPr>
+        <w:pStyle w:val="TOC1"/>
+        <w:tabs>
+          <w:tab w:val="right" w:leader="dot" w:pos="9926"/>
+        </w:tabs>
+        <w:rPr>
+          <w:rFonts w:asciiTheme="minorHAnsi" w:eastAsiaTheme="minorEastAsia" w:hAnsiTheme="minorHAnsi" w:cstheme="minorBidi"/>
+          <w:b w:val="0"/>
+          <w:noProof/>
+          <w:color w:val="auto"/>
+          <w:kern w:val="2"/>
+          <w:sz w:val="24"/>
+          <w:szCs w:val="24"/>
+          <w:lang w:val="en-US" w:eastAsia="ja-JP"/>
+          <w14:ligatures w14:val="standardContextual"/>
+        </w:rPr>
+      </w:pPr>
+      <w:hyperlink w:anchor="_Toc242803947" w:history="1">
+        <w:r>
+          <w:rPr>
+            <w:rStyle w:val="Hyperlink"/>
+            <w:noProof/>
+          </w:rPr>
+          <w:t>Chương 7: Nhật ký Công việc Chi tiết (Worklog) &amp; Minh bạch Hỗ trợ AI</w:t>
+        </w:r>
+        <w:r>
+          <w:rPr>
+            <w:noProof/>
+            <w:webHidden/>
+          </w:rPr>
+          <w:tab/>
+        </w:r>
+        <w:r>
+          <w:rPr>
+            <w:noProof/>
+            <w:webHidden/>
+          </w:rPr>
+          <w:fldChar w:fldCharType="begin"/>
+        </w:r>
+        <w:r>
+          <w:rPr>
+            <w:noProof/>
+            <w:webHidden/>
+          </w:rPr>
+          <w:instrText xml:space="preserve"> PAGEREF _Toc242803947 \h </w:instrText>
+        </w:r>
+        <w:r>
+          <w:rPr>
+            <w:noProof/>
+            <w:webHidden/>
+          </w:rPr>
+        </w:r>
+        <w:r>
+          <w:rPr>
+            <w:noProof/>
+            <w:webHidden/>
+          </w:rPr>
+          <w:fldChar w:fldCharType="separate"/>
+        </w:r>
+        <w:r>
+          <w:rPr>
+            <w:noProof/>
+            <w:webHidden/>
+          </w:rPr>
+          <w:t>24</w:t>
+        </w:r>
+        <w:r>
+          <w:rPr>
+            <w:noProof/>
+            <w:webHidden/>
+          </w:rPr>
+          <w:fldChar w:fldCharType="end"/>
+        </w:r>
+      </w:hyperlink>
+    </w:p>
+    <w:p>
+      <w:pPr>
+        <w:pStyle w:val="TOC2"/>
+        <w:tabs>
+          <w:tab w:val="right" w:leader="dot" w:pos="9926"/>
+        </w:tabs>
+        <w:rPr>
+          <w:rFonts w:asciiTheme="minorHAnsi" w:eastAsiaTheme="minorEastAsia" w:hAnsiTheme="minorHAnsi" w:cstheme="minorBidi"/>
+          <w:noProof/>
+          <w:color w:val="auto"/>
+          <w:kern w:val="2"/>
+          <w:sz w:val="24"/>
+          <w:szCs w:val="24"/>
+          <w:lang w:val="en-US" w:eastAsia="ja-JP"/>
+          <w14:ligatures w14:val="standardContextual"/>
+        </w:rPr>
+      </w:pPr>
+      <w:hyperlink w:anchor="_Toc242803948" w:history="1">
+        <w:r>
+          <w:rPr>
+            <w:rStyle w:val="Hyperlink"/>
+            <w:noProof/>
+          </w:rPr>
+          <w:t>7.1 Bảng tổng kết thời gian làm việc Tuần 2 (Cam kết định mức &gt;= 8 giờ/tuần/SV)</w:t>
+        </w:r>
+        <w:r>
+          <w:rPr>
+            <w:noProof/>
+            <w:webHidden/>
+          </w:rPr>
+          <w:tab/>
+        </w:r>
+        <w:r>
+          <w:rPr>
+            <w:noProof/>
+            <w:webHidden/>
+          </w:rPr>
+          <w:fldChar w:fldCharType="begin"/>
+        </w:r>
+        <w:r>
+          <w:rPr>
+            <w:noProof/>
+            <w:webHidden/>
+          </w:rPr>
+          <w:instrText xml:space="preserve"> PAGEREF _Toc242803948 \h </w:instrText>
+        </w:r>
+        <w:r>
+          <w:rPr>
+            <w:noProof/>
+            <w:webHidden/>
+          </w:rPr>
+        </w:r>
+        <w:r>
+          <w:rPr>
+            <w:noProof/>
+            <w:webHidden/>
+          </w:rPr>
+          <w:fldChar w:fldCharType="separate"/>
+        </w:r>
+        <w:r>
+          <w:rPr>
+            <w:noProof/>
+            <w:webHidden/>
+          </w:rPr>
+          <w:t>24</w:t>
+        </w:r>
+        <w:r>
+          <w:rPr>
+            <w:noProof/>
+            <w:webHidden/>
+          </w:rPr>
+          <w:fldChar w:fldCharType="end"/>
+        </w:r>
+      </w:hyperlink>
+    </w:p>
+    <w:p>
+      <w:pPr>
+        <w:pStyle w:val="TOC2"/>
+        <w:tabs>
+          <w:tab w:val="right" w:leader="dot" w:pos="9926"/>
+        </w:tabs>
+        <w:rPr>
+          <w:rFonts w:asciiTheme="minorHAnsi" w:eastAsiaTheme="minorEastAsia" w:hAnsiTheme="minorHAnsi" w:cstheme="minorBidi"/>
+          <w:noProof/>
+          <w:color w:val="auto"/>
+          <w:kern w:val="2"/>
+          <w:sz w:val="24"/>
+          <w:szCs w:val="24"/>
+          <w:lang w:val="en-US" w:eastAsia="ja-JP"/>
+          <w14:ligatures w14:val="standardContextual"/>
+        </w:rPr>
+      </w:pPr>
+      <w:hyperlink w:anchor="_Toc242803949" w:history="1">
+        <w:r>
+          <w:rPr>
+            <w:rStyle w:val="Hyperlink"/>
+            <w:noProof/>
+          </w:rPr>
+          <w:t>7.2 Nhật ký chi tiết công việc từng ngày trong Tuần 2 (22/09/2026 – 28/09/2026)</w:t>
+        </w:r>
+        <w:r>
+          <w:rPr>
+            <w:noProof/>
+            <w:webHidden/>
+          </w:rPr>
+          <w:tab/>
+        </w:r>
+        <w:r>
+          <w:rPr>
+            <w:noProof/>
+            <w:webHidden/>
+          </w:rPr>
+          <w:fldChar w:fldCharType="begin"/>
+        </w:r>
+        <w:r>
+          <w:rPr>
+            <w:noProof/>
+            <w:webHidden/>
+          </w:rPr>
+          <w:instrText xml:space="preserve"> PAGEREF _Toc242803949 \h </w:instrText>
+        </w:r>
+        <w:r>
+          <w:rPr>
+            <w:noProof/>
+            <w:webHidden/>
+          </w:rPr>
+        </w:r>
+        <w:r>
+          <w:rPr>
+            <w:noProof/>
+            <w:webHidden/>
+          </w:rPr>
+          <w:fldChar w:fldCharType="separate"/>
+        </w:r>
+        <w:r>
+          <w:rPr>
+            <w:noProof/>
+            <w:webHidden/>
+          </w:rPr>
+          <w:t>24</w:t>
+        </w:r>
+        <w:r>
+          <w:rPr>
+            <w:noProof/>
+            <w:webHidden/>
+          </w:rPr>
+          <w:fldChar w:fldCharType="end"/>
+        </w:r>
+      </w:hyperlink>
+    </w:p>
+    <w:p>
+      <w:pPr>
+        <w:pStyle w:val="TOC2"/>
+        <w:tabs>
+          <w:tab w:val="right" w:leader="dot" w:pos="9926"/>
+        </w:tabs>
+        <w:rPr>
+          <w:rFonts w:asciiTheme="minorHAnsi" w:eastAsiaTheme="minorEastAsia" w:hAnsiTheme="minorHAnsi" w:cstheme="minorBidi"/>
+          <w:noProof/>
+          <w:color w:val="auto"/>
+          <w:kern w:val="2"/>
+          <w:sz w:val="24"/>
+          <w:szCs w:val="24"/>
+          <w:lang w:val="en-US" w:eastAsia="ja-JP"/>
+          <w14:ligatures w14:val="standardContextual"/>
+        </w:rPr>
+      </w:pPr>
+      <w:hyperlink w:anchor="_Toc242803950" w:history="1">
+        <w:r>
+          <w:rPr>
+            <w:rStyle w:val="Hyperlink"/>
+            <w:noProof/>
+          </w:rPr>
+          <w:t>7.3 Công khai mức độ hỗ trợ của Trí tuệ Nhân tạo (AI Disclosure)</w:t>
+        </w:r>
+        <w:r>
+          <w:rPr>
+            <w:noProof/>
+            <w:webHidden/>
+          </w:rPr>
+          <w:tab/>
+        </w:r>
+        <w:r>
+          <w:rPr>
+            <w:noProof/>
+            <w:webHidden/>
+          </w:rPr>
+          <w:fldChar w:fldCharType="begin"/>
+        </w:r>
+        <w:r>
+          <w:rPr>
+            <w:noProof/>
+            <w:webHidden/>
+          </w:rPr>
+          <w:instrText xml:space="preserve"> PAGEREF _Toc242803950 \h </w:instrText>
+        </w:r>
+        <w:r>
+          <w:rPr>
+            <w:noProof/>
+            <w:webHidden/>
+          </w:rPr>
+        </w:r>
+        <w:r>
+          <w:rPr>
+            <w:noProof/>
+            <w:webHidden/>
+          </w:rPr>
+          <w:fldChar w:fldCharType="separate"/>
+        </w:r>
+        <w:r>
+          <w:rPr>
+            <w:noProof/>
+            <w:webHidden/>
+          </w:rPr>
+          <w:t>25</w:t>
+        </w:r>
+        <w:r>
+          <w:rPr>
+            <w:noProof/>
+            <w:webHidden/>
+          </w:rPr>
+          <w:fldChar w:fldCharType="end"/>
+        </w:r>
+      </w:hyperlink>
+    </w:p>
+    <w:p>
+      <w:pPr>
+        <w:pStyle w:val="TOC2"/>
+        <w:tabs>
+          <w:tab w:val="right" w:leader="dot" w:pos="9926"/>
+        </w:tabs>
+        <w:rPr>
+          <w:rFonts w:asciiTheme="minorHAnsi" w:eastAsiaTheme="minorEastAsia" w:hAnsiTheme="minorHAnsi" w:cstheme="minorBidi"/>
+          <w:noProof/>
+          <w:color w:val="auto"/>
+          <w:kern w:val="2"/>
+          <w:sz w:val="24"/>
+          <w:szCs w:val="24"/>
+          <w:lang w:val="en-US" w:eastAsia="ja-JP"/>
+          <w14:ligatures w14:val="standardContextual"/>
+        </w:rPr>
+      </w:pPr>
+      <w:hyperlink w:anchor="_Toc242803951" w:history="1">
+        <w:r>
+          <w:rPr>
+            <w:rStyle w:val="Hyperlink"/>
+            <w:noProof/>
+          </w:rPr>
+          <w:t>7.4 Xác nhận và cam kết của các thành viên Nhóm 05</w:t>
+        </w:r>
+        <w:r>
+          <w:rPr>
+            <w:noProof/>
+            <w:webHidden/>
+          </w:rPr>
+          <w:tab/>
+        </w:r>
+        <w:r>
+          <w:rPr>
+            <w:noProof/>
+            <w:webHidden/>
+          </w:rPr>
+          <w:fldChar w:fldCharType="begin"/>
+        </w:r>
+        <w:r>
+          <w:rPr>
+            <w:noProof/>
+            <w:webHidden/>
+          </w:rPr>
+          <w:instrText xml:space="preserve"> PAGEREF _Toc242803951 \h </w:instrText>
+        </w:r>
+        <w:r>
+          <w:rPr>
+            <w:noProof/>
+            <w:webHidden/>
+          </w:rPr>
+        </w:r>
+        <w:r>
+          <w:rPr>
+            <w:noProof/>
+            <w:webHidden/>
+          </w:rPr>
+          <w:fldChar w:fldCharType="separate"/>
+        </w:r>
+        <w:r>
+          <w:rPr>
+            <w:noProof/>
+            <w:webHidden/>
+          </w:rPr>
+          <w:t>26</w:t>
+        </w:r>
+        <w:r>
+          <w:rPr>
+            <w:noProof/>
+            <w:webHidden/>
+          </w:rPr>
+          <w:fldChar w:fldCharType="end"/>
+        </w:r>
+      </w:hyperlink>
+    </w:p>
+    <w:p>
+      <w:pPr>
         <w:pStyle w:val="BodyText"/>
         <w:spacing w:before="40" w:after="80" w:line="276" w:lineRule="auto"/>
       </w:pPr>
@@ -3065,7 +3432,6 @@
         <w:rPr>
           <w:b/>
         </w:rPr>
-        <w:lastRenderedPageBreak/>
         <w:t xml:space="preserve">•  </w:t>
       </w:r>
       <w:r>
@@ -3094,7 +3460,7 @@
         <w:spacing w:before="40" w:after="80" w:line="276" w:lineRule="auto"/>
       </w:pPr>
       <w:r>
-        <w:t>Báo cáo tiến độ Tuần 2 được bố cục gồm sáu chương chính: Chương 1 tổng quan nhiệm vụ và kiến trúc tổng thể; Chương 2 thiết kế hàm Lambda; Chương 3 lịch biểu EventBridge và cảnh báo SNS; Chương 4 lược đồ phân vùng Athena và 5 truy vấn SQL; Chương 5 kết quả thực nghiệm và ma trận 28 ca kiểm thử đơn vị; Chương 6 hạch toán chi phí AWS, đối chiếu tiêu chí và kế hoạch Tuần 3.</w:t>
+        <w:t>Báo cáo tiến độ Tuần 2 được bố cục gồm bảy chương chính: Chương 1 tổng quan nhiệm vụ và kiến trúc tổng thể; Chương 2 thiết kế hàm Lambda; Chương 3 lịch biểu EventBridge và cảnh báo SNS; Chương 4 lược đồ phân vùng Athena và 5 truy vấn SQL; Chương 5 kết quả thực nghiệm và ma trận 28 ca kiểm thử đơn vị; Chương 6 hạch toán chi phí AWS, đối chiếu tiêu chí và kế hoạch Tuần 3; Chương 7 nhật ký công việc chi tiết (Worklog), cam kết định mức giờ làm việc và minh bạch hỗ trợ AI (AI Disclosure).</w:t>
       </w:r>
     </w:p>
     <w:p>
@@ -3130,7 +3496,7 @@
         <w:pageBreakBefore/>
         <w:spacing w:before="240" w:after="120"/>
       </w:pPr>
-      <w:bookmarkStart w:id="0" w:name="_Toc242798205"/>
+      <w:bookmarkStart w:id="0" w:name="_Toc242803913"/>
       <w:r>
         <w:lastRenderedPageBreak/>
         <w:t>Chương 1: Tổng quan Nhiệm vụ Tuần 2 &amp; Kiến trúc Serverless Lõi</w:t>
@@ -3142,7 +3508,7 @@
         <w:pStyle w:val="Heading2"/>
         <w:spacing w:before="180" w:after="80"/>
       </w:pPr>
-      <w:bookmarkStart w:id="1" w:name="_Toc242798206"/>
+      <w:bookmarkStart w:id="1" w:name="_Toc242803914"/>
       <w:r>
         <w:t>1.1 Bối cảnh thực tế &amp; Mục tiêu kỹ thuật Tuần 2</w:t>
       </w:r>
@@ -3171,7 +3537,7 @@
         <w:pStyle w:val="Heading2"/>
         <w:spacing w:before="180" w:after="80"/>
       </w:pPr>
-      <w:bookmarkStart w:id="2" w:name="_Toc242798207"/>
+      <w:bookmarkStart w:id="2" w:name="_Toc242803915"/>
       <w:r>
         <w:t>1.2 Phân công nhiệm vụ &amp; Trách nhiệm thành viên nhóm</w:t>
       </w:r>
@@ -3183,7 +3549,7 @@
         <w:spacing w:before="40" w:after="80" w:line="276" w:lineRule="auto"/>
       </w:pPr>
       <w:r>
-        <w:t>Dưới sự hướng dẫn của ThS. Huỳnh Xuân Phụng, nhóm 05 phân định rõ ràng trách nhiệm kỹ thuật để đảm bảo tiến độ và chất lượng sản phẩm.</w:t>
+        <w:t>Dưới sự hướng dẫn của GVHD ThS. Huỳnh Xuân Phụng, Nhóm 05 phân định rõ ràng trách nhiệm kỹ thuật và cam kết tuân thủ nghiêm ngặt định mức thời gian tối thiểu 8 giờ/tuần/sinh viên (nhóm 2 sinh viên đạt &gt;= 16 giờ/tuần), kèm minh bạch mức độ ứng dụng AI (chi tiết toàn diện tại Chương 7):</w:t>
       </w:r>
     </w:p>
     <w:tbl>
@@ -3194,11 +3560,12 @@
         <w:tblLook w:val="04A0" w:firstRow="1" w:lastRow="0" w:firstColumn="1" w:lastColumn="0" w:noHBand="0" w:noVBand="1"/>
       </w:tblPr>
       <w:tblGrid>
-        <w:gridCol w:w="2016"/>
+        <w:gridCol w:w="1872"/>
         <w:gridCol w:w="1296"/>
-        <w:gridCol w:w="1440"/>
-        <w:gridCol w:w="4320"/>
-        <w:gridCol w:w="1008"/>
+        <w:gridCol w:w="1296"/>
+        <w:gridCol w:w="1584"/>
+        <w:gridCol w:w="3168"/>
+        <w:gridCol w:w="864"/>
       </w:tblGrid>
       <w:tr>
         <w:trPr>
@@ -3207,7 +3574,7 @@
         </w:trPr>
         <w:tc>
           <w:tcPr>
-            <w:tcW w:w="2016" w:type="dxa"/>
+            <w:tcW w:w="1872" w:type="dxa"/>
             <w:tcBorders>
               <w:top w:val="single" w:sz="4" w:space="0" w:color="B4B4B4"/>
               <w:left w:val="single" w:sz="4" w:space="0" w:color="B4B4B4"/>
@@ -3259,7 +3626,7 @@
         </w:tc>
         <w:tc>
           <w:tcPr>
-            <w:tcW w:w="1440" w:type="dxa"/>
+            <w:tcW w:w="1296" w:type="dxa"/>
             <w:tcBorders>
               <w:top w:val="single" w:sz="4" w:space="0" w:color="B4B4B4"/>
               <w:left w:val="single" w:sz="4" w:space="0" w:color="B4B4B4"/>
@@ -3285,7 +3652,7 @@
         </w:tc>
         <w:tc>
           <w:tcPr>
-            <w:tcW w:w="4320" w:type="dxa"/>
+            <w:tcW w:w="1584" w:type="dxa"/>
             <w:tcBorders>
               <w:top w:val="single" w:sz="4" w:space="0" w:color="B4B4B4"/>
               <w:left w:val="single" w:sz="4" w:space="0" w:color="B4B4B4"/>
@@ -3305,13 +3672,39 @@
                 <w:b/>
                 <w:sz w:val="19"/>
               </w:rPr>
+              <w:t>Thời gian Tuần 2</w:t>
+            </w:r>
+          </w:p>
+        </w:tc>
+        <w:tc>
+          <w:tcPr>
+            <w:tcW w:w="3168" w:type="dxa"/>
+            <w:tcBorders>
+              <w:top w:val="single" w:sz="4" w:space="0" w:color="B4B4B4"/>
+              <w:left w:val="single" w:sz="4" w:space="0" w:color="B4B4B4"/>
+              <w:bottom w:val="single" w:sz="4" w:space="0" w:color="B4B4B4"/>
+              <w:right w:val="single" w:sz="4" w:space="0" w:color="B4B4B4"/>
+            </w:tcBorders>
+            <w:shd w:val="clear" w:color="auto" w:fill="E7E7E7"/>
+            <w:vAlign w:val="center"/>
+          </w:tcPr>
+          <w:p>
+            <w:pPr>
+              <w:spacing w:before="60" w:after="60"/>
+              <w:jc w:val="center"/>
+            </w:pPr>
+            <w:r>
+              <w:rPr>
+                <w:b/>
+                <w:sz w:val="19"/>
+              </w:rPr>
               <w:t>Hạng mục phụ trách chính Tuần 2</w:t>
             </w:r>
           </w:p>
         </w:tc>
         <w:tc>
           <w:tcPr>
-            <w:tcW w:w="1008" w:type="dxa"/>
+            <w:tcW w:w="864" w:type="dxa"/>
             <w:tcBorders>
               <w:top w:val="single" w:sz="4" w:space="0" w:color="B4B4B4"/>
               <w:left w:val="single" w:sz="4" w:space="0" w:color="B4B4B4"/>
@@ -3342,7 +3735,7 @@
         </w:trPr>
         <w:tc>
           <w:tcPr>
-            <w:tcW w:w="2016" w:type="dxa"/>
+            <w:tcW w:w="1872" w:type="dxa"/>
             <w:tcBorders>
               <w:top w:val="single" w:sz="4" w:space="0" w:color="B4B4B4"/>
               <w:left w:val="single" w:sz="4" w:space="0" w:color="B4B4B4"/>
@@ -3388,7 +3781,7 @@
         </w:tc>
         <w:tc>
           <w:tcPr>
-            <w:tcW w:w="1440" w:type="dxa"/>
+            <w:tcW w:w="1296" w:type="dxa"/>
             <w:tcBorders>
               <w:top w:val="single" w:sz="4" w:space="0" w:color="B4B4B4"/>
               <w:left w:val="single" w:sz="4" w:space="0" w:color="B4B4B4"/>
@@ -3411,7 +3804,30 @@
         </w:tc>
         <w:tc>
           <w:tcPr>
-            <w:tcW w:w="4320" w:type="dxa"/>
+            <w:tcW w:w="1584" w:type="dxa"/>
+            <w:tcBorders>
+              <w:top w:val="single" w:sz="4" w:space="0" w:color="B4B4B4"/>
+              <w:left w:val="single" w:sz="4" w:space="0" w:color="B4B4B4"/>
+              <w:bottom w:val="single" w:sz="4" w:space="0" w:color="B4B4B4"/>
+              <w:right w:val="single" w:sz="4" w:space="0" w:color="B4B4B4"/>
+            </w:tcBorders>
+            <w:vAlign w:val="center"/>
+          </w:tcPr>
+          <w:p>
+            <w:pPr>
+              <w:spacing w:before="40" w:after="40"/>
+            </w:pPr>
+            <w:r>
+              <w:rPr>
+                <w:sz w:val="19"/>
+              </w:rPr>
+              <w:t>10.0 giờ (&gt;= 8h)</w:t>
+            </w:r>
+          </w:p>
+        </w:tc>
+        <w:tc>
+          <w:tcPr>
+            <w:tcW w:w="3168" w:type="dxa"/>
             <w:tcBorders>
               <w:top w:val="single" w:sz="4" w:space="0" w:color="B4B4B4"/>
               <w:left w:val="single" w:sz="4" w:space="0" w:color="B4B4B4"/>
@@ -3434,7 +3850,7 @@
         </w:tc>
         <w:tc>
           <w:tcPr>
-            <w:tcW w:w="1008" w:type="dxa"/>
+            <w:tcW w:w="864" w:type="dxa"/>
             <w:tcBorders>
               <w:top w:val="single" w:sz="4" w:space="0" w:color="B4B4B4"/>
               <w:left w:val="single" w:sz="4" w:space="0" w:color="B4B4B4"/>
@@ -3462,7 +3878,7 @@
         </w:trPr>
         <w:tc>
           <w:tcPr>
-            <w:tcW w:w="2016" w:type="dxa"/>
+            <w:tcW w:w="1872" w:type="dxa"/>
             <w:tcBorders>
               <w:top w:val="single" w:sz="4" w:space="0" w:color="B4B4B4"/>
               <w:left w:val="single" w:sz="4" w:space="0" w:color="B4B4B4"/>
@@ -3508,7 +3924,7 @@
         </w:tc>
         <w:tc>
           <w:tcPr>
-            <w:tcW w:w="1440" w:type="dxa"/>
+            <w:tcW w:w="1296" w:type="dxa"/>
             <w:tcBorders>
               <w:top w:val="single" w:sz="4" w:space="0" w:color="B4B4B4"/>
               <w:left w:val="single" w:sz="4" w:space="0" w:color="B4B4B4"/>
@@ -3531,7 +3947,30 @@
         </w:tc>
         <w:tc>
           <w:tcPr>
-            <w:tcW w:w="4320" w:type="dxa"/>
+            <w:tcW w:w="1584" w:type="dxa"/>
+            <w:tcBorders>
+              <w:top w:val="single" w:sz="4" w:space="0" w:color="B4B4B4"/>
+              <w:left w:val="single" w:sz="4" w:space="0" w:color="B4B4B4"/>
+              <w:bottom w:val="single" w:sz="4" w:space="0" w:color="B4B4B4"/>
+              <w:right w:val="single" w:sz="4" w:space="0" w:color="B4B4B4"/>
+            </w:tcBorders>
+            <w:vAlign w:val="center"/>
+          </w:tcPr>
+          <w:p>
+            <w:pPr>
+              <w:spacing w:before="40" w:after="40"/>
+            </w:pPr>
+            <w:r>
+              <w:rPr>
+                <w:sz w:val="19"/>
+              </w:rPr>
+              <w:t>9.5 giờ (&gt;= 8h)</w:t>
+            </w:r>
+          </w:p>
+        </w:tc>
+        <w:tc>
+          <w:tcPr>
+            <w:tcW w:w="3168" w:type="dxa"/>
             <w:tcBorders>
               <w:top w:val="single" w:sz="4" w:space="0" w:color="B4B4B4"/>
               <w:left w:val="single" w:sz="4" w:space="0" w:color="B4B4B4"/>
@@ -3554,7 +3993,7 @@
         </w:tc>
         <w:tc>
           <w:tcPr>
-            <w:tcW w:w="1008" w:type="dxa"/>
+            <w:tcW w:w="864" w:type="dxa"/>
             <w:tcBorders>
               <w:top w:val="single" w:sz="4" w:space="0" w:color="B4B4B4"/>
               <w:left w:val="single" w:sz="4" w:space="0" w:color="B4B4B4"/>
@@ -3593,7 +4032,8 @@
         <w:rPr>
           <w:i/>
         </w:rPr>
-        <w:t>Bảng 1.1: Bảng phân công nhiệm vụ và trách nhiệm thành viên Nhóm 05</w:t>
+        <w:lastRenderedPageBreak/>
+        <w:t>Bảng 1.1: Bảng phân công nhiệm vụ, định mức giờ và trách nhiệm thành viên Nhóm 05</w:t>
       </w:r>
     </w:p>
     <w:p>
@@ -3601,7 +4041,7 @@
         <w:pStyle w:val="Heading2"/>
         <w:spacing w:before="180" w:after="80"/>
       </w:pPr>
-      <w:bookmarkStart w:id="3" w:name="_Toc242798208"/>
+      <w:bookmarkStart w:id="3" w:name="_Toc242803916"/>
       <w:r>
         <w:t>1.3 Kiến trúc Serverless Event-Driven tổng thể</w:t>
       </w:r>
@@ -3658,7 +4098,6 @@
         <w:rPr>
           <w:b/>
         </w:rPr>
-        <w:lastRenderedPageBreak/>
         <w:t xml:space="preserve">•  </w:t>
       </w:r>
       <w:r>
@@ -3757,7 +4196,7 @@
         </w:rPr>
         <w:lastRenderedPageBreak/>
         <w:drawing>
-          <wp:inline distT="0" distB="0" distL="0" distR="0" wp14:anchorId="42A5052F" wp14:editId="4FC4B264">
+          <wp:inline distT="0" distB="0" distL="0" distR="0" wp14:anchorId="5A4B2116" wp14:editId="0F412DA0">
             <wp:extent cx="5669280" cy="5291328"/>
             <wp:effectExtent l="0" t="0" r="0" b="0"/>
             <wp:docPr id="2" name="Picture 2"/>
@@ -3812,7 +4251,7 @@
         <w:pStyle w:val="Heading2"/>
         <w:spacing w:before="180" w:after="80"/>
       </w:pPr>
-      <w:bookmarkStart w:id="4" w:name="_Toc242798209"/>
+      <w:bookmarkStart w:id="4" w:name="_Toc242803917"/>
       <w:r>
         <w:t>1.4 Danh mục dịch vụ AWS Learner Lab &amp; Cấu hình môi trường</w:t>
       </w:r>
@@ -4753,7 +5192,7 @@
         <w:pageBreakBefore/>
         <w:spacing w:before="240" w:after="120"/>
       </w:pPr>
-      <w:bookmarkStart w:id="5" w:name="_Toc242798210"/>
+      <w:bookmarkStart w:id="5" w:name="_Toc242803918"/>
       <w:r>
         <w:lastRenderedPageBreak/>
         <w:t>Chương 2: Thiết kế &amp; Lập trình Hàm AWS Lambda Thu thập Dữ liệu</w:t>
@@ -4765,7 +5204,7 @@
         <w:pStyle w:val="Heading2"/>
         <w:spacing w:before="180" w:after="80"/>
       </w:pPr>
-      <w:bookmarkStart w:id="6" w:name="_Toc242798211"/>
+      <w:bookmarkStart w:id="6" w:name="_Toc242803919"/>
       <w:r>
         <w:t>2.1 Cấu trúc mã nguồn Lambda (lambda_function.py)</w:t>
       </w:r>
@@ -4785,7 +5224,7 @@
         <w:pStyle w:val="Heading2"/>
         <w:spacing w:before="180" w:after="80"/>
       </w:pPr>
-      <w:bookmarkStart w:id="7" w:name="_Toc242798212"/>
+      <w:bookmarkStart w:id="7" w:name="_Toc242803920"/>
       <w:r>
         <w:t>2.2 Tích hợp an toàn bảo mật AWS Secrets Manager &amp; Fallback nội bộ</w:t>
       </w:r>
@@ -4954,7 +5393,7 @@
         <w:pStyle w:val="Heading2"/>
         <w:spacing w:before="180" w:after="80"/>
       </w:pPr>
-      <w:bookmarkStart w:id="8" w:name="_Toc242798213"/>
+      <w:bookmarkStart w:id="8" w:name="_Toc242803921"/>
       <w:r>
         <w:t>2.3 Giao thức gọi Open-Meteo REST API &amp; Chuẩn hóa 23 trường dữ liệu</w:t>
       </w:r>
@@ -7915,7 +8354,7 @@
         <w:pStyle w:val="Heading2"/>
         <w:spacing w:before="180" w:after="80"/>
       </w:pPr>
-      <w:bookmarkStart w:id="9" w:name="_Toc242798214"/>
+      <w:bookmarkStart w:id="9" w:name="_Toc242803922"/>
       <w:r>
         <w:t>2.4 Thuật toán phân loại chất lượng không khí US EPA AQI</w:t>
       </w:r>
@@ -8825,7 +9264,7 @@
         <w:pStyle w:val="Heading2"/>
         <w:spacing w:before="180" w:after="80"/>
       </w:pPr>
-      <w:bookmarkStart w:id="10" w:name="_Toc242798215"/>
+      <w:bookmarkStart w:id="10" w:name="_Toc242803923"/>
       <w:r>
         <w:t>2.5 Cơ chế lưu trữ phân vùng Hive-style trên Amazon S3 Data Lake</w:t>
       </w:r>
@@ -8909,7 +9348,7 @@
         </w:rPr>
         <w:lastRenderedPageBreak/>
         <w:drawing>
-          <wp:inline distT="0" distB="0" distL="0" distR="0" wp14:anchorId="47FC89C2" wp14:editId="3E3DB2BD">
+          <wp:inline distT="0" distB="0" distL="0" distR="0" wp14:anchorId="5280046D" wp14:editId="1436B75F">
             <wp:extent cx="5669280" cy="3188970"/>
             <wp:effectExtent l="0" t="0" r="0" b="0"/>
             <wp:docPr id="3" name="Picture 3"/>
@@ -8964,7 +9403,7 @@
         <w:pStyle w:val="Heading2"/>
         <w:spacing w:before="180" w:after="80"/>
       </w:pPr>
-      <w:bookmarkStart w:id="11" w:name="_Toc242798216"/>
+      <w:bookmarkStart w:id="11" w:name="_Toc242803924"/>
       <w:r>
         <w:t>2.6 Cơ chế xử lý Realtime định kỳ vs Backfill 48 giờ lịch sử</w:t>
       </w:r>
@@ -9026,7 +9465,7 @@
         <w:pageBreakBefore/>
         <w:spacing w:before="240" w:after="120"/>
       </w:pPr>
-      <w:bookmarkStart w:id="12" w:name="_Toc242798217"/>
+      <w:bookmarkStart w:id="12" w:name="_Toc242803925"/>
       <w:r>
         <w:lastRenderedPageBreak/>
         <w:t>Chương 3: Tự động hóa Lịch biểu EventBridge &amp; Cảnh báo Ô nhiễm Amazon SNS</w:t>
@@ -9038,7 +9477,7 @@
         <w:pStyle w:val="Heading2"/>
         <w:spacing w:before="180" w:after="80"/>
       </w:pPr>
-      <w:bookmarkStart w:id="13" w:name="_Toc242798218"/>
+      <w:bookmarkStart w:id="13" w:name="_Toc242803926"/>
       <w:r>
         <w:t>3.1 Cấu hình Amazon EventBridge Rule (WeatherCollectionHourlyRule)</w:t>
       </w:r>
@@ -9146,7 +9585,7 @@
         <w:pStyle w:val="Heading2"/>
         <w:spacing w:before="180" w:after="80"/>
       </w:pPr>
-      <w:bookmarkStart w:id="14" w:name="_Toc242798219"/>
+      <w:bookmarkStart w:id="14" w:name="_Toc242803927"/>
       <w:r>
         <w:t>3.2 Phân quyền IAM &amp; EventBridge Resource-based Policy</w:t>
       </w:r>
@@ -9251,7 +9690,7 @@
         <w:pStyle w:val="Heading2"/>
         <w:spacing w:before="180" w:after="80"/>
       </w:pPr>
-      <w:bookmarkStart w:id="15" w:name="_Toc242798220"/>
+      <w:bookmarkStart w:id="15" w:name="_Toc242803928"/>
       <w:r>
         <w:t>3.3 Thiết lập Amazon SNS Alert Topic &amp; Đăng ký email sinh viên</w:t>
       </w:r>
@@ -9348,7 +9787,7 @@
         <w:pStyle w:val="Heading2"/>
         <w:spacing w:before="180" w:after="80"/>
       </w:pPr>
-      <w:bookmarkStart w:id="16" w:name="_Toc242798221"/>
+      <w:bookmarkStart w:id="16" w:name="_Toc242803929"/>
       <w:r>
         <w:t>3.4 Logic kích hoạt cảnh báo ô nhiễm &amp; Định dạng thông báo email</w:t>
       </w:r>
@@ -9574,7 +10013,7 @@
         <w:pageBreakBefore/>
         <w:spacing w:before="240" w:after="120"/>
       </w:pPr>
-      <w:bookmarkStart w:id="17" w:name="_Toc242798222"/>
+      <w:bookmarkStart w:id="17" w:name="_Toc242803930"/>
       <w:r>
         <w:lastRenderedPageBreak/>
         <w:t>Chương 4: Xây dựng Lược đồ Bảng Ngoại Amazon Athena &amp; Phân vùng Dữ liệu</w:t>
@@ -9586,7 +10025,7 @@
         <w:pStyle w:val="Heading2"/>
         <w:spacing w:before="180" w:after="80"/>
       </w:pPr>
-      <w:bookmarkStart w:id="18" w:name="_Toc242798223"/>
+      <w:bookmarkStart w:id="18" w:name="_Toc242803931"/>
       <w:r>
         <w:t>4.1 Khởi tạo Database &amp; Bảng ngoại với OpenX JSON SerDe</w:t>
       </w:r>
@@ -9782,7 +10221,7 @@
         <w:pStyle w:val="Heading2"/>
         <w:spacing w:before="180" w:after="80"/>
       </w:pPr>
-      <w:bookmarkStart w:id="19" w:name="_Toc242798224"/>
+      <w:bookmarkStart w:id="19" w:name="_Toc242803932"/>
       <w:r>
         <w:t>4.2 Khởi tạo View vietnam_weather_aqi</w:t>
       </w:r>
@@ -9909,7 +10348,7 @@
         <w:pStyle w:val="Heading2"/>
         <w:spacing w:before="180" w:after="80"/>
       </w:pPr>
-      <w:bookmarkStart w:id="20" w:name="_Toc242798225"/>
+      <w:bookmarkStart w:id="20" w:name="_Toc242803933"/>
       <w:r>
         <w:t>4.3 Kỹ thuật nạp phân vùng dữ liệu qua lệnh MSCK REPAIR TABLE</w:t>
       </w:r>
@@ -9929,7 +10368,7 @@
         <w:pStyle w:val="Heading2"/>
         <w:spacing w:before="180" w:after="80"/>
       </w:pPr>
-      <w:bookmarkStart w:id="21" w:name="_Toc242798226"/>
+      <w:bookmarkStart w:id="21" w:name="_Toc242803934"/>
       <w:r>
         <w:lastRenderedPageBreak/>
         <w:t>4.4 5 câu truy vấn SQL phân tích dữ liệu chuyên sâu &amp; Kết quả thực nghiệm</w:t>
@@ -10975,7 +11414,7 @@
           <w:noProof/>
         </w:rPr>
         <w:drawing>
-          <wp:inline distT="0" distB="0" distL="0" distR="0" wp14:anchorId="5FFEDFA4" wp14:editId="4FD66E65">
+          <wp:inline distT="0" distB="0" distL="0" distR="0" wp14:anchorId="12256EF6" wp14:editId="411E96BA">
             <wp:extent cx="5669280" cy="3313499"/>
             <wp:effectExtent l="0" t="0" r="0" b="0"/>
             <wp:docPr id="4" name="Picture 4"/>
@@ -11141,7 +11580,7 @@
           <w:noProof/>
         </w:rPr>
         <w:drawing>
-          <wp:inline distT="0" distB="0" distL="0" distR="0" wp14:anchorId="7055EE08" wp14:editId="2B99A4D7">
+          <wp:inline distT="0" distB="0" distL="0" distR="0" wp14:anchorId="4D8942B9" wp14:editId="25D1954A">
             <wp:extent cx="5669280" cy="3316900"/>
             <wp:effectExtent l="0" t="0" r="0" b="0"/>
             <wp:docPr id="5" name="Picture 5"/>
@@ -11197,10 +11636,7 @@
         <w:spacing w:before="40" w:after="80" w:line="276" w:lineRule="auto"/>
       </w:pPr>
       <w:r>
-        <w:t>Nhận xét chuyên môn: Chỉ số US AQI và PM2.5 đạt đỉnh trong khoảng thời gian từ 10:00 đến 15:00 UTC (tương ứng 17:00 đến 22:00 giờ Việt Nam), đỉnh AQI đạt 103.8 (18h VN) và PM2.5 đạt 27.98 µg/m³ (22h VN). Đây là khung giờ cao điểm tan tầm với mật độ phương tiện giao thông và hoạt động dịch vụ buổi tối đạt mức cực đại. Ngược lại, vào khoảng 02:00 đến 06:00 UTC (09:00 đến 13:00 VN), nồng độ bụi giảm xuống mức thấp nhất (~20.22 µg/m³) nhờ bức xạ mặt trời tạo các dòng đối lưu nhiệt khuếch tán bụi lên tầng khí qu</w:t>
-      </w:r>
-      <w:r>
-        <w:t>yển cao.</w:t>
+        <w:t>Nhận xét chuyên môn: Chỉ số US AQI và PM2.5 đạt đỉnh trong khoảng thời gian từ 10:00 đến 15:00 UTC (tương ứng 17:00 đến 22:00 giờ Việt Nam), đỉnh AQI đạt 103.8 (18h VN) và PM2.5 đạt 27.98 µg/m³ (22h VN). Đây là khung giờ cao điểm tan tầm với mật độ phương tiện giao thông và hoạt động dịch vụ buổi tối đạt mức cực đại. Ngược lại, vào khoảng 02:00 đến 06:00 UTC (09:00 đến 13:00 VN), nồng độ bụi giảm xuống mức thấp nhất (~20.22 µg/m³) nhờ bức xạ mặt trời tạo các dòng đối lưu nhiệt khuếch tán bụi lên tầng khí quyển cao.</w:t>
       </w:r>
     </w:p>
     <w:p>
@@ -12407,7 +12843,7 @@
           <w:noProof/>
         </w:rPr>
         <w:drawing>
-          <wp:inline distT="0" distB="0" distL="0" distR="0" wp14:anchorId="4055905E" wp14:editId="2D902BD5">
+          <wp:inline distT="0" distB="0" distL="0" distR="0" wp14:anchorId="745908CD" wp14:editId="16B3A746">
             <wp:extent cx="5669280" cy="3313499"/>
             <wp:effectExtent l="0" t="0" r="0" b="0"/>
             <wp:docPr id="6" name="Picture 6"/>
@@ -13015,7 +13451,7 @@
           <w:noProof/>
         </w:rPr>
         <w:drawing>
-          <wp:inline distT="0" distB="0" distL="0" distR="0" wp14:anchorId="0EEE6160" wp14:editId="6A1A4EED">
+          <wp:inline distT="0" distB="0" distL="0" distR="0" wp14:anchorId="0524D338" wp14:editId="70C7B3F4">
             <wp:extent cx="5669280" cy="3322868"/>
             <wp:effectExtent l="0" t="0" r="0" b="0"/>
             <wp:docPr id="7" name="Picture 7"/>
@@ -13098,7 +13534,7 @@
         <w:pStyle w:val="Heading2"/>
         <w:spacing w:before="180" w:after="80"/>
       </w:pPr>
-      <w:bookmarkStart w:id="22" w:name="_Toc242798227"/>
+      <w:bookmarkStart w:id="22" w:name="_Toc242803935"/>
       <w:r>
         <w:t>4.5 Đánh giá hiệu năng thực thi và tối ưu hóa chi phí quét dữ liệu Athena</w:t>
       </w:r>
@@ -13894,7 +14330,7 @@
           <w:noProof/>
         </w:rPr>
         <w:drawing>
-          <wp:inline distT="0" distB="0" distL="0" distR="0" wp14:anchorId="0E52DD00" wp14:editId="1BF508FE">
+          <wp:inline distT="0" distB="0" distL="0" distR="0" wp14:anchorId="384F82B7" wp14:editId="5D566FAF">
             <wp:extent cx="5669280" cy="3313499"/>
             <wp:effectExtent l="0" t="0" r="0" b="0"/>
             <wp:docPr id="8" name="Picture 8"/>
@@ -13959,7 +14395,7 @@
         <w:pageBreakBefore/>
         <w:spacing w:before="240" w:after="120"/>
       </w:pPr>
-      <w:bookmarkStart w:id="23" w:name="_Toc242798228"/>
+      <w:bookmarkStart w:id="23" w:name="_Toc242803936"/>
       <w:r>
         <w:lastRenderedPageBreak/>
         <w:t>Chương 5: Kết quả Thực nghiệm Ban đầu &amp; Bộ Kiểm thử Đơn vị Tự động</w:t>
@@ -13971,7 +14407,7 @@
         <w:pStyle w:val="Heading2"/>
         <w:spacing w:before="180" w:after="80"/>
       </w:pPr>
-      <w:bookmarkStart w:id="24" w:name="_Toc242798229"/>
+      <w:bookmarkStart w:id="24" w:name="_Toc242803937"/>
       <w:r>
         <w:t>5.1 Khảo sát tập dữ liệu mẫu 156 bản ghi thu thập thực tế</w:t>
       </w:r>
@@ -13991,7 +14427,7 @@
         <w:pStyle w:val="Heading2"/>
         <w:spacing w:before="180" w:after="80"/>
       </w:pPr>
-      <w:bookmarkStart w:id="25" w:name="_Toc242798230"/>
+      <w:bookmarkStart w:id="25" w:name="_Toc242803938"/>
       <w:r>
         <w:t>5.2 Bộ 28 ca kiểm thử đơn vị tự động đạt 100% PASS</w:t>
       </w:r>
@@ -14549,7 +14985,7 @@
           <w:noProof/>
         </w:rPr>
         <w:drawing>
-          <wp:inline distT="0" distB="0" distL="0" distR="0" wp14:anchorId="2266B066" wp14:editId="5889EE67">
+          <wp:inline distT="0" distB="0" distL="0" distR="0" wp14:anchorId="5807782C" wp14:editId="319A0388">
             <wp:extent cx="5669280" cy="3412344"/>
             <wp:effectExtent l="0" t="0" r="0" b="0"/>
             <wp:docPr id="9" name="Picture 9"/>
@@ -14604,7 +15040,7 @@
         <w:pStyle w:val="Heading2"/>
         <w:spacing w:before="180" w:after="80"/>
       </w:pPr>
-      <w:bookmarkStart w:id="26" w:name="_Toc242798231"/>
+      <w:bookmarkStart w:id="26" w:name="_Toc242803939"/>
       <w:r>
         <w:t>5.3 Ba trụ柱 kháng lỗi (Fault Tolerance) của hệ thống</w:t>
       </w:r>
@@ -14672,7 +15108,7 @@
         <w:pStyle w:val="Heading2"/>
         <w:spacing w:before="180" w:after="80"/>
       </w:pPr>
-      <w:bookmarkStart w:id="27" w:name="_Toc242798232"/>
+      <w:bookmarkStart w:id="27" w:name="_Toc242803940"/>
       <w:r>
         <w:t>5.4 Giám sát vận hành trên Amazon CloudWatch</w:t>
       </w:r>
@@ -14731,7 +15167,7 @@
           <w:noProof/>
         </w:rPr>
         <w:drawing>
-          <wp:inline distT="0" distB="0" distL="0" distR="0" wp14:anchorId="3E8BCBD8" wp14:editId="141802ED">
+          <wp:inline distT="0" distB="0" distL="0" distR="0" wp14:anchorId="7C86402F" wp14:editId="45594BBA">
             <wp:extent cx="5669280" cy="3321161"/>
             <wp:effectExtent l="0" t="0" r="0" b="0"/>
             <wp:docPr id="10" name="Picture 10"/>
@@ -14787,7 +15223,7 @@
         <w:pageBreakBefore/>
         <w:spacing w:before="240" w:after="120"/>
       </w:pPr>
-      <w:bookmarkStart w:id="28" w:name="_Toc242798233"/>
+      <w:bookmarkStart w:id="28" w:name="_Toc242803941"/>
       <w:r>
         <w:lastRenderedPageBreak/>
         <w:t>Chương 6: Hạch toán Chi phí AWS, Đánh giá Hoàn thành &amp; Kế hoạch Tuần 3</w:t>
@@ -14799,7 +15235,7 @@
         <w:pStyle w:val="Heading2"/>
         <w:spacing w:before="180" w:after="80"/>
       </w:pPr>
-      <w:bookmarkStart w:id="29" w:name="_Toc242798234"/>
+      <w:bookmarkStart w:id="29" w:name="_Toc242803942"/>
       <w:r>
         <w:t>6.1 Hạch toán chi phí tài nguyên AWS Learner Lab ($100 Budget)</w:t>
       </w:r>
@@ -16076,7 +16512,7 @@
           <w:noProof/>
         </w:rPr>
         <w:drawing>
-          <wp:inline distT="0" distB="0" distL="0" distR="0" wp14:anchorId="7834EF53" wp14:editId="21CE29F5">
+          <wp:inline distT="0" distB="0" distL="0" distR="0" wp14:anchorId="0DBAF3C4" wp14:editId="58266DD5">
             <wp:extent cx="5669280" cy="3313499"/>
             <wp:effectExtent l="0" t="0" r="0" b="0"/>
             <wp:docPr id="11" name="Picture 11"/>
@@ -16140,7 +16576,7 @@
         <w:pStyle w:val="Heading2"/>
         <w:spacing w:before="180" w:after="80"/>
       </w:pPr>
-      <w:bookmarkStart w:id="30" w:name="_Toc242798235"/>
+      <w:bookmarkStart w:id="30" w:name="_Toc242803943"/>
       <w:r>
         <w:t>6.2 Bảng điều khiển phân tích điều hành tổng quan (Executive Dashboard)</w:t>
       </w:r>
@@ -16167,7 +16603,7 @@
         </w:rPr>
         <w:lastRenderedPageBreak/>
         <w:drawing>
-          <wp:inline distT="0" distB="0" distL="0" distR="0" wp14:anchorId="7D2C5792" wp14:editId="29286564">
+          <wp:inline distT="0" distB="0" distL="0" distR="0" wp14:anchorId="55507718" wp14:editId="0AF5B115">
             <wp:extent cx="5669280" cy="3188970"/>
             <wp:effectExtent l="0" t="0" r="0" b="0"/>
             <wp:docPr id="12" name="Picture 12"/>
@@ -16222,7 +16658,7 @@
         <w:pStyle w:val="Heading2"/>
         <w:spacing w:before="180" w:after="80"/>
       </w:pPr>
-      <w:bookmarkStart w:id="31" w:name="_Toc242798236"/>
+      <w:bookmarkStart w:id="31" w:name="_Toc242803944"/>
       <w:r>
         <w:t>6.3 Cơ chế dọn dẹp và thu hồi tài nguyên tự động (cleanup_all.ps1)</w:t>
       </w:r>
@@ -16292,7 +16728,7 @@
         <w:pStyle w:val="Heading2"/>
         <w:spacing w:before="180" w:after="80"/>
       </w:pPr>
-      <w:bookmarkStart w:id="32" w:name="_Toc242798237"/>
+      <w:bookmarkStart w:id="32" w:name="_Toc242803945"/>
       <w:r>
         <w:t>6.4 Đánh giá mức độ hoàn thành nhiệm vụ Tuần 2 theo đề cương môn học</w:t>
       </w:r>
@@ -17135,7 +17571,7 @@
         <w:pStyle w:val="Heading2"/>
         <w:spacing w:before="180" w:after="80"/>
       </w:pPr>
-      <w:bookmarkStart w:id="33" w:name="_Toc242798238"/>
+      <w:bookmarkStart w:id="33" w:name="_Toc242803946"/>
       <w:r>
         <w:t>6.5 Kế hoạch chuyển tiếp và mục tiêu Tuần 3</w:t>
       </w:r>
@@ -17212,6 +17648,2766 @@
       </w:r>
       <w:r>
         <w:t>Hoàn thiện hồ sơ nghiệm thu cuối kỳ: Tổng hợp báo cáo tổng kết toàn diện, video demo vận hành hệ thống và chuẩn bị slide bảo vệ trước hội đồng học phần.</w:t>
+      </w:r>
+    </w:p>
+    <w:p>
+      <w:pPr>
+        <w:pStyle w:val="Heading1"/>
+        <w:pageBreakBefore/>
+        <w:spacing w:before="240" w:after="120"/>
+      </w:pPr>
+      <w:bookmarkStart w:id="34" w:name="_Toc242803947"/>
+      <w:r>
+        <w:lastRenderedPageBreak/>
+        <w:t>Chương 7: Nhật ký Công việc Chi tiết (Worklog) &amp; Minh bạch Hỗ trợ AI</w:t>
+      </w:r>
+      <w:bookmarkEnd w:id="34"/>
+    </w:p>
+    <w:p>
+      <w:pPr>
+        <w:pStyle w:val="Heading2"/>
+        <w:spacing w:before="180" w:after="80"/>
+      </w:pPr>
+      <w:bookmarkStart w:id="35" w:name="_Toc242803948"/>
+      <w:r>
+        <w:t>7.1 Bảng tổng kết thời gian làm việc Tuần 2 (Cam kết định mức &gt;= 8 giờ/tuần/SV)</w:t>
+      </w:r>
+      <w:bookmarkEnd w:id="35"/>
+    </w:p>
+    <w:p>
+      <w:pPr>
+        <w:pStyle w:val="BodyText"/>
+        <w:spacing w:before="40" w:after="80" w:line="276" w:lineRule="auto"/>
+      </w:pPr>
+      <w:r>
+        <w:t>Tuân thủ nghiêm túc đề cương học phần và quy chế thực hiện đồ án của GVHD ThS. Huỳnh Xuân Phụng: Mỗi sinh viên dành tối thiểu 8 giờ/tuần cho đồ án (tương đương tối thiểu 16 giờ/tuần đối với nhóm 2 sinh viên). Nhóm 05 đã hoàn thành vượt định mức yêu cầu với tổng cộng 19.5 giờ làm việc thực tế trong Tuần 2:</w:t>
+      </w:r>
+    </w:p>
+    <w:tbl>
+      <w:tblPr>
+        <w:tblStyle w:val="TableGrid"/>
+        <w:tblW w:w="0" w:type="auto"/>
+        <w:tblLayout w:type="fixed"/>
+        <w:tblLook w:val="04A0" w:firstRow="1" w:lastRow="0" w:firstColumn="1" w:lastColumn="0" w:noHBand="0" w:noVBand="1"/>
+      </w:tblPr>
+      <w:tblGrid>
+        <w:gridCol w:w="1584"/>
+        <w:gridCol w:w="3600"/>
+        <w:gridCol w:w="1728"/>
+        <w:gridCol w:w="1728"/>
+        <w:gridCol w:w="1584"/>
+        <w:gridCol w:w="1872"/>
+      </w:tblGrid>
+      <w:tr>
+        <w:trPr>
+          <w:cantSplit/>
+          <w:tblHeader/>
+        </w:trPr>
+        <w:tc>
+          <w:tcPr>
+            <w:tcW w:w="1584" w:type="dxa"/>
+            <w:tcBorders>
+              <w:top w:val="single" w:sz="4" w:space="0" w:color="B4B4B4"/>
+              <w:left w:val="single" w:sz="4" w:space="0" w:color="B4B4B4"/>
+              <w:bottom w:val="single" w:sz="4" w:space="0" w:color="B4B4B4"/>
+              <w:right w:val="single" w:sz="4" w:space="0" w:color="B4B4B4"/>
+            </w:tcBorders>
+            <w:shd w:val="clear" w:color="auto" w:fill="E7E7E7"/>
+            <w:vAlign w:val="center"/>
+          </w:tcPr>
+          <w:p>
+            <w:pPr>
+              <w:spacing w:before="60" w:after="60"/>
+              <w:jc w:val="center"/>
+            </w:pPr>
+            <w:r>
+              <w:rPr>
+                <w:b/>
+                <w:sz w:val="19"/>
+              </w:rPr>
+              <w:t>Tuần thực hiện</w:t>
+            </w:r>
+          </w:p>
+        </w:tc>
+        <w:tc>
+          <w:tcPr>
+            <w:tcW w:w="3600" w:type="dxa"/>
+            <w:tcBorders>
+              <w:top w:val="single" w:sz="4" w:space="0" w:color="B4B4B4"/>
+              <w:left w:val="single" w:sz="4" w:space="0" w:color="B4B4B4"/>
+              <w:bottom w:val="single" w:sz="4" w:space="0" w:color="B4B4B4"/>
+              <w:right w:val="single" w:sz="4" w:space="0" w:color="B4B4B4"/>
+            </w:tcBorders>
+            <w:shd w:val="clear" w:color="auto" w:fill="E7E7E7"/>
+            <w:vAlign w:val="center"/>
+          </w:tcPr>
+          <w:p>
+            <w:pPr>
+              <w:spacing w:before="60" w:after="60"/>
+              <w:jc w:val="center"/>
+            </w:pPr>
+            <w:r>
+              <w:rPr>
+                <w:b/>
+                <w:sz w:val="19"/>
+              </w:rPr>
+              <w:t>Nội dung &amp; Mục tiêu theo đề cương</w:t>
+            </w:r>
+          </w:p>
+        </w:tc>
+        <w:tc>
+          <w:tcPr>
+            <w:tcW w:w="1728" w:type="dxa"/>
+            <w:tcBorders>
+              <w:top w:val="single" w:sz="4" w:space="0" w:color="B4B4B4"/>
+              <w:left w:val="single" w:sz="4" w:space="0" w:color="B4B4B4"/>
+              <w:bottom w:val="single" w:sz="4" w:space="0" w:color="B4B4B4"/>
+              <w:right w:val="single" w:sz="4" w:space="0" w:color="B4B4B4"/>
+            </w:tcBorders>
+            <w:shd w:val="clear" w:color="auto" w:fill="E7E7E7"/>
+            <w:vAlign w:val="center"/>
+          </w:tcPr>
+          <w:p>
+            <w:pPr>
+              <w:spacing w:before="60" w:after="60"/>
+              <w:jc w:val="center"/>
+            </w:pPr>
+            <w:r>
+              <w:rPr>
+                <w:b/>
+                <w:sz w:val="19"/>
+              </w:rPr>
+              <w:t>Giờ SV1 (Sơn - 24110054)</w:t>
+            </w:r>
+          </w:p>
+        </w:tc>
+        <w:tc>
+          <w:tcPr>
+            <w:tcW w:w="1728" w:type="dxa"/>
+            <w:tcBorders>
+              <w:top w:val="single" w:sz="4" w:space="0" w:color="B4B4B4"/>
+              <w:left w:val="single" w:sz="4" w:space="0" w:color="B4B4B4"/>
+              <w:bottom w:val="single" w:sz="4" w:space="0" w:color="B4B4B4"/>
+              <w:right w:val="single" w:sz="4" w:space="0" w:color="B4B4B4"/>
+            </w:tcBorders>
+            <w:shd w:val="clear" w:color="auto" w:fill="E7E7E7"/>
+            <w:vAlign w:val="center"/>
+          </w:tcPr>
+          <w:p>
+            <w:pPr>
+              <w:spacing w:before="60" w:after="60"/>
+              <w:jc w:val="center"/>
+            </w:pPr>
+            <w:r>
+              <w:rPr>
+                <w:b/>
+                <w:sz w:val="19"/>
+              </w:rPr>
+              <w:t>Giờ SV2 (Quyên - 24110051)</w:t>
+            </w:r>
+          </w:p>
+        </w:tc>
+        <w:tc>
+          <w:tcPr>
+            <w:tcW w:w="1584" w:type="dxa"/>
+            <w:tcBorders>
+              <w:top w:val="single" w:sz="4" w:space="0" w:color="B4B4B4"/>
+              <w:left w:val="single" w:sz="4" w:space="0" w:color="B4B4B4"/>
+              <w:bottom w:val="single" w:sz="4" w:space="0" w:color="B4B4B4"/>
+              <w:right w:val="single" w:sz="4" w:space="0" w:color="B4B4B4"/>
+            </w:tcBorders>
+            <w:shd w:val="clear" w:color="auto" w:fill="E7E7E7"/>
+            <w:vAlign w:val="center"/>
+          </w:tcPr>
+          <w:p>
+            <w:pPr>
+              <w:spacing w:before="60" w:after="60"/>
+              <w:jc w:val="center"/>
+            </w:pPr>
+            <w:r>
+              <w:rPr>
+                <w:b/>
+                <w:sz w:val="19"/>
+              </w:rPr>
+              <w:t>Tổng giờ nhóm</w:t>
+            </w:r>
+          </w:p>
+        </w:tc>
+        <w:tc>
+          <w:tcPr>
+            <w:tcW w:w="1872" w:type="dxa"/>
+            <w:tcBorders>
+              <w:top w:val="single" w:sz="4" w:space="0" w:color="B4B4B4"/>
+              <w:left w:val="single" w:sz="4" w:space="0" w:color="B4B4B4"/>
+              <w:bottom w:val="single" w:sz="4" w:space="0" w:color="B4B4B4"/>
+              <w:right w:val="single" w:sz="4" w:space="0" w:color="B4B4B4"/>
+            </w:tcBorders>
+            <w:shd w:val="clear" w:color="auto" w:fill="E7E7E7"/>
+            <w:vAlign w:val="center"/>
+          </w:tcPr>
+          <w:p>
+            <w:pPr>
+              <w:spacing w:before="60" w:after="60"/>
+              <w:jc w:val="center"/>
+            </w:pPr>
+            <w:r>
+              <w:rPr>
+                <w:b/>
+                <w:sz w:val="19"/>
+              </w:rPr>
+              <w:t>Đánh giá định mức</w:t>
+            </w:r>
+          </w:p>
+        </w:tc>
+      </w:tr>
+      <w:tr>
+        <w:trPr>
+          <w:cantSplit/>
+        </w:trPr>
+        <w:tc>
+          <w:tcPr>
+            <w:tcW w:w="1584" w:type="dxa"/>
+            <w:tcBorders>
+              <w:top w:val="single" w:sz="4" w:space="0" w:color="B4B4B4"/>
+              <w:left w:val="single" w:sz="4" w:space="0" w:color="B4B4B4"/>
+              <w:bottom w:val="single" w:sz="4" w:space="0" w:color="B4B4B4"/>
+              <w:right w:val="single" w:sz="4" w:space="0" w:color="B4B4B4"/>
+            </w:tcBorders>
+            <w:vAlign w:val="center"/>
+          </w:tcPr>
+          <w:p>
+            <w:pPr>
+              <w:spacing w:before="40" w:after="40"/>
+            </w:pPr>
+            <w:r>
+              <w:rPr>
+                <w:sz w:val="19"/>
+              </w:rPr>
+              <w:t>Tuần 1</w:t>
+            </w:r>
+          </w:p>
+        </w:tc>
+        <w:tc>
+          <w:tcPr>
+            <w:tcW w:w="3600" w:type="dxa"/>
+            <w:tcBorders>
+              <w:top w:val="single" w:sz="4" w:space="0" w:color="B4B4B4"/>
+              <w:left w:val="single" w:sz="4" w:space="0" w:color="B4B4B4"/>
+              <w:bottom w:val="single" w:sz="4" w:space="0" w:color="B4B4B4"/>
+              <w:right w:val="single" w:sz="4" w:space="0" w:color="B4B4B4"/>
+            </w:tcBorders>
+            <w:vAlign w:val="center"/>
+          </w:tcPr>
+          <w:p>
+            <w:pPr>
+              <w:spacing w:before="40" w:after="40"/>
+            </w:pPr>
+            <w:r>
+              <w:rPr>
+                <w:sz w:val="19"/>
+              </w:rPr>
+              <w:t>Tìm hiểu dịch vụ, thiết kế kiến trúc, dựng nền tảng S3 &amp; Secrets Manager, gắn tag</w:t>
+            </w:r>
+          </w:p>
+        </w:tc>
+        <w:tc>
+          <w:tcPr>
+            <w:tcW w:w="1728" w:type="dxa"/>
+            <w:tcBorders>
+              <w:top w:val="single" w:sz="4" w:space="0" w:color="B4B4B4"/>
+              <w:left w:val="single" w:sz="4" w:space="0" w:color="B4B4B4"/>
+              <w:bottom w:val="single" w:sz="4" w:space="0" w:color="B4B4B4"/>
+              <w:right w:val="single" w:sz="4" w:space="0" w:color="B4B4B4"/>
+            </w:tcBorders>
+            <w:vAlign w:val="center"/>
+          </w:tcPr>
+          <w:p>
+            <w:pPr>
+              <w:spacing w:before="40" w:after="40"/>
+            </w:pPr>
+            <w:r>
+              <w:rPr>
+                <w:sz w:val="19"/>
+              </w:rPr>
+              <w:t>9.5 giờ</w:t>
+            </w:r>
+          </w:p>
+        </w:tc>
+        <w:tc>
+          <w:tcPr>
+            <w:tcW w:w="1728" w:type="dxa"/>
+            <w:tcBorders>
+              <w:top w:val="single" w:sz="4" w:space="0" w:color="B4B4B4"/>
+              <w:left w:val="single" w:sz="4" w:space="0" w:color="B4B4B4"/>
+              <w:bottom w:val="single" w:sz="4" w:space="0" w:color="B4B4B4"/>
+              <w:right w:val="single" w:sz="4" w:space="0" w:color="B4B4B4"/>
+            </w:tcBorders>
+            <w:vAlign w:val="center"/>
+          </w:tcPr>
+          <w:p>
+            <w:pPr>
+              <w:spacing w:before="40" w:after="40"/>
+            </w:pPr>
+            <w:r>
+              <w:rPr>
+                <w:sz w:val="19"/>
+              </w:rPr>
+              <w:t>9.0 giờ</w:t>
+            </w:r>
+          </w:p>
+        </w:tc>
+        <w:tc>
+          <w:tcPr>
+            <w:tcW w:w="1584" w:type="dxa"/>
+            <w:tcBorders>
+              <w:top w:val="single" w:sz="4" w:space="0" w:color="B4B4B4"/>
+              <w:left w:val="single" w:sz="4" w:space="0" w:color="B4B4B4"/>
+              <w:bottom w:val="single" w:sz="4" w:space="0" w:color="B4B4B4"/>
+              <w:right w:val="single" w:sz="4" w:space="0" w:color="B4B4B4"/>
+            </w:tcBorders>
+            <w:vAlign w:val="center"/>
+          </w:tcPr>
+          <w:p>
+            <w:pPr>
+              <w:spacing w:before="40" w:after="40"/>
+            </w:pPr>
+            <w:r>
+              <w:rPr>
+                <w:sz w:val="19"/>
+              </w:rPr>
+              <w:t>18.5 giờ</w:t>
+            </w:r>
+          </w:p>
+        </w:tc>
+        <w:tc>
+          <w:tcPr>
+            <w:tcW w:w="1872" w:type="dxa"/>
+            <w:tcBorders>
+              <w:top w:val="single" w:sz="4" w:space="0" w:color="B4B4B4"/>
+              <w:left w:val="single" w:sz="4" w:space="0" w:color="B4B4B4"/>
+              <w:bottom w:val="single" w:sz="4" w:space="0" w:color="B4B4B4"/>
+              <w:right w:val="single" w:sz="4" w:space="0" w:color="B4B4B4"/>
+            </w:tcBorders>
+            <w:vAlign w:val="center"/>
+          </w:tcPr>
+          <w:p>
+            <w:pPr>
+              <w:spacing w:before="40" w:after="40"/>
+            </w:pPr>
+            <w:r>
+              <w:rPr>
+                <w:sz w:val="19"/>
+              </w:rPr>
+              <w:t>ĐẠT CHUẨN (&gt;= 16h/nhóm)</w:t>
+            </w:r>
+          </w:p>
+        </w:tc>
+      </w:tr>
+      <w:tr>
+        <w:trPr>
+          <w:cantSplit/>
+        </w:trPr>
+        <w:tc>
+          <w:tcPr>
+            <w:tcW w:w="1584" w:type="dxa"/>
+            <w:tcBorders>
+              <w:top w:val="single" w:sz="4" w:space="0" w:color="B4B4B4"/>
+              <w:left w:val="single" w:sz="4" w:space="0" w:color="B4B4B4"/>
+              <w:bottom w:val="single" w:sz="4" w:space="0" w:color="B4B4B4"/>
+              <w:right w:val="single" w:sz="4" w:space="0" w:color="B4B4B4"/>
+            </w:tcBorders>
+            <w:vAlign w:val="center"/>
+          </w:tcPr>
+          <w:p>
+            <w:pPr>
+              <w:spacing w:before="40" w:after="40"/>
+            </w:pPr>
+            <w:r>
+              <w:rPr>
+                <w:sz w:val="19"/>
+              </w:rPr>
+              <w:t>Tuần 2</w:t>
+            </w:r>
+          </w:p>
+        </w:tc>
+        <w:tc>
+          <w:tcPr>
+            <w:tcW w:w="3600" w:type="dxa"/>
+            <w:tcBorders>
+              <w:top w:val="single" w:sz="4" w:space="0" w:color="B4B4B4"/>
+              <w:left w:val="single" w:sz="4" w:space="0" w:color="B4B4B4"/>
+              <w:bottom w:val="single" w:sz="4" w:space="0" w:color="B4B4B4"/>
+              <w:right w:val="single" w:sz="4" w:space="0" w:color="B4B4B4"/>
+            </w:tcBorders>
+            <w:vAlign w:val="center"/>
+          </w:tcPr>
+          <w:p>
+            <w:pPr>
+              <w:spacing w:before="40" w:after="40"/>
+            </w:pPr>
+            <w:r>
+              <w:rPr>
+                <w:sz w:val="19"/>
+              </w:rPr>
+              <w:t>Triển khai chức năng lõi trên AWS (Lambda, EventBridge, SNS, Athena DDL, Unit tests)</w:t>
+            </w:r>
+          </w:p>
+        </w:tc>
+        <w:tc>
+          <w:tcPr>
+            <w:tcW w:w="1728" w:type="dxa"/>
+            <w:tcBorders>
+              <w:top w:val="single" w:sz="4" w:space="0" w:color="B4B4B4"/>
+              <w:left w:val="single" w:sz="4" w:space="0" w:color="B4B4B4"/>
+              <w:bottom w:val="single" w:sz="4" w:space="0" w:color="B4B4B4"/>
+              <w:right w:val="single" w:sz="4" w:space="0" w:color="B4B4B4"/>
+            </w:tcBorders>
+            <w:vAlign w:val="center"/>
+          </w:tcPr>
+          <w:p>
+            <w:pPr>
+              <w:spacing w:before="40" w:after="40"/>
+            </w:pPr>
+            <w:r>
+              <w:rPr>
+                <w:sz w:val="19"/>
+              </w:rPr>
+              <w:t>10.0 giờ</w:t>
+            </w:r>
+          </w:p>
+        </w:tc>
+        <w:tc>
+          <w:tcPr>
+            <w:tcW w:w="1728" w:type="dxa"/>
+            <w:tcBorders>
+              <w:top w:val="single" w:sz="4" w:space="0" w:color="B4B4B4"/>
+              <w:left w:val="single" w:sz="4" w:space="0" w:color="B4B4B4"/>
+              <w:bottom w:val="single" w:sz="4" w:space="0" w:color="B4B4B4"/>
+              <w:right w:val="single" w:sz="4" w:space="0" w:color="B4B4B4"/>
+            </w:tcBorders>
+            <w:vAlign w:val="center"/>
+          </w:tcPr>
+          <w:p>
+            <w:pPr>
+              <w:spacing w:before="40" w:after="40"/>
+            </w:pPr>
+            <w:r>
+              <w:rPr>
+                <w:sz w:val="19"/>
+              </w:rPr>
+              <w:t>9.5 giờ</w:t>
+            </w:r>
+          </w:p>
+        </w:tc>
+        <w:tc>
+          <w:tcPr>
+            <w:tcW w:w="1584" w:type="dxa"/>
+            <w:tcBorders>
+              <w:top w:val="single" w:sz="4" w:space="0" w:color="B4B4B4"/>
+              <w:left w:val="single" w:sz="4" w:space="0" w:color="B4B4B4"/>
+              <w:bottom w:val="single" w:sz="4" w:space="0" w:color="B4B4B4"/>
+              <w:right w:val="single" w:sz="4" w:space="0" w:color="B4B4B4"/>
+            </w:tcBorders>
+            <w:vAlign w:val="center"/>
+          </w:tcPr>
+          <w:p>
+            <w:pPr>
+              <w:spacing w:before="40" w:after="40"/>
+            </w:pPr>
+            <w:r>
+              <w:rPr>
+                <w:sz w:val="19"/>
+              </w:rPr>
+              <w:t>19.5 giờ</w:t>
+            </w:r>
+          </w:p>
+        </w:tc>
+        <w:tc>
+          <w:tcPr>
+            <w:tcW w:w="1872" w:type="dxa"/>
+            <w:tcBorders>
+              <w:top w:val="single" w:sz="4" w:space="0" w:color="B4B4B4"/>
+              <w:left w:val="single" w:sz="4" w:space="0" w:color="B4B4B4"/>
+              <w:bottom w:val="single" w:sz="4" w:space="0" w:color="B4B4B4"/>
+              <w:right w:val="single" w:sz="4" w:space="0" w:color="B4B4B4"/>
+            </w:tcBorders>
+            <w:vAlign w:val="center"/>
+          </w:tcPr>
+          <w:p>
+            <w:pPr>
+              <w:spacing w:before="40" w:after="40"/>
+            </w:pPr>
+            <w:r>
+              <w:rPr>
+                <w:sz w:val="19"/>
+              </w:rPr>
+              <w:t>ĐẠT CHUẨN (&gt;= 16h/nhóm)</w:t>
+            </w:r>
+          </w:p>
+        </w:tc>
+      </w:tr>
+      <w:tr>
+        <w:trPr>
+          <w:cantSplit/>
+        </w:trPr>
+        <w:tc>
+          <w:tcPr>
+            <w:tcW w:w="1584" w:type="dxa"/>
+            <w:tcBorders>
+              <w:top w:val="single" w:sz="4" w:space="0" w:color="B4B4B4"/>
+              <w:left w:val="single" w:sz="4" w:space="0" w:color="B4B4B4"/>
+              <w:bottom w:val="single" w:sz="4" w:space="0" w:color="B4B4B4"/>
+              <w:right w:val="single" w:sz="4" w:space="0" w:color="B4B4B4"/>
+            </w:tcBorders>
+            <w:vAlign w:val="center"/>
+          </w:tcPr>
+          <w:p>
+            <w:pPr>
+              <w:spacing w:before="40" w:after="40"/>
+            </w:pPr>
+            <w:r>
+              <w:rPr>
+                <w:sz w:val="19"/>
+              </w:rPr>
+              <w:t>Tuần 3 (Kế hoạch)</w:t>
+            </w:r>
+          </w:p>
+        </w:tc>
+        <w:tc>
+          <w:tcPr>
+            <w:tcW w:w="3600" w:type="dxa"/>
+            <w:tcBorders>
+              <w:top w:val="single" w:sz="4" w:space="0" w:color="B4B4B4"/>
+              <w:left w:val="single" w:sz="4" w:space="0" w:color="B4B4B4"/>
+              <w:bottom w:val="single" w:sz="4" w:space="0" w:color="B4B4B4"/>
+              <w:right w:val="single" w:sz="4" w:space="0" w:color="B4B4B4"/>
+            </w:tcBorders>
+            <w:vAlign w:val="center"/>
+          </w:tcPr>
+          <w:p>
+            <w:pPr>
+              <w:spacing w:before="40" w:after="40"/>
+            </w:pPr>
+            <w:r>
+              <w:rPr>
+                <w:sz w:val="19"/>
+              </w:rPr>
+              <w:t>Tích hợp Glue Catalog tự động, CloudWatch Metric Alarm, Dashboard giám sát</w:t>
+            </w:r>
+          </w:p>
+        </w:tc>
+        <w:tc>
+          <w:tcPr>
+            <w:tcW w:w="1728" w:type="dxa"/>
+            <w:tcBorders>
+              <w:top w:val="single" w:sz="4" w:space="0" w:color="B4B4B4"/>
+              <w:left w:val="single" w:sz="4" w:space="0" w:color="B4B4B4"/>
+              <w:bottom w:val="single" w:sz="4" w:space="0" w:color="B4B4B4"/>
+              <w:right w:val="single" w:sz="4" w:space="0" w:color="B4B4B4"/>
+            </w:tcBorders>
+            <w:vAlign w:val="center"/>
+          </w:tcPr>
+          <w:p>
+            <w:pPr>
+              <w:spacing w:before="40" w:after="40"/>
+            </w:pPr>
+            <w:r>
+              <w:rPr>
+                <w:sz w:val="19"/>
+              </w:rPr>
+              <w:t>9.0 giờ</w:t>
+            </w:r>
+          </w:p>
+        </w:tc>
+        <w:tc>
+          <w:tcPr>
+            <w:tcW w:w="1728" w:type="dxa"/>
+            <w:tcBorders>
+              <w:top w:val="single" w:sz="4" w:space="0" w:color="B4B4B4"/>
+              <w:left w:val="single" w:sz="4" w:space="0" w:color="B4B4B4"/>
+              <w:bottom w:val="single" w:sz="4" w:space="0" w:color="B4B4B4"/>
+              <w:right w:val="single" w:sz="4" w:space="0" w:color="B4B4B4"/>
+            </w:tcBorders>
+            <w:vAlign w:val="center"/>
+          </w:tcPr>
+          <w:p>
+            <w:pPr>
+              <w:spacing w:before="40" w:after="40"/>
+            </w:pPr>
+            <w:r>
+              <w:rPr>
+                <w:sz w:val="19"/>
+              </w:rPr>
+              <w:t>8.5 giờ</w:t>
+            </w:r>
+          </w:p>
+        </w:tc>
+        <w:tc>
+          <w:tcPr>
+            <w:tcW w:w="1584" w:type="dxa"/>
+            <w:tcBorders>
+              <w:top w:val="single" w:sz="4" w:space="0" w:color="B4B4B4"/>
+              <w:left w:val="single" w:sz="4" w:space="0" w:color="B4B4B4"/>
+              <w:bottom w:val="single" w:sz="4" w:space="0" w:color="B4B4B4"/>
+              <w:right w:val="single" w:sz="4" w:space="0" w:color="B4B4B4"/>
+            </w:tcBorders>
+            <w:vAlign w:val="center"/>
+          </w:tcPr>
+          <w:p>
+            <w:pPr>
+              <w:spacing w:before="40" w:after="40"/>
+            </w:pPr>
+            <w:r>
+              <w:rPr>
+                <w:sz w:val="19"/>
+              </w:rPr>
+              <w:t>17.5 giờ</w:t>
+            </w:r>
+          </w:p>
+        </w:tc>
+        <w:tc>
+          <w:tcPr>
+            <w:tcW w:w="1872" w:type="dxa"/>
+            <w:tcBorders>
+              <w:top w:val="single" w:sz="4" w:space="0" w:color="B4B4B4"/>
+              <w:left w:val="single" w:sz="4" w:space="0" w:color="B4B4B4"/>
+              <w:bottom w:val="single" w:sz="4" w:space="0" w:color="B4B4B4"/>
+              <w:right w:val="single" w:sz="4" w:space="0" w:color="B4B4B4"/>
+            </w:tcBorders>
+            <w:vAlign w:val="center"/>
+          </w:tcPr>
+          <w:p>
+            <w:pPr>
+              <w:spacing w:before="40" w:after="40"/>
+            </w:pPr>
+            <w:r>
+              <w:rPr>
+                <w:sz w:val="19"/>
+              </w:rPr>
+              <w:t>Dự kiến (&gt;= 16h/nhóm)</w:t>
+            </w:r>
+          </w:p>
+        </w:tc>
+      </w:tr>
+      <w:tr>
+        <w:trPr>
+          <w:cantSplit/>
+        </w:trPr>
+        <w:tc>
+          <w:tcPr>
+            <w:tcW w:w="1584" w:type="dxa"/>
+            <w:tcBorders>
+              <w:top w:val="single" w:sz="4" w:space="0" w:color="B4B4B4"/>
+              <w:left w:val="single" w:sz="4" w:space="0" w:color="B4B4B4"/>
+              <w:bottom w:val="single" w:sz="4" w:space="0" w:color="B4B4B4"/>
+              <w:right w:val="single" w:sz="4" w:space="0" w:color="B4B4B4"/>
+            </w:tcBorders>
+            <w:vAlign w:val="center"/>
+          </w:tcPr>
+          <w:p>
+            <w:pPr>
+              <w:spacing w:before="40" w:after="40"/>
+            </w:pPr>
+            <w:r>
+              <w:rPr>
+                <w:sz w:val="19"/>
+              </w:rPr>
+              <w:t>Tuần 4 (Kế hoạch)</w:t>
+            </w:r>
+          </w:p>
+        </w:tc>
+        <w:tc>
+          <w:tcPr>
+            <w:tcW w:w="3600" w:type="dxa"/>
+            <w:tcBorders>
+              <w:top w:val="single" w:sz="4" w:space="0" w:color="B4B4B4"/>
+              <w:left w:val="single" w:sz="4" w:space="0" w:color="B4B4B4"/>
+              <w:bottom w:val="single" w:sz="4" w:space="0" w:color="B4B4B4"/>
+              <w:right w:val="single" w:sz="4" w:space="0" w:color="B4B4B4"/>
+            </w:tcBorders>
+            <w:vAlign w:val="center"/>
+          </w:tcPr>
+          <w:p>
+            <w:pPr>
+              <w:spacing w:before="40" w:after="40"/>
+            </w:pPr>
+            <w:r>
+              <w:rPr>
+                <w:sz w:val="19"/>
+              </w:rPr>
+              <w:t>Kiểm thử tổng thể, tối ưu chi phí quét dữ liệu, dọn tài nguyên, báo cáo &amp; demo</w:t>
+            </w:r>
+          </w:p>
+        </w:tc>
+        <w:tc>
+          <w:tcPr>
+            <w:tcW w:w="1728" w:type="dxa"/>
+            <w:tcBorders>
+              <w:top w:val="single" w:sz="4" w:space="0" w:color="B4B4B4"/>
+              <w:left w:val="single" w:sz="4" w:space="0" w:color="B4B4B4"/>
+              <w:bottom w:val="single" w:sz="4" w:space="0" w:color="B4B4B4"/>
+              <w:right w:val="single" w:sz="4" w:space="0" w:color="B4B4B4"/>
+            </w:tcBorders>
+            <w:vAlign w:val="center"/>
+          </w:tcPr>
+          <w:p>
+            <w:pPr>
+              <w:spacing w:before="40" w:after="40"/>
+            </w:pPr>
+            <w:r>
+              <w:rPr>
+                <w:sz w:val="19"/>
+              </w:rPr>
+              <w:t>10.5 giờ</w:t>
+            </w:r>
+          </w:p>
+        </w:tc>
+        <w:tc>
+          <w:tcPr>
+            <w:tcW w:w="1728" w:type="dxa"/>
+            <w:tcBorders>
+              <w:top w:val="single" w:sz="4" w:space="0" w:color="B4B4B4"/>
+              <w:left w:val="single" w:sz="4" w:space="0" w:color="B4B4B4"/>
+              <w:bottom w:val="single" w:sz="4" w:space="0" w:color="B4B4B4"/>
+              <w:right w:val="single" w:sz="4" w:space="0" w:color="B4B4B4"/>
+            </w:tcBorders>
+            <w:vAlign w:val="center"/>
+          </w:tcPr>
+          <w:p>
+            <w:pPr>
+              <w:spacing w:before="40" w:after="40"/>
+            </w:pPr>
+            <w:r>
+              <w:rPr>
+                <w:sz w:val="19"/>
+              </w:rPr>
+              <w:t>10.0 giờ</w:t>
+            </w:r>
+          </w:p>
+        </w:tc>
+        <w:tc>
+          <w:tcPr>
+            <w:tcW w:w="1584" w:type="dxa"/>
+            <w:tcBorders>
+              <w:top w:val="single" w:sz="4" w:space="0" w:color="B4B4B4"/>
+              <w:left w:val="single" w:sz="4" w:space="0" w:color="B4B4B4"/>
+              <w:bottom w:val="single" w:sz="4" w:space="0" w:color="B4B4B4"/>
+              <w:right w:val="single" w:sz="4" w:space="0" w:color="B4B4B4"/>
+            </w:tcBorders>
+            <w:vAlign w:val="center"/>
+          </w:tcPr>
+          <w:p>
+            <w:pPr>
+              <w:spacing w:before="40" w:after="40"/>
+            </w:pPr>
+            <w:r>
+              <w:rPr>
+                <w:sz w:val="19"/>
+              </w:rPr>
+              <w:t>20.5 giờ</w:t>
+            </w:r>
+          </w:p>
+        </w:tc>
+        <w:tc>
+          <w:tcPr>
+            <w:tcW w:w="1872" w:type="dxa"/>
+            <w:tcBorders>
+              <w:top w:val="single" w:sz="4" w:space="0" w:color="B4B4B4"/>
+              <w:left w:val="single" w:sz="4" w:space="0" w:color="B4B4B4"/>
+              <w:bottom w:val="single" w:sz="4" w:space="0" w:color="B4B4B4"/>
+              <w:right w:val="single" w:sz="4" w:space="0" w:color="B4B4B4"/>
+            </w:tcBorders>
+            <w:vAlign w:val="center"/>
+          </w:tcPr>
+          <w:p>
+            <w:pPr>
+              <w:spacing w:before="40" w:after="40"/>
+            </w:pPr>
+            <w:r>
+              <w:rPr>
+                <w:sz w:val="19"/>
+              </w:rPr>
+              <w:t>Dự kiến (&gt;= 16h/nhóm)</w:t>
+            </w:r>
+          </w:p>
+        </w:tc>
+      </w:tr>
+      <w:tr>
+        <w:trPr>
+          <w:cantSplit/>
+        </w:trPr>
+        <w:tc>
+          <w:tcPr>
+            <w:tcW w:w="1584" w:type="dxa"/>
+            <w:tcBorders>
+              <w:top w:val="single" w:sz="4" w:space="0" w:color="B4B4B4"/>
+              <w:left w:val="single" w:sz="4" w:space="0" w:color="B4B4B4"/>
+              <w:bottom w:val="single" w:sz="4" w:space="0" w:color="B4B4B4"/>
+              <w:right w:val="single" w:sz="4" w:space="0" w:color="B4B4B4"/>
+            </w:tcBorders>
+            <w:vAlign w:val="center"/>
+          </w:tcPr>
+          <w:p>
+            <w:pPr>
+              <w:spacing w:before="40" w:after="40"/>
+            </w:pPr>
+            <w:r>
+              <w:rPr>
+                <w:sz w:val="19"/>
+              </w:rPr>
+              <w:t>TỔNG CỘNG 4 TUẦN</w:t>
+            </w:r>
+          </w:p>
+        </w:tc>
+        <w:tc>
+          <w:tcPr>
+            <w:tcW w:w="3600" w:type="dxa"/>
+            <w:tcBorders>
+              <w:top w:val="single" w:sz="4" w:space="0" w:color="B4B4B4"/>
+              <w:left w:val="single" w:sz="4" w:space="0" w:color="B4B4B4"/>
+              <w:bottom w:val="single" w:sz="4" w:space="0" w:color="B4B4B4"/>
+              <w:right w:val="single" w:sz="4" w:space="0" w:color="B4B4B4"/>
+            </w:tcBorders>
+            <w:vAlign w:val="center"/>
+          </w:tcPr>
+          <w:p>
+            <w:pPr>
+              <w:spacing w:before="40" w:after="40"/>
+            </w:pPr>
+            <w:r>
+              <w:rPr>
+                <w:sz w:val="19"/>
+              </w:rPr>
+              <w:t>Toàn bộ lộ trình thực hiện đồ án môn học Điện toán đám mây</w:t>
+            </w:r>
+          </w:p>
+        </w:tc>
+        <w:tc>
+          <w:tcPr>
+            <w:tcW w:w="1728" w:type="dxa"/>
+            <w:tcBorders>
+              <w:top w:val="single" w:sz="4" w:space="0" w:color="B4B4B4"/>
+              <w:left w:val="single" w:sz="4" w:space="0" w:color="B4B4B4"/>
+              <w:bottom w:val="single" w:sz="4" w:space="0" w:color="B4B4B4"/>
+              <w:right w:val="single" w:sz="4" w:space="0" w:color="B4B4B4"/>
+            </w:tcBorders>
+            <w:vAlign w:val="center"/>
+          </w:tcPr>
+          <w:p>
+            <w:pPr>
+              <w:spacing w:before="40" w:after="40"/>
+            </w:pPr>
+            <w:r>
+              <w:rPr>
+                <w:sz w:val="19"/>
+              </w:rPr>
+              <w:t>39.0 giờ</w:t>
+            </w:r>
+          </w:p>
+        </w:tc>
+        <w:tc>
+          <w:tcPr>
+            <w:tcW w:w="1728" w:type="dxa"/>
+            <w:tcBorders>
+              <w:top w:val="single" w:sz="4" w:space="0" w:color="B4B4B4"/>
+              <w:left w:val="single" w:sz="4" w:space="0" w:color="B4B4B4"/>
+              <w:bottom w:val="single" w:sz="4" w:space="0" w:color="B4B4B4"/>
+              <w:right w:val="single" w:sz="4" w:space="0" w:color="B4B4B4"/>
+            </w:tcBorders>
+            <w:vAlign w:val="center"/>
+          </w:tcPr>
+          <w:p>
+            <w:pPr>
+              <w:spacing w:before="40" w:after="40"/>
+            </w:pPr>
+            <w:r>
+              <w:rPr>
+                <w:sz w:val="19"/>
+              </w:rPr>
+              <w:t>37.0 giờ</w:t>
+            </w:r>
+          </w:p>
+        </w:tc>
+        <w:tc>
+          <w:tcPr>
+            <w:tcW w:w="1584" w:type="dxa"/>
+            <w:tcBorders>
+              <w:top w:val="single" w:sz="4" w:space="0" w:color="B4B4B4"/>
+              <w:left w:val="single" w:sz="4" w:space="0" w:color="B4B4B4"/>
+              <w:bottom w:val="single" w:sz="4" w:space="0" w:color="B4B4B4"/>
+              <w:right w:val="single" w:sz="4" w:space="0" w:color="B4B4B4"/>
+            </w:tcBorders>
+            <w:vAlign w:val="center"/>
+          </w:tcPr>
+          <w:p>
+            <w:pPr>
+              <w:spacing w:before="40" w:after="40"/>
+            </w:pPr>
+            <w:r>
+              <w:rPr>
+                <w:sz w:val="19"/>
+              </w:rPr>
+              <w:t>76.0 giờ</w:t>
+            </w:r>
+          </w:p>
+        </w:tc>
+        <w:tc>
+          <w:tcPr>
+            <w:tcW w:w="1872" w:type="dxa"/>
+            <w:tcBorders>
+              <w:top w:val="single" w:sz="4" w:space="0" w:color="B4B4B4"/>
+              <w:left w:val="single" w:sz="4" w:space="0" w:color="B4B4B4"/>
+              <w:bottom w:val="single" w:sz="4" w:space="0" w:color="B4B4B4"/>
+              <w:right w:val="single" w:sz="4" w:space="0" w:color="B4B4B4"/>
+            </w:tcBorders>
+            <w:vAlign w:val="center"/>
+          </w:tcPr>
+          <w:p>
+            <w:pPr>
+              <w:spacing w:before="40" w:after="40"/>
+            </w:pPr>
+            <w:r>
+              <w:rPr>
+                <w:sz w:val="19"/>
+              </w:rPr>
+              <w:t>HOÀN THÀNH TOÀN DIỆN</w:t>
+            </w:r>
+          </w:p>
+        </w:tc>
+      </w:tr>
+    </w:tbl>
+    <w:p>
+      <w:pPr>
+        <w:spacing w:after="60"/>
+      </w:pPr>
+    </w:p>
+    <w:p>
+      <w:pPr>
+        <w:pStyle w:val="Caption"/>
+        <w:keepNext/>
+        <w:spacing w:before="60" w:after="160"/>
+        <w:jc w:val="center"/>
+      </w:pPr>
+      <w:r>
+        <w:rPr>
+          <w:i/>
+        </w:rPr>
+        <w:t>Bảng 7.1: Bảng tổng kết thời gian làm việc đồ án 4 tuần của Nhóm 05</w:t>
+      </w:r>
+    </w:p>
+    <w:p>
+      <w:pPr>
+        <w:pStyle w:val="Heading2"/>
+        <w:spacing w:before="180" w:after="80"/>
+      </w:pPr>
+      <w:bookmarkStart w:id="36" w:name="_Toc242803949"/>
+      <w:r>
+        <w:t>7.2 Nhật ký chi tiết công việc từng ngày trong Tuần 2 (22/09/2026 – 28/09/2026)</w:t>
+      </w:r>
+      <w:bookmarkEnd w:id="36"/>
+    </w:p>
+    <w:p>
+      <w:pPr>
+        <w:pStyle w:val="BodyText"/>
+        <w:spacing w:before="40" w:after="80" w:line="276" w:lineRule="auto"/>
+      </w:pPr>
+      <w:r>
+        <w:t>Chi tiết phân công nhiệm vụ, thời gian thực hiện, sản phẩm bàn giao và mức độ ứng dụng AI cho từng ngày trong Tuần 2 được ghi nhận cụ thể:</w:t>
+      </w:r>
+    </w:p>
+    <w:tbl>
+      <w:tblPr>
+        <w:tblStyle w:val="TableGrid"/>
+        <w:tblW w:w="0" w:type="auto"/>
+        <w:tblLayout w:type="fixed"/>
+        <w:tblLook w:val="04A0" w:firstRow="1" w:lastRow="0" w:firstColumn="1" w:lastColumn="0" w:noHBand="0" w:noVBand="1"/>
+      </w:tblPr>
+      <w:tblGrid>
+        <w:gridCol w:w="1440"/>
+        <w:gridCol w:w="2016"/>
+        <w:gridCol w:w="3888"/>
+        <w:gridCol w:w="1008"/>
+        <w:gridCol w:w="2592"/>
+        <w:gridCol w:w="2592"/>
+      </w:tblGrid>
+      <w:tr>
+        <w:trPr>
+          <w:cantSplit/>
+          <w:tblHeader/>
+        </w:trPr>
+        <w:tc>
+          <w:tcPr>
+            <w:tcW w:w="1440" w:type="dxa"/>
+            <w:tcBorders>
+              <w:top w:val="single" w:sz="4" w:space="0" w:color="B4B4B4"/>
+              <w:left w:val="single" w:sz="4" w:space="0" w:color="B4B4B4"/>
+              <w:bottom w:val="single" w:sz="4" w:space="0" w:color="B4B4B4"/>
+              <w:right w:val="single" w:sz="4" w:space="0" w:color="B4B4B4"/>
+            </w:tcBorders>
+            <w:shd w:val="clear" w:color="auto" w:fill="E7E7E7"/>
+            <w:vAlign w:val="center"/>
+          </w:tcPr>
+          <w:p>
+            <w:pPr>
+              <w:spacing w:before="60" w:after="60"/>
+              <w:jc w:val="center"/>
+            </w:pPr>
+            <w:r>
+              <w:rPr>
+                <w:b/>
+                <w:sz w:val="19"/>
+              </w:rPr>
+              <w:t>Ngày</w:t>
+            </w:r>
+          </w:p>
+        </w:tc>
+        <w:tc>
+          <w:tcPr>
+            <w:tcW w:w="2016" w:type="dxa"/>
+            <w:tcBorders>
+              <w:top w:val="single" w:sz="4" w:space="0" w:color="B4B4B4"/>
+              <w:left w:val="single" w:sz="4" w:space="0" w:color="B4B4B4"/>
+              <w:bottom w:val="single" w:sz="4" w:space="0" w:color="B4B4B4"/>
+              <w:right w:val="single" w:sz="4" w:space="0" w:color="B4B4B4"/>
+            </w:tcBorders>
+            <w:shd w:val="clear" w:color="auto" w:fill="E7E7E7"/>
+            <w:vAlign w:val="center"/>
+          </w:tcPr>
+          <w:p>
+            <w:pPr>
+              <w:spacing w:before="60" w:after="60"/>
+              <w:jc w:val="center"/>
+            </w:pPr>
+            <w:r>
+              <w:rPr>
+                <w:b/>
+                <w:sz w:val="19"/>
+              </w:rPr>
+              <w:t>Sinh viên</w:t>
+            </w:r>
+          </w:p>
+        </w:tc>
+        <w:tc>
+          <w:tcPr>
+            <w:tcW w:w="3888" w:type="dxa"/>
+            <w:tcBorders>
+              <w:top w:val="single" w:sz="4" w:space="0" w:color="B4B4B4"/>
+              <w:left w:val="single" w:sz="4" w:space="0" w:color="B4B4B4"/>
+              <w:bottom w:val="single" w:sz="4" w:space="0" w:color="B4B4B4"/>
+              <w:right w:val="single" w:sz="4" w:space="0" w:color="B4B4B4"/>
+            </w:tcBorders>
+            <w:shd w:val="clear" w:color="auto" w:fill="E7E7E7"/>
+            <w:vAlign w:val="center"/>
+          </w:tcPr>
+          <w:p>
+            <w:pPr>
+              <w:spacing w:before="60" w:after="60"/>
+              <w:jc w:val="center"/>
+            </w:pPr>
+            <w:r>
+              <w:rPr>
+                <w:b/>
+                <w:sz w:val="19"/>
+              </w:rPr>
+              <w:t>Nội dung công việc chi tiết</w:t>
+            </w:r>
+          </w:p>
+        </w:tc>
+        <w:tc>
+          <w:tcPr>
+            <w:tcW w:w="1008" w:type="dxa"/>
+            <w:tcBorders>
+              <w:top w:val="single" w:sz="4" w:space="0" w:color="B4B4B4"/>
+              <w:left w:val="single" w:sz="4" w:space="0" w:color="B4B4B4"/>
+              <w:bottom w:val="single" w:sz="4" w:space="0" w:color="B4B4B4"/>
+              <w:right w:val="single" w:sz="4" w:space="0" w:color="B4B4B4"/>
+            </w:tcBorders>
+            <w:shd w:val="clear" w:color="auto" w:fill="E7E7E7"/>
+            <w:vAlign w:val="center"/>
+          </w:tcPr>
+          <w:p>
+            <w:pPr>
+              <w:spacing w:before="60" w:after="60"/>
+              <w:jc w:val="center"/>
+            </w:pPr>
+            <w:r>
+              <w:rPr>
+                <w:b/>
+                <w:sz w:val="19"/>
+              </w:rPr>
+              <w:t>Số giờ</w:t>
+            </w:r>
+          </w:p>
+        </w:tc>
+        <w:tc>
+          <w:tcPr>
+            <w:tcW w:w="2592" w:type="dxa"/>
+            <w:tcBorders>
+              <w:top w:val="single" w:sz="4" w:space="0" w:color="B4B4B4"/>
+              <w:left w:val="single" w:sz="4" w:space="0" w:color="B4B4B4"/>
+              <w:bottom w:val="single" w:sz="4" w:space="0" w:color="B4B4B4"/>
+              <w:right w:val="single" w:sz="4" w:space="0" w:color="B4B4B4"/>
+            </w:tcBorders>
+            <w:shd w:val="clear" w:color="auto" w:fill="E7E7E7"/>
+            <w:vAlign w:val="center"/>
+          </w:tcPr>
+          <w:p>
+            <w:pPr>
+              <w:spacing w:before="60" w:after="60"/>
+              <w:jc w:val="center"/>
+            </w:pPr>
+            <w:r>
+              <w:rPr>
+                <w:b/>
+                <w:sz w:val="19"/>
+              </w:rPr>
+              <w:t>Minh chứng / Sản phẩm kỹ thuật</w:t>
+            </w:r>
+          </w:p>
+        </w:tc>
+        <w:tc>
+          <w:tcPr>
+            <w:tcW w:w="2592" w:type="dxa"/>
+            <w:tcBorders>
+              <w:top w:val="single" w:sz="4" w:space="0" w:color="B4B4B4"/>
+              <w:left w:val="single" w:sz="4" w:space="0" w:color="B4B4B4"/>
+              <w:bottom w:val="single" w:sz="4" w:space="0" w:color="B4B4B4"/>
+              <w:right w:val="single" w:sz="4" w:space="0" w:color="B4B4B4"/>
+            </w:tcBorders>
+            <w:shd w:val="clear" w:color="auto" w:fill="E7E7E7"/>
+            <w:vAlign w:val="center"/>
+          </w:tcPr>
+          <w:p>
+            <w:pPr>
+              <w:spacing w:before="60" w:after="60"/>
+              <w:jc w:val="center"/>
+            </w:pPr>
+            <w:r>
+              <w:rPr>
+                <w:b/>
+                <w:sz w:val="19"/>
+              </w:rPr>
+              <w:t>Mức độ AI hỗ trợ</w:t>
+            </w:r>
+          </w:p>
+        </w:tc>
+      </w:tr>
+      <w:tr>
+        <w:trPr>
+          <w:cantSplit/>
+        </w:trPr>
+        <w:tc>
+          <w:tcPr>
+            <w:tcW w:w="1440" w:type="dxa"/>
+            <w:tcBorders>
+              <w:top w:val="single" w:sz="4" w:space="0" w:color="B4B4B4"/>
+              <w:left w:val="single" w:sz="4" w:space="0" w:color="B4B4B4"/>
+              <w:bottom w:val="single" w:sz="4" w:space="0" w:color="B4B4B4"/>
+              <w:right w:val="single" w:sz="4" w:space="0" w:color="B4B4B4"/>
+            </w:tcBorders>
+            <w:vAlign w:val="center"/>
+          </w:tcPr>
+          <w:p>
+            <w:pPr>
+              <w:spacing w:before="40" w:after="40"/>
+            </w:pPr>
+            <w:r>
+              <w:rPr>
+                <w:sz w:val="19"/>
+              </w:rPr>
+              <w:t>22/09/2026</w:t>
+            </w:r>
+          </w:p>
+        </w:tc>
+        <w:tc>
+          <w:tcPr>
+            <w:tcW w:w="2016" w:type="dxa"/>
+            <w:tcBorders>
+              <w:top w:val="single" w:sz="4" w:space="0" w:color="B4B4B4"/>
+              <w:left w:val="single" w:sz="4" w:space="0" w:color="B4B4B4"/>
+              <w:bottom w:val="single" w:sz="4" w:space="0" w:color="B4B4B4"/>
+              <w:right w:val="single" w:sz="4" w:space="0" w:color="B4B4B4"/>
+            </w:tcBorders>
+            <w:vAlign w:val="center"/>
+          </w:tcPr>
+          <w:p>
+            <w:pPr>
+              <w:spacing w:before="40" w:after="40"/>
+            </w:pPr>
+            <w:r>
+              <w:rPr>
+                <w:sz w:val="19"/>
+              </w:rPr>
+              <w:t>Nguyễn Tiến Sơn</w:t>
+            </w:r>
+            <w:r>
+              <w:rPr>
+                <w:sz w:val="19"/>
+              </w:rPr>
+              <w:br/>
+              <w:t>(24110054)</w:t>
+            </w:r>
+          </w:p>
+        </w:tc>
+        <w:tc>
+          <w:tcPr>
+            <w:tcW w:w="3888" w:type="dxa"/>
+            <w:tcBorders>
+              <w:top w:val="single" w:sz="4" w:space="0" w:color="B4B4B4"/>
+              <w:left w:val="single" w:sz="4" w:space="0" w:color="B4B4B4"/>
+              <w:bottom w:val="single" w:sz="4" w:space="0" w:color="B4B4B4"/>
+              <w:right w:val="single" w:sz="4" w:space="0" w:color="B4B4B4"/>
+            </w:tcBorders>
+            <w:vAlign w:val="center"/>
+          </w:tcPr>
+          <w:p>
+            <w:pPr>
+              <w:spacing w:before="40" w:after="40"/>
+            </w:pPr>
+            <w:r>
+              <w:rPr>
+                <w:sz w:val="19"/>
+              </w:rPr>
+              <w:t>Lập trình hàm AWS Lambda (lambda_function.py, 401 dòng): gọi Secrets Manager với fallback nội bộ; kết nối HTTPS Open-Meteo REST API; trích xuất 23 trường dữ liệu; thuật toán phân cấp EPA AQI (6 cấp độ).</w:t>
+            </w:r>
+          </w:p>
+        </w:tc>
+        <w:tc>
+          <w:tcPr>
+            <w:tcW w:w="1008" w:type="dxa"/>
+            <w:tcBorders>
+              <w:top w:val="single" w:sz="4" w:space="0" w:color="B4B4B4"/>
+              <w:left w:val="single" w:sz="4" w:space="0" w:color="B4B4B4"/>
+              <w:bottom w:val="single" w:sz="4" w:space="0" w:color="B4B4B4"/>
+              <w:right w:val="single" w:sz="4" w:space="0" w:color="B4B4B4"/>
+            </w:tcBorders>
+            <w:vAlign w:val="center"/>
+          </w:tcPr>
+          <w:p>
+            <w:pPr>
+              <w:spacing w:before="40" w:after="40"/>
+            </w:pPr>
+            <w:r>
+              <w:rPr>
+                <w:sz w:val="19"/>
+              </w:rPr>
+              <w:t>3.5h</w:t>
+            </w:r>
+          </w:p>
+        </w:tc>
+        <w:tc>
+          <w:tcPr>
+            <w:tcW w:w="2592" w:type="dxa"/>
+            <w:tcBorders>
+              <w:top w:val="single" w:sz="4" w:space="0" w:color="B4B4B4"/>
+              <w:left w:val="single" w:sz="4" w:space="0" w:color="B4B4B4"/>
+              <w:bottom w:val="single" w:sz="4" w:space="0" w:color="B4B4B4"/>
+              <w:right w:val="single" w:sz="4" w:space="0" w:color="B4B4B4"/>
+            </w:tcBorders>
+            <w:vAlign w:val="center"/>
+          </w:tcPr>
+          <w:p>
+            <w:pPr>
+              <w:spacing w:before="40" w:after="40"/>
+            </w:pPr>
+            <w:r>
+              <w:rPr>
+                <w:sz w:val="19"/>
+              </w:rPr>
+              <w:t>File lambda/lambda_function.py, hàm fetch_weather_air_quality(), an toàn kiểu dữ liệu safe_float, safe_int.</w:t>
+            </w:r>
+          </w:p>
+        </w:tc>
+        <w:tc>
+          <w:tcPr>
+            <w:tcW w:w="2592" w:type="dxa"/>
+            <w:tcBorders>
+              <w:top w:val="single" w:sz="4" w:space="0" w:color="B4B4B4"/>
+              <w:left w:val="single" w:sz="4" w:space="0" w:color="B4B4B4"/>
+              <w:bottom w:val="single" w:sz="4" w:space="0" w:color="B4B4B4"/>
+              <w:right w:val="single" w:sz="4" w:space="0" w:color="B4B4B4"/>
+            </w:tcBorders>
+            <w:vAlign w:val="center"/>
+          </w:tcPr>
+          <w:p>
+            <w:pPr>
+              <w:spacing w:before="40" w:after="40"/>
+            </w:pPr>
+            <w:r>
+              <w:rPr>
+                <w:sz w:val="19"/>
+              </w:rPr>
+              <w:t>Có dùng AI hỗ trợ gợi ý boilerplate gọi HTTP urllib.request</w:t>
+            </w:r>
+          </w:p>
+        </w:tc>
+      </w:tr>
+      <w:tr>
+        <w:trPr>
+          <w:cantSplit/>
+        </w:trPr>
+        <w:tc>
+          <w:tcPr>
+            <w:tcW w:w="1440" w:type="dxa"/>
+            <w:tcBorders>
+              <w:top w:val="single" w:sz="4" w:space="0" w:color="B4B4B4"/>
+              <w:left w:val="single" w:sz="4" w:space="0" w:color="B4B4B4"/>
+              <w:bottom w:val="single" w:sz="4" w:space="0" w:color="B4B4B4"/>
+              <w:right w:val="single" w:sz="4" w:space="0" w:color="B4B4B4"/>
+            </w:tcBorders>
+            <w:vAlign w:val="center"/>
+          </w:tcPr>
+          <w:p>
+            <w:pPr>
+              <w:spacing w:before="40" w:after="40"/>
+            </w:pPr>
+            <w:r>
+              <w:rPr>
+                <w:sz w:val="19"/>
+              </w:rPr>
+              <w:lastRenderedPageBreak/>
+              <w:t>23/09/2026</w:t>
+            </w:r>
+          </w:p>
+        </w:tc>
+        <w:tc>
+          <w:tcPr>
+            <w:tcW w:w="2016" w:type="dxa"/>
+            <w:tcBorders>
+              <w:top w:val="single" w:sz="4" w:space="0" w:color="B4B4B4"/>
+              <w:left w:val="single" w:sz="4" w:space="0" w:color="B4B4B4"/>
+              <w:bottom w:val="single" w:sz="4" w:space="0" w:color="B4B4B4"/>
+              <w:right w:val="single" w:sz="4" w:space="0" w:color="B4B4B4"/>
+            </w:tcBorders>
+            <w:vAlign w:val="center"/>
+          </w:tcPr>
+          <w:p>
+            <w:pPr>
+              <w:spacing w:before="40" w:after="40"/>
+            </w:pPr>
+            <w:r>
+              <w:rPr>
+                <w:sz w:val="19"/>
+              </w:rPr>
+              <w:t>Trần Thị Ngọc Quyên</w:t>
+            </w:r>
+            <w:r>
+              <w:rPr>
+                <w:sz w:val="19"/>
+              </w:rPr>
+              <w:br/>
+              <w:t>(24110051)</w:t>
+            </w:r>
+          </w:p>
+        </w:tc>
+        <w:tc>
+          <w:tcPr>
+            <w:tcW w:w="3888" w:type="dxa"/>
+            <w:tcBorders>
+              <w:top w:val="single" w:sz="4" w:space="0" w:color="B4B4B4"/>
+              <w:left w:val="single" w:sz="4" w:space="0" w:color="B4B4B4"/>
+              <w:bottom w:val="single" w:sz="4" w:space="0" w:color="B4B4B4"/>
+              <w:right w:val="single" w:sz="4" w:space="0" w:color="B4B4B4"/>
+            </w:tcBorders>
+            <w:vAlign w:val="center"/>
+          </w:tcPr>
+          <w:p>
+            <w:pPr>
+              <w:spacing w:before="40" w:after="40"/>
+            </w:pPr>
+            <w:r>
+              <w:rPr>
+                <w:sz w:val="19"/>
+              </w:rPr>
+              <w:t>Thiết kế cấu trúc phân vùng S3 Hive-style (raw/year=YYYY/month=MM/day=DD/); xây dựng hàm save_records_to_s3() đóng gói dữ liệu NDJSON tối ưu hóa tốc độ ghi và giảm dữ liệu quét Athena.</w:t>
+            </w:r>
+          </w:p>
+        </w:tc>
+        <w:tc>
+          <w:tcPr>
+            <w:tcW w:w="1008" w:type="dxa"/>
+            <w:tcBorders>
+              <w:top w:val="single" w:sz="4" w:space="0" w:color="B4B4B4"/>
+              <w:left w:val="single" w:sz="4" w:space="0" w:color="B4B4B4"/>
+              <w:bottom w:val="single" w:sz="4" w:space="0" w:color="B4B4B4"/>
+              <w:right w:val="single" w:sz="4" w:space="0" w:color="B4B4B4"/>
+            </w:tcBorders>
+            <w:vAlign w:val="center"/>
+          </w:tcPr>
+          <w:p>
+            <w:pPr>
+              <w:spacing w:before="40" w:after="40"/>
+            </w:pPr>
+            <w:r>
+              <w:rPr>
+                <w:sz w:val="19"/>
+              </w:rPr>
+              <w:t>3.5h</w:t>
+            </w:r>
+          </w:p>
+        </w:tc>
+        <w:tc>
+          <w:tcPr>
+            <w:tcW w:w="2592" w:type="dxa"/>
+            <w:tcBorders>
+              <w:top w:val="single" w:sz="4" w:space="0" w:color="B4B4B4"/>
+              <w:left w:val="single" w:sz="4" w:space="0" w:color="B4B4B4"/>
+              <w:bottom w:val="single" w:sz="4" w:space="0" w:color="B4B4B4"/>
+              <w:right w:val="single" w:sz="4" w:space="0" w:color="B4B4B4"/>
+            </w:tcBorders>
+            <w:vAlign w:val="center"/>
+          </w:tcPr>
+          <w:p>
+            <w:pPr>
+              <w:spacing w:before="40" w:after="40"/>
+            </w:pPr>
+            <w:r>
+              <w:rPr>
+                <w:sz w:val="19"/>
+              </w:rPr>
+              <w:t>Logic phân vùng trong lambda_function.py; các tệp NDJSON lưu đúng cấu trúc thư mục trên S3 Bucket.</w:t>
+            </w:r>
+          </w:p>
+        </w:tc>
+        <w:tc>
+          <w:tcPr>
+            <w:tcW w:w="2592" w:type="dxa"/>
+            <w:tcBorders>
+              <w:top w:val="single" w:sz="4" w:space="0" w:color="B4B4B4"/>
+              <w:left w:val="single" w:sz="4" w:space="0" w:color="B4B4B4"/>
+              <w:bottom w:val="single" w:sz="4" w:space="0" w:color="B4B4B4"/>
+              <w:right w:val="single" w:sz="4" w:space="0" w:color="B4B4B4"/>
+            </w:tcBorders>
+            <w:vAlign w:val="center"/>
+          </w:tcPr>
+          <w:p>
+            <w:pPr>
+              <w:spacing w:before="40" w:after="40"/>
+            </w:pPr>
+            <w:r>
+              <w:rPr>
+                <w:sz w:val="19"/>
+              </w:rPr>
+              <w:t>Tự thiết kế &amp; lập trình cấu trúc phân vùng dữ liệu</w:t>
+            </w:r>
+          </w:p>
+        </w:tc>
+      </w:tr>
+      <w:tr>
+        <w:trPr>
+          <w:cantSplit/>
+        </w:trPr>
+        <w:tc>
+          <w:tcPr>
+            <w:tcW w:w="1440" w:type="dxa"/>
+            <w:tcBorders>
+              <w:top w:val="single" w:sz="4" w:space="0" w:color="B4B4B4"/>
+              <w:left w:val="single" w:sz="4" w:space="0" w:color="B4B4B4"/>
+              <w:bottom w:val="single" w:sz="4" w:space="0" w:color="B4B4B4"/>
+              <w:right w:val="single" w:sz="4" w:space="0" w:color="B4B4B4"/>
+            </w:tcBorders>
+            <w:vAlign w:val="center"/>
+          </w:tcPr>
+          <w:p>
+            <w:pPr>
+              <w:spacing w:before="40" w:after="40"/>
+            </w:pPr>
+            <w:r>
+              <w:rPr>
+                <w:sz w:val="19"/>
+              </w:rPr>
+              <w:t>24/09/2026</w:t>
+            </w:r>
+          </w:p>
+        </w:tc>
+        <w:tc>
+          <w:tcPr>
+            <w:tcW w:w="2016" w:type="dxa"/>
+            <w:tcBorders>
+              <w:top w:val="single" w:sz="4" w:space="0" w:color="B4B4B4"/>
+              <w:left w:val="single" w:sz="4" w:space="0" w:color="B4B4B4"/>
+              <w:bottom w:val="single" w:sz="4" w:space="0" w:color="B4B4B4"/>
+              <w:right w:val="single" w:sz="4" w:space="0" w:color="B4B4B4"/>
+            </w:tcBorders>
+            <w:vAlign w:val="center"/>
+          </w:tcPr>
+          <w:p>
+            <w:pPr>
+              <w:spacing w:before="40" w:after="40"/>
+            </w:pPr>
+            <w:r>
+              <w:rPr>
+                <w:sz w:val="19"/>
+              </w:rPr>
+              <w:t>Nguyễn Tiến Sơn</w:t>
+            </w:r>
+            <w:r>
+              <w:rPr>
+                <w:sz w:val="19"/>
+              </w:rPr>
+              <w:br/>
+              <w:t>(24110054)</w:t>
+            </w:r>
+          </w:p>
+        </w:tc>
+        <w:tc>
+          <w:tcPr>
+            <w:tcW w:w="3888" w:type="dxa"/>
+            <w:tcBorders>
+              <w:top w:val="single" w:sz="4" w:space="0" w:color="B4B4B4"/>
+              <w:left w:val="single" w:sz="4" w:space="0" w:color="B4B4B4"/>
+              <w:bottom w:val="single" w:sz="4" w:space="0" w:color="B4B4B4"/>
+              <w:right w:val="single" w:sz="4" w:space="0" w:color="B4B4B4"/>
+            </w:tcBorders>
+            <w:vAlign w:val="center"/>
+          </w:tcPr>
+          <w:p>
+            <w:pPr>
+              <w:spacing w:before="40" w:after="40"/>
+            </w:pPr>
+            <w:r>
+              <w:rPr>
+                <w:sz w:val="19"/>
+              </w:rPr>
+              <w:t>Khởi tạo Amazon SNS Topic (weather-airquality-alerts); thiết lập subscriber email sinh viên; xây dựng logic đánh giá ngưỡng ô nhiễm trong Lambda (AQI &gt;= 100 hoặc PM2.5 &gt;= 35.5 µg/m³).</w:t>
+            </w:r>
+          </w:p>
+        </w:tc>
+        <w:tc>
+          <w:tcPr>
+            <w:tcW w:w="1008" w:type="dxa"/>
+            <w:tcBorders>
+              <w:top w:val="single" w:sz="4" w:space="0" w:color="B4B4B4"/>
+              <w:left w:val="single" w:sz="4" w:space="0" w:color="B4B4B4"/>
+              <w:bottom w:val="single" w:sz="4" w:space="0" w:color="B4B4B4"/>
+              <w:right w:val="single" w:sz="4" w:space="0" w:color="B4B4B4"/>
+            </w:tcBorders>
+            <w:vAlign w:val="center"/>
+          </w:tcPr>
+          <w:p>
+            <w:pPr>
+              <w:spacing w:before="40" w:after="40"/>
+            </w:pPr>
+            <w:r>
+              <w:rPr>
+                <w:sz w:val="19"/>
+              </w:rPr>
+              <w:t>3.0h</w:t>
+            </w:r>
+          </w:p>
+        </w:tc>
+        <w:tc>
+          <w:tcPr>
+            <w:tcW w:w="2592" w:type="dxa"/>
+            <w:tcBorders>
+              <w:top w:val="single" w:sz="4" w:space="0" w:color="B4B4B4"/>
+              <w:left w:val="single" w:sz="4" w:space="0" w:color="B4B4B4"/>
+              <w:bottom w:val="single" w:sz="4" w:space="0" w:color="B4B4B4"/>
+              <w:right w:val="single" w:sz="4" w:space="0" w:color="B4B4B4"/>
+            </w:tcBorders>
+            <w:vAlign w:val="center"/>
+          </w:tcPr>
+          <w:p>
+            <w:pPr>
+              <w:spacing w:before="40" w:after="40"/>
+            </w:pPr>
+            <w:r>
+              <w:rPr>
+                <w:sz w:val="19"/>
+              </w:rPr>
+              <w:t>Script 03_setup_sns.ps1, SNS Topic trên us-east-1, template email cảnh báo ô nhiễm môi trường.</w:t>
+            </w:r>
+          </w:p>
+        </w:tc>
+        <w:tc>
+          <w:tcPr>
+            <w:tcW w:w="2592" w:type="dxa"/>
+            <w:tcBorders>
+              <w:top w:val="single" w:sz="4" w:space="0" w:color="B4B4B4"/>
+              <w:left w:val="single" w:sz="4" w:space="0" w:color="B4B4B4"/>
+              <w:bottom w:val="single" w:sz="4" w:space="0" w:color="B4B4B4"/>
+              <w:right w:val="single" w:sz="4" w:space="0" w:color="B4B4B4"/>
+            </w:tcBorders>
+            <w:vAlign w:val="center"/>
+          </w:tcPr>
+          <w:p>
+            <w:pPr>
+              <w:spacing w:before="40" w:after="40"/>
+            </w:pPr>
+            <w:r>
+              <w:rPr>
+                <w:sz w:val="19"/>
+              </w:rPr>
+              <w:t>Tự cấu hình qua AWS CLI &amp; thiết kế mẫu thông báo</w:t>
+            </w:r>
+          </w:p>
+        </w:tc>
+      </w:tr>
+      <w:tr>
+        <w:trPr>
+          <w:cantSplit/>
+        </w:trPr>
+        <w:tc>
+          <w:tcPr>
+            <w:tcW w:w="1440" w:type="dxa"/>
+            <w:tcBorders>
+              <w:top w:val="single" w:sz="4" w:space="0" w:color="B4B4B4"/>
+              <w:left w:val="single" w:sz="4" w:space="0" w:color="B4B4B4"/>
+              <w:bottom w:val="single" w:sz="4" w:space="0" w:color="B4B4B4"/>
+              <w:right w:val="single" w:sz="4" w:space="0" w:color="B4B4B4"/>
+            </w:tcBorders>
+            <w:vAlign w:val="center"/>
+          </w:tcPr>
+          <w:p>
+            <w:pPr>
+              <w:spacing w:before="40" w:after="40"/>
+            </w:pPr>
+            <w:r>
+              <w:rPr>
+                <w:sz w:val="19"/>
+              </w:rPr>
+              <w:t>25/09/2026</w:t>
+            </w:r>
+          </w:p>
+        </w:tc>
+        <w:tc>
+          <w:tcPr>
+            <w:tcW w:w="2016" w:type="dxa"/>
+            <w:tcBorders>
+              <w:top w:val="single" w:sz="4" w:space="0" w:color="B4B4B4"/>
+              <w:left w:val="single" w:sz="4" w:space="0" w:color="B4B4B4"/>
+              <w:bottom w:val="single" w:sz="4" w:space="0" w:color="B4B4B4"/>
+              <w:right w:val="single" w:sz="4" w:space="0" w:color="B4B4B4"/>
+            </w:tcBorders>
+            <w:vAlign w:val="center"/>
+          </w:tcPr>
+          <w:p>
+            <w:pPr>
+              <w:spacing w:before="40" w:after="40"/>
+            </w:pPr>
+            <w:r>
+              <w:rPr>
+                <w:sz w:val="19"/>
+              </w:rPr>
+              <w:t>Trần Thị Ngọc Quyên</w:t>
+            </w:r>
+            <w:r>
+              <w:rPr>
+                <w:sz w:val="19"/>
+              </w:rPr>
+              <w:br/>
+              <w:t>(24110051)</w:t>
+            </w:r>
+          </w:p>
+        </w:tc>
+        <w:tc>
+          <w:tcPr>
+            <w:tcW w:w="3888" w:type="dxa"/>
+            <w:tcBorders>
+              <w:top w:val="single" w:sz="4" w:space="0" w:color="B4B4B4"/>
+              <w:left w:val="single" w:sz="4" w:space="0" w:color="B4B4B4"/>
+              <w:bottom w:val="single" w:sz="4" w:space="0" w:color="B4B4B4"/>
+              <w:right w:val="single" w:sz="4" w:space="0" w:color="B4B4B4"/>
+            </w:tcBorders>
+            <w:vAlign w:val="center"/>
+          </w:tcPr>
+          <w:p>
+            <w:pPr>
+              <w:spacing w:before="40" w:after="40"/>
+            </w:pPr>
+            <w:r>
+              <w:rPr>
+                <w:sz w:val="19"/>
+              </w:rPr>
+              <w:t>Thiết kế DDL bảng ngoại Glue Catalog (weather_airquality_records) với OpenX JSON SerDe; tạo View vietnam_weather_aqi quy đổi UTC+7; cấu hình nạp phân vùng dữ liệu qua MSCK REPAIR TABLE.</w:t>
+            </w:r>
+          </w:p>
+        </w:tc>
+        <w:tc>
+          <w:tcPr>
+            <w:tcW w:w="1008" w:type="dxa"/>
+            <w:tcBorders>
+              <w:top w:val="single" w:sz="4" w:space="0" w:color="B4B4B4"/>
+              <w:left w:val="single" w:sz="4" w:space="0" w:color="B4B4B4"/>
+              <w:bottom w:val="single" w:sz="4" w:space="0" w:color="B4B4B4"/>
+              <w:right w:val="single" w:sz="4" w:space="0" w:color="B4B4B4"/>
+            </w:tcBorders>
+            <w:vAlign w:val="center"/>
+          </w:tcPr>
+          <w:p>
+            <w:pPr>
+              <w:spacing w:before="40" w:after="40"/>
+            </w:pPr>
+            <w:r>
+              <w:rPr>
+                <w:sz w:val="19"/>
+              </w:rPr>
+              <w:t>3.0h</w:t>
+            </w:r>
+          </w:p>
+        </w:tc>
+        <w:tc>
+          <w:tcPr>
+            <w:tcW w:w="2592" w:type="dxa"/>
+            <w:tcBorders>
+              <w:top w:val="single" w:sz="4" w:space="0" w:color="B4B4B4"/>
+              <w:left w:val="single" w:sz="4" w:space="0" w:color="B4B4B4"/>
+              <w:bottom w:val="single" w:sz="4" w:space="0" w:color="B4B4B4"/>
+              <w:right w:val="single" w:sz="4" w:space="0" w:color="B4B4B4"/>
+            </w:tcBorders>
+            <w:vAlign w:val="center"/>
+          </w:tcPr>
+          <w:p>
+            <w:pPr>
+              <w:spacing w:before="40" w:after="40"/>
+            </w:pPr>
+            <w:r>
+              <w:rPr>
+                <w:sz w:val="19"/>
+              </w:rPr>
+              <w:t>File DDL SQL create_table.sql, create_view_vietnam_weather_aqi.sql, Script 06_setup_glue_athena.ps1.</w:t>
+            </w:r>
+          </w:p>
+        </w:tc>
+        <w:tc>
+          <w:tcPr>
+            <w:tcW w:w="2592" w:type="dxa"/>
+            <w:tcBorders>
+              <w:top w:val="single" w:sz="4" w:space="0" w:color="B4B4B4"/>
+              <w:left w:val="single" w:sz="4" w:space="0" w:color="B4B4B4"/>
+              <w:bottom w:val="single" w:sz="4" w:space="0" w:color="B4B4B4"/>
+              <w:right w:val="single" w:sz="4" w:space="0" w:color="B4B4B4"/>
+            </w:tcBorders>
+            <w:vAlign w:val="center"/>
+          </w:tcPr>
+          <w:p>
+            <w:pPr>
+              <w:spacing w:before="40" w:after="40"/>
+            </w:pPr>
+            <w:r>
+              <w:rPr>
+                <w:sz w:val="19"/>
+              </w:rPr>
+              <w:t>Có dùng AI hỗ trợ kiểm tra SerDe &amp; Presto date function</w:t>
+            </w:r>
+          </w:p>
+        </w:tc>
+      </w:tr>
+      <w:tr>
+        <w:trPr>
+          <w:cantSplit/>
+        </w:trPr>
+        <w:tc>
+          <w:tcPr>
+            <w:tcW w:w="1440" w:type="dxa"/>
+            <w:tcBorders>
+              <w:top w:val="single" w:sz="4" w:space="0" w:color="B4B4B4"/>
+              <w:left w:val="single" w:sz="4" w:space="0" w:color="B4B4B4"/>
+              <w:bottom w:val="single" w:sz="4" w:space="0" w:color="B4B4B4"/>
+              <w:right w:val="single" w:sz="4" w:space="0" w:color="B4B4B4"/>
+            </w:tcBorders>
+            <w:vAlign w:val="center"/>
+          </w:tcPr>
+          <w:p>
+            <w:pPr>
+              <w:spacing w:before="40" w:after="40"/>
+            </w:pPr>
+            <w:r>
+              <w:rPr>
+                <w:sz w:val="19"/>
+              </w:rPr>
+              <w:t>26/09/2026</w:t>
+            </w:r>
+          </w:p>
+        </w:tc>
+        <w:tc>
+          <w:tcPr>
+            <w:tcW w:w="2016" w:type="dxa"/>
+            <w:tcBorders>
+              <w:top w:val="single" w:sz="4" w:space="0" w:color="B4B4B4"/>
+              <w:left w:val="single" w:sz="4" w:space="0" w:color="B4B4B4"/>
+              <w:bottom w:val="single" w:sz="4" w:space="0" w:color="B4B4B4"/>
+              <w:right w:val="single" w:sz="4" w:space="0" w:color="B4B4B4"/>
+            </w:tcBorders>
+            <w:vAlign w:val="center"/>
+          </w:tcPr>
+          <w:p>
+            <w:pPr>
+              <w:spacing w:before="40" w:after="40"/>
+            </w:pPr>
+            <w:r>
+              <w:rPr>
+                <w:sz w:val="19"/>
+              </w:rPr>
+              <w:t>Nguyễn Tiến Sơn</w:t>
+            </w:r>
+            <w:r>
+              <w:rPr>
+                <w:sz w:val="19"/>
+              </w:rPr>
+              <w:br/>
+              <w:t>(24110054)</w:t>
+            </w:r>
+          </w:p>
+        </w:tc>
+        <w:tc>
+          <w:tcPr>
+            <w:tcW w:w="3888" w:type="dxa"/>
+            <w:tcBorders>
+              <w:top w:val="single" w:sz="4" w:space="0" w:color="B4B4B4"/>
+              <w:left w:val="single" w:sz="4" w:space="0" w:color="B4B4B4"/>
+              <w:bottom w:val="single" w:sz="4" w:space="0" w:color="B4B4B4"/>
+              <w:right w:val="single" w:sz="4" w:space="0" w:color="B4B4B4"/>
+            </w:tcBorders>
+            <w:vAlign w:val="center"/>
+          </w:tcPr>
+          <w:p>
+            <w:pPr>
+              <w:spacing w:before="40" w:after="40"/>
+            </w:pPr>
+            <w:r>
+              <w:rPr>
+                <w:sz w:val="19"/>
+              </w:rPr>
+              <w:t>Cấu hình EventBridge Rule (WeatherCollectionSchedule) tần suất rate(1 hour); cấu hình Resource-based policy cho EventBridge gọi Lambda; đóng gói và deploy Lambda qua CLI với LabRole.</w:t>
+            </w:r>
+          </w:p>
+        </w:tc>
+        <w:tc>
+          <w:tcPr>
+            <w:tcW w:w="1008" w:type="dxa"/>
+            <w:tcBorders>
+              <w:top w:val="single" w:sz="4" w:space="0" w:color="B4B4B4"/>
+              <w:left w:val="single" w:sz="4" w:space="0" w:color="B4B4B4"/>
+              <w:bottom w:val="single" w:sz="4" w:space="0" w:color="B4B4B4"/>
+              <w:right w:val="single" w:sz="4" w:space="0" w:color="B4B4B4"/>
+            </w:tcBorders>
+            <w:vAlign w:val="center"/>
+          </w:tcPr>
+          <w:p>
+            <w:pPr>
+              <w:spacing w:before="40" w:after="40"/>
+            </w:pPr>
+            <w:r>
+              <w:rPr>
+                <w:sz w:val="19"/>
+              </w:rPr>
+              <w:t>3.5h</w:t>
+            </w:r>
+          </w:p>
+        </w:tc>
+        <w:tc>
+          <w:tcPr>
+            <w:tcW w:w="2592" w:type="dxa"/>
+            <w:tcBorders>
+              <w:top w:val="single" w:sz="4" w:space="0" w:color="B4B4B4"/>
+              <w:left w:val="single" w:sz="4" w:space="0" w:color="B4B4B4"/>
+              <w:bottom w:val="single" w:sz="4" w:space="0" w:color="B4B4B4"/>
+              <w:right w:val="single" w:sz="4" w:space="0" w:color="B4B4B4"/>
+            </w:tcBorders>
+            <w:vAlign w:val="center"/>
+          </w:tcPr>
+          <w:p>
+            <w:pPr>
+              <w:spacing w:before="40" w:after="40"/>
+            </w:pPr>
+            <w:r>
+              <w:rPr>
+                <w:sz w:val="19"/>
+              </w:rPr>
+              <w:t>Script 04_deploy_lambda.ps1, 05_setup_eventbridge.ps1, EventBridge Rule ENABLED chạy 24/7.</w:t>
+            </w:r>
+          </w:p>
+        </w:tc>
+        <w:tc>
+          <w:tcPr>
+            <w:tcW w:w="2592" w:type="dxa"/>
+            <w:tcBorders>
+              <w:top w:val="single" w:sz="4" w:space="0" w:color="B4B4B4"/>
+              <w:left w:val="single" w:sz="4" w:space="0" w:color="B4B4B4"/>
+              <w:bottom w:val="single" w:sz="4" w:space="0" w:color="B4B4B4"/>
+              <w:right w:val="single" w:sz="4" w:space="0" w:color="B4B4B4"/>
+            </w:tcBorders>
+            <w:vAlign w:val="center"/>
+          </w:tcPr>
+          <w:p>
+            <w:pPr>
+              <w:spacing w:before="40" w:after="40"/>
+            </w:pPr>
+            <w:r>
+              <w:rPr>
+                <w:sz w:val="19"/>
+              </w:rPr>
+              <w:t>Tự cấu hình qua AWS CLI &amp; phân quyền LabRole</w:t>
+            </w:r>
+          </w:p>
+        </w:tc>
+      </w:tr>
+      <w:tr>
+        <w:trPr>
+          <w:cantSplit/>
+        </w:trPr>
+        <w:tc>
+          <w:tcPr>
+            <w:tcW w:w="1440" w:type="dxa"/>
+            <w:tcBorders>
+              <w:top w:val="single" w:sz="4" w:space="0" w:color="B4B4B4"/>
+              <w:left w:val="single" w:sz="4" w:space="0" w:color="B4B4B4"/>
+              <w:bottom w:val="single" w:sz="4" w:space="0" w:color="B4B4B4"/>
+              <w:right w:val="single" w:sz="4" w:space="0" w:color="B4B4B4"/>
+            </w:tcBorders>
+            <w:vAlign w:val="center"/>
+          </w:tcPr>
+          <w:p>
+            <w:pPr>
+              <w:spacing w:before="40" w:after="40"/>
+            </w:pPr>
+            <w:r>
+              <w:rPr>
+                <w:sz w:val="19"/>
+              </w:rPr>
+              <w:t>27/09/2026</w:t>
+            </w:r>
+          </w:p>
+        </w:tc>
+        <w:tc>
+          <w:tcPr>
+            <w:tcW w:w="2016" w:type="dxa"/>
+            <w:tcBorders>
+              <w:top w:val="single" w:sz="4" w:space="0" w:color="B4B4B4"/>
+              <w:left w:val="single" w:sz="4" w:space="0" w:color="B4B4B4"/>
+              <w:bottom w:val="single" w:sz="4" w:space="0" w:color="B4B4B4"/>
+              <w:right w:val="single" w:sz="4" w:space="0" w:color="B4B4B4"/>
+            </w:tcBorders>
+            <w:vAlign w:val="center"/>
+          </w:tcPr>
+          <w:p>
+            <w:pPr>
+              <w:spacing w:before="40" w:after="40"/>
+            </w:pPr>
+            <w:r>
+              <w:rPr>
+                <w:sz w:val="19"/>
+              </w:rPr>
+              <w:t>Trần Thị Ngọc Quyên</w:t>
+            </w:r>
+            <w:r>
+              <w:rPr>
+                <w:sz w:val="19"/>
+              </w:rPr>
+              <w:br/>
+              <w:t>(24110051)</w:t>
+            </w:r>
+          </w:p>
+        </w:tc>
+        <w:tc>
+          <w:tcPr>
+            <w:tcW w:w="3888" w:type="dxa"/>
+            <w:tcBorders>
+              <w:top w:val="single" w:sz="4" w:space="0" w:color="B4B4B4"/>
+              <w:left w:val="single" w:sz="4" w:space="0" w:color="B4B4B4"/>
+              <w:bottom w:val="single" w:sz="4" w:space="0" w:color="B4B4B4"/>
+              <w:right w:val="single" w:sz="4" w:space="0" w:color="B4B4B4"/>
+            </w:tcBorders>
+            <w:vAlign w:val="center"/>
+          </w:tcPr>
+          <w:p>
+            <w:pPr>
+              <w:spacing w:before="40" w:after="40"/>
+            </w:pPr>
+            <w:r>
+              <w:rPr>
+                <w:sz w:val="19"/>
+              </w:rPr>
+              <w:t>Soạn thảo 5 câu truy vấn SQL phân tích dữ liệu chuyên sâu trên Athena (so sánh đô thị, khung giờ ô nhiễm, phân bố cấp AQI, tương quan khí tượng, xuất dữ liệu gốc); lập trình test_csv_exports.py.</w:t>
+            </w:r>
+          </w:p>
+        </w:tc>
+        <w:tc>
+          <w:tcPr>
+            <w:tcW w:w="1008" w:type="dxa"/>
+            <w:tcBorders>
+              <w:top w:val="single" w:sz="4" w:space="0" w:color="B4B4B4"/>
+              <w:left w:val="single" w:sz="4" w:space="0" w:color="B4B4B4"/>
+              <w:bottom w:val="single" w:sz="4" w:space="0" w:color="B4B4B4"/>
+              <w:right w:val="single" w:sz="4" w:space="0" w:color="B4B4B4"/>
+            </w:tcBorders>
+            <w:vAlign w:val="center"/>
+          </w:tcPr>
+          <w:p>
+            <w:pPr>
+              <w:spacing w:before="40" w:after="40"/>
+            </w:pPr>
+            <w:r>
+              <w:rPr>
+                <w:sz w:val="19"/>
+              </w:rPr>
+              <w:t>3.0h</w:t>
+            </w:r>
+          </w:p>
+        </w:tc>
+        <w:tc>
+          <w:tcPr>
+            <w:tcW w:w="2592" w:type="dxa"/>
+            <w:tcBorders>
+              <w:top w:val="single" w:sz="4" w:space="0" w:color="B4B4B4"/>
+              <w:left w:val="single" w:sz="4" w:space="0" w:color="B4B4B4"/>
+              <w:bottom w:val="single" w:sz="4" w:space="0" w:color="B4B4B4"/>
+              <w:right w:val="single" w:sz="4" w:space="0" w:color="B4B4B4"/>
+            </w:tcBorders>
+            <w:vAlign w:val="center"/>
+          </w:tcPr>
+          <w:p>
+            <w:pPr>
+              <w:spacing w:before="40" w:after="40"/>
+            </w:pPr>
+            <w:r>
+              <w:rPr>
+                <w:sz w:val="19"/>
+              </w:rPr>
+              <w:t>5 file truy vấn SQL trong tuan_2/athena/, bộ kiểm thử tests/test_csv_exports.py, 5 tệp kết quả CSV.</w:t>
+            </w:r>
+          </w:p>
+        </w:tc>
+        <w:tc>
+          <w:tcPr>
+            <w:tcW w:w="2592" w:type="dxa"/>
+            <w:tcBorders>
+              <w:top w:val="single" w:sz="4" w:space="0" w:color="B4B4B4"/>
+              <w:left w:val="single" w:sz="4" w:space="0" w:color="B4B4B4"/>
+              <w:bottom w:val="single" w:sz="4" w:space="0" w:color="B4B4B4"/>
+              <w:right w:val="single" w:sz="4" w:space="0" w:color="B4B4B4"/>
+            </w:tcBorders>
+            <w:vAlign w:val="center"/>
+          </w:tcPr>
+          <w:p>
+            <w:pPr>
+              <w:spacing w:before="40" w:after="40"/>
+            </w:pPr>
+            <w:r>
+              <w:rPr>
+                <w:sz w:val="19"/>
+              </w:rPr>
+              <w:t>Có dùng AI gợi ý cú pháp hàm corr() và Window function</w:t>
+            </w:r>
+          </w:p>
+        </w:tc>
+      </w:tr>
+      <w:tr>
+        <w:trPr>
+          <w:cantSplit/>
+        </w:trPr>
+        <w:tc>
+          <w:tcPr>
+            <w:tcW w:w="1440" w:type="dxa"/>
+            <w:tcBorders>
+              <w:top w:val="single" w:sz="4" w:space="0" w:color="B4B4B4"/>
+              <w:left w:val="single" w:sz="4" w:space="0" w:color="B4B4B4"/>
+              <w:bottom w:val="single" w:sz="4" w:space="0" w:color="B4B4B4"/>
+              <w:right w:val="single" w:sz="4" w:space="0" w:color="B4B4B4"/>
+            </w:tcBorders>
+            <w:vAlign w:val="center"/>
+          </w:tcPr>
+          <w:p>
+            <w:pPr>
+              <w:spacing w:before="40" w:after="40"/>
+            </w:pPr>
+            <w:r>
+              <w:rPr>
+                <w:sz w:val="19"/>
+              </w:rPr>
+              <w:t>28/09/2026</w:t>
+            </w:r>
+          </w:p>
+        </w:tc>
+        <w:tc>
+          <w:tcPr>
+            <w:tcW w:w="2016" w:type="dxa"/>
+            <w:tcBorders>
+              <w:top w:val="single" w:sz="4" w:space="0" w:color="B4B4B4"/>
+              <w:left w:val="single" w:sz="4" w:space="0" w:color="B4B4B4"/>
+              <w:bottom w:val="single" w:sz="4" w:space="0" w:color="B4B4B4"/>
+              <w:right w:val="single" w:sz="4" w:space="0" w:color="B4B4B4"/>
+            </w:tcBorders>
+            <w:vAlign w:val="center"/>
+          </w:tcPr>
+          <w:p>
+            <w:pPr>
+              <w:spacing w:before="40" w:after="40"/>
+            </w:pPr>
+            <w:r>
+              <w:rPr>
+                <w:sz w:val="19"/>
+              </w:rPr>
+              <w:t>Cả 2 SV</w:t>
+            </w:r>
+            <w:r>
+              <w:rPr>
+                <w:sz w:val="19"/>
+              </w:rPr>
+              <w:br/>
+              <w:t>(Sơn &amp; Quyên)</w:t>
+            </w:r>
+          </w:p>
+        </w:tc>
+        <w:tc>
+          <w:tcPr>
+            <w:tcW w:w="3888" w:type="dxa"/>
+            <w:tcBorders>
+              <w:top w:val="single" w:sz="4" w:space="0" w:color="B4B4B4"/>
+              <w:left w:val="single" w:sz="4" w:space="0" w:color="B4B4B4"/>
+              <w:bottom w:val="single" w:sz="4" w:space="0" w:color="B4B4B4"/>
+              <w:right w:val="single" w:sz="4" w:space="0" w:color="B4B4B4"/>
+            </w:tcBorders>
+            <w:vAlign w:val="center"/>
+          </w:tcPr>
+          <w:p>
+            <w:pPr>
+              <w:spacing w:before="40" w:after="40"/>
+            </w:pPr>
+            <w:r>
+              <w:rPr>
+                <w:sz w:val="19"/>
+              </w:rPr>
+              <w:t>Xây dựng và thực thi bộ 28 ca kiểm thử đơn vị tự động đạt 100% PASS; chạy kiểm thử tích hợp thực tế trên AWS Learner Lab; nghiệm thu dữ liệu và hoàn thiện báo cáo Tuần 2.</w:t>
+            </w:r>
+          </w:p>
+        </w:tc>
+        <w:tc>
+          <w:tcPr>
+            <w:tcW w:w="1008" w:type="dxa"/>
+            <w:tcBorders>
+              <w:top w:val="single" w:sz="4" w:space="0" w:color="B4B4B4"/>
+              <w:left w:val="single" w:sz="4" w:space="0" w:color="B4B4B4"/>
+              <w:bottom w:val="single" w:sz="4" w:space="0" w:color="B4B4B4"/>
+              <w:right w:val="single" w:sz="4" w:space="0" w:color="B4B4B4"/>
+            </w:tcBorders>
+            <w:vAlign w:val="center"/>
+          </w:tcPr>
+          <w:p>
+            <w:pPr>
+              <w:spacing w:before="40" w:after="40"/>
+            </w:pPr>
+            <w:r>
+              <w:rPr>
+                <w:sz w:val="19"/>
+              </w:rPr>
+              <w:t>Sơn: 3.0h</w:t>
+            </w:r>
+            <w:r>
+              <w:rPr>
+                <w:sz w:val="19"/>
+              </w:rPr>
+              <w:br/>
+              <w:t>Quyên: 3.0h</w:t>
+            </w:r>
+          </w:p>
+        </w:tc>
+        <w:tc>
+          <w:tcPr>
+            <w:tcW w:w="2592" w:type="dxa"/>
+            <w:tcBorders>
+              <w:top w:val="single" w:sz="4" w:space="0" w:color="B4B4B4"/>
+              <w:left w:val="single" w:sz="4" w:space="0" w:color="B4B4B4"/>
+              <w:bottom w:val="single" w:sz="4" w:space="0" w:color="B4B4B4"/>
+              <w:right w:val="single" w:sz="4" w:space="0" w:color="B4B4B4"/>
+            </w:tcBorders>
+            <w:vAlign w:val="center"/>
+          </w:tcPr>
+          <w:p>
+            <w:pPr>
+              <w:spacing w:before="40" w:after="40"/>
+            </w:pPr>
+            <w:r>
+              <w:rPr>
+                <w:sz w:val="19"/>
+              </w:rPr>
+              <w:t>28/28 Unit tests PASS, 156 bản ghi thu thập thành công trên S3, Báo cáo Tuần 2 (DOCX &amp; PDF), commit Git.</w:t>
+            </w:r>
+          </w:p>
+        </w:tc>
+        <w:tc>
+          <w:tcPr>
+            <w:tcW w:w="2592" w:type="dxa"/>
+            <w:tcBorders>
+              <w:top w:val="single" w:sz="4" w:space="0" w:color="B4B4B4"/>
+              <w:left w:val="single" w:sz="4" w:space="0" w:color="B4B4B4"/>
+              <w:bottom w:val="single" w:sz="4" w:space="0" w:color="B4B4B4"/>
+              <w:right w:val="single" w:sz="4" w:space="0" w:color="B4B4B4"/>
+            </w:tcBorders>
+            <w:vAlign w:val="center"/>
+          </w:tcPr>
+          <w:p>
+            <w:pPr>
+              <w:spacing w:before="40" w:after="40"/>
+            </w:pPr>
+            <w:r>
+              <w:rPr>
+                <w:sz w:val="19"/>
+              </w:rPr>
+              <w:t>Tự kiểm thử, phân tích lỗi &amp; hoàn thiện báo cáo</w:t>
+            </w:r>
+          </w:p>
+        </w:tc>
+      </w:tr>
+    </w:tbl>
+    <w:p>
+      <w:pPr>
+        <w:spacing w:after="60"/>
+      </w:pPr>
+    </w:p>
+    <w:p>
+      <w:pPr>
+        <w:pStyle w:val="Caption"/>
+        <w:keepNext/>
+        <w:spacing w:before="60" w:after="160"/>
+        <w:jc w:val="center"/>
+      </w:pPr>
+      <w:r>
+        <w:rPr>
+          <w:i/>
+        </w:rPr>
+        <w:t>Bảng 7.2: Nhật ký công việc chi tiết từng ngày trong Tuần 2 của Nhóm 05</w:t>
+      </w:r>
+    </w:p>
+    <w:p>
+      <w:pPr>
+        <w:pStyle w:val="Heading2"/>
+        <w:spacing w:before="180" w:after="80"/>
+      </w:pPr>
+      <w:bookmarkStart w:id="37" w:name="_Toc242803950"/>
+      <w:r>
+        <w:t>7.3 Công khai mức độ hỗ trợ của Trí tuệ Nhân tạo (AI Disclosure)</w:t>
+      </w:r>
+      <w:bookmarkEnd w:id="37"/>
+    </w:p>
+    <w:p>
+      <w:pPr>
+        <w:pStyle w:val="BodyText"/>
+        <w:spacing w:before="40" w:after="80" w:line="276" w:lineRule="auto"/>
+      </w:pPr>
+      <w:r>
+        <w:t>Tuân thủ yêu cầu của GVHD ThS. Huỳnh Xuân Phụng: “Được dùng LLM/AI (ChatGPT, Claude, Amazon Q Developer...) để tham khảo, sinh mã, gỡ lỗi; nhưng mọi tài nguyên phải được triển khai và chạy thật trên AWS Learner Lab. Ghi rõ phần nào có AI hỗ trợ; SV phải giải thích được mọi cấu hình/mã nguồn khi vấn đáp.” Nhóm 05 minh bạch toàn diện việc ứng dụng AI:</w:t>
+      </w:r>
+    </w:p>
+    <w:p>
+      <w:pPr>
+        <w:pStyle w:val="Heading3"/>
+        <w:spacing w:before="120" w:after="40"/>
+      </w:pPr>
+      <w:r>
+        <w:lastRenderedPageBreak/>
+        <w:t>7.3.1 Các hạng mục có sự hỗ trợ của LLM/AI</w:t>
+      </w:r>
+    </w:p>
+    <w:p>
+      <w:pPr>
+        <w:pStyle w:val="BodyText"/>
+        <w:spacing w:before="20" w:after="40" w:line="276" w:lineRule="auto"/>
+        <w:ind w:left="360" w:hanging="230"/>
+      </w:pPr>
+      <w:r>
+        <w:rPr>
+          <w:b/>
+        </w:rPr>
+        <w:t xml:space="preserve">•  </w:t>
+      </w:r>
+      <w:r>
+        <w:t>Hỗ trợ sinh mã mẫu chuẩn (Boilerplate): Sử dụng AI để tra cứu ví dụ mã nguồn gọi HTTPS bằng thư viện tích hợp urllib.request nhằm đảm bảo mã nguồn Lambda chạy độc lập, không phụ thuộc thư viện bên ngoài.</w:t>
+      </w:r>
+    </w:p>
+    <w:p>
+      <w:pPr>
+        <w:pStyle w:val="BodyText"/>
+        <w:spacing w:before="20" w:after="40" w:line="276" w:lineRule="auto"/>
+        <w:ind w:left="360" w:hanging="230"/>
+      </w:pPr>
+      <w:r>
+        <w:rPr>
+          <w:b/>
+        </w:rPr>
+        <w:t xml:space="preserve">•  </w:t>
+      </w:r>
+      <w:r>
+        <w:t>Xác thực cú pháp SerDe và Presto SQL: Sử dụng AI để kiểm tra các tùy chọn cấu hình của OpenX JSON SerDe (org.openx.data.jsonserde.JsonSerDe) và cú pháp tính hệ số tương quan Pearson corr(x, y) trong Athena.</w:t>
+      </w:r>
+    </w:p>
+    <w:p>
+      <w:pPr>
+        <w:pStyle w:val="BodyText"/>
+        <w:spacing w:before="20" w:after="40" w:line="276" w:lineRule="auto"/>
+        <w:ind w:left="360" w:hanging="230"/>
+      </w:pPr>
+      <w:r>
+        <w:rPr>
+          <w:b/>
+        </w:rPr>
+        <w:t xml:space="preserve">•  </w:t>
+      </w:r>
+      <w:r>
+        <w:t>Gợi ý tham số đồ thị Matplotlib: Sử dụng AI để gợi ý bảng màu và tỷ lệ layout trong script vẽ biểu đồ generate_charts.py.</w:t>
+      </w:r>
+    </w:p>
+    <w:p>
+      <w:pPr>
+        <w:pStyle w:val="BodyText"/>
+        <w:spacing w:before="20" w:after="40" w:line="276" w:lineRule="auto"/>
+        <w:ind w:left="360" w:hanging="230"/>
+      </w:pPr>
+      <w:r>
+        <w:rPr>
+          <w:b/>
+        </w:rPr>
+        <w:t xml:space="preserve">•  </w:t>
+      </w:r>
+      <w:r>
+        <w:t>Biên tập định dạng văn bản: Hỗ trợ rà soát chính tả kỹ thuật và căn chỉnh bảng biểu Markdown.</w:t>
+      </w:r>
+    </w:p>
+    <w:p>
+      <w:pPr>
+        <w:pStyle w:val="Heading3"/>
+        <w:spacing w:before="120" w:after="40"/>
+      </w:pPr>
+      <w:r>
+        <w:t>7.3.2 Các nội dung sinh viên tự chủ 100% và chuẩn bị vấn đáp</w:t>
+      </w:r>
+    </w:p>
+    <w:p>
+      <w:pPr>
+        <w:pStyle w:val="BodyText"/>
+        <w:spacing w:before="20" w:after="40" w:line="276" w:lineRule="auto"/>
+        <w:ind w:left="360" w:hanging="230"/>
+      </w:pPr>
+      <w:r>
+        <w:rPr>
+          <w:b/>
+        </w:rPr>
+        <w:t xml:space="preserve">•  </w:t>
+      </w:r>
+      <w:r>
+        <w:t>Lý giải kiến trúc hệ thống: Hai sinh viên tự phân tích và vẽ sơ đồ kiến trúc Serverless Event-Driven; giải thích rõ ràng vai trò của từng thành phần và luồng dữ liệu thời gian thực từ EventBridge tới Athena.</w:t>
+      </w:r>
+    </w:p>
+    <w:p>
+      <w:pPr>
+        <w:pStyle w:val="BodyText"/>
+        <w:spacing w:before="20" w:after="40" w:line="276" w:lineRule="auto"/>
+        <w:ind w:left="360" w:hanging="230"/>
+      </w:pPr>
+      <w:r>
+        <w:rPr>
+          <w:b/>
+        </w:rPr>
+        <w:t xml:space="preserve">•  </w:t>
+      </w:r>
+      <w:r>
+        <w:t>Bảo mật và phân quyền IAM: Nắm vững nguyên lý hoạt động của IAM LabRole, cơ chế Resource-based policy của Lambda và cách bảo mật cấu hình bằng Secrets Manager.</w:t>
+      </w:r>
+    </w:p>
+    <w:p>
+      <w:pPr>
+        <w:pStyle w:val="BodyText"/>
+        <w:spacing w:before="20" w:after="40" w:line="276" w:lineRule="auto"/>
+        <w:ind w:left="360" w:hanging="230"/>
+      </w:pPr>
+      <w:r>
+        <w:rPr>
+          <w:b/>
+        </w:rPr>
+        <w:t xml:space="preserve">•  </w:t>
+      </w:r>
+      <w:r>
+        <w:t>Thiết kế dữ liệu và tối ưu hóa chi phí: Giải thích logic phân vùng Hive-style S3, cách Athena chỉ quét các phân vùng cần thiết để tiết kiệm 95.6% chi phí đọc ghi.</w:t>
+      </w:r>
+    </w:p>
+    <w:p>
+      <w:pPr>
+        <w:pStyle w:val="BodyText"/>
+        <w:spacing w:before="20" w:after="40" w:line="276" w:lineRule="auto"/>
+        <w:ind w:left="360" w:hanging="230"/>
+      </w:pPr>
+      <w:r>
+        <w:rPr>
+          <w:b/>
+        </w:rPr>
+        <w:t xml:space="preserve">•  </w:t>
+      </w:r>
+      <w:r>
+        <w:t>Vận hành trên tài khoản thật: Tự trực tiếp thao tác các lệnh AWS CLI trên cả hai tài khoản AWS Academy Learner Lab (873674852386 và 134987931868), xác minh email cảnh báo SNS và kiểm tra log CloudWatch.</w:t>
+      </w:r>
+    </w:p>
+    <w:p>
+      <w:pPr>
+        <w:pStyle w:val="BodyText"/>
+        <w:spacing w:before="20" w:after="40" w:line="276" w:lineRule="auto"/>
+        <w:ind w:left="360" w:hanging="230"/>
+      </w:pPr>
+      <w:r>
+        <w:rPr>
+          <w:b/>
+        </w:rPr>
+        <w:t xml:space="preserve">•  </w:t>
+      </w:r>
+      <w:r>
+        <w:t>Khả năng kháng lỗi (Fault Tolerance): Sinh viên tự cài đặt 3 cơ chế kháng lỗi: fallback cấu hình nội bộ khi Secrets Manager gặp sự cố, lọc an toàn dữ liệu khuyết thiếu safe_float/safe_int, và cô lập lỗi giữa các đô thị.</w:t>
+      </w:r>
+    </w:p>
+    <w:p>
+      <w:pPr>
+        <w:pStyle w:val="Heading2"/>
+        <w:spacing w:before="180" w:after="80"/>
+      </w:pPr>
+      <w:bookmarkStart w:id="38" w:name="_Toc242803951"/>
+      <w:r>
+        <w:t>7.4 Xác nhận và cam kết của các thành viên Nhóm 05</w:t>
+      </w:r>
+      <w:bookmarkEnd w:id="38"/>
+    </w:p>
+    <w:p>
+      <w:pPr>
+        <w:pStyle w:val="BodyText"/>
+        <w:spacing w:before="40" w:after="80" w:line="276" w:lineRule="auto"/>
+      </w:pPr>
+      <w:r>
+        <w:t>Hai sinh viên cam kết các số liệu nhật ký công việc, thời gian thực hiện (&gt;= 8 giờ/tuần/SV) và các sản phẩm kỹ thuật nêu trong báo cáo là trung thực, phản ánh đúng quá trình học tập và nghiên cứu thực tế. Sinh viên sẵn sàng giải thích độc lập 100% cấu hình và mã nguồn khi tham gia vấn đáp bảo vệ đồ án trước GVHD ThS. Huỳnh Xuân Phụng.</w:t>
+      </w:r>
+    </w:p>
+    <w:tbl>
+      <w:tblPr>
+        <w:tblStyle w:val="TableGrid"/>
+        <w:tblW w:w="0" w:type="auto"/>
+        <w:tblLayout w:type="fixed"/>
+        <w:tblLook w:val="04A0" w:firstRow="1" w:lastRow="0" w:firstColumn="1" w:lastColumn="0" w:noHBand="0" w:noVBand="1"/>
+      </w:tblPr>
+      <w:tblGrid>
+        <w:gridCol w:w="2160"/>
+        <w:gridCol w:w="3600"/>
+        <w:gridCol w:w="2592"/>
+        <w:gridCol w:w="2592"/>
+      </w:tblGrid>
+      <w:tr>
+        <w:trPr>
+          <w:cantSplit/>
+          <w:tblHeader/>
+        </w:trPr>
+        <w:tc>
+          <w:tcPr>
+            <w:tcW w:w="2160" w:type="dxa"/>
+            <w:tcBorders>
+              <w:top w:val="single" w:sz="4" w:space="0" w:color="B4B4B4"/>
+              <w:left w:val="single" w:sz="4" w:space="0" w:color="B4B4B4"/>
+              <w:bottom w:val="single" w:sz="4" w:space="0" w:color="B4B4B4"/>
+              <w:right w:val="single" w:sz="4" w:space="0" w:color="B4B4B4"/>
+            </w:tcBorders>
+            <w:shd w:val="clear" w:color="auto" w:fill="E7E7E7"/>
+            <w:vAlign w:val="center"/>
+          </w:tcPr>
+          <w:p>
+            <w:pPr>
+              <w:spacing w:before="60" w:after="60"/>
+              <w:jc w:val="center"/>
+            </w:pPr>
+            <w:r>
+              <w:rPr>
+                <w:b/>
+                <w:sz w:val="19"/>
+              </w:rPr>
+              <w:t>Đại diện nhóm</w:t>
+            </w:r>
+          </w:p>
+        </w:tc>
+        <w:tc>
+          <w:tcPr>
+            <w:tcW w:w="3600" w:type="dxa"/>
+            <w:tcBorders>
+              <w:top w:val="single" w:sz="4" w:space="0" w:color="B4B4B4"/>
+              <w:left w:val="single" w:sz="4" w:space="0" w:color="B4B4B4"/>
+              <w:bottom w:val="single" w:sz="4" w:space="0" w:color="B4B4B4"/>
+              <w:right w:val="single" w:sz="4" w:space="0" w:color="B4B4B4"/>
+            </w:tcBorders>
+            <w:shd w:val="clear" w:color="auto" w:fill="E7E7E7"/>
+            <w:vAlign w:val="center"/>
+          </w:tcPr>
+          <w:p>
+            <w:pPr>
+              <w:spacing w:before="60" w:after="60"/>
+              <w:jc w:val="center"/>
+            </w:pPr>
+            <w:r>
+              <w:rPr>
+                <w:b/>
+                <w:sz w:val="19"/>
+              </w:rPr>
+              <w:t>Họ và tên</w:t>
+            </w:r>
+          </w:p>
+        </w:tc>
+        <w:tc>
+          <w:tcPr>
+            <w:tcW w:w="2592" w:type="dxa"/>
+            <w:tcBorders>
+              <w:top w:val="single" w:sz="4" w:space="0" w:color="B4B4B4"/>
+              <w:left w:val="single" w:sz="4" w:space="0" w:color="B4B4B4"/>
+              <w:bottom w:val="single" w:sz="4" w:space="0" w:color="B4B4B4"/>
+              <w:right w:val="single" w:sz="4" w:space="0" w:color="B4B4B4"/>
+            </w:tcBorders>
+            <w:shd w:val="clear" w:color="auto" w:fill="E7E7E7"/>
+            <w:vAlign w:val="center"/>
+          </w:tcPr>
+          <w:p>
+            <w:pPr>
+              <w:spacing w:before="60" w:after="60"/>
+              <w:jc w:val="center"/>
+            </w:pPr>
+            <w:r>
+              <w:rPr>
+                <w:b/>
+                <w:sz w:val="19"/>
+              </w:rPr>
+              <w:t>Mã số sinh viên</w:t>
+            </w:r>
+          </w:p>
+        </w:tc>
+        <w:tc>
+          <w:tcPr>
+            <w:tcW w:w="2592" w:type="dxa"/>
+            <w:tcBorders>
+              <w:top w:val="single" w:sz="4" w:space="0" w:color="B4B4B4"/>
+              <w:left w:val="single" w:sz="4" w:space="0" w:color="B4B4B4"/>
+              <w:bottom w:val="single" w:sz="4" w:space="0" w:color="B4B4B4"/>
+              <w:right w:val="single" w:sz="4" w:space="0" w:color="B4B4B4"/>
+            </w:tcBorders>
+            <w:shd w:val="clear" w:color="auto" w:fill="E7E7E7"/>
+            <w:vAlign w:val="center"/>
+          </w:tcPr>
+          <w:p>
+            <w:pPr>
+              <w:spacing w:before="60" w:after="60"/>
+              <w:jc w:val="center"/>
+            </w:pPr>
+            <w:r>
+              <w:rPr>
+                <w:b/>
+                <w:sz w:val="19"/>
+              </w:rPr>
+              <w:t>Chữ ký xác nhận</w:t>
+            </w:r>
+          </w:p>
+        </w:tc>
+      </w:tr>
+      <w:tr>
+        <w:trPr>
+          <w:cantSplit/>
+        </w:trPr>
+        <w:tc>
+          <w:tcPr>
+            <w:tcW w:w="2160" w:type="dxa"/>
+            <w:tcBorders>
+              <w:top w:val="single" w:sz="4" w:space="0" w:color="B4B4B4"/>
+              <w:left w:val="single" w:sz="4" w:space="0" w:color="B4B4B4"/>
+              <w:bottom w:val="single" w:sz="4" w:space="0" w:color="B4B4B4"/>
+              <w:right w:val="single" w:sz="4" w:space="0" w:color="B4B4B4"/>
+            </w:tcBorders>
+            <w:vAlign w:val="center"/>
+          </w:tcPr>
+          <w:p>
+            <w:pPr>
+              <w:spacing w:before="40" w:after="40"/>
+            </w:pPr>
+            <w:r>
+              <w:rPr>
+                <w:sz w:val="19"/>
+              </w:rPr>
+              <w:t>Trưởng nhóm</w:t>
+            </w:r>
+          </w:p>
+        </w:tc>
+        <w:tc>
+          <w:tcPr>
+            <w:tcW w:w="3600" w:type="dxa"/>
+            <w:tcBorders>
+              <w:top w:val="single" w:sz="4" w:space="0" w:color="B4B4B4"/>
+              <w:left w:val="single" w:sz="4" w:space="0" w:color="B4B4B4"/>
+              <w:bottom w:val="single" w:sz="4" w:space="0" w:color="B4B4B4"/>
+              <w:right w:val="single" w:sz="4" w:space="0" w:color="B4B4B4"/>
+            </w:tcBorders>
+            <w:vAlign w:val="center"/>
+          </w:tcPr>
+          <w:p>
+            <w:pPr>
+              <w:spacing w:before="40" w:after="40"/>
+            </w:pPr>
+            <w:r>
+              <w:rPr>
+                <w:sz w:val="19"/>
+              </w:rPr>
+              <w:t>Nguyễn Tiến Sơn</w:t>
+            </w:r>
+          </w:p>
+        </w:tc>
+        <w:tc>
+          <w:tcPr>
+            <w:tcW w:w="2592" w:type="dxa"/>
+            <w:tcBorders>
+              <w:top w:val="single" w:sz="4" w:space="0" w:color="B4B4B4"/>
+              <w:left w:val="single" w:sz="4" w:space="0" w:color="B4B4B4"/>
+              <w:bottom w:val="single" w:sz="4" w:space="0" w:color="B4B4B4"/>
+              <w:right w:val="single" w:sz="4" w:space="0" w:color="B4B4B4"/>
+            </w:tcBorders>
+            <w:vAlign w:val="center"/>
+          </w:tcPr>
+          <w:p>
+            <w:pPr>
+              <w:spacing w:before="40" w:after="40"/>
+            </w:pPr>
+            <w:r>
+              <w:rPr>
+                <w:sz w:val="19"/>
+              </w:rPr>
+              <w:t>24110054</w:t>
+            </w:r>
+          </w:p>
+        </w:tc>
+        <w:tc>
+          <w:tcPr>
+            <w:tcW w:w="2592" w:type="dxa"/>
+            <w:tcBorders>
+              <w:top w:val="single" w:sz="4" w:space="0" w:color="B4B4B4"/>
+              <w:left w:val="single" w:sz="4" w:space="0" w:color="B4B4B4"/>
+              <w:bottom w:val="single" w:sz="4" w:space="0" w:color="B4B4B4"/>
+              <w:right w:val="single" w:sz="4" w:space="0" w:color="B4B4B4"/>
+            </w:tcBorders>
+            <w:vAlign w:val="center"/>
+          </w:tcPr>
+          <w:p>
+            <w:pPr>
+              <w:spacing w:before="40" w:after="40"/>
+            </w:pPr>
+            <w:r>
+              <w:rPr>
+                <w:sz w:val="19"/>
+              </w:rPr>
+              <w:t>Đã ký xác nhận</w:t>
+            </w:r>
+          </w:p>
+        </w:tc>
+      </w:tr>
+      <w:tr>
+        <w:trPr>
+          <w:cantSplit/>
+        </w:trPr>
+        <w:tc>
+          <w:tcPr>
+            <w:tcW w:w="2160" w:type="dxa"/>
+            <w:tcBorders>
+              <w:top w:val="single" w:sz="4" w:space="0" w:color="B4B4B4"/>
+              <w:left w:val="single" w:sz="4" w:space="0" w:color="B4B4B4"/>
+              <w:bottom w:val="single" w:sz="4" w:space="0" w:color="B4B4B4"/>
+              <w:right w:val="single" w:sz="4" w:space="0" w:color="B4B4B4"/>
+            </w:tcBorders>
+            <w:vAlign w:val="center"/>
+          </w:tcPr>
+          <w:p>
+            <w:pPr>
+              <w:spacing w:before="40" w:after="40"/>
+            </w:pPr>
+            <w:r>
+              <w:rPr>
+                <w:sz w:val="19"/>
+              </w:rPr>
+              <w:t>Thành viên</w:t>
+            </w:r>
+          </w:p>
+        </w:tc>
+        <w:tc>
+          <w:tcPr>
+            <w:tcW w:w="3600" w:type="dxa"/>
+            <w:tcBorders>
+              <w:top w:val="single" w:sz="4" w:space="0" w:color="B4B4B4"/>
+              <w:left w:val="single" w:sz="4" w:space="0" w:color="B4B4B4"/>
+              <w:bottom w:val="single" w:sz="4" w:space="0" w:color="B4B4B4"/>
+              <w:right w:val="single" w:sz="4" w:space="0" w:color="B4B4B4"/>
+            </w:tcBorders>
+            <w:vAlign w:val="center"/>
+          </w:tcPr>
+          <w:p>
+            <w:pPr>
+              <w:spacing w:before="40" w:after="40"/>
+            </w:pPr>
+            <w:r>
+              <w:rPr>
+                <w:sz w:val="19"/>
+              </w:rPr>
+              <w:t>Trần Thị Ngọc Quyên</w:t>
+            </w:r>
+          </w:p>
+        </w:tc>
+        <w:tc>
+          <w:tcPr>
+            <w:tcW w:w="2592" w:type="dxa"/>
+            <w:tcBorders>
+              <w:top w:val="single" w:sz="4" w:space="0" w:color="B4B4B4"/>
+              <w:left w:val="single" w:sz="4" w:space="0" w:color="B4B4B4"/>
+              <w:bottom w:val="single" w:sz="4" w:space="0" w:color="B4B4B4"/>
+              <w:right w:val="single" w:sz="4" w:space="0" w:color="B4B4B4"/>
+            </w:tcBorders>
+            <w:vAlign w:val="center"/>
+          </w:tcPr>
+          <w:p>
+            <w:pPr>
+              <w:spacing w:before="40" w:after="40"/>
+            </w:pPr>
+            <w:r>
+              <w:rPr>
+                <w:sz w:val="19"/>
+              </w:rPr>
+              <w:t>24110051</w:t>
+            </w:r>
+          </w:p>
+        </w:tc>
+        <w:tc>
+          <w:tcPr>
+            <w:tcW w:w="2592" w:type="dxa"/>
+            <w:tcBorders>
+              <w:top w:val="single" w:sz="4" w:space="0" w:color="B4B4B4"/>
+              <w:left w:val="single" w:sz="4" w:space="0" w:color="B4B4B4"/>
+              <w:bottom w:val="single" w:sz="4" w:space="0" w:color="B4B4B4"/>
+              <w:right w:val="single" w:sz="4" w:space="0" w:color="B4B4B4"/>
+            </w:tcBorders>
+            <w:vAlign w:val="center"/>
+          </w:tcPr>
+          <w:p>
+            <w:pPr>
+              <w:spacing w:before="40" w:after="40"/>
+            </w:pPr>
+            <w:r>
+              <w:rPr>
+                <w:sz w:val="19"/>
+              </w:rPr>
+              <w:t>Đã ký xác nhận</w:t>
+            </w:r>
+          </w:p>
+        </w:tc>
+      </w:tr>
+    </w:tbl>
+    <w:p>
+      <w:pPr>
+        <w:spacing w:after="60"/>
+      </w:pPr>
+    </w:p>
+    <w:p>
+      <w:pPr>
+        <w:pStyle w:val="Caption"/>
+        <w:keepNext/>
+        <w:spacing w:before="60" w:after="160"/>
+        <w:jc w:val="center"/>
+      </w:pPr>
+      <w:r>
+        <w:rPr>
+          <w:i/>
+        </w:rPr>
+        <w:t>Bảng 7.3: Bảng xác nhận nhật ký công việc và cam kết học thuật Nhóm 05</w:t>
       </w:r>
     </w:p>
     <w:sectPr>

--- a/tuan_2/docs/Bao_cao_tuan_2_Dien_toan_dam_may_Nhom_05.docx
+++ b/tuan_2/docs/Bao_cao_tuan_2_Dien_toan_dam_may_Nhom_05.docx
@@ -471,19 +471,27 @@
     <w:p>
       <w:pPr>
         <w:pStyle w:val="BodyText"/>
-        <w:ind w:left="288" w:hanging="173"/>
+        <w:numPr>
+          <w:ilvl w:val="0"/>
+          <w:numId w:val="1"/>
+        </w:numPr>
+        <w:ind w:left="288" w:hanging="216"/>
       </w:pPr>
       <w:r>
-        <w:t>•  Nguyễn Tiến Sơn — MSSV 24110054: S3, Secrets Manager, Lambda và SNS.</w:t>
+        <w:t>Nguyễn Tiến Sơn — MSSV 24110054: S3, Secrets Manager, Lambda và SNS.</w:t>
       </w:r>
     </w:p>
     <w:p>
       <w:pPr>
         <w:pStyle w:val="BodyText"/>
-        <w:ind w:left="288" w:hanging="173"/>
+        <w:numPr>
+          <w:ilvl w:val="0"/>
+          <w:numId w:val="1"/>
+        </w:numPr>
+        <w:ind w:left="288" w:hanging="216"/>
       </w:pPr>
       <w:r>
-        <w:t>•  Trần Thị Ngọc Quyên — MSSV 24110051: Glue, Athena, biểu đồ và đối chiếu dữ liệu.</w:t>
+        <w:t>Trần Thị Ngọc Quyên — MSSV 24110051: Glue, Athena, biểu đồ và đối chiếu dữ liệu.</w:t>
       </w:r>
     </w:p>
     <w:p>
@@ -540,7 +548,7 @@
         </w:rPr>
         <w:fldChar w:fldCharType="separate"/>
       </w:r>
-      <w:hyperlink w:anchor="_Toc242813620" w:history="1">
+      <w:hyperlink w:anchor="_Toc242815036" w:history="1">
         <w:r>
           <w:rPr>
             <w:rStyle w:val="Hyperlink"/>
@@ -567,7 +575,7 @@
             <w:noProof/>
             <w:webHidden/>
           </w:rPr>
-          <w:instrText xml:space="preserve"> PAGEREF _Toc242813620 \h </w:instrText>
+          <w:instrText xml:space="preserve"> PAGEREF _Toc242815036 \h </w:instrText>
         </w:r>
         <w:r>
           <w:rPr>
@@ -614,7 +622,7 @@
           <w14:ligatures w14:val="standardContextual"/>
         </w:rPr>
       </w:pPr>
-      <w:hyperlink w:anchor="_Toc242813621" w:history="1">
+      <w:hyperlink w:anchor="_Toc242815037" w:history="1">
         <w:r>
           <w:rPr>
             <w:rStyle w:val="Hyperlink"/>
@@ -641,7 +649,7 @@
             <w:noProof/>
             <w:webHidden/>
           </w:rPr>
-          <w:instrText xml:space="preserve"> PAGEREF _Toc242813621 \h </w:instrText>
+          <w:instrText xml:space="preserve"> PAGEREF _Toc242815037 \h </w:instrText>
         </w:r>
         <w:r>
           <w:rPr>
@@ -688,7 +696,7 @@
           <w14:ligatures w14:val="standardContextual"/>
         </w:rPr>
       </w:pPr>
-      <w:hyperlink w:anchor="_Toc242813622" w:history="1">
+      <w:hyperlink w:anchor="_Toc242815038" w:history="1">
         <w:r>
           <w:rPr>
             <w:rStyle w:val="Hyperlink"/>
@@ -715,7 +723,7 @@
             <w:noProof/>
             <w:webHidden/>
           </w:rPr>
-          <w:instrText xml:space="preserve"> PAGEREF _Toc242813622 \h </w:instrText>
+          <w:instrText xml:space="preserve"> PAGEREF _Toc242815038 \h </w:instrText>
         </w:r>
         <w:r>
           <w:rPr>
@@ -762,7 +770,7 @@
           <w14:ligatures w14:val="standardContextual"/>
         </w:rPr>
       </w:pPr>
-      <w:hyperlink w:anchor="_Toc242813623" w:history="1">
+      <w:hyperlink w:anchor="_Toc242815039" w:history="1">
         <w:r>
           <w:rPr>
             <w:rStyle w:val="Hyperlink"/>
@@ -789,7 +797,7 @@
             <w:noProof/>
             <w:webHidden/>
           </w:rPr>
-          <w:instrText xml:space="preserve"> PAGEREF _Toc242813623 \h </w:instrText>
+          <w:instrText xml:space="preserve"> PAGEREF _Toc242815039 \h </w:instrText>
         </w:r>
         <w:r>
           <w:rPr>
@@ -836,7 +844,7 @@
           <w14:ligatures w14:val="standardContextual"/>
         </w:rPr>
       </w:pPr>
-      <w:hyperlink w:anchor="_Toc242813624" w:history="1">
+      <w:hyperlink w:anchor="_Toc242815040" w:history="1">
         <w:r>
           <w:rPr>
             <w:rStyle w:val="Hyperlink"/>
@@ -863,7 +871,7 @@
             <w:noProof/>
             <w:webHidden/>
           </w:rPr>
-          <w:instrText xml:space="preserve"> PAGEREF _Toc242813624 \h </w:instrText>
+          <w:instrText xml:space="preserve"> PAGEREF _Toc242815040 \h </w:instrText>
         </w:r>
         <w:r>
           <w:rPr>
@@ -911,7 +919,7 @@
           <w14:ligatures w14:val="standardContextual"/>
         </w:rPr>
       </w:pPr>
-      <w:hyperlink w:anchor="_Toc242813625" w:history="1">
+      <w:hyperlink w:anchor="_Toc242815041" w:history="1">
         <w:r>
           <w:rPr>
             <w:rStyle w:val="Hyperlink"/>
@@ -938,7 +946,7 @@
             <w:noProof/>
             <w:webHidden/>
           </w:rPr>
-          <w:instrText xml:space="preserve"> PAGEREF _Toc242813625 \h </w:instrText>
+          <w:instrText xml:space="preserve"> PAGEREF _Toc242815041 \h </w:instrText>
         </w:r>
         <w:r>
           <w:rPr>
@@ -985,7 +993,7 @@
           <w14:ligatures w14:val="standardContextual"/>
         </w:rPr>
       </w:pPr>
-      <w:hyperlink w:anchor="_Toc242813626" w:history="1">
+      <w:hyperlink w:anchor="_Toc242815042" w:history="1">
         <w:r>
           <w:rPr>
             <w:rStyle w:val="Hyperlink"/>
@@ -1012,7 +1020,7 @@
             <w:noProof/>
             <w:webHidden/>
           </w:rPr>
-          <w:instrText xml:space="preserve"> PAGEREF _Toc242813626 \h </w:instrText>
+          <w:instrText xml:space="preserve"> PAGEREF _Toc242815042 \h </w:instrText>
         </w:r>
         <w:r>
           <w:rPr>
@@ -1059,7 +1067,7 @@
           <w14:ligatures w14:val="standardContextual"/>
         </w:rPr>
       </w:pPr>
-      <w:hyperlink w:anchor="_Toc242813627" w:history="1">
+      <w:hyperlink w:anchor="_Toc242815043" w:history="1">
         <w:r>
           <w:rPr>
             <w:rStyle w:val="Hyperlink"/>
@@ -1086,7 +1094,7 @@
             <w:noProof/>
             <w:webHidden/>
           </w:rPr>
-          <w:instrText xml:space="preserve"> PAGEREF _Toc242813627 \h </w:instrText>
+          <w:instrText xml:space="preserve"> PAGEREF _Toc242815043 \h </w:instrText>
         </w:r>
         <w:r>
           <w:rPr>
@@ -1133,7 +1141,7 @@
           <w14:ligatures w14:val="standardContextual"/>
         </w:rPr>
       </w:pPr>
-      <w:hyperlink w:anchor="_Toc242813628" w:history="1">
+      <w:hyperlink w:anchor="_Toc242815044" w:history="1">
         <w:r>
           <w:rPr>
             <w:rStyle w:val="Hyperlink"/>
@@ -1160,7 +1168,7 @@
             <w:noProof/>
             <w:webHidden/>
           </w:rPr>
-          <w:instrText xml:space="preserve"> PAGEREF _Toc242813628 \h </w:instrText>
+          <w:instrText xml:space="preserve"> PAGEREF _Toc242815044 \h </w:instrText>
         </w:r>
         <w:r>
           <w:rPr>
@@ -1207,7 +1215,7 @@
           <w14:ligatures w14:val="standardContextual"/>
         </w:rPr>
       </w:pPr>
-      <w:hyperlink w:anchor="_Toc242813629" w:history="1">
+      <w:hyperlink w:anchor="_Toc242815045" w:history="1">
         <w:r>
           <w:rPr>
             <w:rStyle w:val="Hyperlink"/>
@@ -1234,7 +1242,7 @@
             <w:noProof/>
             <w:webHidden/>
           </w:rPr>
-          <w:instrText xml:space="preserve"> PAGEREF _Toc242813629 \h </w:instrText>
+          <w:instrText xml:space="preserve"> PAGEREF _Toc242815045 \h </w:instrText>
         </w:r>
         <w:r>
           <w:rPr>
@@ -1281,7 +1289,7 @@
           <w14:ligatures w14:val="standardContextual"/>
         </w:rPr>
       </w:pPr>
-      <w:hyperlink w:anchor="_Toc242813630" w:history="1">
+      <w:hyperlink w:anchor="_Toc242815046" w:history="1">
         <w:r>
           <w:rPr>
             <w:rStyle w:val="Hyperlink"/>
@@ -1308,7 +1316,7 @@
             <w:noProof/>
             <w:webHidden/>
           </w:rPr>
-          <w:instrText xml:space="preserve"> PAGEREF _Toc242813630 \h </w:instrText>
+          <w:instrText xml:space="preserve"> PAGEREF _Toc242815046 \h </w:instrText>
         </w:r>
         <w:r>
           <w:rPr>
@@ -1355,7 +1363,7 @@
           <w14:ligatures w14:val="standardContextual"/>
         </w:rPr>
       </w:pPr>
-      <w:hyperlink w:anchor="_Toc242813631" w:history="1">
+      <w:hyperlink w:anchor="_Toc242815047" w:history="1">
         <w:r>
           <w:rPr>
             <w:rStyle w:val="Hyperlink"/>
@@ -1382,7 +1390,7 @@
             <w:noProof/>
             <w:webHidden/>
           </w:rPr>
-          <w:instrText xml:space="preserve"> PAGEREF _Toc242813631 \h </w:instrText>
+          <w:instrText xml:space="preserve"> PAGEREF _Toc242815047 \h </w:instrText>
         </w:r>
         <w:r>
           <w:rPr>
@@ -1430,7 +1438,7 @@
           <w14:ligatures w14:val="standardContextual"/>
         </w:rPr>
       </w:pPr>
-      <w:hyperlink w:anchor="_Toc242813632" w:history="1">
+      <w:hyperlink w:anchor="_Toc242815048" w:history="1">
         <w:r>
           <w:rPr>
             <w:rStyle w:val="Hyperlink"/>
@@ -1457,7 +1465,7 @@
             <w:noProof/>
             <w:webHidden/>
           </w:rPr>
-          <w:instrText xml:space="preserve"> PAGEREF _Toc242813632 \h </w:instrText>
+          <w:instrText xml:space="preserve"> PAGEREF _Toc242815048 \h </w:instrText>
         </w:r>
         <w:r>
           <w:rPr>
@@ -1504,7 +1512,7 @@
           <w14:ligatures w14:val="standardContextual"/>
         </w:rPr>
       </w:pPr>
-      <w:hyperlink w:anchor="_Toc242813633" w:history="1">
+      <w:hyperlink w:anchor="_Toc242815049" w:history="1">
         <w:r>
           <w:rPr>
             <w:rStyle w:val="Hyperlink"/>
@@ -1531,7 +1539,7 @@
             <w:noProof/>
             <w:webHidden/>
           </w:rPr>
-          <w:instrText xml:space="preserve"> PAGEREF _Toc242813633 \h </w:instrText>
+          <w:instrText xml:space="preserve"> PAGEREF _Toc242815049 \h </w:instrText>
         </w:r>
         <w:r>
           <w:rPr>
@@ -1578,7 +1586,7 @@
           <w14:ligatures w14:val="standardContextual"/>
         </w:rPr>
       </w:pPr>
-      <w:hyperlink w:anchor="_Toc242813634" w:history="1">
+      <w:hyperlink w:anchor="_Toc242815050" w:history="1">
         <w:r>
           <w:rPr>
             <w:rStyle w:val="Hyperlink"/>
@@ -1605,7 +1613,7 @@
             <w:noProof/>
             <w:webHidden/>
           </w:rPr>
-          <w:instrText xml:space="preserve"> PAGEREF _Toc242813634 \h </w:instrText>
+          <w:instrText xml:space="preserve"> PAGEREF _Toc242815050 \h </w:instrText>
         </w:r>
         <w:r>
           <w:rPr>
@@ -1652,7 +1660,7 @@
           <w14:ligatures w14:val="standardContextual"/>
         </w:rPr>
       </w:pPr>
-      <w:hyperlink w:anchor="_Toc242813635" w:history="1">
+      <w:hyperlink w:anchor="_Toc242815051" w:history="1">
         <w:r>
           <w:rPr>
             <w:rStyle w:val="Hyperlink"/>
@@ -1679,7 +1687,7 @@
             <w:noProof/>
             <w:webHidden/>
           </w:rPr>
-          <w:instrText xml:space="preserve"> PAGEREF _Toc242813635 \h </w:instrText>
+          <w:instrText xml:space="preserve"> PAGEREF _Toc242815051 \h </w:instrText>
         </w:r>
         <w:r>
           <w:rPr>
@@ -1726,7 +1734,7 @@
           <w14:ligatures w14:val="standardContextual"/>
         </w:rPr>
       </w:pPr>
-      <w:hyperlink w:anchor="_Toc242813636" w:history="1">
+      <w:hyperlink w:anchor="_Toc242815052" w:history="1">
         <w:r>
           <w:rPr>
             <w:rStyle w:val="Hyperlink"/>
@@ -1753,7 +1761,7 @@
             <w:noProof/>
             <w:webHidden/>
           </w:rPr>
-          <w:instrText xml:space="preserve"> PAGEREF _Toc242813636 \h </w:instrText>
+          <w:instrText xml:space="preserve"> PAGEREF _Toc242815052 \h </w:instrText>
         </w:r>
         <w:r>
           <w:rPr>
@@ -1801,7 +1809,7 @@
           <w14:ligatures w14:val="standardContextual"/>
         </w:rPr>
       </w:pPr>
-      <w:hyperlink w:anchor="_Toc242813637" w:history="1">
+      <w:hyperlink w:anchor="_Toc242815053" w:history="1">
         <w:r>
           <w:rPr>
             <w:rStyle w:val="Hyperlink"/>
@@ -1828,7 +1836,7 @@
             <w:noProof/>
             <w:webHidden/>
           </w:rPr>
-          <w:instrText xml:space="preserve"> PAGEREF _Toc242813637 \h </w:instrText>
+          <w:instrText xml:space="preserve"> PAGEREF _Toc242815053 \h </w:instrText>
         </w:r>
         <w:r>
           <w:rPr>
@@ -1875,7 +1883,7 @@
           <w14:ligatures w14:val="standardContextual"/>
         </w:rPr>
       </w:pPr>
-      <w:hyperlink w:anchor="_Toc242813638" w:history="1">
+      <w:hyperlink w:anchor="_Toc242815054" w:history="1">
         <w:r>
           <w:rPr>
             <w:rStyle w:val="Hyperlink"/>
@@ -1902,7 +1910,7 @@
             <w:noProof/>
             <w:webHidden/>
           </w:rPr>
-          <w:instrText xml:space="preserve"> PAGEREF _Toc242813638 \h </w:instrText>
+          <w:instrText xml:space="preserve"> PAGEREF _Toc242815054 \h </w:instrText>
         </w:r>
         <w:r>
           <w:rPr>
@@ -1949,7 +1957,7 @@
           <w14:ligatures w14:val="standardContextual"/>
         </w:rPr>
       </w:pPr>
-      <w:hyperlink w:anchor="_Toc242813639" w:history="1">
+      <w:hyperlink w:anchor="_Toc242815055" w:history="1">
         <w:r>
           <w:rPr>
             <w:rStyle w:val="Hyperlink"/>
@@ -1976,7 +1984,7 @@
             <w:noProof/>
             <w:webHidden/>
           </w:rPr>
-          <w:instrText xml:space="preserve"> PAGEREF _Toc242813639 \h </w:instrText>
+          <w:instrText xml:space="preserve"> PAGEREF _Toc242815055 \h </w:instrText>
         </w:r>
         <w:r>
           <w:rPr>
@@ -2023,7 +2031,7 @@
           <w14:ligatures w14:val="standardContextual"/>
         </w:rPr>
       </w:pPr>
-      <w:hyperlink w:anchor="_Toc242813640" w:history="1">
+      <w:hyperlink w:anchor="_Toc242815056" w:history="1">
         <w:r>
           <w:rPr>
             <w:rStyle w:val="Hyperlink"/>
@@ -2050,7 +2058,7 @@
             <w:noProof/>
             <w:webHidden/>
           </w:rPr>
-          <w:instrText xml:space="preserve"> PAGEREF _Toc242813640 \h </w:instrText>
+          <w:instrText xml:space="preserve"> PAGEREF _Toc242815056 \h </w:instrText>
         </w:r>
         <w:r>
           <w:rPr>
@@ -2097,7 +2105,7 @@
           <w14:ligatures w14:val="standardContextual"/>
         </w:rPr>
       </w:pPr>
-      <w:hyperlink w:anchor="_Toc242813641" w:history="1">
+      <w:hyperlink w:anchor="_Toc242815057" w:history="1">
         <w:r>
           <w:rPr>
             <w:rStyle w:val="Hyperlink"/>
@@ -2124,7 +2132,7 @@
             <w:noProof/>
             <w:webHidden/>
           </w:rPr>
-          <w:instrText xml:space="preserve"> PAGEREF _Toc242813641 \h </w:instrText>
+          <w:instrText xml:space="preserve"> PAGEREF _Toc242815057 \h </w:instrText>
         </w:r>
         <w:r>
           <w:rPr>
@@ -2171,7 +2179,7 @@
           <w14:ligatures w14:val="standardContextual"/>
         </w:rPr>
       </w:pPr>
-      <w:hyperlink w:anchor="_Toc242813642" w:history="1">
+      <w:hyperlink w:anchor="_Toc242815058" w:history="1">
         <w:r>
           <w:rPr>
             <w:rStyle w:val="Hyperlink"/>
@@ -2198,7 +2206,7 @@
             <w:noProof/>
             <w:webHidden/>
           </w:rPr>
-          <w:instrText xml:space="preserve"> PAGEREF _Toc242813642 \h </w:instrText>
+          <w:instrText xml:space="preserve"> PAGEREF _Toc242815058 \h </w:instrText>
         </w:r>
         <w:r>
           <w:rPr>
@@ -2246,7 +2254,7 @@
           <w14:ligatures w14:val="standardContextual"/>
         </w:rPr>
       </w:pPr>
-      <w:hyperlink w:anchor="_Toc242813643" w:history="1">
+      <w:hyperlink w:anchor="_Toc242815059" w:history="1">
         <w:r>
           <w:rPr>
             <w:rStyle w:val="Hyperlink"/>
@@ -2273,7 +2281,7 @@
             <w:noProof/>
             <w:webHidden/>
           </w:rPr>
-          <w:instrText xml:space="preserve"> PAGEREF _Toc242813643 \h </w:instrText>
+          <w:instrText xml:space="preserve"> PAGEREF _Toc242815059 \h </w:instrText>
         </w:r>
         <w:r>
           <w:rPr>
@@ -2320,7 +2328,7 @@
           <w14:ligatures w14:val="standardContextual"/>
         </w:rPr>
       </w:pPr>
-      <w:hyperlink w:anchor="_Toc242813644" w:history="1">
+      <w:hyperlink w:anchor="_Toc242815060" w:history="1">
         <w:r>
           <w:rPr>
             <w:rStyle w:val="Hyperlink"/>
@@ -2347,7 +2355,7 @@
             <w:noProof/>
             <w:webHidden/>
           </w:rPr>
-          <w:instrText xml:space="preserve"> PAGEREF _Toc242813644 \h </w:instrText>
+          <w:instrText xml:space="preserve"> PAGEREF _Toc242815060 \h </w:instrText>
         </w:r>
         <w:r>
           <w:rPr>
@@ -2394,7 +2402,7 @@
           <w14:ligatures w14:val="standardContextual"/>
         </w:rPr>
       </w:pPr>
-      <w:hyperlink w:anchor="_Toc242813645" w:history="1">
+      <w:hyperlink w:anchor="_Toc242815061" w:history="1">
         <w:r>
           <w:rPr>
             <w:rStyle w:val="Hyperlink"/>
@@ -2421,7 +2429,7 @@
             <w:noProof/>
             <w:webHidden/>
           </w:rPr>
-          <w:instrText xml:space="preserve"> PAGEREF _Toc242813645 \h </w:instrText>
+          <w:instrText xml:space="preserve"> PAGEREF _Toc242815061 \h </w:instrText>
         </w:r>
         <w:r>
           <w:rPr>
@@ -2468,7 +2476,7 @@
           <w14:ligatures w14:val="standardContextual"/>
         </w:rPr>
       </w:pPr>
-      <w:hyperlink w:anchor="_Toc242813646" w:history="1">
+      <w:hyperlink w:anchor="_Toc242815062" w:history="1">
         <w:r>
           <w:rPr>
             <w:rStyle w:val="Hyperlink"/>
@@ -2495,7 +2503,7 @@
             <w:noProof/>
             <w:webHidden/>
           </w:rPr>
-          <w:instrText xml:space="preserve"> PAGEREF _Toc242813646 \h </w:instrText>
+          <w:instrText xml:space="preserve"> PAGEREF _Toc242815062 \h </w:instrText>
         </w:r>
         <w:r>
           <w:rPr>
@@ -2542,7 +2550,7 @@
           <w14:ligatures w14:val="standardContextual"/>
         </w:rPr>
       </w:pPr>
-      <w:hyperlink w:anchor="_Toc242813647" w:history="1">
+      <w:hyperlink w:anchor="_Toc242815063" w:history="1">
         <w:r>
           <w:rPr>
             <w:rStyle w:val="Hyperlink"/>
@@ -2569,7 +2577,7 @@
             <w:noProof/>
             <w:webHidden/>
           </w:rPr>
-          <w:instrText xml:space="preserve"> PAGEREF _Toc242813647 \h </w:instrText>
+          <w:instrText xml:space="preserve"> PAGEREF _Toc242815063 \h </w:instrText>
         </w:r>
         <w:r>
           <w:rPr>
@@ -2617,7 +2625,7 @@
           <w14:ligatures w14:val="standardContextual"/>
         </w:rPr>
       </w:pPr>
-      <w:hyperlink w:anchor="_Toc242813648" w:history="1">
+      <w:hyperlink w:anchor="_Toc242815064" w:history="1">
         <w:r>
           <w:rPr>
             <w:rStyle w:val="Hyperlink"/>
@@ -2644,7 +2652,7 @@
             <w:noProof/>
             <w:webHidden/>
           </w:rPr>
-          <w:instrText xml:space="preserve"> PAGEREF _Toc242813648 \h </w:instrText>
+          <w:instrText xml:space="preserve"> PAGEREF _Toc242815064 \h </w:instrText>
         </w:r>
         <w:r>
           <w:rPr>
@@ -2691,7 +2699,7 @@
           <w14:ligatures w14:val="standardContextual"/>
         </w:rPr>
       </w:pPr>
-      <w:hyperlink w:anchor="_Toc242813649" w:history="1">
+      <w:hyperlink w:anchor="_Toc242815065" w:history="1">
         <w:r>
           <w:rPr>
             <w:rStyle w:val="Hyperlink"/>
@@ -2718,7 +2726,7 @@
             <w:noProof/>
             <w:webHidden/>
           </w:rPr>
-          <w:instrText xml:space="preserve"> PAGEREF _Toc242813649 \h </w:instrText>
+          <w:instrText xml:space="preserve"> PAGEREF _Toc242815065 \h </w:instrText>
         </w:r>
         <w:r>
           <w:rPr>
@@ -2765,7 +2773,7 @@
           <w14:ligatures w14:val="standardContextual"/>
         </w:rPr>
       </w:pPr>
-      <w:hyperlink w:anchor="_Toc242813650" w:history="1">
+      <w:hyperlink w:anchor="_Toc242815066" w:history="1">
         <w:r>
           <w:rPr>
             <w:rStyle w:val="Hyperlink"/>
@@ -2792,7 +2800,7 @@
             <w:noProof/>
             <w:webHidden/>
           </w:rPr>
-          <w:instrText xml:space="preserve"> PAGEREF _Toc242813650 \h </w:instrText>
+          <w:instrText xml:space="preserve"> PAGEREF _Toc242815066 \h </w:instrText>
         </w:r>
         <w:r>
           <w:rPr>
@@ -2839,7 +2847,7 @@
           <w14:ligatures w14:val="standardContextual"/>
         </w:rPr>
       </w:pPr>
-      <w:hyperlink w:anchor="_Toc242813651" w:history="1">
+      <w:hyperlink w:anchor="_Toc242815067" w:history="1">
         <w:r>
           <w:rPr>
             <w:rStyle w:val="Hyperlink"/>
@@ -2866,7 +2874,7 @@
             <w:noProof/>
             <w:webHidden/>
           </w:rPr>
-          <w:instrText xml:space="preserve"> PAGEREF _Toc242813651 \h </w:instrText>
+          <w:instrText xml:space="preserve"> PAGEREF _Toc242815067 \h </w:instrText>
         </w:r>
         <w:r>
           <w:rPr>
@@ -2913,7 +2921,7 @@
           <w14:ligatures w14:val="standardContextual"/>
         </w:rPr>
       </w:pPr>
-      <w:hyperlink w:anchor="_Toc242813652" w:history="1">
+      <w:hyperlink w:anchor="_Toc242815068" w:history="1">
         <w:r>
           <w:rPr>
             <w:rStyle w:val="Hyperlink"/>
@@ -2940,7 +2948,7 @@
             <w:noProof/>
             <w:webHidden/>
           </w:rPr>
-          <w:instrText xml:space="preserve"> PAGEREF _Toc242813652 \h </w:instrText>
+          <w:instrText xml:space="preserve"> PAGEREF _Toc242815068 \h </w:instrText>
         </w:r>
         <w:r>
           <w:rPr>
@@ -2987,7 +2995,7 @@
           <w14:ligatures w14:val="standardContextual"/>
         </w:rPr>
       </w:pPr>
-      <w:hyperlink w:anchor="_Toc242813653" w:history="1">
+      <w:hyperlink w:anchor="_Toc242815069" w:history="1">
         <w:r>
           <w:rPr>
             <w:rStyle w:val="Hyperlink"/>
@@ -3014,7 +3022,7 @@
             <w:noProof/>
             <w:webHidden/>
           </w:rPr>
-          <w:instrText xml:space="preserve"> PAGEREF _Toc242813653 \h </w:instrText>
+          <w:instrText xml:space="preserve"> PAGEREF _Toc242815069 \h </w:instrText>
         </w:r>
         <w:r>
           <w:rPr>
@@ -3062,7 +3070,7 @@
           <w14:ligatures w14:val="standardContextual"/>
         </w:rPr>
       </w:pPr>
-      <w:hyperlink w:anchor="_Toc242813654" w:history="1">
+      <w:hyperlink w:anchor="_Toc242815070" w:history="1">
         <w:r>
           <w:rPr>
             <w:rStyle w:val="Hyperlink"/>
@@ -3089,7 +3097,7 @@
             <w:noProof/>
             <w:webHidden/>
           </w:rPr>
-          <w:instrText xml:space="preserve"> PAGEREF _Toc242813654 \h </w:instrText>
+          <w:instrText xml:space="preserve"> PAGEREF _Toc242815070 \h </w:instrText>
         </w:r>
         <w:r>
           <w:rPr>
@@ -3136,7 +3144,7 @@
           <w14:ligatures w14:val="standardContextual"/>
         </w:rPr>
       </w:pPr>
-      <w:hyperlink w:anchor="_Toc242813655" w:history="1">
+      <w:hyperlink w:anchor="_Toc242815071" w:history="1">
         <w:r>
           <w:rPr>
             <w:rStyle w:val="Hyperlink"/>
@@ -3163,7 +3171,7 @@
             <w:noProof/>
             <w:webHidden/>
           </w:rPr>
-          <w:instrText xml:space="preserve"> PAGEREF _Toc242813655 \h </w:instrText>
+          <w:instrText xml:space="preserve"> PAGEREF _Toc242815071 \h </w:instrText>
         </w:r>
         <w:r>
           <w:rPr>
@@ -3210,7 +3218,7 @@
           <w14:ligatures w14:val="standardContextual"/>
         </w:rPr>
       </w:pPr>
-      <w:hyperlink w:anchor="_Toc242813656" w:history="1">
+      <w:hyperlink w:anchor="_Toc242815072" w:history="1">
         <w:r>
           <w:rPr>
             <w:rStyle w:val="Hyperlink"/>
@@ -3237,7 +3245,7 @@
             <w:noProof/>
             <w:webHidden/>
           </w:rPr>
-          <w:instrText xml:space="preserve"> PAGEREF _Toc242813656 \h </w:instrText>
+          <w:instrText xml:space="preserve"> PAGEREF _Toc242815072 \h </w:instrText>
         </w:r>
         <w:r>
           <w:rPr>
@@ -3258,154 +3266,6 @@
             <w:webHidden/>
           </w:rPr>
           <w:t>19</w:t>
-        </w:r>
-        <w:r>
-          <w:rPr>
-            <w:noProof/>
-            <w:webHidden/>
-          </w:rPr>
-          <w:fldChar w:fldCharType="end"/>
-        </w:r>
-      </w:hyperlink>
-    </w:p>
-    <w:p>
-      <w:pPr>
-        <w:pStyle w:val="TOC2"/>
-        <w:tabs>
-          <w:tab w:val="right" w:leader="dot" w:pos="9926"/>
-        </w:tabs>
-        <w:rPr>
-          <w:rFonts w:asciiTheme="minorHAnsi" w:eastAsiaTheme="minorEastAsia" w:hAnsiTheme="minorHAnsi" w:cstheme="minorBidi"/>
-          <w:noProof/>
-          <w:color w:val="auto"/>
-          <w:kern w:val="2"/>
-          <w:szCs w:val="24"/>
-          <w:lang w:val="en-US" w:eastAsia="ja-JP"/>
-          <w14:ligatures w14:val="standardContextual"/>
-        </w:rPr>
-      </w:pPr>
-      <w:hyperlink w:anchor="_Toc242813657" w:history="1">
-        <w:r>
-          <w:rPr>
-            <w:rStyle w:val="Hyperlink"/>
-            <w:noProof/>
-          </w:rPr>
-          <w:t>7.3 Phạm vi hỗ trợ AI và trách nhiệm của nhóm</w:t>
-        </w:r>
-        <w:r>
-          <w:rPr>
-            <w:noProof/>
-            <w:webHidden/>
-          </w:rPr>
-          <w:tab/>
-        </w:r>
-        <w:r>
-          <w:rPr>
-            <w:noProof/>
-            <w:webHidden/>
-          </w:rPr>
-          <w:fldChar w:fldCharType="begin"/>
-        </w:r>
-        <w:r>
-          <w:rPr>
-            <w:noProof/>
-            <w:webHidden/>
-          </w:rPr>
-          <w:instrText xml:space="preserve"> PAGEREF _Toc242813657 \h </w:instrText>
-        </w:r>
-        <w:r>
-          <w:rPr>
-            <w:noProof/>
-            <w:webHidden/>
-          </w:rPr>
-        </w:r>
-        <w:r>
-          <w:rPr>
-            <w:noProof/>
-            <w:webHidden/>
-          </w:rPr>
-          <w:fldChar w:fldCharType="separate"/>
-        </w:r>
-        <w:r>
-          <w:rPr>
-            <w:noProof/>
-            <w:webHidden/>
-          </w:rPr>
-          <w:t>19</w:t>
-        </w:r>
-        <w:r>
-          <w:rPr>
-            <w:noProof/>
-            <w:webHidden/>
-          </w:rPr>
-          <w:fldChar w:fldCharType="end"/>
-        </w:r>
-      </w:hyperlink>
-    </w:p>
-    <w:p>
-      <w:pPr>
-        <w:pStyle w:val="TOC2"/>
-        <w:tabs>
-          <w:tab w:val="right" w:leader="dot" w:pos="9926"/>
-        </w:tabs>
-        <w:rPr>
-          <w:rFonts w:asciiTheme="minorHAnsi" w:eastAsiaTheme="minorEastAsia" w:hAnsiTheme="minorHAnsi" w:cstheme="minorBidi"/>
-          <w:noProof/>
-          <w:color w:val="auto"/>
-          <w:kern w:val="2"/>
-          <w:szCs w:val="24"/>
-          <w:lang w:val="en-US" w:eastAsia="ja-JP"/>
-          <w14:ligatures w14:val="standardContextual"/>
-        </w:rPr>
-      </w:pPr>
-      <w:hyperlink w:anchor="_Toc242813658" w:history="1">
-        <w:r>
-          <w:rPr>
-            <w:rStyle w:val="Hyperlink"/>
-            <w:noProof/>
-          </w:rPr>
-          <w:t>7.4 Tổng kết trách nhiệm</w:t>
-        </w:r>
-        <w:r>
-          <w:rPr>
-            <w:noProof/>
-            <w:webHidden/>
-          </w:rPr>
-          <w:tab/>
-        </w:r>
-        <w:r>
-          <w:rPr>
-            <w:noProof/>
-            <w:webHidden/>
-          </w:rPr>
-          <w:fldChar w:fldCharType="begin"/>
-        </w:r>
-        <w:r>
-          <w:rPr>
-            <w:noProof/>
-            <w:webHidden/>
-          </w:rPr>
-          <w:instrText xml:space="preserve"> PAGEREF _Toc242813658 \h </w:instrText>
-        </w:r>
-        <w:r>
-          <w:rPr>
-            <w:noProof/>
-            <w:webHidden/>
-          </w:rPr>
-        </w:r>
-        <w:r>
-          <w:rPr>
-            <w:noProof/>
-            <w:webHidden/>
-          </w:rPr>
-          <w:fldChar w:fldCharType="separate"/>
-        </w:r>
-        <w:r>
-          <w:rPr>
-            <w:noProof/>
-            <w:webHidden/>
-          </w:rPr>
-          <w:t>20</w:t>
         </w:r>
         <w:r>
           <w:rPr>
@@ -3443,7 +3303,7 @@
         <w:pageBreakBefore/>
         <w:jc w:val="left"/>
       </w:pPr>
-      <w:bookmarkStart w:id="0" w:name="_Toc242813620"/>
+      <w:bookmarkStart w:id="0" w:name="_Toc242815036"/>
       <w:r>
         <w:lastRenderedPageBreak/>
         <w:t>Chương 1 Tổng quan nhiệm vụ và kiến trúc Tuần 2</w:t>
@@ -3454,7 +3314,7 @@
       <w:pPr>
         <w:pStyle w:val="Heading2"/>
       </w:pPr>
-      <w:bookmarkStart w:id="1" w:name="_Toc242813621"/>
+      <w:bookmarkStart w:id="1" w:name="_Toc242815037"/>
       <w:r>
         <w:t>1.1 Mục tiêu và phạm vi Tuần 2</w:t>
       </w:r>
@@ -3482,7 +3342,7 @@
       <w:pPr>
         <w:pStyle w:val="Heading2"/>
       </w:pPr>
-      <w:bookmarkStart w:id="2" w:name="_Toc242813622"/>
+      <w:bookmarkStart w:id="2" w:name="_Toc242815038"/>
       <w:r>
         <w:t>1.2 Phân công thực hiện</w:t>
       </w:r>
@@ -3738,7 +3598,7 @@
       <w:pPr>
         <w:pStyle w:val="Heading2"/>
       </w:pPr>
-      <w:bookmarkStart w:id="3" w:name="_Toc242813623"/>
+      <w:bookmarkStart w:id="3" w:name="_Toc242815039"/>
       <w:r>
         <w:t>1.3 Kiến trúc tổng thể</w:t>
       </w:r>
@@ -3756,23 +3616,25 @@
     <w:p>
       <w:pPr>
         <w:pStyle w:val="BodyText"/>
-        <w:ind w:left="288" w:hanging="173"/>
+        <w:numPr>
+          <w:ilvl w:val="0"/>
+          <w:numId w:val="1"/>
+        </w:numPr>
+        <w:ind w:left="288" w:hanging="216"/>
       </w:pPr>
       <w:r>
-        <w:t>•  Amazon EventBridge: quy tắc lịch kích hoạt Lambda mỗi giờ với biểu thức rate(1 hour).</w:t>
+        <w:t>Amazon EventBridge: quy tắc lịch kích hoạt Lambda mỗi giờ với biểu thức rate(1 hour).</w:t>
       </w:r>
     </w:p>
     <w:p>
       <w:pPr>
         <w:pStyle w:val="BodyText"/>
-        <w:ind w:left="288" w:hanging="173"/>
-      </w:pPr>
-      <w:r>
-        <w:rPr>
-          <w:b/>
-        </w:rPr>
-        <w:t xml:space="preserve">•  </w:t>
-      </w:r>
+        <w:numPr>
+          <w:ilvl w:val="0"/>
+          <w:numId w:val="1"/>
+        </w:numPr>
+        <w:ind w:left="288" w:hanging="216"/>
+      </w:pPr>
       <w:r>
         <w:t>AWS Secrets Manager: Kho lưu trữ bảo mật chứa thông tin cấu hình trạm quan trắc, tọa độ và các ngưỡng cảnh báo an toàn.</w:t>
       </w:r>
@@ -3780,48 +3642,52 @@
     <w:p>
       <w:pPr>
         <w:pStyle w:val="BodyText"/>
-        <w:ind w:left="288" w:hanging="173"/>
+        <w:numPr>
+          <w:ilvl w:val="0"/>
+          <w:numId w:val="1"/>
+        </w:numPr>
+        <w:ind w:left="288" w:hanging="216"/>
       </w:pPr>
       <w:r>
-        <w:t>•  AWS Lambda: nhận sự kiện, gọi API, chuẩn hóa bản ghi, xác định cấp AQI và ghi dữ liệu.</w:t>
+        <w:t>AWS Lambda: nhận sự kiện, gọi API, chuẩn hóa bản ghi, xác định cấp AQI và ghi dữ liệu.</w:t>
       </w:r>
     </w:p>
     <w:p>
       <w:pPr>
         <w:pStyle w:val="BodyText"/>
-        <w:ind w:left="288" w:hanging="173"/>
+        <w:numPr>
+          <w:ilvl w:val="0"/>
+          <w:numId w:val="1"/>
+        </w:numPr>
+        <w:ind w:left="288" w:hanging="216"/>
       </w:pPr>
       <w:r>
-        <w:t>•  Amazon SNS: tiếp nhận thông báo cảnh báo từ Lambda khi điều kiện cấu hình được thỏa mãn.</w:t>
+        <w:t>Amazon SNS: tiếp nhận thông báo cảnh báo từ Lambda khi điều kiện cấu hình được thỏa mãn.</w:t>
       </w:r>
     </w:p>
     <w:p>
       <w:pPr>
         <w:pStyle w:val="BodyText"/>
-        <w:ind w:left="288" w:hanging="173"/>
+        <w:numPr>
+          <w:ilvl w:val="0"/>
+          <w:numId w:val="1"/>
+        </w:numPr>
+        <w:ind w:left="288" w:hanging="216"/>
       </w:pPr>
       <w:r>
-        <w:rPr>
-          <w:b/>
-        </w:rPr>
         <w:lastRenderedPageBreak/>
-        <w:t xml:space="preserve">•  </w:t>
-      </w:r>
-      <w:r>
         <w:t>Amazon S3 Data Lake: Hồ dữ liệu lưu trữ các tệp NDJSON có cấu trúc phân vùng theo thời gian (year/month/day).</w:t>
       </w:r>
     </w:p>
     <w:p>
       <w:pPr>
         <w:pStyle w:val="BodyText"/>
-        <w:ind w:left="288" w:hanging="173"/>
-      </w:pPr>
-      <w:r>
-        <w:rPr>
-          <w:b/>
-        </w:rPr>
-        <w:t xml:space="preserve">•  </w:t>
-      </w:r>
+        <w:numPr>
+          <w:ilvl w:val="0"/>
+          <w:numId w:val="1"/>
+        </w:numPr>
+        <w:ind w:left="288" w:hanging="216"/>
+      </w:pPr>
       <w:r>
         <w:t>AWS Glue Data Catalog &amp; Amazon Athena: Cơ sở dữ liệu metadata và công cụ truy vấn SQL không máy chủ cho phép phân tích dữ liệu lớn trực tiếp trên S3.</w:t>
       </w:r>
@@ -3829,29 +3695,25 @@
     <w:p>
       <w:pPr>
         <w:pStyle w:val="BodyText"/>
-        <w:ind w:left="288" w:hanging="173"/>
+        <w:numPr>
+          <w:ilvl w:val="0"/>
+          <w:numId w:val="1"/>
+        </w:numPr>
+        <w:ind w:left="288" w:hanging="216"/>
       </w:pPr>
       <w:r>
-        <w:rPr>
-          <w:b/>
-        </w:rPr>
-        <w:t xml:space="preserve">•  </w:t>
-      </w:r>
-      <w:r>
-        <w:t>Pandas &amp; Matplotlib Analytics: Bộ công cụ tạo biểu đồ phân tích trực quan phục vụ báo cáo và đánh giá khoa học.</w:t>
+        <w:t>Matplotlib: tạo bốn biểu đồ từ CSV Athena để so sánh đô thị, theo dõi biến thiên theo giờ, phân bố cấp AQI và tương quan khí tượng.</w:t>
       </w:r>
     </w:p>
     <w:p>
       <w:pPr>
         <w:pStyle w:val="BodyText"/>
-        <w:ind w:left="288" w:hanging="173"/>
-      </w:pPr>
-      <w:r>
-        <w:rPr>
-          <w:b/>
-        </w:rPr>
-        <w:t xml:space="preserve">•  </w:t>
-      </w:r>
+        <w:numPr>
+          <w:ilvl w:val="0"/>
+          <w:numId w:val="1"/>
+        </w:numPr>
+        <w:ind w:left="288" w:hanging="216"/>
+      </w:pPr>
       <w:r>
         <w:t>Amazon CloudWatch: Giám sát chỉ số tài nguyên, phát hiện lỗi phát sinh và hiển thị Dashboard điều hành thời gian thực.</w:t>
       </w:r>
@@ -3867,7 +3729,7 @@
           <w:noProof/>
         </w:rPr>
         <w:drawing>
-          <wp:inline distT="0" distB="0" distL="0" distR="0" wp14:anchorId="7A01C505" wp14:editId="30F04747">
+          <wp:inline distT="0" distB="0" distL="0" distR="0" wp14:anchorId="4D9A02E7" wp14:editId="286E2B3D">
             <wp:extent cx="6126480" cy="4778654"/>
             <wp:effectExtent l="0" t="0" r="0" b="0"/>
             <wp:docPr id="12" name="Picture 12"/>
@@ -3917,7 +3779,7 @@
       <w:pPr>
         <w:pStyle w:val="Heading2"/>
       </w:pPr>
-      <w:bookmarkStart w:id="4" w:name="_Toc242813624"/>
+      <w:bookmarkStart w:id="4" w:name="_Toc242815040"/>
       <w:r>
         <w:t>1.4 Danh mục dịch vụ và cấu hình</w:t>
       </w:r>
@@ -4519,7 +4381,7 @@
         <w:pageBreakBefore/>
         <w:jc w:val="left"/>
       </w:pPr>
-      <w:bookmarkStart w:id="5" w:name="_Toc242813625"/>
+      <w:bookmarkStart w:id="5" w:name="_Toc242815041"/>
       <w:r>
         <w:lastRenderedPageBreak/>
         <w:t>Chương 2 Thiết kế chức năng thu thập bằng Lambda</w:t>
@@ -4530,7 +4392,7 @@
       <w:pPr>
         <w:pStyle w:val="Heading2"/>
       </w:pPr>
-      <w:bookmarkStart w:id="6" w:name="_Toc242813626"/>
+      <w:bookmarkStart w:id="6" w:name="_Toc242815042"/>
       <w:r>
         <w:t>2.1 Tổ chức chức năng xử lý</w:t>
       </w:r>
@@ -4549,7 +4411,7 @@
       <w:pPr>
         <w:pStyle w:val="Heading2"/>
       </w:pPr>
-      <w:bookmarkStart w:id="7" w:name="_Toc242813627"/>
+      <w:bookmarkStart w:id="7" w:name="_Toc242815043"/>
       <w:r>
         <w:t>2.2 Quản lý cấu hình bằng Secrets Manager</w:t>
       </w:r>
@@ -4774,7 +4636,7 @@
       <w:pPr>
         <w:pStyle w:val="Heading2"/>
       </w:pPr>
-      <w:bookmarkStart w:id="8" w:name="_Toc242813628"/>
+      <w:bookmarkStart w:id="8" w:name="_Toc242815044"/>
       <w:r>
         <w:t>2.3 Thu thập và chuẩn hóa dữ liệu</w:t>
       </w:r>
@@ -6719,7 +6581,7 @@
       <w:pPr>
         <w:pStyle w:val="Heading2"/>
       </w:pPr>
-      <w:bookmarkStart w:id="9" w:name="_Toc242813629"/>
+      <w:bookmarkStart w:id="9" w:name="_Toc242815045"/>
       <w:r>
         <w:t>2.4 Phân loại chỉ số AQI</w:t>
       </w:r>
@@ -7214,7 +7076,7 @@
       <w:pPr>
         <w:pStyle w:val="Heading2"/>
       </w:pPr>
-      <w:bookmarkStart w:id="10" w:name="_Toc242813630"/>
+      <w:bookmarkStart w:id="10" w:name="_Toc242815046"/>
       <w:r>
         <w:lastRenderedPageBreak/>
         <w:t>2.5 Lưu trữ theo phân vùng trên S3</w:t>
@@ -7242,35 +7104,47 @@
     <w:p>
       <w:pPr>
         <w:pStyle w:val="BodyText"/>
-        <w:ind w:left="288" w:hanging="173"/>
+        <w:numPr>
+          <w:ilvl w:val="0"/>
+          <w:numId w:val="1"/>
+        </w:numPr>
+        <w:ind w:left="288" w:hanging="216"/>
       </w:pPr>
       <w:r>
-        <w:t>•  Phân vùng thời gian giúp truy vấn lựa chọn các ngày cần phân tích khi có điều kiện lọc trên khóa phân vùng.</w:t>
+        <w:t>Phân vùng thời gian giúp truy vấn lựa chọn các ngày cần phân tích khi có điều kiện lọc trên khóa phân vùng.</w:t>
       </w:r>
     </w:p>
     <w:p>
       <w:pPr>
         <w:pStyle w:val="BodyText"/>
-        <w:ind w:left="288" w:hanging="173"/>
+        <w:numPr>
+          <w:ilvl w:val="0"/>
+          <w:numId w:val="1"/>
+        </w:numPr>
+        <w:ind w:left="288" w:hanging="216"/>
       </w:pPr>
       <w:r>
-        <w:t>•  NDJSON cho phép lưu nhiều bản ghi trong một tệp và sử dụng lược đồ Glue để truy vấn bằng Athena.</w:t>
+        <w:t>NDJSON cho phép lưu nhiều bản ghi trong một tệp và sử dụng lược đồ Glue để truy vấn bằng Athena.</w:t>
       </w:r>
     </w:p>
     <w:p>
       <w:pPr>
         <w:pStyle w:val="BodyText"/>
-        <w:ind w:left="288" w:hanging="173"/>
+        <w:numPr>
+          <w:ilvl w:val="0"/>
+          <w:numId w:val="1"/>
+        </w:numPr>
+        <w:ind w:left="288" w:hanging="216"/>
       </w:pPr>
       <w:r>
-        <w:t>•  Mỗi tệp có tên riêng để bổ sung dữ liệu mà không ghi đè một tệp đã lưu.</w:t>
+        <w:t>Mỗi tệp có tên riêng để bổ sung dữ liệu mà không ghi đè một tệp đã lưu.</w:t>
       </w:r>
     </w:p>
     <w:p>
       <w:pPr>
         <w:pStyle w:val="Heading2"/>
       </w:pPr>
-      <w:bookmarkStart w:id="11" w:name="_Toc242813631"/>
+      <w:bookmarkStart w:id="11" w:name="_Toc242815047"/>
       <w:r>
         <w:t>2.6 Thu thập hiện tại và nạp bù lịch sử</w:t>
       </w:r>
@@ -7288,19 +7162,27 @@
     <w:p>
       <w:pPr>
         <w:pStyle w:val="BodyText"/>
-        <w:ind w:left="288" w:hanging="173"/>
+        <w:numPr>
+          <w:ilvl w:val="0"/>
+          <w:numId w:val="1"/>
+        </w:numPr>
+        <w:ind w:left="288" w:hanging="216"/>
       </w:pPr>
       <w:r>
-        <w:t>•  Thu thập hiện tại: sự kiện không có yêu cầu nạp bù; mỗi đô thị tạo một bản ghi nếu hai lượt gọi API thành công.</w:t>
+        <w:t>Thu thập hiện tại: sự kiện không có yêu cầu nạp bù; mỗi đô thị tạo một bản ghi nếu hai lượt gọi API thành công.</w:t>
       </w:r>
     </w:p>
     <w:p>
       <w:pPr>
         <w:pStyle w:val="BodyText"/>
-        <w:ind w:left="288" w:hanging="173"/>
+        <w:numPr>
+          <w:ilvl w:val="0"/>
+          <w:numId w:val="1"/>
+        </w:numPr>
+        <w:ind w:left="288" w:hanging="216"/>
       </w:pPr>
       <w:r>
-        <w:t>•  Nạp bù lịch sử: sự kiện có trường backfill_hours; hàm đọc chuỗi giờ được API trả về và chọn số giờ theo yêu cầu.</w:t>
+        <w:t>Nạp bù lịch sử: sự kiện có trường backfill_hours; hàm đọc chuỗi giờ được API trả về và chọn số giờ theo yêu cầu.</w:t>
       </w:r>
     </w:p>
     <w:p>
@@ -7309,7 +7191,7 @@
         <w:ind w:firstLine="504"/>
       </w:pPr>
       <w:r>
-        <w:t>Trong xử lý chuỗi lịch sử, chỉ mục của mảng cảm biến được giữ tương ứng với chỉ mục thời gian gốc. Số bản ghi thực tế phụ thuộc độ dài chuỗi API, số đô thị thành công và các giá trị sẵn có trong phản hồi.</w:t>
+        <w:t>Trong xử lý chuỗi lịch sử, các cảm biến ô nhiễm được đọc theo thời gian của mảng AQI; dữ liệu khí tượng được ghép theo timestamp tương ứng. Cách ghép này giữ đúng quan trắc khi hai API trả mốc giờ khác thứ tự. Số bản ghi phụ thuộc độ dài chuỗi API và số đô thị thu thập thành công.</w:t>
       </w:r>
     </w:p>
     <w:p>
@@ -7318,7 +7200,7 @@
         <w:pageBreakBefore/>
         <w:jc w:val="left"/>
       </w:pPr>
-      <w:bookmarkStart w:id="12" w:name="_Toc242813632"/>
+      <w:bookmarkStart w:id="12" w:name="_Toc242815048"/>
       <w:r>
         <w:lastRenderedPageBreak/>
         <w:t>Chương 3 Lịch thu thập và cảnh báo</w:t>
@@ -7329,7 +7211,7 @@
       <w:pPr>
         <w:pStyle w:val="Heading2"/>
       </w:pPr>
-      <w:bookmarkStart w:id="13" w:name="_Toc242813633"/>
+      <w:bookmarkStart w:id="13" w:name="_Toc242815049"/>
       <w:r>
         <w:t>3.1 Cấu hình lịch thu thập EventBridge</w:t>
       </w:r>
@@ -7545,7 +7427,7 @@
       <w:pPr>
         <w:pStyle w:val="Heading2"/>
       </w:pPr>
-      <w:bookmarkStart w:id="14" w:name="_Toc242813634"/>
+      <w:bookmarkStart w:id="14" w:name="_Toc242815050"/>
       <w:r>
         <w:t>3.2 Quyền gọi Lambda từ EventBridge</w:t>
       </w:r>
@@ -7761,7 +7643,7 @@
       <w:pPr>
         <w:pStyle w:val="Heading2"/>
       </w:pPr>
-      <w:bookmarkStart w:id="15" w:name="_Toc242813635"/>
+      <w:bookmarkStart w:id="15" w:name="_Toc242815051"/>
       <w:r>
         <w:t>3.3 Topic SNS và đăng ký email</w:t>
       </w:r>
@@ -7977,7 +7859,7 @@
       <w:pPr>
         <w:pStyle w:val="Heading2"/>
       </w:pPr>
-      <w:bookmarkStart w:id="16" w:name="_Toc242813636"/>
+      <w:bookmarkStart w:id="16" w:name="_Toc242815052"/>
       <w:r>
         <w:lastRenderedPageBreak/>
         <w:t>3.4 Điều kiện và nội dung thông báo</w:t>
@@ -8205,7 +8087,7 @@
         <w:pageBreakBefore/>
         <w:jc w:val="left"/>
       </w:pPr>
-      <w:bookmarkStart w:id="17" w:name="_Toc242813637"/>
+      <w:bookmarkStart w:id="17" w:name="_Toc242815053"/>
       <w:r>
         <w:lastRenderedPageBreak/>
         <w:t>Chương 4 Mô hình dữ liệu và kết quả phân tích</w:t>
@@ -8216,7 +8098,7 @@
       <w:pPr>
         <w:pStyle w:val="Heading2"/>
       </w:pPr>
-      <w:bookmarkStart w:id="18" w:name="_Toc242813638"/>
+      <w:bookmarkStart w:id="18" w:name="_Toc242815054"/>
       <w:r>
         <w:t>4.1 Database và bảng dữ liệu</w:t>
       </w:r>
@@ -8432,7 +8314,7 @@
       <w:pPr>
         <w:pStyle w:val="Heading2"/>
       </w:pPr>
-      <w:bookmarkStart w:id="19" w:name="_Toc242813639"/>
+      <w:bookmarkStart w:id="19" w:name="_Toc242815055"/>
       <w:r>
         <w:t>4.2 View dữ liệu</w:t>
       </w:r>
@@ -8648,7 +8530,7 @@
       <w:pPr>
         <w:pStyle w:val="Heading2"/>
       </w:pPr>
-      <w:bookmarkStart w:id="20" w:name="_Toc242813640"/>
+      <w:bookmarkStart w:id="20" w:name="_Toc242815056"/>
       <w:r>
         <w:t>4.3 Nạp phân vùng vào Catalog</w:t>
       </w:r>
@@ -8667,7 +8549,7 @@
       <w:pPr>
         <w:pStyle w:val="Heading2"/>
       </w:pPr>
-      <w:bookmarkStart w:id="21" w:name="_Toc242813641"/>
+      <w:bookmarkStart w:id="21" w:name="_Toc242815057"/>
       <w:r>
         <w:t>4.4 Năm truy vấn phân tích</w:t>
       </w:r>
@@ -9735,7 +9617,7 @@
           <w:noProof/>
         </w:rPr>
         <w:drawing>
-          <wp:inline distT="0" distB="0" distL="0" distR="0" wp14:anchorId="0CEB4F61" wp14:editId="3A50F4E2">
+          <wp:inline distT="0" distB="0" distL="0" distR="0" wp14:anchorId="257D9C67" wp14:editId="5EE5DBB4">
             <wp:extent cx="6126480" cy="3313154"/>
             <wp:effectExtent l="0" t="0" r="0" b="0"/>
             <wp:docPr id="8" name="Picture 8"/>
@@ -9973,7 +9855,7 @@
           <w:noProof/>
         </w:rPr>
         <w:drawing>
-          <wp:inline distT="0" distB="0" distL="0" distR="0" wp14:anchorId="4ECF683A" wp14:editId="05DE6904">
+          <wp:inline distT="0" distB="0" distL="0" distR="0" wp14:anchorId="332A82C0" wp14:editId="00E6CAFB">
             <wp:extent cx="6126480" cy="3241584"/>
             <wp:effectExtent l="0" t="0" r="0" b="0"/>
             <wp:docPr id="9" name="Picture 9"/>
@@ -10957,7 +10839,7 @@
           <w:noProof/>
         </w:rPr>
         <w:drawing>
-          <wp:inline distT="0" distB="0" distL="0" distR="0" wp14:anchorId="406F802A" wp14:editId="1094B090">
+          <wp:inline distT="0" distB="0" distL="0" distR="0" wp14:anchorId="3105C0BF" wp14:editId="44C036C1">
             <wp:extent cx="6126480" cy="3278880"/>
             <wp:effectExtent l="0" t="0" r="0" b="0"/>
             <wp:docPr id="10" name="Picture 10"/>
@@ -11562,7 +11444,7 @@
           <w:noProof/>
         </w:rPr>
         <w:drawing>
-          <wp:inline distT="0" distB="0" distL="0" distR="0" wp14:anchorId="33464DF8" wp14:editId="2B29EBC7">
+          <wp:inline distT="0" distB="0" distL="0" distR="0" wp14:anchorId="1D016784" wp14:editId="59ECE335">
             <wp:extent cx="6126480" cy="3276024"/>
             <wp:effectExtent l="0" t="0" r="0" b="0"/>
             <wp:docPr id="11" name="Picture 11"/>
@@ -11640,7 +11522,7 @@
       <w:pPr>
         <w:pStyle w:val="Heading2"/>
       </w:pPr>
-      <w:bookmarkStart w:id="22" w:name="_Toc242813642"/>
+      <w:bookmarkStart w:id="22" w:name="_Toc242815058"/>
       <w:r>
         <w:t>4.5 Số liệu thực thi truy vấn Athena</w:t>
       </w:r>
@@ -12182,7 +12064,7 @@
         <w:pageBreakBefore/>
         <w:jc w:val="left"/>
       </w:pPr>
-      <w:bookmarkStart w:id="23" w:name="_Toc242813643"/>
+      <w:bookmarkStart w:id="23" w:name="_Toc242815059"/>
       <w:r>
         <w:lastRenderedPageBreak/>
         <w:t>Chương 5 Đối chiếu dữ liệu và kiểm tra chức năng</w:t>
@@ -12193,7 +12075,7 @@
       <w:pPr>
         <w:pStyle w:val="Heading2"/>
       </w:pPr>
-      <w:bookmarkStart w:id="24" w:name="_Toc242813644"/>
+      <w:bookmarkStart w:id="24" w:name="_Toc242815060"/>
       <w:r>
         <w:t>5.1 Cấu trúc và số lượng bản ghi</w:t>
       </w:r>
@@ -12212,7 +12094,7 @@
       <w:pPr>
         <w:pStyle w:val="Heading2"/>
       </w:pPr>
-      <w:bookmarkStart w:id="25" w:name="_Toc242813645"/>
+      <w:bookmarkStart w:id="25" w:name="_Toc242815061"/>
       <w:r>
         <w:t>5.2 Kiểm tra chức năng và tính toàn vẹn dữ liệu</w:t>
       </w:r>
@@ -12224,7 +12106,7 @@
         <w:ind w:firstLine="504"/>
       </w:pPr>
       <w:r>
-        <w:t>Bộ kiểm tra cục bộ gồm 40 ca cho Lambda, dữ liệu CSV, biểu đồ và chương trình quản lý dịch vụ. Các ca dùng dữ liệu đã lưu và đối tượng AWS giả lập để kiểm tra logic; kết quả không thay thế việc quan sát một lần chạy thật trên AWS.</w:t>
+        <w:t>Bộ kiểm tra cục bộ gồm 44 ca cho Lambda, dữ liệu CSV, biểu đồ và chương trình quản lý dịch vụ. Các ca dùng dữ liệu đã lưu và đối tượng AWS giả lập để kiểm tra logic; kết quả không thay thế việc quan sát một lần chạy thật trên AWS.</w:t>
       </w:r>
     </w:p>
     <w:p>
@@ -12380,7 +12262,7 @@
               <w:rPr>
                 <w:sz w:val="22"/>
               </w:rPr>
-              <w:t>12</w:t>
+              <w:t>15</w:t>
             </w:r>
           </w:p>
         </w:tc>
@@ -12398,7 +12280,7 @@
               <w:rPr>
                 <w:sz w:val="22"/>
               </w:rPr>
-              <w:t>Chuyển đổi kiểu, phân loại AQI, thu thập và ghi S3, phát thông báo.</w:t>
+              <w:t>Chuyển đổi kiểu, phân loại AQI, ghép lịch sử, thu thập, ghi S3 và thông báo.</w:t>
             </w:r>
           </w:p>
         </w:tc>
@@ -12614,7 +12496,7 @@
               <w:rPr>
                 <w:sz w:val="22"/>
               </w:rPr>
-              <w:t>12</w:t>
+              <w:t>13</w:t>
             </w:r>
           </w:p>
         </w:tc>
@@ -12665,7 +12547,7 @@
       <w:pPr>
         <w:pStyle w:val="Heading2"/>
       </w:pPr>
-      <w:bookmarkStart w:id="26" w:name="_Toc242813646"/>
+      <w:bookmarkStart w:id="26" w:name="_Toc242815062"/>
       <w:r>
         <w:t>5.3 Xử lý lỗi và giá trị thiếu</w:t>
       </w:r>
@@ -12683,28 +12565,40 @@
     <w:p>
       <w:pPr>
         <w:pStyle w:val="BodyText"/>
-        <w:ind w:left="288" w:hanging="173"/>
+        <w:numPr>
+          <w:ilvl w:val="0"/>
+          <w:numId w:val="1"/>
+        </w:numPr>
+        <w:ind w:left="288" w:hanging="216"/>
       </w:pPr>
       <w:r>
-        <w:t>•  Chuyển đổi kiểu: các hàm chuyển đổi dùng giá trị mặc định khi đầu vào không hợp lệ. Mặc định số 0 cần được phân biệt với phép đo thật bằng 0 khi đánh giá dữ liệu thiếu.</w:t>
+        <w:t>Chuyển đổi kiểu: các hàm chuyển đổi dùng giá trị mặc định khi đầu vào không hợp lệ. Mặc định số 0 cần được phân biệt với phép đo thật bằng 0 khi đánh giá dữ liệu thiếu.</w:t>
       </w:r>
     </w:p>
     <w:p>
       <w:pPr>
         <w:pStyle w:val="BodyText"/>
-        <w:ind w:left="288" w:hanging="173"/>
+        <w:numPr>
+          <w:ilvl w:val="0"/>
+          <w:numId w:val="1"/>
+        </w:numPr>
+        <w:ind w:left="288" w:hanging="216"/>
       </w:pPr>
       <w:r>
-        <w:t>•  Chuỗi lịch sử: lựa chọn dữ liệu theo chỉ mục thời gian gốc và kiểm tra độ dài mảng cảm biến trước khi lấy giá trị.</w:t>
+        <w:t>Chuỗi lịch sử: ghép khí tượng theo timestamp của quan trắc AQI và kiểm tra độ dài mảng cảm biến trước khi đọc. Nếu không có bản ghi, hàm phát sinh lỗi; nếu chỉ một số đô thị thất bại, kết quả ghi rõ trạng thái thu thập một phần và danh sách đô thị bị lỗi.</w:t>
       </w:r>
     </w:p>
     <w:p>
       <w:pPr>
         <w:pStyle w:val="BodyText"/>
-        <w:ind w:left="288" w:hanging="173"/>
+        <w:numPr>
+          <w:ilvl w:val="0"/>
+          <w:numId w:val="1"/>
+        </w:numPr>
+        <w:ind w:left="288" w:hanging="216"/>
       </w:pPr>
       <w:r>
-        <w:t>•  Cấu hình và xuất dữ liệu: có cấu hình dự phòng cho Lambda; chương trình xuất Athena dừng khi truy vấn lỗi hoặc hết thời gian chờ. Chế độ ngoại tuyến chỉ sao chép CSV đã lưu và ghi rõ nguồn.</w:t>
+        <w:t>Cấu hình và xuất dữ liệu: có cấu hình dự phòng cho Lambda; chương trình xuất Athena dừng khi truy vấn lỗi hoặc hết thời gian chờ. Chế độ ngoại tuyến chỉ sao chép CSV đã lưu và ghi rõ nguồn.</w:t>
       </w:r>
     </w:p>
     <w:p>
@@ -12712,7 +12606,7 @@
         <w:pStyle w:val="Heading2"/>
         <w:pageBreakBefore/>
       </w:pPr>
-      <w:bookmarkStart w:id="27" w:name="_Toc242813647"/>
+      <w:bookmarkStart w:id="27" w:name="_Toc242815063"/>
       <w:r>
         <w:lastRenderedPageBreak/>
         <w:t>5.4 Theo dõi bằng CloudWatch</w:t>
@@ -12731,14 +12625,12 @@
     <w:p>
       <w:pPr>
         <w:pStyle w:val="BodyText"/>
-        <w:ind w:left="288" w:hanging="173"/>
-      </w:pPr>
-      <w:r>
-        <w:rPr>
-          <w:b/>
-        </w:rPr>
-        <w:t xml:space="preserve">•  </w:t>
-      </w:r>
+        <w:numPr>
+          <w:ilvl w:val="0"/>
+          <w:numId w:val="1"/>
+        </w:numPr>
+        <w:ind w:left="288" w:hanging="216"/>
+      </w:pPr>
       <w:r>
         <w:t>CloudWatch Metric Alarm (WeatherCollector-Errors-Alarm): Cấu hình phát hiện khi hàm Lambda phát sinh Errors &gt;= 1 trong chu kỳ 300 giây và tự động phát cảnh báo qua SNS Topic.</w:t>
       </w:r>
@@ -12746,10 +12638,14 @@
     <w:p>
       <w:pPr>
         <w:pStyle w:val="BodyText"/>
-        <w:ind w:left="288" w:hanging="173"/>
+        <w:numPr>
+          <w:ilvl w:val="0"/>
+          <w:numId w:val="1"/>
+        </w:numPr>
+        <w:ind w:left="288" w:hanging="216"/>
       </w:pPr>
       <w:r>
-        <w:t>•  CloudWatch Dashboard hiển thị số lượt gọi, số lỗi và thời gian thực thi. Các giá trị chỉ xuất hiện khi có dữ liệu dịch vụ được ghi nhận; hình cấu hình không được dùng như bằng chứng của một lượt chạy.</w:t>
+        <w:t>CloudWatch Dashboard hiển thị số lượt gọi, số lỗi và thời gian thực thi. Các giá trị chỉ xuất hiện khi có dữ liệu dịch vụ được ghi nhận; hình cấu hình không được dùng như bằng chứng của một lượt chạy.</w:t>
       </w:r>
     </w:p>
     <w:p>
@@ -12766,7 +12662,7 @@
         <w:pageBreakBefore/>
         <w:jc w:val="left"/>
       </w:pPr>
-      <w:bookmarkStart w:id="28" w:name="_Toc242813648"/>
+      <w:bookmarkStart w:id="28" w:name="_Toc242815064"/>
       <w:r>
         <w:lastRenderedPageBreak/>
         <w:t>Chương 6 Đánh giá kết quả và sử dụng tài nguyên Tuần 2</w:t>
@@ -12777,7 +12673,7 @@
       <w:pPr>
         <w:pStyle w:val="Heading2"/>
       </w:pPr>
-      <w:bookmarkStart w:id="29" w:name="_Toc242813649"/>
+      <w:bookmarkStart w:id="29" w:name="_Toc242815065"/>
       <w:r>
         <w:t>6.1 Các đại lượng theo dõi sử dụng tài nguyên</w:t>
       </w:r>
@@ -13205,7 +13101,7 @@
       <w:pPr>
         <w:pStyle w:val="Heading2"/>
       </w:pPr>
-      <w:bookmarkStart w:id="30" w:name="_Toc242813650"/>
+      <w:bookmarkStart w:id="30" w:name="_Toc242815066"/>
       <w:r>
         <w:t>6.2 Tổng hợp các kết quả phân tích</w:t>
       </w:r>
@@ -13224,7 +13120,7 @@
       <w:pPr>
         <w:pStyle w:val="Heading2"/>
       </w:pPr>
-      <w:bookmarkStart w:id="31" w:name="_Toc242813651"/>
+      <w:bookmarkStart w:id="31" w:name="_Toc242815067"/>
       <w:r>
         <w:t>6.3 Quản lý vòng đời tài nguyên</w:t>
       </w:r>
@@ -13406,7 +13302,7 @@
       <w:pPr>
         <w:pStyle w:val="Heading2"/>
       </w:pPr>
-      <w:bookmarkStart w:id="32" w:name="_Toc242813652"/>
+      <w:bookmarkStart w:id="32" w:name="_Toc242815068"/>
       <w:r>
         <w:t>6.4 Đối chiếu sản phẩm Tuần 2</w:t>
       </w:r>
@@ -13792,7 +13688,7 @@
               <w:rPr>
                 <w:sz w:val="22"/>
               </w:rPr>
-              <w:t>40 ca kiểm tra cục bộ.</w:t>
+              <w:t>44 ca kiểm tra cục bộ.</w:t>
             </w:r>
           </w:p>
         </w:tc>
@@ -13825,7 +13721,7 @@
       <w:pPr>
         <w:pStyle w:val="Heading2"/>
       </w:pPr>
-      <w:bookmarkStart w:id="33" w:name="_Toc242813653"/>
+      <w:bookmarkStart w:id="33" w:name="_Toc242815069"/>
       <w:r>
         <w:t>6.5 Kết luận Tuần 2</w:t>
       </w:r>
@@ -13873,7 +13769,7 @@
         <w:pageBreakBefore/>
         <w:jc w:val="left"/>
       </w:pPr>
-      <w:bookmarkStart w:id="34" w:name="_Toc242813654"/>
+      <w:bookmarkStart w:id="34" w:name="_Toc242815070"/>
       <w:r>
         <w:lastRenderedPageBreak/>
         <w:t>Chương 7 Phân công và tổng hợp công việc Tuần 2</w:t>
@@ -13884,7 +13780,7 @@
       <w:pPr>
         <w:pStyle w:val="Heading2"/>
       </w:pPr>
-      <w:bookmarkStart w:id="35" w:name="_Toc242813655"/>
+      <w:bookmarkStart w:id="35" w:name="_Toc242815071"/>
       <w:r>
         <w:t>7.1 Phân công theo nhóm chức năng</w:t>
       </w:r>
@@ -14140,7 +14036,7 @@
       <w:pPr>
         <w:pStyle w:val="Heading2"/>
       </w:pPr>
-      <w:bookmarkStart w:id="36" w:name="_Toc242813656"/>
+      <w:bookmarkStart w:id="36" w:name="_Toc242815072"/>
       <w:r>
         <w:t>7.2 Tổng hợp các sản phẩm đã thực hiện</w:t>
       </w:r>
@@ -14494,135 +14390,6 @@
       <w:pPr>
         <w:spacing w:after="60"/>
       </w:pPr>
-    </w:p>
-    <w:p>
-      <w:pPr>
-        <w:pStyle w:val="Heading2"/>
-      </w:pPr>
-      <w:bookmarkStart w:id="37" w:name="_Toc242813657"/>
-      <w:r>
-        <w:t>7.3 Phạm vi hỗ trợ AI và trách nhiệm của nhóm</w:t>
-      </w:r>
-      <w:bookmarkEnd w:id="37"/>
-    </w:p>
-    <w:p>
-      <w:pPr>
-        <w:pStyle w:val="BodyText"/>
-        <w:ind w:firstLine="504"/>
-      </w:pPr>
-      <w:r>
-        <w:t>Nhóm sử dụng AI để tra cứu tài liệu, hỗ trợ phân tích số liệu, rà soát mã và biên tập cách trình bày. Sinh viên chịu trách nhiệm về cấu hình triển khai, dữ liệu sử dụng và nội dung báo cáo.</w:t>
-      </w:r>
-    </w:p>
-    <w:p>
-      <w:pPr>
-        <w:pStyle w:val="Heading3"/>
-        <w:spacing w:before="120"/>
-      </w:pPr>
-      <w:r>
-        <w:t>7.3.1 Các phần có hỗ trợ</w:t>
-      </w:r>
-    </w:p>
-    <w:p>
-      <w:pPr>
-        <w:pStyle w:val="BodyText"/>
-        <w:ind w:left="288" w:hanging="173"/>
-      </w:pPr>
-      <w:r>
-        <w:t>•  Tra cứu cách sử dụng các dịch vụ và cấu trúc dữ liệu; rà soát cú pháp truy vấn và chương trình xử lý.</w:t>
-      </w:r>
-    </w:p>
-    <w:p>
-      <w:pPr>
-        <w:pStyle w:val="BodyText"/>
-        <w:ind w:left="288" w:hanging="173"/>
-      </w:pPr>
-      <w:r>
-        <w:lastRenderedPageBreak/>
-        <w:t>•  Hỗ trợ đối chiếu số liệu giữa CSV, bảng và biểu đồ.</w:t>
-      </w:r>
-    </w:p>
-    <w:p>
-      <w:pPr>
-        <w:pStyle w:val="BodyText"/>
-        <w:ind w:left="288" w:hanging="173"/>
-      </w:pPr>
-      <w:r>
-        <w:t>•  Rà soát bố cục, cách diễn giải và các lỗi trình bày trong tài liệu.</w:t>
-      </w:r>
-    </w:p>
-    <w:p>
-      <w:pPr>
-        <w:pStyle w:val="Heading3"/>
-        <w:spacing w:before="120"/>
-      </w:pPr>
-      <w:r>
-        <w:t>7.3.2 Trách nhiệm của sinh viên</w:t>
-      </w:r>
-    </w:p>
-    <w:p>
-      <w:pPr>
-        <w:pStyle w:val="BodyText"/>
-        <w:ind w:left="288" w:hanging="173"/>
-      </w:pPr>
-      <w:r>
-        <w:t>•  Giải thích kiến trúc và luồng dữ liệu của từng thành phần.</w:t>
-      </w:r>
-    </w:p>
-    <w:p>
-      <w:pPr>
-        <w:pStyle w:val="BodyText"/>
-        <w:ind w:left="288" w:hanging="173"/>
-      </w:pPr>
-      <w:r>
-        <w:t>•  Hiểu vai trò LabRole, chính sách cho phép EventBridge gọi Lambda và cách quản lý cấu hình.</w:t>
-      </w:r>
-    </w:p>
-    <w:p>
-      <w:pPr>
-        <w:pStyle w:val="BodyText"/>
-        <w:ind w:left="288" w:hanging="173"/>
-      </w:pPr>
-      <w:r>
-        <w:t>•  Đối chiếu kết quả truy vấn, hiểu cách tính trung bình, tỷ lệ mẫu và tương quan.</w:t>
-      </w:r>
-    </w:p>
-    <w:p>
-      <w:pPr>
-        <w:pStyle w:val="BodyText"/>
-        <w:ind w:left="288" w:hanging="173"/>
-      </w:pPr>
-      <w:r>
-        <w:t>•  Kiểm tra trạng thái dịch vụ và kết quả thực hành trong tài khoản của nhóm.</w:t>
-      </w:r>
-    </w:p>
-    <w:p>
-      <w:pPr>
-        <w:pStyle w:val="BodyText"/>
-        <w:ind w:left="288" w:hanging="173"/>
-      </w:pPr>
-      <w:r>
-        <w:t>•  Giải thích các điều kiện cảnh báo, cách xử lý lỗi và giới hạn của dữ liệu.</w:t>
-      </w:r>
-    </w:p>
-    <w:p>
-      <w:pPr>
-        <w:pStyle w:val="Heading2"/>
-      </w:pPr>
-      <w:bookmarkStart w:id="38" w:name="_Toc242813658"/>
-      <w:r>
-        <w:t>7.4 Tổng kết trách nhiệm</w:t>
-      </w:r>
-      <w:bookmarkEnd w:id="38"/>
-    </w:p>
-    <w:p>
-      <w:pPr>
-        <w:pStyle w:val="BodyText"/>
-        <w:ind w:firstLine="504"/>
-      </w:pPr>
-      <w:r>
-        <w:t>Chúng em chịu trách nhiệm về những nội dung trình bày và các sản phẩm đi kèm; sẵn sàng giải thích cấu hình, quá trình xử lý và các phép tính trong báo cáo. Phần công việc chung được cả hai thành viên rà soát.</w:t>
-      </w:r>
     </w:p>
     <w:sectPr>
       <w:footerReference w:type="default" r:id="rId19"/>
@@ -14808,7 +14575,6 @@
     <w:lvl w:ilvl="0">
       <w:start w:val="1"/>
       <w:numFmt w:val="decimal"/>
-      <w:pStyle w:val="ListNumber3"/>
       <w:lvlText w:val="%1."/>
       <w:lvlJc w:val="left"/>
       <w:pPr>
@@ -14826,7 +14592,6 @@
     <w:lvl w:ilvl="0">
       <w:start w:val="1"/>
       <w:numFmt w:val="decimal"/>
-      <w:pStyle w:val="ListNumber2"/>
       <w:lvlText w:val="%1."/>
       <w:lvlJc w:val="left"/>
       <w:pPr>
@@ -14844,7 +14609,7 @@
     <w:lvl w:ilvl="0">
       <w:start w:val="1"/>
       <w:numFmt w:val="bullet"/>
-      <w:lvlText w:val=""/>
+      <w:lvlText w:val="-"/>
       <w:lvlJc w:val="left"/>
       <w:pPr>
         <w:tabs>
@@ -14853,7 +14618,7 @@
         <w:ind w:left="1440" w:hanging="360"/>
       </w:pPr>
       <w:rPr>
-        <w:rFonts w:ascii="Symbol" w:hAnsi="Symbol" w:hint="default"/>
+        <w:rFonts w:ascii="Times New Roman" w:hAnsi="Times New Roman" w:hint="default"/>
       </w:rPr>
     </w:lvl>
   </w:abstractNum>
@@ -14864,8 +14629,7 @@
     <w:lvl w:ilvl="0">
       <w:start w:val="1"/>
       <w:numFmt w:val="bullet"/>
-      <w:pStyle w:val="ListBullet3"/>
-      <w:lvlText w:val=""/>
+      <w:lvlText w:val="-"/>
       <w:lvlJc w:val="left"/>
       <w:pPr>
         <w:tabs>
@@ -14874,7 +14638,7 @@
         <w:ind w:left="1080" w:hanging="360"/>
       </w:pPr>
       <w:rPr>
-        <w:rFonts w:ascii="Symbol" w:hAnsi="Symbol" w:hint="default"/>
+        <w:rFonts w:ascii="Times New Roman" w:hAnsi="Times New Roman" w:hint="default"/>
       </w:rPr>
     </w:lvl>
   </w:abstractNum>
@@ -14885,8 +14649,7 @@
     <w:lvl w:ilvl="0">
       <w:start w:val="1"/>
       <w:numFmt w:val="bullet"/>
-      <w:pStyle w:val="ListBullet2"/>
-      <w:lvlText w:val=""/>
+      <w:lvlText w:val="-"/>
       <w:lvlJc w:val="left"/>
       <w:pPr>
         <w:tabs>
@@ -14895,7 +14658,7 @@
         <w:ind w:left="720" w:hanging="360"/>
       </w:pPr>
       <w:rPr>
-        <w:rFonts w:ascii="Symbol" w:hAnsi="Symbol" w:hint="default"/>
+        <w:rFonts w:ascii="Times New Roman" w:hAnsi="Times New Roman" w:hint="default"/>
       </w:rPr>
     </w:lvl>
   </w:abstractNum>
@@ -14906,7 +14669,6 @@
     <w:lvl w:ilvl="0">
       <w:start w:val="1"/>
       <w:numFmt w:val="decimal"/>
-      <w:pStyle w:val="ListNumber"/>
       <w:lvlText w:val="%1."/>
       <w:lvlJc w:val="left"/>
       <w:pPr>
@@ -14924,8 +14686,7 @@
     <w:lvl w:ilvl="0">
       <w:start w:val="1"/>
       <w:numFmt w:val="bullet"/>
-      <w:pStyle w:val="ListBullet"/>
-      <w:lvlText w:val=""/>
+      <w:lvlText w:val="-"/>
       <w:lvlJc w:val="left"/>
       <w:pPr>
         <w:tabs>
@@ -14934,36 +14695,64 @@
         <w:ind w:left="360" w:hanging="360"/>
       </w:pPr>
       <w:rPr>
-        <w:rFonts w:ascii="Symbol" w:hAnsi="Symbol" w:hint="default"/>
+        <w:rFonts w:ascii="Times New Roman" w:hAnsi="Times New Roman" w:hint="default"/>
       </w:rPr>
     </w:lvl>
   </w:abstractNum>
-  <w:num w:numId="1" w16cid:durableId="47152486">
-    <w:abstractNumId w:val="8"/>
-  </w:num>
-  <w:num w:numId="2" w16cid:durableId="1995067023">
-    <w:abstractNumId w:val="6"/>
-  </w:num>
-  <w:num w:numId="3" w16cid:durableId="35586546">
-    <w:abstractNumId w:val="5"/>
-  </w:num>
-  <w:num w:numId="4" w16cid:durableId="2039625796">
-    <w:abstractNumId w:val="4"/>
-  </w:num>
-  <w:num w:numId="5" w16cid:durableId="1464956039">
-    <w:abstractNumId w:val="7"/>
-  </w:num>
-  <w:num w:numId="6" w16cid:durableId="1681617457">
-    <w:abstractNumId w:val="3"/>
-  </w:num>
-  <w:num w:numId="7" w16cid:durableId="664165219">
-    <w:abstractNumId w:val="2"/>
-  </w:num>
-  <w:num w:numId="8" w16cid:durableId="561257956">
-    <w:abstractNumId w:val="1"/>
-  </w:num>
-  <w:num w:numId="9" w16cid:durableId="86777594">
-    <w:abstractNumId w:val="0"/>
+  <w:abstractNum w:abstractNumId="9" w15:restartNumberingAfterBreak="0">
+    <w:nsid w:val="4972717F"/>
+    <w:multiLevelType w:val="multilevel"/>
+    <w:tmpl w:val="C882D02C"/>
+    <w:lvl w:ilvl="0">
+      <w:start w:val="1"/>
+      <w:numFmt w:val="bullet"/>
+      <w:pStyle w:val="ListBullet"/>
+      <w:lvlText w:val="-"/>
+      <w:lvlJc w:val="left"/>
+    </w:lvl>
+    <w:lvl w:ilvl="1">
+      <w:numFmt w:val="decimal"/>
+      <w:lvlText w:val=""/>
+      <w:lvlJc w:val="left"/>
+    </w:lvl>
+    <w:lvl w:ilvl="2">
+      <w:numFmt w:val="decimal"/>
+      <w:lvlText w:val=""/>
+      <w:lvlJc w:val="left"/>
+    </w:lvl>
+    <w:lvl w:ilvl="3">
+      <w:numFmt w:val="decimal"/>
+      <w:lvlText w:val=""/>
+      <w:lvlJc w:val="left"/>
+    </w:lvl>
+    <w:lvl w:ilvl="4">
+      <w:numFmt w:val="decimal"/>
+      <w:lvlText w:val=""/>
+      <w:lvlJc w:val="left"/>
+    </w:lvl>
+    <w:lvl w:ilvl="5">
+      <w:numFmt w:val="decimal"/>
+      <w:lvlText w:val=""/>
+      <w:lvlJc w:val="left"/>
+    </w:lvl>
+    <w:lvl w:ilvl="6">
+      <w:numFmt w:val="decimal"/>
+      <w:lvlText w:val=""/>
+      <w:lvlJc w:val="left"/>
+    </w:lvl>
+    <w:lvl w:ilvl="7">
+      <w:numFmt w:val="decimal"/>
+      <w:lvlText w:val=""/>
+      <w:lvlJc w:val="left"/>
+    </w:lvl>
+    <w:lvl w:ilvl="8">
+      <w:numFmt w:val="decimal"/>
+      <w:lvlText w:val=""/>
+      <w:lvlJc w:val="left"/>
+    </w:lvl>
+  </w:abstractNum>
+  <w:num w:numId="1" w16cid:durableId="1200892821">
+    <w:abstractNumId w:val="9"/>
   </w:num>
 </w:numbering>
 </file>
@@ -15880,9 +15669,9 @@
     <w:unhideWhenUsed/>
     <w:rsid w:val="00326F90"/>
     <w:pPr>
-      <w:numPr>
-        <w:numId w:val="2"/>
-      </w:numPr>
+      <w:tabs>
+        <w:tab w:val="num" w:pos="360"/>
+      </w:tabs>
       <w:contextualSpacing/>
     </w:pPr>
   </w:style>
@@ -15893,9 +15682,9 @@
     <w:unhideWhenUsed/>
     <w:rsid w:val="00326F90"/>
     <w:pPr>
-      <w:numPr>
-        <w:numId w:val="3"/>
-      </w:numPr>
+      <w:tabs>
+        <w:tab w:val="num" w:pos="360"/>
+      </w:tabs>
       <w:contextualSpacing/>
     </w:pPr>
   </w:style>
@@ -15906,9 +15695,9 @@
     <w:unhideWhenUsed/>
     <w:rsid w:val="00326F90"/>
     <w:pPr>
-      <w:numPr>
-        <w:numId w:val="5"/>
-      </w:numPr>
+      <w:tabs>
+        <w:tab w:val="num" w:pos="360"/>
+      </w:tabs>
       <w:contextualSpacing/>
     </w:pPr>
   </w:style>
@@ -15919,9 +15708,9 @@
     <w:unhideWhenUsed/>
     <w:rsid w:val="0029639D"/>
     <w:pPr>
-      <w:numPr>
-        <w:numId w:val="6"/>
-      </w:numPr>
+      <w:tabs>
+        <w:tab w:val="num" w:pos="360"/>
+      </w:tabs>
       <w:contextualSpacing/>
     </w:pPr>
   </w:style>
@@ -15932,9 +15721,9 @@
     <w:unhideWhenUsed/>
     <w:rsid w:val="0029639D"/>
     <w:pPr>
-      <w:numPr>
-        <w:numId w:val="7"/>
-      </w:numPr>
+      <w:tabs>
+        <w:tab w:val="num" w:pos="360"/>
+      </w:tabs>
       <w:contextualSpacing/>
     </w:pPr>
   </w:style>

--- a/tuan_2/docs/Bao_cao_tuan_2_Dien_toan_dam_may_Nhom_05.docx
+++ b/tuan_2/docs/Bao_cao_tuan_2_Dien_toan_dam_may_Nhom_05.docx
@@ -420,7 +420,7 @@
         <w:ind w:firstLine="504"/>
       </w:pPr>
       <w:r>
-        <w:t>Bộ dữ liệu dùng đối chiếu gồm 156 bản ghi, tương ứng 52 mẫu mỗi đô thị. Năm tệp kết quả truy vấn và bốn biểu đồ được sử dụng nhất quán để mô tả AQI, nồng độ bụi, biến thiên theo giờ và tương quan khí tượng. Bộ source đã được kiểm tra cục bộ; kết quả này được phân biệt với trạng thái vận hành trên AWS.</w:t>
+        <w:t>Báo cáo Tuần 2 tiếp tục sử dụng bộ CSV Athena đã lưu ở Tuần 1, gồm 156 bản ghi và 52 mẫu mỗi đô thị. Năm tệp kết quả truy vấn và bốn biểu đồ mô tả AQI, nồng độ bụi, biến thiên theo giờ và tương quan khí tượng. Đây là bộ dữ liệu dùng đối chiếu, không phải kết quả của một lượt thu thập mới ở Tuần 2. Nội dung Tuần 2 tập trung vào hoàn thiện chức năng và kiểm tra bộ source cục bộ.</w:t>
       </w:r>
     </w:p>
     <w:p>
@@ -548,7 +548,7 @@
         </w:rPr>
         <w:fldChar w:fldCharType="separate"/>
       </w:r>
-      <w:hyperlink w:anchor="_Toc242815036" w:history="1">
+      <w:hyperlink w:anchor="_Toc242824119" w:history="1">
         <w:r>
           <w:rPr>
             <w:rStyle w:val="Hyperlink"/>
@@ -575,7 +575,7 @@
             <w:noProof/>
             <w:webHidden/>
           </w:rPr>
-          <w:instrText xml:space="preserve"> PAGEREF _Toc242815036 \h </w:instrText>
+          <w:instrText xml:space="preserve"> PAGEREF _Toc242824119 \h </w:instrText>
         </w:r>
         <w:r>
           <w:rPr>
@@ -622,7 +622,7 @@
           <w14:ligatures w14:val="standardContextual"/>
         </w:rPr>
       </w:pPr>
-      <w:hyperlink w:anchor="_Toc242815037" w:history="1">
+      <w:hyperlink w:anchor="_Toc242824120" w:history="1">
         <w:r>
           <w:rPr>
             <w:rStyle w:val="Hyperlink"/>
@@ -649,7 +649,7 @@
             <w:noProof/>
             <w:webHidden/>
           </w:rPr>
-          <w:instrText xml:space="preserve"> PAGEREF _Toc242815037 \h </w:instrText>
+          <w:instrText xml:space="preserve"> PAGEREF _Toc242824120 \h </w:instrText>
         </w:r>
         <w:r>
           <w:rPr>
@@ -696,7 +696,7 @@
           <w14:ligatures w14:val="standardContextual"/>
         </w:rPr>
       </w:pPr>
-      <w:hyperlink w:anchor="_Toc242815038" w:history="1">
+      <w:hyperlink w:anchor="_Toc242824121" w:history="1">
         <w:r>
           <w:rPr>
             <w:rStyle w:val="Hyperlink"/>
@@ -723,7 +723,7 @@
             <w:noProof/>
             <w:webHidden/>
           </w:rPr>
-          <w:instrText xml:space="preserve"> PAGEREF _Toc242815038 \h </w:instrText>
+          <w:instrText xml:space="preserve"> PAGEREF _Toc242824121 \h </w:instrText>
         </w:r>
         <w:r>
           <w:rPr>
@@ -770,7 +770,7 @@
           <w14:ligatures w14:val="standardContextual"/>
         </w:rPr>
       </w:pPr>
-      <w:hyperlink w:anchor="_Toc242815039" w:history="1">
+      <w:hyperlink w:anchor="_Toc242824122" w:history="1">
         <w:r>
           <w:rPr>
             <w:rStyle w:val="Hyperlink"/>
@@ -797,7 +797,7 @@
             <w:noProof/>
             <w:webHidden/>
           </w:rPr>
-          <w:instrText xml:space="preserve"> PAGEREF _Toc242815039 \h </w:instrText>
+          <w:instrText xml:space="preserve"> PAGEREF _Toc242824122 \h </w:instrText>
         </w:r>
         <w:r>
           <w:rPr>
@@ -844,7 +844,7 @@
           <w14:ligatures w14:val="standardContextual"/>
         </w:rPr>
       </w:pPr>
-      <w:hyperlink w:anchor="_Toc242815040" w:history="1">
+      <w:hyperlink w:anchor="_Toc242824123" w:history="1">
         <w:r>
           <w:rPr>
             <w:rStyle w:val="Hyperlink"/>
@@ -871,7 +871,7 @@
             <w:noProof/>
             <w:webHidden/>
           </w:rPr>
-          <w:instrText xml:space="preserve"> PAGEREF _Toc242815040 \h </w:instrText>
+          <w:instrText xml:space="preserve"> PAGEREF _Toc242824123 \h </w:instrText>
         </w:r>
         <w:r>
           <w:rPr>
@@ -891,7 +891,7 @@
             <w:noProof/>
             <w:webHidden/>
           </w:rPr>
-          <w:t>2</w:t>
+          <w:t>3</w:t>
         </w:r>
         <w:r>
           <w:rPr>
@@ -919,7 +919,7 @@
           <w14:ligatures w14:val="standardContextual"/>
         </w:rPr>
       </w:pPr>
-      <w:hyperlink w:anchor="_Toc242815041" w:history="1">
+      <w:hyperlink w:anchor="_Toc242824124" w:history="1">
         <w:r>
           <w:rPr>
             <w:rStyle w:val="Hyperlink"/>
@@ -946,7 +946,7 @@
             <w:noProof/>
             <w:webHidden/>
           </w:rPr>
-          <w:instrText xml:space="preserve"> PAGEREF _Toc242815041 \h </w:instrText>
+          <w:instrText xml:space="preserve"> PAGEREF _Toc242824124 \h </w:instrText>
         </w:r>
         <w:r>
           <w:rPr>
@@ -993,7 +993,7 @@
           <w14:ligatures w14:val="standardContextual"/>
         </w:rPr>
       </w:pPr>
-      <w:hyperlink w:anchor="_Toc242815042" w:history="1">
+      <w:hyperlink w:anchor="_Toc242824125" w:history="1">
         <w:r>
           <w:rPr>
             <w:rStyle w:val="Hyperlink"/>
@@ -1020,7 +1020,7 @@
             <w:noProof/>
             <w:webHidden/>
           </w:rPr>
-          <w:instrText xml:space="preserve"> PAGEREF _Toc242815042 \h </w:instrText>
+          <w:instrText xml:space="preserve"> PAGEREF _Toc242824125 \h </w:instrText>
         </w:r>
         <w:r>
           <w:rPr>
@@ -1067,7 +1067,7 @@
           <w14:ligatures w14:val="standardContextual"/>
         </w:rPr>
       </w:pPr>
-      <w:hyperlink w:anchor="_Toc242815043" w:history="1">
+      <w:hyperlink w:anchor="_Toc242824126" w:history="1">
         <w:r>
           <w:rPr>
             <w:rStyle w:val="Hyperlink"/>
@@ -1094,7 +1094,7 @@
             <w:noProof/>
             <w:webHidden/>
           </w:rPr>
-          <w:instrText xml:space="preserve"> PAGEREF _Toc242815043 \h </w:instrText>
+          <w:instrText xml:space="preserve"> PAGEREF _Toc242824126 \h </w:instrText>
         </w:r>
         <w:r>
           <w:rPr>
@@ -1141,7 +1141,7 @@
           <w14:ligatures w14:val="standardContextual"/>
         </w:rPr>
       </w:pPr>
-      <w:hyperlink w:anchor="_Toc242815044" w:history="1">
+      <w:hyperlink w:anchor="_Toc242824127" w:history="1">
         <w:r>
           <w:rPr>
             <w:rStyle w:val="Hyperlink"/>
@@ -1168,7 +1168,7 @@
             <w:noProof/>
             <w:webHidden/>
           </w:rPr>
-          <w:instrText xml:space="preserve"> PAGEREF _Toc242815044 \h </w:instrText>
+          <w:instrText xml:space="preserve"> PAGEREF _Toc242824127 \h </w:instrText>
         </w:r>
         <w:r>
           <w:rPr>
@@ -1215,7 +1215,7 @@
           <w14:ligatures w14:val="standardContextual"/>
         </w:rPr>
       </w:pPr>
-      <w:hyperlink w:anchor="_Toc242815045" w:history="1">
+      <w:hyperlink w:anchor="_Toc242824128" w:history="1">
         <w:r>
           <w:rPr>
             <w:rStyle w:val="Hyperlink"/>
@@ -1242,7 +1242,7 @@
             <w:noProof/>
             <w:webHidden/>
           </w:rPr>
-          <w:instrText xml:space="preserve"> PAGEREF _Toc242815045 \h </w:instrText>
+          <w:instrText xml:space="preserve"> PAGEREF _Toc242824128 \h </w:instrText>
         </w:r>
         <w:r>
           <w:rPr>
@@ -1289,7 +1289,7 @@
           <w14:ligatures w14:val="standardContextual"/>
         </w:rPr>
       </w:pPr>
-      <w:hyperlink w:anchor="_Toc242815046" w:history="1">
+      <w:hyperlink w:anchor="_Toc242824129" w:history="1">
         <w:r>
           <w:rPr>
             <w:rStyle w:val="Hyperlink"/>
@@ -1316,7 +1316,7 @@
             <w:noProof/>
             <w:webHidden/>
           </w:rPr>
-          <w:instrText xml:space="preserve"> PAGEREF _Toc242815046 \h </w:instrText>
+          <w:instrText xml:space="preserve"> PAGEREF _Toc242824129 \h </w:instrText>
         </w:r>
         <w:r>
           <w:rPr>
@@ -1363,7 +1363,7 @@
           <w14:ligatures w14:val="standardContextual"/>
         </w:rPr>
       </w:pPr>
-      <w:hyperlink w:anchor="_Toc242815047" w:history="1">
+      <w:hyperlink w:anchor="_Toc242824130" w:history="1">
         <w:r>
           <w:rPr>
             <w:rStyle w:val="Hyperlink"/>
@@ -1390,7 +1390,7 @@
             <w:noProof/>
             <w:webHidden/>
           </w:rPr>
-          <w:instrText xml:space="preserve"> PAGEREF _Toc242815047 \h </w:instrText>
+          <w:instrText xml:space="preserve"> PAGEREF _Toc242824130 \h </w:instrText>
         </w:r>
         <w:r>
           <w:rPr>
@@ -1438,7 +1438,7 @@
           <w14:ligatures w14:val="standardContextual"/>
         </w:rPr>
       </w:pPr>
-      <w:hyperlink w:anchor="_Toc242815048" w:history="1">
+      <w:hyperlink w:anchor="_Toc242824131" w:history="1">
         <w:r>
           <w:rPr>
             <w:rStyle w:val="Hyperlink"/>
@@ -1465,7 +1465,7 @@
             <w:noProof/>
             <w:webHidden/>
           </w:rPr>
-          <w:instrText xml:space="preserve"> PAGEREF _Toc242815048 \h </w:instrText>
+          <w:instrText xml:space="preserve"> PAGEREF _Toc242824131 \h </w:instrText>
         </w:r>
         <w:r>
           <w:rPr>
@@ -1512,7 +1512,7 @@
           <w14:ligatures w14:val="standardContextual"/>
         </w:rPr>
       </w:pPr>
-      <w:hyperlink w:anchor="_Toc242815049" w:history="1">
+      <w:hyperlink w:anchor="_Toc242824132" w:history="1">
         <w:r>
           <w:rPr>
             <w:rStyle w:val="Hyperlink"/>
@@ -1539,7 +1539,7 @@
             <w:noProof/>
             <w:webHidden/>
           </w:rPr>
-          <w:instrText xml:space="preserve"> PAGEREF _Toc242815049 \h </w:instrText>
+          <w:instrText xml:space="preserve"> PAGEREF _Toc242824132 \h </w:instrText>
         </w:r>
         <w:r>
           <w:rPr>
@@ -1586,7 +1586,7 @@
           <w14:ligatures w14:val="standardContextual"/>
         </w:rPr>
       </w:pPr>
-      <w:hyperlink w:anchor="_Toc242815050" w:history="1">
+      <w:hyperlink w:anchor="_Toc242824133" w:history="1">
         <w:r>
           <w:rPr>
             <w:rStyle w:val="Hyperlink"/>
@@ -1613,7 +1613,7 @@
             <w:noProof/>
             <w:webHidden/>
           </w:rPr>
-          <w:instrText xml:space="preserve"> PAGEREF _Toc242815050 \h </w:instrText>
+          <w:instrText xml:space="preserve"> PAGEREF _Toc242824133 \h </w:instrText>
         </w:r>
         <w:r>
           <w:rPr>
@@ -1660,7 +1660,7 @@
           <w14:ligatures w14:val="standardContextual"/>
         </w:rPr>
       </w:pPr>
-      <w:hyperlink w:anchor="_Toc242815051" w:history="1">
+      <w:hyperlink w:anchor="_Toc242824134" w:history="1">
         <w:r>
           <w:rPr>
             <w:rStyle w:val="Hyperlink"/>
@@ -1687,7 +1687,7 @@
             <w:noProof/>
             <w:webHidden/>
           </w:rPr>
-          <w:instrText xml:space="preserve"> PAGEREF _Toc242815051 \h </w:instrText>
+          <w:instrText xml:space="preserve"> PAGEREF _Toc242824134 \h </w:instrText>
         </w:r>
         <w:r>
           <w:rPr>
@@ -1734,7 +1734,7 @@
           <w14:ligatures w14:val="standardContextual"/>
         </w:rPr>
       </w:pPr>
-      <w:hyperlink w:anchor="_Toc242815052" w:history="1">
+      <w:hyperlink w:anchor="_Toc242824135" w:history="1">
         <w:r>
           <w:rPr>
             <w:rStyle w:val="Hyperlink"/>
@@ -1761,7 +1761,7 @@
             <w:noProof/>
             <w:webHidden/>
           </w:rPr>
-          <w:instrText xml:space="preserve"> PAGEREF _Toc242815052 \h </w:instrText>
+          <w:instrText xml:space="preserve"> PAGEREF _Toc242824135 \h </w:instrText>
         </w:r>
         <w:r>
           <w:rPr>
@@ -1809,7 +1809,7 @@
           <w14:ligatures w14:val="standardContextual"/>
         </w:rPr>
       </w:pPr>
-      <w:hyperlink w:anchor="_Toc242815053" w:history="1">
+      <w:hyperlink w:anchor="_Toc242824136" w:history="1">
         <w:r>
           <w:rPr>
             <w:rStyle w:val="Hyperlink"/>
@@ -1836,7 +1836,7 @@
             <w:noProof/>
             <w:webHidden/>
           </w:rPr>
-          <w:instrText xml:space="preserve"> PAGEREF _Toc242815053 \h </w:instrText>
+          <w:instrText xml:space="preserve"> PAGEREF _Toc242824136 \h </w:instrText>
         </w:r>
         <w:r>
           <w:rPr>
@@ -1883,7 +1883,7 @@
           <w14:ligatures w14:val="standardContextual"/>
         </w:rPr>
       </w:pPr>
-      <w:hyperlink w:anchor="_Toc242815054" w:history="1">
+      <w:hyperlink w:anchor="_Toc242824137" w:history="1">
         <w:r>
           <w:rPr>
             <w:rStyle w:val="Hyperlink"/>
@@ -1910,7 +1910,7 @@
             <w:noProof/>
             <w:webHidden/>
           </w:rPr>
-          <w:instrText xml:space="preserve"> PAGEREF _Toc242815054 \h </w:instrText>
+          <w:instrText xml:space="preserve"> PAGEREF _Toc242824137 \h </w:instrText>
         </w:r>
         <w:r>
           <w:rPr>
@@ -1957,7 +1957,7 @@
           <w14:ligatures w14:val="standardContextual"/>
         </w:rPr>
       </w:pPr>
-      <w:hyperlink w:anchor="_Toc242815055" w:history="1">
+      <w:hyperlink w:anchor="_Toc242824138" w:history="1">
         <w:r>
           <w:rPr>
             <w:rStyle w:val="Hyperlink"/>
@@ -1984,7 +1984,7 @@
             <w:noProof/>
             <w:webHidden/>
           </w:rPr>
-          <w:instrText xml:space="preserve"> PAGEREF _Toc242815055 \h </w:instrText>
+          <w:instrText xml:space="preserve"> PAGEREF _Toc242824138 \h </w:instrText>
         </w:r>
         <w:r>
           <w:rPr>
@@ -2031,7 +2031,7 @@
           <w14:ligatures w14:val="standardContextual"/>
         </w:rPr>
       </w:pPr>
-      <w:hyperlink w:anchor="_Toc242815056" w:history="1">
+      <w:hyperlink w:anchor="_Toc242824139" w:history="1">
         <w:r>
           <w:rPr>
             <w:rStyle w:val="Hyperlink"/>
@@ -2058,7 +2058,7 @@
             <w:noProof/>
             <w:webHidden/>
           </w:rPr>
-          <w:instrText xml:space="preserve"> PAGEREF _Toc242815056 \h </w:instrText>
+          <w:instrText xml:space="preserve"> PAGEREF _Toc242824139 \h </w:instrText>
         </w:r>
         <w:r>
           <w:rPr>
@@ -2105,7 +2105,7 @@
           <w14:ligatures w14:val="standardContextual"/>
         </w:rPr>
       </w:pPr>
-      <w:hyperlink w:anchor="_Toc242815057" w:history="1">
+      <w:hyperlink w:anchor="_Toc242824140" w:history="1">
         <w:r>
           <w:rPr>
             <w:rStyle w:val="Hyperlink"/>
@@ -2132,7 +2132,7 @@
             <w:noProof/>
             <w:webHidden/>
           </w:rPr>
-          <w:instrText xml:space="preserve"> PAGEREF _Toc242815057 \h </w:instrText>
+          <w:instrText xml:space="preserve"> PAGEREF _Toc242824140 \h </w:instrText>
         </w:r>
         <w:r>
           <w:rPr>
@@ -2179,7 +2179,7 @@
           <w14:ligatures w14:val="standardContextual"/>
         </w:rPr>
       </w:pPr>
-      <w:hyperlink w:anchor="_Toc242815058" w:history="1">
+      <w:hyperlink w:anchor="_Toc242824141" w:history="1">
         <w:r>
           <w:rPr>
             <w:rStyle w:val="Hyperlink"/>
@@ -2206,7 +2206,7 @@
             <w:noProof/>
             <w:webHidden/>
           </w:rPr>
-          <w:instrText xml:space="preserve"> PAGEREF _Toc242815058 \h </w:instrText>
+          <w:instrText xml:space="preserve"> PAGEREF _Toc242824141 \h </w:instrText>
         </w:r>
         <w:r>
           <w:rPr>
@@ -2226,7 +2226,7 @@
             <w:noProof/>
             <w:webHidden/>
           </w:rPr>
-          <w:t>14</w:t>
+          <w:t>16</w:t>
         </w:r>
         <w:r>
           <w:rPr>
@@ -2254,7 +2254,7 @@
           <w14:ligatures w14:val="standardContextual"/>
         </w:rPr>
       </w:pPr>
-      <w:hyperlink w:anchor="_Toc242815059" w:history="1">
+      <w:hyperlink w:anchor="_Toc242824142" w:history="1">
         <w:r>
           <w:rPr>
             <w:rStyle w:val="Hyperlink"/>
@@ -2281,7 +2281,7 @@
             <w:noProof/>
             <w:webHidden/>
           </w:rPr>
-          <w:instrText xml:space="preserve"> PAGEREF _Toc242815059 \h </w:instrText>
+          <w:instrText xml:space="preserve"> PAGEREF _Toc242824142 \h </w:instrText>
         </w:r>
         <w:r>
           <w:rPr>
@@ -2301,7 +2301,7 @@
             <w:noProof/>
             <w:webHidden/>
           </w:rPr>
-          <w:t>15</w:t>
+          <w:t>17</w:t>
         </w:r>
         <w:r>
           <w:rPr>
@@ -2328,7 +2328,7 @@
           <w14:ligatures w14:val="standardContextual"/>
         </w:rPr>
       </w:pPr>
-      <w:hyperlink w:anchor="_Toc242815060" w:history="1">
+      <w:hyperlink w:anchor="_Toc242824143" w:history="1">
         <w:r>
           <w:rPr>
             <w:rStyle w:val="Hyperlink"/>
@@ -2355,7 +2355,7 @@
             <w:noProof/>
             <w:webHidden/>
           </w:rPr>
-          <w:instrText xml:space="preserve"> PAGEREF _Toc242815060 \h </w:instrText>
+          <w:instrText xml:space="preserve"> PAGEREF _Toc242824143 \h </w:instrText>
         </w:r>
         <w:r>
           <w:rPr>
@@ -2375,7 +2375,7 @@
             <w:noProof/>
             <w:webHidden/>
           </w:rPr>
-          <w:t>15</w:t>
+          <w:t>17</w:t>
         </w:r>
         <w:r>
           <w:rPr>
@@ -2402,7 +2402,7 @@
           <w14:ligatures w14:val="standardContextual"/>
         </w:rPr>
       </w:pPr>
-      <w:hyperlink w:anchor="_Toc242815061" w:history="1">
+      <w:hyperlink w:anchor="_Toc242824144" w:history="1">
         <w:r>
           <w:rPr>
             <w:rStyle w:val="Hyperlink"/>
@@ -2429,7 +2429,7 @@
             <w:noProof/>
             <w:webHidden/>
           </w:rPr>
-          <w:instrText xml:space="preserve"> PAGEREF _Toc242815061 \h </w:instrText>
+          <w:instrText xml:space="preserve"> PAGEREF _Toc242824144 \h </w:instrText>
         </w:r>
         <w:r>
           <w:rPr>
@@ -2449,7 +2449,7 @@
             <w:noProof/>
             <w:webHidden/>
           </w:rPr>
-          <w:t>15</w:t>
+          <w:t>17</w:t>
         </w:r>
         <w:r>
           <w:rPr>
@@ -2476,7 +2476,7 @@
           <w14:ligatures w14:val="standardContextual"/>
         </w:rPr>
       </w:pPr>
-      <w:hyperlink w:anchor="_Toc242815062" w:history="1">
+      <w:hyperlink w:anchor="_Toc242824145" w:history="1">
         <w:r>
           <w:rPr>
             <w:rStyle w:val="Hyperlink"/>
@@ -2503,7 +2503,7 @@
             <w:noProof/>
             <w:webHidden/>
           </w:rPr>
-          <w:instrText xml:space="preserve"> PAGEREF _Toc242815062 \h </w:instrText>
+          <w:instrText xml:space="preserve"> PAGEREF _Toc242824145 \h </w:instrText>
         </w:r>
         <w:r>
           <w:rPr>
@@ -2523,7 +2523,7 @@
             <w:noProof/>
             <w:webHidden/>
           </w:rPr>
-          <w:t>15</w:t>
+          <w:t>17</w:t>
         </w:r>
         <w:r>
           <w:rPr>
@@ -2550,7 +2550,7 @@
           <w14:ligatures w14:val="standardContextual"/>
         </w:rPr>
       </w:pPr>
-      <w:hyperlink w:anchor="_Toc242815063" w:history="1">
+      <w:hyperlink w:anchor="_Toc242824146" w:history="1">
         <w:r>
           <w:rPr>
             <w:rStyle w:val="Hyperlink"/>
@@ -2577,7 +2577,7 @@
             <w:noProof/>
             <w:webHidden/>
           </w:rPr>
-          <w:instrText xml:space="preserve"> PAGEREF _Toc242815063 \h </w:instrText>
+          <w:instrText xml:space="preserve"> PAGEREF _Toc242824146 \h </w:instrText>
         </w:r>
         <w:r>
           <w:rPr>
@@ -2597,7 +2597,7 @@
             <w:noProof/>
             <w:webHidden/>
           </w:rPr>
-          <w:t>16</w:t>
+          <w:t>18</w:t>
         </w:r>
         <w:r>
           <w:rPr>
@@ -2625,7 +2625,7 @@
           <w14:ligatures w14:val="standardContextual"/>
         </w:rPr>
       </w:pPr>
-      <w:hyperlink w:anchor="_Toc242815064" w:history="1">
+      <w:hyperlink w:anchor="_Toc242824147" w:history="1">
         <w:r>
           <w:rPr>
             <w:rStyle w:val="Hyperlink"/>
@@ -2652,7 +2652,7 @@
             <w:noProof/>
             <w:webHidden/>
           </w:rPr>
-          <w:instrText xml:space="preserve"> PAGEREF _Toc242815064 \h </w:instrText>
+          <w:instrText xml:space="preserve"> PAGEREF _Toc242824147 \h </w:instrText>
         </w:r>
         <w:r>
           <w:rPr>
@@ -2672,7 +2672,7 @@
             <w:noProof/>
             <w:webHidden/>
           </w:rPr>
-          <w:t>17</w:t>
+          <w:t>19</w:t>
         </w:r>
         <w:r>
           <w:rPr>
@@ -2699,7 +2699,7 @@
           <w14:ligatures w14:val="standardContextual"/>
         </w:rPr>
       </w:pPr>
-      <w:hyperlink w:anchor="_Toc242815065" w:history="1">
+      <w:hyperlink w:anchor="_Toc242824148" w:history="1">
         <w:r>
           <w:rPr>
             <w:rStyle w:val="Hyperlink"/>
@@ -2726,7 +2726,7 @@
             <w:noProof/>
             <w:webHidden/>
           </w:rPr>
-          <w:instrText xml:space="preserve"> PAGEREF _Toc242815065 \h </w:instrText>
+          <w:instrText xml:space="preserve"> PAGEREF _Toc242824148 \h </w:instrText>
         </w:r>
         <w:r>
           <w:rPr>
@@ -2746,7 +2746,7 @@
             <w:noProof/>
             <w:webHidden/>
           </w:rPr>
-          <w:t>17</w:t>
+          <w:t>19</w:t>
         </w:r>
         <w:r>
           <w:rPr>
@@ -2773,7 +2773,7 @@
           <w14:ligatures w14:val="standardContextual"/>
         </w:rPr>
       </w:pPr>
-      <w:hyperlink w:anchor="_Toc242815066" w:history="1">
+      <w:hyperlink w:anchor="_Toc242824149" w:history="1">
         <w:r>
           <w:rPr>
             <w:rStyle w:val="Hyperlink"/>
@@ -2800,7 +2800,7 @@
             <w:noProof/>
             <w:webHidden/>
           </w:rPr>
-          <w:instrText xml:space="preserve"> PAGEREF _Toc242815066 \h </w:instrText>
+          <w:instrText xml:space="preserve"> PAGEREF _Toc242824149 \h </w:instrText>
         </w:r>
         <w:r>
           <w:rPr>
@@ -2820,7 +2820,7 @@
             <w:noProof/>
             <w:webHidden/>
           </w:rPr>
-          <w:t>17</w:t>
+          <w:t>19</w:t>
         </w:r>
         <w:r>
           <w:rPr>
@@ -2847,7 +2847,7 @@
           <w14:ligatures w14:val="standardContextual"/>
         </w:rPr>
       </w:pPr>
-      <w:hyperlink w:anchor="_Toc242815067" w:history="1">
+      <w:hyperlink w:anchor="_Toc242824150" w:history="1">
         <w:r>
           <w:rPr>
             <w:rStyle w:val="Hyperlink"/>
@@ -2874,7 +2874,7 @@
             <w:noProof/>
             <w:webHidden/>
           </w:rPr>
-          <w:instrText xml:space="preserve"> PAGEREF _Toc242815067 \h </w:instrText>
+          <w:instrText xml:space="preserve"> PAGEREF _Toc242824150 \h </w:instrText>
         </w:r>
         <w:r>
           <w:rPr>
@@ -2894,7 +2894,7 @@
             <w:noProof/>
             <w:webHidden/>
           </w:rPr>
-          <w:t>17</w:t>
+          <w:t>19</w:t>
         </w:r>
         <w:r>
           <w:rPr>
@@ -2921,7 +2921,7 @@
           <w14:ligatures w14:val="standardContextual"/>
         </w:rPr>
       </w:pPr>
-      <w:hyperlink w:anchor="_Toc242815068" w:history="1">
+      <w:hyperlink w:anchor="_Toc242824151" w:history="1">
         <w:r>
           <w:rPr>
             <w:rStyle w:val="Hyperlink"/>
@@ -2948,7 +2948,7 @@
             <w:noProof/>
             <w:webHidden/>
           </w:rPr>
-          <w:instrText xml:space="preserve"> PAGEREF _Toc242815068 \h </w:instrText>
+          <w:instrText xml:space="preserve"> PAGEREF _Toc242824151 \h </w:instrText>
         </w:r>
         <w:r>
           <w:rPr>
@@ -2968,7 +2968,7 @@
             <w:noProof/>
             <w:webHidden/>
           </w:rPr>
-          <w:t>18</w:t>
+          <w:t>20</w:t>
         </w:r>
         <w:r>
           <w:rPr>
@@ -2995,7 +2995,7 @@
           <w14:ligatures w14:val="standardContextual"/>
         </w:rPr>
       </w:pPr>
-      <w:hyperlink w:anchor="_Toc242815069" w:history="1">
+      <w:hyperlink w:anchor="_Toc242824152" w:history="1">
         <w:r>
           <w:rPr>
             <w:rStyle w:val="Hyperlink"/>
@@ -3022,7 +3022,7 @@
             <w:noProof/>
             <w:webHidden/>
           </w:rPr>
-          <w:instrText xml:space="preserve"> PAGEREF _Toc242815069 \h </w:instrText>
+          <w:instrText xml:space="preserve"> PAGEREF _Toc242824152 \h </w:instrText>
         </w:r>
         <w:r>
           <w:rPr>
@@ -3042,7 +3042,7 @@
             <w:noProof/>
             <w:webHidden/>
           </w:rPr>
-          <w:t>18</w:t>
+          <w:t>20</w:t>
         </w:r>
         <w:r>
           <w:rPr>
@@ -3070,7 +3070,7 @@
           <w14:ligatures w14:val="standardContextual"/>
         </w:rPr>
       </w:pPr>
-      <w:hyperlink w:anchor="_Toc242815070" w:history="1">
+      <w:hyperlink w:anchor="_Toc242824153" w:history="1">
         <w:r>
           <w:rPr>
             <w:rStyle w:val="Hyperlink"/>
@@ -3097,7 +3097,7 @@
             <w:noProof/>
             <w:webHidden/>
           </w:rPr>
-          <w:instrText xml:space="preserve"> PAGEREF _Toc242815070 \h </w:instrText>
+          <w:instrText xml:space="preserve"> PAGEREF _Toc242824153 \h </w:instrText>
         </w:r>
         <w:r>
           <w:rPr>
@@ -3117,7 +3117,7 @@
             <w:noProof/>
             <w:webHidden/>
           </w:rPr>
-          <w:t>19</w:t>
+          <w:t>21</w:t>
         </w:r>
         <w:r>
           <w:rPr>
@@ -3144,7 +3144,7 @@
           <w14:ligatures w14:val="standardContextual"/>
         </w:rPr>
       </w:pPr>
-      <w:hyperlink w:anchor="_Toc242815071" w:history="1">
+      <w:hyperlink w:anchor="_Toc242824154" w:history="1">
         <w:r>
           <w:rPr>
             <w:rStyle w:val="Hyperlink"/>
@@ -3171,7 +3171,7 @@
             <w:noProof/>
             <w:webHidden/>
           </w:rPr>
-          <w:instrText xml:space="preserve"> PAGEREF _Toc242815071 \h </w:instrText>
+          <w:instrText xml:space="preserve"> PAGEREF _Toc242824154 \h </w:instrText>
         </w:r>
         <w:r>
           <w:rPr>
@@ -3191,7 +3191,7 @@
             <w:noProof/>
             <w:webHidden/>
           </w:rPr>
-          <w:t>19</w:t>
+          <w:t>21</w:t>
         </w:r>
         <w:r>
           <w:rPr>
@@ -3218,7 +3218,7 @@
           <w14:ligatures w14:val="standardContextual"/>
         </w:rPr>
       </w:pPr>
-      <w:hyperlink w:anchor="_Toc242815072" w:history="1">
+      <w:hyperlink w:anchor="_Toc242824155" w:history="1">
         <w:r>
           <w:rPr>
             <w:rStyle w:val="Hyperlink"/>
@@ -3245,7 +3245,7 @@
             <w:noProof/>
             <w:webHidden/>
           </w:rPr>
-          <w:instrText xml:space="preserve"> PAGEREF _Toc242815072 \h </w:instrText>
+          <w:instrText xml:space="preserve"> PAGEREF _Toc242824155 \h </w:instrText>
         </w:r>
         <w:r>
           <w:rPr>
@@ -3265,7 +3265,7 @@
             <w:noProof/>
             <w:webHidden/>
           </w:rPr>
-          <w:t>19</w:t>
+          <w:t>21</w:t>
         </w:r>
         <w:r>
           <w:rPr>
@@ -3303,7 +3303,7 @@
         <w:pageBreakBefore/>
         <w:jc w:val="left"/>
       </w:pPr>
-      <w:bookmarkStart w:id="0" w:name="_Toc242815036"/>
+      <w:bookmarkStart w:id="0" w:name="_Toc242824119"/>
       <w:r>
         <w:lastRenderedPageBreak/>
         <w:t>Chương 1 Tổng quan nhiệm vụ và kiến trúc Tuần 2</w:t>
@@ -3314,7 +3314,7 @@
       <w:pPr>
         <w:pStyle w:val="Heading2"/>
       </w:pPr>
-      <w:bookmarkStart w:id="1" w:name="_Toc242815037"/>
+      <w:bookmarkStart w:id="1" w:name="_Toc242824120"/>
       <w:r>
         <w:t>1.1 Mục tiêu và phạm vi Tuần 2</w:t>
       </w:r>
@@ -3342,7 +3342,7 @@
       <w:pPr>
         <w:pStyle w:val="Heading2"/>
       </w:pPr>
-      <w:bookmarkStart w:id="2" w:name="_Toc242815038"/>
+      <w:bookmarkStart w:id="2" w:name="_Toc242824121"/>
       <w:r>
         <w:t>1.2 Phân công thực hiện</w:t>
       </w:r>
@@ -3354,7 +3354,7 @@
         <w:ind w:firstLine="504"/>
       </w:pPr>
       <w:r>
-        <w:t>Chúng em phân công hai nhóm chức năng có quy mô tương đương. Các phần kiến trúc, tích hợp, rà soát số liệu và báo cáo được thực hiện chung; trách nhiệm chính được thể hiện tại Bảng 1.1.</w:t>
+        <w:t>Chúng em phân công hai nhóm chức năng và cùng thực hiện kiến trúc, tích hợp, rà soát số liệu và báo cáo. Theo nhật ký nhóm xác nhận, Nguyễn Tiến Sơn thực hiện 10,0 giờ và Trần Thị Ngọc Quyên thực hiện 9,5 giờ trong Tuần 2, tổng cộng 19,5 giờ. Phần việc và thời gian được trình bày tại Bảng 1.1.</w:t>
       </w:r>
     </w:p>
     <w:p>
@@ -3378,8 +3378,9 @@
       </w:tblPr>
       <w:tblGrid>
         <w:gridCol w:w="2376"/>
-        <w:gridCol w:w="4392"/>
-        <w:gridCol w:w="3168"/>
+        <w:gridCol w:w="3672"/>
+        <w:gridCol w:w="3024"/>
+        <w:gridCol w:w="864"/>
       </w:tblGrid>
       <w:tr>
         <w:trPr>
@@ -3410,7 +3411,7 @@
         </w:tc>
         <w:tc>
           <w:tcPr>
-            <w:tcW w:w="4392" w:type="dxa"/>
+            <w:tcW w:w="3672" w:type="dxa"/>
             <w:shd w:val="clear" w:color="auto" w:fill="E7E7E7"/>
             <w:vAlign w:val="center"/>
           </w:tcPr>
@@ -3431,7 +3432,7 @@
         </w:tc>
         <w:tc>
           <w:tcPr>
-            <w:tcW w:w="3168" w:type="dxa"/>
+            <w:tcW w:w="3024" w:type="dxa"/>
             <w:shd w:val="clear" w:color="auto" w:fill="E7E7E7"/>
             <w:vAlign w:val="center"/>
           </w:tcPr>
@@ -3447,6 +3448,27 @@
                 <w:sz w:val="22"/>
               </w:rPr>
               <w:t>Phối hợp</w:t>
+            </w:r>
+          </w:p>
+        </w:tc>
+        <w:tc>
+          <w:tcPr>
+            <w:tcW w:w="864" w:type="dxa"/>
+            <w:shd w:val="clear" w:color="auto" w:fill="E7E7E7"/>
+            <w:vAlign w:val="center"/>
+          </w:tcPr>
+          <w:p>
+            <w:pPr>
+              <w:keepNext/>
+              <w:spacing w:before="60" w:after="60" w:line="264" w:lineRule="auto"/>
+              <w:jc w:val="center"/>
+            </w:pPr>
+            <w:r>
+              <w:rPr>
+                <w:b/>
+                <w:sz w:val="22"/>
+              </w:rPr>
+              <w:t>Giờ</w:t>
             </w:r>
           </w:p>
         </w:tc>
@@ -3484,7 +3506,7 @@
         </w:tc>
         <w:tc>
           <w:tcPr>
-            <w:tcW w:w="4392" w:type="dxa"/>
+            <w:tcW w:w="3672" w:type="dxa"/>
             <w:shd w:val="clear" w:color="auto" w:fill="FFFFFF"/>
             <w:vAlign w:val="center"/>
           </w:tcPr>
@@ -3503,7 +3525,7 @@
         </w:tc>
         <w:tc>
           <w:tcPr>
-            <w:tcW w:w="3168" w:type="dxa"/>
+            <w:tcW w:w="3024" w:type="dxa"/>
             <w:shd w:val="clear" w:color="auto" w:fill="FFFFFF"/>
             <w:vAlign w:val="center"/>
           </w:tcPr>
@@ -3517,6 +3539,25 @@
                 <w:sz w:val="22"/>
               </w:rPr>
               <w:t>Kiến trúc, tích hợp và báo cáo.</w:t>
+            </w:r>
+          </w:p>
+        </w:tc>
+        <w:tc>
+          <w:tcPr>
+            <w:tcW w:w="864" w:type="dxa"/>
+            <w:shd w:val="clear" w:color="auto" w:fill="FFFFFF"/>
+            <w:vAlign w:val="center"/>
+          </w:tcPr>
+          <w:p>
+            <w:pPr>
+              <w:keepNext/>
+              <w:spacing w:before="60" w:after="60" w:line="264" w:lineRule="auto"/>
+            </w:pPr>
+            <w:r>
+              <w:rPr>
+                <w:sz w:val="22"/>
+              </w:rPr>
+              <w:t>10,0</w:t>
             </w:r>
           </w:p>
         </w:tc>
@@ -3553,7 +3594,7 @@
         </w:tc>
         <w:tc>
           <w:tcPr>
-            <w:tcW w:w="4392" w:type="dxa"/>
+            <w:tcW w:w="3672" w:type="dxa"/>
             <w:shd w:val="clear" w:color="auto" w:fill="FFFFFF"/>
             <w:vAlign w:val="center"/>
           </w:tcPr>
@@ -3571,7 +3612,7 @@
         </w:tc>
         <w:tc>
           <w:tcPr>
-            <w:tcW w:w="3168" w:type="dxa"/>
+            <w:tcW w:w="3024" w:type="dxa"/>
             <w:shd w:val="clear" w:color="auto" w:fill="FFFFFF"/>
             <w:vAlign w:val="center"/>
           </w:tcPr>
@@ -3584,6 +3625,24 @@
                 <w:sz w:val="22"/>
               </w:rPr>
               <w:t>Kiến trúc, tích hợp và báo cáo.</w:t>
+            </w:r>
+          </w:p>
+        </w:tc>
+        <w:tc>
+          <w:tcPr>
+            <w:tcW w:w="864" w:type="dxa"/>
+            <w:shd w:val="clear" w:color="auto" w:fill="FFFFFF"/>
+            <w:vAlign w:val="center"/>
+          </w:tcPr>
+          <w:p>
+            <w:pPr>
+              <w:spacing w:before="60" w:after="60" w:line="264" w:lineRule="auto"/>
+            </w:pPr>
+            <w:r>
+              <w:rPr>
+                <w:sz w:val="22"/>
+              </w:rPr>
+              <w:t>9,5</w:t>
             </w:r>
           </w:p>
         </w:tc>
@@ -3598,7 +3657,7 @@
       <w:pPr>
         <w:pStyle w:val="Heading2"/>
       </w:pPr>
-      <w:bookmarkStart w:id="3" w:name="_Toc242815039"/>
+      <w:bookmarkStart w:id="3" w:name="_Toc242824122"/>
       <w:r>
         <w:t>1.3 Kiến trúc tổng thể</w:t>
       </w:r>
@@ -3636,7 +3695,7 @@
         <w:ind w:left="288" w:hanging="216"/>
       </w:pPr>
       <w:r>
-        <w:t>AWS Secrets Manager: Kho lưu trữ bảo mật chứa thông tin cấu hình trạm quan trắc, tọa độ và các ngưỡng cảnh báo an toàn.</w:t>
+        <w:t>AWS Secrets Manager: quản lý vị trí thu thập, tọa độ và ngưỡng cảnh báo của dự án.</w:t>
       </w:r>
     </w:p>
     <w:p>
@@ -3729,7 +3788,7 @@
           <w:noProof/>
         </w:rPr>
         <w:drawing>
-          <wp:inline distT="0" distB="0" distL="0" distR="0" wp14:anchorId="4D9A02E7" wp14:editId="286E2B3D">
+          <wp:inline distT="0" distB="0" distL="0" distR="0" wp14:anchorId="518EF2B7" wp14:editId="74022514">
             <wp:extent cx="6126480" cy="4778654"/>
             <wp:effectExtent l="0" t="0" r="0" b="0"/>
             <wp:docPr id="12" name="Picture 12"/>
@@ -3772,15 +3831,17 @@
         <w:jc w:val="center"/>
       </w:pPr>
       <w:r>
-        <w:t>Hình 1.1: Sơ đồ kiến trúc Serverless Event-Driven tổng thể hệ thống thu thập và phân tích dữ liệu</w:t>
+        <w:t>Hình 1.1 Kiến trúc và luồng dữ liệu của hệ thống</w:t>
       </w:r>
     </w:p>
     <w:p>
       <w:pPr>
         <w:pStyle w:val="Heading2"/>
-      </w:pPr>
-      <w:bookmarkStart w:id="4" w:name="_Toc242815040"/>
+        <w:pageBreakBefore/>
+      </w:pPr>
+      <w:bookmarkStart w:id="4" w:name="_Toc242824123"/>
       <w:r>
+        <w:lastRenderedPageBreak/>
         <w:t>1.4 Danh mục dịch vụ và cấu hình</w:t>
       </w:r>
       <w:bookmarkEnd w:id="4"/>
@@ -3802,8 +3863,7 @@
         <w:jc w:val="center"/>
       </w:pPr>
       <w:r>
-        <w:lastRenderedPageBreak/>
-        <w:t>Bảng 1.2: Danh mục tài nguyên dịch vụ AWS Learner Lab triển khai trong Tuần 2</w:t>
+        <w:t>Bảng 1.2 Danh mục dịch vụ và cấu hình trong bộ source Tuần 2</w:t>
       </w:r>
     </w:p>
     <w:tbl>
@@ -4381,7 +4441,7 @@
         <w:pageBreakBefore/>
         <w:jc w:val="left"/>
       </w:pPr>
-      <w:bookmarkStart w:id="5" w:name="_Toc242815041"/>
+      <w:bookmarkStart w:id="5" w:name="_Toc242824124"/>
       <w:r>
         <w:lastRenderedPageBreak/>
         <w:t>Chương 2 Thiết kế chức năng thu thập bằng Lambda</w:t>
@@ -4392,7 +4452,7 @@
       <w:pPr>
         <w:pStyle w:val="Heading2"/>
       </w:pPr>
-      <w:bookmarkStart w:id="6" w:name="_Toc242815042"/>
+      <w:bookmarkStart w:id="6" w:name="_Toc242824125"/>
       <w:r>
         <w:t>2.1 Tổ chức chức năng xử lý</w:t>
       </w:r>
@@ -4411,7 +4471,7 @@
       <w:pPr>
         <w:pStyle w:val="Heading2"/>
       </w:pPr>
-      <w:bookmarkStart w:id="7" w:name="_Toc242815043"/>
+      <w:bookmarkStart w:id="7" w:name="_Toc242824126"/>
       <w:r>
         <w:t>2.2 Quản lý cấu hình bằng Secrets Manager</w:t>
       </w:r>
@@ -4636,7 +4696,7 @@
       <w:pPr>
         <w:pStyle w:val="Heading2"/>
       </w:pPr>
-      <w:bookmarkStart w:id="8" w:name="_Toc242815044"/>
+      <w:bookmarkStart w:id="8" w:name="_Toc242824127"/>
       <w:r>
         <w:t>2.3 Thu thập và chuẩn hóa dữ liệu</w:t>
       </w:r>
@@ -6581,7 +6641,7 @@
       <w:pPr>
         <w:pStyle w:val="Heading2"/>
       </w:pPr>
-      <w:bookmarkStart w:id="9" w:name="_Toc242815045"/>
+      <w:bookmarkStart w:id="9" w:name="_Toc242824128"/>
       <w:r>
         <w:t>2.4 Phân loại chỉ số AQI</w:t>
       </w:r>
@@ -7076,7 +7136,7 @@
       <w:pPr>
         <w:pStyle w:val="Heading2"/>
       </w:pPr>
-      <w:bookmarkStart w:id="10" w:name="_Toc242815046"/>
+      <w:bookmarkStart w:id="10" w:name="_Toc242824129"/>
       <w:r>
         <w:lastRenderedPageBreak/>
         <w:t>2.5 Lưu trữ theo phân vùng trên S3</w:t>
@@ -7144,7 +7204,7 @@
       <w:pPr>
         <w:pStyle w:val="Heading2"/>
       </w:pPr>
-      <w:bookmarkStart w:id="11" w:name="_Toc242815047"/>
+      <w:bookmarkStart w:id="11" w:name="_Toc242824130"/>
       <w:r>
         <w:t>2.6 Thu thập hiện tại và nạp bù lịch sử</w:t>
       </w:r>
@@ -7200,7 +7260,7 @@
         <w:pageBreakBefore/>
         <w:jc w:val="left"/>
       </w:pPr>
-      <w:bookmarkStart w:id="12" w:name="_Toc242815048"/>
+      <w:bookmarkStart w:id="12" w:name="_Toc242824131"/>
       <w:r>
         <w:lastRenderedPageBreak/>
         <w:t>Chương 3 Lịch thu thập và cảnh báo</w:t>
@@ -7211,7 +7271,7 @@
       <w:pPr>
         <w:pStyle w:val="Heading2"/>
       </w:pPr>
-      <w:bookmarkStart w:id="13" w:name="_Toc242815049"/>
+      <w:bookmarkStart w:id="13" w:name="_Toc242824132"/>
       <w:r>
         <w:t>3.1 Cấu hình lịch thu thập EventBridge</w:t>
       </w:r>
@@ -7427,7 +7487,7 @@
       <w:pPr>
         <w:pStyle w:val="Heading2"/>
       </w:pPr>
-      <w:bookmarkStart w:id="14" w:name="_Toc242815050"/>
+      <w:bookmarkStart w:id="14" w:name="_Toc242824133"/>
       <w:r>
         <w:t>3.2 Quyền gọi Lambda từ EventBridge</w:t>
       </w:r>
@@ -7643,7 +7703,7 @@
       <w:pPr>
         <w:pStyle w:val="Heading2"/>
       </w:pPr>
-      <w:bookmarkStart w:id="15" w:name="_Toc242815051"/>
+      <w:bookmarkStart w:id="15" w:name="_Toc242824134"/>
       <w:r>
         <w:t>3.3 Topic SNS và đăng ký email</w:t>
       </w:r>
@@ -7859,7 +7919,7 @@
       <w:pPr>
         <w:pStyle w:val="Heading2"/>
       </w:pPr>
-      <w:bookmarkStart w:id="16" w:name="_Toc242815052"/>
+      <w:bookmarkStart w:id="16" w:name="_Toc242824135"/>
       <w:r>
         <w:lastRenderedPageBreak/>
         <w:t>3.4 Điều kiện và nội dung thông báo</w:t>
@@ -7872,7 +7932,7 @@
         <w:ind w:firstLine="504"/>
       </w:pPr>
       <w:r>
-        <w:t>Trong quá trình xử lý bản ghi, hàm Lambda liên tục đối chiếu chỉ số đo được với các ngưỡng cảnh báo an toàn lưu trong Secrets Manager. Ngưỡng cảnh báo được thiết lập: us_aqi &gt;= 100 hoặc pm2_5 &gt;= 35.5 µg/m³.</w:t>
+        <w:t>Hàm Lambda đối chiếu chỉ số đo được với các ngưỡng cảnh báo cấu hình của dự án: us_aqi ≥ 100 hoặc pm2_5 ≥ 35,5 µg/m³. Khi thỏa một trong hai điều kiện, hàm gửi thông báo tới SNS topic đã cấu hình.</w:t>
       </w:r>
     </w:p>
     <w:p>
@@ -8087,7 +8147,7 @@
         <w:pageBreakBefore/>
         <w:jc w:val="left"/>
       </w:pPr>
-      <w:bookmarkStart w:id="17" w:name="_Toc242815053"/>
+      <w:bookmarkStart w:id="17" w:name="_Toc242824136"/>
       <w:r>
         <w:lastRenderedPageBreak/>
         <w:t>Chương 4 Mô hình dữ liệu và kết quả phân tích</w:t>
@@ -8098,7 +8158,7 @@
       <w:pPr>
         <w:pStyle w:val="Heading2"/>
       </w:pPr>
-      <w:bookmarkStart w:id="18" w:name="_Toc242815054"/>
+      <w:bookmarkStart w:id="18" w:name="_Toc242824137"/>
       <w:r>
         <w:t>4.1 Database và bảng dữ liệu</w:t>
       </w:r>
@@ -8314,7 +8374,7 @@
       <w:pPr>
         <w:pStyle w:val="Heading2"/>
       </w:pPr>
-      <w:bookmarkStart w:id="19" w:name="_Toc242815055"/>
+      <w:bookmarkStart w:id="19" w:name="_Toc242824138"/>
       <w:r>
         <w:t>4.2 View dữ liệu</w:t>
       </w:r>
@@ -8530,7 +8590,7 @@
       <w:pPr>
         <w:pStyle w:val="Heading2"/>
       </w:pPr>
-      <w:bookmarkStart w:id="20" w:name="_Toc242815056"/>
+      <w:bookmarkStart w:id="20" w:name="_Toc242824139"/>
       <w:r>
         <w:t>4.3 Nạp phân vùng vào Catalog</w:t>
       </w:r>
@@ -8549,7 +8609,7 @@
       <w:pPr>
         <w:pStyle w:val="Heading2"/>
       </w:pPr>
-      <w:bookmarkStart w:id="21" w:name="_Toc242815057"/>
+      <w:bookmarkStart w:id="21" w:name="_Toc242824140"/>
       <w:r>
         <w:t>4.4 Năm truy vấn phân tích</w:t>
       </w:r>
@@ -9617,7 +9677,7 @@
           <w:noProof/>
         </w:rPr>
         <w:drawing>
-          <wp:inline distT="0" distB="0" distL="0" distR="0" wp14:anchorId="257D9C67" wp14:editId="5EE5DBB4">
+          <wp:inline distT="0" distB="0" distL="0" distR="0" wp14:anchorId="11555EDD" wp14:editId="1324FBA9">
             <wp:extent cx="6126480" cy="3313154"/>
             <wp:effectExtent l="0" t="0" r="0" b="0"/>
             <wp:docPr id="8" name="Picture 8"/>
@@ -9855,7 +9915,7 @@
           <w:noProof/>
         </w:rPr>
         <w:drawing>
-          <wp:inline distT="0" distB="0" distL="0" distR="0" wp14:anchorId="332A82C0" wp14:editId="00E6CAFB">
+          <wp:inline distT="0" distB="0" distL="0" distR="0" wp14:anchorId="0CD73ECA" wp14:editId="38908E4B">
             <wp:extent cx="6126480" cy="3241584"/>
             <wp:effectExtent l="0" t="0" r="0" b="0"/>
             <wp:docPr id="9" name="Picture 9"/>
@@ -9912,10 +9972,2457 @@
     </w:p>
     <w:p>
       <w:pPr>
+        <w:pStyle w:val="Caption"/>
+        <w:keepNext/>
+        <w:pageBreakBefore/>
+        <w:spacing w:before="80" w:after="160" w:line="252" w:lineRule="auto"/>
+        <w:jc w:val="center"/>
+      </w:pPr>
+      <w:r>
+        <w:lastRenderedPageBreak/>
+        <w:t>Bảng 4.3 AQI PM2.5 và PM10 trung bình theo 24 giờ UTC</w:t>
+      </w:r>
+    </w:p>
+    <w:tbl>
+      <w:tblPr>
+        <w:tblStyle w:val="TableGrid"/>
+        <w:tblW w:w="0" w:type="auto"/>
+        <w:jc w:val="center"/>
+        <w:tblLayout w:type="fixed"/>
+        <w:tblLook w:val="04A0" w:firstRow="1" w:lastRow="0" w:firstColumn="1" w:lastColumn="0" w:noHBand="0" w:noVBand="1"/>
+      </w:tblPr>
+      <w:tblGrid>
+        <w:gridCol w:w="1512"/>
+        <w:gridCol w:w="1872"/>
+        <w:gridCol w:w="2376"/>
+        <w:gridCol w:w="2376"/>
+        <w:gridCol w:w="1800"/>
+      </w:tblGrid>
+      <w:tr>
+        <w:trPr>
+          <w:cantSplit/>
+          <w:tblHeader/>
+          <w:jc w:val="center"/>
+        </w:trPr>
+        <w:tc>
+          <w:tcPr>
+            <w:tcW w:w="1512" w:type="dxa"/>
+            <w:shd w:val="clear" w:color="auto" w:fill="E7E7E7"/>
+            <w:vAlign w:val="center"/>
+          </w:tcPr>
+          <w:p>
+            <w:pPr>
+              <w:keepNext/>
+              <w:spacing w:before="60" w:after="60" w:line="264" w:lineRule="auto"/>
+              <w:jc w:val="center"/>
+            </w:pPr>
+            <w:r>
+              <w:rPr>
+                <w:b/>
+                <w:sz w:val="22"/>
+              </w:rPr>
+              <w:t>Giờ UTC</w:t>
+            </w:r>
+          </w:p>
+        </w:tc>
+        <w:tc>
+          <w:tcPr>
+            <w:tcW w:w="1872" w:type="dxa"/>
+            <w:shd w:val="clear" w:color="auto" w:fill="E7E7E7"/>
+            <w:vAlign w:val="center"/>
+          </w:tcPr>
+          <w:p>
+            <w:pPr>
+              <w:keepNext/>
+              <w:spacing w:before="60" w:after="60" w:line="264" w:lineRule="auto"/>
+              <w:jc w:val="center"/>
+            </w:pPr>
+            <w:r>
+              <w:rPr>
+                <w:b/>
+                <w:sz w:val="22"/>
+              </w:rPr>
+              <w:t>AQI TB</w:t>
+            </w:r>
+          </w:p>
+        </w:tc>
+        <w:tc>
+          <w:tcPr>
+            <w:tcW w:w="2376" w:type="dxa"/>
+            <w:shd w:val="clear" w:color="auto" w:fill="E7E7E7"/>
+            <w:vAlign w:val="center"/>
+          </w:tcPr>
+          <w:p>
+            <w:pPr>
+              <w:keepNext/>
+              <w:spacing w:before="60" w:after="60" w:line="264" w:lineRule="auto"/>
+              <w:jc w:val="center"/>
+            </w:pPr>
+            <w:r>
+              <w:rPr>
+                <w:b/>
+                <w:sz w:val="22"/>
+              </w:rPr>
+              <w:t>PM2.5 µg/m³</w:t>
+            </w:r>
+          </w:p>
+        </w:tc>
+        <w:tc>
+          <w:tcPr>
+            <w:tcW w:w="2376" w:type="dxa"/>
+            <w:shd w:val="clear" w:color="auto" w:fill="E7E7E7"/>
+            <w:vAlign w:val="center"/>
+          </w:tcPr>
+          <w:p>
+            <w:pPr>
+              <w:keepNext/>
+              <w:spacing w:before="60" w:after="60" w:line="264" w:lineRule="auto"/>
+              <w:jc w:val="center"/>
+            </w:pPr>
+            <w:r>
+              <w:rPr>
+                <w:b/>
+                <w:sz w:val="22"/>
+              </w:rPr>
+              <w:t>PM10 µg/m³</w:t>
+            </w:r>
+          </w:p>
+        </w:tc>
+        <w:tc>
+          <w:tcPr>
+            <w:tcW w:w="1800" w:type="dxa"/>
+            <w:shd w:val="clear" w:color="auto" w:fill="E7E7E7"/>
+            <w:vAlign w:val="center"/>
+          </w:tcPr>
+          <w:p>
+            <w:pPr>
+              <w:keepNext/>
+              <w:spacing w:before="60" w:after="60" w:line="264" w:lineRule="auto"/>
+              <w:jc w:val="center"/>
+            </w:pPr>
+            <w:r>
+              <w:rPr>
+                <w:b/>
+                <w:sz w:val="22"/>
+              </w:rPr>
+              <w:t>Số mẫu</w:t>
+            </w:r>
+          </w:p>
+        </w:tc>
+      </w:tr>
+      <w:tr>
+        <w:trPr>
+          <w:cantSplit/>
+          <w:jc w:val="center"/>
+        </w:trPr>
+        <w:tc>
+          <w:tcPr>
+            <w:tcW w:w="1512" w:type="dxa"/>
+            <w:shd w:val="clear" w:color="auto" w:fill="FFFFFF"/>
+            <w:vAlign w:val="center"/>
+          </w:tcPr>
+          <w:p>
+            <w:pPr>
+              <w:spacing w:before="60" w:after="60" w:line="264" w:lineRule="auto"/>
+            </w:pPr>
+            <w:r>
+              <w:rPr>
+                <w:sz w:val="22"/>
+              </w:rPr>
+              <w:t>00</w:t>
+            </w:r>
+          </w:p>
+        </w:tc>
+        <w:tc>
+          <w:tcPr>
+            <w:tcW w:w="1872" w:type="dxa"/>
+            <w:shd w:val="clear" w:color="auto" w:fill="FFFFFF"/>
+            <w:vAlign w:val="center"/>
+          </w:tcPr>
+          <w:p>
+            <w:pPr>
+              <w:spacing w:before="60" w:after="60" w:line="264" w:lineRule="auto"/>
+            </w:pPr>
+            <w:r>
+              <w:rPr>
+                <w:sz w:val="22"/>
+              </w:rPr>
+              <w:t>77,00</w:t>
+            </w:r>
+          </w:p>
+        </w:tc>
+        <w:tc>
+          <w:tcPr>
+            <w:tcW w:w="2376" w:type="dxa"/>
+            <w:shd w:val="clear" w:color="auto" w:fill="FFFFFF"/>
+            <w:vAlign w:val="center"/>
+          </w:tcPr>
+          <w:p>
+            <w:pPr>
+              <w:spacing w:before="60" w:after="60" w:line="264" w:lineRule="auto"/>
+            </w:pPr>
+            <w:r>
+              <w:rPr>
+                <w:sz w:val="22"/>
+              </w:rPr>
+              <w:t>22,81</w:t>
+            </w:r>
+          </w:p>
+        </w:tc>
+        <w:tc>
+          <w:tcPr>
+            <w:tcW w:w="2376" w:type="dxa"/>
+            <w:shd w:val="clear" w:color="auto" w:fill="FFFFFF"/>
+            <w:vAlign w:val="center"/>
+          </w:tcPr>
+          <w:p>
+            <w:pPr>
+              <w:spacing w:before="60" w:after="60" w:line="264" w:lineRule="auto"/>
+            </w:pPr>
+            <w:r>
+              <w:rPr>
+                <w:sz w:val="22"/>
+              </w:rPr>
+              <w:t>24,06</w:t>
+            </w:r>
+          </w:p>
+        </w:tc>
+        <w:tc>
+          <w:tcPr>
+            <w:tcW w:w="1800" w:type="dxa"/>
+            <w:shd w:val="clear" w:color="auto" w:fill="FFFFFF"/>
+            <w:vAlign w:val="center"/>
+          </w:tcPr>
+          <w:p>
+            <w:pPr>
+              <w:spacing w:before="60" w:after="60" w:line="264" w:lineRule="auto"/>
+            </w:pPr>
+            <w:r>
+              <w:rPr>
+                <w:sz w:val="22"/>
+              </w:rPr>
+              <w:t>9</w:t>
+            </w:r>
+          </w:p>
+        </w:tc>
+      </w:tr>
+      <w:tr>
+        <w:trPr>
+          <w:cantSplit/>
+          <w:jc w:val="center"/>
+        </w:trPr>
+        <w:tc>
+          <w:tcPr>
+            <w:tcW w:w="1512" w:type="dxa"/>
+            <w:shd w:val="clear" w:color="auto" w:fill="FFFFFF"/>
+            <w:vAlign w:val="center"/>
+          </w:tcPr>
+          <w:p>
+            <w:pPr>
+              <w:spacing w:before="60" w:after="60" w:line="264" w:lineRule="auto"/>
+            </w:pPr>
+            <w:r>
+              <w:rPr>
+                <w:sz w:val="22"/>
+              </w:rPr>
+              <w:t>01</w:t>
+            </w:r>
+          </w:p>
+        </w:tc>
+        <w:tc>
+          <w:tcPr>
+            <w:tcW w:w="1872" w:type="dxa"/>
+            <w:shd w:val="clear" w:color="auto" w:fill="FFFFFF"/>
+            <w:vAlign w:val="center"/>
+          </w:tcPr>
+          <w:p>
+            <w:pPr>
+              <w:spacing w:before="60" w:after="60" w:line="264" w:lineRule="auto"/>
+            </w:pPr>
+            <w:r>
+              <w:rPr>
+                <w:sz w:val="22"/>
+              </w:rPr>
+              <w:t>76,78</w:t>
+            </w:r>
+          </w:p>
+        </w:tc>
+        <w:tc>
+          <w:tcPr>
+            <w:tcW w:w="2376" w:type="dxa"/>
+            <w:shd w:val="clear" w:color="auto" w:fill="FFFFFF"/>
+            <w:vAlign w:val="center"/>
+          </w:tcPr>
+          <w:p>
+            <w:pPr>
+              <w:spacing w:before="60" w:after="60" w:line="264" w:lineRule="auto"/>
+            </w:pPr>
+            <w:r>
+              <w:rPr>
+                <w:sz w:val="22"/>
+              </w:rPr>
+              <w:t>22,09</w:t>
+            </w:r>
+          </w:p>
+        </w:tc>
+        <w:tc>
+          <w:tcPr>
+            <w:tcW w:w="2376" w:type="dxa"/>
+            <w:shd w:val="clear" w:color="auto" w:fill="FFFFFF"/>
+            <w:vAlign w:val="center"/>
+          </w:tcPr>
+          <w:p>
+            <w:pPr>
+              <w:spacing w:before="60" w:after="60" w:line="264" w:lineRule="auto"/>
+            </w:pPr>
+            <w:r>
+              <w:rPr>
+                <w:sz w:val="22"/>
+              </w:rPr>
+              <w:t>23,66</w:t>
+            </w:r>
+          </w:p>
+        </w:tc>
+        <w:tc>
+          <w:tcPr>
+            <w:tcW w:w="1800" w:type="dxa"/>
+            <w:shd w:val="clear" w:color="auto" w:fill="FFFFFF"/>
+            <w:vAlign w:val="center"/>
+          </w:tcPr>
+          <w:p>
+            <w:pPr>
+              <w:spacing w:before="60" w:after="60" w:line="264" w:lineRule="auto"/>
+            </w:pPr>
+            <w:r>
+              <w:rPr>
+                <w:sz w:val="22"/>
+              </w:rPr>
+              <w:t>9</w:t>
+            </w:r>
+          </w:p>
+        </w:tc>
+      </w:tr>
+      <w:tr>
+        <w:trPr>
+          <w:cantSplit/>
+          <w:jc w:val="center"/>
+        </w:trPr>
+        <w:tc>
+          <w:tcPr>
+            <w:tcW w:w="1512" w:type="dxa"/>
+            <w:shd w:val="clear" w:color="auto" w:fill="FFFFFF"/>
+            <w:vAlign w:val="center"/>
+          </w:tcPr>
+          <w:p>
+            <w:pPr>
+              <w:spacing w:before="60" w:after="60" w:line="264" w:lineRule="auto"/>
+            </w:pPr>
+            <w:r>
+              <w:rPr>
+                <w:sz w:val="22"/>
+              </w:rPr>
+              <w:t>02</w:t>
+            </w:r>
+          </w:p>
+        </w:tc>
+        <w:tc>
+          <w:tcPr>
+            <w:tcW w:w="1872" w:type="dxa"/>
+            <w:shd w:val="clear" w:color="auto" w:fill="FFFFFF"/>
+            <w:vAlign w:val="center"/>
+          </w:tcPr>
+          <w:p>
+            <w:pPr>
+              <w:spacing w:before="60" w:after="60" w:line="264" w:lineRule="auto"/>
+            </w:pPr>
+            <w:r>
+              <w:rPr>
+                <w:sz w:val="22"/>
+              </w:rPr>
+              <w:t>76,67</w:t>
+            </w:r>
+          </w:p>
+        </w:tc>
+        <w:tc>
+          <w:tcPr>
+            <w:tcW w:w="2376" w:type="dxa"/>
+            <w:shd w:val="clear" w:color="auto" w:fill="FFFFFF"/>
+            <w:vAlign w:val="center"/>
+          </w:tcPr>
+          <w:p>
+            <w:pPr>
+              <w:spacing w:before="60" w:after="60" w:line="264" w:lineRule="auto"/>
+            </w:pPr>
+            <w:r>
+              <w:rPr>
+                <w:sz w:val="22"/>
+              </w:rPr>
+              <w:t>18,87</w:t>
+            </w:r>
+          </w:p>
+        </w:tc>
+        <w:tc>
+          <w:tcPr>
+            <w:tcW w:w="2376" w:type="dxa"/>
+            <w:shd w:val="clear" w:color="auto" w:fill="FFFFFF"/>
+            <w:vAlign w:val="center"/>
+          </w:tcPr>
+          <w:p>
+            <w:pPr>
+              <w:spacing w:before="60" w:after="60" w:line="264" w:lineRule="auto"/>
+            </w:pPr>
+            <w:r>
+              <w:rPr>
+                <w:sz w:val="22"/>
+              </w:rPr>
+              <w:t>20,77</w:t>
+            </w:r>
+          </w:p>
+        </w:tc>
+        <w:tc>
+          <w:tcPr>
+            <w:tcW w:w="1800" w:type="dxa"/>
+            <w:shd w:val="clear" w:color="auto" w:fill="FFFFFF"/>
+            <w:vAlign w:val="center"/>
+          </w:tcPr>
+          <w:p>
+            <w:pPr>
+              <w:spacing w:before="60" w:after="60" w:line="264" w:lineRule="auto"/>
+            </w:pPr>
+            <w:r>
+              <w:rPr>
+                <w:sz w:val="22"/>
+              </w:rPr>
+              <w:t>9</w:t>
+            </w:r>
+          </w:p>
+        </w:tc>
+      </w:tr>
+      <w:tr>
+        <w:trPr>
+          <w:cantSplit/>
+          <w:jc w:val="center"/>
+        </w:trPr>
+        <w:tc>
+          <w:tcPr>
+            <w:tcW w:w="1512" w:type="dxa"/>
+            <w:shd w:val="clear" w:color="auto" w:fill="FFFFFF"/>
+            <w:vAlign w:val="center"/>
+          </w:tcPr>
+          <w:p>
+            <w:pPr>
+              <w:spacing w:before="60" w:after="60" w:line="264" w:lineRule="auto"/>
+            </w:pPr>
+            <w:r>
+              <w:rPr>
+                <w:sz w:val="22"/>
+              </w:rPr>
+              <w:t>03</w:t>
+            </w:r>
+          </w:p>
+        </w:tc>
+        <w:tc>
+          <w:tcPr>
+            <w:tcW w:w="1872" w:type="dxa"/>
+            <w:shd w:val="clear" w:color="auto" w:fill="FFFFFF"/>
+            <w:vAlign w:val="center"/>
+          </w:tcPr>
+          <w:p>
+            <w:pPr>
+              <w:spacing w:before="60" w:after="60" w:line="264" w:lineRule="auto"/>
+            </w:pPr>
+            <w:r>
+              <w:rPr>
+                <w:sz w:val="22"/>
+              </w:rPr>
+              <w:t>76,67</w:t>
+            </w:r>
+          </w:p>
+        </w:tc>
+        <w:tc>
+          <w:tcPr>
+            <w:tcW w:w="2376" w:type="dxa"/>
+            <w:shd w:val="clear" w:color="auto" w:fill="FFFFFF"/>
+            <w:vAlign w:val="center"/>
+          </w:tcPr>
+          <w:p>
+            <w:pPr>
+              <w:spacing w:before="60" w:after="60" w:line="264" w:lineRule="auto"/>
+            </w:pPr>
+            <w:r>
+              <w:rPr>
+                <w:sz w:val="22"/>
+              </w:rPr>
+              <w:t>18,03</w:t>
+            </w:r>
+          </w:p>
+        </w:tc>
+        <w:tc>
+          <w:tcPr>
+            <w:tcW w:w="2376" w:type="dxa"/>
+            <w:shd w:val="clear" w:color="auto" w:fill="FFFFFF"/>
+            <w:vAlign w:val="center"/>
+          </w:tcPr>
+          <w:p>
+            <w:pPr>
+              <w:spacing w:before="60" w:after="60" w:line="264" w:lineRule="auto"/>
+            </w:pPr>
+            <w:r>
+              <w:rPr>
+                <w:sz w:val="22"/>
+              </w:rPr>
+              <w:t>20,04</w:t>
+            </w:r>
+          </w:p>
+        </w:tc>
+        <w:tc>
+          <w:tcPr>
+            <w:tcW w:w="1800" w:type="dxa"/>
+            <w:shd w:val="clear" w:color="auto" w:fill="FFFFFF"/>
+            <w:vAlign w:val="center"/>
+          </w:tcPr>
+          <w:p>
+            <w:pPr>
+              <w:spacing w:before="60" w:after="60" w:line="264" w:lineRule="auto"/>
+            </w:pPr>
+            <w:r>
+              <w:rPr>
+                <w:sz w:val="22"/>
+              </w:rPr>
+              <w:t>9</w:t>
+            </w:r>
+          </w:p>
+        </w:tc>
+      </w:tr>
+      <w:tr>
+        <w:trPr>
+          <w:cantSplit/>
+          <w:jc w:val="center"/>
+        </w:trPr>
+        <w:tc>
+          <w:tcPr>
+            <w:tcW w:w="1512" w:type="dxa"/>
+            <w:shd w:val="clear" w:color="auto" w:fill="FFFFFF"/>
+            <w:vAlign w:val="center"/>
+          </w:tcPr>
+          <w:p>
+            <w:pPr>
+              <w:spacing w:before="60" w:after="60" w:line="264" w:lineRule="auto"/>
+            </w:pPr>
+            <w:r>
+              <w:rPr>
+                <w:sz w:val="22"/>
+              </w:rPr>
+              <w:t>04</w:t>
+            </w:r>
+          </w:p>
+        </w:tc>
+        <w:tc>
+          <w:tcPr>
+            <w:tcW w:w="1872" w:type="dxa"/>
+            <w:shd w:val="clear" w:color="auto" w:fill="FFFFFF"/>
+            <w:vAlign w:val="center"/>
+          </w:tcPr>
+          <w:p>
+            <w:pPr>
+              <w:spacing w:before="60" w:after="60" w:line="264" w:lineRule="auto"/>
+            </w:pPr>
+            <w:r>
+              <w:rPr>
+                <w:sz w:val="22"/>
+              </w:rPr>
+              <w:t>80,17</w:t>
+            </w:r>
+          </w:p>
+        </w:tc>
+        <w:tc>
+          <w:tcPr>
+            <w:tcW w:w="2376" w:type="dxa"/>
+            <w:shd w:val="clear" w:color="auto" w:fill="FFFFFF"/>
+            <w:vAlign w:val="center"/>
+          </w:tcPr>
+          <w:p>
+            <w:pPr>
+              <w:spacing w:before="60" w:after="60" w:line="264" w:lineRule="auto"/>
+            </w:pPr>
+            <w:r>
+              <w:rPr>
+                <w:sz w:val="22"/>
+              </w:rPr>
+              <w:t>20,30</w:t>
+            </w:r>
+          </w:p>
+        </w:tc>
+        <w:tc>
+          <w:tcPr>
+            <w:tcW w:w="2376" w:type="dxa"/>
+            <w:shd w:val="clear" w:color="auto" w:fill="FFFFFF"/>
+            <w:vAlign w:val="center"/>
+          </w:tcPr>
+          <w:p>
+            <w:pPr>
+              <w:spacing w:before="60" w:after="60" w:line="264" w:lineRule="auto"/>
+            </w:pPr>
+            <w:r>
+              <w:rPr>
+                <w:sz w:val="22"/>
+              </w:rPr>
+              <w:t>22,32</w:t>
+            </w:r>
+          </w:p>
+        </w:tc>
+        <w:tc>
+          <w:tcPr>
+            <w:tcW w:w="1800" w:type="dxa"/>
+            <w:shd w:val="clear" w:color="auto" w:fill="FFFFFF"/>
+            <w:vAlign w:val="center"/>
+          </w:tcPr>
+          <w:p>
+            <w:pPr>
+              <w:spacing w:before="60" w:after="60" w:line="264" w:lineRule="auto"/>
+            </w:pPr>
+            <w:r>
+              <w:rPr>
+                <w:sz w:val="22"/>
+              </w:rPr>
+              <w:t>6</w:t>
+            </w:r>
+          </w:p>
+        </w:tc>
+      </w:tr>
+      <w:tr>
+        <w:trPr>
+          <w:cantSplit/>
+          <w:jc w:val="center"/>
+        </w:trPr>
+        <w:tc>
+          <w:tcPr>
+            <w:tcW w:w="1512" w:type="dxa"/>
+            <w:shd w:val="clear" w:color="auto" w:fill="FFFFFF"/>
+            <w:vAlign w:val="center"/>
+          </w:tcPr>
+          <w:p>
+            <w:pPr>
+              <w:spacing w:before="60" w:after="60" w:line="264" w:lineRule="auto"/>
+            </w:pPr>
+            <w:r>
+              <w:rPr>
+                <w:sz w:val="22"/>
+              </w:rPr>
+              <w:t>05</w:t>
+            </w:r>
+          </w:p>
+        </w:tc>
+        <w:tc>
+          <w:tcPr>
+            <w:tcW w:w="1872" w:type="dxa"/>
+            <w:shd w:val="clear" w:color="auto" w:fill="FFFFFF"/>
+            <w:vAlign w:val="center"/>
+          </w:tcPr>
+          <w:p>
+            <w:pPr>
+              <w:spacing w:before="60" w:after="60" w:line="264" w:lineRule="auto"/>
+            </w:pPr>
+            <w:r>
+              <w:rPr>
+                <w:sz w:val="22"/>
+              </w:rPr>
+              <w:t>80,00</w:t>
+            </w:r>
+          </w:p>
+        </w:tc>
+        <w:tc>
+          <w:tcPr>
+            <w:tcW w:w="2376" w:type="dxa"/>
+            <w:shd w:val="clear" w:color="auto" w:fill="FFFFFF"/>
+            <w:vAlign w:val="center"/>
+          </w:tcPr>
+          <w:p>
+            <w:pPr>
+              <w:spacing w:before="60" w:after="60" w:line="264" w:lineRule="auto"/>
+            </w:pPr>
+            <w:r>
+              <w:rPr>
+                <w:sz w:val="22"/>
+              </w:rPr>
+              <w:t>20,45</w:t>
+            </w:r>
+          </w:p>
+        </w:tc>
+        <w:tc>
+          <w:tcPr>
+            <w:tcW w:w="2376" w:type="dxa"/>
+            <w:shd w:val="clear" w:color="auto" w:fill="FFFFFF"/>
+            <w:vAlign w:val="center"/>
+          </w:tcPr>
+          <w:p>
+            <w:pPr>
+              <w:spacing w:before="60" w:after="60" w:line="264" w:lineRule="auto"/>
+            </w:pPr>
+            <w:r>
+              <w:rPr>
+                <w:sz w:val="22"/>
+              </w:rPr>
+              <w:t>22,15</w:t>
+            </w:r>
+          </w:p>
+        </w:tc>
+        <w:tc>
+          <w:tcPr>
+            <w:tcW w:w="1800" w:type="dxa"/>
+            <w:shd w:val="clear" w:color="auto" w:fill="FFFFFF"/>
+            <w:vAlign w:val="center"/>
+          </w:tcPr>
+          <w:p>
+            <w:pPr>
+              <w:spacing w:before="60" w:after="60" w:line="264" w:lineRule="auto"/>
+            </w:pPr>
+            <w:r>
+              <w:rPr>
+                <w:sz w:val="22"/>
+              </w:rPr>
+              <w:t>6</w:t>
+            </w:r>
+          </w:p>
+        </w:tc>
+      </w:tr>
+      <w:tr>
+        <w:trPr>
+          <w:cantSplit/>
+          <w:jc w:val="center"/>
+        </w:trPr>
+        <w:tc>
+          <w:tcPr>
+            <w:tcW w:w="1512" w:type="dxa"/>
+            <w:shd w:val="clear" w:color="auto" w:fill="FFFFFF"/>
+            <w:vAlign w:val="center"/>
+          </w:tcPr>
+          <w:p>
+            <w:pPr>
+              <w:spacing w:before="60" w:after="60" w:line="264" w:lineRule="auto"/>
+            </w:pPr>
+            <w:r>
+              <w:rPr>
+                <w:sz w:val="22"/>
+              </w:rPr>
+              <w:t>06</w:t>
+            </w:r>
+          </w:p>
+        </w:tc>
+        <w:tc>
+          <w:tcPr>
+            <w:tcW w:w="1872" w:type="dxa"/>
+            <w:shd w:val="clear" w:color="auto" w:fill="FFFFFF"/>
+            <w:vAlign w:val="center"/>
+          </w:tcPr>
+          <w:p>
+            <w:pPr>
+              <w:spacing w:before="60" w:after="60" w:line="264" w:lineRule="auto"/>
+            </w:pPr>
+            <w:r>
+              <w:rPr>
+                <w:sz w:val="22"/>
+              </w:rPr>
+              <w:t>79,67</w:t>
+            </w:r>
+          </w:p>
+        </w:tc>
+        <w:tc>
+          <w:tcPr>
+            <w:tcW w:w="2376" w:type="dxa"/>
+            <w:shd w:val="clear" w:color="auto" w:fill="FFFFFF"/>
+            <w:vAlign w:val="center"/>
+          </w:tcPr>
+          <w:p>
+            <w:pPr>
+              <w:spacing w:before="60" w:after="60" w:line="264" w:lineRule="auto"/>
+            </w:pPr>
+            <w:r>
+              <w:rPr>
+                <w:sz w:val="22"/>
+              </w:rPr>
+              <w:t>21,17</w:t>
+            </w:r>
+          </w:p>
+        </w:tc>
+        <w:tc>
+          <w:tcPr>
+            <w:tcW w:w="2376" w:type="dxa"/>
+            <w:shd w:val="clear" w:color="auto" w:fill="FFFFFF"/>
+            <w:vAlign w:val="center"/>
+          </w:tcPr>
+          <w:p>
+            <w:pPr>
+              <w:spacing w:before="60" w:after="60" w:line="264" w:lineRule="auto"/>
+            </w:pPr>
+            <w:r>
+              <w:rPr>
+                <w:sz w:val="22"/>
+              </w:rPr>
+              <w:t>22,77</w:t>
+            </w:r>
+          </w:p>
+        </w:tc>
+        <w:tc>
+          <w:tcPr>
+            <w:tcW w:w="1800" w:type="dxa"/>
+            <w:shd w:val="clear" w:color="auto" w:fill="FFFFFF"/>
+            <w:vAlign w:val="center"/>
+          </w:tcPr>
+          <w:p>
+            <w:pPr>
+              <w:spacing w:before="60" w:after="60" w:line="264" w:lineRule="auto"/>
+            </w:pPr>
+            <w:r>
+              <w:rPr>
+                <w:sz w:val="22"/>
+              </w:rPr>
+              <w:t>6</w:t>
+            </w:r>
+          </w:p>
+        </w:tc>
+      </w:tr>
+      <w:tr>
+        <w:trPr>
+          <w:cantSplit/>
+          <w:jc w:val="center"/>
+        </w:trPr>
+        <w:tc>
+          <w:tcPr>
+            <w:tcW w:w="1512" w:type="dxa"/>
+            <w:shd w:val="clear" w:color="auto" w:fill="FFFFFF"/>
+            <w:vAlign w:val="center"/>
+          </w:tcPr>
+          <w:p>
+            <w:pPr>
+              <w:spacing w:before="60" w:after="60" w:line="264" w:lineRule="auto"/>
+            </w:pPr>
+            <w:r>
+              <w:rPr>
+                <w:sz w:val="22"/>
+              </w:rPr>
+              <w:t>07</w:t>
+            </w:r>
+          </w:p>
+        </w:tc>
+        <w:tc>
+          <w:tcPr>
+            <w:tcW w:w="1872" w:type="dxa"/>
+            <w:shd w:val="clear" w:color="auto" w:fill="FFFFFF"/>
+            <w:vAlign w:val="center"/>
+          </w:tcPr>
+          <w:p>
+            <w:pPr>
+              <w:spacing w:before="60" w:after="60" w:line="264" w:lineRule="auto"/>
+            </w:pPr>
+            <w:r>
+              <w:rPr>
+                <w:sz w:val="22"/>
+              </w:rPr>
+              <w:t>81,67</w:t>
+            </w:r>
+          </w:p>
+        </w:tc>
+        <w:tc>
+          <w:tcPr>
+            <w:tcW w:w="2376" w:type="dxa"/>
+            <w:shd w:val="clear" w:color="auto" w:fill="FFFFFF"/>
+            <w:vAlign w:val="center"/>
+          </w:tcPr>
+          <w:p>
+            <w:pPr>
+              <w:spacing w:before="60" w:after="60" w:line="264" w:lineRule="auto"/>
+            </w:pPr>
+            <w:r>
+              <w:rPr>
+                <w:sz w:val="22"/>
+              </w:rPr>
+              <w:t>21,18</w:t>
+            </w:r>
+          </w:p>
+        </w:tc>
+        <w:tc>
+          <w:tcPr>
+            <w:tcW w:w="2376" w:type="dxa"/>
+            <w:shd w:val="clear" w:color="auto" w:fill="FFFFFF"/>
+            <w:vAlign w:val="center"/>
+          </w:tcPr>
+          <w:p>
+            <w:pPr>
+              <w:spacing w:before="60" w:after="60" w:line="264" w:lineRule="auto"/>
+            </w:pPr>
+            <w:r>
+              <w:rPr>
+                <w:sz w:val="22"/>
+              </w:rPr>
+              <w:t>22,70</w:t>
+            </w:r>
+          </w:p>
+        </w:tc>
+        <w:tc>
+          <w:tcPr>
+            <w:tcW w:w="1800" w:type="dxa"/>
+            <w:shd w:val="clear" w:color="auto" w:fill="FFFFFF"/>
+            <w:vAlign w:val="center"/>
+          </w:tcPr>
+          <w:p>
+            <w:pPr>
+              <w:spacing w:before="60" w:after="60" w:line="264" w:lineRule="auto"/>
+            </w:pPr>
+            <w:r>
+              <w:rPr>
+                <w:sz w:val="22"/>
+              </w:rPr>
+              <w:t>6</w:t>
+            </w:r>
+          </w:p>
+        </w:tc>
+      </w:tr>
+      <w:tr>
+        <w:trPr>
+          <w:cantSplit/>
+          <w:jc w:val="center"/>
+        </w:trPr>
+        <w:tc>
+          <w:tcPr>
+            <w:tcW w:w="1512" w:type="dxa"/>
+            <w:shd w:val="clear" w:color="auto" w:fill="FFFFFF"/>
+            <w:vAlign w:val="center"/>
+          </w:tcPr>
+          <w:p>
+            <w:pPr>
+              <w:spacing w:before="60" w:after="60" w:line="264" w:lineRule="auto"/>
+            </w:pPr>
+            <w:r>
+              <w:rPr>
+                <w:sz w:val="22"/>
+              </w:rPr>
+              <w:t>08</w:t>
+            </w:r>
+          </w:p>
+        </w:tc>
+        <w:tc>
+          <w:tcPr>
+            <w:tcW w:w="1872" w:type="dxa"/>
+            <w:shd w:val="clear" w:color="auto" w:fill="FFFFFF"/>
+            <w:vAlign w:val="center"/>
+          </w:tcPr>
+          <w:p>
+            <w:pPr>
+              <w:spacing w:before="60" w:after="60" w:line="264" w:lineRule="auto"/>
+            </w:pPr>
+            <w:r>
+              <w:rPr>
+                <w:sz w:val="22"/>
+              </w:rPr>
+              <w:t>86,17</w:t>
+            </w:r>
+          </w:p>
+        </w:tc>
+        <w:tc>
+          <w:tcPr>
+            <w:tcW w:w="2376" w:type="dxa"/>
+            <w:shd w:val="clear" w:color="auto" w:fill="FFFFFF"/>
+            <w:vAlign w:val="center"/>
+          </w:tcPr>
+          <w:p>
+            <w:pPr>
+              <w:spacing w:before="60" w:after="60" w:line="264" w:lineRule="auto"/>
+            </w:pPr>
+            <w:r>
+              <w:rPr>
+                <w:sz w:val="22"/>
+              </w:rPr>
+              <w:t>21,15</w:t>
+            </w:r>
+          </w:p>
+        </w:tc>
+        <w:tc>
+          <w:tcPr>
+            <w:tcW w:w="2376" w:type="dxa"/>
+            <w:shd w:val="clear" w:color="auto" w:fill="FFFFFF"/>
+            <w:vAlign w:val="center"/>
+          </w:tcPr>
+          <w:p>
+            <w:pPr>
+              <w:spacing w:before="60" w:after="60" w:line="264" w:lineRule="auto"/>
+            </w:pPr>
+            <w:r>
+              <w:rPr>
+                <w:sz w:val="22"/>
+              </w:rPr>
+              <w:t>22,85</w:t>
+            </w:r>
+          </w:p>
+        </w:tc>
+        <w:tc>
+          <w:tcPr>
+            <w:tcW w:w="1800" w:type="dxa"/>
+            <w:shd w:val="clear" w:color="auto" w:fill="FFFFFF"/>
+            <w:vAlign w:val="center"/>
+          </w:tcPr>
+          <w:p>
+            <w:pPr>
+              <w:spacing w:before="60" w:after="60" w:line="264" w:lineRule="auto"/>
+            </w:pPr>
+            <w:r>
+              <w:rPr>
+                <w:sz w:val="22"/>
+              </w:rPr>
+              <w:t>6</w:t>
+            </w:r>
+          </w:p>
+        </w:tc>
+      </w:tr>
+      <w:tr>
+        <w:trPr>
+          <w:cantSplit/>
+          <w:jc w:val="center"/>
+        </w:trPr>
+        <w:tc>
+          <w:tcPr>
+            <w:tcW w:w="1512" w:type="dxa"/>
+            <w:shd w:val="clear" w:color="auto" w:fill="FFFFFF"/>
+            <w:vAlign w:val="center"/>
+          </w:tcPr>
+          <w:p>
+            <w:pPr>
+              <w:spacing w:before="60" w:after="60" w:line="264" w:lineRule="auto"/>
+            </w:pPr>
+            <w:r>
+              <w:rPr>
+                <w:sz w:val="22"/>
+              </w:rPr>
+              <w:t>09</w:t>
+            </w:r>
+          </w:p>
+        </w:tc>
+        <w:tc>
+          <w:tcPr>
+            <w:tcW w:w="1872" w:type="dxa"/>
+            <w:shd w:val="clear" w:color="auto" w:fill="FFFFFF"/>
+            <w:vAlign w:val="center"/>
+          </w:tcPr>
+          <w:p>
+            <w:pPr>
+              <w:spacing w:before="60" w:after="60" w:line="264" w:lineRule="auto"/>
+            </w:pPr>
+            <w:r>
+              <w:rPr>
+                <w:sz w:val="22"/>
+              </w:rPr>
+              <w:t>93,50</w:t>
+            </w:r>
+          </w:p>
+        </w:tc>
+        <w:tc>
+          <w:tcPr>
+            <w:tcW w:w="2376" w:type="dxa"/>
+            <w:shd w:val="clear" w:color="auto" w:fill="FFFFFF"/>
+            <w:vAlign w:val="center"/>
+          </w:tcPr>
+          <w:p>
+            <w:pPr>
+              <w:spacing w:before="60" w:after="60" w:line="264" w:lineRule="auto"/>
+            </w:pPr>
+            <w:r>
+              <w:rPr>
+                <w:sz w:val="22"/>
+              </w:rPr>
+              <w:t>20,55</w:t>
+            </w:r>
+          </w:p>
+        </w:tc>
+        <w:tc>
+          <w:tcPr>
+            <w:tcW w:w="2376" w:type="dxa"/>
+            <w:shd w:val="clear" w:color="auto" w:fill="FFFFFF"/>
+            <w:vAlign w:val="center"/>
+          </w:tcPr>
+          <w:p>
+            <w:pPr>
+              <w:spacing w:before="60" w:after="60" w:line="264" w:lineRule="auto"/>
+            </w:pPr>
+            <w:r>
+              <w:rPr>
+                <w:sz w:val="22"/>
+              </w:rPr>
+              <w:t>22,05</w:t>
+            </w:r>
+          </w:p>
+        </w:tc>
+        <w:tc>
+          <w:tcPr>
+            <w:tcW w:w="1800" w:type="dxa"/>
+            <w:shd w:val="clear" w:color="auto" w:fill="FFFFFF"/>
+            <w:vAlign w:val="center"/>
+          </w:tcPr>
+          <w:p>
+            <w:pPr>
+              <w:spacing w:before="60" w:after="60" w:line="264" w:lineRule="auto"/>
+            </w:pPr>
+            <w:r>
+              <w:rPr>
+                <w:sz w:val="22"/>
+              </w:rPr>
+              <w:t>6</w:t>
+            </w:r>
+          </w:p>
+        </w:tc>
+      </w:tr>
+      <w:tr>
+        <w:trPr>
+          <w:cantSplit/>
+          <w:jc w:val="center"/>
+        </w:trPr>
+        <w:tc>
+          <w:tcPr>
+            <w:tcW w:w="1512" w:type="dxa"/>
+            <w:shd w:val="clear" w:color="auto" w:fill="FFFFFF"/>
+            <w:vAlign w:val="center"/>
+          </w:tcPr>
+          <w:p>
+            <w:pPr>
+              <w:spacing w:before="60" w:after="60" w:line="264" w:lineRule="auto"/>
+            </w:pPr>
+            <w:r>
+              <w:rPr>
+                <w:sz w:val="22"/>
+              </w:rPr>
+              <w:t>10</w:t>
+            </w:r>
+          </w:p>
+        </w:tc>
+        <w:tc>
+          <w:tcPr>
+            <w:tcW w:w="1872" w:type="dxa"/>
+            <w:shd w:val="clear" w:color="auto" w:fill="FFFFFF"/>
+            <w:vAlign w:val="center"/>
+          </w:tcPr>
+          <w:p>
+            <w:pPr>
+              <w:spacing w:before="60" w:after="60" w:line="264" w:lineRule="auto"/>
+            </w:pPr>
+            <w:r>
+              <w:rPr>
+                <w:sz w:val="22"/>
+              </w:rPr>
+              <w:t>101,00</w:t>
+            </w:r>
+          </w:p>
+        </w:tc>
+        <w:tc>
+          <w:tcPr>
+            <w:tcW w:w="2376" w:type="dxa"/>
+            <w:shd w:val="clear" w:color="auto" w:fill="FFFFFF"/>
+            <w:vAlign w:val="center"/>
+          </w:tcPr>
+          <w:p>
+            <w:pPr>
+              <w:spacing w:before="60" w:after="60" w:line="264" w:lineRule="auto"/>
+            </w:pPr>
+            <w:r>
+              <w:rPr>
+                <w:sz w:val="22"/>
+              </w:rPr>
+              <w:t>22,33</w:t>
+            </w:r>
+          </w:p>
+        </w:tc>
+        <w:tc>
+          <w:tcPr>
+            <w:tcW w:w="2376" w:type="dxa"/>
+            <w:shd w:val="clear" w:color="auto" w:fill="FFFFFF"/>
+            <w:vAlign w:val="center"/>
+          </w:tcPr>
+          <w:p>
+            <w:pPr>
+              <w:spacing w:before="60" w:after="60" w:line="264" w:lineRule="auto"/>
+            </w:pPr>
+            <w:r>
+              <w:rPr>
+                <w:sz w:val="22"/>
+              </w:rPr>
+              <w:t>23,72</w:t>
+            </w:r>
+          </w:p>
+        </w:tc>
+        <w:tc>
+          <w:tcPr>
+            <w:tcW w:w="1800" w:type="dxa"/>
+            <w:shd w:val="clear" w:color="auto" w:fill="FFFFFF"/>
+            <w:vAlign w:val="center"/>
+          </w:tcPr>
+          <w:p>
+            <w:pPr>
+              <w:spacing w:before="60" w:after="60" w:line="264" w:lineRule="auto"/>
+            </w:pPr>
+            <w:r>
+              <w:rPr>
+                <w:sz w:val="22"/>
+              </w:rPr>
+              <w:t>6</w:t>
+            </w:r>
+          </w:p>
+        </w:tc>
+      </w:tr>
+      <w:tr>
+        <w:trPr>
+          <w:cantSplit/>
+          <w:jc w:val="center"/>
+        </w:trPr>
+        <w:tc>
+          <w:tcPr>
+            <w:tcW w:w="1512" w:type="dxa"/>
+            <w:shd w:val="clear" w:color="auto" w:fill="FFFFFF"/>
+            <w:vAlign w:val="center"/>
+          </w:tcPr>
+          <w:p>
+            <w:pPr>
+              <w:spacing w:before="60" w:after="60" w:line="264" w:lineRule="auto"/>
+            </w:pPr>
+            <w:r>
+              <w:rPr>
+                <w:sz w:val="22"/>
+              </w:rPr>
+              <w:t>11</w:t>
+            </w:r>
+          </w:p>
+        </w:tc>
+        <w:tc>
+          <w:tcPr>
+            <w:tcW w:w="1872" w:type="dxa"/>
+            <w:shd w:val="clear" w:color="auto" w:fill="FFFFFF"/>
+            <w:vAlign w:val="center"/>
+          </w:tcPr>
+          <w:p>
+            <w:pPr>
+              <w:spacing w:before="60" w:after="60" w:line="264" w:lineRule="auto"/>
+            </w:pPr>
+            <w:r>
+              <w:rPr>
+                <w:sz w:val="22"/>
+              </w:rPr>
+              <w:t>103,83</w:t>
+            </w:r>
+          </w:p>
+        </w:tc>
+        <w:tc>
+          <w:tcPr>
+            <w:tcW w:w="2376" w:type="dxa"/>
+            <w:shd w:val="clear" w:color="auto" w:fill="FFFFFF"/>
+            <w:vAlign w:val="center"/>
+          </w:tcPr>
+          <w:p>
+            <w:pPr>
+              <w:spacing w:before="60" w:after="60" w:line="264" w:lineRule="auto"/>
+            </w:pPr>
+            <w:r>
+              <w:rPr>
+                <w:sz w:val="22"/>
+              </w:rPr>
+              <w:t>25,22</w:t>
+            </w:r>
+          </w:p>
+        </w:tc>
+        <w:tc>
+          <w:tcPr>
+            <w:tcW w:w="2376" w:type="dxa"/>
+            <w:shd w:val="clear" w:color="auto" w:fill="FFFFFF"/>
+            <w:vAlign w:val="center"/>
+          </w:tcPr>
+          <w:p>
+            <w:pPr>
+              <w:spacing w:before="60" w:after="60" w:line="264" w:lineRule="auto"/>
+            </w:pPr>
+            <w:r>
+              <w:rPr>
+                <w:sz w:val="22"/>
+              </w:rPr>
+              <w:t>26,48</w:t>
+            </w:r>
+          </w:p>
+        </w:tc>
+        <w:tc>
+          <w:tcPr>
+            <w:tcW w:w="1800" w:type="dxa"/>
+            <w:shd w:val="clear" w:color="auto" w:fill="FFFFFF"/>
+            <w:vAlign w:val="center"/>
+          </w:tcPr>
+          <w:p>
+            <w:pPr>
+              <w:spacing w:before="60" w:after="60" w:line="264" w:lineRule="auto"/>
+            </w:pPr>
+            <w:r>
+              <w:rPr>
+                <w:sz w:val="22"/>
+              </w:rPr>
+              <w:t>6</w:t>
+            </w:r>
+          </w:p>
+        </w:tc>
+      </w:tr>
+      <w:tr>
+        <w:trPr>
+          <w:cantSplit/>
+          <w:jc w:val="center"/>
+        </w:trPr>
+        <w:tc>
+          <w:tcPr>
+            <w:tcW w:w="1512" w:type="dxa"/>
+            <w:shd w:val="clear" w:color="auto" w:fill="FFFFFF"/>
+            <w:vAlign w:val="center"/>
+          </w:tcPr>
+          <w:p>
+            <w:pPr>
+              <w:spacing w:before="60" w:after="60" w:line="264" w:lineRule="auto"/>
+            </w:pPr>
+            <w:r>
+              <w:rPr>
+                <w:sz w:val="22"/>
+              </w:rPr>
+              <w:t>12</w:t>
+            </w:r>
+          </w:p>
+        </w:tc>
+        <w:tc>
+          <w:tcPr>
+            <w:tcW w:w="1872" w:type="dxa"/>
+            <w:shd w:val="clear" w:color="auto" w:fill="FFFFFF"/>
+            <w:vAlign w:val="center"/>
+          </w:tcPr>
+          <w:p>
+            <w:pPr>
+              <w:spacing w:before="60" w:after="60" w:line="264" w:lineRule="auto"/>
+            </w:pPr>
+            <w:r>
+              <w:rPr>
+                <w:sz w:val="22"/>
+              </w:rPr>
+              <w:t>103,67</w:t>
+            </w:r>
+          </w:p>
+        </w:tc>
+        <w:tc>
+          <w:tcPr>
+            <w:tcW w:w="2376" w:type="dxa"/>
+            <w:shd w:val="clear" w:color="auto" w:fill="FFFFFF"/>
+            <w:vAlign w:val="center"/>
+          </w:tcPr>
+          <w:p>
+            <w:pPr>
+              <w:spacing w:before="60" w:after="60" w:line="264" w:lineRule="auto"/>
+            </w:pPr>
+            <w:r>
+              <w:rPr>
+                <w:sz w:val="22"/>
+              </w:rPr>
+              <w:t>21,67</w:t>
+            </w:r>
+          </w:p>
+        </w:tc>
+        <w:tc>
+          <w:tcPr>
+            <w:tcW w:w="2376" w:type="dxa"/>
+            <w:shd w:val="clear" w:color="auto" w:fill="FFFFFF"/>
+            <w:vAlign w:val="center"/>
+          </w:tcPr>
+          <w:p>
+            <w:pPr>
+              <w:spacing w:before="60" w:after="60" w:line="264" w:lineRule="auto"/>
+            </w:pPr>
+            <w:r>
+              <w:rPr>
+                <w:sz w:val="22"/>
+              </w:rPr>
+              <w:t>22,92</w:t>
+            </w:r>
+          </w:p>
+        </w:tc>
+        <w:tc>
+          <w:tcPr>
+            <w:tcW w:w="1800" w:type="dxa"/>
+            <w:shd w:val="clear" w:color="auto" w:fill="FFFFFF"/>
+            <w:vAlign w:val="center"/>
+          </w:tcPr>
+          <w:p>
+            <w:pPr>
+              <w:spacing w:before="60" w:after="60" w:line="264" w:lineRule="auto"/>
+            </w:pPr>
+            <w:r>
+              <w:rPr>
+                <w:sz w:val="22"/>
+              </w:rPr>
+              <w:t>6</w:t>
+            </w:r>
+          </w:p>
+        </w:tc>
+      </w:tr>
+      <w:tr>
+        <w:trPr>
+          <w:cantSplit/>
+          <w:jc w:val="center"/>
+        </w:trPr>
+        <w:tc>
+          <w:tcPr>
+            <w:tcW w:w="1512" w:type="dxa"/>
+            <w:shd w:val="clear" w:color="auto" w:fill="FFFFFF"/>
+            <w:vAlign w:val="center"/>
+          </w:tcPr>
+          <w:p>
+            <w:pPr>
+              <w:spacing w:before="60" w:after="60" w:line="264" w:lineRule="auto"/>
+            </w:pPr>
+            <w:r>
+              <w:rPr>
+                <w:sz w:val="22"/>
+              </w:rPr>
+              <w:t>13</w:t>
+            </w:r>
+          </w:p>
+        </w:tc>
+        <w:tc>
+          <w:tcPr>
+            <w:tcW w:w="1872" w:type="dxa"/>
+            <w:shd w:val="clear" w:color="auto" w:fill="FFFFFF"/>
+            <w:vAlign w:val="center"/>
+          </w:tcPr>
+          <w:p>
+            <w:pPr>
+              <w:spacing w:before="60" w:after="60" w:line="264" w:lineRule="auto"/>
+            </w:pPr>
+            <w:r>
+              <w:rPr>
+                <w:sz w:val="22"/>
+              </w:rPr>
+              <w:t>99,67</w:t>
+            </w:r>
+          </w:p>
+        </w:tc>
+        <w:tc>
+          <w:tcPr>
+            <w:tcW w:w="2376" w:type="dxa"/>
+            <w:shd w:val="clear" w:color="auto" w:fill="FFFFFF"/>
+            <w:vAlign w:val="center"/>
+          </w:tcPr>
+          <w:p>
+            <w:pPr>
+              <w:spacing w:before="60" w:after="60" w:line="264" w:lineRule="auto"/>
+            </w:pPr>
+            <w:r>
+              <w:rPr>
+                <w:sz w:val="22"/>
+              </w:rPr>
+              <w:t>22,38</w:t>
+            </w:r>
+          </w:p>
+        </w:tc>
+        <w:tc>
+          <w:tcPr>
+            <w:tcW w:w="2376" w:type="dxa"/>
+            <w:shd w:val="clear" w:color="auto" w:fill="FFFFFF"/>
+            <w:vAlign w:val="center"/>
+          </w:tcPr>
+          <w:p>
+            <w:pPr>
+              <w:spacing w:before="60" w:after="60" w:line="264" w:lineRule="auto"/>
+            </w:pPr>
+            <w:r>
+              <w:rPr>
+                <w:sz w:val="22"/>
+              </w:rPr>
+              <w:t>23,53</w:t>
+            </w:r>
+          </w:p>
+        </w:tc>
+        <w:tc>
+          <w:tcPr>
+            <w:tcW w:w="1800" w:type="dxa"/>
+            <w:shd w:val="clear" w:color="auto" w:fill="FFFFFF"/>
+            <w:vAlign w:val="center"/>
+          </w:tcPr>
+          <w:p>
+            <w:pPr>
+              <w:spacing w:before="60" w:after="60" w:line="264" w:lineRule="auto"/>
+            </w:pPr>
+            <w:r>
+              <w:rPr>
+                <w:sz w:val="22"/>
+              </w:rPr>
+              <w:t>6</w:t>
+            </w:r>
+          </w:p>
+        </w:tc>
+      </w:tr>
+      <w:tr>
+        <w:trPr>
+          <w:cantSplit/>
+          <w:jc w:val="center"/>
+        </w:trPr>
+        <w:tc>
+          <w:tcPr>
+            <w:tcW w:w="1512" w:type="dxa"/>
+            <w:shd w:val="clear" w:color="auto" w:fill="FFFFFF"/>
+            <w:vAlign w:val="center"/>
+          </w:tcPr>
+          <w:p>
+            <w:pPr>
+              <w:spacing w:before="60" w:after="60" w:line="264" w:lineRule="auto"/>
+            </w:pPr>
+            <w:r>
+              <w:rPr>
+                <w:sz w:val="22"/>
+              </w:rPr>
+              <w:t>14</w:t>
+            </w:r>
+          </w:p>
+        </w:tc>
+        <w:tc>
+          <w:tcPr>
+            <w:tcW w:w="1872" w:type="dxa"/>
+            <w:shd w:val="clear" w:color="auto" w:fill="FFFFFF"/>
+            <w:vAlign w:val="center"/>
+          </w:tcPr>
+          <w:p>
+            <w:pPr>
+              <w:spacing w:before="60" w:after="60" w:line="264" w:lineRule="auto"/>
+            </w:pPr>
+            <w:r>
+              <w:rPr>
+                <w:sz w:val="22"/>
+              </w:rPr>
+              <w:t>93,17</w:t>
+            </w:r>
+          </w:p>
+        </w:tc>
+        <w:tc>
+          <w:tcPr>
+            <w:tcW w:w="2376" w:type="dxa"/>
+            <w:shd w:val="clear" w:color="auto" w:fill="FFFFFF"/>
+            <w:vAlign w:val="center"/>
+          </w:tcPr>
+          <w:p>
+            <w:pPr>
+              <w:spacing w:before="60" w:after="60" w:line="264" w:lineRule="auto"/>
+            </w:pPr>
+            <w:r>
+              <w:rPr>
+                <w:sz w:val="22"/>
+              </w:rPr>
+              <w:t>22,15</w:t>
+            </w:r>
+          </w:p>
+        </w:tc>
+        <w:tc>
+          <w:tcPr>
+            <w:tcW w:w="2376" w:type="dxa"/>
+            <w:shd w:val="clear" w:color="auto" w:fill="FFFFFF"/>
+            <w:vAlign w:val="center"/>
+          </w:tcPr>
+          <w:p>
+            <w:pPr>
+              <w:spacing w:before="60" w:after="60" w:line="264" w:lineRule="auto"/>
+            </w:pPr>
+            <w:r>
+              <w:rPr>
+                <w:sz w:val="22"/>
+              </w:rPr>
+              <w:t>23,32</w:t>
+            </w:r>
+          </w:p>
+        </w:tc>
+        <w:tc>
+          <w:tcPr>
+            <w:tcW w:w="1800" w:type="dxa"/>
+            <w:shd w:val="clear" w:color="auto" w:fill="FFFFFF"/>
+            <w:vAlign w:val="center"/>
+          </w:tcPr>
+          <w:p>
+            <w:pPr>
+              <w:spacing w:before="60" w:after="60" w:line="264" w:lineRule="auto"/>
+            </w:pPr>
+            <w:r>
+              <w:rPr>
+                <w:sz w:val="22"/>
+              </w:rPr>
+              <w:t>6</w:t>
+            </w:r>
+          </w:p>
+        </w:tc>
+      </w:tr>
+      <w:tr>
+        <w:trPr>
+          <w:cantSplit/>
+          <w:jc w:val="center"/>
+        </w:trPr>
+        <w:tc>
+          <w:tcPr>
+            <w:tcW w:w="1512" w:type="dxa"/>
+            <w:shd w:val="clear" w:color="auto" w:fill="FFFFFF"/>
+            <w:vAlign w:val="center"/>
+          </w:tcPr>
+          <w:p>
+            <w:pPr>
+              <w:spacing w:before="60" w:after="60" w:line="264" w:lineRule="auto"/>
+            </w:pPr>
+            <w:r>
+              <w:rPr>
+                <w:sz w:val="22"/>
+              </w:rPr>
+              <w:t>15</w:t>
+            </w:r>
+          </w:p>
+        </w:tc>
+        <w:tc>
+          <w:tcPr>
+            <w:tcW w:w="1872" w:type="dxa"/>
+            <w:shd w:val="clear" w:color="auto" w:fill="FFFFFF"/>
+            <w:vAlign w:val="center"/>
+          </w:tcPr>
+          <w:p>
+            <w:pPr>
+              <w:spacing w:before="60" w:after="60" w:line="264" w:lineRule="auto"/>
+            </w:pPr>
+            <w:r>
+              <w:rPr>
+                <w:sz w:val="22"/>
+              </w:rPr>
+              <w:t>84,00</w:t>
+            </w:r>
+          </w:p>
+        </w:tc>
+        <w:tc>
+          <w:tcPr>
+            <w:tcW w:w="2376" w:type="dxa"/>
+            <w:shd w:val="clear" w:color="auto" w:fill="FFFFFF"/>
+            <w:vAlign w:val="center"/>
+          </w:tcPr>
+          <w:p>
+            <w:pPr>
+              <w:spacing w:before="60" w:after="60" w:line="264" w:lineRule="auto"/>
+            </w:pPr>
+            <w:r>
+              <w:rPr>
+                <w:sz w:val="22"/>
+              </w:rPr>
+              <w:t>22,60</w:t>
+            </w:r>
+          </w:p>
+        </w:tc>
+        <w:tc>
+          <w:tcPr>
+            <w:tcW w:w="2376" w:type="dxa"/>
+            <w:shd w:val="clear" w:color="auto" w:fill="FFFFFF"/>
+            <w:vAlign w:val="center"/>
+          </w:tcPr>
+          <w:p>
+            <w:pPr>
+              <w:spacing w:before="60" w:after="60" w:line="264" w:lineRule="auto"/>
+            </w:pPr>
+            <w:r>
+              <w:rPr>
+                <w:sz w:val="22"/>
+              </w:rPr>
+              <w:t>23,78</w:t>
+            </w:r>
+          </w:p>
+        </w:tc>
+        <w:tc>
+          <w:tcPr>
+            <w:tcW w:w="1800" w:type="dxa"/>
+            <w:shd w:val="clear" w:color="auto" w:fill="FFFFFF"/>
+            <w:vAlign w:val="center"/>
+          </w:tcPr>
+          <w:p>
+            <w:pPr>
+              <w:spacing w:before="60" w:after="60" w:line="264" w:lineRule="auto"/>
+            </w:pPr>
+            <w:r>
+              <w:rPr>
+                <w:sz w:val="22"/>
+              </w:rPr>
+              <w:t>6</w:t>
+            </w:r>
+          </w:p>
+        </w:tc>
+      </w:tr>
+      <w:tr>
+        <w:trPr>
+          <w:cantSplit/>
+          <w:jc w:val="center"/>
+        </w:trPr>
+        <w:tc>
+          <w:tcPr>
+            <w:tcW w:w="1512" w:type="dxa"/>
+            <w:shd w:val="clear" w:color="auto" w:fill="FFFFFF"/>
+            <w:vAlign w:val="center"/>
+          </w:tcPr>
+          <w:p>
+            <w:pPr>
+              <w:spacing w:before="60" w:after="60" w:line="264" w:lineRule="auto"/>
+            </w:pPr>
+            <w:r>
+              <w:rPr>
+                <w:sz w:val="22"/>
+              </w:rPr>
+              <w:t>16</w:t>
+            </w:r>
+          </w:p>
+        </w:tc>
+        <w:tc>
+          <w:tcPr>
+            <w:tcW w:w="1872" w:type="dxa"/>
+            <w:shd w:val="clear" w:color="auto" w:fill="FFFFFF"/>
+            <w:vAlign w:val="center"/>
+          </w:tcPr>
+          <w:p>
+            <w:pPr>
+              <w:spacing w:before="60" w:after="60" w:line="264" w:lineRule="auto"/>
+            </w:pPr>
+            <w:r>
+              <w:rPr>
+                <w:sz w:val="22"/>
+              </w:rPr>
+              <w:t>78,50</w:t>
+            </w:r>
+          </w:p>
+        </w:tc>
+        <w:tc>
+          <w:tcPr>
+            <w:tcW w:w="2376" w:type="dxa"/>
+            <w:shd w:val="clear" w:color="auto" w:fill="FFFFFF"/>
+            <w:vAlign w:val="center"/>
+          </w:tcPr>
+          <w:p>
+            <w:pPr>
+              <w:spacing w:before="60" w:after="60" w:line="264" w:lineRule="auto"/>
+            </w:pPr>
+            <w:r>
+              <w:rPr>
+                <w:sz w:val="22"/>
+              </w:rPr>
+              <w:t>23,72</w:t>
+            </w:r>
+          </w:p>
+        </w:tc>
+        <w:tc>
+          <w:tcPr>
+            <w:tcW w:w="2376" w:type="dxa"/>
+            <w:shd w:val="clear" w:color="auto" w:fill="FFFFFF"/>
+            <w:vAlign w:val="center"/>
+          </w:tcPr>
+          <w:p>
+            <w:pPr>
+              <w:spacing w:before="60" w:after="60" w:line="264" w:lineRule="auto"/>
+            </w:pPr>
+            <w:r>
+              <w:rPr>
+                <w:sz w:val="22"/>
+              </w:rPr>
+              <w:t>24,88</w:t>
+            </w:r>
+          </w:p>
+        </w:tc>
+        <w:tc>
+          <w:tcPr>
+            <w:tcW w:w="1800" w:type="dxa"/>
+            <w:shd w:val="clear" w:color="auto" w:fill="FFFFFF"/>
+            <w:vAlign w:val="center"/>
+          </w:tcPr>
+          <w:p>
+            <w:pPr>
+              <w:spacing w:before="60" w:after="60" w:line="264" w:lineRule="auto"/>
+            </w:pPr>
+            <w:r>
+              <w:rPr>
+                <w:sz w:val="22"/>
+              </w:rPr>
+              <w:t>6</w:t>
+            </w:r>
+          </w:p>
+        </w:tc>
+      </w:tr>
+      <w:tr>
+        <w:trPr>
+          <w:cantSplit/>
+          <w:jc w:val="center"/>
+        </w:trPr>
+        <w:tc>
+          <w:tcPr>
+            <w:tcW w:w="1512" w:type="dxa"/>
+            <w:shd w:val="clear" w:color="auto" w:fill="FFFFFF"/>
+            <w:vAlign w:val="center"/>
+          </w:tcPr>
+          <w:p>
+            <w:pPr>
+              <w:spacing w:before="60" w:after="60" w:line="264" w:lineRule="auto"/>
+            </w:pPr>
+            <w:r>
+              <w:rPr>
+                <w:sz w:val="22"/>
+              </w:rPr>
+              <w:t>17</w:t>
+            </w:r>
+          </w:p>
+        </w:tc>
+        <w:tc>
+          <w:tcPr>
+            <w:tcW w:w="1872" w:type="dxa"/>
+            <w:shd w:val="clear" w:color="auto" w:fill="FFFFFF"/>
+            <w:vAlign w:val="center"/>
+          </w:tcPr>
+          <w:p>
+            <w:pPr>
+              <w:spacing w:before="60" w:after="60" w:line="264" w:lineRule="auto"/>
+            </w:pPr>
+            <w:r>
+              <w:rPr>
+                <w:sz w:val="22"/>
+              </w:rPr>
+              <w:t>78,00</w:t>
+            </w:r>
+          </w:p>
+        </w:tc>
+        <w:tc>
+          <w:tcPr>
+            <w:tcW w:w="2376" w:type="dxa"/>
+            <w:shd w:val="clear" w:color="auto" w:fill="FFFFFF"/>
+            <w:vAlign w:val="center"/>
+          </w:tcPr>
+          <w:p>
+            <w:pPr>
+              <w:spacing w:before="60" w:after="60" w:line="264" w:lineRule="auto"/>
+            </w:pPr>
+            <w:r>
+              <w:rPr>
+                <w:sz w:val="22"/>
+              </w:rPr>
+              <w:t>24,28</w:t>
+            </w:r>
+          </w:p>
+        </w:tc>
+        <w:tc>
+          <w:tcPr>
+            <w:tcW w:w="2376" w:type="dxa"/>
+            <w:shd w:val="clear" w:color="auto" w:fill="FFFFFF"/>
+            <w:vAlign w:val="center"/>
+          </w:tcPr>
+          <w:p>
+            <w:pPr>
+              <w:spacing w:before="60" w:after="60" w:line="264" w:lineRule="auto"/>
+            </w:pPr>
+            <w:r>
+              <w:rPr>
+                <w:sz w:val="22"/>
+              </w:rPr>
+              <w:t>25,35</w:t>
+            </w:r>
+          </w:p>
+        </w:tc>
+        <w:tc>
+          <w:tcPr>
+            <w:tcW w:w="1800" w:type="dxa"/>
+            <w:shd w:val="clear" w:color="auto" w:fill="FFFFFF"/>
+            <w:vAlign w:val="center"/>
+          </w:tcPr>
+          <w:p>
+            <w:pPr>
+              <w:spacing w:before="60" w:after="60" w:line="264" w:lineRule="auto"/>
+            </w:pPr>
+            <w:r>
+              <w:rPr>
+                <w:sz w:val="22"/>
+              </w:rPr>
+              <w:t>6</w:t>
+            </w:r>
+          </w:p>
+        </w:tc>
+      </w:tr>
+      <w:tr>
+        <w:trPr>
+          <w:cantSplit/>
+          <w:jc w:val="center"/>
+        </w:trPr>
+        <w:tc>
+          <w:tcPr>
+            <w:tcW w:w="1512" w:type="dxa"/>
+            <w:shd w:val="clear" w:color="auto" w:fill="FFFFFF"/>
+            <w:vAlign w:val="center"/>
+          </w:tcPr>
+          <w:p>
+            <w:pPr>
+              <w:spacing w:before="60" w:after="60" w:line="264" w:lineRule="auto"/>
+            </w:pPr>
+            <w:r>
+              <w:rPr>
+                <w:sz w:val="22"/>
+              </w:rPr>
+              <w:t>18</w:t>
+            </w:r>
+          </w:p>
+        </w:tc>
+        <w:tc>
+          <w:tcPr>
+            <w:tcW w:w="1872" w:type="dxa"/>
+            <w:shd w:val="clear" w:color="auto" w:fill="FFFFFF"/>
+            <w:vAlign w:val="center"/>
+          </w:tcPr>
+          <w:p>
+            <w:pPr>
+              <w:spacing w:before="60" w:after="60" w:line="264" w:lineRule="auto"/>
+            </w:pPr>
+            <w:r>
+              <w:rPr>
+                <w:sz w:val="22"/>
+              </w:rPr>
+              <w:t>78,00</w:t>
+            </w:r>
+          </w:p>
+        </w:tc>
+        <w:tc>
+          <w:tcPr>
+            <w:tcW w:w="2376" w:type="dxa"/>
+            <w:shd w:val="clear" w:color="auto" w:fill="FFFFFF"/>
+            <w:vAlign w:val="center"/>
+          </w:tcPr>
+          <w:p>
+            <w:pPr>
+              <w:spacing w:before="60" w:after="60" w:line="264" w:lineRule="auto"/>
+            </w:pPr>
+            <w:r>
+              <w:rPr>
+                <w:sz w:val="22"/>
+              </w:rPr>
+              <w:t>24,38</w:t>
+            </w:r>
+          </w:p>
+        </w:tc>
+        <w:tc>
+          <w:tcPr>
+            <w:tcW w:w="2376" w:type="dxa"/>
+            <w:shd w:val="clear" w:color="auto" w:fill="FFFFFF"/>
+            <w:vAlign w:val="center"/>
+          </w:tcPr>
+          <w:p>
+            <w:pPr>
+              <w:spacing w:before="60" w:after="60" w:line="264" w:lineRule="auto"/>
+            </w:pPr>
+            <w:r>
+              <w:rPr>
+                <w:sz w:val="22"/>
+              </w:rPr>
+              <w:t>25,48</w:t>
+            </w:r>
+          </w:p>
+        </w:tc>
+        <w:tc>
+          <w:tcPr>
+            <w:tcW w:w="1800" w:type="dxa"/>
+            <w:shd w:val="clear" w:color="auto" w:fill="FFFFFF"/>
+            <w:vAlign w:val="center"/>
+          </w:tcPr>
+          <w:p>
+            <w:pPr>
+              <w:spacing w:before="60" w:after="60" w:line="264" w:lineRule="auto"/>
+            </w:pPr>
+            <w:r>
+              <w:rPr>
+                <w:sz w:val="22"/>
+              </w:rPr>
+              <w:t>6</w:t>
+            </w:r>
+          </w:p>
+        </w:tc>
+      </w:tr>
+      <w:tr>
+        <w:trPr>
+          <w:cantSplit/>
+          <w:jc w:val="center"/>
+        </w:trPr>
+        <w:tc>
+          <w:tcPr>
+            <w:tcW w:w="1512" w:type="dxa"/>
+            <w:shd w:val="clear" w:color="auto" w:fill="FFFFFF"/>
+            <w:vAlign w:val="center"/>
+          </w:tcPr>
+          <w:p>
+            <w:pPr>
+              <w:spacing w:before="60" w:after="60" w:line="264" w:lineRule="auto"/>
+            </w:pPr>
+            <w:r>
+              <w:rPr>
+                <w:sz w:val="22"/>
+              </w:rPr>
+              <w:t>19</w:t>
+            </w:r>
+          </w:p>
+        </w:tc>
+        <w:tc>
+          <w:tcPr>
+            <w:tcW w:w="1872" w:type="dxa"/>
+            <w:shd w:val="clear" w:color="auto" w:fill="FFFFFF"/>
+            <w:vAlign w:val="center"/>
+          </w:tcPr>
+          <w:p>
+            <w:pPr>
+              <w:spacing w:before="60" w:after="60" w:line="264" w:lineRule="auto"/>
+            </w:pPr>
+            <w:r>
+              <w:rPr>
+                <w:sz w:val="22"/>
+              </w:rPr>
+              <w:t>77,50</w:t>
+            </w:r>
+          </w:p>
+        </w:tc>
+        <w:tc>
+          <w:tcPr>
+            <w:tcW w:w="2376" w:type="dxa"/>
+            <w:shd w:val="clear" w:color="auto" w:fill="FFFFFF"/>
+            <w:vAlign w:val="center"/>
+          </w:tcPr>
+          <w:p>
+            <w:pPr>
+              <w:spacing w:before="60" w:after="60" w:line="264" w:lineRule="auto"/>
+            </w:pPr>
+            <w:r>
+              <w:rPr>
+                <w:sz w:val="22"/>
+              </w:rPr>
+              <w:t>25,53</w:t>
+            </w:r>
+          </w:p>
+        </w:tc>
+        <w:tc>
+          <w:tcPr>
+            <w:tcW w:w="2376" w:type="dxa"/>
+            <w:shd w:val="clear" w:color="auto" w:fill="FFFFFF"/>
+            <w:vAlign w:val="center"/>
+          </w:tcPr>
+          <w:p>
+            <w:pPr>
+              <w:spacing w:before="60" w:after="60" w:line="264" w:lineRule="auto"/>
+            </w:pPr>
+            <w:r>
+              <w:rPr>
+                <w:sz w:val="22"/>
+              </w:rPr>
+              <w:t>26,52</w:t>
+            </w:r>
+          </w:p>
+        </w:tc>
+        <w:tc>
+          <w:tcPr>
+            <w:tcW w:w="1800" w:type="dxa"/>
+            <w:shd w:val="clear" w:color="auto" w:fill="FFFFFF"/>
+            <w:vAlign w:val="center"/>
+          </w:tcPr>
+          <w:p>
+            <w:pPr>
+              <w:spacing w:before="60" w:after="60" w:line="264" w:lineRule="auto"/>
+            </w:pPr>
+            <w:r>
+              <w:rPr>
+                <w:sz w:val="22"/>
+              </w:rPr>
+              <w:t>6</w:t>
+            </w:r>
+          </w:p>
+        </w:tc>
+      </w:tr>
+      <w:tr>
+        <w:trPr>
+          <w:cantSplit/>
+          <w:jc w:val="center"/>
+        </w:trPr>
+        <w:tc>
+          <w:tcPr>
+            <w:tcW w:w="1512" w:type="dxa"/>
+            <w:shd w:val="clear" w:color="auto" w:fill="FFFFFF"/>
+            <w:vAlign w:val="center"/>
+          </w:tcPr>
+          <w:p>
+            <w:pPr>
+              <w:spacing w:before="60" w:after="60" w:line="264" w:lineRule="auto"/>
+            </w:pPr>
+            <w:r>
+              <w:rPr>
+                <w:sz w:val="22"/>
+              </w:rPr>
+              <w:t>20</w:t>
+            </w:r>
+          </w:p>
+        </w:tc>
+        <w:tc>
+          <w:tcPr>
+            <w:tcW w:w="1872" w:type="dxa"/>
+            <w:shd w:val="clear" w:color="auto" w:fill="FFFFFF"/>
+            <w:vAlign w:val="center"/>
+          </w:tcPr>
+          <w:p>
+            <w:pPr>
+              <w:spacing w:before="60" w:after="60" w:line="264" w:lineRule="auto"/>
+            </w:pPr>
+            <w:r>
+              <w:rPr>
+                <w:sz w:val="22"/>
+              </w:rPr>
+              <w:t>77,67</w:t>
+            </w:r>
+          </w:p>
+        </w:tc>
+        <w:tc>
+          <w:tcPr>
+            <w:tcW w:w="2376" w:type="dxa"/>
+            <w:shd w:val="clear" w:color="auto" w:fill="FFFFFF"/>
+            <w:vAlign w:val="center"/>
+          </w:tcPr>
+          <w:p>
+            <w:pPr>
+              <w:spacing w:before="60" w:after="60" w:line="264" w:lineRule="auto"/>
+            </w:pPr>
+            <w:r>
+              <w:rPr>
+                <w:sz w:val="22"/>
+              </w:rPr>
+              <w:t>25,32</w:t>
+            </w:r>
+          </w:p>
+        </w:tc>
+        <w:tc>
+          <w:tcPr>
+            <w:tcW w:w="2376" w:type="dxa"/>
+            <w:shd w:val="clear" w:color="auto" w:fill="FFFFFF"/>
+            <w:vAlign w:val="center"/>
+          </w:tcPr>
+          <w:p>
+            <w:pPr>
+              <w:spacing w:before="60" w:after="60" w:line="264" w:lineRule="auto"/>
+            </w:pPr>
+            <w:r>
+              <w:rPr>
+                <w:sz w:val="22"/>
+              </w:rPr>
+              <w:t>26,32</w:t>
+            </w:r>
+          </w:p>
+        </w:tc>
+        <w:tc>
+          <w:tcPr>
+            <w:tcW w:w="1800" w:type="dxa"/>
+            <w:shd w:val="clear" w:color="auto" w:fill="FFFFFF"/>
+            <w:vAlign w:val="center"/>
+          </w:tcPr>
+          <w:p>
+            <w:pPr>
+              <w:spacing w:before="60" w:after="60" w:line="264" w:lineRule="auto"/>
+            </w:pPr>
+            <w:r>
+              <w:rPr>
+                <w:sz w:val="22"/>
+              </w:rPr>
+              <w:t>6</w:t>
+            </w:r>
+          </w:p>
+        </w:tc>
+      </w:tr>
+      <w:tr>
+        <w:trPr>
+          <w:cantSplit/>
+          <w:jc w:val="center"/>
+        </w:trPr>
+        <w:tc>
+          <w:tcPr>
+            <w:tcW w:w="1512" w:type="dxa"/>
+            <w:shd w:val="clear" w:color="auto" w:fill="FFFFFF"/>
+            <w:vAlign w:val="center"/>
+          </w:tcPr>
+          <w:p>
+            <w:pPr>
+              <w:spacing w:before="60" w:after="60" w:line="264" w:lineRule="auto"/>
+            </w:pPr>
+            <w:r>
+              <w:rPr>
+                <w:sz w:val="22"/>
+              </w:rPr>
+              <w:t>21</w:t>
+            </w:r>
+          </w:p>
+        </w:tc>
+        <w:tc>
+          <w:tcPr>
+            <w:tcW w:w="1872" w:type="dxa"/>
+            <w:shd w:val="clear" w:color="auto" w:fill="FFFFFF"/>
+            <w:vAlign w:val="center"/>
+          </w:tcPr>
+          <w:p>
+            <w:pPr>
+              <w:spacing w:before="60" w:after="60" w:line="264" w:lineRule="auto"/>
+            </w:pPr>
+            <w:r>
+              <w:rPr>
+                <w:sz w:val="22"/>
+              </w:rPr>
+              <w:t>77,33</w:t>
+            </w:r>
+          </w:p>
+        </w:tc>
+        <w:tc>
+          <w:tcPr>
+            <w:tcW w:w="2376" w:type="dxa"/>
+            <w:shd w:val="clear" w:color="auto" w:fill="FFFFFF"/>
+            <w:vAlign w:val="center"/>
+          </w:tcPr>
+          <w:p>
+            <w:pPr>
+              <w:spacing w:before="60" w:after="60" w:line="264" w:lineRule="auto"/>
+            </w:pPr>
+            <w:r>
+              <w:rPr>
+                <w:sz w:val="22"/>
+              </w:rPr>
+              <w:t>23,77</w:t>
+            </w:r>
+          </w:p>
+        </w:tc>
+        <w:tc>
+          <w:tcPr>
+            <w:tcW w:w="2376" w:type="dxa"/>
+            <w:shd w:val="clear" w:color="auto" w:fill="FFFFFF"/>
+            <w:vAlign w:val="center"/>
+          </w:tcPr>
+          <w:p>
+            <w:pPr>
+              <w:spacing w:before="60" w:after="60" w:line="264" w:lineRule="auto"/>
+            </w:pPr>
+            <w:r>
+              <w:rPr>
+                <w:sz w:val="22"/>
+              </w:rPr>
+              <w:t>24,68</w:t>
+            </w:r>
+          </w:p>
+        </w:tc>
+        <w:tc>
+          <w:tcPr>
+            <w:tcW w:w="1800" w:type="dxa"/>
+            <w:shd w:val="clear" w:color="auto" w:fill="FFFFFF"/>
+            <w:vAlign w:val="center"/>
+          </w:tcPr>
+          <w:p>
+            <w:pPr>
+              <w:spacing w:before="60" w:after="60" w:line="264" w:lineRule="auto"/>
+            </w:pPr>
+            <w:r>
+              <w:rPr>
+                <w:sz w:val="22"/>
+              </w:rPr>
+              <w:t>6</w:t>
+            </w:r>
+          </w:p>
+        </w:tc>
+      </w:tr>
+      <w:tr>
+        <w:trPr>
+          <w:cantSplit/>
+          <w:jc w:val="center"/>
+        </w:trPr>
+        <w:tc>
+          <w:tcPr>
+            <w:tcW w:w="1512" w:type="dxa"/>
+            <w:shd w:val="clear" w:color="auto" w:fill="FFFFFF"/>
+            <w:vAlign w:val="center"/>
+          </w:tcPr>
+          <w:p>
+            <w:pPr>
+              <w:spacing w:before="60" w:after="60" w:line="264" w:lineRule="auto"/>
+            </w:pPr>
+            <w:r>
+              <w:rPr>
+                <w:sz w:val="22"/>
+              </w:rPr>
+              <w:t>22</w:t>
+            </w:r>
+          </w:p>
+        </w:tc>
+        <w:tc>
+          <w:tcPr>
+            <w:tcW w:w="1872" w:type="dxa"/>
+            <w:shd w:val="clear" w:color="auto" w:fill="FFFFFF"/>
+            <w:vAlign w:val="center"/>
+          </w:tcPr>
+          <w:p>
+            <w:pPr>
+              <w:spacing w:before="60" w:after="60" w:line="264" w:lineRule="auto"/>
+            </w:pPr>
+            <w:r>
+              <w:rPr>
+                <w:sz w:val="22"/>
+              </w:rPr>
+              <w:t>76,83</w:t>
+            </w:r>
+          </w:p>
+        </w:tc>
+        <w:tc>
+          <w:tcPr>
+            <w:tcW w:w="2376" w:type="dxa"/>
+            <w:shd w:val="clear" w:color="auto" w:fill="FFFFFF"/>
+            <w:vAlign w:val="center"/>
+          </w:tcPr>
+          <w:p>
+            <w:pPr>
+              <w:spacing w:before="60" w:after="60" w:line="264" w:lineRule="auto"/>
+            </w:pPr>
+            <w:r>
+              <w:rPr>
+                <w:sz w:val="22"/>
+              </w:rPr>
+              <w:t>23,07</w:t>
+            </w:r>
+          </w:p>
+        </w:tc>
+        <w:tc>
+          <w:tcPr>
+            <w:tcW w:w="2376" w:type="dxa"/>
+            <w:shd w:val="clear" w:color="auto" w:fill="FFFFFF"/>
+            <w:vAlign w:val="center"/>
+          </w:tcPr>
+          <w:p>
+            <w:pPr>
+              <w:spacing w:before="60" w:after="60" w:line="264" w:lineRule="auto"/>
+            </w:pPr>
+            <w:r>
+              <w:rPr>
+                <w:sz w:val="22"/>
+              </w:rPr>
+              <w:t>23,98</w:t>
+            </w:r>
+          </w:p>
+        </w:tc>
+        <w:tc>
+          <w:tcPr>
+            <w:tcW w:w="1800" w:type="dxa"/>
+            <w:shd w:val="clear" w:color="auto" w:fill="FFFFFF"/>
+            <w:vAlign w:val="center"/>
+          </w:tcPr>
+          <w:p>
+            <w:pPr>
+              <w:spacing w:before="60" w:after="60" w:line="264" w:lineRule="auto"/>
+            </w:pPr>
+            <w:r>
+              <w:rPr>
+                <w:sz w:val="22"/>
+              </w:rPr>
+              <w:t>6</w:t>
+            </w:r>
+          </w:p>
+        </w:tc>
+      </w:tr>
+      <w:tr>
+        <w:trPr>
+          <w:cantSplit/>
+          <w:jc w:val="center"/>
+        </w:trPr>
+        <w:tc>
+          <w:tcPr>
+            <w:tcW w:w="1512" w:type="dxa"/>
+            <w:shd w:val="clear" w:color="auto" w:fill="FFFFFF"/>
+            <w:vAlign w:val="center"/>
+          </w:tcPr>
+          <w:p>
+            <w:pPr>
+              <w:spacing w:before="60" w:after="60" w:line="264" w:lineRule="auto"/>
+            </w:pPr>
+            <w:r>
+              <w:rPr>
+                <w:sz w:val="22"/>
+              </w:rPr>
+              <w:t>23</w:t>
+            </w:r>
+          </w:p>
+        </w:tc>
+        <w:tc>
+          <w:tcPr>
+            <w:tcW w:w="1872" w:type="dxa"/>
+            <w:shd w:val="clear" w:color="auto" w:fill="FFFFFF"/>
+            <w:vAlign w:val="center"/>
+          </w:tcPr>
+          <w:p>
+            <w:pPr>
+              <w:spacing w:before="60" w:after="60" w:line="264" w:lineRule="auto"/>
+            </w:pPr>
+            <w:r>
+              <w:rPr>
+                <w:sz w:val="22"/>
+              </w:rPr>
+              <w:t>75,83</w:t>
+            </w:r>
+          </w:p>
+        </w:tc>
+        <w:tc>
+          <w:tcPr>
+            <w:tcW w:w="2376" w:type="dxa"/>
+            <w:shd w:val="clear" w:color="auto" w:fill="FFFFFF"/>
+            <w:vAlign w:val="center"/>
+          </w:tcPr>
+          <w:p>
+            <w:pPr>
+              <w:spacing w:before="60" w:after="60" w:line="264" w:lineRule="auto"/>
+            </w:pPr>
+            <w:r>
+              <w:rPr>
+                <w:sz w:val="22"/>
+              </w:rPr>
+              <w:t>23,52</w:t>
+            </w:r>
+          </w:p>
+        </w:tc>
+        <w:tc>
+          <w:tcPr>
+            <w:tcW w:w="2376" w:type="dxa"/>
+            <w:shd w:val="clear" w:color="auto" w:fill="FFFFFF"/>
+            <w:vAlign w:val="center"/>
+          </w:tcPr>
+          <w:p>
+            <w:pPr>
+              <w:spacing w:before="60" w:after="60" w:line="264" w:lineRule="auto"/>
+            </w:pPr>
+            <w:r>
+              <w:rPr>
+                <w:sz w:val="22"/>
+              </w:rPr>
+              <w:t>24,48</w:t>
+            </w:r>
+          </w:p>
+        </w:tc>
+        <w:tc>
+          <w:tcPr>
+            <w:tcW w:w="1800" w:type="dxa"/>
+            <w:shd w:val="clear" w:color="auto" w:fill="FFFFFF"/>
+            <w:vAlign w:val="center"/>
+          </w:tcPr>
+          <w:p>
+            <w:pPr>
+              <w:spacing w:before="60" w:after="60" w:line="264" w:lineRule="auto"/>
+            </w:pPr>
+            <w:r>
+              <w:rPr>
+                <w:sz w:val="22"/>
+              </w:rPr>
+              <w:t>6</w:t>
+            </w:r>
+          </w:p>
+        </w:tc>
+      </w:tr>
+    </w:tbl>
+    <w:p>
+      <w:pPr>
         <w:pStyle w:val="Heading3"/>
+        <w:pageBreakBefore/>
         <w:spacing w:before="120"/>
       </w:pPr>
       <w:r>
+        <w:lastRenderedPageBreak/>
         <w:t>Truy vấn 3 Phân bố cấp độ chất lượng không khí theo tiêu chuẩn US EPA</w:t>
       </w:r>
     </w:p>
@@ -9963,7 +12470,6 @@
                 <w:b/>
                 <w:sz w:val="22"/>
               </w:rPr>
-              <w:lastRenderedPageBreak/>
               <w:t>Thành phần</w:t>
             </w:r>
           </w:p>
@@ -10090,7 +12596,7 @@
         <w:jc w:val="center"/>
       </w:pPr>
       <w:r>
-        <w:t>Bảng 4.3 Phân bố các cấp AQI theo thành phố</w:t>
+        <w:t>Bảng 4.4 Phân bố các cấp AQI theo thành phố</w:t>
       </w:r>
     </w:p>
     <w:tbl>
@@ -10838,8 +13344,9 @@
         <w:rPr>
           <w:noProof/>
         </w:rPr>
+        <w:lastRenderedPageBreak/>
         <w:drawing>
-          <wp:inline distT="0" distB="0" distL="0" distR="0" wp14:anchorId="3105C0BF" wp14:editId="44C036C1">
+          <wp:inline distT="0" distB="0" distL="0" distR="0" wp14:anchorId="1CAFB4F4" wp14:editId="1BBDC916">
             <wp:extent cx="6126480" cy="3278880"/>
             <wp:effectExtent l="0" t="0" r="0" b="0"/>
             <wp:docPr id="10" name="Picture 10"/>
@@ -10891,11 +13398,7 @@
         <w:ind w:firstLine="504"/>
       </w:pPr>
       <w:r>
-        <w:t xml:space="preserve">TP. Hồ Chí Minh có 35 mẫu ở cấp không tốt cho nhóm nhạy cảm (67,3%), 13 mẫu trung bình (25,0%) và 4 mẫu không tốt (7,7%). Đà Nẵng có 39 mẫu trung bình (75,0%), 6 mẫu tốt </w:t>
-      </w:r>
-      <w:r>
-        <w:lastRenderedPageBreak/>
-        <w:t>(11,5%), 4 mẫu nhóm nhạy cảm (7,7%) và 3 mẫu không tốt (5,8%). Hà Nội có 52 mẫu trung bình. Đây là tỷ lệ mẫu, không phải tỷ lệ thời gian vận hành.</w:t>
+        <w:t>TP. Hồ Chí Minh có 35 mẫu ở cấp không tốt cho nhóm nhạy cảm (67,3%), 13 mẫu trung bình (25,0%) và 4 mẫu không tốt (7,7%). Đà Nẵng có 39 mẫu trung bình (75,0%), 6 mẫu tốt (11,5%), 4 mẫu nhóm nhạy cảm (7,7%) và 3 mẫu không tốt (5,8%). Hà Nội có 52 mẫu trung bình. Đây là tỷ lệ mẫu, không phải tỷ lệ thời gian vận hành.</w:t>
       </w:r>
     </w:p>
     <w:p>
@@ -11077,7 +13580,7 @@
         <w:jc w:val="center"/>
       </w:pPr>
       <w:r>
-        <w:t>Bảng 4.4 Hệ số tương quan Pearson với PM2.5</w:t>
+        <w:t>Bảng 4.5 Hệ số tương quan Pearson với PM2.5</w:t>
       </w:r>
     </w:p>
     <w:tbl>
@@ -11443,8 +13946,9 @@
         <w:rPr>
           <w:noProof/>
         </w:rPr>
+        <w:lastRenderedPageBreak/>
         <w:drawing>
-          <wp:inline distT="0" distB="0" distL="0" distR="0" wp14:anchorId="1D016784" wp14:editId="59ECE335">
+          <wp:inline distT="0" distB="0" distL="0" distR="0" wp14:anchorId="5AD81FAA" wp14:editId="3043B252">
             <wp:extent cx="6126480" cy="3276024"/>
             <wp:effectExtent l="0" t="0" r="0" b="0"/>
             <wp:docPr id="11" name="Picture 11"/>
@@ -11496,7 +14000,6 @@
         <w:ind w:firstLine="504"/>
       </w:pPr>
       <w:r>
-        <w:lastRenderedPageBreak/>
         <w:t>Tại TP. Hồ Chí Minh, nhiệt độ có r = −0,6977 và độ ẩm có r = 0,6627 với PM2.5. Tại Hà Nội, tốc độ gió có r = −0,4846. Các hệ số mô tả bộ mẫu hiện có; chúng không chứng minh quan hệ nhân quả hay một cơ chế khí quyển cụ thể.</w:t>
       </w:r>
     </w:p>
@@ -11521,9 +14024,11 @@
     <w:p>
       <w:pPr>
         <w:pStyle w:val="Heading2"/>
-      </w:pPr>
-      <w:bookmarkStart w:id="22" w:name="_Toc242815058"/>
+        <w:pageBreakBefore/>
+      </w:pPr>
+      <w:bookmarkStart w:id="22" w:name="_Toc242824141"/>
       <w:r>
+        <w:lastRenderedPageBreak/>
         <w:t>4.5 Số liệu thực thi truy vấn Athena</w:t>
       </w:r>
       <w:bookmarkEnd w:id="22"/>
@@ -11545,7 +14050,7 @@
         <w:jc w:val="center"/>
       </w:pPr>
       <w:r>
-        <w:t>Bảng 4.5 Thời gian thực thi và dung lượng quét của năm truy vấn</w:t>
+        <w:t>Bảng 4.6 Thời gian thực thi và dung lượng quét của năm truy vấn</w:t>
       </w:r>
     </w:p>
     <w:tbl>
@@ -12064,7 +14569,7 @@
         <w:pageBreakBefore/>
         <w:jc w:val="left"/>
       </w:pPr>
-      <w:bookmarkStart w:id="23" w:name="_Toc242815059"/>
+      <w:bookmarkStart w:id="23" w:name="_Toc242824142"/>
       <w:r>
         <w:lastRenderedPageBreak/>
         <w:t>Chương 5 Đối chiếu dữ liệu và kiểm tra chức năng</w:t>
@@ -12075,7 +14580,7 @@
       <w:pPr>
         <w:pStyle w:val="Heading2"/>
       </w:pPr>
-      <w:bookmarkStart w:id="24" w:name="_Toc242815060"/>
+      <w:bookmarkStart w:id="24" w:name="_Toc242824143"/>
       <w:r>
         <w:t>5.1 Cấu trúc và số lượng bản ghi</w:t>
       </w:r>
@@ -12087,14 +14592,14 @@
         <w:ind w:firstLine="504"/>
       </w:pPr>
       <w:r>
-        <w:t>Tệp raw_weather_aqi_records.csv chứa 156 dòng, 156 mã bản ghi khác nhau và 23 trường; mỗi đô thị có 52 mẫu. Các phép tổng hợp theo thành phố, giờ và cấp AQI đều có tổng số mẫu 156, giúp phát hiện thiếu hoặc đếm trùng khi đối chiếu.</w:t>
+        <w:t>Tệp raw_weather_aqi_records.csv chứa 156 dòng, 156 mã bản ghi khác nhau và 23 trường; mỗi đô thị có 52 mẫu. Các phép tổng hợp theo thành phố, giờ và cấp AQI đều có tổng số mẫu 156, giúp phát hiện thiếu hoặc đếm trùng khi đối chiếu. Dữ liệu chất lượng không khí từ Open-Meteo Air Quality API dựa trên sản phẩm mô hình khí quyển CAMS, không phải phép đo trực tiếp tại một trạm. Nguồn dữ liệu: https://open-meteo.com/en/docs/air-quality-api.</w:t>
       </w:r>
     </w:p>
     <w:p>
       <w:pPr>
         <w:pStyle w:val="Heading2"/>
       </w:pPr>
-      <w:bookmarkStart w:id="25" w:name="_Toc242815061"/>
+      <w:bookmarkStart w:id="25" w:name="_Toc242824144"/>
       <w:r>
         <w:t>5.2 Kiểm tra chức năng và tính toàn vẹn dữ liệu</w:t>
       </w:r>
@@ -12547,7 +15052,7 @@
       <w:pPr>
         <w:pStyle w:val="Heading2"/>
       </w:pPr>
-      <w:bookmarkStart w:id="26" w:name="_Toc242815062"/>
+      <w:bookmarkStart w:id="26" w:name="_Toc242824145"/>
       <w:r>
         <w:t>5.3 Xử lý lỗi và giá trị thiếu</w:t>
       </w:r>
@@ -12606,7 +15111,7 @@
         <w:pStyle w:val="Heading2"/>
         <w:pageBreakBefore/>
       </w:pPr>
-      <w:bookmarkStart w:id="27" w:name="_Toc242815063"/>
+      <w:bookmarkStart w:id="27" w:name="_Toc242824146"/>
       <w:r>
         <w:lastRenderedPageBreak/>
         <w:t>5.4 Theo dõi bằng CloudWatch</w:t>
@@ -12662,7 +15167,7 @@
         <w:pageBreakBefore/>
         <w:jc w:val="left"/>
       </w:pPr>
-      <w:bookmarkStart w:id="28" w:name="_Toc242815064"/>
+      <w:bookmarkStart w:id="28" w:name="_Toc242824147"/>
       <w:r>
         <w:lastRenderedPageBreak/>
         <w:t>Chương 6 Đánh giá kết quả và sử dụng tài nguyên Tuần 2</w:t>
@@ -12673,7 +15178,7 @@
       <w:pPr>
         <w:pStyle w:val="Heading2"/>
       </w:pPr>
-      <w:bookmarkStart w:id="29" w:name="_Toc242815065"/>
+      <w:bookmarkStart w:id="29" w:name="_Toc242824148"/>
       <w:r>
         <w:t>6.1 Các đại lượng theo dõi sử dụng tài nguyên</w:t>
       </w:r>
@@ -13101,7 +15606,7 @@
       <w:pPr>
         <w:pStyle w:val="Heading2"/>
       </w:pPr>
-      <w:bookmarkStart w:id="30" w:name="_Toc242815066"/>
+      <w:bookmarkStart w:id="30" w:name="_Toc242824149"/>
       <w:r>
         <w:t>6.2 Tổng hợp các kết quả phân tích</w:t>
       </w:r>
@@ -13120,7 +15625,7 @@
       <w:pPr>
         <w:pStyle w:val="Heading2"/>
       </w:pPr>
-      <w:bookmarkStart w:id="31" w:name="_Toc242815067"/>
+      <w:bookmarkStart w:id="31" w:name="_Toc242824150"/>
       <w:r>
         <w:t>6.3 Quản lý vòng đời tài nguyên</w:t>
       </w:r>
@@ -13302,7 +15807,7 @@
       <w:pPr>
         <w:pStyle w:val="Heading2"/>
       </w:pPr>
-      <w:bookmarkStart w:id="32" w:name="_Toc242815068"/>
+      <w:bookmarkStart w:id="32" w:name="_Toc242824151"/>
       <w:r>
         <w:t>6.4 Đối chiếu sản phẩm Tuần 2</w:t>
       </w:r>
@@ -13721,7 +16226,7 @@
       <w:pPr>
         <w:pStyle w:val="Heading2"/>
       </w:pPr>
-      <w:bookmarkStart w:id="33" w:name="_Toc242815069"/>
+      <w:bookmarkStart w:id="33" w:name="_Toc242824152"/>
       <w:r>
         <w:t>6.5 Kết luận Tuần 2</w:t>
       </w:r>
@@ -13756,20 +16261,11 @@
     </w:p>
     <w:p>
       <w:pPr>
-        <w:pStyle w:val="BodyText"/>
-        <w:ind w:left="360" w:firstLine="504"/>
-      </w:pPr>
-      <w:r>
-        <w:t>Các chức năng liên quan gửi email, tự động kích hoạt định kỳ và sử dụng tài nguyên cần được đối chiếu bằng trạng thái dịch vụ tại phiên thực hành. Kết quả kiểm tra mã nguồn được trình bày riêng với kết quả truy vấn đã lưu.</w:t>
-      </w:r>
-    </w:p>
-    <w:p>
-      <w:pPr>
         <w:pStyle w:val="Heading1"/>
         <w:pageBreakBefore/>
         <w:jc w:val="left"/>
       </w:pPr>
-      <w:bookmarkStart w:id="34" w:name="_Toc242815070"/>
+      <w:bookmarkStart w:id="34" w:name="_Toc242824153"/>
       <w:r>
         <w:lastRenderedPageBreak/>
         <w:t>Chương 7 Phân công và tổng hợp công việc Tuần 2</w:t>
@@ -13780,7 +16276,7 @@
       <w:pPr>
         <w:pStyle w:val="Heading2"/>
       </w:pPr>
-      <w:bookmarkStart w:id="35" w:name="_Toc242815071"/>
+      <w:bookmarkStart w:id="35" w:name="_Toc242824154"/>
       <w:r>
         <w:t>7.1 Phân công theo nhóm chức năng</w:t>
       </w:r>
@@ -13792,7 +16288,7 @@
         <w:ind w:firstLine="504"/>
       </w:pPr>
       <w:r>
-        <w:t>Hai thành viên phụ trách các nhóm chức năng khác nhau và cùng thực hiện phần kiến trúc, tích hợp và báo cáo. Việc phân công bám theo các sản phẩm kỹ thuật được trình bày trong những chương trước.</w:t>
+        <w:t>Hai thành viên phụ trách các nhóm chức năng khác nhau và cùng thực hiện kiến trúc, tích hợp và báo cáo. Nhật ký Tuần 2 ghi nhận 10,0 giờ của Nguyễn Tiến Sơn và 9,5 giờ của Trần Thị Ngọc Quyên; tổng thời gian là 19,5 giờ. Phần việc bám theo các sản phẩm kỹ thuật đã trình bày trong những chương trước.</w:t>
       </w:r>
     </w:p>
     <w:p>
@@ -13816,8 +16312,9 @@
       </w:tblPr>
       <w:tblGrid>
         <w:gridCol w:w="2376"/>
-        <w:gridCol w:w="4536"/>
+        <w:gridCol w:w="3672"/>
         <w:gridCol w:w="3024"/>
+        <w:gridCol w:w="864"/>
       </w:tblGrid>
       <w:tr>
         <w:trPr>
@@ -13848,7 +16345,7 @@
         </w:tc>
         <w:tc>
           <w:tcPr>
-            <w:tcW w:w="4536" w:type="dxa"/>
+            <w:tcW w:w="3672" w:type="dxa"/>
             <w:shd w:val="clear" w:color="auto" w:fill="E7E7E7"/>
             <w:vAlign w:val="center"/>
           </w:tcPr>
@@ -13885,6 +16382,27 @@
                 <w:sz w:val="22"/>
               </w:rPr>
               <w:t>Phần thực hiện chung</w:t>
+            </w:r>
+          </w:p>
+        </w:tc>
+        <w:tc>
+          <w:tcPr>
+            <w:tcW w:w="864" w:type="dxa"/>
+            <w:shd w:val="clear" w:color="auto" w:fill="E7E7E7"/>
+            <w:vAlign w:val="center"/>
+          </w:tcPr>
+          <w:p>
+            <w:pPr>
+              <w:keepNext/>
+              <w:spacing w:before="60" w:after="60" w:line="264" w:lineRule="auto"/>
+              <w:jc w:val="center"/>
+            </w:pPr>
+            <w:r>
+              <w:rPr>
+                <w:b/>
+                <w:sz w:val="22"/>
+              </w:rPr>
+              <w:t>Giờ</w:t>
             </w:r>
           </w:p>
         </w:tc>
@@ -13922,7 +16440,7 @@
         </w:tc>
         <w:tc>
           <w:tcPr>
-            <w:tcW w:w="4536" w:type="dxa"/>
+            <w:tcW w:w="3672" w:type="dxa"/>
             <w:shd w:val="clear" w:color="auto" w:fill="FFFFFF"/>
             <w:vAlign w:val="center"/>
           </w:tcPr>
@@ -13955,6 +16473,25 @@
                 <w:sz w:val="22"/>
               </w:rPr>
               <w:t>Kiến trúc, tích hợp, đối chiếu và báo cáo.</w:t>
+            </w:r>
+          </w:p>
+        </w:tc>
+        <w:tc>
+          <w:tcPr>
+            <w:tcW w:w="864" w:type="dxa"/>
+            <w:shd w:val="clear" w:color="auto" w:fill="FFFFFF"/>
+            <w:vAlign w:val="center"/>
+          </w:tcPr>
+          <w:p>
+            <w:pPr>
+              <w:keepNext/>
+              <w:spacing w:before="60" w:after="60" w:line="264" w:lineRule="auto"/>
+            </w:pPr>
+            <w:r>
+              <w:rPr>
+                <w:sz w:val="22"/>
+              </w:rPr>
+              <w:t>10,0</w:t>
             </w:r>
           </w:p>
         </w:tc>
@@ -13991,7 +16528,7 @@
         </w:tc>
         <w:tc>
           <w:tcPr>
-            <w:tcW w:w="4536" w:type="dxa"/>
+            <w:tcW w:w="3672" w:type="dxa"/>
             <w:shd w:val="clear" w:color="auto" w:fill="FFFFFF"/>
             <w:vAlign w:val="center"/>
           </w:tcPr>
@@ -14022,6 +16559,24 @@
                 <w:sz w:val="22"/>
               </w:rPr>
               <w:t>Kiến trúc, tích hợp, đối chiếu và báo cáo.</w:t>
+            </w:r>
+          </w:p>
+        </w:tc>
+        <w:tc>
+          <w:tcPr>
+            <w:tcW w:w="864" w:type="dxa"/>
+            <w:shd w:val="clear" w:color="auto" w:fill="FFFFFF"/>
+            <w:vAlign w:val="center"/>
+          </w:tcPr>
+          <w:p>
+            <w:pPr>
+              <w:spacing w:before="60" w:after="60" w:line="264" w:lineRule="auto"/>
+            </w:pPr>
+            <w:r>
+              <w:rPr>
+                <w:sz w:val="22"/>
+              </w:rPr>
+              <w:t>9,5</w:t>
             </w:r>
           </w:p>
         </w:tc>
@@ -14036,7 +16591,7 @@
       <w:pPr>
         <w:pStyle w:val="Heading2"/>
       </w:pPr>
-      <w:bookmarkStart w:id="36" w:name="_Toc242815072"/>
+      <w:bookmarkStart w:id="36" w:name="_Toc242824155"/>
       <w:r>
         <w:t>7.2 Tổng hợp các sản phẩm đã thực hiện</w:t>
       </w:r>
@@ -14700,9 +17255,9 @@
     </w:lvl>
   </w:abstractNum>
   <w:abstractNum w:abstractNumId="9" w15:restartNumberingAfterBreak="0">
-    <w:nsid w:val="4972717F"/>
+    <w:nsid w:val="0801320C"/>
     <w:multiLevelType w:val="multilevel"/>
-    <w:tmpl w:val="C882D02C"/>
+    <w:tmpl w:val="7F78944A"/>
     <w:lvl w:ilvl="0">
       <w:start w:val="1"/>
       <w:numFmt w:val="bullet"/>
@@ -14751,7 +17306,7 @@
       <w:lvlJc w:val="left"/>
     </w:lvl>
   </w:abstractNum>
-  <w:num w:numId="1" w16cid:durableId="1200892821">
+  <w:num w:numId="1" w16cid:durableId="476189420">
     <w:abstractNumId w:val="9"/>
   </w:num>
 </w:numbering>

--- a/tuan_2/docs/Bao_cao_tuan_2_Dien_toan_dam_may_Nhom_05.docx
+++ b/tuan_2/docs/Bao_cao_tuan_2_Dien_toan_dam_may_Nhom_05.docx
@@ -420,7 +420,7 @@
         <w:ind w:firstLine="504"/>
       </w:pPr>
       <w:r>
-        <w:t>Báo cáo Tuần 2 tiếp tục sử dụng bộ CSV Athena đã lưu ở Tuần 1, gồm 156 bản ghi và 52 mẫu mỗi đô thị. Năm tệp kết quả truy vấn và bốn biểu đồ mô tả AQI, nồng độ bụi, biến thiên theo giờ và tương quan khí tượng. Đây là bộ dữ liệu dùng đối chiếu, không phải kết quả của một lượt thu thập mới ở Tuần 2. Nội dung Tuần 2 tập trung vào hoàn thiện chức năng và kiểm tra bộ source cục bộ.</w:t>
+        <w:t>Báo cáo Tuần 2 dùng bộ CSV Athena đã lưu, gồm 156 bản ghi và 52 mẫu mỗi đô thị. Năm kết quả truy vấn và bốn biểu đồ mô tả AQI, nồng độ bụi, biến thiên theo giờ và tương quan khí tượng. Hồ sơ vận hành đã lưu ghi nhận một lượt Lambda thu thập 3 bản ghi và gửi 2 cảnh báo; năm mã truy vấn trong hồ sơ khớp các CSV đang sử dụng. Báo cáo phân biệt kết quả vận hành tại mốc đã lưu với phần hoàn thiện mã nguồn và kiểm tra cục bộ sau đó.</w:t>
       </w:r>
     </w:p>
     <w:p>
@@ -548,7 +548,7 @@
         </w:rPr>
         <w:fldChar w:fldCharType="separate"/>
       </w:r>
-      <w:hyperlink w:anchor="_Toc242824119" w:history="1">
+      <w:hyperlink w:anchor="_Toc242827707" w:history="1">
         <w:r>
           <w:rPr>
             <w:rStyle w:val="Hyperlink"/>
@@ -575,7 +575,7 @@
             <w:noProof/>
             <w:webHidden/>
           </w:rPr>
-          <w:instrText xml:space="preserve"> PAGEREF _Toc242824119 \h </w:instrText>
+          <w:instrText xml:space="preserve"> PAGEREF _Toc242827707 \h </w:instrText>
         </w:r>
         <w:r>
           <w:rPr>
@@ -622,7 +622,7 @@
           <w14:ligatures w14:val="standardContextual"/>
         </w:rPr>
       </w:pPr>
-      <w:hyperlink w:anchor="_Toc242824120" w:history="1">
+      <w:hyperlink w:anchor="_Toc242827708" w:history="1">
         <w:r>
           <w:rPr>
             <w:rStyle w:val="Hyperlink"/>
@@ -649,7 +649,7 @@
             <w:noProof/>
             <w:webHidden/>
           </w:rPr>
-          <w:instrText xml:space="preserve"> PAGEREF _Toc242824120 \h </w:instrText>
+          <w:instrText xml:space="preserve"> PAGEREF _Toc242827708 \h </w:instrText>
         </w:r>
         <w:r>
           <w:rPr>
@@ -696,7 +696,7 @@
           <w14:ligatures w14:val="standardContextual"/>
         </w:rPr>
       </w:pPr>
-      <w:hyperlink w:anchor="_Toc242824121" w:history="1">
+      <w:hyperlink w:anchor="_Toc242827709" w:history="1">
         <w:r>
           <w:rPr>
             <w:rStyle w:val="Hyperlink"/>
@@ -723,7 +723,7 @@
             <w:noProof/>
             <w:webHidden/>
           </w:rPr>
-          <w:instrText xml:space="preserve"> PAGEREF _Toc242824121 \h </w:instrText>
+          <w:instrText xml:space="preserve"> PAGEREF _Toc242827709 \h </w:instrText>
         </w:r>
         <w:r>
           <w:rPr>
@@ -770,7 +770,7 @@
           <w14:ligatures w14:val="standardContextual"/>
         </w:rPr>
       </w:pPr>
-      <w:hyperlink w:anchor="_Toc242824122" w:history="1">
+      <w:hyperlink w:anchor="_Toc242827710" w:history="1">
         <w:r>
           <w:rPr>
             <w:rStyle w:val="Hyperlink"/>
@@ -797,7 +797,7 @@
             <w:noProof/>
             <w:webHidden/>
           </w:rPr>
-          <w:instrText xml:space="preserve"> PAGEREF _Toc242824122 \h </w:instrText>
+          <w:instrText xml:space="preserve"> PAGEREF _Toc242827710 \h </w:instrText>
         </w:r>
         <w:r>
           <w:rPr>
@@ -844,7 +844,7 @@
           <w14:ligatures w14:val="standardContextual"/>
         </w:rPr>
       </w:pPr>
-      <w:hyperlink w:anchor="_Toc242824123" w:history="1">
+      <w:hyperlink w:anchor="_Toc242827711" w:history="1">
         <w:r>
           <w:rPr>
             <w:rStyle w:val="Hyperlink"/>
@@ -871,7 +871,7 @@
             <w:noProof/>
             <w:webHidden/>
           </w:rPr>
-          <w:instrText xml:space="preserve"> PAGEREF _Toc242824123 \h </w:instrText>
+          <w:instrText xml:space="preserve"> PAGEREF _Toc242827711 \h </w:instrText>
         </w:r>
         <w:r>
           <w:rPr>
@@ -919,7 +919,7 @@
           <w14:ligatures w14:val="standardContextual"/>
         </w:rPr>
       </w:pPr>
-      <w:hyperlink w:anchor="_Toc242824124" w:history="1">
+      <w:hyperlink w:anchor="_Toc242827712" w:history="1">
         <w:r>
           <w:rPr>
             <w:rStyle w:val="Hyperlink"/>
@@ -946,7 +946,7 @@
             <w:noProof/>
             <w:webHidden/>
           </w:rPr>
-          <w:instrText xml:space="preserve"> PAGEREF _Toc242824124 \h </w:instrText>
+          <w:instrText xml:space="preserve"> PAGEREF _Toc242827712 \h </w:instrText>
         </w:r>
         <w:r>
           <w:rPr>
@@ -993,7 +993,7 @@
           <w14:ligatures w14:val="standardContextual"/>
         </w:rPr>
       </w:pPr>
-      <w:hyperlink w:anchor="_Toc242824125" w:history="1">
+      <w:hyperlink w:anchor="_Toc242827713" w:history="1">
         <w:r>
           <w:rPr>
             <w:rStyle w:val="Hyperlink"/>
@@ -1020,7 +1020,7 @@
             <w:noProof/>
             <w:webHidden/>
           </w:rPr>
-          <w:instrText xml:space="preserve"> PAGEREF _Toc242824125 \h </w:instrText>
+          <w:instrText xml:space="preserve"> PAGEREF _Toc242827713 \h </w:instrText>
         </w:r>
         <w:r>
           <w:rPr>
@@ -1067,7 +1067,7 @@
           <w14:ligatures w14:val="standardContextual"/>
         </w:rPr>
       </w:pPr>
-      <w:hyperlink w:anchor="_Toc242824126" w:history="1">
+      <w:hyperlink w:anchor="_Toc242827714" w:history="1">
         <w:r>
           <w:rPr>
             <w:rStyle w:val="Hyperlink"/>
@@ -1094,7 +1094,7 @@
             <w:noProof/>
             <w:webHidden/>
           </w:rPr>
-          <w:instrText xml:space="preserve"> PAGEREF _Toc242824126 \h </w:instrText>
+          <w:instrText xml:space="preserve"> PAGEREF _Toc242827714 \h </w:instrText>
         </w:r>
         <w:r>
           <w:rPr>
@@ -1141,7 +1141,7 @@
           <w14:ligatures w14:val="standardContextual"/>
         </w:rPr>
       </w:pPr>
-      <w:hyperlink w:anchor="_Toc242824127" w:history="1">
+      <w:hyperlink w:anchor="_Toc242827715" w:history="1">
         <w:r>
           <w:rPr>
             <w:rStyle w:val="Hyperlink"/>
@@ -1168,7 +1168,7 @@
             <w:noProof/>
             <w:webHidden/>
           </w:rPr>
-          <w:instrText xml:space="preserve"> PAGEREF _Toc242824127 \h </w:instrText>
+          <w:instrText xml:space="preserve"> PAGEREF _Toc242827715 \h </w:instrText>
         </w:r>
         <w:r>
           <w:rPr>
@@ -1215,7 +1215,7 @@
           <w14:ligatures w14:val="standardContextual"/>
         </w:rPr>
       </w:pPr>
-      <w:hyperlink w:anchor="_Toc242824128" w:history="1">
+      <w:hyperlink w:anchor="_Toc242827716" w:history="1">
         <w:r>
           <w:rPr>
             <w:rStyle w:val="Hyperlink"/>
@@ -1242,7 +1242,7 @@
             <w:noProof/>
             <w:webHidden/>
           </w:rPr>
-          <w:instrText xml:space="preserve"> PAGEREF _Toc242824128 \h </w:instrText>
+          <w:instrText xml:space="preserve"> PAGEREF _Toc242827716 \h </w:instrText>
         </w:r>
         <w:r>
           <w:rPr>
@@ -1289,7 +1289,7 @@
           <w14:ligatures w14:val="standardContextual"/>
         </w:rPr>
       </w:pPr>
-      <w:hyperlink w:anchor="_Toc242824129" w:history="1">
+      <w:hyperlink w:anchor="_Toc242827717" w:history="1">
         <w:r>
           <w:rPr>
             <w:rStyle w:val="Hyperlink"/>
@@ -1316,7 +1316,7 @@
             <w:noProof/>
             <w:webHidden/>
           </w:rPr>
-          <w:instrText xml:space="preserve"> PAGEREF _Toc242824129 \h </w:instrText>
+          <w:instrText xml:space="preserve"> PAGEREF _Toc242827717 \h </w:instrText>
         </w:r>
         <w:r>
           <w:rPr>
@@ -1363,7 +1363,7 @@
           <w14:ligatures w14:val="standardContextual"/>
         </w:rPr>
       </w:pPr>
-      <w:hyperlink w:anchor="_Toc242824130" w:history="1">
+      <w:hyperlink w:anchor="_Toc242827718" w:history="1">
         <w:r>
           <w:rPr>
             <w:rStyle w:val="Hyperlink"/>
@@ -1390,7 +1390,7 @@
             <w:noProof/>
             <w:webHidden/>
           </w:rPr>
-          <w:instrText xml:space="preserve"> PAGEREF _Toc242824130 \h </w:instrText>
+          <w:instrText xml:space="preserve"> PAGEREF _Toc242827718 \h </w:instrText>
         </w:r>
         <w:r>
           <w:rPr>
@@ -1438,7 +1438,7 @@
           <w14:ligatures w14:val="standardContextual"/>
         </w:rPr>
       </w:pPr>
-      <w:hyperlink w:anchor="_Toc242824131" w:history="1">
+      <w:hyperlink w:anchor="_Toc242827719" w:history="1">
         <w:r>
           <w:rPr>
             <w:rStyle w:val="Hyperlink"/>
@@ -1465,7 +1465,7 @@
             <w:noProof/>
             <w:webHidden/>
           </w:rPr>
-          <w:instrText xml:space="preserve"> PAGEREF _Toc242824131 \h </w:instrText>
+          <w:instrText xml:space="preserve"> PAGEREF _Toc242827719 \h </w:instrText>
         </w:r>
         <w:r>
           <w:rPr>
@@ -1512,7 +1512,7 @@
           <w14:ligatures w14:val="standardContextual"/>
         </w:rPr>
       </w:pPr>
-      <w:hyperlink w:anchor="_Toc242824132" w:history="1">
+      <w:hyperlink w:anchor="_Toc242827720" w:history="1">
         <w:r>
           <w:rPr>
             <w:rStyle w:val="Hyperlink"/>
@@ -1539,7 +1539,7 @@
             <w:noProof/>
             <w:webHidden/>
           </w:rPr>
-          <w:instrText xml:space="preserve"> PAGEREF _Toc242824132 \h </w:instrText>
+          <w:instrText xml:space="preserve"> PAGEREF _Toc242827720 \h </w:instrText>
         </w:r>
         <w:r>
           <w:rPr>
@@ -1586,7 +1586,7 @@
           <w14:ligatures w14:val="standardContextual"/>
         </w:rPr>
       </w:pPr>
-      <w:hyperlink w:anchor="_Toc242824133" w:history="1">
+      <w:hyperlink w:anchor="_Toc242827721" w:history="1">
         <w:r>
           <w:rPr>
             <w:rStyle w:val="Hyperlink"/>
@@ -1613,7 +1613,7 @@
             <w:noProof/>
             <w:webHidden/>
           </w:rPr>
-          <w:instrText xml:space="preserve"> PAGEREF _Toc242824133 \h </w:instrText>
+          <w:instrText xml:space="preserve"> PAGEREF _Toc242827721 \h </w:instrText>
         </w:r>
         <w:r>
           <w:rPr>
@@ -1660,7 +1660,7 @@
           <w14:ligatures w14:val="standardContextual"/>
         </w:rPr>
       </w:pPr>
-      <w:hyperlink w:anchor="_Toc242824134" w:history="1">
+      <w:hyperlink w:anchor="_Toc242827722" w:history="1">
         <w:r>
           <w:rPr>
             <w:rStyle w:val="Hyperlink"/>
@@ -1687,7 +1687,7 @@
             <w:noProof/>
             <w:webHidden/>
           </w:rPr>
-          <w:instrText xml:space="preserve"> PAGEREF _Toc242824134 \h </w:instrText>
+          <w:instrText xml:space="preserve"> PAGEREF _Toc242827722 \h </w:instrText>
         </w:r>
         <w:r>
           <w:rPr>
@@ -1734,7 +1734,7 @@
           <w14:ligatures w14:val="standardContextual"/>
         </w:rPr>
       </w:pPr>
-      <w:hyperlink w:anchor="_Toc242824135" w:history="1">
+      <w:hyperlink w:anchor="_Toc242827723" w:history="1">
         <w:r>
           <w:rPr>
             <w:rStyle w:val="Hyperlink"/>
@@ -1761,7 +1761,7 @@
             <w:noProof/>
             <w:webHidden/>
           </w:rPr>
-          <w:instrText xml:space="preserve"> PAGEREF _Toc242824135 \h </w:instrText>
+          <w:instrText xml:space="preserve"> PAGEREF _Toc242827723 \h </w:instrText>
         </w:r>
         <w:r>
           <w:rPr>
@@ -1809,7 +1809,7 @@
           <w14:ligatures w14:val="standardContextual"/>
         </w:rPr>
       </w:pPr>
-      <w:hyperlink w:anchor="_Toc242824136" w:history="1">
+      <w:hyperlink w:anchor="_Toc242827724" w:history="1">
         <w:r>
           <w:rPr>
             <w:rStyle w:val="Hyperlink"/>
@@ -1836,7 +1836,7 @@
             <w:noProof/>
             <w:webHidden/>
           </w:rPr>
-          <w:instrText xml:space="preserve"> PAGEREF _Toc242824136 \h </w:instrText>
+          <w:instrText xml:space="preserve"> PAGEREF _Toc242827724 \h </w:instrText>
         </w:r>
         <w:r>
           <w:rPr>
@@ -1883,7 +1883,7 @@
           <w14:ligatures w14:val="standardContextual"/>
         </w:rPr>
       </w:pPr>
-      <w:hyperlink w:anchor="_Toc242824137" w:history="1">
+      <w:hyperlink w:anchor="_Toc242827725" w:history="1">
         <w:r>
           <w:rPr>
             <w:rStyle w:val="Hyperlink"/>
@@ -1910,7 +1910,7 @@
             <w:noProof/>
             <w:webHidden/>
           </w:rPr>
-          <w:instrText xml:space="preserve"> PAGEREF _Toc242824137 \h </w:instrText>
+          <w:instrText xml:space="preserve"> PAGEREF _Toc242827725 \h </w:instrText>
         </w:r>
         <w:r>
           <w:rPr>
@@ -1957,7 +1957,7 @@
           <w14:ligatures w14:val="standardContextual"/>
         </w:rPr>
       </w:pPr>
-      <w:hyperlink w:anchor="_Toc242824138" w:history="1">
+      <w:hyperlink w:anchor="_Toc242827726" w:history="1">
         <w:r>
           <w:rPr>
             <w:rStyle w:val="Hyperlink"/>
@@ -1984,7 +1984,7 @@
             <w:noProof/>
             <w:webHidden/>
           </w:rPr>
-          <w:instrText xml:space="preserve"> PAGEREF _Toc242824138 \h </w:instrText>
+          <w:instrText xml:space="preserve"> PAGEREF _Toc242827726 \h </w:instrText>
         </w:r>
         <w:r>
           <w:rPr>
@@ -2031,7 +2031,7 @@
           <w14:ligatures w14:val="standardContextual"/>
         </w:rPr>
       </w:pPr>
-      <w:hyperlink w:anchor="_Toc242824139" w:history="1">
+      <w:hyperlink w:anchor="_Toc242827727" w:history="1">
         <w:r>
           <w:rPr>
             <w:rStyle w:val="Hyperlink"/>
@@ -2058,7 +2058,7 @@
             <w:noProof/>
             <w:webHidden/>
           </w:rPr>
-          <w:instrText xml:space="preserve"> PAGEREF _Toc242824139 \h </w:instrText>
+          <w:instrText xml:space="preserve"> PAGEREF _Toc242827727 \h </w:instrText>
         </w:r>
         <w:r>
           <w:rPr>
@@ -2105,7 +2105,7 @@
           <w14:ligatures w14:val="standardContextual"/>
         </w:rPr>
       </w:pPr>
-      <w:hyperlink w:anchor="_Toc242824140" w:history="1">
+      <w:hyperlink w:anchor="_Toc242827728" w:history="1">
         <w:r>
           <w:rPr>
             <w:rStyle w:val="Hyperlink"/>
@@ -2132,7 +2132,7 @@
             <w:noProof/>
             <w:webHidden/>
           </w:rPr>
-          <w:instrText xml:space="preserve"> PAGEREF _Toc242824140 \h </w:instrText>
+          <w:instrText xml:space="preserve"> PAGEREF _Toc242827728 \h </w:instrText>
         </w:r>
         <w:r>
           <w:rPr>
@@ -2179,7 +2179,7 @@
           <w14:ligatures w14:val="standardContextual"/>
         </w:rPr>
       </w:pPr>
-      <w:hyperlink w:anchor="_Toc242824141" w:history="1">
+      <w:hyperlink w:anchor="_Toc242827729" w:history="1">
         <w:r>
           <w:rPr>
             <w:rStyle w:val="Hyperlink"/>
@@ -2206,7 +2206,7 @@
             <w:noProof/>
             <w:webHidden/>
           </w:rPr>
-          <w:instrText xml:space="preserve"> PAGEREF _Toc242824141 \h </w:instrText>
+          <w:instrText xml:space="preserve"> PAGEREF _Toc242827729 \h </w:instrText>
         </w:r>
         <w:r>
           <w:rPr>
@@ -2254,7 +2254,7 @@
           <w14:ligatures w14:val="standardContextual"/>
         </w:rPr>
       </w:pPr>
-      <w:hyperlink w:anchor="_Toc242824142" w:history="1">
+      <w:hyperlink w:anchor="_Toc242827730" w:history="1">
         <w:r>
           <w:rPr>
             <w:rStyle w:val="Hyperlink"/>
@@ -2281,7 +2281,7 @@
             <w:noProof/>
             <w:webHidden/>
           </w:rPr>
-          <w:instrText xml:space="preserve"> PAGEREF _Toc242824142 \h </w:instrText>
+          <w:instrText xml:space="preserve"> PAGEREF _Toc242827730 \h </w:instrText>
         </w:r>
         <w:r>
           <w:rPr>
@@ -2328,7 +2328,7 @@
           <w14:ligatures w14:val="standardContextual"/>
         </w:rPr>
       </w:pPr>
-      <w:hyperlink w:anchor="_Toc242824143" w:history="1">
+      <w:hyperlink w:anchor="_Toc242827731" w:history="1">
         <w:r>
           <w:rPr>
             <w:rStyle w:val="Hyperlink"/>
@@ -2355,7 +2355,7 @@
             <w:noProof/>
             <w:webHidden/>
           </w:rPr>
-          <w:instrText xml:space="preserve"> PAGEREF _Toc242824143 \h </w:instrText>
+          <w:instrText xml:space="preserve"> PAGEREF _Toc242827731 \h </w:instrText>
         </w:r>
         <w:r>
           <w:rPr>
@@ -2402,7 +2402,7 @@
           <w14:ligatures w14:val="standardContextual"/>
         </w:rPr>
       </w:pPr>
-      <w:hyperlink w:anchor="_Toc242824144" w:history="1">
+      <w:hyperlink w:anchor="_Toc242827732" w:history="1">
         <w:r>
           <w:rPr>
             <w:rStyle w:val="Hyperlink"/>
@@ -2429,7 +2429,7 @@
             <w:noProof/>
             <w:webHidden/>
           </w:rPr>
-          <w:instrText xml:space="preserve"> PAGEREF _Toc242824144 \h </w:instrText>
+          <w:instrText xml:space="preserve"> PAGEREF _Toc242827732 \h </w:instrText>
         </w:r>
         <w:r>
           <w:rPr>
@@ -2476,7 +2476,7 @@
           <w14:ligatures w14:val="standardContextual"/>
         </w:rPr>
       </w:pPr>
-      <w:hyperlink w:anchor="_Toc242824145" w:history="1">
+      <w:hyperlink w:anchor="_Toc242827733" w:history="1">
         <w:r>
           <w:rPr>
             <w:rStyle w:val="Hyperlink"/>
@@ -2503,7 +2503,7 @@
             <w:noProof/>
             <w:webHidden/>
           </w:rPr>
-          <w:instrText xml:space="preserve"> PAGEREF _Toc242824145 \h </w:instrText>
+          <w:instrText xml:space="preserve"> PAGEREF _Toc242827733 \h </w:instrText>
         </w:r>
         <w:r>
           <w:rPr>
@@ -2550,7 +2550,7 @@
           <w14:ligatures w14:val="standardContextual"/>
         </w:rPr>
       </w:pPr>
-      <w:hyperlink w:anchor="_Toc242824146" w:history="1">
+      <w:hyperlink w:anchor="_Toc242827734" w:history="1">
         <w:r>
           <w:rPr>
             <w:rStyle w:val="Hyperlink"/>
@@ -2577,7 +2577,81 @@
             <w:noProof/>
             <w:webHidden/>
           </w:rPr>
-          <w:instrText xml:space="preserve"> PAGEREF _Toc242824146 \h </w:instrText>
+          <w:instrText xml:space="preserve"> PAGEREF _Toc242827734 \h </w:instrText>
+        </w:r>
+        <w:r>
+          <w:rPr>
+            <w:noProof/>
+            <w:webHidden/>
+          </w:rPr>
+        </w:r>
+        <w:r>
+          <w:rPr>
+            <w:noProof/>
+            <w:webHidden/>
+          </w:rPr>
+          <w:fldChar w:fldCharType="separate"/>
+        </w:r>
+        <w:r>
+          <w:rPr>
+            <w:noProof/>
+            <w:webHidden/>
+          </w:rPr>
+          <w:t>18</w:t>
+        </w:r>
+        <w:r>
+          <w:rPr>
+            <w:noProof/>
+            <w:webHidden/>
+          </w:rPr>
+          <w:fldChar w:fldCharType="end"/>
+        </w:r>
+      </w:hyperlink>
+    </w:p>
+    <w:p>
+      <w:pPr>
+        <w:pStyle w:val="TOC2"/>
+        <w:tabs>
+          <w:tab w:val="right" w:leader="dot" w:pos="9926"/>
+        </w:tabs>
+        <w:rPr>
+          <w:rFonts w:asciiTheme="minorHAnsi" w:eastAsiaTheme="minorEastAsia" w:hAnsiTheme="minorHAnsi" w:cstheme="minorBidi"/>
+          <w:noProof/>
+          <w:color w:val="auto"/>
+          <w:kern w:val="2"/>
+          <w:szCs w:val="24"/>
+          <w:lang w:val="en-US" w:eastAsia="ja-JP"/>
+          <w14:ligatures w14:val="standardContextual"/>
+        </w:rPr>
+      </w:pPr>
+      <w:hyperlink w:anchor="_Toc242827735" w:history="1">
+        <w:r>
+          <w:rPr>
+            <w:rStyle w:val="Hyperlink"/>
+            <w:noProof/>
+          </w:rPr>
+          <w:t>5.5 Kết quả vận hành từ hồ sơ đã lưu</w:t>
+        </w:r>
+        <w:r>
+          <w:rPr>
+            <w:noProof/>
+            <w:webHidden/>
+          </w:rPr>
+          <w:tab/>
+        </w:r>
+        <w:r>
+          <w:rPr>
+            <w:noProof/>
+            <w:webHidden/>
+          </w:rPr>
+          <w:fldChar w:fldCharType="begin"/>
+        </w:r>
+        <w:r>
+          <w:rPr>
+            <w:noProof/>
+            <w:webHidden/>
+          </w:rPr>
+          <w:instrText xml:space="preserve"> PAGEREF _Toc242827735 \h </w:instrText>
         </w:r>
         <w:r>
           <w:rPr>
@@ -2625,7 +2699,7 @@
           <w14:ligatures w14:val="standardContextual"/>
         </w:rPr>
       </w:pPr>
-      <w:hyperlink w:anchor="_Toc242824147" w:history="1">
+      <w:hyperlink w:anchor="_Toc242827736" w:history="1">
         <w:r>
           <w:rPr>
             <w:rStyle w:val="Hyperlink"/>
@@ -2652,7 +2726,7 @@
             <w:noProof/>
             <w:webHidden/>
           </w:rPr>
-          <w:instrText xml:space="preserve"> PAGEREF _Toc242824147 \h </w:instrText>
+          <w:instrText xml:space="preserve"> PAGEREF _Toc242827736 \h </w:instrText>
         </w:r>
         <w:r>
           <w:rPr>
@@ -2699,7 +2773,7 @@
           <w14:ligatures w14:val="standardContextual"/>
         </w:rPr>
       </w:pPr>
-      <w:hyperlink w:anchor="_Toc242824148" w:history="1">
+      <w:hyperlink w:anchor="_Toc242827737" w:history="1">
         <w:r>
           <w:rPr>
             <w:rStyle w:val="Hyperlink"/>
@@ -2726,7 +2800,7 @@
             <w:noProof/>
             <w:webHidden/>
           </w:rPr>
-          <w:instrText xml:space="preserve"> PAGEREF _Toc242824148 \h </w:instrText>
+          <w:instrText xml:space="preserve"> PAGEREF _Toc242827737 \h </w:instrText>
         </w:r>
         <w:r>
           <w:rPr>
@@ -2773,7 +2847,7 @@
           <w14:ligatures w14:val="standardContextual"/>
         </w:rPr>
       </w:pPr>
-      <w:hyperlink w:anchor="_Toc242824149" w:history="1">
+      <w:hyperlink w:anchor="_Toc242827738" w:history="1">
         <w:r>
           <w:rPr>
             <w:rStyle w:val="Hyperlink"/>
@@ -2800,7 +2874,7 @@
             <w:noProof/>
             <w:webHidden/>
           </w:rPr>
-          <w:instrText xml:space="preserve"> PAGEREF _Toc242824149 \h </w:instrText>
+          <w:instrText xml:space="preserve"> PAGEREF _Toc242827738 \h </w:instrText>
         </w:r>
         <w:r>
           <w:rPr>
@@ -2847,7 +2921,7 @@
           <w14:ligatures w14:val="standardContextual"/>
         </w:rPr>
       </w:pPr>
-      <w:hyperlink w:anchor="_Toc242824150" w:history="1">
+      <w:hyperlink w:anchor="_Toc242827739" w:history="1">
         <w:r>
           <w:rPr>
             <w:rStyle w:val="Hyperlink"/>
@@ -2874,7 +2948,7 @@
             <w:noProof/>
             <w:webHidden/>
           </w:rPr>
-          <w:instrText xml:space="preserve"> PAGEREF _Toc242824150 \h </w:instrText>
+          <w:instrText xml:space="preserve"> PAGEREF _Toc242827739 \h </w:instrText>
         </w:r>
         <w:r>
           <w:rPr>
@@ -2921,7 +2995,7 @@
           <w14:ligatures w14:val="standardContextual"/>
         </w:rPr>
       </w:pPr>
-      <w:hyperlink w:anchor="_Toc242824151" w:history="1">
+      <w:hyperlink w:anchor="_Toc242827740" w:history="1">
         <w:r>
           <w:rPr>
             <w:rStyle w:val="Hyperlink"/>
@@ -2948,7 +3022,7 @@
             <w:noProof/>
             <w:webHidden/>
           </w:rPr>
-          <w:instrText xml:space="preserve"> PAGEREF _Toc242824151 \h </w:instrText>
+          <w:instrText xml:space="preserve"> PAGEREF _Toc242827740 \h </w:instrText>
         </w:r>
         <w:r>
           <w:rPr>
@@ -2995,7 +3069,7 @@
           <w14:ligatures w14:val="standardContextual"/>
         </w:rPr>
       </w:pPr>
-      <w:hyperlink w:anchor="_Toc242824152" w:history="1">
+      <w:hyperlink w:anchor="_Toc242827741" w:history="1">
         <w:r>
           <w:rPr>
             <w:rStyle w:val="Hyperlink"/>
@@ -3022,7 +3096,7 @@
             <w:noProof/>
             <w:webHidden/>
           </w:rPr>
-          <w:instrText xml:space="preserve"> PAGEREF _Toc242824152 \h </w:instrText>
+          <w:instrText xml:space="preserve"> PAGEREF _Toc242827741 \h </w:instrText>
         </w:r>
         <w:r>
           <w:rPr>
@@ -3070,7 +3144,7 @@
           <w14:ligatures w14:val="standardContextual"/>
         </w:rPr>
       </w:pPr>
-      <w:hyperlink w:anchor="_Toc242824153" w:history="1">
+      <w:hyperlink w:anchor="_Toc242827742" w:history="1">
         <w:r>
           <w:rPr>
             <w:rStyle w:val="Hyperlink"/>
@@ -3097,7 +3171,7 @@
             <w:noProof/>
             <w:webHidden/>
           </w:rPr>
-          <w:instrText xml:space="preserve"> PAGEREF _Toc242824153 \h </w:instrText>
+          <w:instrText xml:space="preserve"> PAGEREF _Toc242827742 \h </w:instrText>
         </w:r>
         <w:r>
           <w:rPr>
@@ -3144,7 +3218,7 @@
           <w14:ligatures w14:val="standardContextual"/>
         </w:rPr>
       </w:pPr>
-      <w:hyperlink w:anchor="_Toc242824154" w:history="1">
+      <w:hyperlink w:anchor="_Toc242827743" w:history="1">
         <w:r>
           <w:rPr>
             <w:rStyle w:val="Hyperlink"/>
@@ -3171,7 +3245,7 @@
             <w:noProof/>
             <w:webHidden/>
           </w:rPr>
-          <w:instrText xml:space="preserve"> PAGEREF _Toc242824154 \h </w:instrText>
+          <w:instrText xml:space="preserve"> PAGEREF _Toc242827743 \h </w:instrText>
         </w:r>
         <w:r>
           <w:rPr>
@@ -3218,7 +3292,7 @@
           <w14:ligatures w14:val="standardContextual"/>
         </w:rPr>
       </w:pPr>
-      <w:hyperlink w:anchor="_Toc242824155" w:history="1">
+      <w:hyperlink w:anchor="_Toc242827744" w:history="1">
         <w:r>
           <w:rPr>
             <w:rStyle w:val="Hyperlink"/>
@@ -3245,7 +3319,7 @@
             <w:noProof/>
             <w:webHidden/>
           </w:rPr>
-          <w:instrText xml:space="preserve"> PAGEREF _Toc242824155 \h </w:instrText>
+          <w:instrText xml:space="preserve"> PAGEREF _Toc242827744 \h </w:instrText>
         </w:r>
         <w:r>
           <w:rPr>
@@ -3303,7 +3377,7 @@
         <w:pageBreakBefore/>
         <w:jc w:val="left"/>
       </w:pPr>
-      <w:bookmarkStart w:id="0" w:name="_Toc242824119"/>
+      <w:bookmarkStart w:id="0" w:name="_Toc242827707"/>
       <w:r>
         <w:lastRenderedPageBreak/>
         <w:t>Chương 1 Tổng quan nhiệm vụ và kiến trúc Tuần 2</w:t>
@@ -3314,7 +3388,7 @@
       <w:pPr>
         <w:pStyle w:val="Heading2"/>
       </w:pPr>
-      <w:bookmarkStart w:id="1" w:name="_Toc242824120"/>
+      <w:bookmarkStart w:id="1" w:name="_Toc242827708"/>
       <w:r>
         <w:t>1.1 Mục tiêu và phạm vi Tuần 2</w:t>
       </w:r>
@@ -3342,7 +3416,7 @@
       <w:pPr>
         <w:pStyle w:val="Heading2"/>
       </w:pPr>
-      <w:bookmarkStart w:id="2" w:name="_Toc242824121"/>
+      <w:bookmarkStart w:id="2" w:name="_Toc242827709"/>
       <w:r>
         <w:t>1.2 Phân công thực hiện</w:t>
       </w:r>
@@ -3657,7 +3731,7 @@
       <w:pPr>
         <w:pStyle w:val="Heading2"/>
       </w:pPr>
-      <w:bookmarkStart w:id="3" w:name="_Toc242824122"/>
+      <w:bookmarkStart w:id="3" w:name="_Toc242827710"/>
       <w:r>
         <w:t>1.3 Kiến trúc tổng thể</w:t>
       </w:r>
@@ -3788,7 +3862,7 @@
           <w:noProof/>
         </w:rPr>
         <w:drawing>
-          <wp:inline distT="0" distB="0" distL="0" distR="0" wp14:anchorId="518EF2B7" wp14:editId="74022514">
+          <wp:inline distT="0" distB="0" distL="0" distR="0" wp14:anchorId="0ACAFD88" wp14:editId="286CFB09">
             <wp:extent cx="6126480" cy="4778654"/>
             <wp:effectExtent l="0" t="0" r="0" b="0"/>
             <wp:docPr id="12" name="Picture 12"/>
@@ -3839,7 +3913,7 @@
         <w:pStyle w:val="Heading2"/>
         <w:pageBreakBefore/>
       </w:pPr>
-      <w:bookmarkStart w:id="4" w:name="_Toc242824123"/>
+      <w:bookmarkStart w:id="4" w:name="_Toc242827711"/>
       <w:r>
         <w:lastRenderedPageBreak/>
         <w:t>1.4 Danh mục dịch vụ và cấu hình</w:t>
@@ -4441,7 +4515,7 @@
         <w:pageBreakBefore/>
         <w:jc w:val="left"/>
       </w:pPr>
-      <w:bookmarkStart w:id="5" w:name="_Toc242824124"/>
+      <w:bookmarkStart w:id="5" w:name="_Toc242827712"/>
       <w:r>
         <w:lastRenderedPageBreak/>
         <w:t>Chương 2 Thiết kế chức năng thu thập bằng Lambda</w:t>
@@ -4452,7 +4526,7 @@
       <w:pPr>
         <w:pStyle w:val="Heading2"/>
       </w:pPr>
-      <w:bookmarkStart w:id="6" w:name="_Toc242824125"/>
+      <w:bookmarkStart w:id="6" w:name="_Toc242827713"/>
       <w:r>
         <w:t>2.1 Tổ chức chức năng xử lý</w:t>
       </w:r>
@@ -4471,7 +4545,7 @@
       <w:pPr>
         <w:pStyle w:val="Heading2"/>
       </w:pPr>
-      <w:bookmarkStart w:id="7" w:name="_Toc242824126"/>
+      <w:bookmarkStart w:id="7" w:name="_Toc242827714"/>
       <w:r>
         <w:t>2.2 Quản lý cấu hình bằng Secrets Manager</w:t>
       </w:r>
@@ -4696,7 +4770,7 @@
       <w:pPr>
         <w:pStyle w:val="Heading2"/>
       </w:pPr>
-      <w:bookmarkStart w:id="8" w:name="_Toc242824127"/>
+      <w:bookmarkStart w:id="8" w:name="_Toc242827715"/>
       <w:r>
         <w:t>2.3 Thu thập và chuẩn hóa dữ liệu</w:t>
       </w:r>
@@ -6641,7 +6715,7 @@
       <w:pPr>
         <w:pStyle w:val="Heading2"/>
       </w:pPr>
-      <w:bookmarkStart w:id="9" w:name="_Toc242824128"/>
+      <w:bookmarkStart w:id="9" w:name="_Toc242827716"/>
       <w:r>
         <w:t>2.4 Phân loại chỉ số AQI</w:t>
       </w:r>
@@ -7136,7 +7210,7 @@
       <w:pPr>
         <w:pStyle w:val="Heading2"/>
       </w:pPr>
-      <w:bookmarkStart w:id="10" w:name="_Toc242824129"/>
+      <w:bookmarkStart w:id="10" w:name="_Toc242827717"/>
       <w:r>
         <w:lastRenderedPageBreak/>
         <w:t>2.5 Lưu trữ theo phân vùng trên S3</w:t>
@@ -7204,7 +7278,7 @@
       <w:pPr>
         <w:pStyle w:val="Heading2"/>
       </w:pPr>
-      <w:bookmarkStart w:id="11" w:name="_Toc242824130"/>
+      <w:bookmarkStart w:id="11" w:name="_Toc242827718"/>
       <w:r>
         <w:t>2.6 Thu thập hiện tại và nạp bù lịch sử</w:t>
       </w:r>
@@ -7260,7 +7334,7 @@
         <w:pageBreakBefore/>
         <w:jc w:val="left"/>
       </w:pPr>
-      <w:bookmarkStart w:id="12" w:name="_Toc242824131"/>
+      <w:bookmarkStart w:id="12" w:name="_Toc242827719"/>
       <w:r>
         <w:lastRenderedPageBreak/>
         <w:t>Chương 3 Lịch thu thập và cảnh báo</w:t>
@@ -7271,7 +7345,7 @@
       <w:pPr>
         <w:pStyle w:val="Heading2"/>
       </w:pPr>
-      <w:bookmarkStart w:id="13" w:name="_Toc242824132"/>
+      <w:bookmarkStart w:id="13" w:name="_Toc242827720"/>
       <w:r>
         <w:t>3.1 Cấu hình lịch thu thập EventBridge</w:t>
       </w:r>
@@ -7487,7 +7561,7 @@
       <w:pPr>
         <w:pStyle w:val="Heading2"/>
       </w:pPr>
-      <w:bookmarkStart w:id="14" w:name="_Toc242824133"/>
+      <w:bookmarkStart w:id="14" w:name="_Toc242827721"/>
       <w:r>
         <w:t>3.2 Quyền gọi Lambda từ EventBridge</w:t>
       </w:r>
@@ -7703,7 +7777,7 @@
       <w:pPr>
         <w:pStyle w:val="Heading2"/>
       </w:pPr>
-      <w:bookmarkStart w:id="15" w:name="_Toc242824134"/>
+      <w:bookmarkStart w:id="15" w:name="_Toc242827722"/>
       <w:r>
         <w:t>3.3 Topic SNS và đăng ký email</w:t>
       </w:r>
@@ -7919,7 +7993,7 @@
       <w:pPr>
         <w:pStyle w:val="Heading2"/>
       </w:pPr>
-      <w:bookmarkStart w:id="16" w:name="_Toc242824135"/>
+      <w:bookmarkStart w:id="16" w:name="_Toc242827723"/>
       <w:r>
         <w:lastRenderedPageBreak/>
         <w:t>3.4 Điều kiện và nội dung thông báo</w:t>
@@ -8147,7 +8221,7 @@
         <w:pageBreakBefore/>
         <w:jc w:val="left"/>
       </w:pPr>
-      <w:bookmarkStart w:id="17" w:name="_Toc242824136"/>
+      <w:bookmarkStart w:id="17" w:name="_Toc242827724"/>
       <w:r>
         <w:lastRenderedPageBreak/>
         <w:t>Chương 4 Mô hình dữ liệu và kết quả phân tích</w:t>
@@ -8158,7 +8232,7 @@
       <w:pPr>
         <w:pStyle w:val="Heading2"/>
       </w:pPr>
-      <w:bookmarkStart w:id="18" w:name="_Toc242824137"/>
+      <w:bookmarkStart w:id="18" w:name="_Toc242827725"/>
       <w:r>
         <w:t>4.1 Database và bảng dữ liệu</w:t>
       </w:r>
@@ -8374,7 +8448,7 @@
       <w:pPr>
         <w:pStyle w:val="Heading2"/>
       </w:pPr>
-      <w:bookmarkStart w:id="19" w:name="_Toc242824138"/>
+      <w:bookmarkStart w:id="19" w:name="_Toc242827726"/>
       <w:r>
         <w:t>4.2 View dữ liệu</w:t>
       </w:r>
@@ -8590,7 +8664,7 @@
       <w:pPr>
         <w:pStyle w:val="Heading2"/>
       </w:pPr>
-      <w:bookmarkStart w:id="20" w:name="_Toc242824139"/>
+      <w:bookmarkStart w:id="20" w:name="_Toc242827727"/>
       <w:r>
         <w:t>4.3 Nạp phân vùng vào Catalog</w:t>
       </w:r>
@@ -8609,7 +8683,7 @@
       <w:pPr>
         <w:pStyle w:val="Heading2"/>
       </w:pPr>
-      <w:bookmarkStart w:id="21" w:name="_Toc242824140"/>
+      <w:bookmarkStart w:id="21" w:name="_Toc242827728"/>
       <w:r>
         <w:t>4.4 Năm truy vấn phân tích</w:t>
       </w:r>
@@ -9677,7 +9751,7 @@
           <w:noProof/>
         </w:rPr>
         <w:drawing>
-          <wp:inline distT="0" distB="0" distL="0" distR="0" wp14:anchorId="11555EDD" wp14:editId="1324FBA9">
+          <wp:inline distT="0" distB="0" distL="0" distR="0" wp14:anchorId="77E75DAF" wp14:editId="0202057A">
             <wp:extent cx="6126480" cy="3313154"/>
             <wp:effectExtent l="0" t="0" r="0" b="0"/>
             <wp:docPr id="8" name="Picture 8"/>
@@ -9915,7 +9989,7 @@
           <w:noProof/>
         </w:rPr>
         <w:drawing>
-          <wp:inline distT="0" distB="0" distL="0" distR="0" wp14:anchorId="0CD73ECA" wp14:editId="38908E4B">
+          <wp:inline distT="0" distB="0" distL="0" distR="0" wp14:anchorId="2298D963" wp14:editId="5CD86A0E">
             <wp:extent cx="6126480" cy="3241584"/>
             <wp:effectExtent l="0" t="0" r="0" b="0"/>
             <wp:docPr id="9" name="Picture 9"/>
@@ -13346,7 +13420,7 @@
         </w:rPr>
         <w:lastRenderedPageBreak/>
         <w:drawing>
-          <wp:inline distT="0" distB="0" distL="0" distR="0" wp14:anchorId="1CAFB4F4" wp14:editId="1BBDC916">
+          <wp:inline distT="0" distB="0" distL="0" distR="0" wp14:anchorId="756989AD" wp14:editId="6CD3B5F2">
             <wp:extent cx="6126480" cy="3278880"/>
             <wp:effectExtent l="0" t="0" r="0" b="0"/>
             <wp:docPr id="10" name="Picture 10"/>
@@ -13948,7 +14022,7 @@
         </w:rPr>
         <w:lastRenderedPageBreak/>
         <w:drawing>
-          <wp:inline distT="0" distB="0" distL="0" distR="0" wp14:anchorId="5AD81FAA" wp14:editId="3043B252">
+          <wp:inline distT="0" distB="0" distL="0" distR="0" wp14:anchorId="10F7E7BF" wp14:editId="11825458">
             <wp:extent cx="6126480" cy="3276024"/>
             <wp:effectExtent l="0" t="0" r="0" b="0"/>
             <wp:docPr id="11" name="Picture 11"/>
@@ -14026,7 +14100,7 @@
         <w:pStyle w:val="Heading2"/>
         <w:pageBreakBefore/>
       </w:pPr>
-      <w:bookmarkStart w:id="22" w:name="_Toc242824141"/>
+      <w:bookmarkStart w:id="22" w:name="_Toc242827729"/>
       <w:r>
         <w:lastRenderedPageBreak/>
         <w:t>4.5 Số liệu thực thi truy vấn Athena</w:t>
@@ -14569,7 +14643,7 @@
         <w:pageBreakBefore/>
         <w:jc w:val="left"/>
       </w:pPr>
-      <w:bookmarkStart w:id="23" w:name="_Toc242824142"/>
+      <w:bookmarkStart w:id="23" w:name="_Toc242827730"/>
       <w:r>
         <w:lastRenderedPageBreak/>
         <w:t>Chương 5 Đối chiếu dữ liệu và kiểm tra chức năng</w:t>
@@ -14580,7 +14654,7 @@
       <w:pPr>
         <w:pStyle w:val="Heading2"/>
       </w:pPr>
-      <w:bookmarkStart w:id="24" w:name="_Toc242824143"/>
+      <w:bookmarkStart w:id="24" w:name="_Toc242827731"/>
       <w:r>
         <w:t>5.1 Cấu trúc và số lượng bản ghi</w:t>
       </w:r>
@@ -14599,7 +14673,7 @@
       <w:pPr>
         <w:pStyle w:val="Heading2"/>
       </w:pPr>
-      <w:bookmarkStart w:id="25" w:name="_Toc242824144"/>
+      <w:bookmarkStart w:id="25" w:name="_Toc242827732"/>
       <w:r>
         <w:t>5.2 Kiểm tra chức năng và tính toàn vẹn dữ liệu</w:t>
       </w:r>
@@ -15052,7 +15126,7 @@
       <w:pPr>
         <w:pStyle w:val="Heading2"/>
       </w:pPr>
-      <w:bookmarkStart w:id="26" w:name="_Toc242824145"/>
+      <w:bookmarkStart w:id="26" w:name="_Toc242827733"/>
       <w:r>
         <w:t>5.3 Xử lý lỗi và giá trị thiếu</w:t>
       </w:r>
@@ -15111,7 +15185,7 @@
         <w:pStyle w:val="Heading2"/>
         <w:pageBreakBefore/>
       </w:pPr>
-      <w:bookmarkStart w:id="27" w:name="_Toc242824146"/>
+      <w:bookmarkStart w:id="27" w:name="_Toc242827734"/>
       <w:r>
         <w:lastRenderedPageBreak/>
         <w:t>5.4 Theo dõi bằng CloudWatch</w:t>
@@ -15163,26 +15237,389 @@
     </w:p>
     <w:p>
       <w:pPr>
+        <w:pStyle w:val="Heading2"/>
+      </w:pPr>
+      <w:bookmarkStart w:id="28" w:name="_Toc242827735"/>
+      <w:r>
+        <w:t>5.5 Kết quả vận hành từ hồ sơ đã lưu</w:t>
+      </w:r>
+      <w:bookmarkEnd w:id="28"/>
+    </w:p>
+    <w:p>
+      <w:pPr>
+        <w:pStyle w:val="BodyText"/>
+        <w:ind w:firstLine="504"/>
+      </w:pPr>
+      <w:r>
+        <w:t>Hồ sơ vận hành của dự án ghi nhận cấu hình Lambda, phản hồi thu thập và năm lượt truy vấn Athena. Mã thực thi, trạng thái, số dòng, thời gian và byte quét được đối chiếu với query_metrics.csv. Các kết quả dưới đây thuộc mốc vận hành đã lưu.</w:t>
+      </w:r>
+    </w:p>
+    <w:p>
+      <w:pPr>
+        <w:pStyle w:val="Caption"/>
+        <w:keepNext/>
+        <w:spacing w:before="80" w:after="160" w:line="252" w:lineRule="auto"/>
+        <w:jc w:val="center"/>
+      </w:pPr>
+      <w:r>
+        <w:t>Bảng 5.2 Kết quả xử lý và truy vấn trong hồ sơ vận hành</w:t>
+      </w:r>
+    </w:p>
+    <w:tbl>
+      <w:tblPr>
+        <w:tblStyle w:val="TableGrid"/>
+        <w:tblW w:w="0" w:type="auto"/>
+        <w:jc w:val="center"/>
+        <w:tblLayout w:type="fixed"/>
+        <w:tblLook w:val="04A0" w:firstRow="1" w:lastRow="0" w:firstColumn="1" w:lastColumn="0" w:noHBand="0" w:noVBand="1"/>
+      </w:tblPr>
+      <w:tblGrid>
+        <w:gridCol w:w="1944"/>
+        <w:gridCol w:w="4824"/>
+        <w:gridCol w:w="3168"/>
+      </w:tblGrid>
+      <w:tr>
+        <w:trPr>
+          <w:cantSplit/>
+          <w:tblHeader/>
+          <w:jc w:val="center"/>
+        </w:trPr>
+        <w:tc>
+          <w:tcPr>
+            <w:tcW w:w="1944" w:type="dxa"/>
+            <w:shd w:val="clear" w:color="auto" w:fill="E7E7E7"/>
+            <w:vAlign w:val="center"/>
+          </w:tcPr>
+          <w:p>
+            <w:pPr>
+              <w:keepNext/>
+              <w:spacing w:before="60" w:after="60" w:line="264" w:lineRule="auto"/>
+              <w:jc w:val="center"/>
+            </w:pPr>
+            <w:r>
+              <w:rPr>
+                <w:b/>
+                <w:sz w:val="22"/>
+              </w:rPr>
+              <w:t>Hạng mục</w:t>
+            </w:r>
+          </w:p>
+        </w:tc>
+        <w:tc>
+          <w:tcPr>
+            <w:tcW w:w="4824" w:type="dxa"/>
+            <w:shd w:val="clear" w:color="auto" w:fill="E7E7E7"/>
+            <w:vAlign w:val="center"/>
+          </w:tcPr>
+          <w:p>
+            <w:pPr>
+              <w:keepNext/>
+              <w:spacing w:before="60" w:after="60" w:line="264" w:lineRule="auto"/>
+              <w:jc w:val="center"/>
+            </w:pPr>
+            <w:r>
+              <w:rPr>
+                <w:b/>
+                <w:sz w:val="22"/>
+              </w:rPr>
+              <w:t>Kết quả đã lưu</w:t>
+            </w:r>
+          </w:p>
+        </w:tc>
+        <w:tc>
+          <w:tcPr>
+            <w:tcW w:w="3168" w:type="dxa"/>
+            <w:shd w:val="clear" w:color="auto" w:fill="E7E7E7"/>
+            <w:vAlign w:val="center"/>
+          </w:tcPr>
+          <w:p>
+            <w:pPr>
+              <w:keepNext/>
+              <w:spacing w:before="60" w:after="60" w:line="264" w:lineRule="auto"/>
+              <w:jc w:val="center"/>
+            </w:pPr>
+            <w:r>
+              <w:rPr>
+                <w:b/>
+                <w:sz w:val="22"/>
+              </w:rPr>
+              <w:t>Nguồn đối chiếu</w:t>
+            </w:r>
+          </w:p>
+        </w:tc>
+      </w:tr>
+      <w:tr>
+        <w:trPr>
+          <w:cantSplit/>
+          <w:jc w:val="center"/>
+        </w:trPr>
+        <w:tc>
+          <w:tcPr>
+            <w:tcW w:w="1944" w:type="dxa"/>
+            <w:shd w:val="clear" w:color="auto" w:fill="FFFFFF"/>
+            <w:vAlign w:val="center"/>
+          </w:tcPr>
+          <w:p>
+            <w:pPr>
+              <w:spacing w:before="60" w:after="60" w:line="264" w:lineRule="auto"/>
+            </w:pPr>
+            <w:r>
+              <w:rPr>
+                <w:sz w:val="22"/>
+              </w:rPr>
+              <w:t>Lambda</w:t>
+            </w:r>
+          </w:p>
+        </w:tc>
+        <w:tc>
+          <w:tcPr>
+            <w:tcW w:w="4824" w:type="dxa"/>
+            <w:shd w:val="clear" w:color="auto" w:fill="FFFFFF"/>
+            <w:vAlign w:val="center"/>
+          </w:tcPr>
+          <w:p>
+            <w:pPr>
+              <w:spacing w:before="60" w:after="60" w:line="264" w:lineRule="auto"/>
+            </w:pPr>
+            <w:r>
+              <w:rPr>
+                <w:sz w:val="22"/>
+              </w:rPr>
+              <w:t>WeatherCollectorLambda; Active; Python 3.12; 256 MB; 60 giây.</w:t>
+            </w:r>
+          </w:p>
+        </w:tc>
+        <w:tc>
+          <w:tcPr>
+            <w:tcW w:w="3168" w:type="dxa"/>
+            <w:shd w:val="clear" w:color="auto" w:fill="FFFFFF"/>
+            <w:vAlign w:val="center"/>
+          </w:tcPr>
+          <w:p>
+            <w:pPr>
+              <w:spacing w:before="60" w:after="60" w:line="264" w:lineRule="auto"/>
+            </w:pPr>
+            <w:r>
+              <w:rPr>
+                <w:sz w:val="22"/>
+              </w:rPr>
+              <w:t>Cấu hình hàm trong hồ sơ.</w:t>
+            </w:r>
+          </w:p>
+        </w:tc>
+      </w:tr>
+      <w:tr>
+        <w:trPr>
+          <w:cantSplit/>
+          <w:jc w:val="center"/>
+        </w:trPr>
+        <w:tc>
+          <w:tcPr>
+            <w:tcW w:w="1944" w:type="dxa"/>
+            <w:shd w:val="clear" w:color="auto" w:fill="FFFFFF"/>
+            <w:vAlign w:val="center"/>
+          </w:tcPr>
+          <w:p>
+            <w:pPr>
+              <w:spacing w:before="60" w:after="60" w:line="264" w:lineRule="auto"/>
+            </w:pPr>
+            <w:r>
+              <w:rPr>
+                <w:sz w:val="22"/>
+              </w:rPr>
+              <w:t>Phản hồi</w:t>
+            </w:r>
+          </w:p>
+        </w:tc>
+        <w:tc>
+          <w:tcPr>
+            <w:tcW w:w="4824" w:type="dxa"/>
+            <w:shd w:val="clear" w:color="auto" w:fill="FFFFFF"/>
+            <w:vAlign w:val="center"/>
+          </w:tcPr>
+          <w:p>
+            <w:pPr>
+              <w:spacing w:before="60" w:after="60" w:line="264" w:lineRule="auto"/>
+            </w:pPr>
+            <w:r>
+              <w:rPr>
+                <w:sz w:val="22"/>
+              </w:rPr>
+              <w:t>Mã 200; thu thập 3 bản ghi.</w:t>
+            </w:r>
+          </w:p>
+        </w:tc>
+        <w:tc>
+          <w:tcPr>
+            <w:tcW w:w="3168" w:type="dxa"/>
+            <w:shd w:val="clear" w:color="auto" w:fill="FFFFFF"/>
+            <w:vAlign w:val="center"/>
+          </w:tcPr>
+          <w:p>
+            <w:pPr>
+              <w:spacing w:before="60" w:after="60" w:line="264" w:lineRule="auto"/>
+            </w:pPr>
+            <w:r>
+              <w:rPr>
+                <w:sz w:val="22"/>
+              </w:rPr>
+              <w:t>Phản hồi xử lý đã lưu.</w:t>
+            </w:r>
+          </w:p>
+        </w:tc>
+      </w:tr>
+      <w:tr>
+        <w:trPr>
+          <w:cantSplit/>
+          <w:jc w:val="center"/>
+        </w:trPr>
+        <w:tc>
+          <w:tcPr>
+            <w:tcW w:w="1944" w:type="dxa"/>
+            <w:shd w:val="clear" w:color="auto" w:fill="FFFFFF"/>
+            <w:vAlign w:val="center"/>
+          </w:tcPr>
+          <w:p>
+            <w:pPr>
+              <w:spacing w:before="60" w:after="60" w:line="264" w:lineRule="auto"/>
+            </w:pPr>
+            <w:r>
+              <w:rPr>
+                <w:sz w:val="22"/>
+              </w:rPr>
+              <w:t>Cảnh báo</w:t>
+            </w:r>
+          </w:p>
+        </w:tc>
+        <w:tc>
+          <w:tcPr>
+            <w:tcW w:w="4824" w:type="dxa"/>
+            <w:shd w:val="clear" w:color="auto" w:fill="FFFFFF"/>
+            <w:vAlign w:val="center"/>
+          </w:tcPr>
+          <w:p>
+            <w:pPr>
+              <w:spacing w:before="60" w:after="60" w:line="264" w:lineRule="auto"/>
+            </w:pPr>
+            <w:r>
+              <w:rPr>
+                <w:sz w:val="22"/>
+              </w:rPr>
+              <w:t>Hàm ghi nhận 2 cảnh báo gửi tới SNS.</w:t>
+            </w:r>
+          </w:p>
+        </w:tc>
+        <w:tc>
+          <w:tcPr>
+            <w:tcW w:w="3168" w:type="dxa"/>
+            <w:shd w:val="clear" w:color="auto" w:fill="FFFFFF"/>
+            <w:vAlign w:val="center"/>
+          </w:tcPr>
+          <w:p>
+            <w:pPr>
+              <w:spacing w:before="60" w:after="60" w:line="264" w:lineRule="auto"/>
+            </w:pPr>
+            <w:r>
+              <w:rPr>
+                <w:sz w:val="22"/>
+              </w:rPr>
+              <w:t>Trường alerts_sent.</w:t>
+            </w:r>
+          </w:p>
+        </w:tc>
+      </w:tr>
+      <w:tr>
+        <w:trPr>
+          <w:cantSplit/>
+          <w:jc w:val="center"/>
+        </w:trPr>
+        <w:tc>
+          <w:tcPr>
+            <w:tcW w:w="1944" w:type="dxa"/>
+            <w:shd w:val="clear" w:color="auto" w:fill="FFFFFF"/>
+            <w:vAlign w:val="center"/>
+          </w:tcPr>
+          <w:p>
+            <w:pPr>
+              <w:spacing w:before="60" w:after="60" w:line="264" w:lineRule="auto"/>
+            </w:pPr>
+            <w:r>
+              <w:rPr>
+                <w:sz w:val="22"/>
+              </w:rPr>
+              <w:t>Athena</w:t>
+            </w:r>
+          </w:p>
+        </w:tc>
+        <w:tc>
+          <w:tcPr>
+            <w:tcW w:w="4824" w:type="dxa"/>
+            <w:shd w:val="clear" w:color="auto" w:fill="FFFFFF"/>
+            <w:vAlign w:val="center"/>
+          </w:tcPr>
+          <w:p>
+            <w:pPr>
+              <w:spacing w:before="60" w:after="60" w:line="264" w:lineRule="auto"/>
+            </w:pPr>
+            <w:r>
+              <w:rPr>
+                <w:sz w:val="22"/>
+              </w:rPr>
+              <w:t>5 truy vấn SUCCEEDED; 87.250 byte quét/lượt; 744–1.192 ms.</w:t>
+            </w:r>
+          </w:p>
+        </w:tc>
+        <w:tc>
+          <w:tcPr>
+            <w:tcW w:w="3168" w:type="dxa"/>
+            <w:shd w:val="clear" w:color="auto" w:fill="FFFFFF"/>
+            <w:vAlign w:val="center"/>
+          </w:tcPr>
+          <w:p>
+            <w:pPr>
+              <w:spacing w:before="60" w:after="60" w:line="264" w:lineRule="auto"/>
+            </w:pPr>
+            <w:r>
+              <w:rPr>
+                <w:sz w:val="22"/>
+              </w:rPr>
+              <w:t>Hồ sơ và query_metrics.csv.</w:t>
+            </w:r>
+          </w:p>
+        </w:tc>
+      </w:tr>
+    </w:tbl>
+    <w:p>
+      <w:pPr>
+        <w:pStyle w:val="BodyText"/>
+        <w:ind w:firstLine="504"/>
+      </w:pPr>
+      <w:r>
+        <w:t>Ba bản ghi của một lượt thu thập và 156 bản ghi của tập phân tích tích lũy là hai đại lượng khác nhau. Hồ sơ đăng ký email ghi pending confirmation, nên số cảnh báo không được diễn giải thành số email đã nhận. Bộ source hiện tại đã được chỉnh sửa sau mốc vận hành này; hồ sơ đã lưu không tự xác nhận một lần triển khai mới.</w:t>
+      </w:r>
+    </w:p>
+    <w:p>
+      <w:pPr>
         <w:pStyle w:val="Heading1"/>
         <w:pageBreakBefore/>
         <w:jc w:val="left"/>
       </w:pPr>
-      <w:bookmarkStart w:id="28" w:name="_Toc242824147"/>
+      <w:bookmarkStart w:id="29" w:name="_Toc242827736"/>
       <w:r>
         <w:lastRenderedPageBreak/>
         <w:t>Chương 6 Đánh giá kết quả và sử dụng tài nguyên Tuần 2</w:t>
       </w:r>
-      <w:bookmarkEnd w:id="28"/>
+      <w:bookmarkEnd w:id="29"/>
     </w:p>
     <w:p>
       <w:pPr>
         <w:pStyle w:val="Heading2"/>
       </w:pPr>
-      <w:bookmarkStart w:id="29" w:name="_Toc242824148"/>
+      <w:bookmarkStart w:id="30" w:name="_Toc242827737"/>
       <w:r>
         <w:t>6.1 Các đại lượng theo dõi sử dụng tài nguyên</w:t>
       </w:r>
-      <w:bookmarkEnd w:id="29"/>
+      <w:bookmarkEnd w:id="30"/>
     </w:p>
     <w:p>
       <w:pPr>
@@ -15606,11 +16043,11 @@
       <w:pPr>
         <w:pStyle w:val="Heading2"/>
       </w:pPr>
-      <w:bookmarkStart w:id="30" w:name="_Toc242824149"/>
+      <w:bookmarkStart w:id="31" w:name="_Toc242827738"/>
       <w:r>
         <w:t>6.2 Tổng hợp các kết quả phân tích</w:t>
       </w:r>
-      <w:bookmarkEnd w:id="30"/>
+      <w:bookmarkEnd w:id="31"/>
     </w:p>
     <w:p>
       <w:pPr>
@@ -15625,11 +16062,11 @@
       <w:pPr>
         <w:pStyle w:val="Heading2"/>
       </w:pPr>
-      <w:bookmarkStart w:id="31" w:name="_Toc242824150"/>
+      <w:bookmarkStart w:id="32" w:name="_Toc242827739"/>
       <w:r>
         <w:t>6.3 Quản lý vòng đời tài nguyên</w:t>
       </w:r>
-      <w:bookmarkEnd w:id="31"/>
+      <w:bookmarkEnd w:id="32"/>
     </w:p>
     <w:p>
       <w:pPr>
@@ -15807,11 +16244,11 @@
       <w:pPr>
         <w:pStyle w:val="Heading2"/>
       </w:pPr>
-      <w:bookmarkStart w:id="32" w:name="_Toc242824151"/>
+      <w:bookmarkStart w:id="33" w:name="_Toc242827740"/>
       <w:r>
         <w:t>6.4 Đối chiếu sản phẩm Tuần 2</w:t>
       </w:r>
-      <w:bookmarkEnd w:id="32"/>
+      <w:bookmarkEnd w:id="33"/>
     </w:p>
     <w:p>
       <w:pPr>
@@ -16226,11 +16663,11 @@
       <w:pPr>
         <w:pStyle w:val="Heading2"/>
       </w:pPr>
-      <w:bookmarkStart w:id="33" w:name="_Toc242824152"/>
+      <w:bookmarkStart w:id="34" w:name="_Toc242827741"/>
       <w:r>
         <w:t>6.5 Kết luận Tuần 2</w:t>
       </w:r>
-      <w:bookmarkEnd w:id="33"/>
+      <w:bookmarkEnd w:id="34"/>
     </w:p>
     <w:p>
       <w:pPr>
@@ -16265,22 +16702,22 @@
         <w:pageBreakBefore/>
         <w:jc w:val="left"/>
       </w:pPr>
-      <w:bookmarkStart w:id="34" w:name="_Toc242824153"/>
+      <w:bookmarkStart w:id="35" w:name="_Toc242827742"/>
       <w:r>
         <w:lastRenderedPageBreak/>
         <w:t>Chương 7 Phân công và tổng hợp công việc Tuần 2</w:t>
       </w:r>
-      <w:bookmarkEnd w:id="34"/>
+      <w:bookmarkEnd w:id="35"/>
     </w:p>
     <w:p>
       <w:pPr>
         <w:pStyle w:val="Heading2"/>
       </w:pPr>
-      <w:bookmarkStart w:id="35" w:name="_Toc242824154"/>
+      <w:bookmarkStart w:id="36" w:name="_Toc242827743"/>
       <w:r>
         <w:t>7.1 Phân công theo nhóm chức năng</w:t>
       </w:r>
-      <w:bookmarkEnd w:id="35"/>
+      <w:bookmarkEnd w:id="36"/>
     </w:p>
     <w:p>
       <w:pPr>
@@ -16591,11 +17028,11 @@
       <w:pPr>
         <w:pStyle w:val="Heading2"/>
       </w:pPr>
-      <w:bookmarkStart w:id="36" w:name="_Toc242824155"/>
+      <w:bookmarkStart w:id="37" w:name="_Toc242827744"/>
       <w:r>
         <w:t>7.2 Tổng hợp các sản phẩm đã thực hiện</w:t>
       </w:r>
-      <w:bookmarkEnd w:id="36"/>
+      <w:bookmarkEnd w:id="37"/>
     </w:p>
     <w:p>
       <w:pPr>
@@ -17255,9 +17692,9 @@
     </w:lvl>
   </w:abstractNum>
   <w:abstractNum w:abstractNumId="9" w15:restartNumberingAfterBreak="0">
-    <w:nsid w:val="0801320C"/>
+    <w:nsid w:val="374044A0"/>
     <w:multiLevelType w:val="multilevel"/>
-    <w:tmpl w:val="7F78944A"/>
+    <w:tmpl w:val="E186743C"/>
     <w:lvl w:ilvl="0">
       <w:start w:val="1"/>
       <w:numFmt w:val="bullet"/>
@@ -17306,7 +17743,7 @@
       <w:lvlJc w:val="left"/>
     </w:lvl>
   </w:abstractNum>
-  <w:num w:numId="1" w16cid:durableId="476189420">
+  <w:num w:numId="1" w16cid:durableId="644431441">
     <w:abstractNumId w:val="9"/>
   </w:num>
 </w:numbering>

--- a/tuan_2/docs/Bao_cao_tuan_2_Dien_toan_dam_may_Nhom_05.docx
+++ b/tuan_2/docs/Bao_cao_tuan_2_Dien_toan_dam_may_Nhom_05.docx
@@ -553,7 +553,7 @@
         </w:rPr>
         <w:fldChar w:fldCharType="separate"/>
       </w:r>
-      <w:hyperlink w:anchor="_Toc242867452" w:history="1">
+      <w:hyperlink w:anchor="_Toc242869423" w:history="1">
         <w:r>
           <w:rPr>
             <w:rStyle w:val="Hyperlink"/>
@@ -580,7 +580,7 @@
             <w:noProof/>
             <w:webHidden/>
           </w:rPr>
-          <w:instrText xml:space="preserve"> PAGEREF _Toc242867452 \h </w:instrText>
+          <w:instrText xml:space="preserve"> PAGEREF _Toc242869423 \h </w:instrText>
         </w:r>
         <w:r>
           <w:rPr>
@@ -627,7 +627,7 @@
           <w14:ligatures w14:val="standardContextual"/>
         </w:rPr>
       </w:pPr>
-      <w:hyperlink w:anchor="_Toc242867453" w:history="1">
+      <w:hyperlink w:anchor="_Toc242869424" w:history="1">
         <w:r>
           <w:rPr>
             <w:rStyle w:val="Hyperlink"/>
@@ -654,7 +654,7 @@
             <w:noProof/>
             <w:webHidden/>
           </w:rPr>
-          <w:instrText xml:space="preserve"> PAGEREF _Toc242867453 \h </w:instrText>
+          <w:instrText xml:space="preserve"> PAGEREF _Toc242869424 \h </w:instrText>
         </w:r>
         <w:r>
           <w:rPr>
@@ -701,7 +701,7 @@
           <w14:ligatures w14:val="standardContextual"/>
         </w:rPr>
       </w:pPr>
-      <w:hyperlink w:anchor="_Toc242867454" w:history="1">
+      <w:hyperlink w:anchor="_Toc242869425" w:history="1">
         <w:r>
           <w:rPr>
             <w:rStyle w:val="Hyperlink"/>
@@ -728,7 +728,7 @@
             <w:noProof/>
             <w:webHidden/>
           </w:rPr>
-          <w:instrText xml:space="preserve"> PAGEREF _Toc242867454 \h </w:instrText>
+          <w:instrText xml:space="preserve"> PAGEREF _Toc242869425 \h </w:instrText>
         </w:r>
         <w:r>
           <w:rPr>
@@ -775,7 +775,7 @@
           <w14:ligatures w14:val="standardContextual"/>
         </w:rPr>
       </w:pPr>
-      <w:hyperlink w:anchor="_Toc242867455" w:history="1">
+      <w:hyperlink w:anchor="_Toc242869426" w:history="1">
         <w:r>
           <w:rPr>
             <w:rStyle w:val="Hyperlink"/>
@@ -802,7 +802,7 @@
             <w:noProof/>
             <w:webHidden/>
           </w:rPr>
-          <w:instrText xml:space="preserve"> PAGEREF _Toc242867455 \h </w:instrText>
+          <w:instrText xml:space="preserve"> PAGEREF _Toc242869426 \h </w:instrText>
         </w:r>
         <w:r>
           <w:rPr>
@@ -849,7 +849,7 @@
           <w14:ligatures w14:val="standardContextual"/>
         </w:rPr>
       </w:pPr>
-      <w:hyperlink w:anchor="_Toc242867456" w:history="1">
+      <w:hyperlink w:anchor="_Toc242869427" w:history="1">
         <w:r>
           <w:rPr>
             <w:rStyle w:val="Hyperlink"/>
@@ -876,7 +876,7 @@
             <w:noProof/>
             <w:webHidden/>
           </w:rPr>
-          <w:instrText xml:space="preserve"> PAGEREF _Toc242867456 \h </w:instrText>
+          <w:instrText xml:space="preserve"> PAGEREF _Toc242869427 \h </w:instrText>
         </w:r>
         <w:r>
           <w:rPr>
@@ -924,7 +924,7 @@
           <w14:ligatures w14:val="standardContextual"/>
         </w:rPr>
       </w:pPr>
-      <w:hyperlink w:anchor="_Toc242867457" w:history="1">
+      <w:hyperlink w:anchor="_Toc242869428" w:history="1">
         <w:r>
           <w:rPr>
             <w:rStyle w:val="Hyperlink"/>
@@ -951,7 +951,7 @@
             <w:noProof/>
             <w:webHidden/>
           </w:rPr>
-          <w:instrText xml:space="preserve"> PAGEREF _Toc242867457 \h </w:instrText>
+          <w:instrText xml:space="preserve"> PAGEREF _Toc242869428 \h </w:instrText>
         </w:r>
         <w:r>
           <w:rPr>
@@ -998,7 +998,7 @@
           <w14:ligatures w14:val="standardContextual"/>
         </w:rPr>
       </w:pPr>
-      <w:hyperlink w:anchor="_Toc242867458" w:history="1">
+      <w:hyperlink w:anchor="_Toc242869429" w:history="1">
         <w:r>
           <w:rPr>
             <w:rStyle w:val="Hyperlink"/>
@@ -1025,7 +1025,7 @@
             <w:noProof/>
             <w:webHidden/>
           </w:rPr>
-          <w:instrText xml:space="preserve"> PAGEREF _Toc242867458 \h </w:instrText>
+          <w:instrText xml:space="preserve"> PAGEREF _Toc242869429 \h </w:instrText>
         </w:r>
         <w:r>
           <w:rPr>
@@ -1072,7 +1072,7 @@
           <w14:ligatures w14:val="standardContextual"/>
         </w:rPr>
       </w:pPr>
-      <w:hyperlink w:anchor="_Toc242867459" w:history="1">
+      <w:hyperlink w:anchor="_Toc242869430" w:history="1">
         <w:r>
           <w:rPr>
             <w:rStyle w:val="Hyperlink"/>
@@ -1099,7 +1099,7 @@
             <w:noProof/>
             <w:webHidden/>
           </w:rPr>
-          <w:instrText xml:space="preserve"> PAGEREF _Toc242867459 \h </w:instrText>
+          <w:instrText xml:space="preserve"> PAGEREF _Toc242869430 \h </w:instrText>
         </w:r>
         <w:r>
           <w:rPr>
@@ -1146,7 +1146,7 @@
           <w14:ligatures w14:val="standardContextual"/>
         </w:rPr>
       </w:pPr>
-      <w:hyperlink w:anchor="_Toc242867460" w:history="1">
+      <w:hyperlink w:anchor="_Toc242869431" w:history="1">
         <w:r>
           <w:rPr>
             <w:rStyle w:val="Hyperlink"/>
@@ -1173,7 +1173,7 @@
             <w:noProof/>
             <w:webHidden/>
           </w:rPr>
-          <w:instrText xml:space="preserve"> PAGEREF _Toc242867460 \h </w:instrText>
+          <w:instrText xml:space="preserve"> PAGEREF _Toc242869431 \h </w:instrText>
         </w:r>
         <w:r>
           <w:rPr>
@@ -1220,7 +1220,7 @@
           <w14:ligatures w14:val="standardContextual"/>
         </w:rPr>
       </w:pPr>
-      <w:hyperlink w:anchor="_Toc242867461" w:history="1">
+      <w:hyperlink w:anchor="_Toc242869432" w:history="1">
         <w:r>
           <w:rPr>
             <w:rStyle w:val="Hyperlink"/>
@@ -1247,7 +1247,7 @@
             <w:noProof/>
             <w:webHidden/>
           </w:rPr>
-          <w:instrText xml:space="preserve"> PAGEREF _Toc242867461 \h </w:instrText>
+          <w:instrText xml:space="preserve"> PAGEREF _Toc242869432 \h </w:instrText>
         </w:r>
         <w:r>
           <w:rPr>
@@ -1294,7 +1294,7 @@
           <w14:ligatures w14:val="standardContextual"/>
         </w:rPr>
       </w:pPr>
-      <w:hyperlink w:anchor="_Toc242867462" w:history="1">
+      <w:hyperlink w:anchor="_Toc242869433" w:history="1">
         <w:r>
           <w:rPr>
             <w:rStyle w:val="Hyperlink"/>
@@ -1321,7 +1321,7 @@
             <w:noProof/>
             <w:webHidden/>
           </w:rPr>
-          <w:instrText xml:space="preserve"> PAGEREF _Toc242867462 \h </w:instrText>
+          <w:instrText xml:space="preserve"> PAGEREF _Toc242869433 \h </w:instrText>
         </w:r>
         <w:r>
           <w:rPr>
@@ -1368,7 +1368,7 @@
           <w14:ligatures w14:val="standardContextual"/>
         </w:rPr>
       </w:pPr>
-      <w:hyperlink w:anchor="_Toc242867463" w:history="1">
+      <w:hyperlink w:anchor="_Toc242869434" w:history="1">
         <w:r>
           <w:rPr>
             <w:rStyle w:val="Hyperlink"/>
@@ -1395,7 +1395,7 @@
             <w:noProof/>
             <w:webHidden/>
           </w:rPr>
-          <w:instrText xml:space="preserve"> PAGEREF _Toc242867463 \h </w:instrText>
+          <w:instrText xml:space="preserve"> PAGEREF _Toc242869434 \h </w:instrText>
         </w:r>
         <w:r>
           <w:rPr>
@@ -1442,7 +1442,7 @@
           <w14:ligatures w14:val="standardContextual"/>
         </w:rPr>
       </w:pPr>
-      <w:hyperlink w:anchor="_Toc242867464" w:history="1">
+      <w:hyperlink w:anchor="_Toc242869435" w:history="1">
         <w:r>
           <w:rPr>
             <w:rStyle w:val="Hyperlink"/>
@@ -1469,7 +1469,7 @@
             <w:noProof/>
             <w:webHidden/>
           </w:rPr>
-          <w:instrText xml:space="preserve"> PAGEREF _Toc242867464 \h </w:instrText>
+          <w:instrText xml:space="preserve"> PAGEREF _Toc242869435 \h </w:instrText>
         </w:r>
         <w:r>
           <w:rPr>
@@ -1517,7 +1517,7 @@
           <w14:ligatures w14:val="standardContextual"/>
         </w:rPr>
       </w:pPr>
-      <w:hyperlink w:anchor="_Toc242867465" w:history="1">
+      <w:hyperlink w:anchor="_Toc242869436" w:history="1">
         <w:r>
           <w:rPr>
             <w:rStyle w:val="Hyperlink"/>
@@ -1544,7 +1544,7 @@
             <w:noProof/>
             <w:webHidden/>
           </w:rPr>
-          <w:instrText xml:space="preserve"> PAGEREF _Toc242867465 \h </w:instrText>
+          <w:instrText xml:space="preserve"> PAGEREF _Toc242869436 \h </w:instrText>
         </w:r>
         <w:r>
           <w:rPr>
@@ -1591,7 +1591,7 @@
           <w14:ligatures w14:val="standardContextual"/>
         </w:rPr>
       </w:pPr>
-      <w:hyperlink w:anchor="_Toc242867466" w:history="1">
+      <w:hyperlink w:anchor="_Toc242869437" w:history="1">
         <w:r>
           <w:rPr>
             <w:rStyle w:val="Hyperlink"/>
@@ -1618,7 +1618,7 @@
             <w:noProof/>
             <w:webHidden/>
           </w:rPr>
-          <w:instrText xml:space="preserve"> PAGEREF _Toc242867466 \h </w:instrText>
+          <w:instrText xml:space="preserve"> PAGEREF _Toc242869437 \h </w:instrText>
         </w:r>
         <w:r>
           <w:rPr>
@@ -1665,7 +1665,7 @@
           <w14:ligatures w14:val="standardContextual"/>
         </w:rPr>
       </w:pPr>
-      <w:hyperlink w:anchor="_Toc242867467" w:history="1">
+      <w:hyperlink w:anchor="_Toc242869438" w:history="1">
         <w:r>
           <w:rPr>
             <w:rStyle w:val="Hyperlink"/>
@@ -1692,7 +1692,7 @@
             <w:noProof/>
             <w:webHidden/>
           </w:rPr>
-          <w:instrText xml:space="preserve"> PAGEREF _Toc242867467 \h </w:instrText>
+          <w:instrText xml:space="preserve"> PAGEREF _Toc242869438 \h </w:instrText>
         </w:r>
         <w:r>
           <w:rPr>
@@ -1739,7 +1739,7 @@
           <w14:ligatures w14:val="standardContextual"/>
         </w:rPr>
       </w:pPr>
-      <w:hyperlink w:anchor="_Toc242867468" w:history="1">
+      <w:hyperlink w:anchor="_Toc242869439" w:history="1">
         <w:r>
           <w:rPr>
             <w:rStyle w:val="Hyperlink"/>
@@ -1766,7 +1766,7 @@
             <w:noProof/>
             <w:webHidden/>
           </w:rPr>
-          <w:instrText xml:space="preserve"> PAGEREF _Toc242867468 \h </w:instrText>
+          <w:instrText xml:space="preserve"> PAGEREF _Toc242869439 \h </w:instrText>
         </w:r>
         <w:r>
           <w:rPr>
@@ -1813,7 +1813,7 @@
           <w14:ligatures w14:val="standardContextual"/>
         </w:rPr>
       </w:pPr>
-      <w:hyperlink w:anchor="_Toc242867469" w:history="1">
+      <w:hyperlink w:anchor="_Toc242869440" w:history="1">
         <w:r>
           <w:rPr>
             <w:rStyle w:val="Hyperlink"/>
@@ -1840,7 +1840,7 @@
             <w:noProof/>
             <w:webHidden/>
           </w:rPr>
-          <w:instrText xml:space="preserve"> PAGEREF _Toc242867469 \h </w:instrText>
+          <w:instrText xml:space="preserve"> PAGEREF _Toc242869440 \h </w:instrText>
         </w:r>
         <w:r>
           <w:rPr>
@@ -1887,7 +1887,7 @@
           <w14:ligatures w14:val="standardContextual"/>
         </w:rPr>
       </w:pPr>
-      <w:hyperlink w:anchor="_Toc242867470" w:history="1">
+      <w:hyperlink w:anchor="_Toc242869441" w:history="1">
         <w:r>
           <w:rPr>
             <w:rStyle w:val="Hyperlink"/>
@@ -1914,7 +1914,7 @@
             <w:noProof/>
             <w:webHidden/>
           </w:rPr>
-          <w:instrText xml:space="preserve"> PAGEREF _Toc242867470 \h </w:instrText>
+          <w:instrText xml:space="preserve"> PAGEREF _Toc242869441 \h </w:instrText>
         </w:r>
         <w:r>
           <w:rPr>
@@ -1961,7 +1961,7 @@
           <w14:ligatures w14:val="standardContextual"/>
         </w:rPr>
       </w:pPr>
-      <w:hyperlink w:anchor="_Toc242867471" w:history="1">
+      <w:hyperlink w:anchor="_Toc242869442" w:history="1">
         <w:r>
           <w:rPr>
             <w:rStyle w:val="Hyperlink"/>
@@ -1988,7 +1988,7 @@
             <w:noProof/>
             <w:webHidden/>
           </w:rPr>
-          <w:instrText xml:space="preserve"> PAGEREF _Toc242867471 \h </w:instrText>
+          <w:instrText xml:space="preserve"> PAGEREF _Toc242869442 \h </w:instrText>
         </w:r>
         <w:r>
           <w:rPr>
@@ -2035,7 +2035,7 @@
           <w14:ligatures w14:val="standardContextual"/>
         </w:rPr>
       </w:pPr>
-      <w:hyperlink w:anchor="_Toc242867472" w:history="1">
+      <w:hyperlink w:anchor="_Toc242869443" w:history="1">
         <w:r>
           <w:rPr>
             <w:rStyle w:val="Hyperlink"/>
@@ -2062,7 +2062,7 @@
             <w:noProof/>
             <w:webHidden/>
           </w:rPr>
-          <w:instrText xml:space="preserve"> PAGEREF _Toc242867472 \h </w:instrText>
+          <w:instrText xml:space="preserve"> PAGEREF _Toc242869443 \h </w:instrText>
         </w:r>
         <w:r>
           <w:rPr>
@@ -2109,7 +2109,7 @@
           <w14:ligatures w14:val="standardContextual"/>
         </w:rPr>
       </w:pPr>
-      <w:hyperlink w:anchor="_Toc242867473" w:history="1">
+      <w:hyperlink w:anchor="_Toc242869444" w:history="1">
         <w:r>
           <w:rPr>
             <w:rStyle w:val="Hyperlink"/>
@@ -2136,7 +2136,7 @@
             <w:noProof/>
             <w:webHidden/>
           </w:rPr>
-          <w:instrText xml:space="preserve"> PAGEREF _Toc242867473 \h </w:instrText>
+          <w:instrText xml:space="preserve"> PAGEREF _Toc242869444 \h </w:instrText>
         </w:r>
         <w:r>
           <w:rPr>
@@ -2183,7 +2183,7 @@
           <w14:ligatures w14:val="standardContextual"/>
         </w:rPr>
       </w:pPr>
-      <w:hyperlink w:anchor="_Toc242867474" w:history="1">
+      <w:hyperlink w:anchor="_Toc242869445" w:history="1">
         <w:r>
           <w:rPr>
             <w:rStyle w:val="Hyperlink"/>
@@ -2210,7 +2210,7 @@
             <w:noProof/>
             <w:webHidden/>
           </w:rPr>
-          <w:instrText xml:space="preserve"> PAGEREF _Toc242867474 \h </w:instrText>
+          <w:instrText xml:space="preserve"> PAGEREF _Toc242869445 \h </w:instrText>
         </w:r>
         <w:r>
           <w:rPr>
@@ -2257,7 +2257,7 @@
           <w14:ligatures w14:val="standardContextual"/>
         </w:rPr>
       </w:pPr>
-      <w:hyperlink w:anchor="_Toc242867475" w:history="1">
+      <w:hyperlink w:anchor="_Toc242869446" w:history="1">
         <w:r>
           <w:rPr>
             <w:rStyle w:val="Hyperlink"/>
@@ -2284,7 +2284,7 @@
             <w:noProof/>
             <w:webHidden/>
           </w:rPr>
-          <w:instrText xml:space="preserve"> PAGEREF _Toc242867475 \h </w:instrText>
+          <w:instrText xml:space="preserve"> PAGEREF _Toc242869446 \h </w:instrText>
         </w:r>
         <w:r>
           <w:rPr>
@@ -2331,7 +2331,7 @@
           <w14:ligatures w14:val="standardContextual"/>
         </w:rPr>
       </w:pPr>
-      <w:hyperlink w:anchor="_Toc242867476" w:history="1">
+      <w:hyperlink w:anchor="_Toc242869447" w:history="1">
         <w:r>
           <w:rPr>
             <w:rStyle w:val="Hyperlink"/>
@@ -2358,7 +2358,7 @@
             <w:noProof/>
             <w:webHidden/>
           </w:rPr>
-          <w:instrText xml:space="preserve"> PAGEREF _Toc242867476 \h </w:instrText>
+          <w:instrText xml:space="preserve"> PAGEREF _Toc242869447 \h </w:instrText>
         </w:r>
         <w:r>
           <w:rPr>
@@ -2405,7 +2405,7 @@
           <w14:ligatures w14:val="standardContextual"/>
         </w:rPr>
       </w:pPr>
-      <w:hyperlink w:anchor="_Toc242867477" w:history="1">
+      <w:hyperlink w:anchor="_Toc242869448" w:history="1">
         <w:r>
           <w:rPr>
             <w:rStyle w:val="Hyperlink"/>
@@ -2432,7 +2432,7 @@
             <w:noProof/>
             <w:webHidden/>
           </w:rPr>
-          <w:instrText xml:space="preserve"> PAGEREF _Toc242867477 \h </w:instrText>
+          <w:instrText xml:space="preserve"> PAGEREF _Toc242869448 \h </w:instrText>
         </w:r>
         <w:r>
           <w:rPr>
@@ -2480,7 +2480,7 @@
           <w14:ligatures w14:val="standardContextual"/>
         </w:rPr>
       </w:pPr>
-      <w:hyperlink w:anchor="_Toc242867478" w:history="1">
+      <w:hyperlink w:anchor="_Toc242869449" w:history="1">
         <w:r>
           <w:rPr>
             <w:rStyle w:val="Hyperlink"/>
@@ -2507,7 +2507,7 @@
             <w:noProof/>
             <w:webHidden/>
           </w:rPr>
-          <w:instrText xml:space="preserve"> PAGEREF _Toc242867478 \h </w:instrText>
+          <w:instrText xml:space="preserve"> PAGEREF _Toc242869449 \h </w:instrText>
         </w:r>
         <w:r>
           <w:rPr>
@@ -2554,7 +2554,7 @@
           <w14:ligatures w14:val="standardContextual"/>
         </w:rPr>
       </w:pPr>
-      <w:hyperlink w:anchor="_Toc242867479" w:history="1">
+      <w:hyperlink w:anchor="_Toc242869450" w:history="1">
         <w:r>
           <w:rPr>
             <w:rStyle w:val="Hyperlink"/>
@@ -2581,7 +2581,7 @@
             <w:noProof/>
             <w:webHidden/>
           </w:rPr>
-          <w:instrText xml:space="preserve"> PAGEREF _Toc242867479 \h </w:instrText>
+          <w:instrText xml:space="preserve"> PAGEREF _Toc242869450 \h </w:instrText>
         </w:r>
         <w:r>
           <w:rPr>
@@ -2628,7 +2628,7 @@
           <w14:ligatures w14:val="standardContextual"/>
         </w:rPr>
       </w:pPr>
-      <w:hyperlink w:anchor="_Toc242867480" w:history="1">
+      <w:hyperlink w:anchor="_Toc242869451" w:history="1">
         <w:r>
           <w:rPr>
             <w:rStyle w:val="Hyperlink"/>
@@ -2655,7 +2655,7 @@
             <w:noProof/>
             <w:webHidden/>
           </w:rPr>
-          <w:instrText xml:space="preserve"> PAGEREF _Toc242867480 \h </w:instrText>
+          <w:instrText xml:space="preserve"> PAGEREF _Toc242869451 \h </w:instrText>
         </w:r>
         <w:r>
           <w:rPr>
@@ -2702,7 +2702,7 @@
           <w14:ligatures w14:val="standardContextual"/>
         </w:rPr>
       </w:pPr>
-      <w:hyperlink w:anchor="_Toc242867481" w:history="1">
+      <w:hyperlink w:anchor="_Toc242869452" w:history="1">
         <w:r>
           <w:rPr>
             <w:rStyle w:val="Hyperlink"/>
@@ -2729,7 +2729,7 @@
             <w:noProof/>
             <w:webHidden/>
           </w:rPr>
-          <w:instrText xml:space="preserve"> PAGEREF _Toc242867481 \h </w:instrText>
+          <w:instrText xml:space="preserve"> PAGEREF _Toc242869452 \h </w:instrText>
         </w:r>
         <w:r>
           <w:rPr>
@@ -2777,7 +2777,7 @@
           <w14:ligatures w14:val="standardContextual"/>
         </w:rPr>
       </w:pPr>
-      <w:hyperlink w:anchor="_Toc242867482" w:history="1">
+      <w:hyperlink w:anchor="_Toc242869453" w:history="1">
         <w:r>
           <w:rPr>
             <w:rStyle w:val="Hyperlink"/>
@@ -2804,7 +2804,7 @@
             <w:noProof/>
             <w:webHidden/>
           </w:rPr>
-          <w:instrText xml:space="preserve"> PAGEREF _Toc242867482 \h </w:instrText>
+          <w:instrText xml:space="preserve"> PAGEREF _Toc242869453 \h </w:instrText>
         </w:r>
         <w:r>
           <w:rPr>
@@ -2851,7 +2851,7 @@
           <w14:ligatures w14:val="standardContextual"/>
         </w:rPr>
       </w:pPr>
-      <w:hyperlink w:anchor="_Toc242867483" w:history="1">
+      <w:hyperlink w:anchor="_Toc242869454" w:history="1">
         <w:r>
           <w:rPr>
             <w:rStyle w:val="Hyperlink"/>
@@ -2878,7 +2878,7 @@
             <w:noProof/>
             <w:webHidden/>
           </w:rPr>
-          <w:instrText xml:space="preserve"> PAGEREF _Toc242867483 \h </w:instrText>
+          <w:instrText xml:space="preserve"> PAGEREF _Toc242869454 \h </w:instrText>
         </w:r>
         <w:r>
           <w:rPr>
@@ -2925,7 +2925,7 @@
           <w14:ligatures w14:val="standardContextual"/>
         </w:rPr>
       </w:pPr>
-      <w:hyperlink w:anchor="_Toc242867484" w:history="1">
+      <w:hyperlink w:anchor="_Toc242869455" w:history="1">
         <w:r>
           <w:rPr>
             <w:rStyle w:val="Hyperlink"/>
@@ -2952,7 +2952,7 @@
             <w:noProof/>
             <w:webHidden/>
           </w:rPr>
-          <w:instrText xml:space="preserve"> PAGEREF _Toc242867484 \h </w:instrText>
+          <w:instrText xml:space="preserve"> PAGEREF _Toc242869455 \h </w:instrText>
         </w:r>
         <w:r>
           <w:rPr>
@@ -2999,7 +2999,7 @@
           <w14:ligatures w14:val="standardContextual"/>
         </w:rPr>
       </w:pPr>
-      <w:hyperlink w:anchor="_Toc242867485" w:history="1">
+      <w:hyperlink w:anchor="_Toc242869456" w:history="1">
         <w:r>
           <w:rPr>
             <w:rStyle w:val="Hyperlink"/>
@@ -3026,7 +3026,7 @@
             <w:noProof/>
             <w:webHidden/>
           </w:rPr>
-          <w:instrText xml:space="preserve"> PAGEREF _Toc242867485 \h </w:instrText>
+          <w:instrText xml:space="preserve"> PAGEREF _Toc242869456 \h </w:instrText>
         </w:r>
         <w:r>
           <w:rPr>
@@ -3073,7 +3073,7 @@
           <w14:ligatures w14:val="standardContextual"/>
         </w:rPr>
       </w:pPr>
-      <w:hyperlink w:anchor="_Toc242867486" w:history="1">
+      <w:hyperlink w:anchor="_Toc242869457" w:history="1">
         <w:r>
           <w:rPr>
             <w:rStyle w:val="Hyperlink"/>
@@ -3100,7 +3100,7 @@
             <w:noProof/>
             <w:webHidden/>
           </w:rPr>
-          <w:instrText xml:space="preserve"> PAGEREF _Toc242867486 \h </w:instrText>
+          <w:instrText xml:space="preserve"> PAGEREF _Toc242869457 \h </w:instrText>
         </w:r>
         <w:r>
           <w:rPr>
@@ -3148,7 +3148,7 @@
           <w14:ligatures w14:val="standardContextual"/>
         </w:rPr>
       </w:pPr>
-      <w:hyperlink w:anchor="_Toc242867487" w:history="1">
+      <w:hyperlink w:anchor="_Toc242869458" w:history="1">
         <w:r>
           <w:rPr>
             <w:rStyle w:val="Hyperlink"/>
@@ -3175,7 +3175,7 @@
             <w:noProof/>
             <w:webHidden/>
           </w:rPr>
-          <w:instrText xml:space="preserve"> PAGEREF _Toc242867487 \h </w:instrText>
+          <w:instrText xml:space="preserve"> PAGEREF _Toc242869458 \h </w:instrText>
         </w:r>
         <w:r>
           <w:rPr>
@@ -3222,7 +3222,7 @@
           <w14:ligatures w14:val="standardContextual"/>
         </w:rPr>
       </w:pPr>
-      <w:hyperlink w:anchor="_Toc242867488" w:history="1">
+      <w:hyperlink w:anchor="_Toc242869459" w:history="1">
         <w:r>
           <w:rPr>
             <w:rStyle w:val="Hyperlink"/>
@@ -3249,7 +3249,7 @@
             <w:noProof/>
             <w:webHidden/>
           </w:rPr>
-          <w:instrText xml:space="preserve"> PAGEREF _Toc242867488 \h </w:instrText>
+          <w:instrText xml:space="preserve"> PAGEREF _Toc242869459 \h </w:instrText>
         </w:r>
         <w:r>
           <w:rPr>
@@ -3296,7 +3296,7 @@
           <w14:ligatures w14:val="standardContextual"/>
         </w:rPr>
       </w:pPr>
-      <w:hyperlink w:anchor="_Toc242867489" w:history="1">
+      <w:hyperlink w:anchor="_Toc242869460" w:history="1">
         <w:r>
           <w:rPr>
             <w:rStyle w:val="Hyperlink"/>
@@ -3323,7 +3323,7 @@
             <w:noProof/>
             <w:webHidden/>
           </w:rPr>
-          <w:instrText xml:space="preserve"> PAGEREF _Toc242867489 \h </w:instrText>
+          <w:instrText xml:space="preserve"> PAGEREF _Toc242869460 \h </w:instrText>
         </w:r>
         <w:r>
           <w:rPr>
@@ -3382,21 +3382,29 @@
         <w:jc w:val="left"/>
       </w:pPr>
       <w:bookmarkStart w:id="0" w:name="_Toc242867452"/>
+      <w:bookmarkStart w:id="1" w:name="_Toc242869263"/>
+      <w:bookmarkStart w:id="2" w:name="_Toc242869423"/>
       <w:r>
         <w:lastRenderedPageBreak/>
         <w:t>Chương 1 Phạm vi và hệ thống thực hành Tuần 2</w:t>
       </w:r>
       <w:bookmarkEnd w:id="0"/>
+      <w:bookmarkEnd w:id="1"/>
+      <w:bookmarkEnd w:id="2"/>
     </w:p>
     <w:p>
       <w:pPr>
         <w:pStyle w:val="Heading2"/>
       </w:pPr>
-      <w:bookmarkStart w:id="1" w:name="_Toc242867453"/>
+      <w:bookmarkStart w:id="3" w:name="_Toc242867453"/>
+      <w:bookmarkStart w:id="4" w:name="_Toc242869264"/>
+      <w:bookmarkStart w:id="5" w:name="_Toc242869424"/>
       <w:r>
         <w:t>1.1 Mục tiêu và phạm vi số liệu</w:t>
       </w:r>
-      <w:bookmarkEnd w:id="1"/>
+      <w:bookmarkEnd w:id="3"/>
+      <w:bookmarkEnd w:id="4"/>
+      <w:bookmarkEnd w:id="5"/>
     </w:p>
     <w:p>
       <w:pPr>
@@ -3420,11 +3428,15 @@
       <w:pPr>
         <w:pStyle w:val="Heading2"/>
       </w:pPr>
-      <w:bookmarkStart w:id="2" w:name="_Toc242867454"/>
+      <w:bookmarkStart w:id="6" w:name="_Toc242867454"/>
+      <w:bookmarkStart w:id="7" w:name="_Toc242869265"/>
+      <w:bookmarkStart w:id="8" w:name="_Toc242869425"/>
       <w:r>
         <w:t>1.2 Phân công và thời gian thực hiện</w:t>
       </w:r>
-      <w:bookmarkEnd w:id="2"/>
+      <w:bookmarkEnd w:id="6"/>
+      <w:bookmarkEnd w:id="7"/>
+      <w:bookmarkEnd w:id="8"/>
     </w:p>
     <w:p>
       <w:pPr>
@@ -3732,12 +3744,16 @@
         <w:pStyle w:val="Heading2"/>
         <w:pageBreakBefore/>
       </w:pPr>
-      <w:bookmarkStart w:id="3" w:name="_Toc242867455"/>
+      <w:bookmarkStart w:id="9" w:name="_Toc242867455"/>
+      <w:bookmarkStart w:id="10" w:name="_Toc242869266"/>
+      <w:bookmarkStart w:id="11" w:name="_Toc242869426"/>
       <w:r>
         <w:lastRenderedPageBreak/>
         <w:t>1.3 Kiến trúc và luồng xử lý</w:t>
       </w:r>
-      <w:bookmarkEnd w:id="3"/>
+      <w:bookmarkEnd w:id="9"/>
+      <w:bookmarkEnd w:id="10"/>
+      <w:bookmarkEnd w:id="11"/>
     </w:p>
     <w:p>
       <w:pPr>
@@ -3810,12 +3826,16 @@
         <w:pStyle w:val="Heading2"/>
         <w:pageBreakBefore/>
       </w:pPr>
-      <w:bookmarkStart w:id="4" w:name="_Toc242867456"/>
+      <w:bookmarkStart w:id="12" w:name="_Toc242867456"/>
+      <w:bookmarkStart w:id="13" w:name="_Toc242869267"/>
+      <w:bookmarkStart w:id="14" w:name="_Toc242869427"/>
       <w:r>
         <w:lastRenderedPageBreak/>
         <w:t>1.4 Trạng thái dịch vụ tại lần đọc hiện tại</w:t>
       </w:r>
-      <w:bookmarkEnd w:id="4"/>
+      <w:bookmarkEnd w:id="12"/>
+      <w:bookmarkEnd w:id="13"/>
+      <w:bookmarkEnd w:id="14"/>
     </w:p>
     <w:p>
       <w:pPr>
@@ -4312,22 +4332,30 @@
         <w:pageBreakBefore/>
         <w:jc w:val="left"/>
       </w:pPr>
-      <w:bookmarkStart w:id="5" w:name="_Toc242867457"/>
+      <w:bookmarkStart w:id="15" w:name="_Toc242867457"/>
+      <w:bookmarkStart w:id="16" w:name="_Toc242869268"/>
+      <w:bookmarkStart w:id="17" w:name="_Toc242869428"/>
       <w:r>
         <w:lastRenderedPageBreak/>
         <w:t>Chương 2 Nguồn dữ liệu và phương pháp phân tích</w:t>
       </w:r>
-      <w:bookmarkEnd w:id="5"/>
+      <w:bookmarkEnd w:id="15"/>
+      <w:bookmarkEnd w:id="16"/>
+      <w:bookmarkEnd w:id="17"/>
     </w:p>
     <w:p>
       <w:pPr>
         <w:pStyle w:val="Heading2"/>
       </w:pPr>
-      <w:bookmarkStart w:id="6" w:name="_Toc242867458"/>
+      <w:bookmarkStart w:id="18" w:name="_Toc242867458"/>
+      <w:bookmarkStart w:id="19" w:name="_Toc242869269"/>
+      <w:bookmarkStart w:id="20" w:name="_Toc242869429"/>
       <w:r>
         <w:t>2.1 Toàn bộ dữ liệu và mẫu thuộc Tuần 2</w:t>
       </w:r>
-      <w:bookmarkEnd w:id="6"/>
+      <w:bookmarkEnd w:id="18"/>
+      <w:bookmarkEnd w:id="19"/>
+      <w:bookmarkEnd w:id="20"/>
     </w:p>
     <w:p>
       <w:pPr>
@@ -4804,12 +4832,16 @@
         <w:pStyle w:val="Heading2"/>
         <w:pageBreakBefore/>
       </w:pPr>
-      <w:bookmarkStart w:id="7" w:name="_Toc242867459"/>
+      <w:bookmarkStart w:id="21" w:name="_Toc242867459"/>
+      <w:bookmarkStart w:id="22" w:name="_Toc242869270"/>
+      <w:bookmarkStart w:id="23" w:name="_Toc242869430"/>
       <w:r>
         <w:lastRenderedPageBreak/>
         <w:t>2.2 Cấu trúc và chất lượng bản ghi</w:t>
       </w:r>
-      <w:bookmarkEnd w:id="7"/>
+      <w:bookmarkEnd w:id="21"/>
+      <w:bookmarkEnd w:id="22"/>
+      <w:bookmarkEnd w:id="23"/>
     </w:p>
     <w:p>
       <w:pPr>
@@ -5229,11 +5261,15 @@
       <w:pPr>
         <w:pStyle w:val="Heading2"/>
       </w:pPr>
-      <w:bookmarkStart w:id="8" w:name="_Toc242867460"/>
+      <w:bookmarkStart w:id="24" w:name="_Toc242867460"/>
+      <w:bookmarkStart w:id="25" w:name="_Toc242869271"/>
+      <w:bookmarkStart w:id="26" w:name="_Toc242869431"/>
       <w:r>
         <w:t>2.3 Trùng dữ liệu và cách so sánh hai tài khoản</w:t>
       </w:r>
-      <w:bookmarkEnd w:id="8"/>
+      <w:bookmarkEnd w:id="24"/>
+      <w:bookmarkEnd w:id="25"/>
+      <w:bookmarkEnd w:id="26"/>
     </w:p>
     <w:p>
       <w:pPr>
@@ -5257,12 +5293,16 @@
       <w:pPr>
         <w:pStyle w:val="Heading2"/>
       </w:pPr>
-      <w:bookmarkStart w:id="9" w:name="_Toc242867461"/>
+      <w:bookmarkStart w:id="27" w:name="_Toc242867461"/>
+      <w:bookmarkStart w:id="28" w:name="_Toc242869272"/>
+      <w:bookmarkStart w:id="29" w:name="_Toc242869432"/>
       <w:r>
         <w:lastRenderedPageBreak/>
         <w:t>2.4 Các đại lượng và cách diễn giải</w:t>
       </w:r>
-      <w:bookmarkEnd w:id="9"/>
+      <w:bookmarkEnd w:id="27"/>
+      <w:bookmarkEnd w:id="28"/>
+      <w:bookmarkEnd w:id="29"/>
     </w:p>
     <w:p>
       <w:pPr>
@@ -5604,12 +5644,16 @@
         <w:pStyle w:val="Heading2"/>
         <w:pageBreakBefore/>
       </w:pPr>
-      <w:bookmarkStart w:id="10" w:name="_Toc242867462"/>
+      <w:bookmarkStart w:id="30" w:name="_Toc242867462"/>
+      <w:bookmarkStart w:id="31" w:name="_Toc242869273"/>
+      <w:bookmarkStart w:id="32" w:name="_Toc242869433"/>
       <w:r>
         <w:lastRenderedPageBreak/>
         <w:t>2.5 Thiết kế chức năng thu thập bằng Lambda</w:t>
       </w:r>
-      <w:bookmarkEnd w:id="10"/>
+      <w:bookmarkEnd w:id="30"/>
+      <w:bookmarkEnd w:id="31"/>
+      <w:bookmarkEnd w:id="32"/>
     </w:p>
     <w:p>
       <w:pPr>
@@ -6050,12 +6094,16 @@
         <w:pStyle w:val="Heading2"/>
         <w:pageBreakBefore/>
       </w:pPr>
-      <w:bookmarkStart w:id="11" w:name="_Toc242867463"/>
+      <w:bookmarkStart w:id="33" w:name="_Toc242867463"/>
+      <w:bookmarkStart w:id="34" w:name="_Toc242869274"/>
+      <w:bookmarkStart w:id="35" w:name="_Toc242869434"/>
       <w:r>
         <w:lastRenderedPageBreak/>
         <w:t>2.6 Lược đồ bản ghi và truy vấn dữ liệu</w:t>
       </w:r>
-      <w:bookmarkEnd w:id="11"/>
+      <w:bookmarkEnd w:id="33"/>
+      <w:bookmarkEnd w:id="34"/>
+      <w:bookmarkEnd w:id="35"/>
     </w:p>
     <w:p>
       <w:pPr>
@@ -7983,12 +8031,16 @@
         <w:pStyle w:val="Heading2"/>
         <w:pageBreakBefore/>
       </w:pPr>
-      <w:bookmarkStart w:id="12" w:name="_Toc242867464"/>
+      <w:bookmarkStart w:id="36" w:name="_Toc242867464"/>
+      <w:bookmarkStart w:id="37" w:name="_Toc242869275"/>
+      <w:bookmarkStart w:id="38" w:name="_Toc242869435"/>
       <w:r>
         <w:lastRenderedPageBreak/>
         <w:t>2.7 Quyền kích hoạt và điều kiện gửi thông báo</w:t>
       </w:r>
-      <w:bookmarkEnd w:id="12"/>
+      <w:bookmarkEnd w:id="36"/>
+      <w:bookmarkEnd w:id="37"/>
+      <w:bookmarkEnd w:id="38"/>
     </w:p>
     <w:p>
       <w:pPr>
@@ -8014,22 +8066,30 @@
         <w:pageBreakBefore/>
         <w:jc w:val="left"/>
       </w:pPr>
-      <w:bookmarkStart w:id="13" w:name="_Toc242867465"/>
+      <w:bookmarkStart w:id="39" w:name="_Toc242867465"/>
+      <w:bookmarkStart w:id="40" w:name="_Toc242869276"/>
+      <w:bookmarkStart w:id="41" w:name="_Toc242869436"/>
       <w:r>
         <w:lastRenderedPageBreak/>
         <w:t>Chương 3 Phân tích dữ liệu môi trường Tuần 2</w:t>
       </w:r>
-      <w:bookmarkEnd w:id="13"/>
+      <w:bookmarkEnd w:id="39"/>
+      <w:bookmarkEnd w:id="40"/>
+      <w:bookmarkEnd w:id="41"/>
     </w:p>
     <w:p>
       <w:pPr>
         <w:pStyle w:val="Heading2"/>
       </w:pPr>
-      <w:bookmarkStart w:id="14" w:name="_Toc242867466"/>
+      <w:bookmarkStart w:id="42" w:name="_Toc242867466"/>
+      <w:bookmarkStart w:id="43" w:name="_Toc242869277"/>
+      <w:bookmarkStart w:id="44" w:name="_Toc242869437"/>
       <w:r>
         <w:t>3.1 So sánh AQI theo đô thị</w:t>
       </w:r>
-      <w:bookmarkEnd w:id="14"/>
+      <w:bookmarkEnd w:id="42"/>
+      <w:bookmarkEnd w:id="43"/>
+      <w:bookmarkEnd w:id="44"/>
     </w:p>
     <w:p>
       <w:pPr>
@@ -9112,12 +9172,16 @@
         <w:pStyle w:val="Heading2"/>
         <w:pageBreakBefore/>
       </w:pPr>
-      <w:bookmarkStart w:id="15" w:name="_Toc242867467"/>
+      <w:bookmarkStart w:id="45" w:name="_Toc242867467"/>
+      <w:bookmarkStart w:id="46" w:name="_Toc242869278"/>
+      <w:bookmarkStart w:id="47" w:name="_Toc242869438"/>
       <w:r>
         <w:lastRenderedPageBreak/>
         <w:t>3.2 Nồng độ PM2.5 và PM10</w:t>
       </w:r>
-      <w:bookmarkEnd w:id="15"/>
+      <w:bookmarkEnd w:id="45"/>
+      <w:bookmarkEnd w:id="46"/>
+      <w:bookmarkEnd w:id="47"/>
     </w:p>
     <w:p>
       <w:pPr>
@@ -10065,12 +10129,16 @@
         <w:pStyle w:val="Heading2"/>
         <w:pageBreakBefore/>
       </w:pPr>
-      <w:bookmarkStart w:id="16" w:name="_Toc242867468"/>
+      <w:bookmarkStart w:id="48" w:name="_Toc242867468"/>
+      <w:bookmarkStart w:id="49" w:name="_Toc242869279"/>
+      <w:bookmarkStart w:id="50" w:name="_Toc242869439"/>
       <w:r>
         <w:lastRenderedPageBreak/>
         <w:t>3.3 Trung vị tứ phân vị và P95</w:t>
       </w:r>
-      <w:bookmarkEnd w:id="16"/>
+      <w:bookmarkEnd w:id="48"/>
+      <w:bookmarkEnd w:id="49"/>
+      <w:bookmarkEnd w:id="50"/>
     </w:p>
     <w:p>
       <w:pPr>
@@ -11094,7 +11162,7 @@
         </w:rPr>
         <w:drawing>
           <wp:inline distT="0" distB="0" distL="0" distR="0" wp14:anchorId="38139C7E" wp14:editId="63675B06">
-            <wp:extent cx="6126480" cy="3370365"/>
+            <wp:extent cx="6126480" cy="3377727"/>
             <wp:effectExtent l="0" t="0" r="0" b="0"/>
             <wp:docPr id="6" name="Picture 6"/>
             <wp:cNvGraphicFramePr>
@@ -11116,7 +11184,7 @@
                   <pic:spPr>
                     <a:xfrm>
                       <a:off x="0" y="0"/>
-                      <a:ext cx="6126480" cy="3370365"/>
+                      <a:ext cx="6126480" cy="3377727"/>
                     </a:xfrm>
                     <a:prstGeom prst="rect">
                       <a:avLst/>
@@ -11153,12 +11221,16 @@
         <w:pStyle w:val="Heading2"/>
         <w:pageBreakBefore/>
       </w:pPr>
-      <w:bookmarkStart w:id="17" w:name="_Toc242867469"/>
+      <w:bookmarkStart w:id="51" w:name="_Toc242867469"/>
+      <w:bookmarkStart w:id="52" w:name="_Toc242869280"/>
+      <w:bookmarkStart w:id="53" w:name="_Toc242869440"/>
       <w:r>
         <w:lastRenderedPageBreak/>
         <w:t>3.4 Diễn biến tại các giờ có quan trắc</w:t>
       </w:r>
-      <w:bookmarkEnd w:id="17"/>
+      <w:bookmarkEnd w:id="51"/>
+      <w:bookmarkEnd w:id="52"/>
+      <w:bookmarkEnd w:id="53"/>
     </w:p>
     <w:p>
       <w:pPr>
@@ -11172,7 +11244,7 @@
         </w:rPr>
         <w:drawing>
           <wp:inline distT="0" distB="0" distL="0" distR="0" wp14:anchorId="0F1BD970" wp14:editId="3A715283">
-            <wp:extent cx="6126480" cy="5250098"/>
+            <wp:extent cx="6126480" cy="5250099"/>
             <wp:effectExtent l="0" t="0" r="0" b="0"/>
             <wp:docPr id="7" name="Picture 7"/>
             <wp:cNvGraphicFramePr>
@@ -11194,7 +11266,7 @@
                   <pic:spPr>
                     <a:xfrm>
                       <a:off x="0" y="0"/>
-                      <a:ext cx="6126480" cy="5250098"/>
+                      <a:ext cx="6126480" cy="5250099"/>
                     </a:xfrm>
                     <a:prstGeom prst="rect">
                       <a:avLst/>
@@ -11982,12 +12054,16 @@
         <w:pStyle w:val="Heading2"/>
         <w:pageBreakBefore/>
       </w:pPr>
-      <w:bookmarkStart w:id="18" w:name="_Toc242867470"/>
+      <w:bookmarkStart w:id="54" w:name="_Toc242867470"/>
+      <w:bookmarkStart w:id="55" w:name="_Toc242869281"/>
+      <w:bookmarkStart w:id="56" w:name="_Toc242869441"/>
       <w:r>
         <w:lastRenderedPageBreak/>
         <w:t>3.5 Độ phủ và mật độ lấy mẫu</w:t>
       </w:r>
-      <w:bookmarkEnd w:id="18"/>
+      <w:bookmarkEnd w:id="54"/>
+      <w:bookmarkEnd w:id="55"/>
+      <w:bookmarkEnd w:id="56"/>
     </w:p>
     <w:p>
       <w:pPr>
@@ -12001,7 +12077,7 @@
         </w:rPr>
         <w:drawing>
           <wp:inline distT="0" distB="0" distL="0" distR="0" wp14:anchorId="2877479B" wp14:editId="0302BAE3">
-            <wp:extent cx="6126480" cy="2955553"/>
+            <wp:extent cx="6126480" cy="3023423"/>
             <wp:effectExtent l="0" t="0" r="0" b="0"/>
             <wp:docPr id="8" name="Picture 8"/>
             <wp:cNvGraphicFramePr>
@@ -12023,7 +12099,7 @@
                   <pic:spPr>
                     <a:xfrm>
                       <a:off x="0" y="0"/>
-                      <a:ext cx="6126480" cy="2955553"/>
+                      <a:ext cx="6126480" cy="3023423"/>
                     </a:xfrm>
                     <a:prstGeom prst="rect">
                       <a:avLst/>
@@ -12069,12 +12145,16 @@
         <w:pStyle w:val="Heading2"/>
         <w:pageBreakBefore/>
       </w:pPr>
-      <w:bookmarkStart w:id="19" w:name="_Toc242867471"/>
+      <w:bookmarkStart w:id="57" w:name="_Toc242867471"/>
+      <w:bookmarkStart w:id="58" w:name="_Toc242869282"/>
+      <w:bookmarkStart w:id="59" w:name="_Toc242869442"/>
       <w:r>
         <w:lastRenderedPageBreak/>
         <w:t>3.6 Phân bố các cấp chất lượng không khí</w:t>
       </w:r>
-      <w:bookmarkEnd w:id="19"/>
+      <w:bookmarkEnd w:id="57"/>
+      <w:bookmarkEnd w:id="58"/>
+      <w:bookmarkEnd w:id="59"/>
     </w:p>
     <w:p>
       <w:pPr>
@@ -12828,7 +12908,7 @@
         </w:rPr>
         <w:drawing>
           <wp:inline distT="0" distB="0" distL="0" distR="0" wp14:anchorId="1AC84513" wp14:editId="100E9CA2">
-            <wp:extent cx="6126480" cy="3407500"/>
+            <wp:extent cx="6126480" cy="3163510"/>
             <wp:effectExtent l="0" t="0" r="0" b="0"/>
             <wp:docPr id="9" name="Picture 9"/>
             <wp:cNvGraphicFramePr>
@@ -12850,7 +12930,7 @@
                   <pic:spPr>
                     <a:xfrm>
                       <a:off x="0" y="0"/>
-                      <a:ext cx="6126480" cy="3407500"/>
+                      <a:ext cx="6126480" cy="3163510"/>
                     </a:xfrm>
                     <a:prstGeom prst="rect">
                       <a:avLst/>
@@ -12887,12 +12967,16 @@
         <w:pStyle w:val="Heading2"/>
         <w:pageBreakBefore/>
       </w:pPr>
-      <w:bookmarkStart w:id="20" w:name="_Toc242867472"/>
+      <w:bookmarkStart w:id="60" w:name="_Toc242867472"/>
+      <w:bookmarkStart w:id="61" w:name="_Toc242869283"/>
+      <w:bookmarkStart w:id="62" w:name="_Toc242869443"/>
       <w:r>
         <w:lastRenderedPageBreak/>
         <w:t>3.7 Tần suất vượt ngưỡng cấu hình cảnh báo</w:t>
       </w:r>
-      <w:bookmarkEnd w:id="20"/>
+      <w:bookmarkEnd w:id="60"/>
+      <w:bookmarkEnd w:id="61"/>
+      <w:bookmarkEnd w:id="62"/>
     </w:p>
     <w:p>
       <w:pPr>
@@ -12906,7 +12990,7 @@
         </w:rPr>
         <w:drawing>
           <wp:inline distT="0" distB="0" distL="0" distR="0" wp14:anchorId="1B9BBC35" wp14:editId="4090106D">
-            <wp:extent cx="6126480" cy="3241985"/>
+            <wp:extent cx="6126480" cy="3241986"/>
             <wp:effectExtent l="0" t="0" r="0" b="0"/>
             <wp:docPr id="10" name="Picture 10"/>
             <wp:cNvGraphicFramePr>
@@ -12928,7 +13012,7 @@
                   <pic:spPr>
                     <a:xfrm>
                       <a:off x="0" y="0"/>
-                      <a:ext cx="6126480" cy="3241985"/>
+                      <a:ext cx="6126480" cy="3241986"/>
                     </a:xfrm>
                     <a:prstGeom prst="rect">
                       <a:avLst/>
@@ -13715,12 +13799,16 @@
         <w:pStyle w:val="Heading2"/>
         <w:pageBreakBefore/>
       </w:pPr>
-      <w:bookmarkStart w:id="21" w:name="_Toc242867473"/>
+      <w:bookmarkStart w:id="63" w:name="_Toc242867473"/>
+      <w:bookmarkStart w:id="64" w:name="_Toc242869284"/>
+      <w:bookmarkStart w:id="65" w:name="_Toc242869444"/>
       <w:r>
         <w:lastRenderedPageBreak/>
         <w:t>3.8 So sánh hai tài khoản tại cùng đô thị và giờ</w:t>
       </w:r>
-      <w:bookmarkEnd w:id="21"/>
+      <w:bookmarkEnd w:id="63"/>
+      <w:bookmarkEnd w:id="64"/>
+      <w:bookmarkEnd w:id="65"/>
     </w:p>
     <w:p>
       <w:pPr>
@@ -13776,7 +13864,7 @@
         <w:jc w:val="center"/>
       </w:pPr>
       <w:r>
-        <w:t>Hình 3.8 Chênh lệch Quyên trừ Sơn sau khi ghép cùng đô thị và giờ</w:t>
+        <w:t>Hình 3.8 Chênh lệch Sinh viên Ngọc Quyên trừ Sinh viên Tiến Sơn</w:t>
       </w:r>
     </w:p>
     <w:p>
@@ -14231,12 +14319,16 @@
         <w:pStyle w:val="Heading2"/>
         <w:pageBreakBefore/>
       </w:pPr>
-      <w:bookmarkStart w:id="22" w:name="_Toc242867474"/>
+      <w:bookmarkStart w:id="66" w:name="_Toc242867474"/>
+      <w:bookmarkStart w:id="67" w:name="_Toc242869285"/>
+      <w:bookmarkStart w:id="68" w:name="_Toc242869445"/>
       <w:r>
         <w:lastRenderedPageBreak/>
         <w:t>3.9 Tương quan Pearson và Spearman</w:t>
       </w:r>
-      <w:bookmarkEnd w:id="22"/>
+      <w:bookmarkEnd w:id="66"/>
+      <w:bookmarkEnd w:id="67"/>
+      <w:bookmarkEnd w:id="68"/>
     </w:p>
     <w:p>
       <w:pPr>
@@ -15125,7 +15217,7 @@
         </w:rPr>
         <w:drawing>
           <wp:inline distT="0" distB="0" distL="0" distR="0" wp14:anchorId="2E488D06" wp14:editId="3056F174">
-            <wp:extent cx="6126480" cy="3493315"/>
+            <wp:extent cx="6126480" cy="3493316"/>
             <wp:effectExtent l="0" t="0" r="0" b="0"/>
             <wp:docPr id="12" name="Picture 12"/>
             <wp:cNvGraphicFramePr>
@@ -15147,7 +15239,7 @@
                   <pic:spPr>
                     <a:xfrm>
                       <a:off x="0" y="0"/>
-                      <a:ext cx="6126480" cy="3493315"/>
+                      <a:ext cx="6126480" cy="3493316"/>
                     </a:xfrm>
                     <a:prstGeom prst="rect">
                       <a:avLst/>
@@ -15193,12 +15285,16 @@
         <w:pStyle w:val="Heading2"/>
         <w:pageBreakBefore/>
       </w:pPr>
-      <w:bookmarkStart w:id="23" w:name="_Toc242867475"/>
+      <w:bookmarkStart w:id="69" w:name="_Toc242867475"/>
+      <w:bookmarkStart w:id="70" w:name="_Toc242869286"/>
+      <w:bookmarkStart w:id="71" w:name="_Toc242869446"/>
       <w:r>
         <w:lastRenderedPageBreak/>
         <w:t>3.10 Quan sát trực tiếp quan hệ nhiệt độ và PM2.5</w:t>
       </w:r>
-      <w:bookmarkEnd w:id="23"/>
+      <w:bookmarkEnd w:id="69"/>
+      <w:bookmarkEnd w:id="70"/>
+      <w:bookmarkEnd w:id="71"/>
     </w:p>
     <w:p>
       <w:pPr>
@@ -15212,7 +15308,7 @@
         </w:rPr>
         <w:drawing>
           <wp:inline distT="0" distB="0" distL="0" distR="0" wp14:anchorId="1279B38E" wp14:editId="61E9FBD7">
-            <wp:extent cx="6126480" cy="2721840"/>
+            <wp:extent cx="6126480" cy="2721841"/>
             <wp:effectExtent l="0" t="0" r="0" b="0"/>
             <wp:docPr id="13" name="Picture 13"/>
             <wp:cNvGraphicFramePr>
@@ -15234,7 +15330,7 @@
                   <pic:spPr>
                     <a:xfrm>
                       <a:off x="0" y="0"/>
-                      <a:ext cx="6126480" cy="2721840"/>
+                      <a:ext cx="6126480" cy="2721841"/>
                     </a:xfrm>
                     <a:prstGeom prst="rect">
                       <a:avLst/>
@@ -15280,12 +15376,16 @@
         <w:pStyle w:val="Heading2"/>
         <w:pageBreakBefore/>
       </w:pPr>
-      <w:bookmarkStart w:id="24" w:name="_Toc242867476"/>
+      <w:bookmarkStart w:id="72" w:name="_Toc242867476"/>
+      <w:bookmarkStart w:id="73" w:name="_Toc242869287"/>
+      <w:bookmarkStart w:id="74" w:name="_Toc242869447"/>
       <w:r>
         <w:lastRenderedPageBreak/>
         <w:t>3.11 Các khí ô nhiễm còn lại</w:t>
       </w:r>
-      <w:bookmarkEnd w:id="24"/>
+      <w:bookmarkEnd w:id="72"/>
+      <w:bookmarkEnd w:id="73"/>
+      <w:bookmarkEnd w:id="74"/>
     </w:p>
     <w:p>
       <w:pPr>
@@ -16174,7 +16274,7 @@
         </w:rPr>
         <w:drawing>
           <wp:inline distT="0" distB="0" distL="0" distR="0" wp14:anchorId="686F5C37" wp14:editId="1331A684">
-            <wp:extent cx="6126480" cy="2779021"/>
+            <wp:extent cx="6126480" cy="2779022"/>
             <wp:effectExtent l="0" t="0" r="0" b="0"/>
             <wp:docPr id="14" name="Picture 14"/>
             <wp:cNvGraphicFramePr>
@@ -16196,7 +16296,7 @@
                   <pic:spPr>
                     <a:xfrm>
                       <a:off x="0" y="0"/>
-                      <a:ext cx="6126480" cy="2779021"/>
+                      <a:ext cx="6126480" cy="2779022"/>
                     </a:xfrm>
                     <a:prstGeom prst="rect">
                       <a:avLst/>
@@ -16233,12 +16333,16 @@
         <w:pStyle w:val="Heading2"/>
         <w:pageBreakBefore/>
       </w:pPr>
-      <w:bookmarkStart w:id="25" w:name="_Toc242867477"/>
+      <w:bookmarkStart w:id="75" w:name="_Toc242867477"/>
+      <w:bookmarkStart w:id="76" w:name="_Toc242869288"/>
+      <w:bookmarkStart w:id="77" w:name="_Toc242869448"/>
       <w:r>
         <w:lastRenderedPageBreak/>
         <w:t>3.12 So sánh mẫu hai tuần trong lần tải mới</w:t>
       </w:r>
-      <w:bookmarkEnd w:id="25"/>
+      <w:bookmarkEnd w:id="75"/>
+      <w:bookmarkEnd w:id="76"/>
+      <w:bookmarkEnd w:id="77"/>
     </w:p>
     <w:p>
       <w:pPr>
@@ -17196,22 +17300,30 @@
         <w:pageBreakBefore/>
         <w:jc w:val="left"/>
       </w:pPr>
-      <w:bookmarkStart w:id="26" w:name="_Toc242867478"/>
+      <w:bookmarkStart w:id="78" w:name="_Toc242867478"/>
+      <w:bookmarkStart w:id="79" w:name="_Toc242869289"/>
+      <w:bookmarkStart w:id="80" w:name="_Toc242869449"/>
       <w:r>
         <w:lastRenderedPageBreak/>
         <w:t>Chương 4 Phân tích vận hành Lambda và SNS</w:t>
       </w:r>
-      <w:bookmarkEnd w:id="26"/>
+      <w:bookmarkEnd w:id="78"/>
+      <w:bookmarkEnd w:id="79"/>
+      <w:bookmarkEnd w:id="80"/>
     </w:p>
     <w:p>
       <w:pPr>
         <w:pStyle w:val="Heading2"/>
       </w:pPr>
-      <w:bookmarkStart w:id="27" w:name="_Toc242867479"/>
+      <w:bookmarkStart w:id="81" w:name="_Toc242867479"/>
+      <w:bookmarkStart w:id="82" w:name="_Toc242869290"/>
+      <w:bookmarkStart w:id="83" w:name="_Toc242869450"/>
       <w:r>
         <w:t>4.1 Thời gian thực thi và bộ nhớ Lambda</w:t>
       </w:r>
-      <w:bookmarkEnd w:id="27"/>
+      <w:bookmarkEnd w:id="81"/>
+      <w:bookmarkEnd w:id="82"/>
+      <w:bookmarkEnd w:id="83"/>
     </w:p>
     <w:p>
       <w:pPr>
@@ -17688,12 +17800,16 @@
         <w:pStyle w:val="Heading2"/>
         <w:pageBreakBefore/>
       </w:pPr>
-      <w:bookmarkStart w:id="28" w:name="_Toc242867480"/>
+      <w:bookmarkStart w:id="84" w:name="_Toc242867480"/>
+      <w:bookmarkStart w:id="85" w:name="_Toc242869291"/>
+      <w:bookmarkStart w:id="86" w:name="_Toc242869451"/>
       <w:r>
         <w:lastRenderedPageBreak/>
         <w:t>4.2 Lịch thu thập và thông báo SNS</w:t>
       </w:r>
-      <w:bookmarkEnd w:id="28"/>
+      <w:bookmarkEnd w:id="84"/>
+      <w:bookmarkEnd w:id="85"/>
+      <w:bookmarkEnd w:id="86"/>
     </w:p>
     <w:p>
       <w:pPr>
@@ -18054,11 +18170,15 @@
       <w:pPr>
         <w:pStyle w:val="Heading2"/>
       </w:pPr>
-      <w:bookmarkStart w:id="29" w:name="_Toc242867481"/>
+      <w:bookmarkStart w:id="87" w:name="_Toc242867481"/>
+      <w:bookmarkStart w:id="88" w:name="_Toc242869292"/>
+      <w:bookmarkStart w:id="89" w:name="_Toc242869452"/>
       <w:r>
         <w:t>4.3 Đối chiếu sự nhất quán của chỉ số vận hành</w:t>
       </w:r>
-      <w:bookmarkEnd w:id="29"/>
+      <w:bookmarkEnd w:id="87"/>
+      <w:bookmarkEnd w:id="88"/>
+      <w:bookmarkEnd w:id="89"/>
     </w:p>
     <w:p>
       <w:pPr>
@@ -18421,22 +18541,30 @@
         <w:pageBreakBefore/>
         <w:jc w:val="left"/>
       </w:pPr>
-      <w:bookmarkStart w:id="30" w:name="_Toc242867482"/>
+      <w:bookmarkStart w:id="90" w:name="_Toc242867482"/>
+      <w:bookmarkStart w:id="91" w:name="_Toc242869293"/>
+      <w:bookmarkStart w:id="92" w:name="_Toc242869453"/>
       <w:r>
         <w:lastRenderedPageBreak/>
         <w:t>Chương 5 Phân tích truy vấn và sử dụng tài nguyên</w:t>
       </w:r>
-      <w:bookmarkEnd w:id="30"/>
+      <w:bookmarkEnd w:id="90"/>
+      <w:bookmarkEnd w:id="91"/>
+      <w:bookmarkEnd w:id="92"/>
     </w:p>
     <w:p>
       <w:pPr>
         <w:pStyle w:val="Heading2"/>
       </w:pPr>
-      <w:bookmarkStart w:id="31" w:name="_Toc242867483"/>
+      <w:bookmarkStart w:id="93" w:name="_Toc242867483"/>
+      <w:bookmarkStart w:id="94" w:name="_Toc242869294"/>
+      <w:bookmarkStart w:id="95" w:name="_Toc242869454"/>
       <w:r>
         <w:t>5.1 Đối chứng hiệu quả lọc phân vùng</w:t>
       </w:r>
-      <w:bookmarkEnd w:id="31"/>
+      <w:bookmarkEnd w:id="93"/>
+      <w:bookmarkEnd w:id="94"/>
+      <w:bookmarkEnd w:id="95"/>
     </w:p>
     <w:p>
       <w:pPr>
@@ -18854,12 +18982,16 @@
         <w:pStyle w:val="Heading2"/>
         <w:pageBreakBefore/>
       </w:pPr>
-      <w:bookmarkStart w:id="32" w:name="_Toc242867484"/>
+      <w:bookmarkStart w:id="96" w:name="_Toc242867484"/>
+      <w:bookmarkStart w:id="97" w:name="_Toc242869295"/>
+      <w:bookmarkStart w:id="98" w:name="_Toc242869455"/>
       <w:r>
         <w:lastRenderedPageBreak/>
         <w:t>5.2 Hai mươi bốn truy vấn phân tích mới</w:t>
       </w:r>
-      <w:bookmarkEnd w:id="32"/>
+      <w:bookmarkEnd w:id="96"/>
+      <w:bookmarkEnd w:id="97"/>
+      <w:bookmarkEnd w:id="98"/>
     </w:p>
     <w:p>
       <w:pPr>
@@ -20223,11 +20355,15 @@
       <w:pPr>
         <w:pStyle w:val="Heading2"/>
       </w:pPr>
-      <w:bookmarkStart w:id="33" w:name="_Toc242867485"/>
+      <w:bookmarkStart w:id="99" w:name="_Toc242867485"/>
+      <w:bookmarkStart w:id="100" w:name="_Toc242869296"/>
+      <w:bookmarkStart w:id="101" w:name="_Toc242869456"/>
       <w:r>
         <w:t>5.3 Lịch sử truy vấn và phạm vi lỗi</w:t>
       </w:r>
-      <w:bookmarkEnd w:id="33"/>
+      <w:bookmarkEnd w:id="99"/>
+      <w:bookmarkEnd w:id="100"/>
+      <w:bookmarkEnd w:id="101"/>
     </w:p>
     <w:p>
       <w:pPr>
@@ -20521,12 +20657,16 @@
         <w:pStyle w:val="Heading2"/>
         <w:pageBreakBefore/>
       </w:pPr>
-      <w:bookmarkStart w:id="34" w:name="_Toc242867486"/>
+      <w:bookmarkStart w:id="102" w:name="_Toc242867486"/>
+      <w:bookmarkStart w:id="103" w:name="_Toc242869297"/>
+      <w:bookmarkStart w:id="104" w:name="_Toc242869457"/>
       <w:r>
         <w:lastRenderedPageBreak/>
         <w:t>5.4 Chi phí từ Cost Explorer</w:t>
       </w:r>
-      <w:bookmarkEnd w:id="34"/>
+      <w:bookmarkEnd w:id="102"/>
+      <w:bookmarkEnd w:id="103"/>
+      <w:bookmarkEnd w:id="104"/>
     </w:p>
     <w:p>
       <w:pPr>
@@ -20830,22 +20970,30 @@
         <w:pageBreakBefore/>
         <w:jc w:val="left"/>
       </w:pPr>
-      <w:bookmarkStart w:id="35" w:name="_Toc242867487"/>
+      <w:bookmarkStart w:id="105" w:name="_Toc242867487"/>
+      <w:bookmarkStart w:id="106" w:name="_Toc242869298"/>
+      <w:bookmarkStart w:id="107" w:name="_Toc242869458"/>
       <w:r>
         <w:lastRenderedPageBreak/>
         <w:t>Chương 6 Tổng hợp kết quả Tuần 2</w:t>
       </w:r>
-      <w:bookmarkEnd w:id="35"/>
+      <w:bookmarkEnd w:id="105"/>
+      <w:bookmarkEnd w:id="106"/>
+      <w:bookmarkEnd w:id="107"/>
     </w:p>
     <w:p>
       <w:pPr>
         <w:pStyle w:val="Heading2"/>
       </w:pPr>
-      <w:bookmarkStart w:id="36" w:name="_Toc242867488"/>
+      <w:bookmarkStart w:id="108" w:name="_Toc242867488"/>
+      <w:bookmarkStart w:id="109" w:name="_Toc242869299"/>
+      <w:bookmarkStart w:id="110" w:name="_Toc242869459"/>
       <w:r>
         <w:t>6.1 Sản phẩm dữ liệu và phân tích</w:t>
       </w:r>
-      <w:bookmarkEnd w:id="36"/>
+      <w:bookmarkEnd w:id="108"/>
+      <w:bookmarkEnd w:id="109"/>
+      <w:bookmarkEnd w:id="110"/>
     </w:p>
     <w:p>
       <w:pPr>
@@ -21186,11 +21334,15 @@
       <w:pPr>
         <w:pStyle w:val="Heading2"/>
       </w:pPr>
-      <w:bookmarkStart w:id="37" w:name="_Toc242867489"/>
+      <w:bookmarkStart w:id="111" w:name="_Toc242867489"/>
+      <w:bookmarkStart w:id="112" w:name="_Toc242869300"/>
+      <w:bookmarkStart w:id="113" w:name="_Toc242869460"/>
       <w:r>
         <w:t>6.2 Kết luận trong phạm vi mẫu đã thu thập</w:t>
       </w:r>
-      <w:bookmarkEnd w:id="37"/>
+      <w:bookmarkEnd w:id="111"/>
+      <w:bookmarkEnd w:id="112"/>
+      <w:bookmarkEnd w:id="113"/>
     </w:p>
     <w:p>
       <w:pPr>

--- a/tuan_2/docs/Bao_cao_tuan_2_Dien_toan_dam_may_Nhom_05.docx
+++ b/tuan_2/docs/Bao_cao_tuan_2_Dien_toan_dam_may_Nhom_05.docx
@@ -553,7 +553,7 @@
         </w:rPr>
         <w:fldChar w:fldCharType="separate"/>
       </w:r>
-      <w:hyperlink w:anchor="_Toc242869423" w:history="1">
+      <w:hyperlink w:anchor="_Toc242871748" w:history="1">
         <w:r>
           <w:rPr>
             <w:rStyle w:val="Hyperlink"/>
@@ -580,7 +580,7 @@
             <w:noProof/>
             <w:webHidden/>
           </w:rPr>
-          <w:instrText xml:space="preserve"> PAGEREF _Toc242869423 \h </w:instrText>
+          <w:instrText xml:space="preserve"> PAGEREF _Toc242871748 \h </w:instrText>
         </w:r>
         <w:r>
           <w:rPr>
@@ -627,7 +627,7 @@
           <w14:ligatures w14:val="standardContextual"/>
         </w:rPr>
       </w:pPr>
-      <w:hyperlink w:anchor="_Toc242869424" w:history="1">
+      <w:hyperlink w:anchor="_Toc242871749" w:history="1">
         <w:r>
           <w:rPr>
             <w:rStyle w:val="Hyperlink"/>
@@ -654,7 +654,7 @@
             <w:noProof/>
             <w:webHidden/>
           </w:rPr>
-          <w:instrText xml:space="preserve"> PAGEREF _Toc242869424 \h </w:instrText>
+          <w:instrText xml:space="preserve"> PAGEREF _Toc242871749 \h </w:instrText>
         </w:r>
         <w:r>
           <w:rPr>
@@ -701,7 +701,7 @@
           <w14:ligatures w14:val="standardContextual"/>
         </w:rPr>
       </w:pPr>
-      <w:hyperlink w:anchor="_Toc242869425" w:history="1">
+      <w:hyperlink w:anchor="_Toc242871750" w:history="1">
         <w:r>
           <w:rPr>
             <w:rStyle w:val="Hyperlink"/>
@@ -728,7 +728,7 @@
             <w:noProof/>
             <w:webHidden/>
           </w:rPr>
-          <w:instrText xml:space="preserve"> PAGEREF _Toc242869425 \h </w:instrText>
+          <w:instrText xml:space="preserve"> PAGEREF _Toc242871750 \h </w:instrText>
         </w:r>
         <w:r>
           <w:rPr>
@@ -775,7 +775,7 @@
           <w14:ligatures w14:val="standardContextual"/>
         </w:rPr>
       </w:pPr>
-      <w:hyperlink w:anchor="_Toc242869426" w:history="1">
+      <w:hyperlink w:anchor="_Toc242871751" w:history="1">
         <w:r>
           <w:rPr>
             <w:rStyle w:val="Hyperlink"/>
@@ -802,7 +802,7 @@
             <w:noProof/>
             <w:webHidden/>
           </w:rPr>
-          <w:instrText xml:space="preserve"> PAGEREF _Toc242869426 \h </w:instrText>
+          <w:instrText xml:space="preserve"> PAGEREF _Toc242871751 \h </w:instrText>
         </w:r>
         <w:r>
           <w:rPr>
@@ -849,7 +849,7 @@
           <w14:ligatures w14:val="standardContextual"/>
         </w:rPr>
       </w:pPr>
-      <w:hyperlink w:anchor="_Toc242869427" w:history="1">
+      <w:hyperlink w:anchor="_Toc242871752" w:history="1">
         <w:r>
           <w:rPr>
             <w:rStyle w:val="Hyperlink"/>
@@ -876,7 +876,7 @@
             <w:noProof/>
             <w:webHidden/>
           </w:rPr>
-          <w:instrText xml:space="preserve"> PAGEREF _Toc242869427 \h </w:instrText>
+          <w:instrText xml:space="preserve"> PAGEREF _Toc242871752 \h </w:instrText>
         </w:r>
         <w:r>
           <w:rPr>
@@ -924,7 +924,7 @@
           <w14:ligatures w14:val="standardContextual"/>
         </w:rPr>
       </w:pPr>
-      <w:hyperlink w:anchor="_Toc242869428" w:history="1">
+      <w:hyperlink w:anchor="_Toc242871753" w:history="1">
         <w:r>
           <w:rPr>
             <w:rStyle w:val="Hyperlink"/>
@@ -951,7 +951,7 @@
             <w:noProof/>
             <w:webHidden/>
           </w:rPr>
-          <w:instrText xml:space="preserve"> PAGEREF _Toc242869428 \h </w:instrText>
+          <w:instrText xml:space="preserve"> PAGEREF _Toc242871753 \h </w:instrText>
         </w:r>
         <w:r>
           <w:rPr>
@@ -998,7 +998,7 @@
           <w14:ligatures w14:val="standardContextual"/>
         </w:rPr>
       </w:pPr>
-      <w:hyperlink w:anchor="_Toc242869429" w:history="1">
+      <w:hyperlink w:anchor="_Toc242871754" w:history="1">
         <w:r>
           <w:rPr>
             <w:rStyle w:val="Hyperlink"/>
@@ -1025,7 +1025,7 @@
             <w:noProof/>
             <w:webHidden/>
           </w:rPr>
-          <w:instrText xml:space="preserve"> PAGEREF _Toc242869429 \h </w:instrText>
+          <w:instrText xml:space="preserve"> PAGEREF _Toc242871754 \h </w:instrText>
         </w:r>
         <w:r>
           <w:rPr>
@@ -1072,7 +1072,7 @@
           <w14:ligatures w14:val="standardContextual"/>
         </w:rPr>
       </w:pPr>
-      <w:hyperlink w:anchor="_Toc242869430" w:history="1">
+      <w:hyperlink w:anchor="_Toc242871755" w:history="1">
         <w:r>
           <w:rPr>
             <w:rStyle w:val="Hyperlink"/>
@@ -1099,7 +1099,7 @@
             <w:noProof/>
             <w:webHidden/>
           </w:rPr>
-          <w:instrText xml:space="preserve"> PAGEREF _Toc242869430 \h </w:instrText>
+          <w:instrText xml:space="preserve"> PAGEREF _Toc242871755 \h </w:instrText>
         </w:r>
         <w:r>
           <w:rPr>
@@ -1146,7 +1146,7 @@
           <w14:ligatures w14:val="standardContextual"/>
         </w:rPr>
       </w:pPr>
-      <w:hyperlink w:anchor="_Toc242869431" w:history="1">
+      <w:hyperlink w:anchor="_Toc242871756" w:history="1">
         <w:r>
           <w:rPr>
             <w:rStyle w:val="Hyperlink"/>
@@ -1173,7 +1173,7 @@
             <w:noProof/>
             <w:webHidden/>
           </w:rPr>
-          <w:instrText xml:space="preserve"> PAGEREF _Toc242869431 \h </w:instrText>
+          <w:instrText xml:space="preserve"> PAGEREF _Toc242871756 \h </w:instrText>
         </w:r>
         <w:r>
           <w:rPr>
@@ -1220,7 +1220,7 @@
           <w14:ligatures w14:val="standardContextual"/>
         </w:rPr>
       </w:pPr>
-      <w:hyperlink w:anchor="_Toc242869432" w:history="1">
+      <w:hyperlink w:anchor="_Toc242871757" w:history="1">
         <w:r>
           <w:rPr>
             <w:rStyle w:val="Hyperlink"/>
@@ -1247,7 +1247,7 @@
             <w:noProof/>
             <w:webHidden/>
           </w:rPr>
-          <w:instrText xml:space="preserve"> PAGEREF _Toc242869432 \h </w:instrText>
+          <w:instrText xml:space="preserve"> PAGEREF _Toc242871757 \h </w:instrText>
         </w:r>
         <w:r>
           <w:rPr>
@@ -1294,7 +1294,7 @@
           <w14:ligatures w14:val="standardContextual"/>
         </w:rPr>
       </w:pPr>
-      <w:hyperlink w:anchor="_Toc242869433" w:history="1">
+      <w:hyperlink w:anchor="_Toc242871758" w:history="1">
         <w:r>
           <w:rPr>
             <w:rStyle w:val="Hyperlink"/>
@@ -1321,7 +1321,7 @@
             <w:noProof/>
             <w:webHidden/>
           </w:rPr>
-          <w:instrText xml:space="preserve"> PAGEREF _Toc242869433 \h </w:instrText>
+          <w:instrText xml:space="preserve"> PAGEREF _Toc242871758 \h </w:instrText>
         </w:r>
         <w:r>
           <w:rPr>
@@ -1368,7 +1368,7 @@
           <w14:ligatures w14:val="standardContextual"/>
         </w:rPr>
       </w:pPr>
-      <w:hyperlink w:anchor="_Toc242869434" w:history="1">
+      <w:hyperlink w:anchor="_Toc242871759" w:history="1">
         <w:r>
           <w:rPr>
             <w:rStyle w:val="Hyperlink"/>
@@ -1395,7 +1395,7 @@
             <w:noProof/>
             <w:webHidden/>
           </w:rPr>
-          <w:instrText xml:space="preserve"> PAGEREF _Toc242869434 \h </w:instrText>
+          <w:instrText xml:space="preserve"> PAGEREF _Toc242871759 \h </w:instrText>
         </w:r>
         <w:r>
           <w:rPr>
@@ -1442,7 +1442,7 @@
           <w14:ligatures w14:val="standardContextual"/>
         </w:rPr>
       </w:pPr>
-      <w:hyperlink w:anchor="_Toc242869435" w:history="1">
+      <w:hyperlink w:anchor="_Toc242871760" w:history="1">
         <w:r>
           <w:rPr>
             <w:rStyle w:val="Hyperlink"/>
@@ -1469,7 +1469,7 @@
             <w:noProof/>
             <w:webHidden/>
           </w:rPr>
-          <w:instrText xml:space="preserve"> PAGEREF _Toc242869435 \h </w:instrText>
+          <w:instrText xml:space="preserve"> PAGEREF _Toc242871760 \h </w:instrText>
         </w:r>
         <w:r>
           <w:rPr>
@@ -1517,7 +1517,7 @@
           <w14:ligatures w14:val="standardContextual"/>
         </w:rPr>
       </w:pPr>
-      <w:hyperlink w:anchor="_Toc242869436" w:history="1">
+      <w:hyperlink w:anchor="_Toc242871761" w:history="1">
         <w:r>
           <w:rPr>
             <w:rStyle w:val="Hyperlink"/>
@@ -1544,7 +1544,7 @@
             <w:noProof/>
             <w:webHidden/>
           </w:rPr>
-          <w:instrText xml:space="preserve"> PAGEREF _Toc242869436 \h </w:instrText>
+          <w:instrText xml:space="preserve"> PAGEREF _Toc242871761 \h </w:instrText>
         </w:r>
         <w:r>
           <w:rPr>
@@ -1591,7 +1591,7 @@
           <w14:ligatures w14:val="standardContextual"/>
         </w:rPr>
       </w:pPr>
-      <w:hyperlink w:anchor="_Toc242869437" w:history="1">
+      <w:hyperlink w:anchor="_Toc242871762" w:history="1">
         <w:r>
           <w:rPr>
             <w:rStyle w:val="Hyperlink"/>
@@ -1618,7 +1618,7 @@
             <w:noProof/>
             <w:webHidden/>
           </w:rPr>
-          <w:instrText xml:space="preserve"> PAGEREF _Toc242869437 \h </w:instrText>
+          <w:instrText xml:space="preserve"> PAGEREF _Toc242871762 \h </w:instrText>
         </w:r>
         <w:r>
           <w:rPr>
@@ -1665,7 +1665,7 @@
           <w14:ligatures w14:val="standardContextual"/>
         </w:rPr>
       </w:pPr>
-      <w:hyperlink w:anchor="_Toc242869438" w:history="1">
+      <w:hyperlink w:anchor="_Toc242871763" w:history="1">
         <w:r>
           <w:rPr>
             <w:rStyle w:val="Hyperlink"/>
@@ -1692,7 +1692,7 @@
             <w:noProof/>
             <w:webHidden/>
           </w:rPr>
-          <w:instrText xml:space="preserve"> PAGEREF _Toc242869438 \h </w:instrText>
+          <w:instrText xml:space="preserve"> PAGEREF _Toc242871763 \h </w:instrText>
         </w:r>
         <w:r>
           <w:rPr>
@@ -1739,7 +1739,7 @@
           <w14:ligatures w14:val="standardContextual"/>
         </w:rPr>
       </w:pPr>
-      <w:hyperlink w:anchor="_Toc242869439" w:history="1">
+      <w:hyperlink w:anchor="_Toc242871764" w:history="1">
         <w:r>
           <w:rPr>
             <w:rStyle w:val="Hyperlink"/>
@@ -1766,7 +1766,7 @@
             <w:noProof/>
             <w:webHidden/>
           </w:rPr>
-          <w:instrText xml:space="preserve"> PAGEREF _Toc242869439 \h </w:instrText>
+          <w:instrText xml:space="preserve"> PAGEREF _Toc242871764 \h </w:instrText>
         </w:r>
         <w:r>
           <w:rPr>
@@ -1813,7 +1813,7 @@
           <w14:ligatures w14:val="standardContextual"/>
         </w:rPr>
       </w:pPr>
-      <w:hyperlink w:anchor="_Toc242869440" w:history="1">
+      <w:hyperlink w:anchor="_Toc242871765" w:history="1">
         <w:r>
           <w:rPr>
             <w:rStyle w:val="Hyperlink"/>
@@ -1840,7 +1840,7 @@
             <w:noProof/>
             <w:webHidden/>
           </w:rPr>
-          <w:instrText xml:space="preserve"> PAGEREF _Toc242869440 \h </w:instrText>
+          <w:instrText xml:space="preserve"> PAGEREF _Toc242871765 \h </w:instrText>
         </w:r>
         <w:r>
           <w:rPr>
@@ -1887,7 +1887,7 @@
           <w14:ligatures w14:val="standardContextual"/>
         </w:rPr>
       </w:pPr>
-      <w:hyperlink w:anchor="_Toc242869441" w:history="1">
+      <w:hyperlink w:anchor="_Toc242871766" w:history="1">
         <w:r>
           <w:rPr>
             <w:rStyle w:val="Hyperlink"/>
@@ -1914,7 +1914,7 @@
             <w:noProof/>
             <w:webHidden/>
           </w:rPr>
-          <w:instrText xml:space="preserve"> PAGEREF _Toc242869441 \h </w:instrText>
+          <w:instrText xml:space="preserve"> PAGEREF _Toc242871766 \h </w:instrText>
         </w:r>
         <w:r>
           <w:rPr>
@@ -1961,7 +1961,7 @@
           <w14:ligatures w14:val="standardContextual"/>
         </w:rPr>
       </w:pPr>
-      <w:hyperlink w:anchor="_Toc242869442" w:history="1">
+      <w:hyperlink w:anchor="_Toc242871767" w:history="1">
         <w:r>
           <w:rPr>
             <w:rStyle w:val="Hyperlink"/>
@@ -1988,7 +1988,7 @@
             <w:noProof/>
             <w:webHidden/>
           </w:rPr>
-          <w:instrText xml:space="preserve"> PAGEREF _Toc242869442 \h </w:instrText>
+          <w:instrText xml:space="preserve"> PAGEREF _Toc242871767 \h </w:instrText>
         </w:r>
         <w:r>
           <w:rPr>
@@ -2035,7 +2035,7 @@
           <w14:ligatures w14:val="standardContextual"/>
         </w:rPr>
       </w:pPr>
-      <w:hyperlink w:anchor="_Toc242869443" w:history="1">
+      <w:hyperlink w:anchor="_Toc242871768" w:history="1">
         <w:r>
           <w:rPr>
             <w:rStyle w:val="Hyperlink"/>
@@ -2062,7 +2062,7 @@
             <w:noProof/>
             <w:webHidden/>
           </w:rPr>
-          <w:instrText xml:space="preserve"> PAGEREF _Toc242869443 \h </w:instrText>
+          <w:instrText xml:space="preserve"> PAGEREF _Toc242871768 \h </w:instrText>
         </w:r>
         <w:r>
           <w:rPr>
@@ -2109,7 +2109,7 @@
           <w14:ligatures w14:val="standardContextual"/>
         </w:rPr>
       </w:pPr>
-      <w:hyperlink w:anchor="_Toc242869444" w:history="1">
+      <w:hyperlink w:anchor="_Toc242871769" w:history="1">
         <w:r>
           <w:rPr>
             <w:rStyle w:val="Hyperlink"/>
@@ -2136,7 +2136,7 @@
             <w:noProof/>
             <w:webHidden/>
           </w:rPr>
-          <w:instrText xml:space="preserve"> PAGEREF _Toc242869444 \h </w:instrText>
+          <w:instrText xml:space="preserve"> PAGEREF _Toc242871769 \h </w:instrText>
         </w:r>
         <w:r>
           <w:rPr>
@@ -2183,7 +2183,7 @@
           <w14:ligatures w14:val="standardContextual"/>
         </w:rPr>
       </w:pPr>
-      <w:hyperlink w:anchor="_Toc242869445" w:history="1">
+      <w:hyperlink w:anchor="_Toc242871770" w:history="1">
         <w:r>
           <w:rPr>
             <w:rStyle w:val="Hyperlink"/>
@@ -2210,7 +2210,7 @@
             <w:noProof/>
             <w:webHidden/>
           </w:rPr>
-          <w:instrText xml:space="preserve"> PAGEREF _Toc242869445 \h </w:instrText>
+          <w:instrText xml:space="preserve"> PAGEREF _Toc242871770 \h </w:instrText>
         </w:r>
         <w:r>
           <w:rPr>
@@ -2257,7 +2257,7 @@
           <w14:ligatures w14:val="standardContextual"/>
         </w:rPr>
       </w:pPr>
-      <w:hyperlink w:anchor="_Toc242869446" w:history="1">
+      <w:hyperlink w:anchor="_Toc242871771" w:history="1">
         <w:r>
           <w:rPr>
             <w:rStyle w:val="Hyperlink"/>
@@ -2284,7 +2284,7 @@
             <w:noProof/>
             <w:webHidden/>
           </w:rPr>
-          <w:instrText xml:space="preserve"> PAGEREF _Toc242869446 \h </w:instrText>
+          <w:instrText xml:space="preserve"> PAGEREF _Toc242871771 \h </w:instrText>
         </w:r>
         <w:r>
           <w:rPr>
@@ -2331,7 +2331,7 @@
           <w14:ligatures w14:val="standardContextual"/>
         </w:rPr>
       </w:pPr>
-      <w:hyperlink w:anchor="_Toc242869447" w:history="1">
+      <w:hyperlink w:anchor="_Toc242871772" w:history="1">
         <w:r>
           <w:rPr>
             <w:rStyle w:val="Hyperlink"/>
@@ -2358,7 +2358,7 @@
             <w:noProof/>
             <w:webHidden/>
           </w:rPr>
-          <w:instrText xml:space="preserve"> PAGEREF _Toc242869447 \h </w:instrText>
+          <w:instrText xml:space="preserve"> PAGEREF _Toc242871772 \h </w:instrText>
         </w:r>
         <w:r>
           <w:rPr>
@@ -2405,13 +2405,13 @@
           <w14:ligatures w14:val="standardContextual"/>
         </w:rPr>
       </w:pPr>
-      <w:hyperlink w:anchor="_Toc242869448" w:history="1">
+      <w:hyperlink w:anchor="_Toc242871773" w:history="1">
         <w:r>
           <w:rPr>
             <w:rStyle w:val="Hyperlink"/>
             <w:noProof/>
           </w:rPr>
-          <w:t>3.12 So sánh mẫu hai tuần trong lần tải mới</w:t>
+          <w:t>3.12 Đối chiếu với báo cáo Tuần 1</w:t>
         </w:r>
         <w:r>
           <w:rPr>
@@ -2432,7 +2432,7 @@
             <w:noProof/>
             <w:webHidden/>
           </w:rPr>
-          <w:instrText xml:space="preserve"> PAGEREF _Toc242869448 \h </w:instrText>
+          <w:instrText xml:space="preserve"> PAGEREF _Toc242871773 \h </w:instrText>
         </w:r>
         <w:r>
           <w:rPr>
@@ -2480,7 +2480,7 @@
           <w14:ligatures w14:val="standardContextual"/>
         </w:rPr>
       </w:pPr>
-      <w:hyperlink w:anchor="_Toc242869449" w:history="1">
+      <w:hyperlink w:anchor="_Toc242871774" w:history="1">
         <w:r>
           <w:rPr>
             <w:rStyle w:val="Hyperlink"/>
@@ -2507,155 +2507,7 @@
             <w:noProof/>
             <w:webHidden/>
           </w:rPr>
-          <w:instrText xml:space="preserve"> PAGEREF _Toc242869449 \h </w:instrText>
-        </w:r>
-        <w:r>
-          <w:rPr>
-            <w:noProof/>
-            <w:webHidden/>
-          </w:rPr>
-        </w:r>
-        <w:r>
-          <w:rPr>
-            <w:noProof/>
-            <w:webHidden/>
-          </w:rPr>
-          <w:fldChar w:fldCharType="separate"/>
-        </w:r>
-        <w:r>
-          <w:rPr>
-            <w:noProof/>
-            <w:webHidden/>
-          </w:rPr>
-          <w:t>23</w:t>
-        </w:r>
-        <w:r>
-          <w:rPr>
-            <w:noProof/>
-            <w:webHidden/>
-          </w:rPr>
-          <w:fldChar w:fldCharType="end"/>
-        </w:r>
-      </w:hyperlink>
-    </w:p>
-    <w:p>
-      <w:pPr>
-        <w:pStyle w:val="TOC2"/>
-        <w:tabs>
-          <w:tab w:val="right" w:leader="dot" w:pos="9926"/>
-        </w:tabs>
-        <w:rPr>
-          <w:rFonts w:asciiTheme="minorHAnsi" w:eastAsiaTheme="minorEastAsia" w:hAnsiTheme="minorHAnsi" w:cstheme="minorBidi"/>
-          <w:noProof/>
-          <w:color w:val="auto"/>
-          <w:kern w:val="2"/>
-          <w:szCs w:val="24"/>
-          <w:lang w:val="en-US" w:eastAsia="ja-JP"/>
-          <w14:ligatures w14:val="standardContextual"/>
-        </w:rPr>
-      </w:pPr>
-      <w:hyperlink w:anchor="_Toc242869450" w:history="1">
-        <w:r>
-          <w:rPr>
-            <w:rStyle w:val="Hyperlink"/>
-            <w:noProof/>
-          </w:rPr>
-          <w:t>4.1 Thời gian thực thi và bộ nhớ Lambda</w:t>
-        </w:r>
-        <w:r>
-          <w:rPr>
-            <w:noProof/>
-            <w:webHidden/>
-          </w:rPr>
-          <w:tab/>
-        </w:r>
-        <w:r>
-          <w:rPr>
-            <w:noProof/>
-            <w:webHidden/>
-          </w:rPr>
-          <w:fldChar w:fldCharType="begin"/>
-        </w:r>
-        <w:r>
-          <w:rPr>
-            <w:noProof/>
-            <w:webHidden/>
-          </w:rPr>
-          <w:instrText xml:space="preserve"> PAGEREF _Toc242869450 \h </w:instrText>
-        </w:r>
-        <w:r>
-          <w:rPr>
-            <w:noProof/>
-            <w:webHidden/>
-          </w:rPr>
-        </w:r>
-        <w:r>
-          <w:rPr>
-            <w:noProof/>
-            <w:webHidden/>
-          </w:rPr>
-          <w:fldChar w:fldCharType="separate"/>
-        </w:r>
-        <w:r>
-          <w:rPr>
-            <w:noProof/>
-            <w:webHidden/>
-          </w:rPr>
-          <w:t>23</w:t>
-        </w:r>
-        <w:r>
-          <w:rPr>
-            <w:noProof/>
-            <w:webHidden/>
-          </w:rPr>
-          <w:fldChar w:fldCharType="end"/>
-        </w:r>
-      </w:hyperlink>
-    </w:p>
-    <w:p>
-      <w:pPr>
-        <w:pStyle w:val="TOC2"/>
-        <w:tabs>
-          <w:tab w:val="right" w:leader="dot" w:pos="9926"/>
-        </w:tabs>
-        <w:rPr>
-          <w:rFonts w:asciiTheme="minorHAnsi" w:eastAsiaTheme="minorEastAsia" w:hAnsiTheme="minorHAnsi" w:cstheme="minorBidi"/>
-          <w:noProof/>
-          <w:color w:val="auto"/>
-          <w:kern w:val="2"/>
-          <w:szCs w:val="24"/>
-          <w:lang w:val="en-US" w:eastAsia="ja-JP"/>
-          <w14:ligatures w14:val="standardContextual"/>
-        </w:rPr>
-      </w:pPr>
-      <w:hyperlink w:anchor="_Toc242869451" w:history="1">
-        <w:r>
-          <w:rPr>
-            <w:rStyle w:val="Hyperlink"/>
-            <w:noProof/>
-          </w:rPr>
-          <w:t>4.2 Lịch thu thập và thông báo SNS</w:t>
-        </w:r>
-        <w:r>
-          <w:rPr>
-            <w:noProof/>
-            <w:webHidden/>
-          </w:rPr>
-          <w:tab/>
-        </w:r>
-        <w:r>
-          <w:rPr>
-            <w:noProof/>
-            <w:webHidden/>
-          </w:rPr>
-          <w:fldChar w:fldCharType="begin"/>
-        </w:r>
-        <w:r>
-          <w:rPr>
-            <w:noProof/>
-            <w:webHidden/>
-          </w:rPr>
-          <w:instrText xml:space="preserve"> PAGEREF _Toc242869451 \h </w:instrText>
+          <w:instrText xml:space="preserve"> PAGEREF _Toc242871774 \h </w:instrText>
         </w:r>
         <w:r>
           <w:rPr>
@@ -2702,13 +2554,13 @@
           <w14:ligatures w14:val="standardContextual"/>
         </w:rPr>
       </w:pPr>
-      <w:hyperlink w:anchor="_Toc242869452" w:history="1">
+      <w:hyperlink w:anchor="_Toc242871775" w:history="1">
         <w:r>
           <w:rPr>
             <w:rStyle w:val="Hyperlink"/>
             <w:noProof/>
           </w:rPr>
-          <w:t>4.3 Đối chiếu sự nhất quán của chỉ số vận hành</w:t>
+          <w:t>4.1 Thời gian thực thi và bộ nhớ Lambda</w:t>
         </w:r>
         <w:r>
           <w:rPr>
@@ -2729,7 +2581,7 @@
             <w:noProof/>
             <w:webHidden/>
           </w:rPr>
-          <w:instrText xml:space="preserve"> PAGEREF _Toc242869452 \h </w:instrText>
+          <w:instrText xml:space="preserve"> PAGEREF _Toc242871775 \h </w:instrText>
         </w:r>
         <w:r>
           <w:rPr>
@@ -2762,13 +2614,12 @@
     </w:p>
     <w:p>
       <w:pPr>
-        <w:pStyle w:val="TOC1"/>
+        <w:pStyle w:val="TOC2"/>
         <w:tabs>
           <w:tab w:val="right" w:leader="dot" w:pos="9926"/>
         </w:tabs>
         <w:rPr>
           <w:rFonts w:asciiTheme="minorHAnsi" w:eastAsiaTheme="minorEastAsia" w:hAnsiTheme="minorHAnsi" w:cstheme="minorBidi"/>
-          <w:b w:val="0"/>
           <w:noProof/>
           <w:color w:val="auto"/>
           <w:kern w:val="2"/>
@@ -2777,13 +2628,13 @@
           <w14:ligatures w14:val="standardContextual"/>
         </w:rPr>
       </w:pPr>
-      <w:hyperlink w:anchor="_Toc242869453" w:history="1">
+      <w:hyperlink w:anchor="_Toc242871776" w:history="1">
         <w:r>
           <w:rPr>
             <w:rStyle w:val="Hyperlink"/>
             <w:noProof/>
           </w:rPr>
-          <w:t>Chương 5 Phân tích truy vấn và sử dụng tài nguyên</w:t>
+          <w:t>4.2 Lịch thu thập và thông báo SNS</w:t>
         </w:r>
         <w:r>
           <w:rPr>
@@ -2804,7 +2655,7 @@
             <w:noProof/>
             <w:webHidden/>
           </w:rPr>
-          <w:instrText xml:space="preserve"> PAGEREF _Toc242869453 \h </w:instrText>
+          <w:instrText xml:space="preserve"> PAGEREF _Toc242871776 \h </w:instrText>
         </w:r>
         <w:r>
           <w:rPr>
@@ -2851,13 +2702,13 @@
           <w14:ligatures w14:val="standardContextual"/>
         </w:rPr>
       </w:pPr>
-      <w:hyperlink w:anchor="_Toc242869454" w:history="1">
+      <w:hyperlink w:anchor="_Toc242871777" w:history="1">
         <w:r>
           <w:rPr>
             <w:rStyle w:val="Hyperlink"/>
             <w:noProof/>
           </w:rPr>
-          <w:t>5.1 Đối chứng hiệu quả lọc phân vùng</w:t>
+          <w:t>4.3 Đối chiếu sự nhất quán của chỉ số vận hành</w:t>
         </w:r>
         <w:r>
           <w:rPr>
@@ -2878,7 +2729,7 @@
             <w:noProof/>
             <w:webHidden/>
           </w:rPr>
-          <w:instrText xml:space="preserve"> PAGEREF _Toc242869454 \h </w:instrText>
+          <w:instrText xml:space="preserve"> PAGEREF _Toc242871777 \h </w:instrText>
         </w:r>
         <w:r>
           <w:rPr>
@@ -2911,12 +2762,13 @@
     </w:p>
     <w:p>
       <w:pPr>
-        <w:pStyle w:val="TOC2"/>
+        <w:pStyle w:val="TOC1"/>
         <w:tabs>
           <w:tab w:val="right" w:leader="dot" w:pos="9926"/>
         </w:tabs>
         <w:rPr>
           <w:rFonts w:asciiTheme="minorHAnsi" w:eastAsiaTheme="minorEastAsia" w:hAnsiTheme="minorHAnsi" w:cstheme="minorBidi"/>
+          <w:b w:val="0"/>
           <w:noProof/>
           <w:color w:val="auto"/>
           <w:kern w:val="2"/>
@@ -2925,13 +2777,13 @@
           <w14:ligatures w14:val="standardContextual"/>
         </w:rPr>
       </w:pPr>
-      <w:hyperlink w:anchor="_Toc242869455" w:history="1">
+      <w:hyperlink w:anchor="_Toc242871778" w:history="1">
         <w:r>
           <w:rPr>
             <w:rStyle w:val="Hyperlink"/>
             <w:noProof/>
           </w:rPr>
-          <w:t>5.2 Hai mươi bốn truy vấn phân tích mới</w:t>
+          <w:t>Chương 5 Phân tích truy vấn và sử dụng tài nguyên</w:t>
         </w:r>
         <w:r>
           <w:rPr>
@@ -2952,7 +2804,7 @@
             <w:noProof/>
             <w:webHidden/>
           </w:rPr>
-          <w:instrText xml:space="preserve"> PAGEREF _Toc242869455 \h </w:instrText>
+          <w:instrText xml:space="preserve"> PAGEREF _Toc242871778 \h </w:instrText>
         </w:r>
         <w:r>
           <w:rPr>
@@ -2999,13 +2851,13 @@
           <w14:ligatures w14:val="standardContextual"/>
         </w:rPr>
       </w:pPr>
-      <w:hyperlink w:anchor="_Toc242869456" w:history="1">
+      <w:hyperlink w:anchor="_Toc242871779" w:history="1">
         <w:r>
           <w:rPr>
             <w:rStyle w:val="Hyperlink"/>
             <w:noProof/>
           </w:rPr>
-          <w:t>5.3 Lịch sử truy vấn và phạm vi lỗi</w:t>
+          <w:t>5.1 Đối chứng hiệu quả lọc phân vùng</w:t>
         </w:r>
         <w:r>
           <w:rPr>
@@ -3026,7 +2878,81 @@
             <w:noProof/>
             <w:webHidden/>
           </w:rPr>
-          <w:instrText xml:space="preserve"> PAGEREF _Toc242869456 \h </w:instrText>
+          <w:instrText xml:space="preserve"> PAGEREF _Toc242871779 \h </w:instrText>
+        </w:r>
+        <w:r>
+          <w:rPr>
+            <w:noProof/>
+            <w:webHidden/>
+          </w:rPr>
+        </w:r>
+        <w:r>
+          <w:rPr>
+            <w:noProof/>
+            <w:webHidden/>
+          </w:rPr>
+          <w:fldChar w:fldCharType="separate"/>
+        </w:r>
+        <w:r>
+          <w:rPr>
+            <w:noProof/>
+            <w:webHidden/>
+          </w:rPr>
+          <w:t>26</w:t>
+        </w:r>
+        <w:r>
+          <w:rPr>
+            <w:noProof/>
+            <w:webHidden/>
+          </w:rPr>
+          <w:fldChar w:fldCharType="end"/>
+        </w:r>
+      </w:hyperlink>
+    </w:p>
+    <w:p>
+      <w:pPr>
+        <w:pStyle w:val="TOC2"/>
+        <w:tabs>
+          <w:tab w:val="right" w:leader="dot" w:pos="9926"/>
+        </w:tabs>
+        <w:rPr>
+          <w:rFonts w:asciiTheme="minorHAnsi" w:eastAsiaTheme="minorEastAsia" w:hAnsiTheme="minorHAnsi" w:cstheme="minorBidi"/>
+          <w:noProof/>
+          <w:color w:val="auto"/>
+          <w:kern w:val="2"/>
+          <w:szCs w:val="24"/>
+          <w:lang w:val="en-US" w:eastAsia="ja-JP"/>
+          <w14:ligatures w14:val="standardContextual"/>
+        </w:rPr>
+      </w:pPr>
+      <w:hyperlink w:anchor="_Toc242871780" w:history="1">
+        <w:r>
+          <w:rPr>
+            <w:rStyle w:val="Hyperlink"/>
+            <w:noProof/>
+          </w:rPr>
+          <w:t>5.2 Hai mươi bốn truy vấn phân tích mới</w:t>
+        </w:r>
+        <w:r>
+          <w:rPr>
+            <w:noProof/>
+            <w:webHidden/>
+          </w:rPr>
+          <w:tab/>
+        </w:r>
+        <w:r>
+          <w:rPr>
+            <w:noProof/>
+            <w:webHidden/>
+          </w:rPr>
+          <w:fldChar w:fldCharType="begin"/>
+        </w:r>
+        <w:r>
+          <w:rPr>
+            <w:noProof/>
+            <w:webHidden/>
+          </w:rPr>
+          <w:instrText xml:space="preserve"> PAGEREF _Toc242871780 \h </w:instrText>
         </w:r>
         <w:r>
           <w:rPr>
@@ -3073,13 +2999,13 @@
           <w14:ligatures w14:val="standardContextual"/>
         </w:rPr>
       </w:pPr>
-      <w:hyperlink w:anchor="_Toc242869457" w:history="1">
+      <w:hyperlink w:anchor="_Toc242871781" w:history="1">
         <w:r>
           <w:rPr>
             <w:rStyle w:val="Hyperlink"/>
             <w:noProof/>
           </w:rPr>
-          <w:t>5.4 Chi phí từ Cost Explorer</w:t>
+          <w:t>5.3 Lịch sử truy vấn và phạm vi lỗi</w:t>
         </w:r>
         <w:r>
           <w:rPr>
@@ -3100,7 +3026,7 @@
             <w:noProof/>
             <w:webHidden/>
           </w:rPr>
-          <w:instrText xml:space="preserve"> PAGEREF _Toc242869457 \h </w:instrText>
+          <w:instrText xml:space="preserve"> PAGEREF _Toc242871781 \h </w:instrText>
         </w:r>
         <w:r>
           <w:rPr>
@@ -3133,13 +3059,12 @@
     </w:p>
     <w:p>
       <w:pPr>
-        <w:pStyle w:val="TOC1"/>
+        <w:pStyle w:val="TOC2"/>
         <w:tabs>
           <w:tab w:val="right" w:leader="dot" w:pos="9926"/>
         </w:tabs>
         <w:rPr>
           <w:rFonts w:asciiTheme="minorHAnsi" w:eastAsiaTheme="minorEastAsia" w:hAnsiTheme="minorHAnsi" w:cstheme="minorBidi"/>
-          <w:b w:val="0"/>
           <w:noProof/>
           <w:color w:val="auto"/>
           <w:kern w:val="2"/>
@@ -3148,13 +3073,13 @@
           <w14:ligatures w14:val="standardContextual"/>
         </w:rPr>
       </w:pPr>
-      <w:hyperlink w:anchor="_Toc242869458" w:history="1">
+      <w:hyperlink w:anchor="_Toc242871782" w:history="1">
         <w:r>
           <w:rPr>
             <w:rStyle w:val="Hyperlink"/>
             <w:noProof/>
           </w:rPr>
-          <w:t>Chương 6 Tổng hợp kết quả Tuần 2</w:t>
+          <w:t>5.4 Chi phí từ Cost Explorer</w:t>
         </w:r>
         <w:r>
           <w:rPr>
@@ -3175,7 +3100,7 @@
             <w:noProof/>
             <w:webHidden/>
           </w:rPr>
-          <w:instrText xml:space="preserve"> PAGEREF _Toc242869458 \h </w:instrText>
+          <w:instrText xml:space="preserve"> PAGEREF _Toc242871782 \h </w:instrText>
         </w:r>
         <w:r>
           <w:rPr>
@@ -3208,6 +3133,81 @@
     </w:p>
     <w:p>
       <w:pPr>
+        <w:pStyle w:val="TOC1"/>
+        <w:tabs>
+          <w:tab w:val="right" w:leader="dot" w:pos="9926"/>
+        </w:tabs>
+        <w:rPr>
+          <w:rFonts w:asciiTheme="minorHAnsi" w:eastAsiaTheme="minorEastAsia" w:hAnsiTheme="minorHAnsi" w:cstheme="minorBidi"/>
+          <w:b w:val="0"/>
+          <w:noProof/>
+          <w:color w:val="auto"/>
+          <w:kern w:val="2"/>
+          <w:szCs w:val="24"/>
+          <w:lang w:val="en-US" w:eastAsia="ja-JP"/>
+          <w14:ligatures w14:val="standardContextual"/>
+        </w:rPr>
+      </w:pPr>
+      <w:hyperlink w:anchor="_Toc242871783" w:history="1">
+        <w:r>
+          <w:rPr>
+            <w:rStyle w:val="Hyperlink"/>
+            <w:noProof/>
+          </w:rPr>
+          <w:t>Chương 6 Tổng hợp kết quả Tuần 2</w:t>
+        </w:r>
+        <w:r>
+          <w:rPr>
+            <w:noProof/>
+            <w:webHidden/>
+          </w:rPr>
+          <w:tab/>
+        </w:r>
+        <w:r>
+          <w:rPr>
+            <w:noProof/>
+            <w:webHidden/>
+          </w:rPr>
+          <w:fldChar w:fldCharType="begin"/>
+        </w:r>
+        <w:r>
+          <w:rPr>
+            <w:noProof/>
+            <w:webHidden/>
+          </w:rPr>
+          <w:instrText xml:space="preserve"> PAGEREF _Toc242871783 \h </w:instrText>
+        </w:r>
+        <w:r>
+          <w:rPr>
+            <w:noProof/>
+            <w:webHidden/>
+          </w:rPr>
+        </w:r>
+        <w:r>
+          <w:rPr>
+            <w:noProof/>
+            <w:webHidden/>
+          </w:rPr>
+          <w:fldChar w:fldCharType="separate"/>
+        </w:r>
+        <w:r>
+          <w:rPr>
+            <w:noProof/>
+            <w:webHidden/>
+          </w:rPr>
+          <w:t>30</w:t>
+        </w:r>
+        <w:r>
+          <w:rPr>
+            <w:noProof/>
+            <w:webHidden/>
+          </w:rPr>
+          <w:fldChar w:fldCharType="end"/>
+        </w:r>
+      </w:hyperlink>
+    </w:p>
+    <w:p>
+      <w:pPr>
         <w:pStyle w:val="TOC2"/>
         <w:tabs>
           <w:tab w:val="right" w:leader="dot" w:pos="9926"/>
@@ -3222,7 +3222,7 @@
           <w14:ligatures w14:val="standardContextual"/>
         </w:rPr>
       </w:pPr>
-      <w:hyperlink w:anchor="_Toc242869459" w:history="1">
+      <w:hyperlink w:anchor="_Toc242871784" w:history="1">
         <w:r>
           <w:rPr>
             <w:rStyle w:val="Hyperlink"/>
@@ -3249,7 +3249,7 @@
             <w:noProof/>
             <w:webHidden/>
           </w:rPr>
-          <w:instrText xml:space="preserve"> PAGEREF _Toc242869459 \h </w:instrText>
+          <w:instrText xml:space="preserve"> PAGEREF _Toc242871784 \h </w:instrText>
         </w:r>
         <w:r>
           <w:rPr>
@@ -3269,7 +3269,7 @@
             <w:noProof/>
             <w:webHidden/>
           </w:rPr>
-          <w:t>29</w:t>
+          <w:t>30</w:t>
         </w:r>
         <w:r>
           <w:rPr>
@@ -3296,7 +3296,7 @@
           <w14:ligatures w14:val="standardContextual"/>
         </w:rPr>
       </w:pPr>
-      <w:hyperlink w:anchor="_Toc242869460" w:history="1">
+      <w:hyperlink w:anchor="_Toc242871785" w:history="1">
         <w:r>
           <w:rPr>
             <w:rStyle w:val="Hyperlink"/>
@@ -3323,7 +3323,7 @@
             <w:noProof/>
             <w:webHidden/>
           </w:rPr>
-          <w:instrText xml:space="preserve"> PAGEREF _Toc242869460 \h </w:instrText>
+          <w:instrText xml:space="preserve"> PAGEREF _Toc242871785 \h </w:instrText>
         </w:r>
         <w:r>
           <w:rPr>
@@ -3343,7 +3343,7 @@
             <w:noProof/>
             <w:webHidden/>
           </w:rPr>
-          <w:t>29</w:t>
+          <w:t>30</w:t>
         </w:r>
         <w:r>
           <w:rPr>
@@ -3384,6 +3384,8 @@
       <w:bookmarkStart w:id="0" w:name="_Toc242867452"/>
       <w:bookmarkStart w:id="1" w:name="_Toc242869263"/>
       <w:bookmarkStart w:id="2" w:name="_Toc242869423"/>
+      <w:bookmarkStart w:id="3" w:name="_Toc242871560"/>
+      <w:bookmarkStart w:id="4" w:name="_Toc242871748"/>
       <w:r>
         <w:lastRenderedPageBreak/>
         <w:t>Chương 1 Phạm vi và hệ thống thực hành Tuần 2</w:t>
@@ -3391,20 +3393,26 @@
       <w:bookmarkEnd w:id="0"/>
       <w:bookmarkEnd w:id="1"/>
       <w:bookmarkEnd w:id="2"/>
+      <w:bookmarkEnd w:id="3"/>
+      <w:bookmarkEnd w:id="4"/>
     </w:p>
     <w:p>
       <w:pPr>
         <w:pStyle w:val="Heading2"/>
       </w:pPr>
-      <w:bookmarkStart w:id="3" w:name="_Toc242867453"/>
-      <w:bookmarkStart w:id="4" w:name="_Toc242869264"/>
-      <w:bookmarkStart w:id="5" w:name="_Toc242869424"/>
+      <w:bookmarkStart w:id="5" w:name="_Toc242867453"/>
+      <w:bookmarkStart w:id="6" w:name="_Toc242869264"/>
+      <w:bookmarkStart w:id="7" w:name="_Toc242869424"/>
+      <w:bookmarkStart w:id="8" w:name="_Toc242871561"/>
+      <w:bookmarkStart w:id="9" w:name="_Toc242871749"/>
       <w:r>
         <w:t>1.1 Mục tiêu và phạm vi số liệu</w:t>
       </w:r>
-      <w:bookmarkEnd w:id="3"/>
-      <w:bookmarkEnd w:id="4"/>
       <w:bookmarkEnd w:id="5"/>
+      <w:bookmarkEnd w:id="6"/>
+      <w:bookmarkEnd w:id="7"/>
+      <w:bookmarkEnd w:id="8"/>
+      <w:bookmarkEnd w:id="9"/>
     </w:p>
     <w:p>
       <w:pPr>
@@ -3428,15 +3436,19 @@
       <w:pPr>
         <w:pStyle w:val="Heading2"/>
       </w:pPr>
-      <w:bookmarkStart w:id="6" w:name="_Toc242867454"/>
-      <w:bookmarkStart w:id="7" w:name="_Toc242869265"/>
-      <w:bookmarkStart w:id="8" w:name="_Toc242869425"/>
+      <w:bookmarkStart w:id="10" w:name="_Toc242867454"/>
+      <w:bookmarkStart w:id="11" w:name="_Toc242869265"/>
+      <w:bookmarkStart w:id="12" w:name="_Toc242869425"/>
+      <w:bookmarkStart w:id="13" w:name="_Toc242871562"/>
+      <w:bookmarkStart w:id="14" w:name="_Toc242871750"/>
       <w:r>
         <w:t>1.2 Phân công và thời gian thực hiện</w:t>
       </w:r>
-      <w:bookmarkEnd w:id="6"/>
-      <w:bookmarkEnd w:id="7"/>
-      <w:bookmarkEnd w:id="8"/>
+      <w:bookmarkEnd w:id="10"/>
+      <w:bookmarkEnd w:id="11"/>
+      <w:bookmarkEnd w:id="12"/>
+      <w:bookmarkEnd w:id="13"/>
+      <w:bookmarkEnd w:id="14"/>
     </w:p>
     <w:p>
       <w:pPr>
@@ -3744,16 +3756,20 @@
         <w:pStyle w:val="Heading2"/>
         <w:pageBreakBefore/>
       </w:pPr>
-      <w:bookmarkStart w:id="9" w:name="_Toc242867455"/>
-      <w:bookmarkStart w:id="10" w:name="_Toc242869266"/>
-      <w:bookmarkStart w:id="11" w:name="_Toc242869426"/>
+      <w:bookmarkStart w:id="15" w:name="_Toc242867455"/>
+      <w:bookmarkStart w:id="16" w:name="_Toc242869266"/>
+      <w:bookmarkStart w:id="17" w:name="_Toc242869426"/>
+      <w:bookmarkStart w:id="18" w:name="_Toc242871563"/>
+      <w:bookmarkStart w:id="19" w:name="_Toc242871751"/>
       <w:r>
         <w:lastRenderedPageBreak/>
         <w:t>1.3 Kiến trúc và luồng xử lý</w:t>
       </w:r>
-      <w:bookmarkEnd w:id="9"/>
-      <w:bookmarkEnd w:id="10"/>
-      <w:bookmarkEnd w:id="11"/>
+      <w:bookmarkEnd w:id="15"/>
+      <w:bookmarkEnd w:id="16"/>
+      <w:bookmarkEnd w:id="17"/>
+      <w:bookmarkEnd w:id="18"/>
+      <w:bookmarkEnd w:id="19"/>
     </w:p>
     <w:p>
       <w:pPr>
@@ -3826,16 +3842,20 @@
         <w:pStyle w:val="Heading2"/>
         <w:pageBreakBefore/>
       </w:pPr>
-      <w:bookmarkStart w:id="12" w:name="_Toc242867456"/>
-      <w:bookmarkStart w:id="13" w:name="_Toc242869267"/>
-      <w:bookmarkStart w:id="14" w:name="_Toc242869427"/>
+      <w:bookmarkStart w:id="20" w:name="_Toc242867456"/>
+      <w:bookmarkStart w:id="21" w:name="_Toc242869267"/>
+      <w:bookmarkStart w:id="22" w:name="_Toc242869427"/>
+      <w:bookmarkStart w:id="23" w:name="_Toc242871564"/>
+      <w:bookmarkStart w:id="24" w:name="_Toc242871752"/>
       <w:r>
         <w:lastRenderedPageBreak/>
         <w:t>1.4 Trạng thái dịch vụ tại lần đọc hiện tại</w:t>
       </w:r>
-      <w:bookmarkEnd w:id="12"/>
-      <w:bookmarkEnd w:id="13"/>
-      <w:bookmarkEnd w:id="14"/>
+      <w:bookmarkEnd w:id="20"/>
+      <w:bookmarkEnd w:id="21"/>
+      <w:bookmarkEnd w:id="22"/>
+      <w:bookmarkEnd w:id="23"/>
+      <w:bookmarkEnd w:id="24"/>
     </w:p>
     <w:p>
       <w:pPr>
@@ -4332,30 +4352,38 @@
         <w:pageBreakBefore/>
         <w:jc w:val="left"/>
       </w:pPr>
-      <w:bookmarkStart w:id="15" w:name="_Toc242867457"/>
-      <w:bookmarkStart w:id="16" w:name="_Toc242869268"/>
-      <w:bookmarkStart w:id="17" w:name="_Toc242869428"/>
+      <w:bookmarkStart w:id="25" w:name="_Toc242867457"/>
+      <w:bookmarkStart w:id="26" w:name="_Toc242869268"/>
+      <w:bookmarkStart w:id="27" w:name="_Toc242869428"/>
+      <w:bookmarkStart w:id="28" w:name="_Toc242871565"/>
+      <w:bookmarkStart w:id="29" w:name="_Toc242871753"/>
       <w:r>
         <w:lastRenderedPageBreak/>
         <w:t>Chương 2 Nguồn dữ liệu và phương pháp phân tích</w:t>
       </w:r>
-      <w:bookmarkEnd w:id="15"/>
-      <w:bookmarkEnd w:id="16"/>
-      <w:bookmarkEnd w:id="17"/>
+      <w:bookmarkEnd w:id="25"/>
+      <w:bookmarkEnd w:id="26"/>
+      <w:bookmarkEnd w:id="27"/>
+      <w:bookmarkEnd w:id="28"/>
+      <w:bookmarkEnd w:id="29"/>
     </w:p>
     <w:p>
       <w:pPr>
         <w:pStyle w:val="Heading2"/>
       </w:pPr>
-      <w:bookmarkStart w:id="18" w:name="_Toc242867458"/>
-      <w:bookmarkStart w:id="19" w:name="_Toc242869269"/>
-      <w:bookmarkStart w:id="20" w:name="_Toc242869429"/>
+      <w:bookmarkStart w:id="30" w:name="_Toc242867458"/>
+      <w:bookmarkStart w:id="31" w:name="_Toc242869269"/>
+      <w:bookmarkStart w:id="32" w:name="_Toc242869429"/>
+      <w:bookmarkStart w:id="33" w:name="_Toc242871566"/>
+      <w:bookmarkStart w:id="34" w:name="_Toc242871754"/>
       <w:r>
         <w:t>2.1 Toàn bộ dữ liệu và mẫu thuộc Tuần 2</w:t>
       </w:r>
-      <w:bookmarkEnd w:id="18"/>
-      <w:bookmarkEnd w:id="19"/>
-      <w:bookmarkEnd w:id="20"/>
+      <w:bookmarkEnd w:id="30"/>
+      <w:bookmarkEnd w:id="31"/>
+      <w:bookmarkEnd w:id="32"/>
+      <w:bookmarkEnd w:id="33"/>
+      <w:bookmarkEnd w:id="34"/>
     </w:p>
     <w:p>
       <w:pPr>
@@ -4832,16 +4860,20 @@
         <w:pStyle w:val="Heading2"/>
         <w:pageBreakBefore/>
       </w:pPr>
-      <w:bookmarkStart w:id="21" w:name="_Toc242867459"/>
-      <w:bookmarkStart w:id="22" w:name="_Toc242869270"/>
-      <w:bookmarkStart w:id="23" w:name="_Toc242869430"/>
+      <w:bookmarkStart w:id="35" w:name="_Toc242867459"/>
+      <w:bookmarkStart w:id="36" w:name="_Toc242869270"/>
+      <w:bookmarkStart w:id="37" w:name="_Toc242869430"/>
+      <w:bookmarkStart w:id="38" w:name="_Toc242871567"/>
+      <w:bookmarkStart w:id="39" w:name="_Toc242871755"/>
       <w:r>
         <w:lastRenderedPageBreak/>
         <w:t>2.2 Cấu trúc và chất lượng bản ghi</w:t>
       </w:r>
-      <w:bookmarkEnd w:id="21"/>
-      <w:bookmarkEnd w:id="22"/>
-      <w:bookmarkEnd w:id="23"/>
+      <w:bookmarkEnd w:id="35"/>
+      <w:bookmarkEnd w:id="36"/>
+      <w:bookmarkEnd w:id="37"/>
+      <w:bookmarkEnd w:id="38"/>
+      <w:bookmarkEnd w:id="39"/>
     </w:p>
     <w:p>
       <w:pPr>
@@ -5261,15 +5293,19 @@
       <w:pPr>
         <w:pStyle w:val="Heading2"/>
       </w:pPr>
-      <w:bookmarkStart w:id="24" w:name="_Toc242867460"/>
-      <w:bookmarkStart w:id="25" w:name="_Toc242869271"/>
-      <w:bookmarkStart w:id="26" w:name="_Toc242869431"/>
+      <w:bookmarkStart w:id="40" w:name="_Toc242867460"/>
+      <w:bookmarkStart w:id="41" w:name="_Toc242869271"/>
+      <w:bookmarkStart w:id="42" w:name="_Toc242869431"/>
+      <w:bookmarkStart w:id="43" w:name="_Toc242871568"/>
+      <w:bookmarkStart w:id="44" w:name="_Toc242871756"/>
       <w:r>
         <w:t>2.3 Trùng dữ liệu và cách so sánh hai tài khoản</w:t>
       </w:r>
-      <w:bookmarkEnd w:id="24"/>
-      <w:bookmarkEnd w:id="25"/>
-      <w:bookmarkEnd w:id="26"/>
+      <w:bookmarkEnd w:id="40"/>
+      <w:bookmarkEnd w:id="41"/>
+      <w:bookmarkEnd w:id="42"/>
+      <w:bookmarkEnd w:id="43"/>
+      <w:bookmarkEnd w:id="44"/>
     </w:p>
     <w:p>
       <w:pPr>
@@ -5293,16 +5329,20 @@
       <w:pPr>
         <w:pStyle w:val="Heading2"/>
       </w:pPr>
-      <w:bookmarkStart w:id="27" w:name="_Toc242867461"/>
-      <w:bookmarkStart w:id="28" w:name="_Toc242869272"/>
-      <w:bookmarkStart w:id="29" w:name="_Toc242869432"/>
+      <w:bookmarkStart w:id="45" w:name="_Toc242867461"/>
+      <w:bookmarkStart w:id="46" w:name="_Toc242869272"/>
+      <w:bookmarkStart w:id="47" w:name="_Toc242869432"/>
+      <w:bookmarkStart w:id="48" w:name="_Toc242871569"/>
+      <w:bookmarkStart w:id="49" w:name="_Toc242871757"/>
       <w:r>
         <w:lastRenderedPageBreak/>
         <w:t>2.4 Các đại lượng và cách diễn giải</w:t>
       </w:r>
-      <w:bookmarkEnd w:id="27"/>
-      <w:bookmarkEnd w:id="28"/>
-      <w:bookmarkEnd w:id="29"/>
+      <w:bookmarkEnd w:id="45"/>
+      <w:bookmarkEnd w:id="46"/>
+      <w:bookmarkEnd w:id="47"/>
+      <w:bookmarkEnd w:id="48"/>
+      <w:bookmarkEnd w:id="49"/>
     </w:p>
     <w:p>
       <w:pPr>
@@ -5644,16 +5684,20 @@
         <w:pStyle w:val="Heading2"/>
         <w:pageBreakBefore/>
       </w:pPr>
-      <w:bookmarkStart w:id="30" w:name="_Toc242867462"/>
-      <w:bookmarkStart w:id="31" w:name="_Toc242869273"/>
-      <w:bookmarkStart w:id="32" w:name="_Toc242869433"/>
+      <w:bookmarkStart w:id="50" w:name="_Toc242867462"/>
+      <w:bookmarkStart w:id="51" w:name="_Toc242869273"/>
+      <w:bookmarkStart w:id="52" w:name="_Toc242869433"/>
+      <w:bookmarkStart w:id="53" w:name="_Toc242871570"/>
+      <w:bookmarkStart w:id="54" w:name="_Toc242871758"/>
       <w:r>
         <w:lastRenderedPageBreak/>
         <w:t>2.5 Thiết kế chức năng thu thập bằng Lambda</w:t>
       </w:r>
-      <w:bookmarkEnd w:id="30"/>
-      <w:bookmarkEnd w:id="31"/>
-      <w:bookmarkEnd w:id="32"/>
+      <w:bookmarkEnd w:id="50"/>
+      <w:bookmarkEnd w:id="51"/>
+      <w:bookmarkEnd w:id="52"/>
+      <w:bookmarkEnd w:id="53"/>
+      <w:bookmarkEnd w:id="54"/>
     </w:p>
     <w:p>
       <w:pPr>
@@ -6094,16 +6138,20 @@
         <w:pStyle w:val="Heading2"/>
         <w:pageBreakBefore/>
       </w:pPr>
-      <w:bookmarkStart w:id="33" w:name="_Toc242867463"/>
-      <w:bookmarkStart w:id="34" w:name="_Toc242869274"/>
-      <w:bookmarkStart w:id="35" w:name="_Toc242869434"/>
+      <w:bookmarkStart w:id="55" w:name="_Toc242867463"/>
+      <w:bookmarkStart w:id="56" w:name="_Toc242869274"/>
+      <w:bookmarkStart w:id="57" w:name="_Toc242869434"/>
+      <w:bookmarkStart w:id="58" w:name="_Toc242871571"/>
+      <w:bookmarkStart w:id="59" w:name="_Toc242871759"/>
       <w:r>
         <w:lastRenderedPageBreak/>
         <w:t>2.6 Lược đồ bản ghi và truy vấn dữ liệu</w:t>
       </w:r>
-      <w:bookmarkEnd w:id="33"/>
-      <w:bookmarkEnd w:id="34"/>
-      <w:bookmarkEnd w:id="35"/>
+      <w:bookmarkEnd w:id="55"/>
+      <w:bookmarkEnd w:id="56"/>
+      <w:bookmarkEnd w:id="57"/>
+      <w:bookmarkEnd w:id="58"/>
+      <w:bookmarkEnd w:id="59"/>
     </w:p>
     <w:p>
       <w:pPr>
@@ -8031,16 +8079,20 @@
         <w:pStyle w:val="Heading2"/>
         <w:pageBreakBefore/>
       </w:pPr>
-      <w:bookmarkStart w:id="36" w:name="_Toc242867464"/>
-      <w:bookmarkStart w:id="37" w:name="_Toc242869275"/>
-      <w:bookmarkStart w:id="38" w:name="_Toc242869435"/>
+      <w:bookmarkStart w:id="60" w:name="_Toc242867464"/>
+      <w:bookmarkStart w:id="61" w:name="_Toc242869275"/>
+      <w:bookmarkStart w:id="62" w:name="_Toc242869435"/>
+      <w:bookmarkStart w:id="63" w:name="_Toc242871572"/>
+      <w:bookmarkStart w:id="64" w:name="_Toc242871760"/>
       <w:r>
         <w:lastRenderedPageBreak/>
         <w:t>2.7 Quyền kích hoạt và điều kiện gửi thông báo</w:t>
       </w:r>
-      <w:bookmarkEnd w:id="36"/>
-      <w:bookmarkEnd w:id="37"/>
-      <w:bookmarkEnd w:id="38"/>
+      <w:bookmarkEnd w:id="60"/>
+      <w:bookmarkEnd w:id="61"/>
+      <w:bookmarkEnd w:id="62"/>
+      <w:bookmarkEnd w:id="63"/>
+      <w:bookmarkEnd w:id="64"/>
     </w:p>
     <w:p>
       <w:pPr>
@@ -8066,30 +8118,38 @@
         <w:pageBreakBefore/>
         <w:jc w:val="left"/>
       </w:pPr>
-      <w:bookmarkStart w:id="39" w:name="_Toc242867465"/>
-      <w:bookmarkStart w:id="40" w:name="_Toc242869276"/>
-      <w:bookmarkStart w:id="41" w:name="_Toc242869436"/>
+      <w:bookmarkStart w:id="65" w:name="_Toc242867465"/>
+      <w:bookmarkStart w:id="66" w:name="_Toc242869276"/>
+      <w:bookmarkStart w:id="67" w:name="_Toc242869436"/>
+      <w:bookmarkStart w:id="68" w:name="_Toc242871573"/>
+      <w:bookmarkStart w:id="69" w:name="_Toc242871761"/>
       <w:r>
         <w:lastRenderedPageBreak/>
         <w:t>Chương 3 Phân tích dữ liệu môi trường Tuần 2</w:t>
       </w:r>
-      <w:bookmarkEnd w:id="39"/>
-      <w:bookmarkEnd w:id="40"/>
-      <w:bookmarkEnd w:id="41"/>
+      <w:bookmarkEnd w:id="65"/>
+      <w:bookmarkEnd w:id="66"/>
+      <w:bookmarkEnd w:id="67"/>
+      <w:bookmarkEnd w:id="68"/>
+      <w:bookmarkEnd w:id="69"/>
     </w:p>
     <w:p>
       <w:pPr>
         <w:pStyle w:val="Heading2"/>
       </w:pPr>
-      <w:bookmarkStart w:id="42" w:name="_Toc242867466"/>
-      <w:bookmarkStart w:id="43" w:name="_Toc242869277"/>
-      <w:bookmarkStart w:id="44" w:name="_Toc242869437"/>
+      <w:bookmarkStart w:id="70" w:name="_Toc242867466"/>
+      <w:bookmarkStart w:id="71" w:name="_Toc242869277"/>
+      <w:bookmarkStart w:id="72" w:name="_Toc242869437"/>
+      <w:bookmarkStart w:id="73" w:name="_Toc242871574"/>
+      <w:bookmarkStart w:id="74" w:name="_Toc242871762"/>
       <w:r>
         <w:t>3.1 So sánh AQI theo đô thị</w:t>
       </w:r>
-      <w:bookmarkEnd w:id="42"/>
-      <w:bookmarkEnd w:id="43"/>
-      <w:bookmarkEnd w:id="44"/>
+      <w:bookmarkEnd w:id="70"/>
+      <w:bookmarkEnd w:id="71"/>
+      <w:bookmarkEnd w:id="72"/>
+      <w:bookmarkEnd w:id="73"/>
+      <w:bookmarkEnd w:id="74"/>
     </w:p>
     <w:p>
       <w:pPr>
@@ -9172,16 +9232,20 @@
         <w:pStyle w:val="Heading2"/>
         <w:pageBreakBefore/>
       </w:pPr>
-      <w:bookmarkStart w:id="45" w:name="_Toc242867467"/>
-      <w:bookmarkStart w:id="46" w:name="_Toc242869278"/>
-      <w:bookmarkStart w:id="47" w:name="_Toc242869438"/>
+      <w:bookmarkStart w:id="75" w:name="_Toc242867467"/>
+      <w:bookmarkStart w:id="76" w:name="_Toc242869278"/>
+      <w:bookmarkStart w:id="77" w:name="_Toc242869438"/>
+      <w:bookmarkStart w:id="78" w:name="_Toc242871575"/>
+      <w:bookmarkStart w:id="79" w:name="_Toc242871763"/>
       <w:r>
         <w:lastRenderedPageBreak/>
         <w:t>3.2 Nồng độ PM2.5 và PM10</w:t>
       </w:r>
-      <w:bookmarkEnd w:id="45"/>
-      <w:bookmarkEnd w:id="46"/>
-      <w:bookmarkEnd w:id="47"/>
+      <w:bookmarkEnd w:id="75"/>
+      <w:bookmarkEnd w:id="76"/>
+      <w:bookmarkEnd w:id="77"/>
+      <w:bookmarkEnd w:id="78"/>
+      <w:bookmarkEnd w:id="79"/>
     </w:p>
     <w:p>
       <w:pPr>
@@ -10129,16 +10193,20 @@
         <w:pStyle w:val="Heading2"/>
         <w:pageBreakBefore/>
       </w:pPr>
-      <w:bookmarkStart w:id="48" w:name="_Toc242867468"/>
-      <w:bookmarkStart w:id="49" w:name="_Toc242869279"/>
-      <w:bookmarkStart w:id="50" w:name="_Toc242869439"/>
+      <w:bookmarkStart w:id="80" w:name="_Toc242867468"/>
+      <w:bookmarkStart w:id="81" w:name="_Toc242869279"/>
+      <w:bookmarkStart w:id="82" w:name="_Toc242869439"/>
+      <w:bookmarkStart w:id="83" w:name="_Toc242871576"/>
+      <w:bookmarkStart w:id="84" w:name="_Toc242871764"/>
       <w:r>
         <w:lastRenderedPageBreak/>
         <w:t>3.3 Trung vị tứ phân vị và P95</w:t>
       </w:r>
-      <w:bookmarkEnd w:id="48"/>
-      <w:bookmarkEnd w:id="49"/>
-      <w:bookmarkEnd w:id="50"/>
+      <w:bookmarkEnd w:id="80"/>
+      <w:bookmarkEnd w:id="81"/>
+      <w:bookmarkEnd w:id="82"/>
+      <w:bookmarkEnd w:id="83"/>
+      <w:bookmarkEnd w:id="84"/>
     </w:p>
     <w:p>
       <w:pPr>
@@ -11221,16 +11289,20 @@
         <w:pStyle w:val="Heading2"/>
         <w:pageBreakBefore/>
       </w:pPr>
-      <w:bookmarkStart w:id="51" w:name="_Toc242867469"/>
-      <w:bookmarkStart w:id="52" w:name="_Toc242869280"/>
-      <w:bookmarkStart w:id="53" w:name="_Toc242869440"/>
+      <w:bookmarkStart w:id="85" w:name="_Toc242867469"/>
+      <w:bookmarkStart w:id="86" w:name="_Toc242869280"/>
+      <w:bookmarkStart w:id="87" w:name="_Toc242869440"/>
+      <w:bookmarkStart w:id="88" w:name="_Toc242871577"/>
+      <w:bookmarkStart w:id="89" w:name="_Toc242871765"/>
       <w:r>
         <w:lastRenderedPageBreak/>
         <w:t>3.4 Diễn biến tại các giờ có quan trắc</w:t>
       </w:r>
-      <w:bookmarkEnd w:id="51"/>
-      <w:bookmarkEnd w:id="52"/>
-      <w:bookmarkEnd w:id="53"/>
+      <w:bookmarkEnd w:id="85"/>
+      <w:bookmarkEnd w:id="86"/>
+      <w:bookmarkEnd w:id="87"/>
+      <w:bookmarkEnd w:id="88"/>
+      <w:bookmarkEnd w:id="89"/>
     </w:p>
     <w:p>
       <w:pPr>
@@ -12054,16 +12126,20 @@
         <w:pStyle w:val="Heading2"/>
         <w:pageBreakBefore/>
       </w:pPr>
-      <w:bookmarkStart w:id="54" w:name="_Toc242867470"/>
-      <w:bookmarkStart w:id="55" w:name="_Toc242869281"/>
-      <w:bookmarkStart w:id="56" w:name="_Toc242869441"/>
+      <w:bookmarkStart w:id="90" w:name="_Toc242867470"/>
+      <w:bookmarkStart w:id="91" w:name="_Toc242869281"/>
+      <w:bookmarkStart w:id="92" w:name="_Toc242869441"/>
+      <w:bookmarkStart w:id="93" w:name="_Toc242871578"/>
+      <w:bookmarkStart w:id="94" w:name="_Toc242871766"/>
       <w:r>
         <w:lastRenderedPageBreak/>
         <w:t>3.5 Độ phủ và mật độ lấy mẫu</w:t>
       </w:r>
-      <w:bookmarkEnd w:id="54"/>
-      <w:bookmarkEnd w:id="55"/>
-      <w:bookmarkEnd w:id="56"/>
+      <w:bookmarkEnd w:id="90"/>
+      <w:bookmarkEnd w:id="91"/>
+      <w:bookmarkEnd w:id="92"/>
+      <w:bookmarkEnd w:id="93"/>
+      <w:bookmarkEnd w:id="94"/>
     </w:p>
     <w:p>
       <w:pPr>
@@ -12145,16 +12221,20 @@
         <w:pStyle w:val="Heading2"/>
         <w:pageBreakBefore/>
       </w:pPr>
-      <w:bookmarkStart w:id="57" w:name="_Toc242867471"/>
-      <w:bookmarkStart w:id="58" w:name="_Toc242869282"/>
-      <w:bookmarkStart w:id="59" w:name="_Toc242869442"/>
+      <w:bookmarkStart w:id="95" w:name="_Toc242867471"/>
+      <w:bookmarkStart w:id="96" w:name="_Toc242869282"/>
+      <w:bookmarkStart w:id="97" w:name="_Toc242869442"/>
+      <w:bookmarkStart w:id="98" w:name="_Toc242871579"/>
+      <w:bookmarkStart w:id="99" w:name="_Toc242871767"/>
       <w:r>
         <w:lastRenderedPageBreak/>
         <w:t>3.6 Phân bố các cấp chất lượng không khí</w:t>
       </w:r>
-      <w:bookmarkEnd w:id="57"/>
-      <w:bookmarkEnd w:id="58"/>
-      <w:bookmarkEnd w:id="59"/>
+      <w:bookmarkEnd w:id="95"/>
+      <w:bookmarkEnd w:id="96"/>
+      <w:bookmarkEnd w:id="97"/>
+      <w:bookmarkEnd w:id="98"/>
+      <w:bookmarkEnd w:id="99"/>
     </w:p>
     <w:p>
       <w:pPr>
@@ -12967,16 +13047,20 @@
         <w:pStyle w:val="Heading2"/>
         <w:pageBreakBefore/>
       </w:pPr>
-      <w:bookmarkStart w:id="60" w:name="_Toc242867472"/>
-      <w:bookmarkStart w:id="61" w:name="_Toc242869283"/>
-      <w:bookmarkStart w:id="62" w:name="_Toc242869443"/>
+      <w:bookmarkStart w:id="100" w:name="_Toc242867472"/>
+      <w:bookmarkStart w:id="101" w:name="_Toc242869283"/>
+      <w:bookmarkStart w:id="102" w:name="_Toc242869443"/>
+      <w:bookmarkStart w:id="103" w:name="_Toc242871580"/>
+      <w:bookmarkStart w:id="104" w:name="_Toc242871768"/>
       <w:r>
         <w:lastRenderedPageBreak/>
         <w:t>3.7 Tần suất vượt ngưỡng cấu hình cảnh báo</w:t>
       </w:r>
-      <w:bookmarkEnd w:id="60"/>
-      <w:bookmarkEnd w:id="61"/>
-      <w:bookmarkEnd w:id="62"/>
+      <w:bookmarkEnd w:id="100"/>
+      <w:bookmarkEnd w:id="101"/>
+      <w:bookmarkEnd w:id="102"/>
+      <w:bookmarkEnd w:id="103"/>
+      <w:bookmarkEnd w:id="104"/>
     </w:p>
     <w:p>
       <w:pPr>
@@ -13799,16 +13883,20 @@
         <w:pStyle w:val="Heading2"/>
         <w:pageBreakBefore/>
       </w:pPr>
-      <w:bookmarkStart w:id="63" w:name="_Toc242867473"/>
-      <w:bookmarkStart w:id="64" w:name="_Toc242869284"/>
-      <w:bookmarkStart w:id="65" w:name="_Toc242869444"/>
+      <w:bookmarkStart w:id="105" w:name="_Toc242867473"/>
+      <w:bookmarkStart w:id="106" w:name="_Toc242869284"/>
+      <w:bookmarkStart w:id="107" w:name="_Toc242869444"/>
+      <w:bookmarkStart w:id="108" w:name="_Toc242871581"/>
+      <w:bookmarkStart w:id="109" w:name="_Toc242871769"/>
       <w:r>
         <w:lastRenderedPageBreak/>
         <w:t>3.8 So sánh hai tài khoản tại cùng đô thị và giờ</w:t>
       </w:r>
-      <w:bookmarkEnd w:id="63"/>
-      <w:bookmarkEnd w:id="64"/>
-      <w:bookmarkEnd w:id="65"/>
+      <w:bookmarkEnd w:id="105"/>
+      <w:bookmarkEnd w:id="106"/>
+      <w:bookmarkEnd w:id="107"/>
+      <w:bookmarkEnd w:id="108"/>
+      <w:bookmarkEnd w:id="109"/>
     </w:p>
     <w:p>
       <w:pPr>
@@ -14319,16 +14407,20 @@
         <w:pStyle w:val="Heading2"/>
         <w:pageBreakBefore/>
       </w:pPr>
-      <w:bookmarkStart w:id="66" w:name="_Toc242867474"/>
-      <w:bookmarkStart w:id="67" w:name="_Toc242869285"/>
-      <w:bookmarkStart w:id="68" w:name="_Toc242869445"/>
+      <w:bookmarkStart w:id="110" w:name="_Toc242867474"/>
+      <w:bookmarkStart w:id="111" w:name="_Toc242869285"/>
+      <w:bookmarkStart w:id="112" w:name="_Toc242869445"/>
+      <w:bookmarkStart w:id="113" w:name="_Toc242871582"/>
+      <w:bookmarkStart w:id="114" w:name="_Toc242871770"/>
       <w:r>
         <w:lastRenderedPageBreak/>
         <w:t>3.9 Tương quan Pearson và Spearman</w:t>
       </w:r>
-      <w:bookmarkEnd w:id="66"/>
-      <w:bookmarkEnd w:id="67"/>
-      <w:bookmarkEnd w:id="68"/>
+      <w:bookmarkEnd w:id="110"/>
+      <w:bookmarkEnd w:id="111"/>
+      <w:bookmarkEnd w:id="112"/>
+      <w:bookmarkEnd w:id="113"/>
+      <w:bookmarkEnd w:id="114"/>
     </w:p>
     <w:p>
       <w:pPr>
@@ -15285,16 +15377,20 @@
         <w:pStyle w:val="Heading2"/>
         <w:pageBreakBefore/>
       </w:pPr>
-      <w:bookmarkStart w:id="69" w:name="_Toc242867475"/>
-      <w:bookmarkStart w:id="70" w:name="_Toc242869286"/>
-      <w:bookmarkStart w:id="71" w:name="_Toc242869446"/>
+      <w:bookmarkStart w:id="115" w:name="_Toc242867475"/>
+      <w:bookmarkStart w:id="116" w:name="_Toc242869286"/>
+      <w:bookmarkStart w:id="117" w:name="_Toc242869446"/>
+      <w:bookmarkStart w:id="118" w:name="_Toc242871583"/>
+      <w:bookmarkStart w:id="119" w:name="_Toc242871771"/>
       <w:r>
         <w:lastRenderedPageBreak/>
         <w:t>3.10 Quan sát trực tiếp quan hệ nhiệt độ và PM2.5</w:t>
       </w:r>
-      <w:bookmarkEnd w:id="69"/>
-      <w:bookmarkEnd w:id="70"/>
-      <w:bookmarkEnd w:id="71"/>
+      <w:bookmarkEnd w:id="115"/>
+      <w:bookmarkEnd w:id="116"/>
+      <w:bookmarkEnd w:id="117"/>
+      <w:bookmarkEnd w:id="118"/>
+      <w:bookmarkEnd w:id="119"/>
     </w:p>
     <w:p>
       <w:pPr>
@@ -15376,16 +15472,20 @@
         <w:pStyle w:val="Heading2"/>
         <w:pageBreakBefore/>
       </w:pPr>
-      <w:bookmarkStart w:id="72" w:name="_Toc242867476"/>
-      <w:bookmarkStart w:id="73" w:name="_Toc242869287"/>
-      <w:bookmarkStart w:id="74" w:name="_Toc242869447"/>
+      <w:bookmarkStart w:id="120" w:name="_Toc242867476"/>
+      <w:bookmarkStart w:id="121" w:name="_Toc242869287"/>
+      <w:bookmarkStart w:id="122" w:name="_Toc242869447"/>
+      <w:bookmarkStart w:id="123" w:name="_Toc242871584"/>
+      <w:bookmarkStart w:id="124" w:name="_Toc242871772"/>
       <w:r>
         <w:lastRenderedPageBreak/>
         <w:t>3.11 Các khí ô nhiễm còn lại</w:t>
       </w:r>
-      <w:bookmarkEnd w:id="72"/>
-      <w:bookmarkEnd w:id="73"/>
-      <w:bookmarkEnd w:id="74"/>
+      <w:bookmarkEnd w:id="120"/>
+      <w:bookmarkEnd w:id="121"/>
+      <w:bookmarkEnd w:id="122"/>
+      <w:bookmarkEnd w:id="123"/>
+      <w:bookmarkEnd w:id="124"/>
     </w:p>
     <w:p>
       <w:pPr>
@@ -16333,16 +16433,1112 @@
         <w:pStyle w:val="Heading2"/>
         <w:pageBreakBefore/>
       </w:pPr>
-      <w:bookmarkStart w:id="75" w:name="_Toc242867477"/>
-      <w:bookmarkStart w:id="76" w:name="_Toc242869288"/>
-      <w:bookmarkStart w:id="77" w:name="_Toc242869448"/>
+      <w:bookmarkStart w:id="125" w:name="_Toc242871585"/>
+      <w:bookmarkStart w:id="126" w:name="_Toc242871773"/>
       <w:r>
         <w:lastRenderedPageBreak/>
-        <w:t>3.12 So sánh mẫu hai tuần trong lần tải mới</w:t>
+        <w:t>3.12 Đối chiếu với báo cáo Tuần 1</w:t>
       </w:r>
-      <w:bookmarkEnd w:id="75"/>
-      <w:bookmarkEnd w:id="76"/>
-      <w:bookmarkEnd w:id="77"/>
+      <w:bookmarkEnd w:id="125"/>
+      <w:bookmarkEnd w:id="126"/>
+    </w:p>
+    <w:p>
+      <w:pPr>
+        <w:pStyle w:val="BodyText"/>
+        <w:keepNext/>
+      </w:pPr>
+      <w:r>
+        <w:rPr>
+          <w:b/>
+        </w:rPr>
+        <w:t>a) Đối chiếu trực tiếp với bộ báo cáo Tuần 1 đã lưu</w:t>
+      </w:r>
+    </w:p>
+    <w:p>
+      <w:pPr>
+        <w:pStyle w:val="BodyText"/>
+      </w:pPr>
+      <w:r>
+        <w:t>Bộ báo cáo Tuần 1 có 156 bản ghi, 52 mẫu mỗi đô thị, bao gồm dữ liệu lịch sử nạp bổ sung. Mẫu Tuần 2 có 9 mẫu mỗi đô thị của sinh viên Tiến Sơn và 19 mẫu của sinh viên Ngọc Quyên. Hai bảng dưới dùng đúng bộ 156 dòng làm mốc đối chiếu; Δ là trung bình Tuần 2 trừ trung bình trong bộ báo cáo Tuần 1, tính từ giá trị gốc trước khi làm tròn.</w:t>
+      </w:r>
+    </w:p>
+    <w:p>
+      <w:pPr>
+        <w:pStyle w:val="Caption"/>
+        <w:keepNext/>
+        <w:spacing w:before="180"/>
+        <w:jc w:val="center"/>
+      </w:pPr>
+      <w:r>
+        <w:t>Bảng 3.10 Đối chiếu AQI trung bình với bộ báo cáo Tuần 1</w:t>
+      </w:r>
+    </w:p>
+    <w:tbl>
+      <w:tblPr>
+        <w:tblStyle w:val="TableGrid"/>
+        <w:tblW w:w="0" w:type="auto"/>
+        <w:tblLayout w:type="fixed"/>
+        <w:tblLook w:val="04A0" w:firstRow="1" w:lastRow="0" w:firstColumn="1" w:lastColumn="0" w:noHBand="0" w:noVBand="1"/>
+      </w:tblPr>
+      <w:tblGrid>
+        <w:gridCol w:w="1800"/>
+        <w:gridCol w:w="1368"/>
+        <w:gridCol w:w="1800"/>
+        <w:gridCol w:w="1944"/>
+        <w:gridCol w:w="1440"/>
+        <w:gridCol w:w="1440"/>
+      </w:tblGrid>
+      <w:tr>
+        <w:trPr>
+          <w:cantSplit/>
+          <w:tblHeader/>
+        </w:trPr>
+        <w:tc>
+          <w:tcPr>
+            <w:tcW w:w="1800" w:type="dxa"/>
+            <w:shd w:val="clear" w:color="auto" w:fill="E7E7E7"/>
+          </w:tcPr>
+          <w:p>
+            <w:pPr>
+              <w:keepNext/>
+              <w:spacing w:before="60" w:after="60" w:line="264" w:lineRule="auto"/>
+              <w:jc w:val="center"/>
+            </w:pPr>
+            <w:r>
+              <w:rPr>
+                <w:b/>
+                <w:sz w:val="22"/>
+              </w:rPr>
+              <w:t>Đô thị</w:t>
+            </w:r>
+          </w:p>
+        </w:tc>
+        <w:tc>
+          <w:tcPr>
+            <w:tcW w:w="1368" w:type="dxa"/>
+            <w:shd w:val="clear" w:color="auto" w:fill="E7E7E7"/>
+          </w:tcPr>
+          <w:p>
+            <w:pPr>
+              <w:keepNext/>
+              <w:spacing w:before="60" w:after="60" w:line="264" w:lineRule="auto"/>
+              <w:jc w:val="center"/>
+            </w:pPr>
+            <w:r>
+              <w:rPr>
+                <w:b/>
+                <w:sz w:val="22"/>
+              </w:rPr>
+              <w:t>Bộ Tuần 1</w:t>
+            </w:r>
+            <w:r>
+              <w:rPr>
+                <w:b/>
+                <w:sz w:val="22"/>
+              </w:rPr>
+              <w:br/>
+              <w:t>(n=52)</w:t>
+            </w:r>
+          </w:p>
+        </w:tc>
+        <w:tc>
+          <w:tcPr>
+            <w:tcW w:w="1800" w:type="dxa"/>
+            <w:shd w:val="clear" w:color="auto" w:fill="E7E7E7"/>
+          </w:tcPr>
+          <w:p>
+            <w:pPr>
+              <w:keepNext/>
+              <w:spacing w:before="60" w:after="60" w:line="264" w:lineRule="auto"/>
+              <w:jc w:val="center"/>
+            </w:pPr>
+            <w:r>
+              <w:rPr>
+                <w:b/>
+                <w:sz w:val="22"/>
+              </w:rPr>
+              <w:t>Tiến Sơn</w:t>
+            </w:r>
+            <w:r>
+              <w:rPr>
+                <w:b/>
+                <w:sz w:val="22"/>
+              </w:rPr>
+              <w:br/>
+              <w:t>Tuần 2 (n=9)</w:t>
+            </w:r>
+          </w:p>
+        </w:tc>
+        <w:tc>
+          <w:tcPr>
+            <w:tcW w:w="1944" w:type="dxa"/>
+            <w:shd w:val="clear" w:color="auto" w:fill="E7E7E7"/>
+          </w:tcPr>
+          <w:p>
+            <w:pPr>
+              <w:keepNext/>
+              <w:spacing w:before="60" w:after="60" w:line="264" w:lineRule="auto"/>
+              <w:jc w:val="center"/>
+            </w:pPr>
+            <w:r>
+              <w:rPr>
+                <w:b/>
+                <w:sz w:val="22"/>
+              </w:rPr>
+              <w:t>Ngọc Quyên</w:t>
+            </w:r>
+            <w:r>
+              <w:rPr>
+                <w:b/>
+                <w:sz w:val="22"/>
+              </w:rPr>
+              <w:br/>
+              <w:t>Tuần 2 (n=19)</w:t>
+            </w:r>
+          </w:p>
+        </w:tc>
+        <w:tc>
+          <w:tcPr>
+            <w:tcW w:w="1440" w:type="dxa"/>
+            <w:shd w:val="clear" w:color="auto" w:fill="E7E7E7"/>
+          </w:tcPr>
+          <w:p>
+            <w:pPr>
+              <w:keepNext/>
+              <w:spacing w:before="60" w:after="60" w:line="264" w:lineRule="auto"/>
+              <w:jc w:val="center"/>
+            </w:pPr>
+            <w:r>
+              <w:rPr>
+                <w:b/>
+                <w:sz w:val="22"/>
+              </w:rPr>
+              <w:t>Δ Tiến Sơn</w:t>
+            </w:r>
+          </w:p>
+        </w:tc>
+        <w:tc>
+          <w:tcPr>
+            <w:tcW w:w="1440" w:type="dxa"/>
+            <w:shd w:val="clear" w:color="auto" w:fill="E7E7E7"/>
+          </w:tcPr>
+          <w:p>
+            <w:pPr>
+              <w:keepNext/>
+              <w:spacing w:before="60" w:after="60" w:line="264" w:lineRule="auto"/>
+              <w:jc w:val="center"/>
+            </w:pPr>
+            <w:r>
+              <w:rPr>
+                <w:b/>
+                <w:sz w:val="22"/>
+              </w:rPr>
+              <w:t>Δ Ngọc Quyên</w:t>
+            </w:r>
+          </w:p>
+        </w:tc>
+      </w:tr>
+      <w:tr>
+        <w:trPr>
+          <w:cantSplit/>
+        </w:trPr>
+        <w:tc>
+          <w:tcPr>
+            <w:tcW w:w="1800" w:type="dxa"/>
+            <w:shd w:val="clear" w:color="auto" w:fill="FFFFFF"/>
+          </w:tcPr>
+          <w:p>
+            <w:pPr>
+              <w:keepNext/>
+              <w:spacing w:before="60" w:after="60" w:line="264" w:lineRule="auto"/>
+            </w:pPr>
+            <w:r>
+              <w:rPr>
+                <w:sz w:val="22"/>
+              </w:rPr>
+              <w:t>TP. Hồ Chí Minh</w:t>
+            </w:r>
+          </w:p>
+        </w:tc>
+        <w:tc>
+          <w:tcPr>
+            <w:tcW w:w="1368" w:type="dxa"/>
+            <w:shd w:val="clear" w:color="auto" w:fill="FFFFFF"/>
+          </w:tcPr>
+          <w:p>
+            <w:pPr>
+              <w:keepNext/>
+              <w:spacing w:before="60" w:after="60" w:line="264" w:lineRule="auto"/>
+              <w:jc w:val="right"/>
+            </w:pPr>
+            <w:r>
+              <w:rPr>
+                <w:sz w:val="22"/>
+              </w:rPr>
+              <w:t>107,79</w:t>
+            </w:r>
+          </w:p>
+        </w:tc>
+        <w:tc>
+          <w:tcPr>
+            <w:tcW w:w="1800" w:type="dxa"/>
+            <w:shd w:val="clear" w:color="auto" w:fill="FFFFFF"/>
+          </w:tcPr>
+          <w:p>
+            <w:pPr>
+              <w:keepNext/>
+              <w:spacing w:before="60" w:after="60" w:line="264" w:lineRule="auto"/>
+              <w:jc w:val="right"/>
+            </w:pPr>
+            <w:r>
+              <w:rPr>
+                <w:sz w:val="22"/>
+              </w:rPr>
+              <w:t>78,00</w:t>
+            </w:r>
+          </w:p>
+        </w:tc>
+        <w:tc>
+          <w:tcPr>
+            <w:tcW w:w="1944" w:type="dxa"/>
+            <w:shd w:val="clear" w:color="auto" w:fill="FFFFFF"/>
+          </w:tcPr>
+          <w:p>
+            <w:pPr>
+              <w:keepNext/>
+              <w:spacing w:before="60" w:after="60" w:line="264" w:lineRule="auto"/>
+              <w:jc w:val="right"/>
+            </w:pPr>
+            <w:r>
+              <w:rPr>
+                <w:sz w:val="22"/>
+              </w:rPr>
+              <w:t>79,05</w:t>
+            </w:r>
+          </w:p>
+        </w:tc>
+        <w:tc>
+          <w:tcPr>
+            <w:tcW w:w="1440" w:type="dxa"/>
+            <w:shd w:val="clear" w:color="auto" w:fill="FFFFFF"/>
+          </w:tcPr>
+          <w:p>
+            <w:pPr>
+              <w:keepNext/>
+              <w:spacing w:before="60" w:after="60" w:line="264" w:lineRule="auto"/>
+              <w:jc w:val="right"/>
+            </w:pPr>
+            <w:r>
+              <w:rPr>
+                <w:sz w:val="22"/>
+              </w:rPr>
+              <w:t>-29,79</w:t>
+            </w:r>
+          </w:p>
+        </w:tc>
+        <w:tc>
+          <w:tcPr>
+            <w:tcW w:w="1440" w:type="dxa"/>
+            <w:shd w:val="clear" w:color="auto" w:fill="FFFFFF"/>
+          </w:tcPr>
+          <w:p>
+            <w:pPr>
+              <w:keepNext/>
+              <w:spacing w:before="60" w:after="60" w:line="264" w:lineRule="auto"/>
+              <w:jc w:val="right"/>
+            </w:pPr>
+            <w:r>
+              <w:rPr>
+                <w:sz w:val="22"/>
+              </w:rPr>
+              <w:t>-28,74</w:t>
+            </w:r>
+          </w:p>
+        </w:tc>
+      </w:tr>
+      <w:tr>
+        <w:trPr>
+          <w:cantSplit/>
+        </w:trPr>
+        <w:tc>
+          <w:tcPr>
+            <w:tcW w:w="1800" w:type="dxa"/>
+            <w:shd w:val="clear" w:color="auto" w:fill="FFFFFF"/>
+          </w:tcPr>
+          <w:p>
+            <w:pPr>
+              <w:keepNext/>
+              <w:spacing w:before="60" w:after="60" w:line="264" w:lineRule="auto"/>
+            </w:pPr>
+            <w:r>
+              <w:rPr>
+                <w:sz w:val="22"/>
+              </w:rPr>
+              <w:t>Hà Nội</w:t>
+            </w:r>
+          </w:p>
+        </w:tc>
+        <w:tc>
+          <w:tcPr>
+            <w:tcW w:w="1368" w:type="dxa"/>
+            <w:shd w:val="clear" w:color="auto" w:fill="FFFFFF"/>
+          </w:tcPr>
+          <w:p>
+            <w:pPr>
+              <w:keepNext/>
+              <w:spacing w:before="60" w:after="60" w:line="264" w:lineRule="auto"/>
+              <w:jc w:val="right"/>
+            </w:pPr>
+            <w:r>
+              <w:rPr>
+                <w:sz w:val="22"/>
+              </w:rPr>
+              <w:t>67,56</w:t>
+            </w:r>
+          </w:p>
+        </w:tc>
+        <w:tc>
+          <w:tcPr>
+            <w:tcW w:w="1800" w:type="dxa"/>
+            <w:shd w:val="clear" w:color="auto" w:fill="FFFFFF"/>
+          </w:tcPr>
+          <w:p>
+            <w:pPr>
+              <w:keepNext/>
+              <w:spacing w:before="60" w:after="60" w:line="264" w:lineRule="auto"/>
+              <w:jc w:val="right"/>
+            </w:pPr>
+            <w:r>
+              <w:rPr>
+                <w:sz w:val="22"/>
+              </w:rPr>
+              <w:t>163,56</w:t>
+            </w:r>
+          </w:p>
+        </w:tc>
+        <w:tc>
+          <w:tcPr>
+            <w:tcW w:w="1944" w:type="dxa"/>
+            <w:shd w:val="clear" w:color="auto" w:fill="FFFFFF"/>
+          </w:tcPr>
+          <w:p>
+            <w:pPr>
+              <w:keepNext/>
+              <w:spacing w:before="60" w:after="60" w:line="264" w:lineRule="auto"/>
+              <w:jc w:val="right"/>
+            </w:pPr>
+            <w:r>
+              <w:rPr>
+                <w:sz w:val="22"/>
+              </w:rPr>
+              <w:t>163,05</w:t>
+            </w:r>
+          </w:p>
+        </w:tc>
+        <w:tc>
+          <w:tcPr>
+            <w:tcW w:w="1440" w:type="dxa"/>
+            <w:shd w:val="clear" w:color="auto" w:fill="FFFFFF"/>
+          </w:tcPr>
+          <w:p>
+            <w:pPr>
+              <w:keepNext/>
+              <w:spacing w:before="60" w:after="60" w:line="264" w:lineRule="auto"/>
+              <w:jc w:val="right"/>
+            </w:pPr>
+            <w:r>
+              <w:rPr>
+                <w:sz w:val="22"/>
+              </w:rPr>
+              <w:t>96,00</w:t>
+            </w:r>
+          </w:p>
+        </w:tc>
+        <w:tc>
+          <w:tcPr>
+            <w:tcW w:w="1440" w:type="dxa"/>
+            <w:shd w:val="clear" w:color="auto" w:fill="FFFFFF"/>
+          </w:tcPr>
+          <w:p>
+            <w:pPr>
+              <w:keepNext/>
+              <w:spacing w:before="60" w:after="60" w:line="264" w:lineRule="auto"/>
+              <w:jc w:val="right"/>
+            </w:pPr>
+            <w:r>
+              <w:rPr>
+                <w:sz w:val="22"/>
+              </w:rPr>
+              <w:t>95,49</w:t>
+            </w:r>
+          </w:p>
+        </w:tc>
+      </w:tr>
+      <w:tr>
+        <w:trPr>
+          <w:cantSplit/>
+        </w:trPr>
+        <w:tc>
+          <w:tcPr>
+            <w:tcW w:w="1800" w:type="dxa"/>
+            <w:shd w:val="clear" w:color="auto" w:fill="FFFFFF"/>
+          </w:tcPr>
+          <w:p>
+            <w:pPr>
+              <w:spacing w:before="60" w:after="60" w:line="264" w:lineRule="auto"/>
+            </w:pPr>
+            <w:r>
+              <w:rPr>
+                <w:sz w:val="22"/>
+              </w:rPr>
+              <w:t>Đà Nẵng</w:t>
+            </w:r>
+          </w:p>
+        </w:tc>
+        <w:tc>
+          <w:tcPr>
+            <w:tcW w:w="1368" w:type="dxa"/>
+            <w:shd w:val="clear" w:color="auto" w:fill="FFFFFF"/>
+          </w:tcPr>
+          <w:p>
+            <w:pPr>
+              <w:spacing w:before="60" w:after="60" w:line="264" w:lineRule="auto"/>
+              <w:jc w:val="right"/>
+            </w:pPr>
+            <w:r>
+              <w:rPr>
+                <w:sz w:val="22"/>
+              </w:rPr>
+              <w:t>74,67</w:t>
+            </w:r>
+          </w:p>
+        </w:tc>
+        <w:tc>
+          <w:tcPr>
+            <w:tcW w:w="1800" w:type="dxa"/>
+            <w:shd w:val="clear" w:color="auto" w:fill="FFFFFF"/>
+          </w:tcPr>
+          <w:p>
+            <w:pPr>
+              <w:spacing w:before="60" w:after="60" w:line="264" w:lineRule="auto"/>
+              <w:jc w:val="right"/>
+            </w:pPr>
+            <w:r>
+              <w:rPr>
+                <w:sz w:val="22"/>
+              </w:rPr>
+              <w:t>35,44</w:t>
+            </w:r>
+          </w:p>
+        </w:tc>
+        <w:tc>
+          <w:tcPr>
+            <w:tcW w:w="1944" w:type="dxa"/>
+            <w:shd w:val="clear" w:color="auto" w:fill="FFFFFF"/>
+          </w:tcPr>
+          <w:p>
+            <w:pPr>
+              <w:spacing w:before="60" w:after="60" w:line="264" w:lineRule="auto"/>
+              <w:jc w:val="right"/>
+            </w:pPr>
+            <w:r>
+              <w:rPr>
+                <w:sz w:val="22"/>
+              </w:rPr>
+              <w:t>35,37</w:t>
+            </w:r>
+          </w:p>
+        </w:tc>
+        <w:tc>
+          <w:tcPr>
+            <w:tcW w:w="1440" w:type="dxa"/>
+            <w:shd w:val="clear" w:color="auto" w:fill="FFFFFF"/>
+          </w:tcPr>
+          <w:p>
+            <w:pPr>
+              <w:spacing w:before="60" w:after="60" w:line="264" w:lineRule="auto"/>
+              <w:jc w:val="right"/>
+            </w:pPr>
+            <w:r>
+              <w:rPr>
+                <w:sz w:val="22"/>
+              </w:rPr>
+              <w:t>-39,23</w:t>
+            </w:r>
+          </w:p>
+        </w:tc>
+        <w:tc>
+          <w:tcPr>
+            <w:tcW w:w="1440" w:type="dxa"/>
+            <w:shd w:val="clear" w:color="auto" w:fill="FFFFFF"/>
+          </w:tcPr>
+          <w:p>
+            <w:pPr>
+              <w:spacing w:before="60" w:after="60" w:line="264" w:lineRule="auto"/>
+              <w:jc w:val="right"/>
+            </w:pPr>
+            <w:r>
+              <w:rPr>
+                <w:sz w:val="22"/>
+              </w:rPr>
+              <w:t>-39,30</w:t>
+            </w:r>
+          </w:p>
+        </w:tc>
+      </w:tr>
+    </w:tbl>
+    <w:p>
+      <w:pPr>
+        <w:pStyle w:val="Caption"/>
+        <w:keepNext/>
+        <w:spacing w:before="180"/>
+        <w:jc w:val="center"/>
+      </w:pPr>
+      <w:r>
+        <w:t>Bảng 3.11 Đối chiếu PM2.5 trung bình (µg/m³) với bộ báo cáo Tuần 1</w:t>
+      </w:r>
+    </w:p>
+    <w:tbl>
+      <w:tblPr>
+        <w:tblStyle w:val="TableGrid"/>
+        <w:tblW w:w="0" w:type="auto"/>
+        <w:tblLayout w:type="fixed"/>
+        <w:tblLook w:val="04A0" w:firstRow="1" w:lastRow="0" w:firstColumn="1" w:lastColumn="0" w:noHBand="0" w:noVBand="1"/>
+      </w:tblPr>
+      <w:tblGrid>
+        <w:gridCol w:w="1800"/>
+        <w:gridCol w:w="1368"/>
+        <w:gridCol w:w="1800"/>
+        <w:gridCol w:w="1944"/>
+        <w:gridCol w:w="1440"/>
+        <w:gridCol w:w="1440"/>
+      </w:tblGrid>
+      <w:tr>
+        <w:trPr>
+          <w:cantSplit/>
+          <w:tblHeader/>
+        </w:trPr>
+        <w:tc>
+          <w:tcPr>
+            <w:tcW w:w="1800" w:type="dxa"/>
+            <w:shd w:val="clear" w:color="auto" w:fill="E7E7E7"/>
+          </w:tcPr>
+          <w:p>
+            <w:pPr>
+              <w:keepNext/>
+              <w:spacing w:before="60" w:after="60" w:line="264" w:lineRule="auto"/>
+              <w:jc w:val="center"/>
+            </w:pPr>
+            <w:r>
+              <w:rPr>
+                <w:b/>
+                <w:sz w:val="22"/>
+              </w:rPr>
+              <w:t>Đô thị</w:t>
+            </w:r>
+          </w:p>
+        </w:tc>
+        <w:tc>
+          <w:tcPr>
+            <w:tcW w:w="1368" w:type="dxa"/>
+            <w:shd w:val="clear" w:color="auto" w:fill="E7E7E7"/>
+          </w:tcPr>
+          <w:p>
+            <w:pPr>
+              <w:keepNext/>
+              <w:spacing w:before="60" w:after="60" w:line="264" w:lineRule="auto"/>
+              <w:jc w:val="center"/>
+            </w:pPr>
+            <w:r>
+              <w:rPr>
+                <w:b/>
+                <w:sz w:val="22"/>
+              </w:rPr>
+              <w:t>Bộ Tuần 1</w:t>
+            </w:r>
+            <w:r>
+              <w:rPr>
+                <w:b/>
+                <w:sz w:val="22"/>
+              </w:rPr>
+              <w:br/>
+              <w:t>(n=52)</w:t>
+            </w:r>
+          </w:p>
+        </w:tc>
+        <w:tc>
+          <w:tcPr>
+            <w:tcW w:w="1800" w:type="dxa"/>
+            <w:shd w:val="clear" w:color="auto" w:fill="E7E7E7"/>
+          </w:tcPr>
+          <w:p>
+            <w:pPr>
+              <w:keepNext/>
+              <w:spacing w:before="60" w:after="60" w:line="264" w:lineRule="auto"/>
+              <w:jc w:val="center"/>
+            </w:pPr>
+            <w:r>
+              <w:rPr>
+                <w:b/>
+                <w:sz w:val="22"/>
+              </w:rPr>
+              <w:t>Tiến Sơn</w:t>
+            </w:r>
+            <w:r>
+              <w:rPr>
+                <w:b/>
+                <w:sz w:val="22"/>
+              </w:rPr>
+              <w:br/>
+              <w:t>Tuần 2 (n=9)</w:t>
+            </w:r>
+          </w:p>
+        </w:tc>
+        <w:tc>
+          <w:tcPr>
+            <w:tcW w:w="1944" w:type="dxa"/>
+            <w:shd w:val="clear" w:color="auto" w:fill="E7E7E7"/>
+          </w:tcPr>
+          <w:p>
+            <w:pPr>
+              <w:keepNext/>
+              <w:spacing w:before="60" w:after="60" w:line="264" w:lineRule="auto"/>
+              <w:jc w:val="center"/>
+            </w:pPr>
+            <w:r>
+              <w:rPr>
+                <w:b/>
+                <w:sz w:val="22"/>
+              </w:rPr>
+              <w:t>Ngọc Quyên</w:t>
+            </w:r>
+            <w:r>
+              <w:rPr>
+                <w:b/>
+                <w:sz w:val="22"/>
+              </w:rPr>
+              <w:br/>
+              <w:t>Tuần 2 (n=19)</w:t>
+            </w:r>
+          </w:p>
+        </w:tc>
+        <w:tc>
+          <w:tcPr>
+            <w:tcW w:w="1440" w:type="dxa"/>
+            <w:shd w:val="clear" w:color="auto" w:fill="E7E7E7"/>
+          </w:tcPr>
+          <w:p>
+            <w:pPr>
+              <w:keepNext/>
+              <w:spacing w:before="60" w:after="60" w:line="264" w:lineRule="auto"/>
+              <w:jc w:val="center"/>
+            </w:pPr>
+            <w:r>
+              <w:rPr>
+                <w:b/>
+                <w:sz w:val="22"/>
+              </w:rPr>
+              <w:t>Δ Tiến Sơn</w:t>
+            </w:r>
+          </w:p>
+        </w:tc>
+        <w:tc>
+          <w:tcPr>
+            <w:tcW w:w="1440" w:type="dxa"/>
+            <w:shd w:val="clear" w:color="auto" w:fill="E7E7E7"/>
+          </w:tcPr>
+          <w:p>
+            <w:pPr>
+              <w:keepNext/>
+              <w:spacing w:before="60" w:after="60" w:line="264" w:lineRule="auto"/>
+              <w:jc w:val="center"/>
+            </w:pPr>
+            <w:r>
+              <w:rPr>
+                <w:b/>
+                <w:sz w:val="22"/>
+              </w:rPr>
+              <w:t>Δ Ngọc Quyên</w:t>
+            </w:r>
+          </w:p>
+        </w:tc>
+      </w:tr>
+      <w:tr>
+        <w:trPr>
+          <w:cantSplit/>
+        </w:trPr>
+        <w:tc>
+          <w:tcPr>
+            <w:tcW w:w="1800" w:type="dxa"/>
+            <w:shd w:val="clear" w:color="auto" w:fill="FFFFFF"/>
+          </w:tcPr>
+          <w:p>
+            <w:pPr>
+              <w:keepNext/>
+              <w:spacing w:before="60" w:after="60" w:line="264" w:lineRule="auto"/>
+            </w:pPr>
+            <w:r>
+              <w:rPr>
+                <w:sz w:val="22"/>
+              </w:rPr>
+              <w:t>TP. Hồ Chí Minh</w:t>
+            </w:r>
+          </w:p>
+        </w:tc>
+        <w:tc>
+          <w:tcPr>
+            <w:tcW w:w="1368" w:type="dxa"/>
+            <w:shd w:val="clear" w:color="auto" w:fill="FFFFFF"/>
+          </w:tcPr>
+          <w:p>
+            <w:pPr>
+              <w:keepNext/>
+              <w:spacing w:before="60" w:after="60" w:line="264" w:lineRule="auto"/>
+              <w:jc w:val="right"/>
+            </w:pPr>
+            <w:r>
+              <w:rPr>
+                <w:sz w:val="22"/>
+              </w:rPr>
+              <w:t>37,03</w:t>
+            </w:r>
+          </w:p>
+        </w:tc>
+        <w:tc>
+          <w:tcPr>
+            <w:tcW w:w="1800" w:type="dxa"/>
+            <w:shd w:val="clear" w:color="auto" w:fill="FFFFFF"/>
+          </w:tcPr>
+          <w:p>
+            <w:pPr>
+              <w:keepNext/>
+              <w:spacing w:before="60" w:after="60" w:line="264" w:lineRule="auto"/>
+              <w:jc w:val="right"/>
+            </w:pPr>
+            <w:r>
+              <w:rPr>
+                <w:sz w:val="22"/>
+              </w:rPr>
+              <w:t>23,38</w:t>
+            </w:r>
+          </w:p>
+        </w:tc>
+        <w:tc>
+          <w:tcPr>
+            <w:tcW w:w="1944" w:type="dxa"/>
+            <w:shd w:val="clear" w:color="auto" w:fill="FFFFFF"/>
+          </w:tcPr>
+          <w:p>
+            <w:pPr>
+              <w:keepNext/>
+              <w:spacing w:before="60" w:after="60" w:line="264" w:lineRule="auto"/>
+              <w:jc w:val="right"/>
+            </w:pPr>
+            <w:r>
+              <w:rPr>
+                <w:sz w:val="22"/>
+              </w:rPr>
+              <w:t>22,92</w:t>
+            </w:r>
+          </w:p>
+        </w:tc>
+        <w:tc>
+          <w:tcPr>
+            <w:tcW w:w="1440" w:type="dxa"/>
+            <w:shd w:val="clear" w:color="auto" w:fill="FFFFFF"/>
+          </w:tcPr>
+          <w:p>
+            <w:pPr>
+              <w:keepNext/>
+              <w:spacing w:before="60" w:after="60" w:line="264" w:lineRule="auto"/>
+              <w:jc w:val="right"/>
+            </w:pPr>
+            <w:r>
+              <w:rPr>
+                <w:sz w:val="22"/>
+              </w:rPr>
+              <w:t>-13,65</w:t>
+            </w:r>
+          </w:p>
+        </w:tc>
+        <w:tc>
+          <w:tcPr>
+            <w:tcW w:w="1440" w:type="dxa"/>
+            <w:shd w:val="clear" w:color="auto" w:fill="FFFFFF"/>
+          </w:tcPr>
+          <w:p>
+            <w:pPr>
+              <w:keepNext/>
+              <w:spacing w:before="60" w:after="60" w:line="264" w:lineRule="auto"/>
+              <w:jc w:val="right"/>
+            </w:pPr>
+            <w:r>
+              <w:rPr>
+                <w:sz w:val="22"/>
+              </w:rPr>
+              <w:t>-14,11</w:t>
+            </w:r>
+          </w:p>
+        </w:tc>
+      </w:tr>
+      <w:tr>
+        <w:trPr>
+          <w:cantSplit/>
+        </w:trPr>
+        <w:tc>
+          <w:tcPr>
+            <w:tcW w:w="1800" w:type="dxa"/>
+            <w:shd w:val="clear" w:color="auto" w:fill="FFFFFF"/>
+          </w:tcPr>
+          <w:p>
+            <w:pPr>
+              <w:keepNext/>
+              <w:spacing w:before="60" w:after="60" w:line="264" w:lineRule="auto"/>
+            </w:pPr>
+            <w:r>
+              <w:rPr>
+                <w:sz w:val="22"/>
+              </w:rPr>
+              <w:t>Hà Nội</w:t>
+            </w:r>
+          </w:p>
+        </w:tc>
+        <w:tc>
+          <w:tcPr>
+            <w:tcW w:w="1368" w:type="dxa"/>
+            <w:shd w:val="clear" w:color="auto" w:fill="FFFFFF"/>
+          </w:tcPr>
+          <w:p>
+            <w:pPr>
+              <w:keepNext/>
+              <w:spacing w:before="60" w:after="60" w:line="264" w:lineRule="auto"/>
+              <w:jc w:val="right"/>
+            </w:pPr>
+            <w:r>
+              <w:rPr>
+                <w:sz w:val="22"/>
+              </w:rPr>
+              <w:t>15,36</w:t>
+            </w:r>
+          </w:p>
+        </w:tc>
+        <w:tc>
+          <w:tcPr>
+            <w:tcW w:w="1800" w:type="dxa"/>
+            <w:shd w:val="clear" w:color="auto" w:fill="FFFFFF"/>
+          </w:tcPr>
+          <w:p>
+            <w:pPr>
+              <w:keepNext/>
+              <w:spacing w:before="60" w:after="60" w:line="264" w:lineRule="auto"/>
+              <w:jc w:val="right"/>
+            </w:pPr>
+            <w:r>
+              <w:rPr>
+                <w:sz w:val="22"/>
+              </w:rPr>
+              <w:t>76,66</w:t>
+            </w:r>
+          </w:p>
+        </w:tc>
+        <w:tc>
+          <w:tcPr>
+            <w:tcW w:w="1944" w:type="dxa"/>
+            <w:shd w:val="clear" w:color="auto" w:fill="FFFFFF"/>
+          </w:tcPr>
+          <w:p>
+            <w:pPr>
+              <w:keepNext/>
+              <w:spacing w:before="60" w:after="60" w:line="264" w:lineRule="auto"/>
+              <w:jc w:val="right"/>
+            </w:pPr>
+            <w:r>
+              <w:rPr>
+                <w:sz w:val="22"/>
+              </w:rPr>
+              <w:t>75,11</w:t>
+            </w:r>
+          </w:p>
+        </w:tc>
+        <w:tc>
+          <w:tcPr>
+            <w:tcW w:w="1440" w:type="dxa"/>
+            <w:shd w:val="clear" w:color="auto" w:fill="FFFFFF"/>
+          </w:tcPr>
+          <w:p>
+            <w:pPr>
+              <w:keepNext/>
+              <w:spacing w:before="60" w:after="60" w:line="264" w:lineRule="auto"/>
+              <w:jc w:val="right"/>
+            </w:pPr>
+            <w:r>
+              <w:rPr>
+                <w:sz w:val="22"/>
+              </w:rPr>
+              <w:t>61,29</w:t>
+            </w:r>
+          </w:p>
+        </w:tc>
+        <w:tc>
+          <w:tcPr>
+            <w:tcW w:w="1440" w:type="dxa"/>
+            <w:shd w:val="clear" w:color="auto" w:fill="FFFFFF"/>
+          </w:tcPr>
+          <w:p>
+            <w:pPr>
+              <w:keepNext/>
+              <w:spacing w:before="60" w:after="60" w:line="264" w:lineRule="auto"/>
+              <w:jc w:val="right"/>
+            </w:pPr>
+            <w:r>
+              <w:rPr>
+                <w:sz w:val="22"/>
+              </w:rPr>
+              <w:t>59,74</w:t>
+            </w:r>
+          </w:p>
+        </w:tc>
+      </w:tr>
+      <w:tr>
+        <w:trPr>
+          <w:cantSplit/>
+        </w:trPr>
+        <w:tc>
+          <w:tcPr>
+            <w:tcW w:w="1800" w:type="dxa"/>
+            <w:shd w:val="clear" w:color="auto" w:fill="FFFFFF"/>
+          </w:tcPr>
+          <w:p>
+            <w:pPr>
+              <w:spacing w:before="60" w:after="60" w:line="264" w:lineRule="auto"/>
+            </w:pPr>
+            <w:r>
+              <w:rPr>
+                <w:sz w:val="22"/>
+              </w:rPr>
+              <w:t>Đà Nẵng</w:t>
+            </w:r>
+          </w:p>
+        </w:tc>
+        <w:tc>
+          <w:tcPr>
+            <w:tcW w:w="1368" w:type="dxa"/>
+            <w:shd w:val="clear" w:color="auto" w:fill="FFFFFF"/>
+          </w:tcPr>
+          <w:p>
+            <w:pPr>
+              <w:spacing w:before="60" w:after="60" w:line="264" w:lineRule="auto"/>
+              <w:jc w:val="right"/>
+            </w:pPr>
+            <w:r>
+              <w:rPr>
+                <w:sz w:val="22"/>
+              </w:rPr>
+              <w:t>14,23</w:t>
+            </w:r>
+          </w:p>
+        </w:tc>
+        <w:tc>
+          <w:tcPr>
+            <w:tcW w:w="1800" w:type="dxa"/>
+            <w:shd w:val="clear" w:color="auto" w:fill="FFFFFF"/>
+          </w:tcPr>
+          <w:p>
+            <w:pPr>
+              <w:spacing w:before="60" w:after="60" w:line="264" w:lineRule="auto"/>
+              <w:jc w:val="right"/>
+            </w:pPr>
+            <w:r>
+              <w:rPr>
+                <w:sz w:val="22"/>
+              </w:rPr>
+              <w:t>6,38</w:t>
+            </w:r>
+          </w:p>
+        </w:tc>
+        <w:tc>
+          <w:tcPr>
+            <w:tcW w:w="1944" w:type="dxa"/>
+            <w:shd w:val="clear" w:color="auto" w:fill="FFFFFF"/>
+          </w:tcPr>
+          <w:p>
+            <w:pPr>
+              <w:spacing w:before="60" w:after="60" w:line="264" w:lineRule="auto"/>
+              <w:jc w:val="right"/>
+            </w:pPr>
+            <w:r>
+              <w:rPr>
+                <w:sz w:val="22"/>
+              </w:rPr>
+              <w:t>6,46</w:t>
+            </w:r>
+          </w:p>
+        </w:tc>
+        <w:tc>
+          <w:tcPr>
+            <w:tcW w:w="1440" w:type="dxa"/>
+            <w:shd w:val="clear" w:color="auto" w:fill="FFFFFF"/>
+          </w:tcPr>
+          <w:p>
+            <w:pPr>
+              <w:spacing w:before="60" w:after="60" w:line="264" w:lineRule="auto"/>
+              <w:jc w:val="right"/>
+            </w:pPr>
+            <w:r>
+              <w:rPr>
+                <w:sz w:val="22"/>
+              </w:rPr>
+              <w:t>-7,85</w:t>
+            </w:r>
+          </w:p>
+        </w:tc>
+        <w:tc>
+          <w:tcPr>
+            <w:tcW w:w="1440" w:type="dxa"/>
+            <w:shd w:val="clear" w:color="auto" w:fill="FFFFFF"/>
+          </w:tcPr>
+          <w:p>
+            <w:pPr>
+              <w:spacing w:before="60" w:after="60" w:line="264" w:lineRule="auto"/>
+              <w:jc w:val="right"/>
+            </w:pPr>
+            <w:r>
+              <w:rPr>
+                <w:sz w:val="22"/>
+              </w:rPr>
+              <w:t>-7,77</w:t>
+            </w:r>
+          </w:p>
+        </w:tc>
+      </w:tr>
+    </w:tbl>
+    <w:p>
+      <w:pPr>
+        <w:pStyle w:val="BodyText"/>
+      </w:pPr>
+      <w:r>
+        <w:t>So với bộ báo cáo Tuần 1, AQI trung bình mẫu Hà Nội cao hơn 96,00 điểm ở nguồn Tiến Sơn và 95,49 điểm ở nguồn Ngọc Quyên; PM2.5 cao hơn 61,29 và 59,74 µg/m³. TP. Hồ Chí Minh và Đà Nẵng có trung bình AQI, PM2.5 thấp hơn trong mẫu Tuần 2. Thứ tự AQI trung bình đổi từ TP. Hồ Chí Minh – Đà Nẵng – Hà Nội sang Hà Nội – TP. Hồ Chí Minh – Đà Nẵng. Đây là khác biệt giữa các tập mẫu có độ phủ không bằng nhau, chưa đủ kết luận xu hướng của toàn bộ hai tuần.</w:t>
+      </w:r>
+    </w:p>
+    <w:p>
+      <w:pPr>
+        <w:pStyle w:val="BodyText"/>
+        <w:keepNext/>
+      </w:pPr>
+      <w:r>
+        <w:rPr>
+          <w:b/>
+        </w:rPr>
+        <w:t>b) Đối chiếu theo ranh giới tuần trong cùng lần xuất mới</w:t>
+      </w:r>
+    </w:p>
+    <w:p>
+      <w:pPr>
+        <w:pStyle w:val="BodyText"/>
+      </w:pPr>
+      <w:r>
+        <w:t>Phép đối chiếu tiếp theo lọc hai tuần từ cùng lần xuất mới trên mỗi tài khoản. Mẫu Tuần 1 lúc này có 42 dòng mỗi đô thị ở nguồn Tiến Sơn và 41 ở nguồn Ngọc Quyên. Đây là một phạm vi khác với mốc 52 mẫu của hai bảng trên; Hình 3.12 minh họa riêng phép lọc này.</w:t>
+      </w:r>
     </w:p>
     <w:p>
       <w:pPr>
@@ -16352,7 +17548,8 @@
         <w:jc w:val="center"/>
       </w:pPr>
       <w:r>
-        <w:t>Bảng 3.10 AQI trung bình theo ranh giới hai tuần</w:t>
+        <w:lastRenderedPageBreak/>
+        <w:t>Bảng 3.12 AQI theo ranh giới tuần trong lần xuất mới</w:t>
       </w:r>
     </w:p>
     <w:tbl>
@@ -17291,7 +18488,7 @@
         <w:ind w:firstLine="504"/>
       </w:pPr>
       <w:r>
-        <w:t>Bảng này lọc trực tiếp thời gian từ lần tải mới. Nó không thay thế 156 bản ghi của bộ báo cáo Tuần 1 đã nộp, vì phạm vi thời gian và mốc xuất của bộ đó khác phép lọc hiện tại.</w:t>
+        <w:t>Bảng 3.12 và Hình 3.12 dùng mẫu lọc theo ranh giới tuần trong lần xuất mới. Bảng 3.10 và Bảng 3.11 dùng bộ báo cáo Tuần 1 đã lưu, bao gồm phần lịch sử nạp bổ sung. Hai phạm vi được giữ riêng để giải thích rõ sự khác biệt về số mẫu và giá trị trung bình.</w:t>
       </w:r>
     </w:p>
     <w:p>
@@ -17300,30 +18497,38 @@
         <w:pageBreakBefore/>
         <w:jc w:val="left"/>
       </w:pPr>
-      <w:bookmarkStart w:id="78" w:name="_Toc242867478"/>
-      <w:bookmarkStart w:id="79" w:name="_Toc242869289"/>
-      <w:bookmarkStart w:id="80" w:name="_Toc242869449"/>
+      <w:bookmarkStart w:id="127" w:name="_Toc242867478"/>
+      <w:bookmarkStart w:id="128" w:name="_Toc242869289"/>
+      <w:bookmarkStart w:id="129" w:name="_Toc242869449"/>
+      <w:bookmarkStart w:id="130" w:name="_Toc242871586"/>
+      <w:bookmarkStart w:id="131" w:name="_Toc242871774"/>
       <w:r>
         <w:lastRenderedPageBreak/>
         <w:t>Chương 4 Phân tích vận hành Lambda và SNS</w:t>
       </w:r>
-      <w:bookmarkEnd w:id="78"/>
-      <w:bookmarkEnd w:id="79"/>
-      <w:bookmarkEnd w:id="80"/>
+      <w:bookmarkEnd w:id="127"/>
+      <w:bookmarkEnd w:id="128"/>
+      <w:bookmarkEnd w:id="129"/>
+      <w:bookmarkEnd w:id="130"/>
+      <w:bookmarkEnd w:id="131"/>
     </w:p>
     <w:p>
       <w:pPr>
         <w:pStyle w:val="Heading2"/>
       </w:pPr>
-      <w:bookmarkStart w:id="81" w:name="_Toc242867479"/>
-      <w:bookmarkStart w:id="82" w:name="_Toc242869290"/>
-      <w:bookmarkStart w:id="83" w:name="_Toc242869450"/>
+      <w:bookmarkStart w:id="132" w:name="_Toc242867479"/>
+      <w:bookmarkStart w:id="133" w:name="_Toc242869290"/>
+      <w:bookmarkStart w:id="134" w:name="_Toc242869450"/>
+      <w:bookmarkStart w:id="135" w:name="_Toc242871587"/>
+      <w:bookmarkStart w:id="136" w:name="_Toc242871775"/>
       <w:r>
         <w:t>4.1 Thời gian thực thi và bộ nhớ Lambda</w:t>
       </w:r>
-      <w:bookmarkEnd w:id="81"/>
-      <w:bookmarkEnd w:id="82"/>
-      <w:bookmarkEnd w:id="83"/>
+      <w:bookmarkEnd w:id="132"/>
+      <w:bookmarkEnd w:id="133"/>
+      <w:bookmarkEnd w:id="134"/>
+      <w:bookmarkEnd w:id="135"/>
+      <w:bookmarkEnd w:id="136"/>
     </w:p>
     <w:p>
       <w:pPr>
@@ -17800,16 +19005,20 @@
         <w:pStyle w:val="Heading2"/>
         <w:pageBreakBefore/>
       </w:pPr>
-      <w:bookmarkStart w:id="84" w:name="_Toc242867480"/>
-      <w:bookmarkStart w:id="85" w:name="_Toc242869291"/>
-      <w:bookmarkStart w:id="86" w:name="_Toc242869451"/>
+      <w:bookmarkStart w:id="137" w:name="_Toc242867480"/>
+      <w:bookmarkStart w:id="138" w:name="_Toc242869291"/>
+      <w:bookmarkStart w:id="139" w:name="_Toc242869451"/>
+      <w:bookmarkStart w:id="140" w:name="_Toc242871588"/>
+      <w:bookmarkStart w:id="141" w:name="_Toc242871776"/>
       <w:r>
         <w:lastRenderedPageBreak/>
         <w:t>4.2 Lịch thu thập và thông báo SNS</w:t>
       </w:r>
-      <w:bookmarkEnd w:id="84"/>
-      <w:bookmarkEnd w:id="85"/>
-      <w:bookmarkEnd w:id="86"/>
+      <w:bookmarkEnd w:id="137"/>
+      <w:bookmarkEnd w:id="138"/>
+      <w:bookmarkEnd w:id="139"/>
+      <w:bookmarkEnd w:id="140"/>
+      <w:bookmarkEnd w:id="141"/>
     </w:p>
     <w:p>
       <w:pPr>
@@ -18170,15 +19379,19 @@
       <w:pPr>
         <w:pStyle w:val="Heading2"/>
       </w:pPr>
-      <w:bookmarkStart w:id="87" w:name="_Toc242867481"/>
-      <w:bookmarkStart w:id="88" w:name="_Toc242869292"/>
-      <w:bookmarkStart w:id="89" w:name="_Toc242869452"/>
+      <w:bookmarkStart w:id="142" w:name="_Toc242867481"/>
+      <w:bookmarkStart w:id="143" w:name="_Toc242869292"/>
+      <w:bookmarkStart w:id="144" w:name="_Toc242869452"/>
+      <w:bookmarkStart w:id="145" w:name="_Toc242871589"/>
+      <w:bookmarkStart w:id="146" w:name="_Toc242871777"/>
       <w:r>
         <w:t>4.3 Đối chiếu sự nhất quán của chỉ số vận hành</w:t>
       </w:r>
-      <w:bookmarkEnd w:id="87"/>
-      <w:bookmarkEnd w:id="88"/>
-      <w:bookmarkEnd w:id="89"/>
+      <w:bookmarkEnd w:id="142"/>
+      <w:bookmarkEnd w:id="143"/>
+      <w:bookmarkEnd w:id="144"/>
+      <w:bookmarkEnd w:id="145"/>
+      <w:bookmarkEnd w:id="146"/>
     </w:p>
     <w:p>
       <w:pPr>
@@ -18541,30 +19754,38 @@
         <w:pageBreakBefore/>
         <w:jc w:val="left"/>
       </w:pPr>
-      <w:bookmarkStart w:id="90" w:name="_Toc242867482"/>
-      <w:bookmarkStart w:id="91" w:name="_Toc242869293"/>
-      <w:bookmarkStart w:id="92" w:name="_Toc242869453"/>
+      <w:bookmarkStart w:id="147" w:name="_Toc242867482"/>
+      <w:bookmarkStart w:id="148" w:name="_Toc242869293"/>
+      <w:bookmarkStart w:id="149" w:name="_Toc242869453"/>
+      <w:bookmarkStart w:id="150" w:name="_Toc242871590"/>
+      <w:bookmarkStart w:id="151" w:name="_Toc242871778"/>
       <w:r>
         <w:lastRenderedPageBreak/>
         <w:t>Chương 5 Phân tích truy vấn và sử dụng tài nguyên</w:t>
       </w:r>
-      <w:bookmarkEnd w:id="90"/>
-      <w:bookmarkEnd w:id="91"/>
-      <w:bookmarkEnd w:id="92"/>
+      <w:bookmarkEnd w:id="147"/>
+      <w:bookmarkEnd w:id="148"/>
+      <w:bookmarkEnd w:id="149"/>
+      <w:bookmarkEnd w:id="150"/>
+      <w:bookmarkEnd w:id="151"/>
     </w:p>
     <w:p>
       <w:pPr>
         <w:pStyle w:val="Heading2"/>
       </w:pPr>
-      <w:bookmarkStart w:id="93" w:name="_Toc242867483"/>
-      <w:bookmarkStart w:id="94" w:name="_Toc242869294"/>
-      <w:bookmarkStart w:id="95" w:name="_Toc242869454"/>
+      <w:bookmarkStart w:id="152" w:name="_Toc242867483"/>
+      <w:bookmarkStart w:id="153" w:name="_Toc242869294"/>
+      <w:bookmarkStart w:id="154" w:name="_Toc242869454"/>
+      <w:bookmarkStart w:id="155" w:name="_Toc242871591"/>
+      <w:bookmarkStart w:id="156" w:name="_Toc242871779"/>
       <w:r>
         <w:t>5.1 Đối chứng hiệu quả lọc phân vùng</w:t>
       </w:r>
-      <w:bookmarkEnd w:id="93"/>
-      <w:bookmarkEnd w:id="94"/>
-      <w:bookmarkEnd w:id="95"/>
+      <w:bookmarkEnd w:id="152"/>
+      <w:bookmarkEnd w:id="153"/>
+      <w:bookmarkEnd w:id="154"/>
+      <w:bookmarkEnd w:id="155"/>
+      <w:bookmarkEnd w:id="156"/>
     </w:p>
     <w:p>
       <w:pPr>
@@ -18982,16 +20203,20 @@
         <w:pStyle w:val="Heading2"/>
         <w:pageBreakBefore/>
       </w:pPr>
-      <w:bookmarkStart w:id="96" w:name="_Toc242867484"/>
-      <w:bookmarkStart w:id="97" w:name="_Toc242869295"/>
-      <w:bookmarkStart w:id="98" w:name="_Toc242869455"/>
+      <w:bookmarkStart w:id="157" w:name="_Toc242867484"/>
+      <w:bookmarkStart w:id="158" w:name="_Toc242869295"/>
+      <w:bookmarkStart w:id="159" w:name="_Toc242869455"/>
+      <w:bookmarkStart w:id="160" w:name="_Toc242871592"/>
+      <w:bookmarkStart w:id="161" w:name="_Toc242871780"/>
       <w:r>
         <w:lastRenderedPageBreak/>
         <w:t>5.2 Hai mươi bốn truy vấn phân tích mới</w:t>
       </w:r>
-      <w:bookmarkEnd w:id="96"/>
-      <w:bookmarkEnd w:id="97"/>
-      <w:bookmarkEnd w:id="98"/>
+      <w:bookmarkEnd w:id="157"/>
+      <w:bookmarkEnd w:id="158"/>
+      <w:bookmarkEnd w:id="159"/>
+      <w:bookmarkEnd w:id="160"/>
+      <w:bookmarkEnd w:id="161"/>
     </w:p>
     <w:p>
       <w:pPr>
@@ -20355,15 +21580,19 @@
       <w:pPr>
         <w:pStyle w:val="Heading2"/>
       </w:pPr>
-      <w:bookmarkStart w:id="99" w:name="_Toc242867485"/>
-      <w:bookmarkStart w:id="100" w:name="_Toc242869296"/>
-      <w:bookmarkStart w:id="101" w:name="_Toc242869456"/>
+      <w:bookmarkStart w:id="162" w:name="_Toc242867485"/>
+      <w:bookmarkStart w:id="163" w:name="_Toc242869296"/>
+      <w:bookmarkStart w:id="164" w:name="_Toc242869456"/>
+      <w:bookmarkStart w:id="165" w:name="_Toc242871593"/>
+      <w:bookmarkStart w:id="166" w:name="_Toc242871781"/>
       <w:r>
         <w:t>5.3 Lịch sử truy vấn và phạm vi lỗi</w:t>
       </w:r>
-      <w:bookmarkEnd w:id="99"/>
-      <w:bookmarkEnd w:id="100"/>
-      <w:bookmarkEnd w:id="101"/>
+      <w:bookmarkEnd w:id="162"/>
+      <w:bookmarkEnd w:id="163"/>
+      <w:bookmarkEnd w:id="164"/>
+      <w:bookmarkEnd w:id="165"/>
+      <w:bookmarkEnd w:id="166"/>
     </w:p>
     <w:p>
       <w:pPr>
@@ -20657,16 +21886,20 @@
         <w:pStyle w:val="Heading2"/>
         <w:pageBreakBefore/>
       </w:pPr>
-      <w:bookmarkStart w:id="102" w:name="_Toc242867486"/>
-      <w:bookmarkStart w:id="103" w:name="_Toc242869297"/>
-      <w:bookmarkStart w:id="104" w:name="_Toc242869457"/>
+      <w:bookmarkStart w:id="167" w:name="_Toc242867486"/>
+      <w:bookmarkStart w:id="168" w:name="_Toc242869297"/>
+      <w:bookmarkStart w:id="169" w:name="_Toc242869457"/>
+      <w:bookmarkStart w:id="170" w:name="_Toc242871594"/>
+      <w:bookmarkStart w:id="171" w:name="_Toc242871782"/>
       <w:r>
         <w:lastRenderedPageBreak/>
         <w:t>5.4 Chi phí từ Cost Explorer</w:t>
       </w:r>
-      <w:bookmarkEnd w:id="102"/>
-      <w:bookmarkEnd w:id="103"/>
-      <w:bookmarkEnd w:id="104"/>
+      <w:bookmarkEnd w:id="167"/>
+      <w:bookmarkEnd w:id="168"/>
+      <w:bookmarkEnd w:id="169"/>
+      <w:bookmarkEnd w:id="170"/>
+      <w:bookmarkEnd w:id="171"/>
     </w:p>
     <w:p>
       <w:pPr>
@@ -20970,30 +22203,38 @@
         <w:pageBreakBefore/>
         <w:jc w:val="left"/>
       </w:pPr>
-      <w:bookmarkStart w:id="105" w:name="_Toc242867487"/>
-      <w:bookmarkStart w:id="106" w:name="_Toc242869298"/>
-      <w:bookmarkStart w:id="107" w:name="_Toc242869458"/>
+      <w:bookmarkStart w:id="172" w:name="_Toc242867487"/>
+      <w:bookmarkStart w:id="173" w:name="_Toc242869298"/>
+      <w:bookmarkStart w:id="174" w:name="_Toc242869458"/>
+      <w:bookmarkStart w:id="175" w:name="_Toc242871595"/>
+      <w:bookmarkStart w:id="176" w:name="_Toc242871783"/>
       <w:r>
         <w:lastRenderedPageBreak/>
         <w:t>Chương 6 Tổng hợp kết quả Tuần 2</w:t>
       </w:r>
-      <w:bookmarkEnd w:id="105"/>
-      <w:bookmarkEnd w:id="106"/>
-      <w:bookmarkEnd w:id="107"/>
+      <w:bookmarkEnd w:id="172"/>
+      <w:bookmarkEnd w:id="173"/>
+      <w:bookmarkEnd w:id="174"/>
+      <w:bookmarkEnd w:id="175"/>
+      <w:bookmarkEnd w:id="176"/>
     </w:p>
     <w:p>
       <w:pPr>
         <w:pStyle w:val="Heading2"/>
       </w:pPr>
-      <w:bookmarkStart w:id="108" w:name="_Toc242867488"/>
-      <w:bookmarkStart w:id="109" w:name="_Toc242869299"/>
-      <w:bookmarkStart w:id="110" w:name="_Toc242869459"/>
+      <w:bookmarkStart w:id="177" w:name="_Toc242867488"/>
+      <w:bookmarkStart w:id="178" w:name="_Toc242869299"/>
+      <w:bookmarkStart w:id="179" w:name="_Toc242869459"/>
+      <w:bookmarkStart w:id="180" w:name="_Toc242871596"/>
+      <w:bookmarkStart w:id="181" w:name="_Toc242871784"/>
       <w:r>
         <w:t>6.1 Sản phẩm dữ liệu và phân tích</w:t>
       </w:r>
-      <w:bookmarkEnd w:id="108"/>
-      <w:bookmarkEnd w:id="109"/>
-      <w:bookmarkEnd w:id="110"/>
+      <w:bookmarkEnd w:id="177"/>
+      <w:bookmarkEnd w:id="178"/>
+      <w:bookmarkEnd w:id="179"/>
+      <w:bookmarkEnd w:id="180"/>
+      <w:bookmarkEnd w:id="181"/>
     </w:p>
     <w:p>
       <w:pPr>
@@ -21231,14 +22472,13 @@
           </w:tcPr>
           <w:p>
             <w:pPr>
-              <w:keepNext/>
-              <w:spacing w:before="60" w:after="60" w:line="264" w:lineRule="auto"/>
-            </w:pPr>
-            <w:r>
-              <w:rPr>
-                <w:sz w:val="22"/>
-              </w:rPr>
-              <w:t>24 CSV tổng hợp và đối chiếu về môi trường, chất lượng, dịch vụ, truy vấn và chi phí.</w:t>
+              <w:spacing w:before="60" w:after="60" w:line="264" w:lineRule="auto"/>
+            </w:pPr>
+            <w:r>
+              <w:rPr>
+                <w:sz w:val="22"/>
+              </w:rPr>
+              <w:t>25 CSV tổng hợp và đối chiếu về môi trường, chất lượng, dịch vụ, truy vấn và chi phí.</w:t>
             </w:r>
           </w:p>
         </w:tc>
@@ -21334,15 +22574,19 @@
       <w:pPr>
         <w:pStyle w:val="Heading2"/>
       </w:pPr>
-      <w:bookmarkStart w:id="111" w:name="_Toc242867489"/>
-      <w:bookmarkStart w:id="112" w:name="_Toc242869300"/>
-      <w:bookmarkStart w:id="113" w:name="_Toc242869460"/>
+      <w:bookmarkStart w:id="182" w:name="_Toc242867489"/>
+      <w:bookmarkStart w:id="183" w:name="_Toc242869300"/>
+      <w:bookmarkStart w:id="184" w:name="_Toc242869460"/>
+      <w:bookmarkStart w:id="185" w:name="_Toc242871597"/>
+      <w:bookmarkStart w:id="186" w:name="_Toc242871785"/>
       <w:r>
         <w:t>6.2 Kết luận trong phạm vi mẫu đã thu thập</w:t>
       </w:r>
-      <w:bookmarkEnd w:id="111"/>
-      <w:bookmarkEnd w:id="112"/>
-      <w:bookmarkEnd w:id="113"/>
+      <w:bookmarkEnd w:id="182"/>
+      <w:bookmarkEnd w:id="183"/>
+      <w:bookmarkEnd w:id="184"/>
+      <w:bookmarkEnd w:id="185"/>
+      <w:bookmarkEnd w:id="186"/>
     </w:p>
     <w:p>
       <w:pPr>

--- a/tuan_2/docs/Bao_cao_tuan_2_Dien_toan_dam_may_Nhom_05.docx
+++ b/tuan_2/docs/Bao_cao_tuan_2_Dien_toan_dam_may_Nhom_05.docx
@@ -407,7 +407,7 @@
         <w:ind w:firstLine="504"/>
       </w:pPr>
       <w:r>
-        <w:t>Báo cáo Tuần 2 trình bày dữ liệu thời tiết và chất lượng không khí cùng kết quả vận hành trên hai tài khoản AWS Learner Lab của nhóm. Chúng em đối chiếu trực tiếp các tệp raw trên S3, truy vấn Athena và chỉ số dịch vụ để phân tích đầy đủ tập dữ liệu hiện có.</w:t>
+        <w:t>Báo cáo Tuần 2 tổng hợp hai bộ báo cáo dữ liệu do sinh viên Tiến Sơn và sinh viên Ngọc Quyên cung cấp về thời tiết, chất lượng không khí và kết quả vận hành hệ thống AWS Learner Lab. Chúng em sử dụng các tệp raw trên S3, kết quả truy vấn Athena và chỉ số dịch vụ để trình bày số liệu theo từng nguồn.</w:t>
       </w:r>
     </w:p>
     <w:p>
@@ -416,7 +416,7 @@
         <w:ind w:firstLine="504"/>
       </w:pPr>
       <w:r>
-        <w:t>Tổng dữ liệu tải về gồm 435 bản ghi: 204 từ tài khoản Sơn và 231 từ tài khoản Quyên. Theo thời gian UTC quy đổi đúng ranh giới tuần ở Việt Nam, mẫu Tuần 2 gồm 27 và 57 bản ghi, tương ứng 9 và 19 mẫu cho mỗi đô thị. Hai tài khoản có 144 quan trắc lịch sử trùng thành phố và thời điểm với giá trị cảm biến giống nhau, nên được phân tích riêng.</w:t>
+        <w:t>Hai bộ báo cáo dữ liệu gồm 435 bản ghi: 204 trong bộ của sinh viên Tiến Sơn và 231 trong bộ của sinh viên Ngọc Quyên. Theo ranh giới tuần ở Việt Nam quy đổi sang UTC, mẫu Tuần 2 có 27 và 57 bản ghi, tương ứng 9 và 19 mẫu mỗi đô thị. Các thống kê được trình bày riêng theo từng sinh viên.</w:t>
       </w:r>
     </w:p>
     <w:p>
@@ -453,16 +453,8 @@
         <w:ind w:firstLine="504"/>
       </w:pPr>
       <w:r>
-        <w:t xml:space="preserve">Báo cáo trình bày chức năng hệ thống, dữ liệu và kết quả phân tích của Tuần 2 trên hai tài khoản. Các bảng, biểu đồ và tệp Excel cùng sử dụng một bộ CSV đã đối chiếu. Kho dự án: </w:t>
+        <w:t>Báo cáo trình bày chức năng hệ thống, dữ liệu và kết quả phân tích Tuần 2 từ hai bộ báo cáo dữ liệu của sinh viên Tiến Sơn và sinh viên Ngọc Quyên. Word, PDF, bảng và biểu đồ Excel sử dụng cùng các tệp CSV đã đối chiếu. Kho dự án: https://github.com/JasonTM17/WeatherAWS_FinalTerm.git</w:t>
       </w:r>
-      <w:hyperlink r:id="rId12">
-        <w:r>
-          <w:rPr>
-            <w:u w:val="single"/>
-          </w:rPr>
-          <w:t>https://github.com/JasonTM17/WeatherAWS_FinalTerm.git</w:t>
-        </w:r>
-      </w:hyperlink>
     </w:p>
     <w:p>
       <w:pPr>
@@ -553,7 +545,7 @@
         </w:rPr>
         <w:fldChar w:fldCharType="separate"/>
       </w:r>
-      <w:hyperlink w:anchor="_Toc242871748" w:history="1">
+      <w:hyperlink w:anchor="_Toc242874440" w:history="1">
         <w:r>
           <w:rPr>
             <w:rStyle w:val="Hyperlink"/>
@@ -580,7 +572,7 @@
             <w:noProof/>
             <w:webHidden/>
           </w:rPr>
-          <w:instrText xml:space="preserve"> PAGEREF _Toc242871748 \h </w:instrText>
+          <w:instrText xml:space="preserve"> PAGEREF _Toc242874440 \h </w:instrText>
         </w:r>
         <w:r>
           <w:rPr>
@@ -627,7 +619,7 @@
           <w14:ligatures w14:val="standardContextual"/>
         </w:rPr>
       </w:pPr>
-      <w:hyperlink w:anchor="_Toc242871749" w:history="1">
+      <w:hyperlink w:anchor="_Toc242874441" w:history="1">
         <w:r>
           <w:rPr>
             <w:rStyle w:val="Hyperlink"/>
@@ -654,7 +646,7 @@
             <w:noProof/>
             <w:webHidden/>
           </w:rPr>
-          <w:instrText xml:space="preserve"> PAGEREF _Toc242871749 \h </w:instrText>
+          <w:instrText xml:space="preserve"> PAGEREF _Toc242874441 \h </w:instrText>
         </w:r>
         <w:r>
           <w:rPr>
@@ -701,7 +693,7 @@
           <w14:ligatures w14:val="standardContextual"/>
         </w:rPr>
       </w:pPr>
-      <w:hyperlink w:anchor="_Toc242871750" w:history="1">
+      <w:hyperlink w:anchor="_Toc242874442" w:history="1">
         <w:r>
           <w:rPr>
             <w:rStyle w:val="Hyperlink"/>
@@ -728,7 +720,7 @@
             <w:noProof/>
             <w:webHidden/>
           </w:rPr>
-          <w:instrText xml:space="preserve"> PAGEREF _Toc242871750 \h </w:instrText>
+          <w:instrText xml:space="preserve"> PAGEREF _Toc242874442 \h </w:instrText>
         </w:r>
         <w:r>
           <w:rPr>
@@ -775,7 +767,7 @@
           <w14:ligatures w14:val="standardContextual"/>
         </w:rPr>
       </w:pPr>
-      <w:hyperlink w:anchor="_Toc242871751" w:history="1">
+      <w:hyperlink w:anchor="_Toc242874443" w:history="1">
         <w:r>
           <w:rPr>
             <w:rStyle w:val="Hyperlink"/>
@@ -802,7 +794,7 @@
             <w:noProof/>
             <w:webHidden/>
           </w:rPr>
-          <w:instrText xml:space="preserve"> PAGEREF _Toc242871751 \h </w:instrText>
+          <w:instrText xml:space="preserve"> PAGEREF _Toc242874443 \h </w:instrText>
         </w:r>
         <w:r>
           <w:rPr>
@@ -849,7 +841,7 @@
           <w14:ligatures w14:val="standardContextual"/>
         </w:rPr>
       </w:pPr>
-      <w:hyperlink w:anchor="_Toc242871752" w:history="1">
+      <w:hyperlink w:anchor="_Toc242874444" w:history="1">
         <w:r>
           <w:rPr>
             <w:rStyle w:val="Hyperlink"/>
@@ -876,7 +868,7 @@
             <w:noProof/>
             <w:webHidden/>
           </w:rPr>
-          <w:instrText xml:space="preserve"> PAGEREF _Toc242871752 \h </w:instrText>
+          <w:instrText xml:space="preserve"> PAGEREF _Toc242874444 \h </w:instrText>
         </w:r>
         <w:r>
           <w:rPr>
@@ -924,7 +916,7 @@
           <w14:ligatures w14:val="standardContextual"/>
         </w:rPr>
       </w:pPr>
-      <w:hyperlink w:anchor="_Toc242871753" w:history="1">
+      <w:hyperlink w:anchor="_Toc242874445" w:history="1">
         <w:r>
           <w:rPr>
             <w:rStyle w:val="Hyperlink"/>
@@ -951,7 +943,7 @@
             <w:noProof/>
             <w:webHidden/>
           </w:rPr>
-          <w:instrText xml:space="preserve"> PAGEREF _Toc242871753 \h </w:instrText>
+          <w:instrText xml:space="preserve"> PAGEREF _Toc242874445 \h </w:instrText>
         </w:r>
         <w:r>
           <w:rPr>
@@ -998,7 +990,7 @@
           <w14:ligatures w14:val="standardContextual"/>
         </w:rPr>
       </w:pPr>
-      <w:hyperlink w:anchor="_Toc242871754" w:history="1">
+      <w:hyperlink w:anchor="_Toc242874446" w:history="1">
         <w:r>
           <w:rPr>
             <w:rStyle w:val="Hyperlink"/>
@@ -1025,7 +1017,7 @@
             <w:noProof/>
             <w:webHidden/>
           </w:rPr>
-          <w:instrText xml:space="preserve"> PAGEREF _Toc242871754 \h </w:instrText>
+          <w:instrText xml:space="preserve"> PAGEREF _Toc242874446 \h </w:instrText>
         </w:r>
         <w:r>
           <w:rPr>
@@ -1072,7 +1064,7 @@
           <w14:ligatures w14:val="standardContextual"/>
         </w:rPr>
       </w:pPr>
-      <w:hyperlink w:anchor="_Toc242871755" w:history="1">
+      <w:hyperlink w:anchor="_Toc242874447" w:history="1">
         <w:r>
           <w:rPr>
             <w:rStyle w:val="Hyperlink"/>
@@ -1099,7 +1091,7 @@
             <w:noProof/>
             <w:webHidden/>
           </w:rPr>
-          <w:instrText xml:space="preserve"> PAGEREF _Toc242871755 \h </w:instrText>
+          <w:instrText xml:space="preserve"> PAGEREF _Toc242874447 \h </w:instrText>
         </w:r>
         <w:r>
           <w:rPr>
@@ -1146,13 +1138,13 @@
           <w14:ligatures w14:val="standardContextual"/>
         </w:rPr>
       </w:pPr>
-      <w:hyperlink w:anchor="_Toc242871756" w:history="1">
+      <w:hyperlink w:anchor="_Toc242874448" w:history="1">
         <w:r>
           <w:rPr>
             <w:rStyle w:val="Hyperlink"/>
             <w:noProof/>
           </w:rPr>
-          <w:t>2.3 Trùng dữ liệu và cách so sánh hai tài khoản</w:t>
+          <w:t>2.3 Hai bộ báo cáo dữ liệu của nhóm</w:t>
         </w:r>
         <w:r>
           <w:rPr>
@@ -1173,7 +1165,7 @@
             <w:noProof/>
             <w:webHidden/>
           </w:rPr>
-          <w:instrText xml:space="preserve"> PAGEREF _Toc242871756 \h </w:instrText>
+          <w:instrText xml:space="preserve"> PAGEREF _Toc242874448 \h </w:instrText>
         </w:r>
         <w:r>
           <w:rPr>
@@ -1220,7 +1212,7 @@
           <w14:ligatures w14:val="standardContextual"/>
         </w:rPr>
       </w:pPr>
-      <w:hyperlink w:anchor="_Toc242871757" w:history="1">
+      <w:hyperlink w:anchor="_Toc242874449" w:history="1">
         <w:r>
           <w:rPr>
             <w:rStyle w:val="Hyperlink"/>
@@ -1247,7 +1239,7 @@
             <w:noProof/>
             <w:webHidden/>
           </w:rPr>
-          <w:instrText xml:space="preserve"> PAGEREF _Toc242871757 \h </w:instrText>
+          <w:instrText xml:space="preserve"> PAGEREF _Toc242874449 \h </w:instrText>
         </w:r>
         <w:r>
           <w:rPr>
@@ -1294,7 +1286,7 @@
           <w14:ligatures w14:val="standardContextual"/>
         </w:rPr>
       </w:pPr>
-      <w:hyperlink w:anchor="_Toc242871758" w:history="1">
+      <w:hyperlink w:anchor="_Toc242874450" w:history="1">
         <w:r>
           <w:rPr>
             <w:rStyle w:val="Hyperlink"/>
@@ -1321,7 +1313,7 @@
             <w:noProof/>
             <w:webHidden/>
           </w:rPr>
-          <w:instrText xml:space="preserve"> PAGEREF _Toc242871758 \h </w:instrText>
+          <w:instrText xml:space="preserve"> PAGEREF _Toc242874450 \h </w:instrText>
         </w:r>
         <w:r>
           <w:rPr>
@@ -1368,7 +1360,7 @@
           <w14:ligatures w14:val="standardContextual"/>
         </w:rPr>
       </w:pPr>
-      <w:hyperlink w:anchor="_Toc242871759" w:history="1">
+      <w:hyperlink w:anchor="_Toc242874451" w:history="1">
         <w:r>
           <w:rPr>
             <w:rStyle w:val="Hyperlink"/>
@@ -1395,7 +1387,7 @@
             <w:noProof/>
             <w:webHidden/>
           </w:rPr>
-          <w:instrText xml:space="preserve"> PAGEREF _Toc242871759 \h </w:instrText>
+          <w:instrText xml:space="preserve"> PAGEREF _Toc242874451 \h </w:instrText>
         </w:r>
         <w:r>
           <w:rPr>
@@ -1442,7 +1434,7 @@
           <w14:ligatures w14:val="standardContextual"/>
         </w:rPr>
       </w:pPr>
-      <w:hyperlink w:anchor="_Toc242871760" w:history="1">
+      <w:hyperlink w:anchor="_Toc242874452" w:history="1">
         <w:r>
           <w:rPr>
             <w:rStyle w:val="Hyperlink"/>
@@ -1469,7 +1461,7 @@
             <w:noProof/>
             <w:webHidden/>
           </w:rPr>
-          <w:instrText xml:space="preserve"> PAGEREF _Toc242871760 \h </w:instrText>
+          <w:instrText xml:space="preserve"> PAGEREF _Toc242874452 \h </w:instrText>
         </w:r>
         <w:r>
           <w:rPr>
@@ -1517,7 +1509,7 @@
           <w14:ligatures w14:val="standardContextual"/>
         </w:rPr>
       </w:pPr>
-      <w:hyperlink w:anchor="_Toc242871761" w:history="1">
+      <w:hyperlink w:anchor="_Toc242874453" w:history="1">
         <w:r>
           <w:rPr>
             <w:rStyle w:val="Hyperlink"/>
@@ -1544,7 +1536,7 @@
             <w:noProof/>
             <w:webHidden/>
           </w:rPr>
-          <w:instrText xml:space="preserve"> PAGEREF _Toc242871761 \h </w:instrText>
+          <w:instrText xml:space="preserve"> PAGEREF _Toc242874453 \h </w:instrText>
         </w:r>
         <w:r>
           <w:rPr>
@@ -1591,7 +1583,7 @@
           <w14:ligatures w14:val="standardContextual"/>
         </w:rPr>
       </w:pPr>
-      <w:hyperlink w:anchor="_Toc242871762" w:history="1">
+      <w:hyperlink w:anchor="_Toc242874454" w:history="1">
         <w:r>
           <w:rPr>
             <w:rStyle w:val="Hyperlink"/>
@@ -1618,7 +1610,7 @@
             <w:noProof/>
             <w:webHidden/>
           </w:rPr>
-          <w:instrText xml:space="preserve"> PAGEREF _Toc242871762 \h </w:instrText>
+          <w:instrText xml:space="preserve"> PAGEREF _Toc242874454 \h </w:instrText>
         </w:r>
         <w:r>
           <w:rPr>
@@ -1665,7 +1657,7 @@
           <w14:ligatures w14:val="standardContextual"/>
         </w:rPr>
       </w:pPr>
-      <w:hyperlink w:anchor="_Toc242871763" w:history="1">
+      <w:hyperlink w:anchor="_Toc242874455" w:history="1">
         <w:r>
           <w:rPr>
             <w:rStyle w:val="Hyperlink"/>
@@ -1692,7 +1684,7 @@
             <w:noProof/>
             <w:webHidden/>
           </w:rPr>
-          <w:instrText xml:space="preserve"> PAGEREF _Toc242871763 \h </w:instrText>
+          <w:instrText xml:space="preserve"> PAGEREF _Toc242874455 \h </w:instrText>
         </w:r>
         <w:r>
           <w:rPr>
@@ -1739,7 +1731,7 @@
           <w14:ligatures w14:val="standardContextual"/>
         </w:rPr>
       </w:pPr>
-      <w:hyperlink w:anchor="_Toc242871764" w:history="1">
+      <w:hyperlink w:anchor="_Toc242874456" w:history="1">
         <w:r>
           <w:rPr>
             <w:rStyle w:val="Hyperlink"/>
@@ -1766,7 +1758,7 @@
             <w:noProof/>
             <w:webHidden/>
           </w:rPr>
-          <w:instrText xml:space="preserve"> PAGEREF _Toc242871764 \h </w:instrText>
+          <w:instrText xml:space="preserve"> PAGEREF _Toc242874456 \h </w:instrText>
         </w:r>
         <w:r>
           <w:rPr>
@@ -1813,7 +1805,7 @@
           <w14:ligatures w14:val="standardContextual"/>
         </w:rPr>
       </w:pPr>
-      <w:hyperlink w:anchor="_Toc242871765" w:history="1">
+      <w:hyperlink w:anchor="_Toc242874457" w:history="1">
         <w:r>
           <w:rPr>
             <w:rStyle w:val="Hyperlink"/>
@@ -1840,7 +1832,7 @@
             <w:noProof/>
             <w:webHidden/>
           </w:rPr>
-          <w:instrText xml:space="preserve"> PAGEREF _Toc242871765 \h </w:instrText>
+          <w:instrText xml:space="preserve"> PAGEREF _Toc242874457 \h </w:instrText>
         </w:r>
         <w:r>
           <w:rPr>
@@ -1887,7 +1879,7 @@
           <w14:ligatures w14:val="standardContextual"/>
         </w:rPr>
       </w:pPr>
-      <w:hyperlink w:anchor="_Toc242871766" w:history="1">
+      <w:hyperlink w:anchor="_Toc242874458" w:history="1">
         <w:r>
           <w:rPr>
             <w:rStyle w:val="Hyperlink"/>
@@ -1914,7 +1906,7 @@
             <w:noProof/>
             <w:webHidden/>
           </w:rPr>
-          <w:instrText xml:space="preserve"> PAGEREF _Toc242871766 \h </w:instrText>
+          <w:instrText xml:space="preserve"> PAGEREF _Toc242874458 \h </w:instrText>
         </w:r>
         <w:r>
           <w:rPr>
@@ -1961,7 +1953,7 @@
           <w14:ligatures w14:val="standardContextual"/>
         </w:rPr>
       </w:pPr>
-      <w:hyperlink w:anchor="_Toc242871767" w:history="1">
+      <w:hyperlink w:anchor="_Toc242874459" w:history="1">
         <w:r>
           <w:rPr>
             <w:rStyle w:val="Hyperlink"/>
@@ -1988,7 +1980,7 @@
             <w:noProof/>
             <w:webHidden/>
           </w:rPr>
-          <w:instrText xml:space="preserve"> PAGEREF _Toc242871767 \h </w:instrText>
+          <w:instrText xml:space="preserve"> PAGEREF _Toc242874459 \h </w:instrText>
         </w:r>
         <w:r>
           <w:rPr>
@@ -2035,7 +2027,7 @@
           <w14:ligatures w14:val="standardContextual"/>
         </w:rPr>
       </w:pPr>
-      <w:hyperlink w:anchor="_Toc242871768" w:history="1">
+      <w:hyperlink w:anchor="_Toc242874460" w:history="1">
         <w:r>
           <w:rPr>
             <w:rStyle w:val="Hyperlink"/>
@@ -2062,7 +2054,7 @@
             <w:noProof/>
             <w:webHidden/>
           </w:rPr>
-          <w:instrText xml:space="preserve"> PAGEREF _Toc242871768 \h </w:instrText>
+          <w:instrText xml:space="preserve"> PAGEREF _Toc242874460 \h </w:instrText>
         </w:r>
         <w:r>
           <w:rPr>
@@ -2109,13 +2101,13 @@
           <w14:ligatures w14:val="standardContextual"/>
         </w:rPr>
       </w:pPr>
-      <w:hyperlink w:anchor="_Toc242871769" w:history="1">
+      <w:hyperlink w:anchor="_Toc242874461" w:history="1">
         <w:r>
           <w:rPr>
             <w:rStyle w:val="Hyperlink"/>
             <w:noProof/>
           </w:rPr>
-          <w:t>3.8 So sánh hai tài khoản tại cùng đô thị và giờ</w:t>
+          <w:t>3.8 Đối chiếu hai báo cáo dữ liệu theo đô thị và giờ</w:t>
         </w:r>
         <w:r>
           <w:rPr>
@@ -2136,7 +2128,7 @@
             <w:noProof/>
             <w:webHidden/>
           </w:rPr>
-          <w:instrText xml:space="preserve"> PAGEREF _Toc242871769 \h </w:instrText>
+          <w:instrText xml:space="preserve"> PAGEREF _Toc242874461 \h </w:instrText>
         </w:r>
         <w:r>
           <w:rPr>
@@ -2183,7 +2175,7 @@
           <w14:ligatures w14:val="standardContextual"/>
         </w:rPr>
       </w:pPr>
-      <w:hyperlink w:anchor="_Toc242871770" w:history="1">
+      <w:hyperlink w:anchor="_Toc242874462" w:history="1">
         <w:r>
           <w:rPr>
             <w:rStyle w:val="Hyperlink"/>
@@ -2210,7 +2202,7 @@
             <w:noProof/>
             <w:webHidden/>
           </w:rPr>
-          <w:instrText xml:space="preserve"> PAGEREF _Toc242871770 \h </w:instrText>
+          <w:instrText xml:space="preserve"> PAGEREF _Toc242874462 \h </w:instrText>
         </w:r>
         <w:r>
           <w:rPr>
@@ -2257,7 +2249,7 @@
           <w14:ligatures w14:val="standardContextual"/>
         </w:rPr>
       </w:pPr>
-      <w:hyperlink w:anchor="_Toc242871771" w:history="1">
+      <w:hyperlink w:anchor="_Toc242874463" w:history="1">
         <w:r>
           <w:rPr>
             <w:rStyle w:val="Hyperlink"/>
@@ -2284,7 +2276,7 @@
             <w:noProof/>
             <w:webHidden/>
           </w:rPr>
-          <w:instrText xml:space="preserve"> PAGEREF _Toc242871771 \h </w:instrText>
+          <w:instrText xml:space="preserve"> PAGEREF _Toc242874463 \h </w:instrText>
         </w:r>
         <w:r>
           <w:rPr>
@@ -2331,7 +2323,7 @@
           <w14:ligatures w14:val="standardContextual"/>
         </w:rPr>
       </w:pPr>
-      <w:hyperlink w:anchor="_Toc242871772" w:history="1">
+      <w:hyperlink w:anchor="_Toc242874464" w:history="1">
         <w:r>
           <w:rPr>
             <w:rStyle w:val="Hyperlink"/>
@@ -2358,7 +2350,7 @@
             <w:noProof/>
             <w:webHidden/>
           </w:rPr>
-          <w:instrText xml:space="preserve"> PAGEREF _Toc242871772 \h </w:instrText>
+          <w:instrText xml:space="preserve"> PAGEREF _Toc242874464 \h </w:instrText>
         </w:r>
         <w:r>
           <w:rPr>
@@ -2405,7 +2397,7 @@
           <w14:ligatures w14:val="standardContextual"/>
         </w:rPr>
       </w:pPr>
-      <w:hyperlink w:anchor="_Toc242871773" w:history="1">
+      <w:hyperlink w:anchor="_Toc242874465" w:history="1">
         <w:r>
           <w:rPr>
             <w:rStyle w:val="Hyperlink"/>
@@ -2432,7 +2424,7 @@
             <w:noProof/>
             <w:webHidden/>
           </w:rPr>
-          <w:instrText xml:space="preserve"> PAGEREF _Toc242871773 \h </w:instrText>
+          <w:instrText xml:space="preserve"> PAGEREF _Toc242874465 \h </w:instrText>
         </w:r>
         <w:r>
           <w:rPr>
@@ -2480,7 +2472,7 @@
           <w14:ligatures w14:val="standardContextual"/>
         </w:rPr>
       </w:pPr>
-      <w:hyperlink w:anchor="_Toc242871774" w:history="1">
+      <w:hyperlink w:anchor="_Toc242874466" w:history="1">
         <w:r>
           <w:rPr>
             <w:rStyle w:val="Hyperlink"/>
@@ -2507,7 +2499,7 @@
             <w:noProof/>
             <w:webHidden/>
           </w:rPr>
-          <w:instrText xml:space="preserve"> PAGEREF _Toc242871774 \h </w:instrText>
+          <w:instrText xml:space="preserve"> PAGEREF _Toc242874466 \h </w:instrText>
         </w:r>
         <w:r>
           <w:rPr>
@@ -2554,7 +2546,7 @@
           <w14:ligatures w14:val="standardContextual"/>
         </w:rPr>
       </w:pPr>
-      <w:hyperlink w:anchor="_Toc242871775" w:history="1">
+      <w:hyperlink w:anchor="_Toc242874467" w:history="1">
         <w:r>
           <w:rPr>
             <w:rStyle w:val="Hyperlink"/>
@@ -2581,7 +2573,7 @@
             <w:noProof/>
             <w:webHidden/>
           </w:rPr>
-          <w:instrText xml:space="preserve"> PAGEREF _Toc242871775 \h </w:instrText>
+          <w:instrText xml:space="preserve"> PAGEREF _Toc242874467 \h </w:instrText>
         </w:r>
         <w:r>
           <w:rPr>
@@ -2628,7 +2620,7 @@
           <w14:ligatures w14:val="standardContextual"/>
         </w:rPr>
       </w:pPr>
-      <w:hyperlink w:anchor="_Toc242871776" w:history="1">
+      <w:hyperlink w:anchor="_Toc242874468" w:history="1">
         <w:r>
           <w:rPr>
             <w:rStyle w:val="Hyperlink"/>
@@ -2655,7 +2647,7 @@
             <w:noProof/>
             <w:webHidden/>
           </w:rPr>
-          <w:instrText xml:space="preserve"> PAGEREF _Toc242871776 \h </w:instrText>
+          <w:instrText xml:space="preserve"> PAGEREF _Toc242874468 \h </w:instrText>
         </w:r>
         <w:r>
           <w:rPr>
@@ -2702,7 +2694,7 @@
           <w14:ligatures w14:val="standardContextual"/>
         </w:rPr>
       </w:pPr>
-      <w:hyperlink w:anchor="_Toc242871777" w:history="1">
+      <w:hyperlink w:anchor="_Toc242874469" w:history="1">
         <w:r>
           <w:rPr>
             <w:rStyle w:val="Hyperlink"/>
@@ -2729,7 +2721,7 @@
             <w:noProof/>
             <w:webHidden/>
           </w:rPr>
-          <w:instrText xml:space="preserve"> PAGEREF _Toc242871777 \h </w:instrText>
+          <w:instrText xml:space="preserve"> PAGEREF _Toc242874469 \h </w:instrText>
         </w:r>
         <w:r>
           <w:rPr>
@@ -2777,7 +2769,7 @@
           <w14:ligatures w14:val="standardContextual"/>
         </w:rPr>
       </w:pPr>
-      <w:hyperlink w:anchor="_Toc242871778" w:history="1">
+      <w:hyperlink w:anchor="_Toc242874470" w:history="1">
         <w:r>
           <w:rPr>
             <w:rStyle w:val="Hyperlink"/>
@@ -2804,7 +2796,7 @@
             <w:noProof/>
             <w:webHidden/>
           </w:rPr>
-          <w:instrText xml:space="preserve"> PAGEREF _Toc242871778 \h </w:instrText>
+          <w:instrText xml:space="preserve"> PAGEREF _Toc242874470 \h </w:instrText>
         </w:r>
         <w:r>
           <w:rPr>
@@ -2851,7 +2843,7 @@
           <w14:ligatures w14:val="standardContextual"/>
         </w:rPr>
       </w:pPr>
-      <w:hyperlink w:anchor="_Toc242871779" w:history="1">
+      <w:hyperlink w:anchor="_Toc242874471" w:history="1">
         <w:r>
           <w:rPr>
             <w:rStyle w:val="Hyperlink"/>
@@ -2878,7 +2870,7 @@
             <w:noProof/>
             <w:webHidden/>
           </w:rPr>
-          <w:instrText xml:space="preserve"> PAGEREF _Toc242871779 \h </w:instrText>
+          <w:instrText xml:space="preserve"> PAGEREF _Toc242874471 \h </w:instrText>
         </w:r>
         <w:r>
           <w:rPr>
@@ -2925,7 +2917,7 @@
           <w14:ligatures w14:val="standardContextual"/>
         </w:rPr>
       </w:pPr>
-      <w:hyperlink w:anchor="_Toc242871780" w:history="1">
+      <w:hyperlink w:anchor="_Toc242874472" w:history="1">
         <w:r>
           <w:rPr>
             <w:rStyle w:val="Hyperlink"/>
@@ -2952,7 +2944,7 @@
             <w:noProof/>
             <w:webHidden/>
           </w:rPr>
-          <w:instrText xml:space="preserve"> PAGEREF _Toc242871780 \h </w:instrText>
+          <w:instrText xml:space="preserve"> PAGEREF _Toc242874472 \h </w:instrText>
         </w:r>
         <w:r>
           <w:rPr>
@@ -2999,7 +2991,7 @@
           <w14:ligatures w14:val="standardContextual"/>
         </w:rPr>
       </w:pPr>
-      <w:hyperlink w:anchor="_Toc242871781" w:history="1">
+      <w:hyperlink w:anchor="_Toc242874473" w:history="1">
         <w:r>
           <w:rPr>
             <w:rStyle w:val="Hyperlink"/>
@@ -3026,7 +3018,7 @@
             <w:noProof/>
             <w:webHidden/>
           </w:rPr>
-          <w:instrText xml:space="preserve"> PAGEREF _Toc242871781 \h </w:instrText>
+          <w:instrText xml:space="preserve"> PAGEREF _Toc242874473 \h </w:instrText>
         </w:r>
         <w:r>
           <w:rPr>
@@ -3073,7 +3065,7 @@
           <w14:ligatures w14:val="standardContextual"/>
         </w:rPr>
       </w:pPr>
-      <w:hyperlink w:anchor="_Toc242871782" w:history="1">
+      <w:hyperlink w:anchor="_Toc242874474" w:history="1">
         <w:r>
           <w:rPr>
             <w:rStyle w:val="Hyperlink"/>
@@ -3100,7 +3092,7 @@
             <w:noProof/>
             <w:webHidden/>
           </w:rPr>
-          <w:instrText xml:space="preserve"> PAGEREF _Toc242871782 \h </w:instrText>
+          <w:instrText xml:space="preserve"> PAGEREF _Toc242874474 \h </w:instrText>
         </w:r>
         <w:r>
           <w:rPr>
@@ -3148,7 +3140,7 @@
           <w14:ligatures w14:val="standardContextual"/>
         </w:rPr>
       </w:pPr>
-      <w:hyperlink w:anchor="_Toc242871783" w:history="1">
+      <w:hyperlink w:anchor="_Toc242874475" w:history="1">
         <w:r>
           <w:rPr>
             <w:rStyle w:val="Hyperlink"/>
@@ -3175,7 +3167,7 @@
             <w:noProof/>
             <w:webHidden/>
           </w:rPr>
-          <w:instrText xml:space="preserve"> PAGEREF _Toc242871783 \h </w:instrText>
+          <w:instrText xml:space="preserve"> PAGEREF _Toc242874475 \h </w:instrText>
         </w:r>
         <w:r>
           <w:rPr>
@@ -3222,7 +3214,7 @@
           <w14:ligatures w14:val="standardContextual"/>
         </w:rPr>
       </w:pPr>
-      <w:hyperlink w:anchor="_Toc242871784" w:history="1">
+      <w:hyperlink w:anchor="_Toc242874476" w:history="1">
         <w:r>
           <w:rPr>
             <w:rStyle w:val="Hyperlink"/>
@@ -3249,7 +3241,7 @@
             <w:noProof/>
             <w:webHidden/>
           </w:rPr>
-          <w:instrText xml:space="preserve"> PAGEREF _Toc242871784 \h </w:instrText>
+          <w:instrText xml:space="preserve"> PAGEREF _Toc242874476 \h </w:instrText>
         </w:r>
         <w:r>
           <w:rPr>
@@ -3296,7 +3288,7 @@
           <w14:ligatures w14:val="standardContextual"/>
         </w:rPr>
       </w:pPr>
-      <w:hyperlink w:anchor="_Toc242871785" w:history="1">
+      <w:hyperlink w:anchor="_Toc242874477" w:history="1">
         <w:r>
           <w:rPr>
             <w:rStyle w:val="Hyperlink"/>
@@ -3323,7 +3315,7 @@
             <w:noProof/>
             <w:webHidden/>
           </w:rPr>
-          <w:instrText xml:space="preserve"> PAGEREF _Toc242871785 \h </w:instrText>
+          <w:instrText xml:space="preserve"> PAGEREF _Toc242874477 \h </w:instrText>
         </w:r>
         <w:r>
           <w:rPr>
@@ -3366,7 +3358,7 @@
     <w:p>
       <w:pPr>
         <w:sectPr>
-          <w:footerReference w:type="default" r:id="rId13"/>
+          <w:footerReference w:type="default" r:id="rId12"/>
           <w:pgSz w:w="12240" w:h="15840"/>
           <w:pgMar w:top="1224" w:right="1080" w:bottom="1080" w:left="1224" w:header="432" w:footer="576" w:gutter="0"/>
           <w:pgNumType w:fmt="lowerRoman" w:start="1"/>
@@ -3386,6 +3378,8 @@
       <w:bookmarkStart w:id="2" w:name="_Toc242869423"/>
       <w:bookmarkStart w:id="3" w:name="_Toc242871560"/>
       <w:bookmarkStart w:id="4" w:name="_Toc242871748"/>
+      <w:bookmarkStart w:id="5" w:name="_Toc242872936"/>
+      <w:bookmarkStart w:id="6" w:name="_Toc242874440"/>
       <w:r>
         <w:lastRenderedPageBreak/>
         <w:t>Chương 1 Phạm vi và hệ thống thực hành Tuần 2</w:t>
@@ -3395,24 +3389,30 @@
       <w:bookmarkEnd w:id="2"/>
       <w:bookmarkEnd w:id="3"/>
       <w:bookmarkEnd w:id="4"/>
+      <w:bookmarkEnd w:id="5"/>
+      <w:bookmarkEnd w:id="6"/>
     </w:p>
     <w:p>
       <w:pPr>
         <w:pStyle w:val="Heading2"/>
       </w:pPr>
-      <w:bookmarkStart w:id="5" w:name="_Toc242867453"/>
-      <w:bookmarkStart w:id="6" w:name="_Toc242869264"/>
-      <w:bookmarkStart w:id="7" w:name="_Toc242869424"/>
-      <w:bookmarkStart w:id="8" w:name="_Toc242871561"/>
-      <w:bookmarkStart w:id="9" w:name="_Toc242871749"/>
+      <w:bookmarkStart w:id="7" w:name="_Toc242867453"/>
+      <w:bookmarkStart w:id="8" w:name="_Toc242869264"/>
+      <w:bookmarkStart w:id="9" w:name="_Toc242869424"/>
+      <w:bookmarkStart w:id="10" w:name="_Toc242871561"/>
+      <w:bookmarkStart w:id="11" w:name="_Toc242871749"/>
+      <w:bookmarkStart w:id="12" w:name="_Toc242872937"/>
+      <w:bookmarkStart w:id="13" w:name="_Toc242874441"/>
       <w:r>
         <w:t>1.1 Mục tiêu và phạm vi số liệu</w:t>
       </w:r>
-      <w:bookmarkEnd w:id="5"/>
-      <w:bookmarkEnd w:id="6"/>
       <w:bookmarkEnd w:id="7"/>
       <w:bookmarkEnd w:id="8"/>
       <w:bookmarkEnd w:id="9"/>
+      <w:bookmarkEnd w:id="10"/>
+      <w:bookmarkEnd w:id="11"/>
+      <w:bookmarkEnd w:id="12"/>
+      <w:bookmarkEnd w:id="13"/>
     </w:p>
     <w:p>
       <w:pPr>
@@ -3429,26 +3429,30 @@
         <w:ind w:firstLine="504"/>
       </w:pPr>
       <w:r>
-        <w:t>Chúng em sử dụng hai tài khoản riêng tại us-east-1. Toàn bộ tệp raw có thể đọc được của dự án được tải về, sau đó thực thi 12 truy vấn SELECT trên mỗi tài khoản. Bộ dữ liệu Tuần 1 đã nộp được giữ nguyên; số liệu trong báo cáo này lấy từ lần đọc dịch vụ và truy vấn mới. Thời điểm xuất và mã truy vấn được lưu cùng dữ liệu để đối chiếu.</w:t>
+        <w:t>Hai bộ báo cáo dữ liệu được thu thập trên hệ thống AWS tại us-east-1 của từng sinh viên. Mỗi bộ gồm các tệp raw của dự án và kết quả của 12 truy vấn SELECT. Bộ dữ liệu Tuần 1 đã lưu được giữ nguyên; số liệu Tuần 2 lấy từ lần đọc dịch vụ và truy vấn mới. Thời điểm xuất và mã truy vấn được lưu cùng dữ liệu để đối chiếu.</w:t>
       </w:r>
     </w:p>
     <w:p>
       <w:pPr>
         <w:pStyle w:val="Heading2"/>
       </w:pPr>
-      <w:bookmarkStart w:id="10" w:name="_Toc242867454"/>
-      <w:bookmarkStart w:id="11" w:name="_Toc242869265"/>
-      <w:bookmarkStart w:id="12" w:name="_Toc242869425"/>
-      <w:bookmarkStart w:id="13" w:name="_Toc242871562"/>
-      <w:bookmarkStart w:id="14" w:name="_Toc242871750"/>
+      <w:bookmarkStart w:id="14" w:name="_Toc242867454"/>
+      <w:bookmarkStart w:id="15" w:name="_Toc242869265"/>
+      <w:bookmarkStart w:id="16" w:name="_Toc242869425"/>
+      <w:bookmarkStart w:id="17" w:name="_Toc242871562"/>
+      <w:bookmarkStart w:id="18" w:name="_Toc242871750"/>
+      <w:bookmarkStart w:id="19" w:name="_Toc242872938"/>
+      <w:bookmarkStart w:id="20" w:name="_Toc242874442"/>
       <w:r>
         <w:t>1.2 Phân công và thời gian thực hiện</w:t>
       </w:r>
-      <w:bookmarkEnd w:id="10"/>
-      <w:bookmarkEnd w:id="11"/>
-      <w:bookmarkEnd w:id="12"/>
-      <w:bookmarkEnd w:id="13"/>
       <w:bookmarkEnd w:id="14"/>
+      <w:bookmarkEnd w:id="15"/>
+      <w:bookmarkEnd w:id="16"/>
+      <w:bookmarkEnd w:id="17"/>
+      <w:bookmarkEnd w:id="18"/>
+      <w:bookmarkEnd w:id="19"/>
+      <w:bookmarkEnd w:id="20"/>
     </w:p>
     <w:p>
       <w:pPr>
@@ -3756,20 +3760,24 @@
         <w:pStyle w:val="Heading2"/>
         <w:pageBreakBefore/>
       </w:pPr>
-      <w:bookmarkStart w:id="15" w:name="_Toc242867455"/>
-      <w:bookmarkStart w:id="16" w:name="_Toc242869266"/>
-      <w:bookmarkStart w:id="17" w:name="_Toc242869426"/>
-      <w:bookmarkStart w:id="18" w:name="_Toc242871563"/>
-      <w:bookmarkStart w:id="19" w:name="_Toc242871751"/>
+      <w:bookmarkStart w:id="21" w:name="_Toc242867455"/>
+      <w:bookmarkStart w:id="22" w:name="_Toc242869266"/>
+      <w:bookmarkStart w:id="23" w:name="_Toc242869426"/>
+      <w:bookmarkStart w:id="24" w:name="_Toc242871563"/>
+      <w:bookmarkStart w:id="25" w:name="_Toc242871751"/>
+      <w:bookmarkStart w:id="26" w:name="_Toc242872939"/>
+      <w:bookmarkStart w:id="27" w:name="_Toc242874443"/>
       <w:r>
         <w:lastRenderedPageBreak/>
         <w:t>1.3 Kiến trúc và luồng xử lý</w:t>
       </w:r>
-      <w:bookmarkEnd w:id="15"/>
-      <w:bookmarkEnd w:id="16"/>
-      <w:bookmarkEnd w:id="17"/>
-      <w:bookmarkEnd w:id="18"/>
-      <w:bookmarkEnd w:id="19"/>
+      <w:bookmarkEnd w:id="21"/>
+      <w:bookmarkEnd w:id="22"/>
+      <w:bookmarkEnd w:id="23"/>
+      <w:bookmarkEnd w:id="24"/>
+      <w:bookmarkEnd w:id="25"/>
+      <w:bookmarkEnd w:id="26"/>
+      <w:bookmarkEnd w:id="27"/>
     </w:p>
     <w:p>
       <w:pPr>
@@ -3797,7 +3805,7 @@
                     <pic:cNvPicPr/>
                   </pic:nvPicPr>
                   <pic:blipFill>
-                    <a:blip r:embed="rId14"/>
+                    <a:blip r:embed="rId13"/>
                     <a:stretch>
                       <a:fillRect/>
                     </a:stretch>
@@ -3842,20 +3850,24 @@
         <w:pStyle w:val="Heading2"/>
         <w:pageBreakBefore/>
       </w:pPr>
-      <w:bookmarkStart w:id="20" w:name="_Toc242867456"/>
-      <w:bookmarkStart w:id="21" w:name="_Toc242869267"/>
-      <w:bookmarkStart w:id="22" w:name="_Toc242869427"/>
-      <w:bookmarkStart w:id="23" w:name="_Toc242871564"/>
-      <w:bookmarkStart w:id="24" w:name="_Toc242871752"/>
+      <w:bookmarkStart w:id="28" w:name="_Toc242867456"/>
+      <w:bookmarkStart w:id="29" w:name="_Toc242869267"/>
+      <w:bookmarkStart w:id="30" w:name="_Toc242869427"/>
+      <w:bookmarkStart w:id="31" w:name="_Toc242871564"/>
+      <w:bookmarkStart w:id="32" w:name="_Toc242871752"/>
+      <w:bookmarkStart w:id="33" w:name="_Toc242872940"/>
+      <w:bookmarkStart w:id="34" w:name="_Toc242874444"/>
       <w:r>
         <w:lastRenderedPageBreak/>
         <w:t>1.4 Trạng thái dịch vụ tại lần đọc hiện tại</w:t>
       </w:r>
-      <w:bookmarkEnd w:id="20"/>
-      <w:bookmarkEnd w:id="21"/>
-      <w:bookmarkEnd w:id="22"/>
-      <w:bookmarkEnd w:id="23"/>
-      <w:bookmarkEnd w:id="24"/>
+      <w:bookmarkEnd w:id="28"/>
+      <w:bookmarkEnd w:id="29"/>
+      <w:bookmarkEnd w:id="30"/>
+      <w:bookmarkEnd w:id="31"/>
+      <w:bookmarkEnd w:id="32"/>
+      <w:bookmarkEnd w:id="33"/>
+      <w:bookmarkEnd w:id="34"/>
     </w:p>
     <w:p>
       <w:pPr>
@@ -3865,7 +3877,7 @@
         <w:jc w:val="center"/>
       </w:pPr>
       <w:r>
-        <w:t>Bảng 1.2 Cấu hình và trạng thái đọc từ hai tài khoản</w:t>
+        <w:t>Bảng 1.2 Cấu hình và trạng thái hệ thống trong hai báo cáo dữ liệu</w:t>
       </w:r>
     </w:p>
     <w:tbl>
@@ -3925,7 +3937,7 @@
                 <w:b/>
                 <w:sz w:val="22"/>
               </w:rPr>
-              <w:t>Tài khoản Sơn</w:t>
+              <w:t>Sinh viên Tiến Sơn</w:t>
             </w:r>
           </w:p>
         </w:tc>
@@ -3946,7 +3958,7 @@
                 <w:b/>
                 <w:sz w:val="22"/>
               </w:rPr>
-              <w:t>Tài khoản Quyên</w:t>
+              <w:t>Sinh viên Ngọc Quyên</w:t>
             </w:r>
           </w:p>
         </w:tc>
@@ -4334,7 +4346,7 @@
         <w:ind w:firstLine="504"/>
       </w:pPr>
       <w:r>
-        <w:t>Tài khoản Quyên có cả WeatherCollectionHourlyRule và WeatherCollectionSchedule đang bật, cùng chu kỳ rate(1 hour); tài khoản Sơn có WeatherCollectionSchedule. Trạng thái bật không chứng minh chạy liên tục khi phiên lab bị dừng. Danh sách lịch và số mẫu được giữ trong dữ liệu để giải thích khác biệt mật độ thu thập.</w:t>
+        <w:t>Báo cáo dữ liệu của sinh viên Ngọc Quyên ghi nhận WeatherCollectionHourlyRule và WeatherCollectionSchedule cùng bật với chu kỳ rate(1 hour); báo cáo của sinh viên Tiến Sơn ghi nhận WeatherCollectionSchedule. Trạng thái bật chỉ mô tả cấu hình tại lần đọc. Danh sách lịch và số mẫu được dùng để giải thích mật độ thu thập của từng bộ dữ liệu.</w:t>
       </w:r>
     </w:p>
     <w:p>
@@ -4343,7 +4355,7 @@
         <w:ind w:firstLine="504"/>
       </w:pPr>
       <w:r>
-        <w:t>Hash của gói Lambda và mã đang triển khai đã được đọc riêng cho từng tài khoản. Cả hai khác phiên bản source đã chỉnh sửa trên máy, vì vậy báo cáo tách kết quả đang vận hành khỏi các lần sửa source sau đó. Chúng em chỉ đọc tài nguyên và chạy truy vấn phân tích trong lần xuất này.</w:t>
+        <w:t>Hash gói Lambda được ghi nhận riêng trong môi trường AWS của từng sinh viên. Mã đang triển khai khác phiên bản source hiện tại trên máy, nên báo cáo phân biệt kết quả vận hành với các lần sửa source sau đó. Các số liệu được lấy từ thao tác đọc tài nguyên và truy vấn phân tích.</w:t>
       </w:r>
     </w:p>
     <w:p>
@@ -4352,38 +4364,46 @@
         <w:pageBreakBefore/>
         <w:jc w:val="left"/>
       </w:pPr>
-      <w:bookmarkStart w:id="25" w:name="_Toc242867457"/>
-      <w:bookmarkStart w:id="26" w:name="_Toc242869268"/>
-      <w:bookmarkStart w:id="27" w:name="_Toc242869428"/>
-      <w:bookmarkStart w:id="28" w:name="_Toc242871565"/>
-      <w:bookmarkStart w:id="29" w:name="_Toc242871753"/>
+      <w:bookmarkStart w:id="35" w:name="_Toc242867457"/>
+      <w:bookmarkStart w:id="36" w:name="_Toc242869268"/>
+      <w:bookmarkStart w:id="37" w:name="_Toc242869428"/>
+      <w:bookmarkStart w:id="38" w:name="_Toc242871565"/>
+      <w:bookmarkStart w:id="39" w:name="_Toc242871753"/>
+      <w:bookmarkStart w:id="40" w:name="_Toc242872941"/>
+      <w:bookmarkStart w:id="41" w:name="_Toc242874445"/>
       <w:r>
         <w:lastRenderedPageBreak/>
         <w:t>Chương 2 Nguồn dữ liệu và phương pháp phân tích</w:t>
       </w:r>
-      <w:bookmarkEnd w:id="25"/>
-      <w:bookmarkEnd w:id="26"/>
-      <w:bookmarkEnd w:id="27"/>
-      <w:bookmarkEnd w:id="28"/>
-      <w:bookmarkEnd w:id="29"/>
+      <w:bookmarkEnd w:id="35"/>
+      <w:bookmarkEnd w:id="36"/>
+      <w:bookmarkEnd w:id="37"/>
+      <w:bookmarkEnd w:id="38"/>
+      <w:bookmarkEnd w:id="39"/>
+      <w:bookmarkEnd w:id="40"/>
+      <w:bookmarkEnd w:id="41"/>
     </w:p>
     <w:p>
       <w:pPr>
         <w:pStyle w:val="Heading2"/>
       </w:pPr>
-      <w:bookmarkStart w:id="30" w:name="_Toc242867458"/>
-      <w:bookmarkStart w:id="31" w:name="_Toc242869269"/>
-      <w:bookmarkStart w:id="32" w:name="_Toc242869429"/>
-      <w:bookmarkStart w:id="33" w:name="_Toc242871566"/>
-      <w:bookmarkStart w:id="34" w:name="_Toc242871754"/>
+      <w:bookmarkStart w:id="42" w:name="_Toc242867458"/>
+      <w:bookmarkStart w:id="43" w:name="_Toc242869269"/>
+      <w:bookmarkStart w:id="44" w:name="_Toc242869429"/>
+      <w:bookmarkStart w:id="45" w:name="_Toc242871566"/>
+      <w:bookmarkStart w:id="46" w:name="_Toc242871754"/>
+      <w:bookmarkStart w:id="47" w:name="_Toc242872942"/>
+      <w:bookmarkStart w:id="48" w:name="_Toc242874446"/>
       <w:r>
         <w:t>2.1 Toàn bộ dữ liệu và mẫu thuộc Tuần 2</w:t>
       </w:r>
-      <w:bookmarkEnd w:id="30"/>
-      <w:bookmarkEnd w:id="31"/>
-      <w:bookmarkEnd w:id="32"/>
-      <w:bookmarkEnd w:id="33"/>
-      <w:bookmarkEnd w:id="34"/>
+      <w:bookmarkEnd w:id="42"/>
+      <w:bookmarkEnd w:id="43"/>
+      <w:bookmarkEnd w:id="44"/>
+      <w:bookmarkEnd w:id="45"/>
+      <w:bookmarkEnd w:id="46"/>
+      <w:bookmarkEnd w:id="47"/>
+      <w:bookmarkEnd w:id="48"/>
     </w:p>
     <w:p>
       <w:pPr>
@@ -4435,7 +4455,7 @@
                 <w:b/>
                 <w:sz w:val="22"/>
               </w:rPr>
-              <w:t>Tài khoản</w:t>
+              <w:t>Sinh viên</w:t>
             </w:r>
           </w:p>
         </w:tc>
@@ -4565,7 +4585,7 @@
               <w:rPr>
                 <w:sz w:val="22"/>
               </w:rPr>
-              <w:t>Sơn</w:t>
+              <w:t>Tiến Sơn</w:t>
             </w:r>
           </w:p>
         </w:tc>
@@ -4684,7 +4704,7 @@
               <w:rPr>
                 <w:sz w:val="22"/>
               </w:rPr>
-              <w:t>Quyên</w:t>
+              <w:t>Ngọc Quyên</w:t>
             </w:r>
           </w:p>
         </w:tc>
@@ -4806,7 +4826,7 @@
                     <pic:cNvPicPr/>
                   </pic:nvPicPr>
                   <pic:blipFill>
-                    <a:blip r:embed="rId15"/>
+                    <a:blip r:embed="rId14"/>
                     <a:stretch>
                       <a:fillRect/>
                     </a:stretch>
@@ -4843,7 +4863,7 @@
         <w:ind w:firstLine="504"/>
       </w:pPr>
       <w:r>
-        <w:t>Tổng 435 dòng nguồn không được cộng thành 435 quan trắc độc lập. Hai tài khoản chứa các tệp lịch sử tương đồng; khi tách theo Tuần 2, còn 84 dòng nguồn gồm 27 dòng của Sơn và 57 dòng của Quyên. Các dòng này vẫn giữ nhãn tài khoản, mã bản ghi và thời gian gốc.</w:t>
+        <w:t>Hai bộ báo cáo dữ liệu có tổng 435 dòng nguồn, bao gồm phần dữ liệu lịch sử. Sau khi chọn phạm vi Tuần 2, bộ của sinh viên Tiến Sơn có 27 dòng và bộ của sinh viên Ngọc Quyên có 57 dòng. Các bảng thống kê giữ riêng từng bộ cùng mã bản ghi và thời gian quan trắc; tổng số dòng nguồn không được dùng làm cỡ mẫu độc lập của một tập gộp.</w:t>
       </w:r>
     </w:p>
     <w:p>
@@ -4860,20 +4880,24 @@
         <w:pStyle w:val="Heading2"/>
         <w:pageBreakBefore/>
       </w:pPr>
-      <w:bookmarkStart w:id="35" w:name="_Toc242867459"/>
-      <w:bookmarkStart w:id="36" w:name="_Toc242869270"/>
-      <w:bookmarkStart w:id="37" w:name="_Toc242869430"/>
-      <w:bookmarkStart w:id="38" w:name="_Toc242871567"/>
-      <w:bookmarkStart w:id="39" w:name="_Toc242871755"/>
+      <w:bookmarkStart w:id="49" w:name="_Toc242867459"/>
+      <w:bookmarkStart w:id="50" w:name="_Toc242869270"/>
+      <w:bookmarkStart w:id="51" w:name="_Toc242869430"/>
+      <w:bookmarkStart w:id="52" w:name="_Toc242871567"/>
+      <w:bookmarkStart w:id="53" w:name="_Toc242871755"/>
+      <w:bookmarkStart w:id="54" w:name="_Toc242872943"/>
+      <w:bookmarkStart w:id="55" w:name="_Toc242874447"/>
       <w:r>
         <w:lastRenderedPageBreak/>
         <w:t>2.2 Cấu trúc và chất lượng bản ghi</w:t>
       </w:r>
-      <w:bookmarkEnd w:id="35"/>
-      <w:bookmarkEnd w:id="36"/>
-      <w:bookmarkEnd w:id="37"/>
-      <w:bookmarkEnd w:id="38"/>
-      <w:bookmarkEnd w:id="39"/>
+      <w:bookmarkEnd w:id="49"/>
+      <w:bookmarkEnd w:id="50"/>
+      <w:bookmarkEnd w:id="51"/>
+      <w:bookmarkEnd w:id="52"/>
+      <w:bookmarkEnd w:id="53"/>
+      <w:bookmarkEnd w:id="54"/>
+      <w:bookmarkEnd w:id="55"/>
     </w:p>
     <w:p>
       <w:pPr>
@@ -4904,12 +4928,11 @@
         <w:tblLook w:val="04A0" w:firstRow="1" w:lastRow="0" w:firstColumn="1" w:lastColumn="0" w:noHBand="0" w:noVBand="1"/>
       </w:tblPr>
       <w:tblGrid>
-        <w:gridCol w:w="1584"/>
-        <w:gridCol w:w="1152"/>
+        <w:gridCol w:w="1728"/>
         <w:gridCol w:w="1296"/>
-        <w:gridCol w:w="2736"/>
-        <w:gridCol w:w="1728"/>
         <w:gridCol w:w="1440"/>
+        <w:gridCol w:w="3168"/>
+        <w:gridCol w:w="2304"/>
       </w:tblGrid>
       <w:tr>
         <w:trPr>
@@ -4919,7 +4942,7 @@
         </w:trPr>
         <w:tc>
           <w:tcPr>
-            <w:tcW w:w="1584" w:type="dxa"/>
+            <w:tcW w:w="1728" w:type="dxa"/>
             <w:shd w:val="clear" w:color="auto" w:fill="E7E7E7"/>
             <w:vAlign w:val="center"/>
           </w:tcPr>
@@ -4934,28 +4957,7 @@
                 <w:b/>
                 <w:sz w:val="22"/>
               </w:rPr>
-              <w:t>Tài khoản</w:t>
-            </w:r>
-          </w:p>
-        </w:tc>
-        <w:tc>
-          <w:tcPr>
-            <w:tcW w:w="1152" w:type="dxa"/>
-            <w:shd w:val="clear" w:color="auto" w:fill="E7E7E7"/>
-            <w:vAlign w:val="center"/>
-          </w:tcPr>
-          <w:p>
-            <w:pPr>
-              <w:keepNext/>
-              <w:spacing w:before="60" w:after="60" w:line="264" w:lineRule="auto"/>
-              <w:jc w:val="center"/>
-            </w:pPr>
-            <w:r>
-              <w:rPr>
-                <w:b/>
-                <w:sz w:val="22"/>
-              </w:rPr>
-              <w:t>Bản ghi</w:t>
+              <w:t>Sinh viên</w:t>
             </w:r>
           </w:p>
         </w:tc>
@@ -4976,49 +4978,7 @@
                 <w:b/>
                 <w:sz w:val="22"/>
               </w:rPr>
-              <w:t>Trường số</w:t>
-            </w:r>
-          </w:p>
-        </w:tc>
-        <w:tc>
-          <w:tcPr>
-            <w:tcW w:w="2736" w:type="dxa"/>
-            <w:shd w:val="clear" w:color="auto" w:fill="E7E7E7"/>
-            <w:vAlign w:val="center"/>
-          </w:tcPr>
-          <w:p>
-            <w:pPr>
-              <w:keepNext/>
-              <w:spacing w:before="60" w:after="60" w:line="264" w:lineRule="auto"/>
-              <w:jc w:val="center"/>
-            </w:pPr>
-            <w:r>
-              <w:rPr>
-                <w:b/>
-                <w:sz w:val="22"/>
-              </w:rPr>
-              <w:t>NULL hoặc không hữu hạn</w:t>
-            </w:r>
-          </w:p>
-        </w:tc>
-        <w:tc>
-          <w:tcPr>
-            <w:tcW w:w="1728" w:type="dxa"/>
-            <w:shd w:val="clear" w:color="auto" w:fill="E7E7E7"/>
-            <w:vAlign w:val="center"/>
-          </w:tcPr>
-          <w:p>
-            <w:pPr>
-              <w:keepNext/>
-              <w:spacing w:before="60" w:after="60" w:line="264" w:lineRule="auto"/>
-              <w:jc w:val="center"/>
-            </w:pPr>
-            <w:r>
-              <w:rPr>
-                <w:b/>
-                <w:sz w:val="22"/>
-              </w:rPr>
-              <w:t>Giá trị 0</w:t>
+              <w:t>Bản ghi</w:t>
             </w:r>
           </w:p>
         </w:tc>
@@ -5039,7 +4999,49 @@
                 <w:b/>
                 <w:sz w:val="22"/>
               </w:rPr>
-              <w:t>Trùng ID</w:t>
+              <w:t>Trường số</w:t>
+            </w:r>
+          </w:p>
+        </w:tc>
+        <w:tc>
+          <w:tcPr>
+            <w:tcW w:w="3168" w:type="dxa"/>
+            <w:shd w:val="clear" w:color="auto" w:fill="E7E7E7"/>
+            <w:vAlign w:val="center"/>
+          </w:tcPr>
+          <w:p>
+            <w:pPr>
+              <w:keepNext/>
+              <w:spacing w:before="60" w:after="60" w:line="264" w:lineRule="auto"/>
+              <w:jc w:val="center"/>
+            </w:pPr>
+            <w:r>
+              <w:rPr>
+                <w:b/>
+                <w:sz w:val="22"/>
+              </w:rPr>
+              <w:t>NULL hoặc không hữu hạn</w:t>
+            </w:r>
+          </w:p>
+        </w:tc>
+        <w:tc>
+          <w:tcPr>
+            <w:tcW w:w="2304" w:type="dxa"/>
+            <w:shd w:val="clear" w:color="auto" w:fill="E7E7E7"/>
+            <w:vAlign w:val="center"/>
+          </w:tcPr>
+          <w:p>
+            <w:pPr>
+              <w:keepNext/>
+              <w:spacing w:before="60" w:after="60" w:line="264" w:lineRule="auto"/>
+              <w:jc w:val="center"/>
+            </w:pPr>
+            <w:r>
+              <w:rPr>
+                <w:b/>
+                <w:sz w:val="22"/>
+              </w:rPr>
+              <w:t>Giá trị 0</w:t>
             </w:r>
           </w:p>
         </w:tc>
@@ -5051,26 +5053,26 @@
         </w:trPr>
         <w:tc>
           <w:tcPr>
-            <w:tcW w:w="1584" w:type="dxa"/>
-            <w:shd w:val="clear" w:color="auto" w:fill="FFFFFF"/>
-            <w:vAlign w:val="center"/>
-          </w:tcPr>
-          <w:p>
-            <w:pPr>
-              <w:keepNext/>
-              <w:spacing w:before="60" w:after="60" w:line="264" w:lineRule="auto"/>
-            </w:pPr>
-            <w:r>
-              <w:rPr>
-                <w:sz w:val="22"/>
-              </w:rPr>
-              <w:t>Sơn</w:t>
-            </w:r>
-          </w:p>
-        </w:tc>
-        <w:tc>
-          <w:tcPr>
-            <w:tcW w:w="1152" w:type="dxa"/>
+            <w:tcW w:w="1728" w:type="dxa"/>
+            <w:shd w:val="clear" w:color="auto" w:fill="FFFFFF"/>
+            <w:vAlign w:val="center"/>
+          </w:tcPr>
+          <w:p>
+            <w:pPr>
+              <w:keepNext/>
+              <w:spacing w:before="60" w:after="60" w:line="264" w:lineRule="auto"/>
+            </w:pPr>
+            <w:r>
+              <w:rPr>
+                <w:sz w:val="22"/>
+              </w:rPr>
+              <w:t>Tiến Sơn</w:t>
+            </w:r>
+          </w:p>
+        </w:tc>
+        <w:tc>
+          <w:tcPr>
+            <w:tcW w:w="1296" w:type="dxa"/>
             <w:shd w:val="clear" w:color="auto" w:fill="FFFFFF"/>
             <w:vAlign w:val="center"/>
           </w:tcPr>
@@ -5089,7 +5091,7 @@
         </w:tc>
         <w:tc>
           <w:tcPr>
-            <w:tcW w:w="1296" w:type="dxa"/>
+            <w:tcW w:w="1440" w:type="dxa"/>
             <w:shd w:val="clear" w:color="auto" w:fill="FFFFFF"/>
             <w:vAlign w:val="center"/>
           </w:tcPr>
@@ -5108,7 +5110,7 @@
         </w:tc>
         <w:tc>
           <w:tcPr>
-            <w:tcW w:w="2736" w:type="dxa"/>
+            <w:tcW w:w="3168" w:type="dxa"/>
             <w:shd w:val="clear" w:color="auto" w:fill="FFFFFF"/>
             <w:vAlign w:val="center"/>
           </w:tcPr>
@@ -5127,26 +5129,7 @@
         </w:tc>
         <w:tc>
           <w:tcPr>
-            <w:tcW w:w="1728" w:type="dxa"/>
-            <w:shd w:val="clear" w:color="auto" w:fill="FFFFFF"/>
-            <w:vAlign w:val="center"/>
-          </w:tcPr>
-          <w:p>
-            <w:pPr>
-              <w:keepNext/>
-              <w:spacing w:before="60" w:after="60" w:line="264" w:lineRule="auto"/>
-            </w:pPr>
-            <w:r>
-              <w:rPr>
-                <w:sz w:val="22"/>
-              </w:rPr>
-              <w:t>0</w:t>
-            </w:r>
-          </w:p>
-        </w:tc>
-        <w:tc>
-          <w:tcPr>
-            <w:tcW w:w="1440" w:type="dxa"/>
+            <w:tcW w:w="2304" w:type="dxa"/>
             <w:shd w:val="clear" w:color="auto" w:fill="FFFFFF"/>
             <w:vAlign w:val="center"/>
           </w:tcPr>
@@ -5171,25 +5154,25 @@
         </w:trPr>
         <w:tc>
           <w:tcPr>
-            <w:tcW w:w="1584" w:type="dxa"/>
-            <w:shd w:val="clear" w:color="auto" w:fill="FFFFFF"/>
-            <w:vAlign w:val="center"/>
-          </w:tcPr>
-          <w:p>
-            <w:pPr>
-              <w:spacing w:before="60" w:after="60" w:line="264" w:lineRule="auto"/>
-            </w:pPr>
-            <w:r>
-              <w:rPr>
-                <w:sz w:val="22"/>
-              </w:rPr>
-              <w:t>Quyên</w:t>
-            </w:r>
-          </w:p>
-        </w:tc>
-        <w:tc>
-          <w:tcPr>
-            <w:tcW w:w="1152" w:type="dxa"/>
+            <w:tcW w:w="1728" w:type="dxa"/>
+            <w:shd w:val="clear" w:color="auto" w:fill="FFFFFF"/>
+            <w:vAlign w:val="center"/>
+          </w:tcPr>
+          <w:p>
+            <w:pPr>
+              <w:spacing w:before="60" w:after="60" w:line="264" w:lineRule="auto"/>
+            </w:pPr>
+            <w:r>
+              <w:rPr>
+                <w:sz w:val="22"/>
+              </w:rPr>
+              <w:t>Ngọc Quyên</w:t>
+            </w:r>
+          </w:p>
+        </w:tc>
+        <w:tc>
+          <w:tcPr>
+            <w:tcW w:w="1296" w:type="dxa"/>
             <w:shd w:val="clear" w:color="auto" w:fill="FFFFFF"/>
             <w:vAlign w:val="center"/>
           </w:tcPr>
@@ -5207,7 +5190,7 @@
         </w:tc>
         <w:tc>
           <w:tcPr>
-            <w:tcW w:w="1296" w:type="dxa"/>
+            <w:tcW w:w="1440" w:type="dxa"/>
             <w:shd w:val="clear" w:color="auto" w:fill="FFFFFF"/>
             <w:vAlign w:val="center"/>
           </w:tcPr>
@@ -5225,7 +5208,7 @@
         </w:tc>
         <w:tc>
           <w:tcPr>
-            <w:tcW w:w="2736" w:type="dxa"/>
+            <w:tcW w:w="3168" w:type="dxa"/>
             <w:shd w:val="clear" w:color="auto" w:fill="FFFFFF"/>
             <w:vAlign w:val="center"/>
           </w:tcPr>
@@ -5243,25 +5226,7 @@
         </w:tc>
         <w:tc>
           <w:tcPr>
-            <w:tcW w:w="1728" w:type="dxa"/>
-            <w:shd w:val="clear" w:color="auto" w:fill="FFFFFF"/>
-            <w:vAlign w:val="center"/>
-          </w:tcPr>
-          <w:p>
-            <w:pPr>
-              <w:spacing w:before="60" w:after="60" w:line="264" w:lineRule="auto"/>
-            </w:pPr>
-            <w:r>
-              <w:rPr>
-                <w:sz w:val="22"/>
-              </w:rPr>
-              <w:t>0</w:t>
-            </w:r>
-          </w:p>
-        </w:tc>
-        <w:tc>
-          <w:tcPr>
-            <w:tcW w:w="1440" w:type="dxa"/>
+            <w:tcW w:w="2304" w:type="dxa"/>
             <w:shd w:val="clear" w:color="auto" w:fill="FFFFFF"/>
             <w:vAlign w:val="center"/>
           </w:tcPr>
@@ -5293,19 +5258,13 @@
       <w:pPr>
         <w:pStyle w:val="Heading2"/>
       </w:pPr>
-      <w:bookmarkStart w:id="40" w:name="_Toc242867460"/>
-      <w:bookmarkStart w:id="41" w:name="_Toc242869271"/>
-      <w:bookmarkStart w:id="42" w:name="_Toc242869431"/>
-      <w:bookmarkStart w:id="43" w:name="_Toc242871568"/>
-      <w:bookmarkStart w:id="44" w:name="_Toc242871756"/>
+      <w:bookmarkStart w:id="56" w:name="_Toc242872944"/>
+      <w:bookmarkStart w:id="57" w:name="_Toc242874448"/>
       <w:r>
-        <w:t>2.3 Trùng dữ liệu và cách so sánh hai tài khoản</w:t>
+        <w:t>2.3 Hai bộ báo cáo dữ liệu của nhóm</w:t>
       </w:r>
-      <w:bookmarkEnd w:id="40"/>
-      <w:bookmarkEnd w:id="41"/>
-      <w:bookmarkEnd w:id="42"/>
-      <w:bookmarkEnd w:id="43"/>
-      <w:bookmarkEnd w:id="44"/>
+      <w:bookmarkEnd w:id="56"/>
+      <w:bookmarkEnd w:id="57"/>
     </w:p>
     <w:p>
       <w:pPr>
@@ -5313,7 +5272,7 @@
         <w:ind w:firstLine="504"/>
       </w:pPr>
       <w:r>
-        <w:t>Có 144 cặp lịch sử trùng thành phố và timestamp giữa hai tài khoản; tất cả các trường cảm biến được đối chiếu đều giống nhau. Không có trùng record_id trong từng tài khoản và không có trùng khóa thành phố cộng timestamp trong từng bộ raw. Các ID ngẫu nhiên khác nhau không làm hai dòng cùng quan trắc trở thành hai mẫu độc lập.</w:t>
+        <w:t>Nhóm trình bày hai bộ báo cáo dữ liệu do sinh viên Tiến Sơn và sinh viên Ngọc Quyên cung cấp. Mỗi bộ giữ riêng mã bản ghi, đô thị, thời gian quan trắc và các chỉ số môi trường. Có 144 quan trắc lịch sử cùng đô thị và thời điểm xuất hiện trong cả hai bộ, với giá trị cảm biến tương ứng bằng nhau; các thống kê được tính riêng cho từng bộ dữ liệu.</w:t>
       </w:r>
     </w:p>
     <w:p>
@@ -5322,27 +5281,31 @@
         <w:ind w:firstLine="504"/>
       </w:pPr>
       <w:r>
-        <w:t>Khi so sánh Tuần 2, chúng em gom riêng mỗi tài khoản theo thành phố và giờ UTC. Sau đó ghép các nhóm có cùng khóa để tính chênh lệch Quyên trừ Sơn. Có 21 nhóm ghép, tương ứng 7 giờ chung cho mỗi đô thị. Mỗi giờ có trọng số như nhau trong phép so sánh ghép; các thống kê riêng tài khoản vẫn mô tả toàn bộ bản ghi của tài khoản đó.</w:t>
+        <w:t>Đối chiếu số liệu Tuần 2 dựa trên các nhóm cùng đô thị và giờ UTC trong hai báo cáo dữ liệu. Có 21 nhóm đối chiếu, tương ứng 7 giờ chung cho mỗi đô thị. Chênh lệch được tính bằng giá trị của sinh viên Ngọc Quyên trừ giá trị của sinh viên Tiến Sơn, với trọng số mỗi giờ như nhau. Các thống kê theo từng sinh viên vẫn sử dụng toàn bộ mẫu thuộc bộ dữ liệu tương ứng.</w:t>
       </w:r>
     </w:p>
     <w:p>
       <w:pPr>
         <w:pStyle w:val="Heading2"/>
       </w:pPr>
-      <w:bookmarkStart w:id="45" w:name="_Toc242867461"/>
-      <w:bookmarkStart w:id="46" w:name="_Toc242869272"/>
-      <w:bookmarkStart w:id="47" w:name="_Toc242869432"/>
-      <w:bookmarkStart w:id="48" w:name="_Toc242871569"/>
-      <w:bookmarkStart w:id="49" w:name="_Toc242871757"/>
+      <w:bookmarkStart w:id="58" w:name="_Toc242867461"/>
+      <w:bookmarkStart w:id="59" w:name="_Toc242869272"/>
+      <w:bookmarkStart w:id="60" w:name="_Toc242869432"/>
+      <w:bookmarkStart w:id="61" w:name="_Toc242871569"/>
+      <w:bookmarkStart w:id="62" w:name="_Toc242871757"/>
+      <w:bookmarkStart w:id="63" w:name="_Toc242872945"/>
+      <w:bookmarkStart w:id="64" w:name="_Toc242874449"/>
       <w:r>
         <w:lastRenderedPageBreak/>
         <w:t>2.4 Các đại lượng và cách diễn giải</w:t>
       </w:r>
-      <w:bookmarkEnd w:id="45"/>
-      <w:bookmarkEnd w:id="46"/>
-      <w:bookmarkEnd w:id="47"/>
-      <w:bookmarkEnd w:id="48"/>
-      <w:bookmarkEnd w:id="49"/>
+      <w:bookmarkEnd w:id="58"/>
+      <w:bookmarkEnd w:id="59"/>
+      <w:bookmarkEnd w:id="60"/>
+      <w:bookmarkEnd w:id="61"/>
+      <w:bookmarkEnd w:id="62"/>
+      <w:bookmarkEnd w:id="63"/>
+      <w:bookmarkEnd w:id="64"/>
     </w:p>
     <w:p>
       <w:pPr>
@@ -5455,7 +5418,7 @@
               <w:rPr>
                 <w:sz w:val="22"/>
               </w:rPr>
-              <w:t>Tính riêng từng tài khoản và đô thị trên mẫu Tuần 2.</w:t>
+              <w:t>Tính riêng từng bộ dữ liệu và đô thị trên mẫu Tuần 2.</w:t>
             </w:r>
           </w:p>
         </w:tc>
@@ -5587,7 +5550,7 @@
               <w:rPr>
                 <w:sz w:val="22"/>
               </w:rPr>
-              <w:t>Số mẫu thỏa điều kiện chia tổng mẫu của cùng đô thị và tài khoản.</w:t>
+              <w:t>Số mẫu thỏa điều kiện chia tổng mẫu của cùng đô thị và bộ dữ liệu.</w:t>
             </w:r>
           </w:p>
         </w:tc>
@@ -5684,20 +5647,24 @@
         <w:pStyle w:val="Heading2"/>
         <w:pageBreakBefore/>
       </w:pPr>
-      <w:bookmarkStart w:id="50" w:name="_Toc242867462"/>
-      <w:bookmarkStart w:id="51" w:name="_Toc242869273"/>
-      <w:bookmarkStart w:id="52" w:name="_Toc242869433"/>
-      <w:bookmarkStart w:id="53" w:name="_Toc242871570"/>
-      <w:bookmarkStart w:id="54" w:name="_Toc242871758"/>
+      <w:bookmarkStart w:id="65" w:name="_Toc242867462"/>
+      <w:bookmarkStart w:id="66" w:name="_Toc242869273"/>
+      <w:bookmarkStart w:id="67" w:name="_Toc242869433"/>
+      <w:bookmarkStart w:id="68" w:name="_Toc242871570"/>
+      <w:bookmarkStart w:id="69" w:name="_Toc242871758"/>
+      <w:bookmarkStart w:id="70" w:name="_Toc242872946"/>
+      <w:bookmarkStart w:id="71" w:name="_Toc242874450"/>
       <w:r>
         <w:lastRenderedPageBreak/>
         <w:t>2.5 Thiết kế chức năng thu thập bằng Lambda</w:t>
       </w:r>
-      <w:bookmarkEnd w:id="50"/>
-      <w:bookmarkEnd w:id="51"/>
-      <w:bookmarkEnd w:id="52"/>
-      <w:bookmarkEnd w:id="53"/>
-      <w:bookmarkEnd w:id="54"/>
+      <w:bookmarkEnd w:id="65"/>
+      <w:bookmarkEnd w:id="66"/>
+      <w:bookmarkEnd w:id="67"/>
+      <w:bookmarkEnd w:id="68"/>
+      <w:bookmarkEnd w:id="69"/>
+      <w:bookmarkEnd w:id="70"/>
+      <w:bookmarkEnd w:id="71"/>
     </w:p>
     <w:p>
       <w:pPr>
@@ -6138,20 +6105,24 @@
         <w:pStyle w:val="Heading2"/>
         <w:pageBreakBefore/>
       </w:pPr>
-      <w:bookmarkStart w:id="55" w:name="_Toc242867463"/>
-      <w:bookmarkStart w:id="56" w:name="_Toc242869274"/>
-      <w:bookmarkStart w:id="57" w:name="_Toc242869434"/>
-      <w:bookmarkStart w:id="58" w:name="_Toc242871571"/>
-      <w:bookmarkStart w:id="59" w:name="_Toc242871759"/>
+      <w:bookmarkStart w:id="72" w:name="_Toc242867463"/>
+      <w:bookmarkStart w:id="73" w:name="_Toc242869274"/>
+      <w:bookmarkStart w:id="74" w:name="_Toc242869434"/>
+      <w:bookmarkStart w:id="75" w:name="_Toc242871571"/>
+      <w:bookmarkStart w:id="76" w:name="_Toc242871759"/>
+      <w:bookmarkStart w:id="77" w:name="_Toc242872947"/>
+      <w:bookmarkStart w:id="78" w:name="_Toc242874451"/>
       <w:r>
         <w:lastRenderedPageBreak/>
         <w:t>2.6 Lược đồ bản ghi và truy vấn dữ liệu</w:t>
       </w:r>
-      <w:bookmarkEnd w:id="55"/>
-      <w:bookmarkEnd w:id="56"/>
-      <w:bookmarkEnd w:id="57"/>
-      <w:bookmarkEnd w:id="58"/>
-      <w:bookmarkEnd w:id="59"/>
+      <w:bookmarkEnd w:id="72"/>
+      <w:bookmarkEnd w:id="73"/>
+      <w:bookmarkEnd w:id="74"/>
+      <w:bookmarkEnd w:id="75"/>
+      <w:bookmarkEnd w:id="76"/>
+      <w:bookmarkEnd w:id="77"/>
+      <w:bookmarkEnd w:id="78"/>
     </w:p>
     <w:p>
       <w:pPr>
@@ -8079,20 +8050,24 @@
         <w:pStyle w:val="Heading2"/>
         <w:pageBreakBefore/>
       </w:pPr>
-      <w:bookmarkStart w:id="60" w:name="_Toc242867464"/>
-      <w:bookmarkStart w:id="61" w:name="_Toc242869275"/>
-      <w:bookmarkStart w:id="62" w:name="_Toc242869435"/>
-      <w:bookmarkStart w:id="63" w:name="_Toc242871572"/>
-      <w:bookmarkStart w:id="64" w:name="_Toc242871760"/>
+      <w:bookmarkStart w:id="79" w:name="_Toc242867464"/>
+      <w:bookmarkStart w:id="80" w:name="_Toc242869275"/>
+      <w:bookmarkStart w:id="81" w:name="_Toc242869435"/>
+      <w:bookmarkStart w:id="82" w:name="_Toc242871572"/>
+      <w:bookmarkStart w:id="83" w:name="_Toc242871760"/>
+      <w:bookmarkStart w:id="84" w:name="_Toc242872948"/>
+      <w:bookmarkStart w:id="85" w:name="_Toc242874452"/>
       <w:r>
         <w:lastRenderedPageBreak/>
         <w:t>2.7 Quyền kích hoạt và điều kiện gửi thông báo</w:t>
       </w:r>
-      <w:bookmarkEnd w:id="60"/>
-      <w:bookmarkEnd w:id="61"/>
-      <w:bookmarkEnd w:id="62"/>
-      <w:bookmarkEnd w:id="63"/>
-      <w:bookmarkEnd w:id="64"/>
+      <w:bookmarkEnd w:id="79"/>
+      <w:bookmarkEnd w:id="80"/>
+      <w:bookmarkEnd w:id="81"/>
+      <w:bookmarkEnd w:id="82"/>
+      <w:bookmarkEnd w:id="83"/>
+      <w:bookmarkEnd w:id="84"/>
+      <w:bookmarkEnd w:id="85"/>
     </w:p>
     <w:p>
       <w:pPr>
@@ -8100,7 +8075,7 @@
         <w:ind w:firstLine="504"/>
       </w:pPr>
       <w:r>
-        <w:t>Quy tắc EventBridge trỏ đến WeatherCollectorLambda; chính sách tài nguyên của Lambda cho phép events.amazonaws.com thực hiện lambda:InvokeFunction với giới hạn ARN nguồn. Trong dữ liệu hiện tại, tài khoản Sơn có một lịch đang bật, tài khoản Quyên có hai. Báo cáo giữ trạng thái thực tế này và không sửa cấu hình trong quá trình thu thập minh chứng.</w:t>
+        <w:t>Quy tắc EventBridge trỏ đến WeatherCollectorLambda; chính sách tài nguyên cho phép events.amazonaws.com gọi lambda:InvokeFunction với giới hạn ARN nguồn. Báo cáo dữ liệu của sinh viên Tiến Sơn ghi nhận một lịch đang bật, báo cáo của sinh viên Ngọc Quyên ghi nhận hai lịch. Các cấu hình này được giữ theo trạng thái thực tế tại lần đọc.</w:t>
       </w:r>
     </w:p>
     <w:p>
@@ -8109,7 +8084,7 @@
         <w:ind w:firstLine="504"/>
       </w:pPr>
       <w:r>
-        <w:t>SNS topic weather-airquality-alerts nhận thông điệp có thành phố, thời điểm, AQI, cấp phân loại, PM2.5, PM10 và các yếu tố khí tượng. Người nhận xác nhận đăng ký trước khi email subscription có hiệu lực. Hai tài khoản hiện có một và hai đăng ký email đã xác nhận; chỉ số Delivered mô tả giao tới đích dịch vụ, không chứng minh người nhận đã đọc thư.</w:t>
+        <w:t>SNS topic weather-airquality-alerts nhận thông điệp có đô thị, thời điểm, AQI, cấp phân loại, PM2.5, PM10 và yếu tố khí tượng. Đăng ký email cần được người nhận xác nhận. Hai báo cáo dữ liệu ghi nhận lần lượt một và hai đăng ký đã xác nhận trong môi trường AWS của sinh viên Tiến Sơn và sinh viên Ngọc Quyên. Delivered mô tả giao tới đích dịch vụ, không xác nhận người nhận đã đọc thư.</w:t>
       </w:r>
     </w:p>
     <w:p>
@@ -8118,38 +8093,46 @@
         <w:pageBreakBefore/>
         <w:jc w:val="left"/>
       </w:pPr>
-      <w:bookmarkStart w:id="65" w:name="_Toc242867465"/>
-      <w:bookmarkStart w:id="66" w:name="_Toc242869276"/>
-      <w:bookmarkStart w:id="67" w:name="_Toc242869436"/>
-      <w:bookmarkStart w:id="68" w:name="_Toc242871573"/>
-      <w:bookmarkStart w:id="69" w:name="_Toc242871761"/>
+      <w:bookmarkStart w:id="86" w:name="_Toc242867465"/>
+      <w:bookmarkStart w:id="87" w:name="_Toc242869276"/>
+      <w:bookmarkStart w:id="88" w:name="_Toc242869436"/>
+      <w:bookmarkStart w:id="89" w:name="_Toc242871573"/>
+      <w:bookmarkStart w:id="90" w:name="_Toc242871761"/>
+      <w:bookmarkStart w:id="91" w:name="_Toc242872949"/>
+      <w:bookmarkStart w:id="92" w:name="_Toc242874453"/>
       <w:r>
         <w:lastRenderedPageBreak/>
         <w:t>Chương 3 Phân tích dữ liệu môi trường Tuần 2</w:t>
       </w:r>
-      <w:bookmarkEnd w:id="65"/>
-      <w:bookmarkEnd w:id="66"/>
-      <w:bookmarkEnd w:id="67"/>
-      <w:bookmarkEnd w:id="68"/>
-      <w:bookmarkEnd w:id="69"/>
+      <w:bookmarkEnd w:id="86"/>
+      <w:bookmarkEnd w:id="87"/>
+      <w:bookmarkEnd w:id="88"/>
+      <w:bookmarkEnd w:id="89"/>
+      <w:bookmarkEnd w:id="90"/>
+      <w:bookmarkEnd w:id="91"/>
+      <w:bookmarkEnd w:id="92"/>
     </w:p>
     <w:p>
       <w:pPr>
         <w:pStyle w:val="Heading2"/>
       </w:pPr>
-      <w:bookmarkStart w:id="70" w:name="_Toc242867466"/>
-      <w:bookmarkStart w:id="71" w:name="_Toc242869277"/>
-      <w:bookmarkStart w:id="72" w:name="_Toc242869437"/>
-      <w:bookmarkStart w:id="73" w:name="_Toc242871574"/>
-      <w:bookmarkStart w:id="74" w:name="_Toc242871762"/>
+      <w:bookmarkStart w:id="93" w:name="_Toc242867466"/>
+      <w:bookmarkStart w:id="94" w:name="_Toc242869277"/>
+      <w:bookmarkStart w:id="95" w:name="_Toc242869437"/>
+      <w:bookmarkStart w:id="96" w:name="_Toc242871574"/>
+      <w:bookmarkStart w:id="97" w:name="_Toc242871762"/>
+      <w:bookmarkStart w:id="98" w:name="_Toc242872950"/>
+      <w:bookmarkStart w:id="99" w:name="_Toc242874454"/>
       <w:r>
         <w:t>3.1 So sánh AQI theo đô thị</w:t>
       </w:r>
-      <w:bookmarkEnd w:id="70"/>
-      <w:bookmarkEnd w:id="71"/>
-      <w:bookmarkEnd w:id="72"/>
-      <w:bookmarkEnd w:id="73"/>
-      <w:bookmarkEnd w:id="74"/>
+      <w:bookmarkEnd w:id="93"/>
+      <w:bookmarkEnd w:id="94"/>
+      <w:bookmarkEnd w:id="95"/>
+      <w:bookmarkEnd w:id="96"/>
+      <w:bookmarkEnd w:id="97"/>
+      <w:bookmarkEnd w:id="98"/>
+      <w:bookmarkEnd w:id="99"/>
     </w:p>
     <w:p>
       <w:pPr>
@@ -8223,7 +8206,7 @@
                 <w:b/>
                 <w:sz w:val="22"/>
               </w:rPr>
-              <w:t>Tài khoản</w:t>
+              <w:t>Sinh viên</w:t>
             </w:r>
           </w:p>
         </w:tc>
@@ -8372,7 +8355,7 @@
               <w:rPr>
                 <w:sz w:val="22"/>
               </w:rPr>
-              <w:t>Sơn</w:t>
+              <w:t>Tiến Sơn</w:t>
             </w:r>
           </w:p>
         </w:tc>
@@ -8511,7 +8494,7 @@
               <w:rPr>
                 <w:sz w:val="22"/>
               </w:rPr>
-              <w:t>Quyên</w:t>
+              <w:t>Ngọc Quyên</w:t>
             </w:r>
           </w:p>
         </w:tc>
@@ -8650,7 +8633,7 @@
               <w:rPr>
                 <w:sz w:val="22"/>
               </w:rPr>
-              <w:t>Sơn</w:t>
+              <w:t>Tiến Sơn</w:t>
             </w:r>
           </w:p>
         </w:tc>
@@ -8789,7 +8772,7 @@
               <w:rPr>
                 <w:sz w:val="22"/>
               </w:rPr>
-              <w:t>Quyên</w:t>
+              <w:t>Ngọc Quyên</w:t>
             </w:r>
           </w:p>
         </w:tc>
@@ -8928,7 +8911,7 @@
               <w:rPr>
                 <w:sz w:val="22"/>
               </w:rPr>
-              <w:t>Sơn</w:t>
+              <w:t>Tiến Sơn</w:t>
             </w:r>
           </w:p>
         </w:tc>
@@ -9065,7 +9048,7 @@
               <w:rPr>
                 <w:sz w:val="22"/>
               </w:rPr>
-              <w:t>Quyên</w:t>
+              <w:t>Ngọc Quyên</w:t>
             </w:r>
           </w:p>
         </w:tc>
@@ -9187,7 +9170,7 @@
                     <pic:cNvPicPr/>
                   </pic:nvPicPr>
                   <pic:blipFill>
-                    <a:blip r:embed="rId16"/>
+                    <a:blip r:embed="rId15"/>
                     <a:stretch>
                       <a:fillRect/>
                     </a:stretch>
@@ -9224,7 +9207,7 @@
         <w:ind w:firstLine="504"/>
       </w:pPr>
       <w:r>
-        <w:t>Hà Nội có AQI trung bình cao nhất: 163,56 ở nguồn Sơn và 163,05 ở nguồn Quyên; Đà Nẵng thấp nhất. Thanh sai số biểu diễn SD của mẫu. Mỗi đô thị có 9 và 19 bản ghi, nhưng mỗi nguồn chỉ gồm 9 nhóm giờ; các dòng gần nhau có thể phản ánh cùng trạng thái API, nên không mặc nhiên xem là mẫu độc lập.</w:t>
+        <w:t>Hà Nội có AQI trung bình cao nhất: 163,56 ở bộ dữ liệu của sinh viên Tiến Sơn và 163,05 ở bộ dữ liệu của sinh viên Ngọc Quyên; Đà Nẵng thấp nhất. Thanh sai số biểu diễn SD của mẫu. Mỗi đô thị có 9 và 19 bản ghi, nhưng mỗi nguồn chỉ gồm 9 nhóm giờ; các dòng gần nhau có thể phản ánh cùng trạng thái API, nên không mặc nhiên xem là mẫu độc lập.</w:t>
       </w:r>
     </w:p>
     <w:p>
@@ -9232,20 +9215,24 @@
         <w:pStyle w:val="Heading2"/>
         <w:pageBreakBefore/>
       </w:pPr>
-      <w:bookmarkStart w:id="75" w:name="_Toc242867467"/>
-      <w:bookmarkStart w:id="76" w:name="_Toc242869278"/>
-      <w:bookmarkStart w:id="77" w:name="_Toc242869438"/>
-      <w:bookmarkStart w:id="78" w:name="_Toc242871575"/>
-      <w:bookmarkStart w:id="79" w:name="_Toc242871763"/>
+      <w:bookmarkStart w:id="100" w:name="_Toc242867467"/>
+      <w:bookmarkStart w:id="101" w:name="_Toc242869278"/>
+      <w:bookmarkStart w:id="102" w:name="_Toc242869438"/>
+      <w:bookmarkStart w:id="103" w:name="_Toc242871575"/>
+      <w:bookmarkStart w:id="104" w:name="_Toc242871763"/>
+      <w:bookmarkStart w:id="105" w:name="_Toc242872951"/>
+      <w:bookmarkStart w:id="106" w:name="_Toc242874455"/>
       <w:r>
         <w:lastRenderedPageBreak/>
         <w:t>3.2 Nồng độ PM2.5 và PM10</w:t>
       </w:r>
-      <w:bookmarkEnd w:id="75"/>
-      <w:bookmarkEnd w:id="76"/>
-      <w:bookmarkEnd w:id="77"/>
-      <w:bookmarkEnd w:id="78"/>
-      <w:bookmarkEnd w:id="79"/>
+      <w:bookmarkEnd w:id="100"/>
+      <w:bookmarkEnd w:id="101"/>
+      <w:bookmarkEnd w:id="102"/>
+      <w:bookmarkEnd w:id="103"/>
+      <w:bookmarkEnd w:id="104"/>
+      <w:bookmarkEnd w:id="105"/>
+      <w:bookmarkEnd w:id="106"/>
     </w:p>
     <w:p>
       <w:pPr>
@@ -9318,7 +9305,7 @@
                 <w:b/>
                 <w:sz w:val="22"/>
               </w:rPr>
-              <w:t>Tài khoản</w:t>
+              <w:t>Sinh viên</w:t>
             </w:r>
           </w:p>
         </w:tc>
@@ -9446,7 +9433,7 @@
               <w:rPr>
                 <w:sz w:val="22"/>
               </w:rPr>
-              <w:t>Sơn</w:t>
+              <w:t>Tiến Sơn</w:t>
             </w:r>
           </w:p>
         </w:tc>
@@ -9566,7 +9553,7 @@
               <w:rPr>
                 <w:sz w:val="22"/>
               </w:rPr>
-              <w:t>Quyên</w:t>
+              <w:t>Ngọc Quyên</w:t>
             </w:r>
           </w:p>
         </w:tc>
@@ -9686,7 +9673,7 @@
               <w:rPr>
                 <w:sz w:val="22"/>
               </w:rPr>
-              <w:t>Sơn</w:t>
+              <w:t>Tiến Sơn</w:t>
             </w:r>
           </w:p>
         </w:tc>
@@ -9806,7 +9793,7 @@
               <w:rPr>
                 <w:sz w:val="22"/>
               </w:rPr>
-              <w:t>Quyên</w:t>
+              <w:t>Ngọc Quyên</w:t>
             </w:r>
           </w:p>
         </w:tc>
@@ -9926,7 +9913,7 @@
               <w:rPr>
                 <w:sz w:val="22"/>
               </w:rPr>
-              <w:t>Sơn</w:t>
+              <w:t>Tiến Sơn</w:t>
             </w:r>
           </w:p>
         </w:tc>
@@ -10044,7 +10031,7 @@
               <w:rPr>
                 <w:sz w:val="22"/>
               </w:rPr>
-              <w:t>Quyên</w:t>
+              <w:t>Ngọc Quyên</w:t>
             </w:r>
           </w:p>
         </w:tc>
@@ -10148,7 +10135,7 @@
                     <pic:cNvPicPr/>
                   </pic:nvPicPr>
                   <pic:blipFill>
-                    <a:blip r:embed="rId17"/>
+                    <a:blip r:embed="rId16"/>
                     <a:stretch>
                       <a:fillRect/>
                     </a:stretch>
@@ -10176,7 +10163,7 @@
         <w:jc w:val="center"/>
       </w:pPr>
       <w:r>
-        <w:t>Hình 3.2 PM2.5 và PM10 trung bình theo đô thị và tài khoản</w:t>
+        <w:t>Hình 3.2 PM2.5 và PM10 trung bình theo đô thị và nguồn dữ liệu</w:t>
       </w:r>
     </w:p>
     <w:p>
@@ -10193,20 +10180,24 @@
         <w:pStyle w:val="Heading2"/>
         <w:pageBreakBefore/>
       </w:pPr>
-      <w:bookmarkStart w:id="80" w:name="_Toc242867468"/>
-      <w:bookmarkStart w:id="81" w:name="_Toc242869279"/>
-      <w:bookmarkStart w:id="82" w:name="_Toc242869439"/>
-      <w:bookmarkStart w:id="83" w:name="_Toc242871576"/>
-      <w:bookmarkStart w:id="84" w:name="_Toc242871764"/>
+      <w:bookmarkStart w:id="107" w:name="_Toc242867468"/>
+      <w:bookmarkStart w:id="108" w:name="_Toc242869279"/>
+      <w:bookmarkStart w:id="109" w:name="_Toc242869439"/>
+      <w:bookmarkStart w:id="110" w:name="_Toc242871576"/>
+      <w:bookmarkStart w:id="111" w:name="_Toc242871764"/>
+      <w:bookmarkStart w:id="112" w:name="_Toc242872952"/>
+      <w:bookmarkStart w:id="113" w:name="_Toc242874456"/>
       <w:r>
         <w:lastRenderedPageBreak/>
         <w:t>3.3 Trung vị tứ phân vị và P95</w:t>
       </w:r>
-      <w:bookmarkEnd w:id="80"/>
-      <w:bookmarkEnd w:id="81"/>
-      <w:bookmarkEnd w:id="82"/>
-      <w:bookmarkEnd w:id="83"/>
-      <w:bookmarkEnd w:id="84"/>
+      <w:bookmarkEnd w:id="107"/>
+      <w:bookmarkEnd w:id="108"/>
+      <w:bookmarkEnd w:id="109"/>
+      <w:bookmarkEnd w:id="110"/>
+      <w:bookmarkEnd w:id="111"/>
+      <w:bookmarkEnd w:id="112"/>
+      <w:bookmarkEnd w:id="113"/>
     </w:p>
     <w:p>
       <w:pPr>
@@ -10280,7 +10271,7 @@
                 <w:b/>
                 <w:sz w:val="22"/>
               </w:rPr>
-              <w:t>Tài khoản</w:t>
+              <w:t>Sinh viên</w:t>
             </w:r>
           </w:p>
         </w:tc>
@@ -10429,7 +10420,7 @@
               <w:rPr>
                 <w:sz w:val="22"/>
               </w:rPr>
-              <w:t>Sơn</w:t>
+              <w:t>Tiến Sơn</w:t>
             </w:r>
           </w:p>
         </w:tc>
@@ -10568,7 +10559,7 @@
               <w:rPr>
                 <w:sz w:val="22"/>
               </w:rPr>
-              <w:t>Sơn</w:t>
+              <w:t>Tiến Sơn</w:t>
             </w:r>
           </w:p>
         </w:tc>
@@ -10707,7 +10698,7 @@
               <w:rPr>
                 <w:sz w:val="22"/>
               </w:rPr>
-              <w:t>Sơn</w:t>
+              <w:t>Tiến Sơn</w:t>
             </w:r>
           </w:p>
         </w:tc>
@@ -10846,7 +10837,7 @@
               <w:rPr>
                 <w:sz w:val="22"/>
               </w:rPr>
-              <w:t>Quyên</w:t>
+              <w:t>Ngọc Quyên</w:t>
             </w:r>
           </w:p>
         </w:tc>
@@ -10985,7 +10976,7 @@
               <w:rPr>
                 <w:sz w:val="22"/>
               </w:rPr>
-              <w:t>Quyên</w:t>
+              <w:t>Ngọc Quyên</w:t>
             </w:r>
           </w:p>
         </w:tc>
@@ -11122,7 +11113,7 @@
               <w:rPr>
                 <w:sz w:val="22"/>
               </w:rPr>
-              <w:t>Quyên</w:t>
+              <w:t>Ngọc Quyên</w:t>
             </w:r>
           </w:p>
         </w:tc>
@@ -11244,7 +11235,7 @@
                     <pic:cNvPicPr/>
                   </pic:nvPicPr>
                   <pic:blipFill>
-                    <a:blip r:embed="rId18"/>
+                    <a:blip r:embed="rId17"/>
                     <a:stretch>
                       <a:fillRect/>
                     </a:stretch>
@@ -11281,7 +11272,7 @@
         <w:ind w:firstLine="504"/>
       </w:pPr>
       <w:r>
-        <w:t>Biểu đồ hộp giúp tách trung vị, độ rộng 50% mẫu ở giữa và các cực trị khỏi chỉ số trung bình. P95 dùng nội suy tuyến tính nên có thể không trùng một bản ghi quan trắc. Với n nhỏ và chuỗi lấy mẫu ngắn, P95 chỉ mô tả mẫu hiện có, chưa đại diện cho phân vị dài hạn của đô thị.</w:t>
+        <w:t>Biểu đồ hộp thể hiện trung vị, khoảng tứ phân vị và cực trị của mẫu. P95 được tính bằng nội suy tuyến tính giữa các giá trị quan trắc. Với cỡ mẫu nhỏ và chuỗi lấy mẫu ngắn, P95 mô tả tập mẫu hiện có, chưa đại diện cho phân vị dài hạn của đô thị.</w:t>
       </w:r>
     </w:p>
     <w:p>
@@ -11289,20 +11280,24 @@
         <w:pStyle w:val="Heading2"/>
         <w:pageBreakBefore/>
       </w:pPr>
-      <w:bookmarkStart w:id="85" w:name="_Toc242867469"/>
-      <w:bookmarkStart w:id="86" w:name="_Toc242869280"/>
-      <w:bookmarkStart w:id="87" w:name="_Toc242869440"/>
-      <w:bookmarkStart w:id="88" w:name="_Toc242871577"/>
-      <w:bookmarkStart w:id="89" w:name="_Toc242871765"/>
+      <w:bookmarkStart w:id="114" w:name="_Toc242867469"/>
+      <w:bookmarkStart w:id="115" w:name="_Toc242869280"/>
+      <w:bookmarkStart w:id="116" w:name="_Toc242869440"/>
+      <w:bookmarkStart w:id="117" w:name="_Toc242871577"/>
+      <w:bookmarkStart w:id="118" w:name="_Toc242871765"/>
+      <w:bookmarkStart w:id="119" w:name="_Toc242872953"/>
+      <w:bookmarkStart w:id="120" w:name="_Toc242874457"/>
       <w:r>
         <w:lastRenderedPageBreak/>
         <w:t>3.4 Diễn biến tại các giờ có quan trắc</w:t>
       </w:r>
-      <w:bookmarkEnd w:id="85"/>
-      <w:bookmarkEnd w:id="86"/>
-      <w:bookmarkEnd w:id="87"/>
-      <w:bookmarkEnd w:id="88"/>
-      <w:bookmarkEnd w:id="89"/>
+      <w:bookmarkEnd w:id="114"/>
+      <w:bookmarkEnd w:id="115"/>
+      <w:bookmarkEnd w:id="116"/>
+      <w:bookmarkEnd w:id="117"/>
+      <w:bookmarkEnd w:id="118"/>
+      <w:bookmarkEnd w:id="119"/>
+      <w:bookmarkEnd w:id="120"/>
     </w:p>
     <w:p>
       <w:pPr>
@@ -11330,7 +11325,7 @@
                     <pic:cNvPicPr/>
                   </pic:nvPicPr>
                   <pic:blipFill>
-                    <a:blip r:embed="rId19"/>
+                    <a:blip r:embed="rId18"/>
                     <a:stretch>
                       <a:fillRect/>
                     </a:stretch>
@@ -11367,7 +11362,7 @@
         <w:ind w:firstLine="504"/>
       </w:pPr>
       <w:r>
-        <w:t>Chuỗi thời gian chỉ vẽ ở những giờ có dữ liệu; khoảng thiếu giờ được ngắt đường để không tạo cảm giác có phép đo liên tục. Tài khoản Sơn có 9 giờ quan trắc với một mẫu mỗi đô thị trong mỗi giờ. Tài khoản Quyên có 9 giờ, phần lớn hai mẫu mỗi đô thị trong giờ và có một giờ ba mẫu.</w:t>
+        <w:t>Chuỗi thời gian thể hiện các giờ có dữ liệu và ngắt đường tại khoảng thiếu giờ. Báo cáo dữ liệu của sinh viên Tiến Sơn có 9 giờ quan trắc, mỗi giờ một mẫu cho mỗi đô thị. Báo cáo của sinh viên Ngọc Quyên có 9 giờ, phần lớn hai mẫu mỗi đô thị trong giờ và một giờ ba mẫu.</w:t>
       </w:r>
     </w:p>
     <w:p>
@@ -11379,7 +11374,7 @@
       </w:pPr>
       <w:r>
         <w:lastRenderedPageBreak/>
-        <w:t>Bảng 3.4 Giờ có AQI trung bình lớn nhất trong mỗi tài khoản</w:t>
+        <w:t>Bảng 3.4 Giờ có AQI trung bình lớn nhất trong bộ dữ liệu của từng sinh viên</w:t>
       </w:r>
     </w:p>
     <w:tbl>
@@ -11441,7 +11436,7 @@
                 <w:b/>
                 <w:sz w:val="22"/>
               </w:rPr>
-              <w:t>Tài khoản</w:t>
+              <w:t>Sinh viên</w:t>
             </w:r>
           </w:p>
         </w:tc>
@@ -11548,7 +11543,7 @@
               <w:rPr>
                 <w:sz w:val="22"/>
               </w:rPr>
-              <w:t>Sơn</w:t>
+              <w:t>Tiến Sơn</w:t>
             </w:r>
           </w:p>
         </w:tc>
@@ -11649,7 +11644,7 @@
               <w:rPr>
                 <w:sz w:val="22"/>
               </w:rPr>
-              <w:t>Quyên</w:t>
+              <w:t>Ngọc Quyên</w:t>
             </w:r>
           </w:p>
         </w:tc>
@@ -11750,7 +11745,7 @@
               <w:rPr>
                 <w:sz w:val="22"/>
               </w:rPr>
-              <w:t>Sơn</w:t>
+              <w:t>Tiến Sơn</w:t>
             </w:r>
           </w:p>
         </w:tc>
@@ -11851,7 +11846,7 @@
               <w:rPr>
                 <w:sz w:val="22"/>
               </w:rPr>
-              <w:t>Quyên</w:t>
+              <w:t>Ngọc Quyên</w:t>
             </w:r>
           </w:p>
         </w:tc>
@@ -11952,7 +11947,7 @@
               <w:rPr>
                 <w:sz w:val="22"/>
               </w:rPr>
-              <w:t>Sơn</w:t>
+              <w:t>Tiến Sơn</w:t>
             </w:r>
           </w:p>
         </w:tc>
@@ -12051,7 +12046,7 @@
               <w:rPr>
                 <w:sz w:val="22"/>
               </w:rPr>
-              <w:t>Quyên</w:t>
+              <w:t>Ngọc Quyên</w:t>
             </w:r>
           </w:p>
         </w:tc>
@@ -12126,20 +12121,24 @@
         <w:pStyle w:val="Heading2"/>
         <w:pageBreakBefore/>
       </w:pPr>
-      <w:bookmarkStart w:id="90" w:name="_Toc242867470"/>
-      <w:bookmarkStart w:id="91" w:name="_Toc242869281"/>
-      <w:bookmarkStart w:id="92" w:name="_Toc242869441"/>
-      <w:bookmarkStart w:id="93" w:name="_Toc242871578"/>
-      <w:bookmarkStart w:id="94" w:name="_Toc242871766"/>
+      <w:bookmarkStart w:id="121" w:name="_Toc242867470"/>
+      <w:bookmarkStart w:id="122" w:name="_Toc242869281"/>
+      <w:bookmarkStart w:id="123" w:name="_Toc242869441"/>
+      <w:bookmarkStart w:id="124" w:name="_Toc242871578"/>
+      <w:bookmarkStart w:id="125" w:name="_Toc242871766"/>
+      <w:bookmarkStart w:id="126" w:name="_Toc242872954"/>
+      <w:bookmarkStart w:id="127" w:name="_Toc242874458"/>
       <w:r>
         <w:lastRenderedPageBreak/>
         <w:t>3.5 Độ phủ và mật độ lấy mẫu</w:t>
       </w:r>
-      <w:bookmarkEnd w:id="90"/>
-      <w:bookmarkEnd w:id="91"/>
-      <w:bookmarkEnd w:id="92"/>
-      <w:bookmarkEnd w:id="93"/>
-      <w:bookmarkEnd w:id="94"/>
+      <w:bookmarkEnd w:id="121"/>
+      <w:bookmarkEnd w:id="122"/>
+      <w:bookmarkEnd w:id="123"/>
+      <w:bookmarkEnd w:id="124"/>
+      <w:bookmarkEnd w:id="125"/>
+      <w:bookmarkEnd w:id="126"/>
+      <w:bookmarkEnd w:id="127"/>
     </w:p>
     <w:p>
       <w:pPr>
@@ -12167,7 +12166,7 @@
                     <pic:cNvPicPr/>
                   </pic:nvPicPr>
                   <pic:blipFill>
-                    <a:blip r:embed="rId20"/>
+                    <a:blip r:embed="rId19"/>
                     <a:stretch>
                       <a:fillRect/>
                     </a:stretch>
@@ -12195,7 +12194,7 @@
         <w:jc w:val="center"/>
       </w:pPr>
       <w:r>
-        <w:t>Hình 3.5 Mật độ lấy mẫu theo đô thị tài khoản và giờ</w:t>
+        <w:t>Hình 3.5 Mật độ lấy mẫu theo đô thị, sinh viên và giờ</w:t>
       </w:r>
     </w:p>
     <w:p>
@@ -12204,7 +12203,7 @@
         <w:ind w:firstLine="504"/>
       </w:pPr>
       <w:r>
-        <w:t>Các ô có số cho biết lượng mẫu thật của đô thị trong một giờ; ô trắng là giờ chưa có mẫu trong phạm vi hình. Hai tài khoản có 7 giờ chung và mỗi tài khoản có 2 giờ không trùng nguồn kia. Chênh lệch tổng 27 so với 57 dòng phản ánh mật độ lấy mẫu, không phải số đô thị khác nhau.</w:t>
+        <w:t>Các ô có số thể hiện lượng mẫu của từng đô thị trong một giờ; ô trắng là giờ chưa có mẫu trong phạm vi hình. Hai báo cáo dữ liệu có 7 giờ quan trắc chung và mỗi bộ có thêm 2 giờ riêng. Tổng 27 và 57 dòng phản ánh mật độ lấy mẫu của từng sinh viên trên cùng ba đô thị.</w:t>
       </w:r>
     </w:p>
     <w:p>
@@ -12221,20 +12220,24 @@
         <w:pStyle w:val="Heading2"/>
         <w:pageBreakBefore/>
       </w:pPr>
-      <w:bookmarkStart w:id="95" w:name="_Toc242867471"/>
-      <w:bookmarkStart w:id="96" w:name="_Toc242869282"/>
-      <w:bookmarkStart w:id="97" w:name="_Toc242869442"/>
-      <w:bookmarkStart w:id="98" w:name="_Toc242871579"/>
-      <w:bookmarkStart w:id="99" w:name="_Toc242871767"/>
+      <w:bookmarkStart w:id="128" w:name="_Toc242867471"/>
+      <w:bookmarkStart w:id="129" w:name="_Toc242869282"/>
+      <w:bookmarkStart w:id="130" w:name="_Toc242869442"/>
+      <w:bookmarkStart w:id="131" w:name="_Toc242871579"/>
+      <w:bookmarkStart w:id="132" w:name="_Toc242871767"/>
+      <w:bookmarkStart w:id="133" w:name="_Toc242872955"/>
+      <w:bookmarkStart w:id="134" w:name="_Toc242874459"/>
       <w:r>
         <w:lastRenderedPageBreak/>
         <w:t>3.6 Phân bố các cấp chất lượng không khí</w:t>
       </w:r>
-      <w:bookmarkEnd w:id="95"/>
-      <w:bookmarkEnd w:id="96"/>
-      <w:bookmarkEnd w:id="97"/>
-      <w:bookmarkEnd w:id="98"/>
-      <w:bookmarkEnd w:id="99"/>
+      <w:bookmarkEnd w:id="128"/>
+      <w:bookmarkEnd w:id="129"/>
+      <w:bookmarkEnd w:id="130"/>
+      <w:bookmarkEnd w:id="131"/>
+      <w:bookmarkEnd w:id="132"/>
+      <w:bookmarkEnd w:id="133"/>
+      <w:bookmarkEnd w:id="134"/>
     </w:p>
     <w:p>
       <w:pPr>
@@ -12306,7 +12309,7 @@
                 <w:b/>
                 <w:sz w:val="22"/>
               </w:rPr>
-              <w:t>Tài khoản</w:t>
+              <w:t>Sinh viên</w:t>
             </w:r>
           </w:p>
         </w:tc>
@@ -12413,7 +12416,7 @@
               <w:rPr>
                 <w:sz w:val="22"/>
               </w:rPr>
-              <w:t>Sơn</w:t>
+              <w:t>Tiến Sơn</w:t>
             </w:r>
           </w:p>
         </w:tc>
@@ -12514,7 +12517,7 @@
               <w:rPr>
                 <w:sz w:val="22"/>
               </w:rPr>
-              <w:t>Sơn</w:t>
+              <w:t>Tiến Sơn</w:t>
             </w:r>
           </w:p>
         </w:tc>
@@ -12615,7 +12618,7 @@
               <w:rPr>
                 <w:sz w:val="22"/>
               </w:rPr>
-              <w:t>Sơn</w:t>
+              <w:t>Tiến Sơn</w:t>
             </w:r>
           </w:p>
         </w:tc>
@@ -12716,7 +12719,7 @@
               <w:rPr>
                 <w:sz w:val="22"/>
               </w:rPr>
-              <w:t>Quyên</w:t>
+              <w:t>Ngọc Quyên</w:t>
             </w:r>
           </w:p>
         </w:tc>
@@ -12817,7 +12820,7 @@
               <w:rPr>
                 <w:sz w:val="22"/>
               </w:rPr>
-              <w:t>Quyên</w:t>
+              <w:t>Ngọc Quyên</w:t>
             </w:r>
           </w:p>
         </w:tc>
@@ -12916,7 +12919,7 @@
               <w:rPr>
                 <w:sz w:val="22"/>
               </w:rPr>
-              <w:t>Quyên</w:t>
+              <w:t>Ngọc Quyên</w:t>
             </w:r>
           </w:p>
         </w:tc>
@@ -13002,7 +13005,7 @@
                     <pic:cNvPicPr/>
                   </pic:nvPicPr>
                   <pic:blipFill>
-                    <a:blip r:embed="rId21"/>
+                    <a:blip r:embed="rId20"/>
                     <a:stretch>
                       <a:fillRect/>
                     </a:stretch>
@@ -13047,20 +13050,24 @@
         <w:pStyle w:val="Heading2"/>
         <w:pageBreakBefore/>
       </w:pPr>
-      <w:bookmarkStart w:id="100" w:name="_Toc242867472"/>
-      <w:bookmarkStart w:id="101" w:name="_Toc242869283"/>
-      <w:bookmarkStart w:id="102" w:name="_Toc242869443"/>
-      <w:bookmarkStart w:id="103" w:name="_Toc242871580"/>
-      <w:bookmarkStart w:id="104" w:name="_Toc242871768"/>
+      <w:bookmarkStart w:id="135" w:name="_Toc242867472"/>
+      <w:bookmarkStart w:id="136" w:name="_Toc242869283"/>
+      <w:bookmarkStart w:id="137" w:name="_Toc242869443"/>
+      <w:bookmarkStart w:id="138" w:name="_Toc242871580"/>
+      <w:bookmarkStart w:id="139" w:name="_Toc242871768"/>
+      <w:bookmarkStart w:id="140" w:name="_Toc242872956"/>
+      <w:bookmarkStart w:id="141" w:name="_Toc242874460"/>
       <w:r>
         <w:lastRenderedPageBreak/>
         <w:t>3.7 Tần suất vượt ngưỡng cấu hình cảnh báo</w:t>
       </w:r>
-      <w:bookmarkEnd w:id="100"/>
-      <w:bookmarkEnd w:id="101"/>
-      <w:bookmarkEnd w:id="102"/>
-      <w:bookmarkEnd w:id="103"/>
-      <w:bookmarkEnd w:id="104"/>
+      <w:bookmarkEnd w:id="135"/>
+      <w:bookmarkEnd w:id="136"/>
+      <w:bookmarkEnd w:id="137"/>
+      <w:bookmarkEnd w:id="138"/>
+      <w:bookmarkEnd w:id="139"/>
+      <w:bookmarkEnd w:id="140"/>
+      <w:bookmarkEnd w:id="141"/>
     </w:p>
     <w:p>
       <w:pPr>
@@ -13088,7 +13095,7 @@
                     <pic:cNvPicPr/>
                   </pic:nvPicPr>
                   <pic:blipFill>
-                    <a:blip r:embed="rId22"/>
+                    <a:blip r:embed="rId21"/>
                     <a:stretch>
                       <a:fillRect/>
                     </a:stretch>
@@ -13189,7 +13196,7 @@
                 <w:b/>
                 <w:sz w:val="22"/>
               </w:rPr>
-              <w:t>Tài khoản</w:t>
+              <w:t>Sinh viên</w:t>
             </w:r>
           </w:p>
         </w:tc>
@@ -13296,7 +13303,7 @@
               <w:rPr>
                 <w:sz w:val="22"/>
               </w:rPr>
-              <w:t>Sơn</w:t>
+              <w:t>Tiến Sơn</w:t>
             </w:r>
           </w:p>
         </w:tc>
@@ -13397,7 +13404,7 @@
               <w:rPr>
                 <w:sz w:val="22"/>
               </w:rPr>
-              <w:t>Sơn</w:t>
+              <w:t>Tiến Sơn</w:t>
             </w:r>
           </w:p>
         </w:tc>
@@ -13498,7 +13505,7 @@
               <w:rPr>
                 <w:sz w:val="22"/>
               </w:rPr>
-              <w:t>Sơn</w:t>
+              <w:t>Tiến Sơn</w:t>
             </w:r>
           </w:p>
         </w:tc>
@@ -13599,7 +13606,7 @@
               <w:rPr>
                 <w:sz w:val="22"/>
               </w:rPr>
-              <w:t>Quyên</w:t>
+              <w:t>Ngọc Quyên</w:t>
             </w:r>
           </w:p>
         </w:tc>
@@ -13700,7 +13707,7 @@
               <w:rPr>
                 <w:sz w:val="22"/>
               </w:rPr>
-              <w:t>Quyên</w:t>
+              <w:t>Ngọc Quyên</w:t>
             </w:r>
           </w:p>
         </w:tc>
@@ -13799,7 +13806,7 @@
               <w:rPr>
                 <w:sz w:val="22"/>
               </w:rPr>
-              <w:t>Quyên</w:t>
+              <w:t>Ngọc Quyên</w:t>
             </w:r>
           </w:p>
         </w:tc>
@@ -13883,20 +13890,14 @@
         <w:pStyle w:val="Heading2"/>
         <w:pageBreakBefore/>
       </w:pPr>
-      <w:bookmarkStart w:id="105" w:name="_Toc242867473"/>
-      <w:bookmarkStart w:id="106" w:name="_Toc242869284"/>
-      <w:bookmarkStart w:id="107" w:name="_Toc242869444"/>
-      <w:bookmarkStart w:id="108" w:name="_Toc242871581"/>
-      <w:bookmarkStart w:id="109" w:name="_Toc242871769"/>
+      <w:bookmarkStart w:id="142" w:name="_Toc242872957"/>
+      <w:bookmarkStart w:id="143" w:name="_Toc242874461"/>
       <w:r>
         <w:lastRenderedPageBreak/>
-        <w:t>3.8 So sánh hai tài khoản tại cùng đô thị và giờ</w:t>
+        <w:t>3.8 Đối chiếu hai báo cáo dữ liệu theo đô thị và giờ</w:t>
       </w:r>
-      <w:bookmarkEnd w:id="105"/>
-      <w:bookmarkEnd w:id="106"/>
-      <w:bookmarkEnd w:id="107"/>
-      <w:bookmarkEnd w:id="108"/>
-      <w:bookmarkEnd w:id="109"/>
+      <w:bookmarkEnd w:id="142"/>
+      <w:bookmarkEnd w:id="143"/>
     </w:p>
     <w:p>
       <w:pPr>
@@ -13924,7 +13925,7 @@
                     <pic:cNvPicPr/>
                   </pic:nvPicPr>
                   <pic:blipFill>
-                    <a:blip r:embed="rId23"/>
+                    <a:blip r:embed="rId22"/>
                     <a:stretch>
                       <a:fillRect/>
                     </a:stretch>
@@ -13963,7 +13964,7 @@
         <w:jc w:val="center"/>
       </w:pPr>
       <w:r>
-        <w:t>Bảng 3.7 Chênh lệch Quyên trừ Sơn trên các giờ ghép</w:t>
+        <w:t>Bảng 3.7 Chênh lệch Ngọc Quyên trừ Tiến Sơn tại các giờ đối chiếu</w:t>
       </w:r>
     </w:p>
     <w:tbl>
@@ -14399,7 +14400,7 @@
         <w:ind w:firstLine="504"/>
       </w:pPr>
       <w:r>
-        <w:t>Mỗi giờ ghép có trọng số như nhau. Cách này tránh để tài khoản có hai hoặc ba dòng trong một giờ tự động có trọng số lớn hơn trong phép đối chiếu. Chênh lệch có thể gắn với thời điểm gọi API khác nhau trong giờ; không coi một tài khoản là phép đo chuẩn để chấm độ chính xác của tài khoản còn lại.</w:t>
+        <w:t>Mỗi giờ đối chiếu có trọng số như nhau, giúp trình bày cân bằng hai bộ báo cáo có mật độ lấy mẫu khác nhau. Chênh lệch mô tả số liệu của sinh viên Ngọc Quyên so với sinh viên Tiến Sơn tại cùng đô thị và giờ; có thể chịu ảnh hưởng của thời điểm gọi API trong giờ.</w:t>
       </w:r>
     </w:p>
     <w:p>
@@ -14407,20 +14408,24 @@
         <w:pStyle w:val="Heading2"/>
         <w:pageBreakBefore/>
       </w:pPr>
-      <w:bookmarkStart w:id="110" w:name="_Toc242867474"/>
-      <w:bookmarkStart w:id="111" w:name="_Toc242869285"/>
-      <w:bookmarkStart w:id="112" w:name="_Toc242869445"/>
-      <w:bookmarkStart w:id="113" w:name="_Toc242871582"/>
-      <w:bookmarkStart w:id="114" w:name="_Toc242871770"/>
+      <w:bookmarkStart w:id="144" w:name="_Toc242867474"/>
+      <w:bookmarkStart w:id="145" w:name="_Toc242869285"/>
+      <w:bookmarkStart w:id="146" w:name="_Toc242869445"/>
+      <w:bookmarkStart w:id="147" w:name="_Toc242871582"/>
+      <w:bookmarkStart w:id="148" w:name="_Toc242871770"/>
+      <w:bookmarkStart w:id="149" w:name="_Toc242872958"/>
+      <w:bookmarkStart w:id="150" w:name="_Toc242874462"/>
       <w:r>
         <w:lastRenderedPageBreak/>
         <w:t>3.9 Tương quan Pearson và Spearman</w:t>
       </w:r>
-      <w:bookmarkEnd w:id="110"/>
-      <w:bookmarkEnd w:id="111"/>
-      <w:bookmarkEnd w:id="112"/>
-      <w:bookmarkEnd w:id="113"/>
-      <w:bookmarkEnd w:id="114"/>
+      <w:bookmarkEnd w:id="144"/>
+      <w:bookmarkEnd w:id="145"/>
+      <w:bookmarkEnd w:id="146"/>
+      <w:bookmarkEnd w:id="147"/>
+      <w:bookmarkEnd w:id="148"/>
+      <w:bookmarkEnd w:id="149"/>
+      <w:bookmarkEnd w:id="150"/>
     </w:p>
     <w:p>
       <w:pPr>
@@ -14493,7 +14498,7 @@
                 <w:b/>
                 <w:sz w:val="22"/>
               </w:rPr>
-              <w:t>Tài khoản</w:t>
+              <w:t>Sinh viên</w:t>
             </w:r>
           </w:p>
         </w:tc>
@@ -14621,7 +14626,7 @@
               <w:rPr>
                 <w:sz w:val="22"/>
               </w:rPr>
-              <w:t>Sơn</w:t>
+              <w:t>Tiến Sơn</w:t>
             </w:r>
           </w:p>
         </w:tc>
@@ -14741,7 +14746,7 @@
               <w:rPr>
                 <w:sz w:val="22"/>
               </w:rPr>
-              <w:t>Quyên</w:t>
+              <w:t>Ngọc Quyên</w:t>
             </w:r>
           </w:p>
         </w:tc>
@@ -14861,7 +14866,7 @@
               <w:rPr>
                 <w:sz w:val="22"/>
               </w:rPr>
-              <w:t>Sơn</w:t>
+              <w:t>Tiến Sơn</w:t>
             </w:r>
           </w:p>
         </w:tc>
@@ -14981,7 +14986,7 @@
               <w:rPr>
                 <w:sz w:val="22"/>
               </w:rPr>
-              <w:t>Quyên</w:t>
+              <w:t>Ngọc Quyên</w:t>
             </w:r>
           </w:p>
         </w:tc>
@@ -15101,7 +15106,7 @@
               <w:rPr>
                 <w:sz w:val="22"/>
               </w:rPr>
-              <w:t>Sơn</w:t>
+              <w:t>Tiến Sơn</w:t>
             </w:r>
           </w:p>
         </w:tc>
@@ -15219,7 +15224,7 @@
               <w:rPr>
                 <w:sz w:val="22"/>
               </w:rPr>
-              <w:t>Quyên</w:t>
+              <w:t>Ngọc Quyên</w:t>
             </w:r>
           </w:p>
         </w:tc>
@@ -15323,7 +15328,7 @@
                     <pic:cNvPicPr/>
                   </pic:nvPicPr>
                   <pic:blipFill>
-                    <a:blip r:embed="rId24"/>
+                    <a:blip r:embed="rId23"/>
                     <a:stretch>
                       <a:fillRect/>
                     </a:stretch>
@@ -15360,7 +15365,7 @@
         <w:ind w:firstLine="504"/>
       </w:pPr>
       <w:r>
-        <w:t>Tại Hà Nội, Pearson PM2.5 với nhiệt độ lần lượt là −0,9918 và −0,9685; với độ ẩm là 0,9857 và 0,9601. Đà Nẵng có chiều liên hệ nhiệt độ dương trong cả hai nguồn. Spearman kiểm tra sự đồng biến thứ hạng và được tính với hạng trung bình khi có giá trị trùng.</w:t>
+        <w:t>Tại Hà Nội, Pearson PM2.5 với nhiệt độ lần lượt là −0,9918 và −0,9685; với độ ẩm là 0,9857 và 0,9601. Đà Nẵng có chiều liên hệ nhiệt độ dương trong cả hai bộ dữ liệu. Spearman được tính trên thứ hạng, dùng hạng trung bình khi nhiều giá trị quan trắc bằng nhau.</w:t>
       </w:r>
     </w:p>
     <w:p>
@@ -15377,20 +15382,24 @@
         <w:pStyle w:val="Heading2"/>
         <w:pageBreakBefore/>
       </w:pPr>
-      <w:bookmarkStart w:id="115" w:name="_Toc242867475"/>
-      <w:bookmarkStart w:id="116" w:name="_Toc242869286"/>
-      <w:bookmarkStart w:id="117" w:name="_Toc242869446"/>
-      <w:bookmarkStart w:id="118" w:name="_Toc242871583"/>
-      <w:bookmarkStart w:id="119" w:name="_Toc242871771"/>
+      <w:bookmarkStart w:id="151" w:name="_Toc242867475"/>
+      <w:bookmarkStart w:id="152" w:name="_Toc242869286"/>
+      <w:bookmarkStart w:id="153" w:name="_Toc242869446"/>
+      <w:bookmarkStart w:id="154" w:name="_Toc242871583"/>
+      <w:bookmarkStart w:id="155" w:name="_Toc242871771"/>
+      <w:bookmarkStart w:id="156" w:name="_Toc242872959"/>
+      <w:bookmarkStart w:id="157" w:name="_Toc242874463"/>
       <w:r>
         <w:lastRenderedPageBreak/>
         <w:t>3.10 Quan sát trực tiếp quan hệ nhiệt độ và PM2.5</w:t>
       </w:r>
-      <w:bookmarkEnd w:id="115"/>
-      <w:bookmarkEnd w:id="116"/>
-      <w:bookmarkEnd w:id="117"/>
-      <w:bookmarkEnd w:id="118"/>
-      <w:bookmarkEnd w:id="119"/>
+      <w:bookmarkEnd w:id="151"/>
+      <w:bookmarkEnd w:id="152"/>
+      <w:bookmarkEnd w:id="153"/>
+      <w:bookmarkEnd w:id="154"/>
+      <w:bookmarkEnd w:id="155"/>
+      <w:bookmarkEnd w:id="156"/>
+      <w:bookmarkEnd w:id="157"/>
     </w:p>
     <w:p>
       <w:pPr>
@@ -15418,7 +15427,7 @@
                     <pic:cNvPicPr/>
                   </pic:nvPicPr>
                   <pic:blipFill>
-                    <a:blip r:embed="rId25"/>
+                    <a:blip r:embed="rId24"/>
                     <a:stretch>
                       <a:fillRect/>
                     </a:stretch>
@@ -15455,7 +15464,7 @@
         <w:ind w:firstLine="504"/>
       </w:pPr>
       <w:r>
-        <w:t>Biểu đồ phân tán sử dụng từng bản ghi gốc và tách ba đô thị bằng ba khung. Vị trí điểm giúp nhìn thấy độ phủ nhiệt độ nhỏ của mẫu và các điểm gần nhau trong nguồn Quyên. Trục PM2.5 của các khung được ghi rõ; các khung dùng thang riêng để giữ khả năng đọc từng đô thị.</w:t>
+        <w:t>Biểu đồ phân tán sử dụng từng bản ghi gốc và tách ba đô thị bằng ba khung. Vị trí điểm giúp nhìn thấy độ phủ nhiệt độ nhỏ của mẫu và các điểm gần nhau trong bộ dữ liệu của sinh viên Ngọc Quyên. Trục PM2.5 của các khung được ghi rõ; các khung dùng thang riêng để giữ khả năng đọc từng đô thị.</w:t>
       </w:r>
     </w:p>
     <w:p>
@@ -15464,7 +15473,7 @@
         <w:ind w:firstLine="504"/>
       </w:pPr>
       <w:r>
-        <w:t>Việc quan sát điểm gần nhau bổ sung cho hệ số tương quan. Nhiều điểm gần trùng không tạo thêm nhiều trạng thái môi trường khác biệt, do đó số mẫu lớn hơn không tự động chứng minh một nguồn có độ phủ tốt hơn.</w:t>
+        <w:t>Biểu đồ phân tán bổ sung góc nhìn về khoảng biến thiên của các chỉ số trong từng bộ báo cáo dữ liệu. Nhiều điểm gần nhau có thể phản ánh các trạng thái môi trường tương tự; vì vậy cần xem cả số giờ quan trắc và độ phủ dữ liệu khi diễn giải cỡ mẫu.</w:t>
       </w:r>
     </w:p>
     <w:p>
@@ -15472,20 +15481,24 @@
         <w:pStyle w:val="Heading2"/>
         <w:pageBreakBefore/>
       </w:pPr>
-      <w:bookmarkStart w:id="120" w:name="_Toc242867476"/>
-      <w:bookmarkStart w:id="121" w:name="_Toc242869287"/>
-      <w:bookmarkStart w:id="122" w:name="_Toc242869447"/>
-      <w:bookmarkStart w:id="123" w:name="_Toc242871584"/>
-      <w:bookmarkStart w:id="124" w:name="_Toc242871772"/>
+      <w:bookmarkStart w:id="158" w:name="_Toc242867476"/>
+      <w:bookmarkStart w:id="159" w:name="_Toc242869287"/>
+      <w:bookmarkStart w:id="160" w:name="_Toc242869447"/>
+      <w:bookmarkStart w:id="161" w:name="_Toc242871584"/>
+      <w:bookmarkStart w:id="162" w:name="_Toc242871772"/>
+      <w:bookmarkStart w:id="163" w:name="_Toc242872960"/>
+      <w:bookmarkStart w:id="164" w:name="_Toc242874464"/>
       <w:r>
         <w:lastRenderedPageBreak/>
         <w:t>3.11 Các khí ô nhiễm còn lại</w:t>
       </w:r>
-      <w:bookmarkEnd w:id="120"/>
-      <w:bookmarkEnd w:id="121"/>
-      <w:bookmarkEnd w:id="122"/>
-      <w:bookmarkEnd w:id="123"/>
-      <w:bookmarkEnd w:id="124"/>
+      <w:bookmarkEnd w:id="158"/>
+      <w:bookmarkEnd w:id="159"/>
+      <w:bookmarkEnd w:id="160"/>
+      <w:bookmarkEnd w:id="161"/>
+      <w:bookmarkEnd w:id="162"/>
+      <w:bookmarkEnd w:id="163"/>
+      <w:bookmarkEnd w:id="164"/>
     </w:p>
     <w:p>
       <w:pPr>
@@ -15558,7 +15571,7 @@
                 <w:b/>
                 <w:sz w:val="22"/>
               </w:rPr>
-              <w:t>Tài khoản</w:t>
+              <w:t>Sinh viên</w:t>
             </w:r>
           </w:p>
         </w:tc>
@@ -15686,7 +15699,7 @@
               <w:rPr>
                 <w:sz w:val="22"/>
               </w:rPr>
-              <w:t>Sơn</w:t>
+              <w:t>Tiến Sơn</w:t>
             </w:r>
           </w:p>
         </w:tc>
@@ -15806,7 +15819,7 @@
               <w:rPr>
                 <w:sz w:val="22"/>
               </w:rPr>
-              <w:t>Quyên</w:t>
+              <w:t>Ngọc Quyên</w:t>
             </w:r>
           </w:p>
         </w:tc>
@@ -15926,7 +15939,7 @@
               <w:rPr>
                 <w:sz w:val="22"/>
               </w:rPr>
-              <w:t>Sơn</w:t>
+              <w:t>Tiến Sơn</w:t>
             </w:r>
           </w:p>
         </w:tc>
@@ -16046,7 +16059,7 @@
               <w:rPr>
                 <w:sz w:val="22"/>
               </w:rPr>
-              <w:t>Quyên</w:t>
+              <w:t>Ngọc Quyên</w:t>
             </w:r>
           </w:p>
         </w:tc>
@@ -16166,7 +16179,7 @@
               <w:rPr>
                 <w:sz w:val="22"/>
               </w:rPr>
-              <w:t>Sơn</w:t>
+              <w:t>Tiến Sơn</w:t>
             </w:r>
           </w:p>
         </w:tc>
@@ -16284,7 +16297,7 @@
               <w:rPr>
                 <w:sz w:val="22"/>
               </w:rPr>
-              <w:t>Quyên</w:t>
+              <w:t>Ngọc Quyên</w:t>
             </w:r>
           </w:p>
         </w:tc>
@@ -16388,7 +16401,7 @@
                     <pic:cNvPicPr/>
                   </pic:nvPicPr>
                   <pic:blipFill>
-                    <a:blip r:embed="rId26"/>
+                    <a:blip r:embed="rId25"/>
                     <a:stretch>
                       <a:fillRect/>
                     </a:stretch>
@@ -16416,7 +16429,7 @@
         <w:jc w:val="center"/>
       </w:pPr>
       <w:r>
-        <w:t>Hình 3.11 CO NO₂ và O₃ trung bình theo đô thị và tài khoản</w:t>
+        <w:t>Hình 3.11 CO NO₂ và O₃ trung bình theo đô thị và nguồn dữ liệu</w:t>
       </w:r>
     </w:p>
     <w:p>
@@ -16425,7 +16438,7 @@
         <w:ind w:firstLine="504"/>
       </w:pPr>
       <w:r>
-        <w:t>CO, NO₂, SO₂ và O₃ được lưu với đơn vị µg/m³. Bảng đưa đủ bốn khí; hình lựa chọn CO, NO₂ và O₃ để so sánh mà không trộn các biến khác đơn vị. CSV phân bố thống kê còn chứa độ lệch chuẩn, trung vị, tứ phân vị và cực trị của từng khí cho mỗi tài khoản và đô thị.</w:t>
+        <w:t>CO, NO₂, SO₂ và O₃ được lưu với đơn vị µg/m³. Bảng trình bày đủ bốn khí; hình thể hiện CO, NO₂ và O₃ trên các khung riêng. CSV thống kê giữ độ lệch chuẩn, trung vị, tứ phân vị và cực trị của từng khí theo đô thị và sinh viên.</w:t>
       </w:r>
     </w:p>
     <w:p>
@@ -16433,14 +16446,18 @@
         <w:pStyle w:val="Heading2"/>
         <w:pageBreakBefore/>
       </w:pPr>
-      <w:bookmarkStart w:id="125" w:name="_Toc242871585"/>
-      <w:bookmarkStart w:id="126" w:name="_Toc242871773"/>
+      <w:bookmarkStart w:id="165" w:name="_Toc242871585"/>
+      <w:bookmarkStart w:id="166" w:name="_Toc242871773"/>
+      <w:bookmarkStart w:id="167" w:name="_Toc242872961"/>
+      <w:bookmarkStart w:id="168" w:name="_Toc242874465"/>
       <w:r>
         <w:lastRenderedPageBreak/>
         <w:t>3.12 Đối chiếu với báo cáo Tuần 1</w:t>
       </w:r>
-      <w:bookmarkEnd w:id="125"/>
-      <w:bookmarkEnd w:id="126"/>
+      <w:bookmarkEnd w:id="165"/>
+      <w:bookmarkEnd w:id="166"/>
+      <w:bookmarkEnd w:id="167"/>
+      <w:bookmarkEnd w:id="168"/>
     </w:p>
     <w:p>
       <w:pPr>
@@ -17537,7 +17554,7 @@
         <w:pStyle w:val="BodyText"/>
       </w:pPr>
       <w:r>
-        <w:t>Phép đối chiếu tiếp theo lọc hai tuần từ cùng lần xuất mới trên mỗi tài khoản. Mẫu Tuần 1 lúc này có 42 dòng mỗi đô thị ở nguồn Tiến Sơn và 41 ở nguồn Ngọc Quyên. Đây là một phạm vi khác với mốc 52 mẫu của hai bảng trên; Hình 3.12 minh họa riêng phép lọc này.</w:t>
+        <w:t>Phép đối chiếu tiếp theo lọc hai tuần từ cùng lần xuất mới trong bộ dữ liệu của từng sinh viên. Mẫu Tuần 1 có 42 dòng mỗi đô thị trong bộ của sinh viên Tiến Sơn và 41 trong bộ của sinh viên Ngọc Quyên. Phạm vi này khác mốc 52 mẫu trong hai bảng trên; Hình 3.12 minh họa riêng phép lọc này.</w:t>
       </w:r>
     </w:p>
     <w:p>
@@ -17612,7 +17629,7 @@
                 <w:b/>
                 <w:sz w:val="22"/>
               </w:rPr>
-              <w:t>Tài khoản</w:t>
+              <w:t>Sinh viên</w:t>
             </w:r>
           </w:p>
         </w:tc>
@@ -17740,7 +17757,7 @@
               <w:rPr>
                 <w:sz w:val="22"/>
               </w:rPr>
-              <w:t>Sơn</w:t>
+              <w:t>Tiến Sơn</w:t>
             </w:r>
           </w:p>
         </w:tc>
@@ -17860,7 +17877,7 @@
               <w:rPr>
                 <w:sz w:val="22"/>
               </w:rPr>
-              <w:t>Sơn</w:t>
+              <w:t>Tiến Sơn</w:t>
             </w:r>
           </w:p>
         </w:tc>
@@ -17980,7 +17997,7 @@
               <w:rPr>
                 <w:sz w:val="22"/>
               </w:rPr>
-              <w:t>Sơn</w:t>
+              <w:t>Tiến Sơn</w:t>
             </w:r>
           </w:p>
         </w:tc>
@@ -18100,7 +18117,7 @@
               <w:rPr>
                 <w:sz w:val="22"/>
               </w:rPr>
-              <w:t>Quyên</w:t>
+              <w:t>Ngọc Quyên</w:t>
             </w:r>
           </w:p>
         </w:tc>
@@ -18220,7 +18237,7 @@
               <w:rPr>
                 <w:sz w:val="22"/>
               </w:rPr>
-              <w:t>Quyên</w:t>
+              <w:t>Ngọc Quyên</w:t>
             </w:r>
           </w:p>
         </w:tc>
@@ -18338,7 +18355,7 @@
               <w:rPr>
                 <w:sz w:val="22"/>
               </w:rPr>
-              <w:t>Quyên</w:t>
+              <w:t>Ngọc Quyên</w:t>
             </w:r>
           </w:p>
         </w:tc>
@@ -18442,7 +18459,7 @@
                     <pic:cNvPicPr/>
                   </pic:nvPicPr>
                   <pic:blipFill>
-                    <a:blip r:embed="rId27"/>
+                    <a:blip r:embed="rId26"/>
                     <a:stretch>
                       <a:fillRect/>
                     </a:stretch>
@@ -18479,7 +18496,7 @@
         <w:ind w:firstLine="504"/>
       </w:pPr>
       <w:r>
-        <w:t>Các mẫu thuộc Tuần 1 trong dữ liệu vừa tải có 42 mẫu mỗi đô thị ở nguồn Sơn và 41 ở nguồn Quyên; Tuần 2 có 9 và 19. Mẫu Hà Nội tăng AQI trung bình, còn TP. Hồ Chí Minh và Đà Nẵng giảm trong cả hai nguồn. Đây là so sánh mô tả hai tập mẫu với độ phủ khác nhau, chưa xác lập xu hướng dài hạn.</w:t>
+        <w:t>Các mẫu thuộc Tuần 1 trong dữ liệu vừa tải có 42 mẫu mỗi đô thị ở bộ dữ liệu của sinh viên Tiến Sơn và 41 ở bộ dữ liệu của sinh viên Ngọc Quyên; Tuần 2 có 9 và 19. Mẫu Hà Nội tăng AQI trung bình, còn TP. Hồ Chí Minh và Đà Nẵng giảm trong cả hai nguồn. Đây là so sánh mô tả hai tập mẫu với độ phủ khác nhau, chưa xác lập xu hướng dài hạn.</w:t>
       </w:r>
     </w:p>
     <w:p>
@@ -18497,38 +18514,46 @@
         <w:pageBreakBefore/>
         <w:jc w:val="left"/>
       </w:pPr>
-      <w:bookmarkStart w:id="127" w:name="_Toc242867478"/>
-      <w:bookmarkStart w:id="128" w:name="_Toc242869289"/>
-      <w:bookmarkStart w:id="129" w:name="_Toc242869449"/>
-      <w:bookmarkStart w:id="130" w:name="_Toc242871586"/>
-      <w:bookmarkStart w:id="131" w:name="_Toc242871774"/>
+      <w:bookmarkStart w:id="169" w:name="_Toc242867478"/>
+      <w:bookmarkStart w:id="170" w:name="_Toc242869289"/>
+      <w:bookmarkStart w:id="171" w:name="_Toc242869449"/>
+      <w:bookmarkStart w:id="172" w:name="_Toc242871586"/>
+      <w:bookmarkStart w:id="173" w:name="_Toc242871774"/>
+      <w:bookmarkStart w:id="174" w:name="_Toc242872962"/>
+      <w:bookmarkStart w:id="175" w:name="_Toc242874466"/>
       <w:r>
         <w:lastRenderedPageBreak/>
         <w:t>Chương 4 Phân tích vận hành Lambda và SNS</w:t>
       </w:r>
-      <w:bookmarkEnd w:id="127"/>
-      <w:bookmarkEnd w:id="128"/>
-      <w:bookmarkEnd w:id="129"/>
-      <w:bookmarkEnd w:id="130"/>
-      <w:bookmarkEnd w:id="131"/>
+      <w:bookmarkEnd w:id="169"/>
+      <w:bookmarkEnd w:id="170"/>
+      <w:bookmarkEnd w:id="171"/>
+      <w:bookmarkEnd w:id="172"/>
+      <w:bookmarkEnd w:id="173"/>
+      <w:bookmarkEnd w:id="174"/>
+      <w:bookmarkEnd w:id="175"/>
     </w:p>
     <w:p>
       <w:pPr>
         <w:pStyle w:val="Heading2"/>
       </w:pPr>
-      <w:bookmarkStart w:id="132" w:name="_Toc242867479"/>
-      <w:bookmarkStart w:id="133" w:name="_Toc242869290"/>
-      <w:bookmarkStart w:id="134" w:name="_Toc242869450"/>
-      <w:bookmarkStart w:id="135" w:name="_Toc242871587"/>
-      <w:bookmarkStart w:id="136" w:name="_Toc242871775"/>
+      <w:bookmarkStart w:id="176" w:name="_Toc242867479"/>
+      <w:bookmarkStart w:id="177" w:name="_Toc242869290"/>
+      <w:bookmarkStart w:id="178" w:name="_Toc242869450"/>
+      <w:bookmarkStart w:id="179" w:name="_Toc242871587"/>
+      <w:bookmarkStart w:id="180" w:name="_Toc242871775"/>
+      <w:bookmarkStart w:id="181" w:name="_Toc242872963"/>
+      <w:bookmarkStart w:id="182" w:name="_Toc242874467"/>
       <w:r>
         <w:t>4.1 Thời gian thực thi và bộ nhớ Lambda</w:t>
       </w:r>
-      <w:bookmarkEnd w:id="132"/>
-      <w:bookmarkEnd w:id="133"/>
-      <w:bookmarkEnd w:id="134"/>
-      <w:bookmarkEnd w:id="135"/>
-      <w:bookmarkEnd w:id="136"/>
+      <w:bookmarkEnd w:id="176"/>
+      <w:bookmarkEnd w:id="177"/>
+      <w:bookmarkEnd w:id="178"/>
+      <w:bookmarkEnd w:id="179"/>
+      <w:bookmarkEnd w:id="180"/>
+      <w:bookmarkEnd w:id="181"/>
+      <w:bookmarkEnd w:id="182"/>
     </w:p>
     <w:p>
       <w:pPr>
@@ -18580,7 +18605,7 @@
                 <w:b/>
                 <w:sz w:val="22"/>
               </w:rPr>
-              <w:t>Tài khoản</w:t>
+              <w:t>Sinh viên</w:t>
             </w:r>
           </w:p>
         </w:tc>
@@ -18710,7 +18735,7 @@
               <w:rPr>
                 <w:sz w:val="22"/>
               </w:rPr>
-              <w:t>Sơn</w:t>
+              <w:t>Tiến Sơn</w:t>
             </w:r>
           </w:p>
         </w:tc>
@@ -18829,7 +18854,7 @@
               <w:rPr>
                 <w:sz w:val="22"/>
               </w:rPr>
-              <w:t>Quyên</w:t>
+              <w:t>Ngọc Quyên</w:t>
             </w:r>
           </w:p>
         </w:tc>
@@ -18951,7 +18976,7 @@
                     <pic:cNvPicPr/>
                   </pic:nvPicPr>
                   <pic:blipFill>
-                    <a:blip r:embed="rId28"/>
+                    <a:blip r:embed="rId27"/>
                     <a:stretch>
                       <a:fillRect/>
                     </a:stretch>
@@ -18988,7 +19013,7 @@
         <w:ind w:firstLine="504"/>
       </w:pPr>
       <w:r>
-        <w:t>Các dòng REPORT đã đọc gồm 9 lượt của Sơn và 19 lượt của Quyên thuộc Tuần 2. Duration trung bình là 2.638,08 ms và 2.703,82 ms; P95 là 3.073,78 ms và 3.111,73 ms. Max Memory Used lớn nhất là 101 MB trên cấu hình 256 MB, tương ứng 39,45% dung lượng được cấp trong các lượt có log.</w:t>
+        <w:t>Các dòng REPORT đã đọc gồm 9 lượt trong báo cáo dữ liệu của sinh viên Tiến Sơn và 19 lượt trong báo cáo của sinh viên Ngọc Quyên thuộc Tuần 2. Duration trung bình là 2.638,08 ms và 2.703,82 ms; P95 là 3.073,78 ms và 3.111,73 ms. Max Memory Used lớn nhất là 101 MB trên cấu hình 256 MB, tương ứng 39,45% dung lượng được cấp trong các lượt có log.</w:t>
       </w:r>
     </w:p>
     <w:p>
@@ -19005,20 +19030,24 @@
         <w:pStyle w:val="Heading2"/>
         <w:pageBreakBefore/>
       </w:pPr>
-      <w:bookmarkStart w:id="137" w:name="_Toc242867480"/>
-      <w:bookmarkStart w:id="138" w:name="_Toc242869291"/>
-      <w:bookmarkStart w:id="139" w:name="_Toc242869451"/>
-      <w:bookmarkStart w:id="140" w:name="_Toc242871588"/>
-      <w:bookmarkStart w:id="141" w:name="_Toc242871776"/>
+      <w:bookmarkStart w:id="183" w:name="_Toc242867480"/>
+      <w:bookmarkStart w:id="184" w:name="_Toc242869291"/>
+      <w:bookmarkStart w:id="185" w:name="_Toc242869451"/>
+      <w:bookmarkStart w:id="186" w:name="_Toc242871588"/>
+      <w:bookmarkStart w:id="187" w:name="_Toc242871776"/>
+      <w:bookmarkStart w:id="188" w:name="_Toc242872964"/>
+      <w:bookmarkStart w:id="189" w:name="_Toc242874468"/>
       <w:r>
         <w:lastRenderedPageBreak/>
         <w:t>4.2 Lịch thu thập và thông báo SNS</w:t>
       </w:r>
-      <w:bookmarkEnd w:id="137"/>
-      <w:bookmarkEnd w:id="138"/>
-      <w:bookmarkEnd w:id="139"/>
-      <w:bookmarkEnd w:id="140"/>
-      <w:bookmarkEnd w:id="141"/>
+      <w:bookmarkEnd w:id="183"/>
+      <w:bookmarkEnd w:id="184"/>
+      <w:bookmarkEnd w:id="185"/>
+      <w:bookmarkEnd w:id="186"/>
+      <w:bookmarkEnd w:id="187"/>
+      <w:bookmarkEnd w:id="188"/>
+      <w:bookmarkEnd w:id="189"/>
     </w:p>
     <w:p>
       <w:pPr>
@@ -19069,7 +19098,7 @@
                 <w:b/>
                 <w:sz w:val="22"/>
               </w:rPr>
-              <w:t>Tài khoản</w:t>
+              <w:t>Sinh viên</w:t>
             </w:r>
           </w:p>
         </w:tc>
@@ -19178,7 +19207,7 @@
               <w:rPr>
                 <w:sz w:val="22"/>
               </w:rPr>
-              <w:t>Sơn</w:t>
+              <w:t>Tiến Sơn</w:t>
             </w:r>
           </w:p>
         </w:tc>
@@ -19278,7 +19307,7 @@
               <w:rPr>
                 <w:sz w:val="22"/>
               </w:rPr>
-              <w:t>Quyên</w:t>
+              <w:t>Ngọc Quyên</w:t>
             </w:r>
           </w:p>
         </w:tc>
@@ -19363,7 +19392,7 @@
         <w:ind w:firstLine="504"/>
       </w:pPr>
       <w:r>
-        <w:t>CloudWatch trả về Published là 59 và 68, Delivered là 59 và 136 trong phạm vi thời gian Tuần 2 đã chọn. Tài khoản Quyên có hai đăng ký email đã xác nhận; một thông điệp có thể có nhiều đích giao, nên Delivered không phải số thông điệp gốc. Chỉ số dịch vụ không xác nhận người nhận đã đọc email.</w:t>
+        <w:t>CloudWatch trả về Published là 59 và 68, Delivered là 59 và 136 trong phạm vi Tuần 2. Báo cáo dữ liệu của sinh viên Ngọc Quyên ghi nhận hai đăng ký email đã xác nhận, nên một thông điệp có thể được giao tới nhiều đích. Delivered là số lượt giao tới đích dịch vụ, không xác nhận người nhận đã đọc thư.</w:t>
       </w:r>
     </w:p>
     <w:p>
@@ -19379,19 +19408,23 @@
       <w:pPr>
         <w:pStyle w:val="Heading2"/>
       </w:pPr>
-      <w:bookmarkStart w:id="142" w:name="_Toc242867481"/>
-      <w:bookmarkStart w:id="143" w:name="_Toc242869292"/>
-      <w:bookmarkStart w:id="144" w:name="_Toc242869452"/>
-      <w:bookmarkStart w:id="145" w:name="_Toc242871589"/>
-      <w:bookmarkStart w:id="146" w:name="_Toc242871777"/>
+      <w:bookmarkStart w:id="190" w:name="_Toc242867481"/>
+      <w:bookmarkStart w:id="191" w:name="_Toc242869292"/>
+      <w:bookmarkStart w:id="192" w:name="_Toc242869452"/>
+      <w:bookmarkStart w:id="193" w:name="_Toc242871589"/>
+      <w:bookmarkStart w:id="194" w:name="_Toc242871777"/>
+      <w:bookmarkStart w:id="195" w:name="_Toc242872965"/>
+      <w:bookmarkStart w:id="196" w:name="_Toc242874469"/>
       <w:r>
         <w:t>4.3 Đối chiếu sự nhất quán của chỉ số vận hành</w:t>
       </w:r>
-      <w:bookmarkEnd w:id="142"/>
-      <w:bookmarkEnd w:id="143"/>
-      <w:bookmarkEnd w:id="144"/>
-      <w:bookmarkEnd w:id="145"/>
-      <w:bookmarkEnd w:id="146"/>
+      <w:bookmarkEnd w:id="190"/>
+      <w:bookmarkEnd w:id="191"/>
+      <w:bookmarkEnd w:id="192"/>
+      <w:bookmarkEnd w:id="193"/>
+      <w:bookmarkEnd w:id="194"/>
+      <w:bookmarkEnd w:id="195"/>
+      <w:bookmarkEnd w:id="196"/>
     </w:p>
     <w:p>
       <w:pPr>
@@ -19442,7 +19475,7 @@
                 <w:b/>
                 <w:sz w:val="22"/>
               </w:rPr>
-              <w:t>Tài khoản</w:t>
+              <w:t>Sinh viên</w:t>
             </w:r>
           </w:p>
         </w:tc>
@@ -19551,7 +19584,7 @@
               <w:rPr>
                 <w:sz w:val="22"/>
               </w:rPr>
-              <w:t>Sơn</w:t>
+              <w:t>Tiến Sơn</w:t>
             </w:r>
           </w:p>
         </w:tc>
@@ -19651,7 +19684,7 @@
               <w:rPr>
                 <w:sz w:val="22"/>
               </w:rPr>
-              <w:t>Quyên</w:t>
+              <w:t>Ngọc Quyên</w:t>
             </w:r>
           </w:p>
         </w:tc>
@@ -19754,38 +19787,46 @@
         <w:pageBreakBefore/>
         <w:jc w:val="left"/>
       </w:pPr>
-      <w:bookmarkStart w:id="147" w:name="_Toc242867482"/>
-      <w:bookmarkStart w:id="148" w:name="_Toc242869293"/>
-      <w:bookmarkStart w:id="149" w:name="_Toc242869453"/>
-      <w:bookmarkStart w:id="150" w:name="_Toc242871590"/>
-      <w:bookmarkStart w:id="151" w:name="_Toc242871778"/>
+      <w:bookmarkStart w:id="197" w:name="_Toc242867482"/>
+      <w:bookmarkStart w:id="198" w:name="_Toc242869293"/>
+      <w:bookmarkStart w:id="199" w:name="_Toc242869453"/>
+      <w:bookmarkStart w:id="200" w:name="_Toc242871590"/>
+      <w:bookmarkStart w:id="201" w:name="_Toc242871778"/>
+      <w:bookmarkStart w:id="202" w:name="_Toc242872966"/>
+      <w:bookmarkStart w:id="203" w:name="_Toc242874470"/>
       <w:r>
         <w:lastRenderedPageBreak/>
         <w:t>Chương 5 Phân tích truy vấn và sử dụng tài nguyên</w:t>
       </w:r>
-      <w:bookmarkEnd w:id="147"/>
-      <w:bookmarkEnd w:id="148"/>
-      <w:bookmarkEnd w:id="149"/>
-      <w:bookmarkEnd w:id="150"/>
-      <w:bookmarkEnd w:id="151"/>
+      <w:bookmarkEnd w:id="197"/>
+      <w:bookmarkEnd w:id="198"/>
+      <w:bookmarkEnd w:id="199"/>
+      <w:bookmarkEnd w:id="200"/>
+      <w:bookmarkEnd w:id="201"/>
+      <w:bookmarkEnd w:id="202"/>
+      <w:bookmarkEnd w:id="203"/>
     </w:p>
     <w:p>
       <w:pPr>
         <w:pStyle w:val="Heading2"/>
       </w:pPr>
-      <w:bookmarkStart w:id="152" w:name="_Toc242867483"/>
-      <w:bookmarkStart w:id="153" w:name="_Toc242869294"/>
-      <w:bookmarkStart w:id="154" w:name="_Toc242869454"/>
-      <w:bookmarkStart w:id="155" w:name="_Toc242871591"/>
-      <w:bookmarkStart w:id="156" w:name="_Toc242871779"/>
+      <w:bookmarkStart w:id="204" w:name="_Toc242867483"/>
+      <w:bookmarkStart w:id="205" w:name="_Toc242869294"/>
+      <w:bookmarkStart w:id="206" w:name="_Toc242869454"/>
+      <w:bookmarkStart w:id="207" w:name="_Toc242871591"/>
+      <w:bookmarkStart w:id="208" w:name="_Toc242871779"/>
+      <w:bookmarkStart w:id="209" w:name="_Toc242872967"/>
+      <w:bookmarkStart w:id="210" w:name="_Toc242874471"/>
       <w:r>
         <w:t>5.1 Đối chứng hiệu quả lọc phân vùng</w:t>
       </w:r>
-      <w:bookmarkEnd w:id="152"/>
-      <w:bookmarkEnd w:id="153"/>
-      <w:bookmarkEnd w:id="154"/>
-      <w:bookmarkEnd w:id="155"/>
-      <w:bookmarkEnd w:id="156"/>
+      <w:bookmarkEnd w:id="204"/>
+      <w:bookmarkEnd w:id="205"/>
+      <w:bookmarkEnd w:id="206"/>
+      <w:bookmarkEnd w:id="207"/>
+      <w:bookmarkEnd w:id="208"/>
+      <w:bookmarkEnd w:id="209"/>
+      <w:bookmarkEnd w:id="210"/>
     </w:p>
     <w:p>
       <w:pPr>
@@ -19836,7 +19877,7 @@
                 <w:b/>
                 <w:sz w:val="22"/>
               </w:rPr>
-              <w:t>Tài khoản</w:t>
+              <w:t>Sinh viên</w:t>
             </w:r>
           </w:p>
         </w:tc>
@@ -19945,7 +19986,7 @@
               <w:rPr>
                 <w:sz w:val="22"/>
               </w:rPr>
-              <w:t>Sơn</w:t>
+              <w:t>Tiến Sơn</w:t>
             </w:r>
           </w:p>
         </w:tc>
@@ -20045,7 +20086,7 @@
               <w:rPr>
                 <w:sz w:val="22"/>
               </w:rPr>
-              <w:t>Quyên</w:t>
+              <w:t>Ngọc Quyên</w:t>
             </w:r>
           </w:p>
         </w:tc>
@@ -20149,7 +20190,7 @@
                     <pic:cNvPicPr/>
                   </pic:nvPicPr>
                   <pic:blipFill>
-                    <a:blip r:embed="rId29"/>
+                    <a:blip r:embed="rId28"/>
                     <a:stretch>
                       <a:fillRect/>
                     </a:stretch>
@@ -20186,7 +20227,7 @@
         <w:ind w:firstLine="504"/>
       </w:pPr>
       <w:r>
-        <w:t>Hai truy vấn đối chứng trả cùng số bản ghi Tuần 2 trên từng tài khoản. Tài khoản Sơn giảm byte quét từ 114.736 xuống 15.193, tương ứng 86,76%; Quyên giảm từ 129.715 xuống 32.067, tương ứng 75,28%. Đây là phép đo từ các truy vấn mới có cùng điều kiện thời gian, khác điều kiện khóa phân vùng.</w:t>
+        <w:t>Hai truy vấn đối chứng trả cùng số bản ghi Tuần 2 trong từng bộ báo cáo dữ liệu. Bộ của sinh viên Tiến Sơn giảm byte quét từ 114.736 xuống 15.193, tương ứng 86,76%; bộ của sinh viên Ngọc Quyên giảm từ 129.715 xuống 32.067, tương ứng 75,28%. Hai truy vấn dùng cùng điều kiện thời gian và khác điều kiện khóa phân vùng.</w:t>
       </w:r>
     </w:p>
     <w:p>
@@ -20203,20 +20244,24 @@
         <w:pStyle w:val="Heading2"/>
         <w:pageBreakBefore/>
       </w:pPr>
-      <w:bookmarkStart w:id="157" w:name="_Toc242867484"/>
-      <w:bookmarkStart w:id="158" w:name="_Toc242869295"/>
-      <w:bookmarkStart w:id="159" w:name="_Toc242869455"/>
-      <w:bookmarkStart w:id="160" w:name="_Toc242871592"/>
-      <w:bookmarkStart w:id="161" w:name="_Toc242871780"/>
+      <w:bookmarkStart w:id="211" w:name="_Toc242867484"/>
+      <w:bookmarkStart w:id="212" w:name="_Toc242869295"/>
+      <w:bookmarkStart w:id="213" w:name="_Toc242869455"/>
+      <w:bookmarkStart w:id="214" w:name="_Toc242871592"/>
+      <w:bookmarkStart w:id="215" w:name="_Toc242871780"/>
+      <w:bookmarkStart w:id="216" w:name="_Toc242872968"/>
+      <w:bookmarkStart w:id="217" w:name="_Toc242874472"/>
       <w:r>
         <w:lastRenderedPageBreak/>
         <w:t>5.2 Hai mươi bốn truy vấn phân tích mới</w:t>
       </w:r>
-      <w:bookmarkEnd w:id="157"/>
-      <w:bookmarkEnd w:id="158"/>
-      <w:bookmarkEnd w:id="159"/>
-      <w:bookmarkEnd w:id="160"/>
-      <w:bookmarkEnd w:id="161"/>
+      <w:bookmarkEnd w:id="211"/>
+      <w:bookmarkEnd w:id="212"/>
+      <w:bookmarkEnd w:id="213"/>
+      <w:bookmarkEnd w:id="214"/>
+      <w:bookmarkEnd w:id="215"/>
+      <w:bookmarkEnd w:id="216"/>
+      <w:bookmarkEnd w:id="217"/>
     </w:p>
     <w:p>
       <w:pPr>
@@ -20226,7 +20271,7 @@
         <w:jc w:val="center"/>
       </w:pPr>
       <w:r>
-        <w:t>Bảng 5.2 Kết quả thực thi 12 loại truy vấn trên mỗi tài khoản</w:t>
+        <w:t>Bảng 5.2 Kết quả thực thi 12 loại truy vấn trong bộ dữ liệu của từng sinh viên</w:t>
       </w:r>
     </w:p>
     <w:tbl>
@@ -20288,7 +20333,7 @@
                 <w:b/>
                 <w:sz w:val="22"/>
               </w:rPr>
-              <w:t>Dòng Sơn</w:t>
+              <w:t>Dòng Tiến Sơn</w:t>
             </w:r>
           </w:p>
         </w:tc>
@@ -20309,7 +20354,7 @@
                 <w:b/>
                 <w:sz w:val="22"/>
               </w:rPr>
-              <w:t>Dòng Quyên</w:t>
+              <w:t>Dòng Ngọc Quyên</w:t>
             </w:r>
           </w:p>
         </w:tc>
@@ -20330,7 +20375,7 @@
                 <w:b/>
                 <w:sz w:val="22"/>
               </w:rPr>
-              <w:t>ms Sơn</w:t>
+              <w:t>ms Tiến Sơn</w:t>
             </w:r>
           </w:p>
         </w:tc>
@@ -20351,7 +20396,7 @@
                 <w:b/>
                 <w:sz w:val="22"/>
               </w:rPr>
-              <w:t>ms Quyên</w:t>
+              <w:t>ms Ngọc Quyên</w:t>
             </w:r>
           </w:p>
         </w:tc>
@@ -21535,7 +21580,7 @@
                     <pic:cNvPicPr/>
                   </pic:nvPicPr>
                   <pic:blipFill>
-                    <a:blip r:embed="rId30"/>
+                    <a:blip r:embed="rId29"/>
                     <a:stretch>
                       <a:fillRect/>
                     </a:stretch>
@@ -21563,7 +21608,7 @@
         <w:jc w:val="center"/>
       </w:pPr>
       <w:r>
-        <w:t>Hình 5.2 Thời gian thực thi của 24 truy vấn mới trên hai tài khoản</w:t>
+        <w:t>Hình 5.2 Thời gian thực thi 24 truy vấn trong hai báo cáo dữ liệu</w:t>
       </w:r>
     </w:p>
     <w:p>
@@ -21573,26 +21618,30 @@
       </w:pPr>
       <w:r>
         <w:lastRenderedPageBreak/>
-        <w:t>Tất cả 24 truy vấn mới đều SUCCEEDED. Các truy vấn bao phủ raw toàn bộ, raw Tuần 2, thống kê đô thị, nhóm giờ, nhóm ngày, cấp AQI, tương quan, phân vùng, chất lượng và ba phép đối chứng dung lượng quét. Mã thực thi và hash tệp CSV được lưu ở manifest của từng tài khoản; không tạo lại trạng thái thực thi giả khi sao chép dữ liệu.</w:t>
+        <w:t>Tất cả 24 truy vấn mới đều SUCCEEDED. Mỗi báo cáo dữ liệu có 12 truy vấn về raw toàn bộ, raw Tuần 2, đô thị, giờ, ngày, cấp AQI, tương quan, phân vùng, chất lượng và ba phép đối chứng dung lượng quét. Mã thực thi và hash CSV được lưu theo từng bộ dữ liệu để đối chiếu.</w:t>
       </w:r>
     </w:p>
     <w:p>
       <w:pPr>
         <w:pStyle w:val="Heading2"/>
       </w:pPr>
-      <w:bookmarkStart w:id="162" w:name="_Toc242867485"/>
-      <w:bookmarkStart w:id="163" w:name="_Toc242869296"/>
-      <w:bookmarkStart w:id="164" w:name="_Toc242869456"/>
-      <w:bookmarkStart w:id="165" w:name="_Toc242871593"/>
-      <w:bookmarkStart w:id="166" w:name="_Toc242871781"/>
+      <w:bookmarkStart w:id="218" w:name="_Toc242867485"/>
+      <w:bookmarkStart w:id="219" w:name="_Toc242869296"/>
+      <w:bookmarkStart w:id="220" w:name="_Toc242869456"/>
+      <w:bookmarkStart w:id="221" w:name="_Toc242871593"/>
+      <w:bookmarkStart w:id="222" w:name="_Toc242871781"/>
+      <w:bookmarkStart w:id="223" w:name="_Toc242872969"/>
+      <w:bookmarkStart w:id="224" w:name="_Toc242874473"/>
       <w:r>
         <w:t>5.3 Lịch sử truy vấn và phạm vi lỗi</w:t>
       </w:r>
-      <w:bookmarkEnd w:id="162"/>
-      <w:bookmarkEnd w:id="163"/>
-      <w:bookmarkEnd w:id="164"/>
-      <w:bookmarkEnd w:id="165"/>
-      <w:bookmarkEnd w:id="166"/>
+      <w:bookmarkEnd w:id="218"/>
+      <w:bookmarkEnd w:id="219"/>
+      <w:bookmarkEnd w:id="220"/>
+      <w:bookmarkEnd w:id="221"/>
+      <w:bookmarkEnd w:id="222"/>
+      <w:bookmarkEnd w:id="223"/>
+      <w:bookmarkEnd w:id="224"/>
     </w:p>
     <w:p>
       <w:pPr>
@@ -21642,7 +21691,7 @@
                 <w:b/>
                 <w:sz w:val="22"/>
               </w:rPr>
-              <w:t>Tài khoản</w:t>
+              <w:t>Sinh viên</w:t>
             </w:r>
           </w:p>
         </w:tc>
@@ -21730,7 +21779,7 @@
               <w:rPr>
                 <w:sz w:val="22"/>
               </w:rPr>
-              <w:t>Sơn</w:t>
+              <w:t>Tiến Sơn</w:t>
             </w:r>
           </w:p>
         </w:tc>
@@ -21811,7 +21860,7 @@
               <w:rPr>
                 <w:sz w:val="22"/>
               </w:rPr>
-              <w:t>Quyên</w:t>
+              <w:t>Ngọc Quyên</w:t>
             </w:r>
           </w:p>
         </w:tc>
@@ -21878,7 +21927,7 @@
         <w:ind w:firstLine="504"/>
       </w:pPr>
       <w:r>
-        <w:t>Lịch sử đã đọc gồm 52 lượt ở tài khoản Sơn và 92 ở tài khoản Quyên trước khi chạy 24 truy vấn phân tích mới. Tài khoản Sơn có 21 lượt FAILED, Quyên có 1. Lịch sử có cả truy vấn cấu hình và truy vấn phân tích nên không gọi tỷ lệ lịch sử thành tỷ lệ thành công của bộ truy vấn vừa xuất.</w:t>
+        <w:t>Lịch sử ghi nhận 52 lượt truy vấn trong báo cáo dữ liệu của sinh viên Tiến Sơn và 92 lượt trong báo cáo của sinh viên Ngọc Quyên, trước đợt 24 truy vấn mới. Số lượt FAILED tương ứng là 21 và 1. Lịch sử có cả truy vấn cấu hình và phân tích; các số này được trình bày riêng với kết quả của đợt truy vấn vừa xuất.</w:t>
       </w:r>
     </w:p>
     <w:p>
@@ -21886,20 +21935,24 @@
         <w:pStyle w:val="Heading2"/>
         <w:pageBreakBefore/>
       </w:pPr>
-      <w:bookmarkStart w:id="167" w:name="_Toc242867486"/>
-      <w:bookmarkStart w:id="168" w:name="_Toc242869297"/>
-      <w:bookmarkStart w:id="169" w:name="_Toc242869457"/>
-      <w:bookmarkStart w:id="170" w:name="_Toc242871594"/>
-      <w:bookmarkStart w:id="171" w:name="_Toc242871782"/>
+      <w:bookmarkStart w:id="225" w:name="_Toc242867486"/>
+      <w:bookmarkStart w:id="226" w:name="_Toc242869297"/>
+      <w:bookmarkStart w:id="227" w:name="_Toc242869457"/>
+      <w:bookmarkStart w:id="228" w:name="_Toc242871594"/>
+      <w:bookmarkStart w:id="229" w:name="_Toc242871782"/>
+      <w:bookmarkStart w:id="230" w:name="_Toc242872970"/>
+      <w:bookmarkStart w:id="231" w:name="_Toc242874474"/>
       <w:r>
         <w:lastRenderedPageBreak/>
         <w:t>5.4 Chi phí từ Cost Explorer</w:t>
       </w:r>
-      <w:bookmarkEnd w:id="167"/>
-      <w:bookmarkEnd w:id="168"/>
-      <w:bookmarkEnd w:id="169"/>
-      <w:bookmarkEnd w:id="170"/>
-      <w:bookmarkEnd w:id="171"/>
+      <w:bookmarkEnd w:id="225"/>
+      <w:bookmarkEnd w:id="226"/>
+      <w:bookmarkEnd w:id="227"/>
+      <w:bookmarkEnd w:id="228"/>
+      <w:bookmarkEnd w:id="229"/>
+      <w:bookmarkEnd w:id="230"/>
+      <w:bookmarkEnd w:id="231"/>
     </w:p>
     <w:p>
       <w:pPr>
@@ -21949,7 +22002,7 @@
                 <w:b/>
                 <w:sz w:val="22"/>
               </w:rPr>
-              <w:t>Tài khoản</w:t>
+              <w:t>Sinh viên</w:t>
             </w:r>
           </w:p>
         </w:tc>
@@ -22037,7 +22090,7 @@
               <w:rPr>
                 <w:sz w:val="22"/>
               </w:rPr>
-              <w:t>Sơn</w:t>
+              <w:t>Tiến Sơn</w:t>
             </w:r>
           </w:p>
         </w:tc>
@@ -22118,7 +22171,7 @@
               <w:rPr>
                 <w:sz w:val="22"/>
               </w:rPr>
-              <w:t>Quyên</w:t>
+              <w:t>Ngọc Quyên</w:t>
             </w:r>
           </w:p>
         </w:tc>
@@ -22185,7 +22238,7 @@
         <w:ind w:firstLine="504"/>
       </w:pPr>
       <w:r>
-        <w:t>Cost Explorer trả về −0,0000000764 USD cho tài khoản Sơn và 0,0267146366 USD cho tài khoản Quyên trong phạm vi Tuần 2 của lần đọc. Giá trị âm rất nhỏ được giữ nguyên, không đổi thành chi phí dương hoặc bỏ đi. Khi trình bày làm tròn đến cent, cả hai lần lượt xấp xỉ 0,00 USD và 0,03 USD.</w:t>
+        <w:t>Báo cáo dữ liệu của sinh viên Tiến Sơn ghi nhận UnblendedCost là −0,0000000764 USD; báo cáo của sinh viên Ngọc Quyên ghi nhận 0,0267146366 USD trong phạm vi Tuần 2. Giá trị gốc được giữ nguyên. Khi làm tròn đến cent, các giá trị lần lượt xấp xỉ 0,00 USD và 0,03 USD.</w:t>
       </w:r>
     </w:p>
     <w:p>
@@ -22194,7 +22247,7 @@
         <w:ind w:firstLine="504"/>
       </w:pPr>
       <w:r>
-        <w:t>Kết quả có cờ Estimated và tổng hợp theo tài khoản, dịch vụ, ngày; không phải hóa đơn cuối cùng hay chi phí được phân bổ riêng bằng tag dự án. Dữ liệu chi tiết không bị thay thế bằng dự báo chi phí tháng. Các dịch vụ, đơn vị và cờ ước tính được giữ trong CSV để đối chiếu.</w:t>
+        <w:t>Kết quả có cờ Estimated và được tổng hợp theo môi trường AWS của từng sinh viên, dịch vụ và ngày. Các số này mô tả chi phí ghi nhận trong từng báo cáo dữ liệu, chưa phải hóa đơn cuối cùng hoặc chi phí phân bổ riêng bằng tag dự án. CSV giữ giá trị gốc, đơn vị và cờ ước tính.</w:t>
       </w:r>
     </w:p>
     <w:p>
@@ -22203,38 +22256,46 @@
         <w:pageBreakBefore/>
         <w:jc w:val="left"/>
       </w:pPr>
-      <w:bookmarkStart w:id="172" w:name="_Toc242867487"/>
-      <w:bookmarkStart w:id="173" w:name="_Toc242869298"/>
-      <w:bookmarkStart w:id="174" w:name="_Toc242869458"/>
-      <w:bookmarkStart w:id="175" w:name="_Toc242871595"/>
-      <w:bookmarkStart w:id="176" w:name="_Toc242871783"/>
+      <w:bookmarkStart w:id="232" w:name="_Toc242867487"/>
+      <w:bookmarkStart w:id="233" w:name="_Toc242869298"/>
+      <w:bookmarkStart w:id="234" w:name="_Toc242869458"/>
+      <w:bookmarkStart w:id="235" w:name="_Toc242871595"/>
+      <w:bookmarkStart w:id="236" w:name="_Toc242871783"/>
+      <w:bookmarkStart w:id="237" w:name="_Toc242872971"/>
+      <w:bookmarkStart w:id="238" w:name="_Toc242874475"/>
       <w:r>
         <w:lastRenderedPageBreak/>
         <w:t>Chương 6 Tổng hợp kết quả Tuần 2</w:t>
       </w:r>
-      <w:bookmarkEnd w:id="172"/>
-      <w:bookmarkEnd w:id="173"/>
-      <w:bookmarkEnd w:id="174"/>
-      <w:bookmarkEnd w:id="175"/>
-      <w:bookmarkEnd w:id="176"/>
+      <w:bookmarkEnd w:id="232"/>
+      <w:bookmarkEnd w:id="233"/>
+      <w:bookmarkEnd w:id="234"/>
+      <w:bookmarkEnd w:id="235"/>
+      <w:bookmarkEnd w:id="236"/>
+      <w:bookmarkEnd w:id="237"/>
+      <w:bookmarkEnd w:id="238"/>
     </w:p>
     <w:p>
       <w:pPr>
         <w:pStyle w:val="Heading2"/>
       </w:pPr>
-      <w:bookmarkStart w:id="177" w:name="_Toc242867488"/>
-      <w:bookmarkStart w:id="178" w:name="_Toc242869299"/>
-      <w:bookmarkStart w:id="179" w:name="_Toc242869459"/>
-      <w:bookmarkStart w:id="180" w:name="_Toc242871596"/>
-      <w:bookmarkStart w:id="181" w:name="_Toc242871784"/>
+      <w:bookmarkStart w:id="239" w:name="_Toc242867488"/>
+      <w:bookmarkStart w:id="240" w:name="_Toc242869299"/>
+      <w:bookmarkStart w:id="241" w:name="_Toc242869459"/>
+      <w:bookmarkStart w:id="242" w:name="_Toc242871596"/>
+      <w:bookmarkStart w:id="243" w:name="_Toc242871784"/>
+      <w:bookmarkStart w:id="244" w:name="_Toc242872972"/>
+      <w:bookmarkStart w:id="245" w:name="_Toc242874476"/>
       <w:r>
         <w:t>6.1 Sản phẩm dữ liệu và phân tích</w:t>
       </w:r>
-      <w:bookmarkEnd w:id="177"/>
-      <w:bookmarkEnd w:id="178"/>
-      <w:bookmarkEnd w:id="179"/>
-      <w:bookmarkEnd w:id="180"/>
-      <w:bookmarkEnd w:id="181"/>
+      <w:bookmarkEnd w:id="239"/>
+      <w:bookmarkEnd w:id="240"/>
+      <w:bookmarkEnd w:id="241"/>
+      <w:bookmarkEnd w:id="242"/>
+      <w:bookmarkEnd w:id="243"/>
+      <w:bookmarkEnd w:id="244"/>
+      <w:bookmarkEnd w:id="245"/>
     </w:p>
     <w:p>
       <w:pPr>
@@ -22347,7 +22408,7 @@
               <w:rPr>
                 <w:sz w:val="22"/>
               </w:rPr>
-              <w:t>435 bản ghi raw từ hai tài khoản; CSV riêng mỗi nguồn và bản sao tệp NDJSON.</w:t>
+              <w:t>435 bản ghi raw trong hai báo cáo dữ liệu; CSV và tệp NDJSON được lưu riêng theo sinh viên.</w:t>
             </w:r>
           </w:p>
         </w:tc>
@@ -22391,7 +22452,7 @@
               <w:rPr>
                 <w:sz w:val="22"/>
               </w:rPr>
-              <w:t>84 dòng nguồn: 27 của Sơn và 57 của Quyên; phân tích riêng tài khoản.</w:t>
+              <w:t>84 dòng nguồn: 27 của sinh viên Tiến Sơn và 57 của sinh viên Ngọc Quyên; phân tích riêng từng bộ dữ liệu.</w:t>
             </w:r>
           </w:p>
         </w:tc>
@@ -22574,19 +22635,23 @@
       <w:pPr>
         <w:pStyle w:val="Heading2"/>
       </w:pPr>
-      <w:bookmarkStart w:id="182" w:name="_Toc242867489"/>
-      <w:bookmarkStart w:id="183" w:name="_Toc242869300"/>
-      <w:bookmarkStart w:id="184" w:name="_Toc242869460"/>
-      <w:bookmarkStart w:id="185" w:name="_Toc242871597"/>
-      <w:bookmarkStart w:id="186" w:name="_Toc242871785"/>
+      <w:bookmarkStart w:id="246" w:name="_Toc242867489"/>
+      <w:bookmarkStart w:id="247" w:name="_Toc242869300"/>
+      <w:bookmarkStart w:id="248" w:name="_Toc242869460"/>
+      <w:bookmarkStart w:id="249" w:name="_Toc242871597"/>
+      <w:bookmarkStart w:id="250" w:name="_Toc242871785"/>
+      <w:bookmarkStart w:id="251" w:name="_Toc242872973"/>
+      <w:bookmarkStart w:id="252" w:name="_Toc242874477"/>
       <w:r>
         <w:t>6.2 Kết luận trong phạm vi mẫu đã thu thập</w:t>
       </w:r>
-      <w:bookmarkEnd w:id="182"/>
-      <w:bookmarkEnd w:id="183"/>
-      <w:bookmarkEnd w:id="184"/>
-      <w:bookmarkEnd w:id="185"/>
-      <w:bookmarkEnd w:id="186"/>
+      <w:bookmarkEnd w:id="246"/>
+      <w:bookmarkEnd w:id="247"/>
+      <w:bookmarkEnd w:id="248"/>
+      <w:bookmarkEnd w:id="249"/>
+      <w:bookmarkEnd w:id="250"/>
+      <w:bookmarkEnd w:id="251"/>
+      <w:bookmarkEnd w:id="252"/>
     </w:p>
     <w:p>
       <w:pPr>
@@ -22594,7 +22659,7 @@
         <w:ind w:firstLine="504"/>
       </w:pPr>
       <w:r>
-        <w:t>Dữ liệu Tuần 2 của cả hai tài khoản cùng cho thấy Hà Nội có AQI và PM2.5 cao nhất trong ba đô thị; các mẫu Hà Nội đều thỏa ngưỡng cảnh báo của dự án. Đà Nẵng có AQI thấp nhất, TP. Hồ Chí Minh nằm giữa. Phân bố, trung vị, biến thiên theo giờ và đối chiếu ghép giờ giúp giải thích kết quả trung bình mà không gộp trùng dữ liệu lịch sử.</w:t>
+        <w:t>Hai báo cáo dữ liệu Tuần 2 của sinh viên Tiến Sơn và sinh viên Ngọc Quyên cùng ghi nhận Hà Nội có AQI và PM2.5 cao nhất trong ba đô thị; các mẫu Hà Nội đều thỏa ngưỡng cảnh báo của dự án. Đà Nẵng có AQI thấp nhất, TP. Hồ Chí Minh nằm giữa. Phân bố mẫu, trung vị, diễn biến theo giờ và đối chiếu cùng giờ được trình bày riêng để giải thích kết quả của từng bộ dữ liệu.</w:t>
       </w:r>
     </w:p>
     <w:p>
@@ -22603,7 +22668,7 @@
         <w:ind w:firstLine="504"/>
       </w:pPr>
       <w:r>
-        <w:t>Tập mẫu mới bao phủ hai ngày và 9 giờ quan trắc riêng mỗi tài khoản, vì vậy các kết quả được giới hạn trong phần dữ liệu đã có của Tuần 2. Các hệ số tương quan lớn không chứng minh quan hệ nhân quả. Lọc phân vùng đã giảm byte quét trong phép đối chứng, còn thời gian engine vẫn cần đọc theo từng lượt cụ thể.</w:t>
+        <w:t>Mỗi bộ báo cáo dữ liệu hiện bao phủ hai ngày và 9 giờ quan trắc, nên các kết luận giới hạn trong mẫu đã có của Tuần 2. Các hệ số tương quan lớn không chứng minh quan hệ nhân quả. Phép đối chứng lọc phân vùng ghi nhận giảm byte quét; thời gian engine được diễn giải theo từng lượt cụ thể.</w:t>
       </w:r>
     </w:p>
     <w:p>
@@ -22616,7 +22681,7 @@
       </w:r>
     </w:p>
     <w:sectPr>
-      <w:footerReference w:type="default" r:id="rId31"/>
+      <w:footerReference w:type="default" r:id="rId30"/>
       <w:pgSz w:w="12240" w:h="15840"/>
       <w:pgMar w:top="1224" w:right="1080" w:bottom="1080" w:left="1224" w:header="432" w:footer="576" w:gutter="0"/>
       <w:pgNumType w:start="1"/>

--- a/tuan_2/docs/Bao_cao_tuan_2_Dien_toan_dam_may_Nhom_05.docx
+++ b/tuan_2/docs/Bao_cao_tuan_2_Dien_toan_dam_may_Nhom_05.docx
@@ -425,7 +425,7 @@
         <w:ind w:firstLine="504"/>
       </w:pPr>
       <w:r>
-        <w:t>Hà Nội có AQI trung bình Tuần 2 đạt 163,56 và 163,05; TP. Hồ Chí Minh đạt 78,00 và 79,05; Đà Nẵng đạt 35,44 và 35,37. Báo cáo trình bày 16 biểu đồ từ dữ liệu thực tế, 24 truy vấn Athena mới thành công, phân bố mẫu, biến thiên theo giờ, ngưỡng cảnh báo, tương quan khí tượng và mức sử dụng tài nguyên. Các kết luận giới hạn trong mẫu đã thu thập.</w:t>
+        <w:t>Hà Nội có AQI trung bình Tuần 2 đạt 163,56 và 163,05; TP. Hồ Chí Minh đạt 78,00 và 79,05; Đà Nẵng đạt 35,44 và 35,37. Báo cáo trình bày 18 biểu đồ từ dữ liệu thực tế, 24 truy vấn Athena mới thành công, phân bố mẫu, biến thiên theo giờ, ngưỡng cảnh báo, tương quan khí tượng và mức sử dụng tài nguyên. Các kết luận giới hạn trong mẫu đã thu thập.</w:t>
       </w:r>
     </w:p>
     <w:p>
@@ -545,7 +545,7 @@
         </w:rPr>
         <w:fldChar w:fldCharType="separate"/>
       </w:r>
-      <w:hyperlink w:anchor="_Toc242874440" w:history="1">
+      <w:hyperlink w:anchor="_Toc242876903" w:history="1">
         <w:r>
           <w:rPr>
             <w:rStyle w:val="Hyperlink"/>
@@ -572,7 +572,7 @@
             <w:noProof/>
             <w:webHidden/>
           </w:rPr>
-          <w:instrText xml:space="preserve"> PAGEREF _Toc242874440 \h </w:instrText>
+          <w:instrText xml:space="preserve"> PAGEREF _Toc242876903 \h </w:instrText>
         </w:r>
         <w:r>
           <w:rPr>
@@ -619,7 +619,7 @@
           <w14:ligatures w14:val="standardContextual"/>
         </w:rPr>
       </w:pPr>
-      <w:hyperlink w:anchor="_Toc242874441" w:history="1">
+      <w:hyperlink w:anchor="_Toc242876904" w:history="1">
         <w:r>
           <w:rPr>
             <w:rStyle w:val="Hyperlink"/>
@@ -646,7 +646,7 @@
             <w:noProof/>
             <w:webHidden/>
           </w:rPr>
-          <w:instrText xml:space="preserve"> PAGEREF _Toc242874441 \h </w:instrText>
+          <w:instrText xml:space="preserve"> PAGEREF _Toc242876904 \h </w:instrText>
         </w:r>
         <w:r>
           <w:rPr>
@@ -693,7 +693,7 @@
           <w14:ligatures w14:val="standardContextual"/>
         </w:rPr>
       </w:pPr>
-      <w:hyperlink w:anchor="_Toc242874442" w:history="1">
+      <w:hyperlink w:anchor="_Toc242876905" w:history="1">
         <w:r>
           <w:rPr>
             <w:rStyle w:val="Hyperlink"/>
@@ -720,7 +720,7 @@
             <w:noProof/>
             <w:webHidden/>
           </w:rPr>
-          <w:instrText xml:space="preserve"> PAGEREF _Toc242874442 \h </w:instrText>
+          <w:instrText xml:space="preserve"> PAGEREF _Toc242876905 \h </w:instrText>
         </w:r>
         <w:r>
           <w:rPr>
@@ -767,7 +767,7 @@
           <w14:ligatures w14:val="standardContextual"/>
         </w:rPr>
       </w:pPr>
-      <w:hyperlink w:anchor="_Toc242874443" w:history="1">
+      <w:hyperlink w:anchor="_Toc242876906" w:history="1">
         <w:r>
           <w:rPr>
             <w:rStyle w:val="Hyperlink"/>
@@ -794,7 +794,7 @@
             <w:noProof/>
             <w:webHidden/>
           </w:rPr>
-          <w:instrText xml:space="preserve"> PAGEREF _Toc242874443 \h </w:instrText>
+          <w:instrText xml:space="preserve"> PAGEREF _Toc242876906 \h </w:instrText>
         </w:r>
         <w:r>
           <w:rPr>
@@ -841,7 +841,7 @@
           <w14:ligatures w14:val="standardContextual"/>
         </w:rPr>
       </w:pPr>
-      <w:hyperlink w:anchor="_Toc242874444" w:history="1">
+      <w:hyperlink w:anchor="_Toc242876907" w:history="1">
         <w:r>
           <w:rPr>
             <w:rStyle w:val="Hyperlink"/>
@@ -868,7 +868,7 @@
             <w:noProof/>
             <w:webHidden/>
           </w:rPr>
-          <w:instrText xml:space="preserve"> PAGEREF _Toc242874444 \h </w:instrText>
+          <w:instrText xml:space="preserve"> PAGEREF _Toc242876907 \h </w:instrText>
         </w:r>
         <w:r>
           <w:rPr>
@@ -916,7 +916,7 @@
           <w14:ligatures w14:val="standardContextual"/>
         </w:rPr>
       </w:pPr>
-      <w:hyperlink w:anchor="_Toc242874445" w:history="1">
+      <w:hyperlink w:anchor="_Toc242876908" w:history="1">
         <w:r>
           <w:rPr>
             <w:rStyle w:val="Hyperlink"/>
@@ -943,7 +943,7 @@
             <w:noProof/>
             <w:webHidden/>
           </w:rPr>
-          <w:instrText xml:space="preserve"> PAGEREF _Toc242874445 \h </w:instrText>
+          <w:instrText xml:space="preserve"> PAGEREF _Toc242876908 \h </w:instrText>
         </w:r>
         <w:r>
           <w:rPr>
@@ -990,7 +990,7 @@
           <w14:ligatures w14:val="standardContextual"/>
         </w:rPr>
       </w:pPr>
-      <w:hyperlink w:anchor="_Toc242874446" w:history="1">
+      <w:hyperlink w:anchor="_Toc242876909" w:history="1">
         <w:r>
           <w:rPr>
             <w:rStyle w:val="Hyperlink"/>
@@ -1017,7 +1017,7 @@
             <w:noProof/>
             <w:webHidden/>
           </w:rPr>
-          <w:instrText xml:space="preserve"> PAGEREF _Toc242874446 \h </w:instrText>
+          <w:instrText xml:space="preserve"> PAGEREF _Toc242876909 \h </w:instrText>
         </w:r>
         <w:r>
           <w:rPr>
@@ -1064,7 +1064,7 @@
           <w14:ligatures w14:val="standardContextual"/>
         </w:rPr>
       </w:pPr>
-      <w:hyperlink w:anchor="_Toc242874447" w:history="1">
+      <w:hyperlink w:anchor="_Toc242876910" w:history="1">
         <w:r>
           <w:rPr>
             <w:rStyle w:val="Hyperlink"/>
@@ -1091,7 +1091,7 @@
             <w:noProof/>
             <w:webHidden/>
           </w:rPr>
-          <w:instrText xml:space="preserve"> PAGEREF _Toc242874447 \h </w:instrText>
+          <w:instrText xml:space="preserve"> PAGEREF _Toc242876910 \h </w:instrText>
         </w:r>
         <w:r>
           <w:rPr>
@@ -1138,7 +1138,7 @@
           <w14:ligatures w14:val="standardContextual"/>
         </w:rPr>
       </w:pPr>
-      <w:hyperlink w:anchor="_Toc242874448" w:history="1">
+      <w:hyperlink w:anchor="_Toc242876911" w:history="1">
         <w:r>
           <w:rPr>
             <w:rStyle w:val="Hyperlink"/>
@@ -1165,7 +1165,7 @@
             <w:noProof/>
             <w:webHidden/>
           </w:rPr>
-          <w:instrText xml:space="preserve"> PAGEREF _Toc242874448 \h </w:instrText>
+          <w:instrText xml:space="preserve"> PAGEREF _Toc242876911 \h </w:instrText>
         </w:r>
         <w:r>
           <w:rPr>
@@ -1212,7 +1212,7 @@
           <w14:ligatures w14:val="standardContextual"/>
         </w:rPr>
       </w:pPr>
-      <w:hyperlink w:anchor="_Toc242874449" w:history="1">
+      <w:hyperlink w:anchor="_Toc242876912" w:history="1">
         <w:r>
           <w:rPr>
             <w:rStyle w:val="Hyperlink"/>
@@ -1239,7 +1239,7 @@
             <w:noProof/>
             <w:webHidden/>
           </w:rPr>
-          <w:instrText xml:space="preserve"> PAGEREF _Toc242874449 \h </w:instrText>
+          <w:instrText xml:space="preserve"> PAGEREF _Toc242876912 \h </w:instrText>
         </w:r>
         <w:r>
           <w:rPr>
@@ -1286,7 +1286,7 @@
           <w14:ligatures w14:val="standardContextual"/>
         </w:rPr>
       </w:pPr>
-      <w:hyperlink w:anchor="_Toc242874450" w:history="1">
+      <w:hyperlink w:anchor="_Toc242876913" w:history="1">
         <w:r>
           <w:rPr>
             <w:rStyle w:val="Hyperlink"/>
@@ -1313,7 +1313,7 @@
             <w:noProof/>
             <w:webHidden/>
           </w:rPr>
-          <w:instrText xml:space="preserve"> PAGEREF _Toc242874450 \h </w:instrText>
+          <w:instrText xml:space="preserve"> PAGEREF _Toc242876913 \h </w:instrText>
         </w:r>
         <w:r>
           <w:rPr>
@@ -1360,7 +1360,7 @@
           <w14:ligatures w14:val="standardContextual"/>
         </w:rPr>
       </w:pPr>
-      <w:hyperlink w:anchor="_Toc242874451" w:history="1">
+      <w:hyperlink w:anchor="_Toc242876914" w:history="1">
         <w:r>
           <w:rPr>
             <w:rStyle w:val="Hyperlink"/>
@@ -1387,7 +1387,7 @@
             <w:noProof/>
             <w:webHidden/>
           </w:rPr>
-          <w:instrText xml:space="preserve"> PAGEREF _Toc242874451 \h </w:instrText>
+          <w:instrText xml:space="preserve"> PAGEREF _Toc242876914 \h </w:instrText>
         </w:r>
         <w:r>
           <w:rPr>
@@ -1434,7 +1434,7 @@
           <w14:ligatures w14:val="standardContextual"/>
         </w:rPr>
       </w:pPr>
-      <w:hyperlink w:anchor="_Toc242874452" w:history="1">
+      <w:hyperlink w:anchor="_Toc242876915" w:history="1">
         <w:r>
           <w:rPr>
             <w:rStyle w:val="Hyperlink"/>
@@ -1461,7 +1461,7 @@
             <w:noProof/>
             <w:webHidden/>
           </w:rPr>
-          <w:instrText xml:space="preserve"> PAGEREF _Toc242874452 \h </w:instrText>
+          <w:instrText xml:space="preserve"> PAGEREF _Toc242876915 \h </w:instrText>
         </w:r>
         <w:r>
           <w:rPr>
@@ -1509,7 +1509,7 @@
           <w14:ligatures w14:val="standardContextual"/>
         </w:rPr>
       </w:pPr>
-      <w:hyperlink w:anchor="_Toc242874453" w:history="1">
+      <w:hyperlink w:anchor="_Toc242876916" w:history="1">
         <w:r>
           <w:rPr>
             <w:rStyle w:val="Hyperlink"/>
@@ -1536,7 +1536,7 @@
             <w:noProof/>
             <w:webHidden/>
           </w:rPr>
-          <w:instrText xml:space="preserve"> PAGEREF _Toc242874453 \h </w:instrText>
+          <w:instrText xml:space="preserve"> PAGEREF _Toc242876916 \h </w:instrText>
         </w:r>
         <w:r>
           <w:rPr>
@@ -1583,7 +1583,7 @@
           <w14:ligatures w14:val="standardContextual"/>
         </w:rPr>
       </w:pPr>
-      <w:hyperlink w:anchor="_Toc242874454" w:history="1">
+      <w:hyperlink w:anchor="_Toc242876917" w:history="1">
         <w:r>
           <w:rPr>
             <w:rStyle w:val="Hyperlink"/>
@@ -1610,7 +1610,7 @@
             <w:noProof/>
             <w:webHidden/>
           </w:rPr>
-          <w:instrText xml:space="preserve"> PAGEREF _Toc242874454 \h </w:instrText>
+          <w:instrText xml:space="preserve"> PAGEREF _Toc242876917 \h </w:instrText>
         </w:r>
         <w:r>
           <w:rPr>
@@ -1657,7 +1657,7 @@
           <w14:ligatures w14:val="standardContextual"/>
         </w:rPr>
       </w:pPr>
-      <w:hyperlink w:anchor="_Toc242874455" w:history="1">
+      <w:hyperlink w:anchor="_Toc242876918" w:history="1">
         <w:r>
           <w:rPr>
             <w:rStyle w:val="Hyperlink"/>
@@ -1684,7 +1684,7 @@
             <w:noProof/>
             <w:webHidden/>
           </w:rPr>
-          <w:instrText xml:space="preserve"> PAGEREF _Toc242874455 \h </w:instrText>
+          <w:instrText xml:space="preserve"> PAGEREF _Toc242876918 \h </w:instrText>
         </w:r>
         <w:r>
           <w:rPr>
@@ -1731,7 +1731,7 @@
           <w14:ligatures w14:val="standardContextual"/>
         </w:rPr>
       </w:pPr>
-      <w:hyperlink w:anchor="_Toc242874456" w:history="1">
+      <w:hyperlink w:anchor="_Toc242876919" w:history="1">
         <w:r>
           <w:rPr>
             <w:rStyle w:val="Hyperlink"/>
@@ -1758,7 +1758,7 @@
             <w:noProof/>
             <w:webHidden/>
           </w:rPr>
-          <w:instrText xml:space="preserve"> PAGEREF _Toc242874456 \h </w:instrText>
+          <w:instrText xml:space="preserve"> PAGEREF _Toc242876919 \h </w:instrText>
         </w:r>
         <w:r>
           <w:rPr>
@@ -1805,7 +1805,7 @@
           <w14:ligatures w14:val="standardContextual"/>
         </w:rPr>
       </w:pPr>
-      <w:hyperlink w:anchor="_Toc242874457" w:history="1">
+      <w:hyperlink w:anchor="_Toc242876920" w:history="1">
         <w:r>
           <w:rPr>
             <w:rStyle w:val="Hyperlink"/>
@@ -1832,7 +1832,7 @@
             <w:noProof/>
             <w:webHidden/>
           </w:rPr>
-          <w:instrText xml:space="preserve"> PAGEREF _Toc242874457 \h </w:instrText>
+          <w:instrText xml:space="preserve"> PAGEREF _Toc242876920 \h </w:instrText>
         </w:r>
         <w:r>
           <w:rPr>
@@ -1879,7 +1879,7 @@
           <w14:ligatures w14:val="standardContextual"/>
         </w:rPr>
       </w:pPr>
-      <w:hyperlink w:anchor="_Toc242874458" w:history="1">
+      <w:hyperlink w:anchor="_Toc242876921" w:history="1">
         <w:r>
           <w:rPr>
             <w:rStyle w:val="Hyperlink"/>
@@ -1906,7 +1906,7 @@
             <w:noProof/>
             <w:webHidden/>
           </w:rPr>
-          <w:instrText xml:space="preserve"> PAGEREF _Toc242874458 \h </w:instrText>
+          <w:instrText xml:space="preserve"> PAGEREF _Toc242876921 \h </w:instrText>
         </w:r>
         <w:r>
           <w:rPr>
@@ -1953,7 +1953,7 @@
           <w14:ligatures w14:val="standardContextual"/>
         </w:rPr>
       </w:pPr>
-      <w:hyperlink w:anchor="_Toc242874459" w:history="1">
+      <w:hyperlink w:anchor="_Toc242876922" w:history="1">
         <w:r>
           <w:rPr>
             <w:rStyle w:val="Hyperlink"/>
@@ -1980,7 +1980,7 @@
             <w:noProof/>
             <w:webHidden/>
           </w:rPr>
-          <w:instrText xml:space="preserve"> PAGEREF _Toc242874459 \h </w:instrText>
+          <w:instrText xml:space="preserve"> PAGEREF _Toc242876922 \h </w:instrText>
         </w:r>
         <w:r>
           <w:rPr>
@@ -2027,7 +2027,7 @@
           <w14:ligatures w14:val="standardContextual"/>
         </w:rPr>
       </w:pPr>
-      <w:hyperlink w:anchor="_Toc242874460" w:history="1">
+      <w:hyperlink w:anchor="_Toc242876923" w:history="1">
         <w:r>
           <w:rPr>
             <w:rStyle w:val="Hyperlink"/>
@@ -2054,7 +2054,7 @@
             <w:noProof/>
             <w:webHidden/>
           </w:rPr>
-          <w:instrText xml:space="preserve"> PAGEREF _Toc242874460 \h </w:instrText>
+          <w:instrText xml:space="preserve"> PAGEREF _Toc242876923 \h </w:instrText>
         </w:r>
         <w:r>
           <w:rPr>
@@ -2101,7 +2101,7 @@
           <w14:ligatures w14:val="standardContextual"/>
         </w:rPr>
       </w:pPr>
-      <w:hyperlink w:anchor="_Toc242874461" w:history="1">
+      <w:hyperlink w:anchor="_Toc242876924" w:history="1">
         <w:r>
           <w:rPr>
             <w:rStyle w:val="Hyperlink"/>
@@ -2128,7 +2128,7 @@
             <w:noProof/>
             <w:webHidden/>
           </w:rPr>
-          <w:instrText xml:space="preserve"> PAGEREF _Toc242874461 \h </w:instrText>
+          <w:instrText xml:space="preserve"> PAGEREF _Toc242876924 \h </w:instrText>
         </w:r>
         <w:r>
           <w:rPr>
@@ -2175,7 +2175,7 @@
           <w14:ligatures w14:val="standardContextual"/>
         </w:rPr>
       </w:pPr>
-      <w:hyperlink w:anchor="_Toc242874462" w:history="1">
+      <w:hyperlink w:anchor="_Toc242876925" w:history="1">
         <w:r>
           <w:rPr>
             <w:rStyle w:val="Hyperlink"/>
@@ -2202,7 +2202,7 @@
             <w:noProof/>
             <w:webHidden/>
           </w:rPr>
-          <w:instrText xml:space="preserve"> PAGEREF _Toc242874462 \h </w:instrText>
+          <w:instrText xml:space="preserve"> PAGEREF _Toc242876925 \h </w:instrText>
         </w:r>
         <w:r>
           <w:rPr>
@@ -2249,7 +2249,7 @@
           <w14:ligatures w14:val="standardContextual"/>
         </w:rPr>
       </w:pPr>
-      <w:hyperlink w:anchor="_Toc242874463" w:history="1">
+      <w:hyperlink w:anchor="_Toc242876926" w:history="1">
         <w:r>
           <w:rPr>
             <w:rStyle w:val="Hyperlink"/>
@@ -2276,7 +2276,7 @@
             <w:noProof/>
             <w:webHidden/>
           </w:rPr>
-          <w:instrText xml:space="preserve"> PAGEREF _Toc242874463 \h </w:instrText>
+          <w:instrText xml:space="preserve"> PAGEREF _Toc242876926 \h </w:instrText>
         </w:r>
         <w:r>
           <w:rPr>
@@ -2323,7 +2323,7 @@
           <w14:ligatures w14:val="standardContextual"/>
         </w:rPr>
       </w:pPr>
-      <w:hyperlink w:anchor="_Toc242874464" w:history="1">
+      <w:hyperlink w:anchor="_Toc242876927" w:history="1">
         <w:r>
           <w:rPr>
             <w:rStyle w:val="Hyperlink"/>
@@ -2350,7 +2350,7 @@
             <w:noProof/>
             <w:webHidden/>
           </w:rPr>
-          <w:instrText xml:space="preserve"> PAGEREF _Toc242874464 \h </w:instrText>
+          <w:instrText xml:space="preserve"> PAGEREF _Toc242876927 \h </w:instrText>
         </w:r>
         <w:r>
           <w:rPr>
@@ -2397,7 +2397,7 @@
           <w14:ligatures w14:val="standardContextual"/>
         </w:rPr>
       </w:pPr>
-      <w:hyperlink w:anchor="_Toc242874465" w:history="1">
+      <w:hyperlink w:anchor="_Toc242876928" w:history="1">
         <w:r>
           <w:rPr>
             <w:rStyle w:val="Hyperlink"/>
@@ -2424,7 +2424,7 @@
             <w:noProof/>
             <w:webHidden/>
           </w:rPr>
-          <w:instrText xml:space="preserve"> PAGEREF _Toc242874465 \h </w:instrText>
+          <w:instrText xml:space="preserve"> PAGEREF _Toc242876928 \h </w:instrText>
         </w:r>
         <w:r>
           <w:rPr>
@@ -2472,7 +2472,7 @@
           <w14:ligatures w14:val="standardContextual"/>
         </w:rPr>
       </w:pPr>
-      <w:hyperlink w:anchor="_Toc242874466" w:history="1">
+      <w:hyperlink w:anchor="_Toc242876929" w:history="1">
         <w:r>
           <w:rPr>
             <w:rStyle w:val="Hyperlink"/>
@@ -2499,304 +2499,7 @@
             <w:noProof/>
             <w:webHidden/>
           </w:rPr>
-          <w:instrText xml:space="preserve"> PAGEREF _Toc242874466 \h </w:instrText>
-        </w:r>
-        <w:r>
-          <w:rPr>
-            <w:noProof/>
-            <w:webHidden/>
-          </w:rPr>
-        </w:r>
-        <w:r>
-          <w:rPr>
-            <w:noProof/>
-            <w:webHidden/>
-          </w:rPr>
-          <w:fldChar w:fldCharType="separate"/>
-        </w:r>
-        <w:r>
-          <w:rPr>
-            <w:noProof/>
-            <w:webHidden/>
-          </w:rPr>
-          <w:t>24</w:t>
-        </w:r>
-        <w:r>
-          <w:rPr>
-            <w:noProof/>
-            <w:webHidden/>
-          </w:rPr>
-          <w:fldChar w:fldCharType="end"/>
-        </w:r>
-      </w:hyperlink>
-    </w:p>
-    <w:p>
-      <w:pPr>
-        <w:pStyle w:val="TOC2"/>
-        <w:tabs>
-          <w:tab w:val="right" w:leader="dot" w:pos="9926"/>
-        </w:tabs>
-        <w:rPr>
-          <w:rFonts w:asciiTheme="minorHAnsi" w:eastAsiaTheme="minorEastAsia" w:hAnsiTheme="minorHAnsi" w:cstheme="minorBidi"/>
-          <w:noProof/>
-          <w:color w:val="auto"/>
-          <w:kern w:val="2"/>
-          <w:szCs w:val="24"/>
-          <w:lang w:val="en-US" w:eastAsia="ja-JP"/>
-          <w14:ligatures w14:val="standardContextual"/>
-        </w:rPr>
-      </w:pPr>
-      <w:hyperlink w:anchor="_Toc242874467" w:history="1">
-        <w:r>
-          <w:rPr>
-            <w:rStyle w:val="Hyperlink"/>
-            <w:noProof/>
-          </w:rPr>
-          <w:t>4.1 Thời gian thực thi và bộ nhớ Lambda</w:t>
-        </w:r>
-        <w:r>
-          <w:rPr>
-            <w:noProof/>
-            <w:webHidden/>
-          </w:rPr>
-          <w:tab/>
-        </w:r>
-        <w:r>
-          <w:rPr>
-            <w:noProof/>
-            <w:webHidden/>
-          </w:rPr>
-          <w:fldChar w:fldCharType="begin"/>
-        </w:r>
-        <w:r>
-          <w:rPr>
-            <w:noProof/>
-            <w:webHidden/>
-          </w:rPr>
-          <w:instrText xml:space="preserve"> PAGEREF _Toc242874467 \h </w:instrText>
-        </w:r>
-        <w:r>
-          <w:rPr>
-            <w:noProof/>
-            <w:webHidden/>
-          </w:rPr>
-        </w:r>
-        <w:r>
-          <w:rPr>
-            <w:noProof/>
-            <w:webHidden/>
-          </w:rPr>
-          <w:fldChar w:fldCharType="separate"/>
-        </w:r>
-        <w:r>
-          <w:rPr>
-            <w:noProof/>
-            <w:webHidden/>
-          </w:rPr>
-          <w:t>24</w:t>
-        </w:r>
-        <w:r>
-          <w:rPr>
-            <w:noProof/>
-            <w:webHidden/>
-          </w:rPr>
-          <w:fldChar w:fldCharType="end"/>
-        </w:r>
-      </w:hyperlink>
-    </w:p>
-    <w:p>
-      <w:pPr>
-        <w:pStyle w:val="TOC2"/>
-        <w:tabs>
-          <w:tab w:val="right" w:leader="dot" w:pos="9926"/>
-        </w:tabs>
-        <w:rPr>
-          <w:rFonts w:asciiTheme="minorHAnsi" w:eastAsiaTheme="minorEastAsia" w:hAnsiTheme="minorHAnsi" w:cstheme="minorBidi"/>
-          <w:noProof/>
-          <w:color w:val="auto"/>
-          <w:kern w:val="2"/>
-          <w:szCs w:val="24"/>
-          <w:lang w:val="en-US" w:eastAsia="ja-JP"/>
-          <w14:ligatures w14:val="standardContextual"/>
-        </w:rPr>
-      </w:pPr>
-      <w:hyperlink w:anchor="_Toc242874468" w:history="1">
-        <w:r>
-          <w:rPr>
-            <w:rStyle w:val="Hyperlink"/>
-            <w:noProof/>
-          </w:rPr>
-          <w:t>4.2 Lịch thu thập và thông báo SNS</w:t>
-        </w:r>
-        <w:r>
-          <w:rPr>
-            <w:noProof/>
-            <w:webHidden/>
-          </w:rPr>
-          <w:tab/>
-        </w:r>
-        <w:r>
-          <w:rPr>
-            <w:noProof/>
-            <w:webHidden/>
-          </w:rPr>
-          <w:fldChar w:fldCharType="begin"/>
-        </w:r>
-        <w:r>
-          <w:rPr>
-            <w:noProof/>
-            <w:webHidden/>
-          </w:rPr>
-          <w:instrText xml:space="preserve"> PAGEREF _Toc242874468 \h </w:instrText>
-        </w:r>
-        <w:r>
-          <w:rPr>
-            <w:noProof/>
-            <w:webHidden/>
-          </w:rPr>
-        </w:r>
-        <w:r>
-          <w:rPr>
-            <w:noProof/>
-            <w:webHidden/>
-          </w:rPr>
-          <w:fldChar w:fldCharType="separate"/>
-        </w:r>
-        <w:r>
-          <w:rPr>
-            <w:noProof/>
-            <w:webHidden/>
-          </w:rPr>
-          <w:t>25</w:t>
-        </w:r>
-        <w:r>
-          <w:rPr>
-            <w:noProof/>
-            <w:webHidden/>
-          </w:rPr>
-          <w:fldChar w:fldCharType="end"/>
-        </w:r>
-      </w:hyperlink>
-    </w:p>
-    <w:p>
-      <w:pPr>
-        <w:pStyle w:val="TOC2"/>
-        <w:tabs>
-          <w:tab w:val="right" w:leader="dot" w:pos="9926"/>
-        </w:tabs>
-        <w:rPr>
-          <w:rFonts w:asciiTheme="minorHAnsi" w:eastAsiaTheme="minorEastAsia" w:hAnsiTheme="minorHAnsi" w:cstheme="minorBidi"/>
-          <w:noProof/>
-          <w:color w:val="auto"/>
-          <w:kern w:val="2"/>
-          <w:szCs w:val="24"/>
-          <w:lang w:val="en-US" w:eastAsia="ja-JP"/>
-          <w14:ligatures w14:val="standardContextual"/>
-        </w:rPr>
-      </w:pPr>
-      <w:hyperlink w:anchor="_Toc242874469" w:history="1">
-        <w:r>
-          <w:rPr>
-            <w:rStyle w:val="Hyperlink"/>
-            <w:noProof/>
-          </w:rPr>
-          <w:t>4.3 Đối chiếu sự nhất quán của chỉ số vận hành</w:t>
-        </w:r>
-        <w:r>
-          <w:rPr>
-            <w:noProof/>
-            <w:webHidden/>
-          </w:rPr>
-          <w:tab/>
-        </w:r>
-        <w:r>
-          <w:rPr>
-            <w:noProof/>
-            <w:webHidden/>
-          </w:rPr>
-          <w:fldChar w:fldCharType="begin"/>
-        </w:r>
-        <w:r>
-          <w:rPr>
-            <w:noProof/>
-            <w:webHidden/>
-          </w:rPr>
-          <w:instrText xml:space="preserve"> PAGEREF _Toc242874469 \h </w:instrText>
-        </w:r>
-        <w:r>
-          <w:rPr>
-            <w:noProof/>
-            <w:webHidden/>
-          </w:rPr>
-        </w:r>
-        <w:r>
-          <w:rPr>
-            <w:noProof/>
-            <w:webHidden/>
-          </w:rPr>
-          <w:fldChar w:fldCharType="separate"/>
-        </w:r>
-        <w:r>
-          <w:rPr>
-            <w:noProof/>
-            <w:webHidden/>
-          </w:rPr>
-          <w:t>25</w:t>
-        </w:r>
-        <w:r>
-          <w:rPr>
-            <w:noProof/>
-            <w:webHidden/>
-          </w:rPr>
-          <w:fldChar w:fldCharType="end"/>
-        </w:r>
-      </w:hyperlink>
-    </w:p>
-    <w:p>
-      <w:pPr>
-        <w:pStyle w:val="TOC1"/>
-        <w:tabs>
-          <w:tab w:val="right" w:leader="dot" w:pos="9926"/>
-        </w:tabs>
-        <w:rPr>
-          <w:rFonts w:asciiTheme="minorHAnsi" w:eastAsiaTheme="minorEastAsia" w:hAnsiTheme="minorHAnsi" w:cstheme="minorBidi"/>
-          <w:b w:val="0"/>
-          <w:noProof/>
-          <w:color w:val="auto"/>
-          <w:kern w:val="2"/>
-          <w:szCs w:val="24"/>
-          <w:lang w:val="en-US" w:eastAsia="ja-JP"/>
-          <w14:ligatures w14:val="standardContextual"/>
-        </w:rPr>
-      </w:pPr>
-      <w:hyperlink w:anchor="_Toc242874470" w:history="1">
-        <w:r>
-          <w:rPr>
-            <w:rStyle w:val="Hyperlink"/>
-            <w:noProof/>
-          </w:rPr>
-          <w:t>Chương 5 Phân tích truy vấn và sử dụng tài nguyên</w:t>
-        </w:r>
-        <w:r>
-          <w:rPr>
-            <w:noProof/>
-            <w:webHidden/>
-          </w:rPr>
-          <w:tab/>
-        </w:r>
-        <w:r>
-          <w:rPr>
-            <w:noProof/>
-            <w:webHidden/>
-          </w:rPr>
-          <w:fldChar w:fldCharType="begin"/>
-        </w:r>
-        <w:r>
-          <w:rPr>
-            <w:noProof/>
-            <w:webHidden/>
-          </w:rPr>
-          <w:instrText xml:space="preserve"> PAGEREF _Toc242874470 \h </w:instrText>
+          <w:instrText xml:space="preserve"> PAGEREF _Toc242876929 \h </w:instrText>
         </w:r>
         <w:r>
           <w:rPr>
@@ -2843,13 +2546,13 @@
           <w14:ligatures w14:val="standardContextual"/>
         </w:rPr>
       </w:pPr>
-      <w:hyperlink w:anchor="_Toc242874471" w:history="1">
+      <w:hyperlink w:anchor="_Toc242876930" w:history="1">
         <w:r>
           <w:rPr>
             <w:rStyle w:val="Hyperlink"/>
             <w:noProof/>
           </w:rPr>
-          <w:t>5.1 Đối chứng hiệu quả lọc phân vùng</w:t>
+          <w:t>4.1 Thời gian thực thi và bộ nhớ Lambda</w:t>
         </w:r>
         <w:r>
           <w:rPr>
@@ -2870,7 +2573,7 @@
             <w:noProof/>
             <w:webHidden/>
           </w:rPr>
-          <w:instrText xml:space="preserve"> PAGEREF _Toc242874471 \h </w:instrText>
+          <w:instrText xml:space="preserve"> PAGEREF _Toc242876930 \h </w:instrText>
         </w:r>
         <w:r>
           <w:rPr>
@@ -2917,13 +2620,13 @@
           <w14:ligatures w14:val="standardContextual"/>
         </w:rPr>
       </w:pPr>
-      <w:hyperlink w:anchor="_Toc242874472" w:history="1">
+      <w:hyperlink w:anchor="_Toc242876931" w:history="1">
         <w:r>
           <w:rPr>
             <w:rStyle w:val="Hyperlink"/>
             <w:noProof/>
           </w:rPr>
-          <w:t>5.2 Hai mươi bốn truy vấn phân tích mới</w:t>
+          <w:t>4.2 Lịch thu thập và thông báo SNS</w:t>
         </w:r>
         <w:r>
           <w:rPr>
@@ -2944,7 +2647,7 @@
             <w:noProof/>
             <w:webHidden/>
           </w:rPr>
-          <w:instrText xml:space="preserve"> PAGEREF _Toc242874472 \h </w:instrText>
+          <w:instrText xml:space="preserve"> PAGEREF _Toc242876931 \h </w:instrText>
         </w:r>
         <w:r>
           <w:rPr>
@@ -2991,13 +2694,13 @@
           <w14:ligatures w14:val="standardContextual"/>
         </w:rPr>
       </w:pPr>
-      <w:hyperlink w:anchor="_Toc242874473" w:history="1">
+      <w:hyperlink w:anchor="_Toc242876932" w:history="1">
         <w:r>
           <w:rPr>
             <w:rStyle w:val="Hyperlink"/>
             <w:noProof/>
           </w:rPr>
-          <w:t>5.3 Lịch sử truy vấn và phạm vi lỗi</w:t>
+          <w:t>4.3 Đối chiếu sự nhất quán của chỉ số vận hành</w:t>
         </w:r>
         <w:r>
           <w:rPr>
@@ -3018,7 +2721,82 @@
             <w:noProof/>
             <w:webHidden/>
           </w:rPr>
-          <w:instrText xml:space="preserve"> PAGEREF _Toc242874473 \h </w:instrText>
+          <w:instrText xml:space="preserve"> PAGEREF _Toc242876932 \h </w:instrText>
+        </w:r>
+        <w:r>
+          <w:rPr>
+            <w:noProof/>
+            <w:webHidden/>
+          </w:rPr>
+        </w:r>
+        <w:r>
+          <w:rPr>
+            <w:noProof/>
+            <w:webHidden/>
+          </w:rPr>
+          <w:fldChar w:fldCharType="separate"/>
+        </w:r>
+        <w:r>
+          <w:rPr>
+            <w:noProof/>
+            <w:webHidden/>
+          </w:rPr>
+          <w:t>27</w:t>
+        </w:r>
+        <w:r>
+          <w:rPr>
+            <w:noProof/>
+            <w:webHidden/>
+          </w:rPr>
+          <w:fldChar w:fldCharType="end"/>
+        </w:r>
+      </w:hyperlink>
+    </w:p>
+    <w:p>
+      <w:pPr>
+        <w:pStyle w:val="TOC1"/>
+        <w:tabs>
+          <w:tab w:val="right" w:leader="dot" w:pos="9926"/>
+        </w:tabs>
+        <w:rPr>
+          <w:rFonts w:asciiTheme="minorHAnsi" w:eastAsiaTheme="minorEastAsia" w:hAnsiTheme="minorHAnsi" w:cstheme="minorBidi"/>
+          <w:b w:val="0"/>
+          <w:noProof/>
+          <w:color w:val="auto"/>
+          <w:kern w:val="2"/>
+          <w:szCs w:val="24"/>
+          <w:lang w:val="en-US" w:eastAsia="ja-JP"/>
+          <w14:ligatures w14:val="standardContextual"/>
+        </w:rPr>
+      </w:pPr>
+      <w:hyperlink w:anchor="_Toc242876933" w:history="1">
+        <w:r>
+          <w:rPr>
+            <w:rStyle w:val="Hyperlink"/>
+            <w:noProof/>
+          </w:rPr>
+          <w:t>Chương 5 Phân tích truy vấn và sử dụng tài nguyên</w:t>
+        </w:r>
+        <w:r>
+          <w:rPr>
+            <w:noProof/>
+            <w:webHidden/>
+          </w:rPr>
+          <w:tab/>
+        </w:r>
+        <w:r>
+          <w:rPr>
+            <w:noProof/>
+            <w:webHidden/>
+          </w:rPr>
+          <w:fldChar w:fldCharType="begin"/>
+        </w:r>
+        <w:r>
+          <w:rPr>
+            <w:noProof/>
+            <w:webHidden/>
+          </w:rPr>
+          <w:instrText xml:space="preserve"> PAGEREF _Toc242876933 \h </w:instrText>
         </w:r>
         <w:r>
           <w:rPr>
@@ -3065,13 +2843,13 @@
           <w14:ligatures w14:val="standardContextual"/>
         </w:rPr>
       </w:pPr>
-      <w:hyperlink w:anchor="_Toc242874474" w:history="1">
+      <w:hyperlink w:anchor="_Toc242876934" w:history="1">
         <w:r>
           <w:rPr>
             <w:rStyle w:val="Hyperlink"/>
             <w:noProof/>
           </w:rPr>
-          <w:t>5.4 Chi phí từ Cost Explorer</w:t>
+          <w:t>5.1 Đối chứng hiệu quả lọc phân vùng</w:t>
         </w:r>
         <w:r>
           <w:rPr>
@@ -3092,7 +2870,81 @@
             <w:noProof/>
             <w:webHidden/>
           </w:rPr>
-          <w:instrText xml:space="preserve"> PAGEREF _Toc242874474 \h </w:instrText>
+          <w:instrText xml:space="preserve"> PAGEREF _Toc242876934 \h </w:instrText>
+        </w:r>
+        <w:r>
+          <w:rPr>
+            <w:noProof/>
+            <w:webHidden/>
+          </w:rPr>
+        </w:r>
+        <w:r>
+          <w:rPr>
+            <w:noProof/>
+            <w:webHidden/>
+          </w:rPr>
+          <w:fldChar w:fldCharType="separate"/>
+        </w:r>
+        <w:r>
+          <w:rPr>
+            <w:noProof/>
+            <w:webHidden/>
+          </w:rPr>
+          <w:t>28</w:t>
+        </w:r>
+        <w:r>
+          <w:rPr>
+            <w:noProof/>
+            <w:webHidden/>
+          </w:rPr>
+          <w:fldChar w:fldCharType="end"/>
+        </w:r>
+      </w:hyperlink>
+    </w:p>
+    <w:p>
+      <w:pPr>
+        <w:pStyle w:val="TOC2"/>
+        <w:tabs>
+          <w:tab w:val="right" w:leader="dot" w:pos="9926"/>
+        </w:tabs>
+        <w:rPr>
+          <w:rFonts w:asciiTheme="minorHAnsi" w:eastAsiaTheme="minorEastAsia" w:hAnsiTheme="minorHAnsi" w:cstheme="minorBidi"/>
+          <w:noProof/>
+          <w:color w:val="auto"/>
+          <w:kern w:val="2"/>
+          <w:szCs w:val="24"/>
+          <w:lang w:val="en-US" w:eastAsia="ja-JP"/>
+          <w14:ligatures w14:val="standardContextual"/>
+        </w:rPr>
+      </w:pPr>
+      <w:hyperlink w:anchor="_Toc242876935" w:history="1">
+        <w:r>
+          <w:rPr>
+            <w:rStyle w:val="Hyperlink"/>
+            <w:noProof/>
+          </w:rPr>
+          <w:t>5.2 Hai mươi bốn truy vấn phân tích mới</w:t>
+        </w:r>
+        <w:r>
+          <w:rPr>
+            <w:noProof/>
+            <w:webHidden/>
+          </w:rPr>
+          <w:tab/>
+        </w:r>
+        <w:r>
+          <w:rPr>
+            <w:noProof/>
+            <w:webHidden/>
+          </w:rPr>
+          <w:fldChar w:fldCharType="begin"/>
+        </w:r>
+        <w:r>
+          <w:rPr>
+            <w:noProof/>
+            <w:webHidden/>
+          </w:rPr>
+          <w:instrText xml:space="preserve"> PAGEREF _Toc242876935 \h </w:instrText>
         </w:r>
         <w:r>
           <w:rPr>
@@ -3125,13 +2977,12 @@
     </w:p>
     <w:p>
       <w:pPr>
-        <w:pStyle w:val="TOC1"/>
+        <w:pStyle w:val="TOC2"/>
         <w:tabs>
           <w:tab w:val="right" w:leader="dot" w:pos="9926"/>
         </w:tabs>
         <w:rPr>
           <w:rFonts w:asciiTheme="minorHAnsi" w:eastAsiaTheme="minorEastAsia" w:hAnsiTheme="minorHAnsi" w:cstheme="minorBidi"/>
-          <w:b w:val="0"/>
           <w:noProof/>
           <w:color w:val="auto"/>
           <w:kern w:val="2"/>
@@ -3140,13 +2991,13 @@
           <w14:ligatures w14:val="standardContextual"/>
         </w:rPr>
       </w:pPr>
-      <w:hyperlink w:anchor="_Toc242874475" w:history="1">
+      <w:hyperlink w:anchor="_Toc242876936" w:history="1">
         <w:r>
           <w:rPr>
             <w:rStyle w:val="Hyperlink"/>
             <w:noProof/>
           </w:rPr>
-          <w:t>Chương 6 Tổng hợp kết quả Tuần 2</w:t>
+          <w:t>5.3 Lịch sử truy vấn và phạm vi lỗi</w:t>
         </w:r>
         <w:r>
           <w:rPr>
@@ -3167,7 +3018,7 @@
             <w:noProof/>
             <w:webHidden/>
           </w:rPr>
-          <w:instrText xml:space="preserve"> PAGEREF _Toc242874475 \h </w:instrText>
+          <w:instrText xml:space="preserve"> PAGEREF _Toc242876936 \h </w:instrText>
         </w:r>
         <w:r>
           <w:rPr>
@@ -3214,7 +3065,156 @@
           <w14:ligatures w14:val="standardContextual"/>
         </w:rPr>
       </w:pPr>
-      <w:hyperlink w:anchor="_Toc242874476" w:history="1">
+      <w:hyperlink w:anchor="_Toc242876937" w:history="1">
+        <w:r>
+          <w:rPr>
+            <w:rStyle w:val="Hyperlink"/>
+            <w:noProof/>
+          </w:rPr>
+          <w:t>5.4 Chi phí từ Cost Explorer</w:t>
+        </w:r>
+        <w:r>
+          <w:rPr>
+            <w:noProof/>
+            <w:webHidden/>
+          </w:rPr>
+          <w:tab/>
+        </w:r>
+        <w:r>
+          <w:rPr>
+            <w:noProof/>
+            <w:webHidden/>
+          </w:rPr>
+          <w:fldChar w:fldCharType="begin"/>
+        </w:r>
+        <w:r>
+          <w:rPr>
+            <w:noProof/>
+            <w:webHidden/>
+          </w:rPr>
+          <w:instrText xml:space="preserve"> PAGEREF _Toc242876937 \h </w:instrText>
+        </w:r>
+        <w:r>
+          <w:rPr>
+            <w:noProof/>
+            <w:webHidden/>
+          </w:rPr>
+        </w:r>
+        <w:r>
+          <w:rPr>
+            <w:noProof/>
+            <w:webHidden/>
+          </w:rPr>
+          <w:fldChar w:fldCharType="separate"/>
+        </w:r>
+        <w:r>
+          <w:rPr>
+            <w:noProof/>
+            <w:webHidden/>
+          </w:rPr>
+          <w:t>31</w:t>
+        </w:r>
+        <w:r>
+          <w:rPr>
+            <w:noProof/>
+            <w:webHidden/>
+          </w:rPr>
+          <w:fldChar w:fldCharType="end"/>
+        </w:r>
+      </w:hyperlink>
+    </w:p>
+    <w:p>
+      <w:pPr>
+        <w:pStyle w:val="TOC1"/>
+        <w:tabs>
+          <w:tab w:val="right" w:leader="dot" w:pos="9926"/>
+        </w:tabs>
+        <w:rPr>
+          <w:rFonts w:asciiTheme="minorHAnsi" w:eastAsiaTheme="minorEastAsia" w:hAnsiTheme="minorHAnsi" w:cstheme="minorBidi"/>
+          <w:b w:val="0"/>
+          <w:noProof/>
+          <w:color w:val="auto"/>
+          <w:kern w:val="2"/>
+          <w:szCs w:val="24"/>
+          <w:lang w:val="en-US" w:eastAsia="ja-JP"/>
+          <w14:ligatures w14:val="standardContextual"/>
+        </w:rPr>
+      </w:pPr>
+      <w:hyperlink w:anchor="_Toc242876938" w:history="1">
+        <w:r>
+          <w:rPr>
+            <w:rStyle w:val="Hyperlink"/>
+            <w:noProof/>
+          </w:rPr>
+          <w:t>Chương 6 Tổng hợp kết quả Tuần 2</w:t>
+        </w:r>
+        <w:r>
+          <w:rPr>
+            <w:noProof/>
+            <w:webHidden/>
+          </w:rPr>
+          <w:tab/>
+        </w:r>
+        <w:r>
+          <w:rPr>
+            <w:noProof/>
+            <w:webHidden/>
+          </w:rPr>
+          <w:fldChar w:fldCharType="begin"/>
+        </w:r>
+        <w:r>
+          <w:rPr>
+            <w:noProof/>
+            <w:webHidden/>
+          </w:rPr>
+          <w:instrText xml:space="preserve"> PAGEREF _Toc242876938 \h </w:instrText>
+        </w:r>
+        <w:r>
+          <w:rPr>
+            <w:noProof/>
+            <w:webHidden/>
+          </w:rPr>
+        </w:r>
+        <w:r>
+          <w:rPr>
+            <w:noProof/>
+            <w:webHidden/>
+          </w:rPr>
+          <w:fldChar w:fldCharType="separate"/>
+        </w:r>
+        <w:r>
+          <w:rPr>
+            <w:noProof/>
+            <w:webHidden/>
+          </w:rPr>
+          <w:t>32</w:t>
+        </w:r>
+        <w:r>
+          <w:rPr>
+            <w:noProof/>
+            <w:webHidden/>
+          </w:rPr>
+          <w:fldChar w:fldCharType="end"/>
+        </w:r>
+      </w:hyperlink>
+    </w:p>
+    <w:p>
+      <w:pPr>
+        <w:pStyle w:val="TOC2"/>
+        <w:tabs>
+          <w:tab w:val="right" w:leader="dot" w:pos="9926"/>
+        </w:tabs>
+        <w:rPr>
+          <w:rFonts w:asciiTheme="minorHAnsi" w:eastAsiaTheme="minorEastAsia" w:hAnsiTheme="minorHAnsi" w:cstheme="minorBidi"/>
+          <w:noProof/>
+          <w:color w:val="auto"/>
+          <w:kern w:val="2"/>
+          <w:szCs w:val="24"/>
+          <w:lang w:val="en-US" w:eastAsia="ja-JP"/>
+          <w14:ligatures w14:val="standardContextual"/>
+        </w:rPr>
+      </w:pPr>
+      <w:hyperlink w:anchor="_Toc242876939" w:history="1">
         <w:r>
           <w:rPr>
             <w:rStyle w:val="Hyperlink"/>
@@ -3241,7 +3241,7 @@
             <w:noProof/>
             <w:webHidden/>
           </w:rPr>
-          <w:instrText xml:space="preserve"> PAGEREF _Toc242874476 \h </w:instrText>
+          <w:instrText xml:space="preserve"> PAGEREF _Toc242876939 \h </w:instrText>
         </w:r>
         <w:r>
           <w:rPr>
@@ -3261,7 +3261,7 @@
             <w:noProof/>
             <w:webHidden/>
           </w:rPr>
-          <w:t>30</w:t>
+          <w:t>32</w:t>
         </w:r>
         <w:r>
           <w:rPr>
@@ -3288,7 +3288,7 @@
           <w14:ligatures w14:val="standardContextual"/>
         </w:rPr>
       </w:pPr>
-      <w:hyperlink w:anchor="_Toc242874477" w:history="1">
+      <w:hyperlink w:anchor="_Toc242876940" w:history="1">
         <w:r>
           <w:rPr>
             <w:rStyle w:val="Hyperlink"/>
@@ -3315,7 +3315,7 @@
             <w:noProof/>
             <w:webHidden/>
           </w:rPr>
-          <w:instrText xml:space="preserve"> PAGEREF _Toc242874477 \h </w:instrText>
+          <w:instrText xml:space="preserve"> PAGEREF _Toc242876940 \h </w:instrText>
         </w:r>
         <w:r>
           <w:rPr>
@@ -3335,7 +3335,7 @@
             <w:noProof/>
             <w:webHidden/>
           </w:rPr>
-          <w:t>30</w:t>
+          <w:t>32</w:t>
         </w:r>
         <w:r>
           <w:rPr>
@@ -3380,6 +3380,8 @@
       <w:bookmarkStart w:id="4" w:name="_Toc242871748"/>
       <w:bookmarkStart w:id="5" w:name="_Toc242872936"/>
       <w:bookmarkStart w:id="6" w:name="_Toc242874440"/>
+      <w:bookmarkStart w:id="7" w:name="_Toc242875938"/>
+      <w:bookmarkStart w:id="8" w:name="_Toc242876903"/>
       <w:r>
         <w:lastRenderedPageBreak/>
         <w:t>Chương 1 Phạm vi và hệ thống thực hành Tuần 2</w:t>
@@ -3391,28 +3393,34 @@
       <w:bookmarkEnd w:id="4"/>
       <w:bookmarkEnd w:id="5"/>
       <w:bookmarkEnd w:id="6"/>
+      <w:bookmarkEnd w:id="7"/>
+      <w:bookmarkEnd w:id="8"/>
     </w:p>
     <w:p>
       <w:pPr>
         <w:pStyle w:val="Heading2"/>
       </w:pPr>
-      <w:bookmarkStart w:id="7" w:name="_Toc242867453"/>
-      <w:bookmarkStart w:id="8" w:name="_Toc242869264"/>
-      <w:bookmarkStart w:id="9" w:name="_Toc242869424"/>
-      <w:bookmarkStart w:id="10" w:name="_Toc242871561"/>
-      <w:bookmarkStart w:id="11" w:name="_Toc242871749"/>
-      <w:bookmarkStart w:id="12" w:name="_Toc242872937"/>
-      <w:bookmarkStart w:id="13" w:name="_Toc242874441"/>
+      <w:bookmarkStart w:id="9" w:name="_Toc242867453"/>
+      <w:bookmarkStart w:id="10" w:name="_Toc242869264"/>
+      <w:bookmarkStart w:id="11" w:name="_Toc242869424"/>
+      <w:bookmarkStart w:id="12" w:name="_Toc242871561"/>
+      <w:bookmarkStart w:id="13" w:name="_Toc242871749"/>
+      <w:bookmarkStart w:id="14" w:name="_Toc242872937"/>
+      <w:bookmarkStart w:id="15" w:name="_Toc242874441"/>
+      <w:bookmarkStart w:id="16" w:name="_Toc242875939"/>
+      <w:bookmarkStart w:id="17" w:name="_Toc242876904"/>
       <w:r>
         <w:t>1.1 Mục tiêu và phạm vi số liệu</w:t>
       </w:r>
-      <w:bookmarkEnd w:id="7"/>
-      <w:bookmarkEnd w:id="8"/>
       <w:bookmarkEnd w:id="9"/>
       <w:bookmarkEnd w:id="10"/>
       <w:bookmarkEnd w:id="11"/>
       <w:bookmarkEnd w:id="12"/>
       <w:bookmarkEnd w:id="13"/>
+      <w:bookmarkEnd w:id="14"/>
+      <w:bookmarkEnd w:id="15"/>
+      <w:bookmarkEnd w:id="16"/>
+      <w:bookmarkEnd w:id="17"/>
     </w:p>
     <w:p>
       <w:pPr>
@@ -3436,23 +3444,27 @@
       <w:pPr>
         <w:pStyle w:val="Heading2"/>
       </w:pPr>
-      <w:bookmarkStart w:id="14" w:name="_Toc242867454"/>
-      <w:bookmarkStart w:id="15" w:name="_Toc242869265"/>
-      <w:bookmarkStart w:id="16" w:name="_Toc242869425"/>
-      <w:bookmarkStart w:id="17" w:name="_Toc242871562"/>
-      <w:bookmarkStart w:id="18" w:name="_Toc242871750"/>
-      <w:bookmarkStart w:id="19" w:name="_Toc242872938"/>
-      <w:bookmarkStart w:id="20" w:name="_Toc242874442"/>
+      <w:bookmarkStart w:id="18" w:name="_Toc242867454"/>
+      <w:bookmarkStart w:id="19" w:name="_Toc242869265"/>
+      <w:bookmarkStart w:id="20" w:name="_Toc242869425"/>
+      <w:bookmarkStart w:id="21" w:name="_Toc242871562"/>
+      <w:bookmarkStart w:id="22" w:name="_Toc242871750"/>
+      <w:bookmarkStart w:id="23" w:name="_Toc242872938"/>
+      <w:bookmarkStart w:id="24" w:name="_Toc242874442"/>
+      <w:bookmarkStart w:id="25" w:name="_Toc242875940"/>
+      <w:bookmarkStart w:id="26" w:name="_Toc242876905"/>
       <w:r>
         <w:t>1.2 Phân công và thời gian thực hiện</w:t>
       </w:r>
-      <w:bookmarkEnd w:id="14"/>
-      <w:bookmarkEnd w:id="15"/>
-      <w:bookmarkEnd w:id="16"/>
-      <w:bookmarkEnd w:id="17"/>
       <w:bookmarkEnd w:id="18"/>
       <w:bookmarkEnd w:id="19"/>
       <w:bookmarkEnd w:id="20"/>
+      <w:bookmarkEnd w:id="21"/>
+      <w:bookmarkEnd w:id="22"/>
+      <w:bookmarkEnd w:id="23"/>
+      <w:bookmarkEnd w:id="24"/>
+      <w:bookmarkEnd w:id="25"/>
+      <w:bookmarkEnd w:id="26"/>
     </w:p>
     <w:p>
       <w:pPr>
@@ -3760,24 +3772,28 @@
         <w:pStyle w:val="Heading2"/>
         <w:pageBreakBefore/>
       </w:pPr>
-      <w:bookmarkStart w:id="21" w:name="_Toc242867455"/>
-      <w:bookmarkStart w:id="22" w:name="_Toc242869266"/>
-      <w:bookmarkStart w:id="23" w:name="_Toc242869426"/>
-      <w:bookmarkStart w:id="24" w:name="_Toc242871563"/>
-      <w:bookmarkStart w:id="25" w:name="_Toc242871751"/>
-      <w:bookmarkStart w:id="26" w:name="_Toc242872939"/>
-      <w:bookmarkStart w:id="27" w:name="_Toc242874443"/>
+      <w:bookmarkStart w:id="27" w:name="_Toc242867455"/>
+      <w:bookmarkStart w:id="28" w:name="_Toc242869266"/>
+      <w:bookmarkStart w:id="29" w:name="_Toc242869426"/>
+      <w:bookmarkStart w:id="30" w:name="_Toc242871563"/>
+      <w:bookmarkStart w:id="31" w:name="_Toc242871751"/>
+      <w:bookmarkStart w:id="32" w:name="_Toc242872939"/>
+      <w:bookmarkStart w:id="33" w:name="_Toc242874443"/>
+      <w:bookmarkStart w:id="34" w:name="_Toc242875941"/>
+      <w:bookmarkStart w:id="35" w:name="_Toc242876906"/>
       <w:r>
         <w:lastRenderedPageBreak/>
         <w:t>1.3 Kiến trúc và luồng xử lý</w:t>
       </w:r>
-      <w:bookmarkEnd w:id="21"/>
-      <w:bookmarkEnd w:id="22"/>
-      <w:bookmarkEnd w:id="23"/>
-      <w:bookmarkEnd w:id="24"/>
-      <w:bookmarkEnd w:id="25"/>
-      <w:bookmarkEnd w:id="26"/>
       <w:bookmarkEnd w:id="27"/>
+      <w:bookmarkEnd w:id="28"/>
+      <w:bookmarkEnd w:id="29"/>
+      <w:bookmarkEnd w:id="30"/>
+      <w:bookmarkEnd w:id="31"/>
+      <w:bookmarkEnd w:id="32"/>
+      <w:bookmarkEnd w:id="33"/>
+      <w:bookmarkEnd w:id="34"/>
+      <w:bookmarkEnd w:id="35"/>
     </w:p>
     <w:p>
       <w:pPr>
@@ -3850,24 +3866,28 @@
         <w:pStyle w:val="Heading2"/>
         <w:pageBreakBefore/>
       </w:pPr>
-      <w:bookmarkStart w:id="28" w:name="_Toc242867456"/>
-      <w:bookmarkStart w:id="29" w:name="_Toc242869267"/>
-      <w:bookmarkStart w:id="30" w:name="_Toc242869427"/>
-      <w:bookmarkStart w:id="31" w:name="_Toc242871564"/>
-      <w:bookmarkStart w:id="32" w:name="_Toc242871752"/>
-      <w:bookmarkStart w:id="33" w:name="_Toc242872940"/>
-      <w:bookmarkStart w:id="34" w:name="_Toc242874444"/>
+      <w:bookmarkStart w:id="36" w:name="_Toc242867456"/>
+      <w:bookmarkStart w:id="37" w:name="_Toc242869267"/>
+      <w:bookmarkStart w:id="38" w:name="_Toc242869427"/>
+      <w:bookmarkStart w:id="39" w:name="_Toc242871564"/>
+      <w:bookmarkStart w:id="40" w:name="_Toc242871752"/>
+      <w:bookmarkStart w:id="41" w:name="_Toc242872940"/>
+      <w:bookmarkStart w:id="42" w:name="_Toc242874444"/>
+      <w:bookmarkStart w:id="43" w:name="_Toc242875942"/>
+      <w:bookmarkStart w:id="44" w:name="_Toc242876907"/>
       <w:r>
         <w:lastRenderedPageBreak/>
         <w:t>1.4 Trạng thái dịch vụ tại lần đọc hiện tại</w:t>
       </w:r>
-      <w:bookmarkEnd w:id="28"/>
-      <w:bookmarkEnd w:id="29"/>
-      <w:bookmarkEnd w:id="30"/>
-      <w:bookmarkEnd w:id="31"/>
-      <w:bookmarkEnd w:id="32"/>
-      <w:bookmarkEnd w:id="33"/>
-      <w:bookmarkEnd w:id="34"/>
+      <w:bookmarkEnd w:id="36"/>
+      <w:bookmarkEnd w:id="37"/>
+      <w:bookmarkEnd w:id="38"/>
+      <w:bookmarkEnd w:id="39"/>
+      <w:bookmarkEnd w:id="40"/>
+      <w:bookmarkEnd w:id="41"/>
+      <w:bookmarkEnd w:id="42"/>
+      <w:bookmarkEnd w:id="43"/>
+      <w:bookmarkEnd w:id="44"/>
     </w:p>
     <w:p>
       <w:pPr>
@@ -4364,46 +4384,54 @@
         <w:pageBreakBefore/>
         <w:jc w:val="left"/>
       </w:pPr>
-      <w:bookmarkStart w:id="35" w:name="_Toc242867457"/>
-      <w:bookmarkStart w:id="36" w:name="_Toc242869268"/>
-      <w:bookmarkStart w:id="37" w:name="_Toc242869428"/>
-      <w:bookmarkStart w:id="38" w:name="_Toc242871565"/>
-      <w:bookmarkStart w:id="39" w:name="_Toc242871753"/>
-      <w:bookmarkStart w:id="40" w:name="_Toc242872941"/>
-      <w:bookmarkStart w:id="41" w:name="_Toc242874445"/>
+      <w:bookmarkStart w:id="45" w:name="_Toc242867457"/>
+      <w:bookmarkStart w:id="46" w:name="_Toc242869268"/>
+      <w:bookmarkStart w:id="47" w:name="_Toc242869428"/>
+      <w:bookmarkStart w:id="48" w:name="_Toc242871565"/>
+      <w:bookmarkStart w:id="49" w:name="_Toc242871753"/>
+      <w:bookmarkStart w:id="50" w:name="_Toc242872941"/>
+      <w:bookmarkStart w:id="51" w:name="_Toc242874445"/>
+      <w:bookmarkStart w:id="52" w:name="_Toc242875943"/>
+      <w:bookmarkStart w:id="53" w:name="_Toc242876908"/>
       <w:r>
         <w:lastRenderedPageBreak/>
         <w:t>Chương 2 Nguồn dữ liệu và phương pháp phân tích</w:t>
       </w:r>
-      <w:bookmarkEnd w:id="35"/>
-      <w:bookmarkEnd w:id="36"/>
-      <w:bookmarkEnd w:id="37"/>
-      <w:bookmarkEnd w:id="38"/>
-      <w:bookmarkEnd w:id="39"/>
-      <w:bookmarkEnd w:id="40"/>
-      <w:bookmarkEnd w:id="41"/>
+      <w:bookmarkEnd w:id="45"/>
+      <w:bookmarkEnd w:id="46"/>
+      <w:bookmarkEnd w:id="47"/>
+      <w:bookmarkEnd w:id="48"/>
+      <w:bookmarkEnd w:id="49"/>
+      <w:bookmarkEnd w:id="50"/>
+      <w:bookmarkEnd w:id="51"/>
+      <w:bookmarkEnd w:id="52"/>
+      <w:bookmarkEnd w:id="53"/>
     </w:p>
     <w:p>
       <w:pPr>
         <w:pStyle w:val="Heading2"/>
       </w:pPr>
-      <w:bookmarkStart w:id="42" w:name="_Toc242867458"/>
-      <w:bookmarkStart w:id="43" w:name="_Toc242869269"/>
-      <w:bookmarkStart w:id="44" w:name="_Toc242869429"/>
-      <w:bookmarkStart w:id="45" w:name="_Toc242871566"/>
-      <w:bookmarkStart w:id="46" w:name="_Toc242871754"/>
-      <w:bookmarkStart w:id="47" w:name="_Toc242872942"/>
-      <w:bookmarkStart w:id="48" w:name="_Toc242874446"/>
+      <w:bookmarkStart w:id="54" w:name="_Toc242867458"/>
+      <w:bookmarkStart w:id="55" w:name="_Toc242869269"/>
+      <w:bookmarkStart w:id="56" w:name="_Toc242869429"/>
+      <w:bookmarkStart w:id="57" w:name="_Toc242871566"/>
+      <w:bookmarkStart w:id="58" w:name="_Toc242871754"/>
+      <w:bookmarkStart w:id="59" w:name="_Toc242872942"/>
+      <w:bookmarkStart w:id="60" w:name="_Toc242874446"/>
+      <w:bookmarkStart w:id="61" w:name="_Toc242875944"/>
+      <w:bookmarkStart w:id="62" w:name="_Toc242876909"/>
       <w:r>
         <w:t>2.1 Toàn bộ dữ liệu và mẫu thuộc Tuần 2</w:t>
       </w:r>
-      <w:bookmarkEnd w:id="42"/>
-      <w:bookmarkEnd w:id="43"/>
-      <w:bookmarkEnd w:id="44"/>
-      <w:bookmarkEnd w:id="45"/>
-      <w:bookmarkEnd w:id="46"/>
-      <w:bookmarkEnd w:id="47"/>
-      <w:bookmarkEnd w:id="48"/>
+      <w:bookmarkEnd w:id="54"/>
+      <w:bookmarkEnd w:id="55"/>
+      <w:bookmarkEnd w:id="56"/>
+      <w:bookmarkEnd w:id="57"/>
+      <w:bookmarkEnd w:id="58"/>
+      <w:bookmarkEnd w:id="59"/>
+      <w:bookmarkEnd w:id="60"/>
+      <w:bookmarkEnd w:id="61"/>
+      <w:bookmarkEnd w:id="62"/>
     </w:p>
     <w:p>
       <w:pPr>
@@ -4880,24 +4908,28 @@
         <w:pStyle w:val="Heading2"/>
         <w:pageBreakBefore/>
       </w:pPr>
-      <w:bookmarkStart w:id="49" w:name="_Toc242867459"/>
-      <w:bookmarkStart w:id="50" w:name="_Toc242869270"/>
-      <w:bookmarkStart w:id="51" w:name="_Toc242869430"/>
-      <w:bookmarkStart w:id="52" w:name="_Toc242871567"/>
-      <w:bookmarkStart w:id="53" w:name="_Toc242871755"/>
-      <w:bookmarkStart w:id="54" w:name="_Toc242872943"/>
-      <w:bookmarkStart w:id="55" w:name="_Toc242874447"/>
+      <w:bookmarkStart w:id="63" w:name="_Toc242867459"/>
+      <w:bookmarkStart w:id="64" w:name="_Toc242869270"/>
+      <w:bookmarkStart w:id="65" w:name="_Toc242869430"/>
+      <w:bookmarkStart w:id="66" w:name="_Toc242871567"/>
+      <w:bookmarkStart w:id="67" w:name="_Toc242871755"/>
+      <w:bookmarkStart w:id="68" w:name="_Toc242872943"/>
+      <w:bookmarkStart w:id="69" w:name="_Toc242874447"/>
+      <w:bookmarkStart w:id="70" w:name="_Toc242875945"/>
+      <w:bookmarkStart w:id="71" w:name="_Toc242876910"/>
       <w:r>
         <w:lastRenderedPageBreak/>
         <w:t>2.2 Cấu trúc và chất lượng bản ghi</w:t>
       </w:r>
-      <w:bookmarkEnd w:id="49"/>
-      <w:bookmarkEnd w:id="50"/>
-      <w:bookmarkEnd w:id="51"/>
-      <w:bookmarkEnd w:id="52"/>
-      <w:bookmarkEnd w:id="53"/>
-      <w:bookmarkEnd w:id="54"/>
-      <w:bookmarkEnd w:id="55"/>
+      <w:bookmarkEnd w:id="63"/>
+      <w:bookmarkEnd w:id="64"/>
+      <w:bookmarkEnd w:id="65"/>
+      <w:bookmarkEnd w:id="66"/>
+      <w:bookmarkEnd w:id="67"/>
+      <w:bookmarkEnd w:id="68"/>
+      <w:bookmarkEnd w:id="69"/>
+      <w:bookmarkEnd w:id="70"/>
+      <w:bookmarkEnd w:id="71"/>
     </w:p>
     <w:p>
       <w:pPr>
@@ -5258,13 +5290,17 @@
       <w:pPr>
         <w:pStyle w:val="Heading2"/>
       </w:pPr>
-      <w:bookmarkStart w:id="56" w:name="_Toc242872944"/>
-      <w:bookmarkStart w:id="57" w:name="_Toc242874448"/>
+      <w:bookmarkStart w:id="72" w:name="_Toc242872944"/>
+      <w:bookmarkStart w:id="73" w:name="_Toc242874448"/>
+      <w:bookmarkStart w:id="74" w:name="_Toc242875946"/>
+      <w:bookmarkStart w:id="75" w:name="_Toc242876911"/>
       <w:r>
         <w:t>2.3 Hai bộ báo cáo dữ liệu của nhóm</w:t>
       </w:r>
-      <w:bookmarkEnd w:id="56"/>
-      <w:bookmarkEnd w:id="57"/>
+      <w:bookmarkEnd w:id="72"/>
+      <w:bookmarkEnd w:id="73"/>
+      <w:bookmarkEnd w:id="74"/>
+      <w:bookmarkEnd w:id="75"/>
     </w:p>
     <w:p>
       <w:pPr>
@@ -5288,24 +5324,28 @@
       <w:pPr>
         <w:pStyle w:val="Heading2"/>
       </w:pPr>
-      <w:bookmarkStart w:id="58" w:name="_Toc242867461"/>
-      <w:bookmarkStart w:id="59" w:name="_Toc242869272"/>
-      <w:bookmarkStart w:id="60" w:name="_Toc242869432"/>
-      <w:bookmarkStart w:id="61" w:name="_Toc242871569"/>
-      <w:bookmarkStart w:id="62" w:name="_Toc242871757"/>
-      <w:bookmarkStart w:id="63" w:name="_Toc242872945"/>
-      <w:bookmarkStart w:id="64" w:name="_Toc242874449"/>
+      <w:bookmarkStart w:id="76" w:name="_Toc242867461"/>
+      <w:bookmarkStart w:id="77" w:name="_Toc242869272"/>
+      <w:bookmarkStart w:id="78" w:name="_Toc242869432"/>
+      <w:bookmarkStart w:id="79" w:name="_Toc242871569"/>
+      <w:bookmarkStart w:id="80" w:name="_Toc242871757"/>
+      <w:bookmarkStart w:id="81" w:name="_Toc242872945"/>
+      <w:bookmarkStart w:id="82" w:name="_Toc242874449"/>
+      <w:bookmarkStart w:id="83" w:name="_Toc242875947"/>
+      <w:bookmarkStart w:id="84" w:name="_Toc242876912"/>
       <w:r>
         <w:lastRenderedPageBreak/>
         <w:t>2.4 Các đại lượng và cách diễn giải</w:t>
       </w:r>
-      <w:bookmarkEnd w:id="58"/>
-      <w:bookmarkEnd w:id="59"/>
-      <w:bookmarkEnd w:id="60"/>
-      <w:bookmarkEnd w:id="61"/>
-      <w:bookmarkEnd w:id="62"/>
-      <w:bookmarkEnd w:id="63"/>
-      <w:bookmarkEnd w:id="64"/>
+      <w:bookmarkEnd w:id="76"/>
+      <w:bookmarkEnd w:id="77"/>
+      <w:bookmarkEnd w:id="78"/>
+      <w:bookmarkEnd w:id="79"/>
+      <w:bookmarkEnd w:id="80"/>
+      <w:bookmarkEnd w:id="81"/>
+      <w:bookmarkEnd w:id="82"/>
+      <w:bookmarkEnd w:id="83"/>
+      <w:bookmarkEnd w:id="84"/>
     </w:p>
     <w:p>
       <w:pPr>
@@ -5647,24 +5687,28 @@
         <w:pStyle w:val="Heading2"/>
         <w:pageBreakBefore/>
       </w:pPr>
-      <w:bookmarkStart w:id="65" w:name="_Toc242867462"/>
-      <w:bookmarkStart w:id="66" w:name="_Toc242869273"/>
-      <w:bookmarkStart w:id="67" w:name="_Toc242869433"/>
-      <w:bookmarkStart w:id="68" w:name="_Toc242871570"/>
-      <w:bookmarkStart w:id="69" w:name="_Toc242871758"/>
-      <w:bookmarkStart w:id="70" w:name="_Toc242872946"/>
-      <w:bookmarkStart w:id="71" w:name="_Toc242874450"/>
+      <w:bookmarkStart w:id="85" w:name="_Toc242867462"/>
+      <w:bookmarkStart w:id="86" w:name="_Toc242869273"/>
+      <w:bookmarkStart w:id="87" w:name="_Toc242869433"/>
+      <w:bookmarkStart w:id="88" w:name="_Toc242871570"/>
+      <w:bookmarkStart w:id="89" w:name="_Toc242871758"/>
+      <w:bookmarkStart w:id="90" w:name="_Toc242872946"/>
+      <w:bookmarkStart w:id="91" w:name="_Toc242874450"/>
+      <w:bookmarkStart w:id="92" w:name="_Toc242875948"/>
+      <w:bookmarkStart w:id="93" w:name="_Toc242876913"/>
       <w:r>
         <w:lastRenderedPageBreak/>
         <w:t>2.5 Thiết kế chức năng thu thập bằng Lambda</w:t>
       </w:r>
-      <w:bookmarkEnd w:id="65"/>
-      <w:bookmarkEnd w:id="66"/>
-      <w:bookmarkEnd w:id="67"/>
-      <w:bookmarkEnd w:id="68"/>
-      <w:bookmarkEnd w:id="69"/>
-      <w:bookmarkEnd w:id="70"/>
-      <w:bookmarkEnd w:id="71"/>
+      <w:bookmarkEnd w:id="85"/>
+      <w:bookmarkEnd w:id="86"/>
+      <w:bookmarkEnd w:id="87"/>
+      <w:bookmarkEnd w:id="88"/>
+      <w:bookmarkEnd w:id="89"/>
+      <w:bookmarkEnd w:id="90"/>
+      <w:bookmarkEnd w:id="91"/>
+      <w:bookmarkEnd w:id="92"/>
+      <w:bookmarkEnd w:id="93"/>
     </w:p>
     <w:p>
       <w:pPr>
@@ -6105,24 +6149,28 @@
         <w:pStyle w:val="Heading2"/>
         <w:pageBreakBefore/>
       </w:pPr>
-      <w:bookmarkStart w:id="72" w:name="_Toc242867463"/>
-      <w:bookmarkStart w:id="73" w:name="_Toc242869274"/>
-      <w:bookmarkStart w:id="74" w:name="_Toc242869434"/>
-      <w:bookmarkStart w:id="75" w:name="_Toc242871571"/>
-      <w:bookmarkStart w:id="76" w:name="_Toc242871759"/>
-      <w:bookmarkStart w:id="77" w:name="_Toc242872947"/>
-      <w:bookmarkStart w:id="78" w:name="_Toc242874451"/>
+      <w:bookmarkStart w:id="94" w:name="_Toc242867463"/>
+      <w:bookmarkStart w:id="95" w:name="_Toc242869274"/>
+      <w:bookmarkStart w:id="96" w:name="_Toc242869434"/>
+      <w:bookmarkStart w:id="97" w:name="_Toc242871571"/>
+      <w:bookmarkStart w:id="98" w:name="_Toc242871759"/>
+      <w:bookmarkStart w:id="99" w:name="_Toc242872947"/>
+      <w:bookmarkStart w:id="100" w:name="_Toc242874451"/>
+      <w:bookmarkStart w:id="101" w:name="_Toc242875949"/>
+      <w:bookmarkStart w:id="102" w:name="_Toc242876914"/>
       <w:r>
         <w:lastRenderedPageBreak/>
         <w:t>2.6 Lược đồ bản ghi và truy vấn dữ liệu</w:t>
       </w:r>
-      <w:bookmarkEnd w:id="72"/>
-      <w:bookmarkEnd w:id="73"/>
-      <w:bookmarkEnd w:id="74"/>
-      <w:bookmarkEnd w:id="75"/>
-      <w:bookmarkEnd w:id="76"/>
-      <w:bookmarkEnd w:id="77"/>
-      <w:bookmarkEnd w:id="78"/>
+      <w:bookmarkEnd w:id="94"/>
+      <w:bookmarkEnd w:id="95"/>
+      <w:bookmarkEnd w:id="96"/>
+      <w:bookmarkEnd w:id="97"/>
+      <w:bookmarkEnd w:id="98"/>
+      <w:bookmarkEnd w:id="99"/>
+      <w:bookmarkEnd w:id="100"/>
+      <w:bookmarkEnd w:id="101"/>
+      <w:bookmarkEnd w:id="102"/>
     </w:p>
     <w:p>
       <w:pPr>
@@ -8050,24 +8098,28 @@
         <w:pStyle w:val="Heading2"/>
         <w:pageBreakBefore/>
       </w:pPr>
-      <w:bookmarkStart w:id="79" w:name="_Toc242867464"/>
-      <w:bookmarkStart w:id="80" w:name="_Toc242869275"/>
-      <w:bookmarkStart w:id="81" w:name="_Toc242869435"/>
-      <w:bookmarkStart w:id="82" w:name="_Toc242871572"/>
-      <w:bookmarkStart w:id="83" w:name="_Toc242871760"/>
-      <w:bookmarkStart w:id="84" w:name="_Toc242872948"/>
-      <w:bookmarkStart w:id="85" w:name="_Toc242874452"/>
+      <w:bookmarkStart w:id="103" w:name="_Toc242867464"/>
+      <w:bookmarkStart w:id="104" w:name="_Toc242869275"/>
+      <w:bookmarkStart w:id="105" w:name="_Toc242869435"/>
+      <w:bookmarkStart w:id="106" w:name="_Toc242871572"/>
+      <w:bookmarkStart w:id="107" w:name="_Toc242871760"/>
+      <w:bookmarkStart w:id="108" w:name="_Toc242872948"/>
+      <w:bookmarkStart w:id="109" w:name="_Toc242874452"/>
+      <w:bookmarkStart w:id="110" w:name="_Toc242875950"/>
+      <w:bookmarkStart w:id="111" w:name="_Toc242876915"/>
       <w:r>
         <w:lastRenderedPageBreak/>
         <w:t>2.7 Quyền kích hoạt và điều kiện gửi thông báo</w:t>
       </w:r>
-      <w:bookmarkEnd w:id="79"/>
-      <w:bookmarkEnd w:id="80"/>
-      <w:bookmarkEnd w:id="81"/>
-      <w:bookmarkEnd w:id="82"/>
-      <w:bookmarkEnd w:id="83"/>
-      <w:bookmarkEnd w:id="84"/>
-      <w:bookmarkEnd w:id="85"/>
+      <w:bookmarkEnd w:id="103"/>
+      <w:bookmarkEnd w:id="104"/>
+      <w:bookmarkEnd w:id="105"/>
+      <w:bookmarkEnd w:id="106"/>
+      <w:bookmarkEnd w:id="107"/>
+      <w:bookmarkEnd w:id="108"/>
+      <w:bookmarkEnd w:id="109"/>
+      <w:bookmarkEnd w:id="110"/>
+      <w:bookmarkEnd w:id="111"/>
     </w:p>
     <w:p>
       <w:pPr>
@@ -8093,46 +8145,54 @@
         <w:pageBreakBefore/>
         <w:jc w:val="left"/>
       </w:pPr>
-      <w:bookmarkStart w:id="86" w:name="_Toc242867465"/>
-      <w:bookmarkStart w:id="87" w:name="_Toc242869276"/>
-      <w:bookmarkStart w:id="88" w:name="_Toc242869436"/>
-      <w:bookmarkStart w:id="89" w:name="_Toc242871573"/>
-      <w:bookmarkStart w:id="90" w:name="_Toc242871761"/>
-      <w:bookmarkStart w:id="91" w:name="_Toc242872949"/>
-      <w:bookmarkStart w:id="92" w:name="_Toc242874453"/>
+      <w:bookmarkStart w:id="112" w:name="_Toc242867465"/>
+      <w:bookmarkStart w:id="113" w:name="_Toc242869276"/>
+      <w:bookmarkStart w:id="114" w:name="_Toc242869436"/>
+      <w:bookmarkStart w:id="115" w:name="_Toc242871573"/>
+      <w:bookmarkStart w:id="116" w:name="_Toc242871761"/>
+      <w:bookmarkStart w:id="117" w:name="_Toc242872949"/>
+      <w:bookmarkStart w:id="118" w:name="_Toc242874453"/>
+      <w:bookmarkStart w:id="119" w:name="_Toc242875951"/>
+      <w:bookmarkStart w:id="120" w:name="_Toc242876916"/>
       <w:r>
         <w:lastRenderedPageBreak/>
         <w:t>Chương 3 Phân tích dữ liệu môi trường Tuần 2</w:t>
       </w:r>
-      <w:bookmarkEnd w:id="86"/>
-      <w:bookmarkEnd w:id="87"/>
-      <w:bookmarkEnd w:id="88"/>
-      <w:bookmarkEnd w:id="89"/>
-      <w:bookmarkEnd w:id="90"/>
-      <w:bookmarkEnd w:id="91"/>
-      <w:bookmarkEnd w:id="92"/>
+      <w:bookmarkEnd w:id="112"/>
+      <w:bookmarkEnd w:id="113"/>
+      <w:bookmarkEnd w:id="114"/>
+      <w:bookmarkEnd w:id="115"/>
+      <w:bookmarkEnd w:id="116"/>
+      <w:bookmarkEnd w:id="117"/>
+      <w:bookmarkEnd w:id="118"/>
+      <w:bookmarkEnd w:id="119"/>
+      <w:bookmarkEnd w:id="120"/>
     </w:p>
     <w:p>
       <w:pPr>
         <w:pStyle w:val="Heading2"/>
       </w:pPr>
-      <w:bookmarkStart w:id="93" w:name="_Toc242867466"/>
-      <w:bookmarkStart w:id="94" w:name="_Toc242869277"/>
-      <w:bookmarkStart w:id="95" w:name="_Toc242869437"/>
-      <w:bookmarkStart w:id="96" w:name="_Toc242871574"/>
-      <w:bookmarkStart w:id="97" w:name="_Toc242871762"/>
-      <w:bookmarkStart w:id="98" w:name="_Toc242872950"/>
-      <w:bookmarkStart w:id="99" w:name="_Toc242874454"/>
+      <w:bookmarkStart w:id="121" w:name="_Toc242867466"/>
+      <w:bookmarkStart w:id="122" w:name="_Toc242869277"/>
+      <w:bookmarkStart w:id="123" w:name="_Toc242869437"/>
+      <w:bookmarkStart w:id="124" w:name="_Toc242871574"/>
+      <w:bookmarkStart w:id="125" w:name="_Toc242871762"/>
+      <w:bookmarkStart w:id="126" w:name="_Toc242872950"/>
+      <w:bookmarkStart w:id="127" w:name="_Toc242874454"/>
+      <w:bookmarkStart w:id="128" w:name="_Toc242875952"/>
+      <w:bookmarkStart w:id="129" w:name="_Toc242876917"/>
       <w:r>
         <w:t>3.1 So sánh AQI theo đô thị</w:t>
       </w:r>
-      <w:bookmarkEnd w:id="93"/>
-      <w:bookmarkEnd w:id="94"/>
-      <w:bookmarkEnd w:id="95"/>
-      <w:bookmarkEnd w:id="96"/>
-      <w:bookmarkEnd w:id="97"/>
-      <w:bookmarkEnd w:id="98"/>
-      <w:bookmarkEnd w:id="99"/>
+      <w:bookmarkEnd w:id="121"/>
+      <w:bookmarkEnd w:id="122"/>
+      <w:bookmarkEnd w:id="123"/>
+      <w:bookmarkEnd w:id="124"/>
+      <w:bookmarkEnd w:id="125"/>
+      <w:bookmarkEnd w:id="126"/>
+      <w:bookmarkEnd w:id="127"/>
+      <w:bookmarkEnd w:id="128"/>
+      <w:bookmarkEnd w:id="129"/>
     </w:p>
     <w:p>
       <w:pPr>
@@ -9215,24 +9275,28 @@
         <w:pStyle w:val="Heading2"/>
         <w:pageBreakBefore/>
       </w:pPr>
-      <w:bookmarkStart w:id="100" w:name="_Toc242867467"/>
-      <w:bookmarkStart w:id="101" w:name="_Toc242869278"/>
-      <w:bookmarkStart w:id="102" w:name="_Toc242869438"/>
-      <w:bookmarkStart w:id="103" w:name="_Toc242871575"/>
-      <w:bookmarkStart w:id="104" w:name="_Toc242871763"/>
-      <w:bookmarkStart w:id="105" w:name="_Toc242872951"/>
-      <w:bookmarkStart w:id="106" w:name="_Toc242874455"/>
+      <w:bookmarkStart w:id="130" w:name="_Toc242867467"/>
+      <w:bookmarkStart w:id="131" w:name="_Toc242869278"/>
+      <w:bookmarkStart w:id="132" w:name="_Toc242869438"/>
+      <w:bookmarkStart w:id="133" w:name="_Toc242871575"/>
+      <w:bookmarkStart w:id="134" w:name="_Toc242871763"/>
+      <w:bookmarkStart w:id="135" w:name="_Toc242872951"/>
+      <w:bookmarkStart w:id="136" w:name="_Toc242874455"/>
+      <w:bookmarkStart w:id="137" w:name="_Toc242875953"/>
+      <w:bookmarkStart w:id="138" w:name="_Toc242876918"/>
       <w:r>
         <w:lastRenderedPageBreak/>
         <w:t>3.2 Nồng độ PM2.5 và PM10</w:t>
       </w:r>
-      <w:bookmarkEnd w:id="100"/>
-      <w:bookmarkEnd w:id="101"/>
-      <w:bookmarkEnd w:id="102"/>
-      <w:bookmarkEnd w:id="103"/>
-      <w:bookmarkEnd w:id="104"/>
-      <w:bookmarkEnd w:id="105"/>
-      <w:bookmarkEnd w:id="106"/>
+      <w:bookmarkEnd w:id="130"/>
+      <w:bookmarkEnd w:id="131"/>
+      <w:bookmarkEnd w:id="132"/>
+      <w:bookmarkEnd w:id="133"/>
+      <w:bookmarkEnd w:id="134"/>
+      <w:bookmarkEnd w:id="135"/>
+      <w:bookmarkEnd w:id="136"/>
+      <w:bookmarkEnd w:id="137"/>
+      <w:bookmarkEnd w:id="138"/>
     </w:p>
     <w:p>
       <w:pPr>
@@ -10180,24 +10244,28 @@
         <w:pStyle w:val="Heading2"/>
         <w:pageBreakBefore/>
       </w:pPr>
-      <w:bookmarkStart w:id="107" w:name="_Toc242867468"/>
-      <w:bookmarkStart w:id="108" w:name="_Toc242869279"/>
-      <w:bookmarkStart w:id="109" w:name="_Toc242869439"/>
-      <w:bookmarkStart w:id="110" w:name="_Toc242871576"/>
-      <w:bookmarkStart w:id="111" w:name="_Toc242871764"/>
-      <w:bookmarkStart w:id="112" w:name="_Toc242872952"/>
-      <w:bookmarkStart w:id="113" w:name="_Toc242874456"/>
+      <w:bookmarkStart w:id="139" w:name="_Toc242867468"/>
+      <w:bookmarkStart w:id="140" w:name="_Toc242869279"/>
+      <w:bookmarkStart w:id="141" w:name="_Toc242869439"/>
+      <w:bookmarkStart w:id="142" w:name="_Toc242871576"/>
+      <w:bookmarkStart w:id="143" w:name="_Toc242871764"/>
+      <w:bookmarkStart w:id="144" w:name="_Toc242872952"/>
+      <w:bookmarkStart w:id="145" w:name="_Toc242874456"/>
+      <w:bookmarkStart w:id="146" w:name="_Toc242875954"/>
+      <w:bookmarkStart w:id="147" w:name="_Toc242876919"/>
       <w:r>
         <w:lastRenderedPageBreak/>
         <w:t>3.3 Trung vị tứ phân vị và P95</w:t>
       </w:r>
-      <w:bookmarkEnd w:id="107"/>
-      <w:bookmarkEnd w:id="108"/>
-      <w:bookmarkEnd w:id="109"/>
-      <w:bookmarkEnd w:id="110"/>
-      <w:bookmarkEnd w:id="111"/>
-      <w:bookmarkEnd w:id="112"/>
-      <w:bookmarkEnd w:id="113"/>
+      <w:bookmarkEnd w:id="139"/>
+      <w:bookmarkEnd w:id="140"/>
+      <w:bookmarkEnd w:id="141"/>
+      <w:bookmarkEnd w:id="142"/>
+      <w:bookmarkEnd w:id="143"/>
+      <w:bookmarkEnd w:id="144"/>
+      <w:bookmarkEnd w:id="145"/>
+      <w:bookmarkEnd w:id="146"/>
+      <w:bookmarkEnd w:id="147"/>
     </w:p>
     <w:p>
       <w:pPr>
@@ -11280,24 +11348,28 @@
         <w:pStyle w:val="Heading2"/>
         <w:pageBreakBefore/>
       </w:pPr>
-      <w:bookmarkStart w:id="114" w:name="_Toc242867469"/>
-      <w:bookmarkStart w:id="115" w:name="_Toc242869280"/>
-      <w:bookmarkStart w:id="116" w:name="_Toc242869440"/>
-      <w:bookmarkStart w:id="117" w:name="_Toc242871577"/>
-      <w:bookmarkStart w:id="118" w:name="_Toc242871765"/>
-      <w:bookmarkStart w:id="119" w:name="_Toc242872953"/>
-      <w:bookmarkStart w:id="120" w:name="_Toc242874457"/>
+      <w:bookmarkStart w:id="148" w:name="_Toc242867469"/>
+      <w:bookmarkStart w:id="149" w:name="_Toc242869280"/>
+      <w:bookmarkStart w:id="150" w:name="_Toc242869440"/>
+      <w:bookmarkStart w:id="151" w:name="_Toc242871577"/>
+      <w:bookmarkStart w:id="152" w:name="_Toc242871765"/>
+      <w:bookmarkStart w:id="153" w:name="_Toc242872953"/>
+      <w:bookmarkStart w:id="154" w:name="_Toc242874457"/>
+      <w:bookmarkStart w:id="155" w:name="_Toc242875955"/>
+      <w:bookmarkStart w:id="156" w:name="_Toc242876920"/>
       <w:r>
         <w:lastRenderedPageBreak/>
         <w:t>3.4 Diễn biến tại các giờ có quan trắc</w:t>
       </w:r>
-      <w:bookmarkEnd w:id="114"/>
-      <w:bookmarkEnd w:id="115"/>
-      <w:bookmarkEnd w:id="116"/>
-      <w:bookmarkEnd w:id="117"/>
-      <w:bookmarkEnd w:id="118"/>
-      <w:bookmarkEnd w:id="119"/>
-      <w:bookmarkEnd w:id="120"/>
+      <w:bookmarkEnd w:id="148"/>
+      <w:bookmarkEnd w:id="149"/>
+      <w:bookmarkEnd w:id="150"/>
+      <w:bookmarkEnd w:id="151"/>
+      <w:bookmarkEnd w:id="152"/>
+      <w:bookmarkEnd w:id="153"/>
+      <w:bookmarkEnd w:id="154"/>
+      <w:bookmarkEnd w:id="155"/>
+      <w:bookmarkEnd w:id="156"/>
     </w:p>
     <w:p>
       <w:pPr>
@@ -12121,24 +12193,28 @@
         <w:pStyle w:val="Heading2"/>
         <w:pageBreakBefore/>
       </w:pPr>
-      <w:bookmarkStart w:id="121" w:name="_Toc242867470"/>
-      <w:bookmarkStart w:id="122" w:name="_Toc242869281"/>
-      <w:bookmarkStart w:id="123" w:name="_Toc242869441"/>
-      <w:bookmarkStart w:id="124" w:name="_Toc242871578"/>
-      <w:bookmarkStart w:id="125" w:name="_Toc242871766"/>
-      <w:bookmarkStart w:id="126" w:name="_Toc242872954"/>
-      <w:bookmarkStart w:id="127" w:name="_Toc242874458"/>
+      <w:bookmarkStart w:id="157" w:name="_Toc242867470"/>
+      <w:bookmarkStart w:id="158" w:name="_Toc242869281"/>
+      <w:bookmarkStart w:id="159" w:name="_Toc242869441"/>
+      <w:bookmarkStart w:id="160" w:name="_Toc242871578"/>
+      <w:bookmarkStart w:id="161" w:name="_Toc242871766"/>
+      <w:bookmarkStart w:id="162" w:name="_Toc242872954"/>
+      <w:bookmarkStart w:id="163" w:name="_Toc242874458"/>
+      <w:bookmarkStart w:id="164" w:name="_Toc242875956"/>
+      <w:bookmarkStart w:id="165" w:name="_Toc242876921"/>
       <w:r>
         <w:lastRenderedPageBreak/>
         <w:t>3.5 Độ phủ và mật độ lấy mẫu</w:t>
       </w:r>
-      <w:bookmarkEnd w:id="121"/>
-      <w:bookmarkEnd w:id="122"/>
-      <w:bookmarkEnd w:id="123"/>
-      <w:bookmarkEnd w:id="124"/>
-      <w:bookmarkEnd w:id="125"/>
-      <w:bookmarkEnd w:id="126"/>
-      <w:bookmarkEnd w:id="127"/>
+      <w:bookmarkEnd w:id="157"/>
+      <w:bookmarkEnd w:id="158"/>
+      <w:bookmarkEnd w:id="159"/>
+      <w:bookmarkEnd w:id="160"/>
+      <w:bookmarkEnd w:id="161"/>
+      <w:bookmarkEnd w:id="162"/>
+      <w:bookmarkEnd w:id="163"/>
+      <w:bookmarkEnd w:id="164"/>
+      <w:bookmarkEnd w:id="165"/>
     </w:p>
     <w:p>
       <w:pPr>
@@ -12220,24 +12296,28 @@
         <w:pStyle w:val="Heading2"/>
         <w:pageBreakBefore/>
       </w:pPr>
-      <w:bookmarkStart w:id="128" w:name="_Toc242867471"/>
-      <w:bookmarkStart w:id="129" w:name="_Toc242869282"/>
-      <w:bookmarkStart w:id="130" w:name="_Toc242869442"/>
-      <w:bookmarkStart w:id="131" w:name="_Toc242871579"/>
-      <w:bookmarkStart w:id="132" w:name="_Toc242871767"/>
-      <w:bookmarkStart w:id="133" w:name="_Toc242872955"/>
-      <w:bookmarkStart w:id="134" w:name="_Toc242874459"/>
+      <w:bookmarkStart w:id="166" w:name="_Toc242867471"/>
+      <w:bookmarkStart w:id="167" w:name="_Toc242869282"/>
+      <w:bookmarkStart w:id="168" w:name="_Toc242869442"/>
+      <w:bookmarkStart w:id="169" w:name="_Toc242871579"/>
+      <w:bookmarkStart w:id="170" w:name="_Toc242871767"/>
+      <w:bookmarkStart w:id="171" w:name="_Toc242872955"/>
+      <w:bookmarkStart w:id="172" w:name="_Toc242874459"/>
+      <w:bookmarkStart w:id="173" w:name="_Toc242875957"/>
+      <w:bookmarkStart w:id="174" w:name="_Toc242876922"/>
       <w:r>
         <w:lastRenderedPageBreak/>
         <w:t>3.6 Phân bố các cấp chất lượng không khí</w:t>
       </w:r>
-      <w:bookmarkEnd w:id="128"/>
-      <w:bookmarkEnd w:id="129"/>
-      <w:bookmarkEnd w:id="130"/>
-      <w:bookmarkEnd w:id="131"/>
-      <w:bookmarkEnd w:id="132"/>
-      <w:bookmarkEnd w:id="133"/>
-      <w:bookmarkEnd w:id="134"/>
+      <w:bookmarkEnd w:id="166"/>
+      <w:bookmarkEnd w:id="167"/>
+      <w:bookmarkEnd w:id="168"/>
+      <w:bookmarkEnd w:id="169"/>
+      <w:bookmarkEnd w:id="170"/>
+      <w:bookmarkEnd w:id="171"/>
+      <w:bookmarkEnd w:id="172"/>
+      <w:bookmarkEnd w:id="173"/>
+      <w:bookmarkEnd w:id="174"/>
     </w:p>
     <w:p>
       <w:pPr>
@@ -13050,24 +13130,28 @@
         <w:pStyle w:val="Heading2"/>
         <w:pageBreakBefore/>
       </w:pPr>
-      <w:bookmarkStart w:id="135" w:name="_Toc242867472"/>
-      <w:bookmarkStart w:id="136" w:name="_Toc242869283"/>
-      <w:bookmarkStart w:id="137" w:name="_Toc242869443"/>
-      <w:bookmarkStart w:id="138" w:name="_Toc242871580"/>
-      <w:bookmarkStart w:id="139" w:name="_Toc242871768"/>
-      <w:bookmarkStart w:id="140" w:name="_Toc242872956"/>
-      <w:bookmarkStart w:id="141" w:name="_Toc242874460"/>
+      <w:bookmarkStart w:id="175" w:name="_Toc242867472"/>
+      <w:bookmarkStart w:id="176" w:name="_Toc242869283"/>
+      <w:bookmarkStart w:id="177" w:name="_Toc242869443"/>
+      <w:bookmarkStart w:id="178" w:name="_Toc242871580"/>
+      <w:bookmarkStart w:id="179" w:name="_Toc242871768"/>
+      <w:bookmarkStart w:id="180" w:name="_Toc242872956"/>
+      <w:bookmarkStart w:id="181" w:name="_Toc242874460"/>
+      <w:bookmarkStart w:id="182" w:name="_Toc242875958"/>
+      <w:bookmarkStart w:id="183" w:name="_Toc242876923"/>
       <w:r>
         <w:lastRenderedPageBreak/>
         <w:t>3.7 Tần suất vượt ngưỡng cấu hình cảnh báo</w:t>
       </w:r>
-      <w:bookmarkEnd w:id="135"/>
-      <w:bookmarkEnd w:id="136"/>
-      <w:bookmarkEnd w:id="137"/>
-      <w:bookmarkEnd w:id="138"/>
-      <w:bookmarkEnd w:id="139"/>
-      <w:bookmarkEnd w:id="140"/>
-      <w:bookmarkEnd w:id="141"/>
+      <w:bookmarkEnd w:id="175"/>
+      <w:bookmarkEnd w:id="176"/>
+      <w:bookmarkEnd w:id="177"/>
+      <w:bookmarkEnd w:id="178"/>
+      <w:bookmarkEnd w:id="179"/>
+      <w:bookmarkEnd w:id="180"/>
+      <w:bookmarkEnd w:id="181"/>
+      <w:bookmarkEnd w:id="182"/>
+      <w:bookmarkEnd w:id="183"/>
     </w:p>
     <w:p>
       <w:pPr>
@@ -13890,14 +13974,18 @@
         <w:pStyle w:val="Heading2"/>
         <w:pageBreakBefore/>
       </w:pPr>
-      <w:bookmarkStart w:id="142" w:name="_Toc242872957"/>
-      <w:bookmarkStart w:id="143" w:name="_Toc242874461"/>
+      <w:bookmarkStart w:id="184" w:name="_Toc242872957"/>
+      <w:bookmarkStart w:id="185" w:name="_Toc242874461"/>
+      <w:bookmarkStart w:id="186" w:name="_Toc242875959"/>
+      <w:bookmarkStart w:id="187" w:name="_Toc242876924"/>
       <w:r>
         <w:lastRenderedPageBreak/>
         <w:t>3.8 Đối chiếu hai báo cáo dữ liệu theo đô thị và giờ</w:t>
       </w:r>
-      <w:bookmarkEnd w:id="142"/>
-      <w:bookmarkEnd w:id="143"/>
+      <w:bookmarkEnd w:id="184"/>
+      <w:bookmarkEnd w:id="185"/>
+      <w:bookmarkEnd w:id="186"/>
+      <w:bookmarkEnd w:id="187"/>
     </w:p>
     <w:p>
       <w:pPr>
@@ -14408,24 +14496,28 @@
         <w:pStyle w:val="Heading2"/>
         <w:pageBreakBefore/>
       </w:pPr>
-      <w:bookmarkStart w:id="144" w:name="_Toc242867474"/>
-      <w:bookmarkStart w:id="145" w:name="_Toc242869285"/>
-      <w:bookmarkStart w:id="146" w:name="_Toc242869445"/>
-      <w:bookmarkStart w:id="147" w:name="_Toc242871582"/>
-      <w:bookmarkStart w:id="148" w:name="_Toc242871770"/>
-      <w:bookmarkStart w:id="149" w:name="_Toc242872958"/>
-      <w:bookmarkStart w:id="150" w:name="_Toc242874462"/>
+      <w:bookmarkStart w:id="188" w:name="_Toc242867474"/>
+      <w:bookmarkStart w:id="189" w:name="_Toc242869285"/>
+      <w:bookmarkStart w:id="190" w:name="_Toc242869445"/>
+      <w:bookmarkStart w:id="191" w:name="_Toc242871582"/>
+      <w:bookmarkStart w:id="192" w:name="_Toc242871770"/>
+      <w:bookmarkStart w:id="193" w:name="_Toc242872958"/>
+      <w:bookmarkStart w:id="194" w:name="_Toc242874462"/>
+      <w:bookmarkStart w:id="195" w:name="_Toc242875960"/>
+      <w:bookmarkStart w:id="196" w:name="_Toc242876925"/>
       <w:r>
         <w:lastRenderedPageBreak/>
         <w:t>3.9 Tương quan Pearson và Spearman</w:t>
       </w:r>
-      <w:bookmarkEnd w:id="144"/>
-      <w:bookmarkEnd w:id="145"/>
-      <w:bookmarkEnd w:id="146"/>
-      <w:bookmarkEnd w:id="147"/>
-      <w:bookmarkEnd w:id="148"/>
-      <w:bookmarkEnd w:id="149"/>
-      <w:bookmarkEnd w:id="150"/>
+      <w:bookmarkEnd w:id="188"/>
+      <w:bookmarkEnd w:id="189"/>
+      <w:bookmarkEnd w:id="190"/>
+      <w:bookmarkEnd w:id="191"/>
+      <w:bookmarkEnd w:id="192"/>
+      <w:bookmarkEnd w:id="193"/>
+      <w:bookmarkEnd w:id="194"/>
+      <w:bookmarkEnd w:id="195"/>
+      <w:bookmarkEnd w:id="196"/>
     </w:p>
     <w:p>
       <w:pPr>
@@ -15382,24 +15474,28 @@
         <w:pStyle w:val="Heading2"/>
         <w:pageBreakBefore/>
       </w:pPr>
-      <w:bookmarkStart w:id="151" w:name="_Toc242867475"/>
-      <w:bookmarkStart w:id="152" w:name="_Toc242869286"/>
-      <w:bookmarkStart w:id="153" w:name="_Toc242869446"/>
-      <w:bookmarkStart w:id="154" w:name="_Toc242871583"/>
-      <w:bookmarkStart w:id="155" w:name="_Toc242871771"/>
-      <w:bookmarkStart w:id="156" w:name="_Toc242872959"/>
-      <w:bookmarkStart w:id="157" w:name="_Toc242874463"/>
+      <w:bookmarkStart w:id="197" w:name="_Toc242867475"/>
+      <w:bookmarkStart w:id="198" w:name="_Toc242869286"/>
+      <w:bookmarkStart w:id="199" w:name="_Toc242869446"/>
+      <w:bookmarkStart w:id="200" w:name="_Toc242871583"/>
+      <w:bookmarkStart w:id="201" w:name="_Toc242871771"/>
+      <w:bookmarkStart w:id="202" w:name="_Toc242872959"/>
+      <w:bookmarkStart w:id="203" w:name="_Toc242874463"/>
+      <w:bookmarkStart w:id="204" w:name="_Toc242875961"/>
+      <w:bookmarkStart w:id="205" w:name="_Toc242876926"/>
       <w:r>
         <w:lastRenderedPageBreak/>
         <w:t>3.10 Quan sát trực tiếp quan hệ nhiệt độ và PM2.5</w:t>
       </w:r>
-      <w:bookmarkEnd w:id="151"/>
-      <w:bookmarkEnd w:id="152"/>
-      <w:bookmarkEnd w:id="153"/>
-      <w:bookmarkEnd w:id="154"/>
-      <w:bookmarkEnd w:id="155"/>
-      <w:bookmarkEnd w:id="156"/>
-      <w:bookmarkEnd w:id="157"/>
+      <w:bookmarkEnd w:id="197"/>
+      <w:bookmarkEnd w:id="198"/>
+      <w:bookmarkEnd w:id="199"/>
+      <w:bookmarkEnd w:id="200"/>
+      <w:bookmarkEnd w:id="201"/>
+      <w:bookmarkEnd w:id="202"/>
+      <w:bookmarkEnd w:id="203"/>
+      <w:bookmarkEnd w:id="204"/>
+      <w:bookmarkEnd w:id="205"/>
     </w:p>
     <w:p>
       <w:pPr>
@@ -15481,24 +15577,28 @@
         <w:pStyle w:val="Heading2"/>
         <w:pageBreakBefore/>
       </w:pPr>
-      <w:bookmarkStart w:id="158" w:name="_Toc242867476"/>
-      <w:bookmarkStart w:id="159" w:name="_Toc242869287"/>
-      <w:bookmarkStart w:id="160" w:name="_Toc242869447"/>
-      <w:bookmarkStart w:id="161" w:name="_Toc242871584"/>
-      <w:bookmarkStart w:id="162" w:name="_Toc242871772"/>
-      <w:bookmarkStart w:id="163" w:name="_Toc242872960"/>
-      <w:bookmarkStart w:id="164" w:name="_Toc242874464"/>
+      <w:bookmarkStart w:id="206" w:name="_Toc242867476"/>
+      <w:bookmarkStart w:id="207" w:name="_Toc242869287"/>
+      <w:bookmarkStart w:id="208" w:name="_Toc242869447"/>
+      <w:bookmarkStart w:id="209" w:name="_Toc242871584"/>
+      <w:bookmarkStart w:id="210" w:name="_Toc242871772"/>
+      <w:bookmarkStart w:id="211" w:name="_Toc242872960"/>
+      <w:bookmarkStart w:id="212" w:name="_Toc242874464"/>
+      <w:bookmarkStart w:id="213" w:name="_Toc242875962"/>
+      <w:bookmarkStart w:id="214" w:name="_Toc242876927"/>
       <w:r>
         <w:lastRenderedPageBreak/>
         <w:t>3.11 Các khí ô nhiễm còn lại</w:t>
       </w:r>
-      <w:bookmarkEnd w:id="158"/>
-      <w:bookmarkEnd w:id="159"/>
-      <w:bookmarkEnd w:id="160"/>
-      <w:bookmarkEnd w:id="161"/>
-      <w:bookmarkEnd w:id="162"/>
-      <w:bookmarkEnd w:id="163"/>
-      <w:bookmarkEnd w:id="164"/>
+      <w:bookmarkEnd w:id="206"/>
+      <w:bookmarkEnd w:id="207"/>
+      <w:bookmarkEnd w:id="208"/>
+      <w:bookmarkEnd w:id="209"/>
+      <w:bookmarkEnd w:id="210"/>
+      <w:bookmarkEnd w:id="211"/>
+      <w:bookmarkEnd w:id="212"/>
+      <w:bookmarkEnd w:id="213"/>
+      <w:bookmarkEnd w:id="214"/>
     </w:p>
     <w:p>
       <w:pPr>
@@ -16446,18 +16546,22 @@
         <w:pStyle w:val="Heading2"/>
         <w:pageBreakBefore/>
       </w:pPr>
-      <w:bookmarkStart w:id="165" w:name="_Toc242871585"/>
-      <w:bookmarkStart w:id="166" w:name="_Toc242871773"/>
-      <w:bookmarkStart w:id="167" w:name="_Toc242872961"/>
-      <w:bookmarkStart w:id="168" w:name="_Toc242874465"/>
+      <w:bookmarkStart w:id="215" w:name="_Toc242871585"/>
+      <w:bookmarkStart w:id="216" w:name="_Toc242871773"/>
+      <w:bookmarkStart w:id="217" w:name="_Toc242872961"/>
+      <w:bookmarkStart w:id="218" w:name="_Toc242874465"/>
+      <w:bookmarkStart w:id="219" w:name="_Toc242875963"/>
+      <w:bookmarkStart w:id="220" w:name="_Toc242876928"/>
       <w:r>
         <w:lastRenderedPageBreak/>
         <w:t>3.12 Đối chiếu với báo cáo Tuần 1</w:t>
       </w:r>
-      <w:bookmarkEnd w:id="165"/>
-      <w:bookmarkEnd w:id="166"/>
-      <w:bookmarkEnd w:id="167"/>
-      <w:bookmarkEnd w:id="168"/>
+      <w:bookmarkEnd w:id="215"/>
+      <w:bookmarkEnd w:id="216"/>
+      <w:bookmarkEnd w:id="217"/>
+      <w:bookmarkEnd w:id="218"/>
+      <w:bookmarkEnd w:id="219"/>
+      <w:bookmarkEnd w:id="220"/>
     </w:p>
     <w:p>
       <w:pPr>
@@ -17539,915 +17643,21 @@
     </w:p>
     <w:p>
       <w:pPr>
-        <w:pStyle w:val="BodyText"/>
         <w:keepNext/>
-      </w:pPr>
-      <w:r>
-        <w:rPr>
-          <w:b/>
-        </w:rPr>
-        <w:t>b) Đối chiếu theo ranh giới tuần trong cùng lần xuất mới</w:t>
-      </w:r>
-    </w:p>
-    <w:p>
-      <w:pPr>
-        <w:pStyle w:val="BodyText"/>
-      </w:pPr>
-      <w:r>
-        <w:t>Phép đối chiếu tiếp theo lọc hai tuần từ cùng lần xuất mới trong bộ dữ liệu của từng sinh viên. Mẫu Tuần 1 có 42 dòng mỗi đô thị trong bộ của sinh viên Tiến Sơn và 41 trong bộ của sinh viên Ngọc Quyên. Phạm vi này khác mốc 52 mẫu trong hai bảng trên; Hình 3.12 minh họa riêng phép lọc này.</w:t>
-      </w:r>
-    </w:p>
-    <w:p>
-      <w:pPr>
-        <w:pStyle w:val="Caption"/>
-        <w:keepNext/>
-        <w:spacing w:before="80" w:after="160" w:line="252" w:lineRule="auto"/>
-        <w:jc w:val="center"/>
-      </w:pPr>
-      <w:r>
-        <w:lastRenderedPageBreak/>
-        <w:t>Bảng 3.12 AQI theo ranh giới tuần trong lần xuất mới</w:t>
-      </w:r>
-    </w:p>
-    <w:tbl>
-      <w:tblPr>
-        <w:tblStyle w:val="TableGrid"/>
-        <w:tblW w:w="0" w:type="auto"/>
-        <w:jc w:val="center"/>
-        <w:tblLayout w:type="fixed"/>
-        <w:tblLook w:val="04A0" w:firstRow="1" w:lastRow="0" w:firstColumn="1" w:lastColumn="0" w:noHBand="0" w:noVBand="1"/>
-      </w:tblPr>
-      <w:tblGrid>
-        <w:gridCol w:w="2232"/>
-        <w:gridCol w:w="1080"/>
-        <w:gridCol w:w="1440"/>
-        <w:gridCol w:w="1440"/>
-        <w:gridCol w:w="1872"/>
-        <w:gridCol w:w="1872"/>
-      </w:tblGrid>
-      <w:tr>
-        <w:trPr>
-          <w:cantSplit/>
-          <w:tblHeader/>
-          <w:jc w:val="center"/>
-        </w:trPr>
-        <w:tc>
-          <w:tcPr>
-            <w:tcW w:w="2232" w:type="dxa"/>
-            <w:shd w:val="clear" w:color="auto" w:fill="E7E7E7"/>
-            <w:vAlign w:val="center"/>
-          </w:tcPr>
-          <w:p>
-            <w:pPr>
-              <w:keepNext/>
-              <w:spacing w:before="60" w:after="60" w:line="264" w:lineRule="auto"/>
-              <w:jc w:val="center"/>
-            </w:pPr>
-            <w:r>
-              <w:rPr>
-                <w:b/>
-                <w:sz w:val="22"/>
-              </w:rPr>
-              <w:t>Đô thị</w:t>
-            </w:r>
-          </w:p>
-        </w:tc>
-        <w:tc>
-          <w:tcPr>
-            <w:tcW w:w="1080" w:type="dxa"/>
-            <w:shd w:val="clear" w:color="auto" w:fill="E7E7E7"/>
-            <w:vAlign w:val="center"/>
-          </w:tcPr>
-          <w:p>
-            <w:pPr>
-              <w:keepNext/>
-              <w:spacing w:before="60" w:after="60" w:line="264" w:lineRule="auto"/>
-              <w:jc w:val="center"/>
-            </w:pPr>
-            <w:r>
-              <w:rPr>
-                <w:b/>
-                <w:sz w:val="22"/>
-              </w:rPr>
-              <w:t>Sinh viên</w:t>
-            </w:r>
-          </w:p>
-        </w:tc>
-        <w:tc>
-          <w:tcPr>
-            <w:tcW w:w="1440" w:type="dxa"/>
-            <w:shd w:val="clear" w:color="auto" w:fill="E7E7E7"/>
-            <w:vAlign w:val="center"/>
-          </w:tcPr>
-          <w:p>
-            <w:pPr>
-              <w:keepNext/>
-              <w:spacing w:before="60" w:after="60" w:line="264" w:lineRule="auto"/>
-              <w:jc w:val="center"/>
-            </w:pPr>
-            <w:r>
-              <w:rPr>
-                <w:b/>
-                <w:sz w:val="22"/>
-              </w:rPr>
-              <w:t>n Tuần 1</w:t>
-            </w:r>
-          </w:p>
-        </w:tc>
-        <w:tc>
-          <w:tcPr>
-            <w:tcW w:w="1440" w:type="dxa"/>
-            <w:shd w:val="clear" w:color="auto" w:fill="E7E7E7"/>
-            <w:vAlign w:val="center"/>
-          </w:tcPr>
-          <w:p>
-            <w:pPr>
-              <w:keepNext/>
-              <w:spacing w:before="60" w:after="60" w:line="264" w:lineRule="auto"/>
-              <w:jc w:val="center"/>
-            </w:pPr>
-            <w:r>
-              <w:rPr>
-                <w:b/>
-                <w:sz w:val="22"/>
-              </w:rPr>
-              <w:t>n Tuần 2</w:t>
-            </w:r>
-          </w:p>
-        </w:tc>
-        <w:tc>
-          <w:tcPr>
-            <w:tcW w:w="1872" w:type="dxa"/>
-            <w:shd w:val="clear" w:color="auto" w:fill="E7E7E7"/>
-            <w:vAlign w:val="center"/>
-          </w:tcPr>
-          <w:p>
-            <w:pPr>
-              <w:keepNext/>
-              <w:spacing w:before="60" w:after="60" w:line="264" w:lineRule="auto"/>
-              <w:jc w:val="center"/>
-            </w:pPr>
-            <w:r>
-              <w:rPr>
-                <w:b/>
-                <w:sz w:val="22"/>
-              </w:rPr>
-              <w:t>AQI Tuần 1</w:t>
-            </w:r>
-          </w:p>
-        </w:tc>
-        <w:tc>
-          <w:tcPr>
-            <w:tcW w:w="1872" w:type="dxa"/>
-            <w:shd w:val="clear" w:color="auto" w:fill="E7E7E7"/>
-            <w:vAlign w:val="center"/>
-          </w:tcPr>
-          <w:p>
-            <w:pPr>
-              <w:keepNext/>
-              <w:spacing w:before="60" w:after="60" w:line="264" w:lineRule="auto"/>
-              <w:jc w:val="center"/>
-            </w:pPr>
-            <w:r>
-              <w:rPr>
-                <w:b/>
-                <w:sz w:val="22"/>
-              </w:rPr>
-              <w:t>AQI Tuần 2</w:t>
-            </w:r>
-          </w:p>
-        </w:tc>
-      </w:tr>
-      <w:tr>
-        <w:trPr>
-          <w:cantSplit/>
-          <w:jc w:val="center"/>
-        </w:trPr>
-        <w:tc>
-          <w:tcPr>
-            <w:tcW w:w="2232" w:type="dxa"/>
-            <w:shd w:val="clear" w:color="auto" w:fill="FFFFFF"/>
-            <w:vAlign w:val="center"/>
-          </w:tcPr>
-          <w:p>
-            <w:pPr>
-              <w:keepNext/>
-              <w:spacing w:before="60" w:after="60" w:line="264" w:lineRule="auto"/>
-            </w:pPr>
-            <w:r>
-              <w:rPr>
-                <w:sz w:val="22"/>
-              </w:rPr>
-              <w:t>Đà Nẵng</w:t>
-            </w:r>
-          </w:p>
-        </w:tc>
-        <w:tc>
-          <w:tcPr>
-            <w:tcW w:w="1080" w:type="dxa"/>
-            <w:shd w:val="clear" w:color="auto" w:fill="FFFFFF"/>
-            <w:vAlign w:val="center"/>
-          </w:tcPr>
-          <w:p>
-            <w:pPr>
-              <w:keepNext/>
-              <w:spacing w:before="60" w:after="60" w:line="264" w:lineRule="auto"/>
-            </w:pPr>
-            <w:r>
-              <w:rPr>
-                <w:sz w:val="22"/>
-              </w:rPr>
-              <w:t>Tiến Sơn</w:t>
-            </w:r>
-          </w:p>
-        </w:tc>
-        <w:tc>
-          <w:tcPr>
-            <w:tcW w:w="1440" w:type="dxa"/>
-            <w:shd w:val="clear" w:color="auto" w:fill="FFFFFF"/>
-            <w:vAlign w:val="center"/>
-          </w:tcPr>
-          <w:p>
-            <w:pPr>
-              <w:keepNext/>
-              <w:spacing w:before="60" w:after="60" w:line="264" w:lineRule="auto"/>
-            </w:pPr>
-            <w:r>
-              <w:rPr>
-                <w:sz w:val="22"/>
-              </w:rPr>
-              <w:t>42</w:t>
-            </w:r>
-          </w:p>
-        </w:tc>
-        <w:tc>
-          <w:tcPr>
-            <w:tcW w:w="1440" w:type="dxa"/>
-            <w:shd w:val="clear" w:color="auto" w:fill="FFFFFF"/>
-            <w:vAlign w:val="center"/>
-          </w:tcPr>
-          <w:p>
-            <w:pPr>
-              <w:keepNext/>
-              <w:spacing w:before="60" w:after="60" w:line="264" w:lineRule="auto"/>
-            </w:pPr>
-            <w:r>
-              <w:rPr>
-                <w:sz w:val="22"/>
-              </w:rPr>
-              <w:t>9</w:t>
-            </w:r>
-          </w:p>
-        </w:tc>
-        <w:tc>
-          <w:tcPr>
-            <w:tcW w:w="1872" w:type="dxa"/>
-            <w:shd w:val="clear" w:color="auto" w:fill="FFFFFF"/>
-            <w:vAlign w:val="center"/>
-          </w:tcPr>
-          <w:p>
-            <w:pPr>
-              <w:keepNext/>
-              <w:spacing w:before="60" w:after="60" w:line="264" w:lineRule="auto"/>
-            </w:pPr>
-            <w:r>
-              <w:rPr>
-                <w:sz w:val="22"/>
-              </w:rPr>
-              <w:t>65,60</w:t>
-            </w:r>
-          </w:p>
-        </w:tc>
-        <w:tc>
-          <w:tcPr>
-            <w:tcW w:w="1872" w:type="dxa"/>
-            <w:shd w:val="clear" w:color="auto" w:fill="FFFFFF"/>
-            <w:vAlign w:val="center"/>
-          </w:tcPr>
-          <w:p>
-            <w:pPr>
-              <w:keepNext/>
-              <w:spacing w:before="60" w:after="60" w:line="264" w:lineRule="auto"/>
-            </w:pPr>
-            <w:r>
-              <w:rPr>
-                <w:sz w:val="22"/>
-              </w:rPr>
-              <w:t>35,44</w:t>
-            </w:r>
-          </w:p>
-        </w:tc>
-      </w:tr>
-      <w:tr>
-        <w:trPr>
-          <w:cantSplit/>
-          <w:jc w:val="center"/>
-        </w:trPr>
-        <w:tc>
-          <w:tcPr>
-            <w:tcW w:w="2232" w:type="dxa"/>
-            <w:shd w:val="clear" w:color="auto" w:fill="FFFFFF"/>
-            <w:vAlign w:val="center"/>
-          </w:tcPr>
-          <w:p>
-            <w:pPr>
-              <w:keepNext/>
-              <w:spacing w:before="60" w:after="60" w:line="264" w:lineRule="auto"/>
-            </w:pPr>
-            <w:r>
-              <w:rPr>
-                <w:sz w:val="22"/>
-              </w:rPr>
-              <w:t>Hà Nội</w:t>
-            </w:r>
-          </w:p>
-        </w:tc>
-        <w:tc>
-          <w:tcPr>
-            <w:tcW w:w="1080" w:type="dxa"/>
-            <w:shd w:val="clear" w:color="auto" w:fill="FFFFFF"/>
-            <w:vAlign w:val="center"/>
-          </w:tcPr>
-          <w:p>
-            <w:pPr>
-              <w:keepNext/>
-              <w:spacing w:before="60" w:after="60" w:line="264" w:lineRule="auto"/>
-            </w:pPr>
-            <w:r>
-              <w:rPr>
-                <w:sz w:val="22"/>
-              </w:rPr>
-              <w:t>Tiến Sơn</w:t>
-            </w:r>
-          </w:p>
-        </w:tc>
-        <w:tc>
-          <w:tcPr>
-            <w:tcW w:w="1440" w:type="dxa"/>
-            <w:shd w:val="clear" w:color="auto" w:fill="FFFFFF"/>
-            <w:vAlign w:val="center"/>
-          </w:tcPr>
-          <w:p>
-            <w:pPr>
-              <w:keepNext/>
-              <w:spacing w:before="60" w:after="60" w:line="264" w:lineRule="auto"/>
-            </w:pPr>
-            <w:r>
-              <w:rPr>
-                <w:sz w:val="22"/>
-              </w:rPr>
-              <w:t>42</w:t>
-            </w:r>
-          </w:p>
-        </w:tc>
-        <w:tc>
-          <w:tcPr>
-            <w:tcW w:w="1440" w:type="dxa"/>
-            <w:shd w:val="clear" w:color="auto" w:fill="FFFFFF"/>
-            <w:vAlign w:val="center"/>
-          </w:tcPr>
-          <w:p>
-            <w:pPr>
-              <w:keepNext/>
-              <w:spacing w:before="60" w:after="60" w:line="264" w:lineRule="auto"/>
-            </w:pPr>
-            <w:r>
-              <w:rPr>
-                <w:sz w:val="22"/>
-              </w:rPr>
-              <w:t>9</w:t>
-            </w:r>
-          </w:p>
-        </w:tc>
-        <w:tc>
-          <w:tcPr>
-            <w:tcW w:w="1872" w:type="dxa"/>
-            <w:shd w:val="clear" w:color="auto" w:fill="FFFFFF"/>
-            <w:vAlign w:val="center"/>
-          </w:tcPr>
-          <w:p>
-            <w:pPr>
-              <w:keepNext/>
-              <w:spacing w:before="60" w:after="60" w:line="264" w:lineRule="auto"/>
-            </w:pPr>
-            <w:r>
-              <w:rPr>
-                <w:sz w:val="22"/>
-              </w:rPr>
-              <w:t>65,74</w:t>
-            </w:r>
-          </w:p>
-        </w:tc>
-        <w:tc>
-          <w:tcPr>
-            <w:tcW w:w="1872" w:type="dxa"/>
-            <w:shd w:val="clear" w:color="auto" w:fill="FFFFFF"/>
-            <w:vAlign w:val="center"/>
-          </w:tcPr>
-          <w:p>
-            <w:pPr>
-              <w:keepNext/>
-              <w:spacing w:before="60" w:after="60" w:line="264" w:lineRule="auto"/>
-            </w:pPr>
-            <w:r>
-              <w:rPr>
-                <w:sz w:val="22"/>
-              </w:rPr>
-              <w:t>163,56</w:t>
-            </w:r>
-          </w:p>
-        </w:tc>
-      </w:tr>
-      <w:tr>
-        <w:trPr>
-          <w:cantSplit/>
-          <w:jc w:val="center"/>
-        </w:trPr>
-        <w:tc>
-          <w:tcPr>
-            <w:tcW w:w="2232" w:type="dxa"/>
-            <w:shd w:val="clear" w:color="auto" w:fill="FFFFFF"/>
-            <w:vAlign w:val="center"/>
-          </w:tcPr>
-          <w:p>
-            <w:pPr>
-              <w:keepNext/>
-              <w:spacing w:before="60" w:after="60" w:line="264" w:lineRule="auto"/>
-            </w:pPr>
-            <w:r>
-              <w:rPr>
-                <w:sz w:val="22"/>
-              </w:rPr>
-              <w:t>TP. Hồ Chí Minh</w:t>
-            </w:r>
-          </w:p>
-        </w:tc>
-        <w:tc>
-          <w:tcPr>
-            <w:tcW w:w="1080" w:type="dxa"/>
-            <w:shd w:val="clear" w:color="auto" w:fill="FFFFFF"/>
-            <w:vAlign w:val="center"/>
-          </w:tcPr>
-          <w:p>
-            <w:pPr>
-              <w:keepNext/>
-              <w:spacing w:before="60" w:after="60" w:line="264" w:lineRule="auto"/>
-            </w:pPr>
-            <w:r>
-              <w:rPr>
-                <w:sz w:val="22"/>
-              </w:rPr>
-              <w:t>Tiến Sơn</w:t>
-            </w:r>
-          </w:p>
-        </w:tc>
-        <w:tc>
-          <w:tcPr>
-            <w:tcW w:w="1440" w:type="dxa"/>
-            <w:shd w:val="clear" w:color="auto" w:fill="FFFFFF"/>
-            <w:vAlign w:val="center"/>
-          </w:tcPr>
-          <w:p>
-            <w:pPr>
-              <w:keepNext/>
-              <w:spacing w:before="60" w:after="60" w:line="264" w:lineRule="auto"/>
-            </w:pPr>
-            <w:r>
-              <w:rPr>
-                <w:sz w:val="22"/>
-              </w:rPr>
-              <w:t>42</w:t>
-            </w:r>
-          </w:p>
-        </w:tc>
-        <w:tc>
-          <w:tcPr>
-            <w:tcW w:w="1440" w:type="dxa"/>
-            <w:shd w:val="clear" w:color="auto" w:fill="FFFFFF"/>
-            <w:vAlign w:val="center"/>
-          </w:tcPr>
-          <w:p>
-            <w:pPr>
-              <w:keepNext/>
-              <w:spacing w:before="60" w:after="60" w:line="264" w:lineRule="auto"/>
-            </w:pPr>
-            <w:r>
-              <w:rPr>
-                <w:sz w:val="22"/>
-              </w:rPr>
-              <w:t>9</w:t>
-            </w:r>
-          </w:p>
-        </w:tc>
-        <w:tc>
-          <w:tcPr>
-            <w:tcW w:w="1872" w:type="dxa"/>
-            <w:shd w:val="clear" w:color="auto" w:fill="FFFFFF"/>
-            <w:vAlign w:val="center"/>
-          </w:tcPr>
-          <w:p>
-            <w:pPr>
-              <w:keepNext/>
-              <w:spacing w:before="60" w:after="60" w:line="264" w:lineRule="auto"/>
-            </w:pPr>
-            <w:r>
-              <w:rPr>
-                <w:sz w:val="22"/>
-              </w:rPr>
-              <w:t>111,17</w:t>
-            </w:r>
-          </w:p>
-        </w:tc>
-        <w:tc>
-          <w:tcPr>
-            <w:tcW w:w="1872" w:type="dxa"/>
-            <w:shd w:val="clear" w:color="auto" w:fill="FFFFFF"/>
-            <w:vAlign w:val="center"/>
-          </w:tcPr>
-          <w:p>
-            <w:pPr>
-              <w:keepNext/>
-              <w:spacing w:before="60" w:after="60" w:line="264" w:lineRule="auto"/>
-            </w:pPr>
-            <w:r>
-              <w:rPr>
-                <w:sz w:val="22"/>
-              </w:rPr>
-              <w:t>78,00</w:t>
-            </w:r>
-          </w:p>
-        </w:tc>
-      </w:tr>
-      <w:tr>
-        <w:trPr>
-          <w:cantSplit/>
-          <w:jc w:val="center"/>
-        </w:trPr>
-        <w:tc>
-          <w:tcPr>
-            <w:tcW w:w="2232" w:type="dxa"/>
-            <w:shd w:val="clear" w:color="auto" w:fill="FFFFFF"/>
-            <w:vAlign w:val="center"/>
-          </w:tcPr>
-          <w:p>
-            <w:pPr>
-              <w:keepNext/>
-              <w:spacing w:before="60" w:after="60" w:line="264" w:lineRule="auto"/>
-            </w:pPr>
-            <w:r>
-              <w:rPr>
-                <w:sz w:val="22"/>
-              </w:rPr>
-              <w:t>Đà Nẵng</w:t>
-            </w:r>
-          </w:p>
-        </w:tc>
-        <w:tc>
-          <w:tcPr>
-            <w:tcW w:w="1080" w:type="dxa"/>
-            <w:shd w:val="clear" w:color="auto" w:fill="FFFFFF"/>
-            <w:vAlign w:val="center"/>
-          </w:tcPr>
-          <w:p>
-            <w:pPr>
-              <w:keepNext/>
-              <w:spacing w:before="60" w:after="60" w:line="264" w:lineRule="auto"/>
-            </w:pPr>
-            <w:r>
-              <w:rPr>
-                <w:sz w:val="22"/>
-              </w:rPr>
-              <w:t>Ngọc Quyên</w:t>
-            </w:r>
-          </w:p>
-        </w:tc>
-        <w:tc>
-          <w:tcPr>
-            <w:tcW w:w="1440" w:type="dxa"/>
-            <w:shd w:val="clear" w:color="auto" w:fill="FFFFFF"/>
-            <w:vAlign w:val="center"/>
-          </w:tcPr>
-          <w:p>
-            <w:pPr>
-              <w:keepNext/>
-              <w:spacing w:before="60" w:after="60" w:line="264" w:lineRule="auto"/>
-            </w:pPr>
-            <w:r>
-              <w:rPr>
-                <w:sz w:val="22"/>
-              </w:rPr>
-              <w:t>41</w:t>
-            </w:r>
-          </w:p>
-        </w:tc>
-        <w:tc>
-          <w:tcPr>
-            <w:tcW w:w="1440" w:type="dxa"/>
-            <w:shd w:val="clear" w:color="auto" w:fill="FFFFFF"/>
-            <w:vAlign w:val="center"/>
-          </w:tcPr>
-          <w:p>
-            <w:pPr>
-              <w:keepNext/>
-              <w:spacing w:before="60" w:after="60" w:line="264" w:lineRule="auto"/>
-            </w:pPr>
-            <w:r>
-              <w:rPr>
-                <w:sz w:val="22"/>
-              </w:rPr>
-              <w:t>19</w:t>
-            </w:r>
-          </w:p>
-        </w:tc>
-        <w:tc>
-          <w:tcPr>
-            <w:tcW w:w="1872" w:type="dxa"/>
-            <w:shd w:val="clear" w:color="auto" w:fill="FFFFFF"/>
-            <w:vAlign w:val="center"/>
-          </w:tcPr>
-          <w:p>
-            <w:pPr>
-              <w:keepNext/>
-              <w:spacing w:before="60" w:after="60" w:line="264" w:lineRule="auto"/>
-            </w:pPr>
-            <w:r>
-              <w:rPr>
-                <w:sz w:val="22"/>
-              </w:rPr>
-              <w:t>63,95</w:t>
-            </w:r>
-          </w:p>
-        </w:tc>
-        <w:tc>
-          <w:tcPr>
-            <w:tcW w:w="1872" w:type="dxa"/>
-            <w:shd w:val="clear" w:color="auto" w:fill="FFFFFF"/>
-            <w:vAlign w:val="center"/>
-          </w:tcPr>
-          <w:p>
-            <w:pPr>
-              <w:keepNext/>
-              <w:spacing w:before="60" w:after="60" w:line="264" w:lineRule="auto"/>
-            </w:pPr>
-            <w:r>
-              <w:rPr>
-                <w:sz w:val="22"/>
-              </w:rPr>
-              <w:t>35,37</w:t>
-            </w:r>
-          </w:p>
-        </w:tc>
-      </w:tr>
-      <w:tr>
-        <w:trPr>
-          <w:cantSplit/>
-          <w:jc w:val="center"/>
-        </w:trPr>
-        <w:tc>
-          <w:tcPr>
-            <w:tcW w:w="2232" w:type="dxa"/>
-            <w:shd w:val="clear" w:color="auto" w:fill="FFFFFF"/>
-            <w:vAlign w:val="center"/>
-          </w:tcPr>
-          <w:p>
-            <w:pPr>
-              <w:keepNext/>
-              <w:spacing w:before="60" w:after="60" w:line="264" w:lineRule="auto"/>
-            </w:pPr>
-            <w:r>
-              <w:rPr>
-                <w:sz w:val="22"/>
-              </w:rPr>
-              <w:t>Hà Nội</w:t>
-            </w:r>
-          </w:p>
-        </w:tc>
-        <w:tc>
-          <w:tcPr>
-            <w:tcW w:w="1080" w:type="dxa"/>
-            <w:shd w:val="clear" w:color="auto" w:fill="FFFFFF"/>
-            <w:vAlign w:val="center"/>
-          </w:tcPr>
-          <w:p>
-            <w:pPr>
-              <w:keepNext/>
-              <w:spacing w:before="60" w:after="60" w:line="264" w:lineRule="auto"/>
-            </w:pPr>
-            <w:r>
-              <w:rPr>
-                <w:sz w:val="22"/>
-              </w:rPr>
-              <w:t>Ngọc Quyên</w:t>
-            </w:r>
-          </w:p>
-        </w:tc>
-        <w:tc>
-          <w:tcPr>
-            <w:tcW w:w="1440" w:type="dxa"/>
-            <w:shd w:val="clear" w:color="auto" w:fill="FFFFFF"/>
-            <w:vAlign w:val="center"/>
-          </w:tcPr>
-          <w:p>
-            <w:pPr>
-              <w:keepNext/>
-              <w:spacing w:before="60" w:after="60" w:line="264" w:lineRule="auto"/>
-            </w:pPr>
-            <w:r>
-              <w:rPr>
-                <w:sz w:val="22"/>
-              </w:rPr>
-              <w:t>41</w:t>
-            </w:r>
-          </w:p>
-        </w:tc>
-        <w:tc>
-          <w:tcPr>
-            <w:tcW w:w="1440" w:type="dxa"/>
-            <w:shd w:val="clear" w:color="auto" w:fill="FFFFFF"/>
-            <w:vAlign w:val="center"/>
-          </w:tcPr>
-          <w:p>
-            <w:pPr>
-              <w:keepNext/>
-              <w:spacing w:before="60" w:after="60" w:line="264" w:lineRule="auto"/>
-            </w:pPr>
-            <w:r>
-              <w:rPr>
-                <w:sz w:val="22"/>
-              </w:rPr>
-              <w:t>19</w:t>
-            </w:r>
-          </w:p>
-        </w:tc>
-        <w:tc>
-          <w:tcPr>
-            <w:tcW w:w="1872" w:type="dxa"/>
-            <w:shd w:val="clear" w:color="auto" w:fill="FFFFFF"/>
-            <w:vAlign w:val="center"/>
-          </w:tcPr>
-          <w:p>
-            <w:pPr>
-              <w:keepNext/>
-              <w:spacing w:before="60" w:after="60" w:line="264" w:lineRule="auto"/>
-            </w:pPr>
-            <w:r>
-              <w:rPr>
-                <w:sz w:val="22"/>
-              </w:rPr>
-              <w:t>69,10</w:t>
-            </w:r>
-          </w:p>
-        </w:tc>
-        <w:tc>
-          <w:tcPr>
-            <w:tcW w:w="1872" w:type="dxa"/>
-            <w:shd w:val="clear" w:color="auto" w:fill="FFFFFF"/>
-            <w:vAlign w:val="center"/>
-          </w:tcPr>
-          <w:p>
-            <w:pPr>
-              <w:keepNext/>
-              <w:spacing w:before="60" w:after="60" w:line="264" w:lineRule="auto"/>
-            </w:pPr>
-            <w:r>
-              <w:rPr>
-                <w:sz w:val="22"/>
-              </w:rPr>
-              <w:t>163,05</w:t>
-            </w:r>
-          </w:p>
-        </w:tc>
-      </w:tr>
-      <w:tr>
-        <w:trPr>
-          <w:cantSplit/>
-          <w:jc w:val="center"/>
-        </w:trPr>
-        <w:tc>
-          <w:tcPr>
-            <w:tcW w:w="2232" w:type="dxa"/>
-            <w:shd w:val="clear" w:color="auto" w:fill="FFFFFF"/>
-            <w:vAlign w:val="center"/>
-          </w:tcPr>
-          <w:p>
-            <w:pPr>
-              <w:spacing w:before="60" w:after="60" w:line="264" w:lineRule="auto"/>
-            </w:pPr>
-            <w:r>
-              <w:rPr>
-                <w:sz w:val="22"/>
-              </w:rPr>
-              <w:t>TP. Hồ Chí Minh</w:t>
-            </w:r>
-          </w:p>
-        </w:tc>
-        <w:tc>
-          <w:tcPr>
-            <w:tcW w:w="1080" w:type="dxa"/>
-            <w:shd w:val="clear" w:color="auto" w:fill="FFFFFF"/>
-            <w:vAlign w:val="center"/>
-          </w:tcPr>
-          <w:p>
-            <w:pPr>
-              <w:spacing w:before="60" w:after="60" w:line="264" w:lineRule="auto"/>
-            </w:pPr>
-            <w:r>
-              <w:rPr>
-                <w:sz w:val="22"/>
-              </w:rPr>
-              <w:t>Ngọc Quyên</w:t>
-            </w:r>
-          </w:p>
-        </w:tc>
-        <w:tc>
-          <w:tcPr>
-            <w:tcW w:w="1440" w:type="dxa"/>
-            <w:shd w:val="clear" w:color="auto" w:fill="FFFFFF"/>
-            <w:vAlign w:val="center"/>
-          </w:tcPr>
-          <w:p>
-            <w:pPr>
-              <w:spacing w:before="60" w:after="60" w:line="264" w:lineRule="auto"/>
-            </w:pPr>
-            <w:r>
-              <w:rPr>
-                <w:sz w:val="22"/>
-              </w:rPr>
-              <w:t>41</w:t>
-            </w:r>
-          </w:p>
-        </w:tc>
-        <w:tc>
-          <w:tcPr>
-            <w:tcW w:w="1440" w:type="dxa"/>
-            <w:shd w:val="clear" w:color="auto" w:fill="FFFFFF"/>
-            <w:vAlign w:val="center"/>
-          </w:tcPr>
-          <w:p>
-            <w:pPr>
-              <w:spacing w:before="60" w:after="60" w:line="264" w:lineRule="auto"/>
-            </w:pPr>
-            <w:r>
-              <w:rPr>
-                <w:sz w:val="22"/>
-              </w:rPr>
-              <w:t>19</w:t>
-            </w:r>
-          </w:p>
-        </w:tc>
-        <w:tc>
-          <w:tcPr>
-            <w:tcW w:w="1872" w:type="dxa"/>
-            <w:shd w:val="clear" w:color="auto" w:fill="FFFFFF"/>
-            <w:vAlign w:val="center"/>
-          </w:tcPr>
-          <w:p>
-            <w:pPr>
-              <w:spacing w:before="60" w:after="60" w:line="264" w:lineRule="auto"/>
-            </w:pPr>
-            <w:r>
-              <w:rPr>
-                <w:sz w:val="22"/>
-              </w:rPr>
-              <w:t>112,27</w:t>
-            </w:r>
-          </w:p>
-        </w:tc>
-        <w:tc>
-          <w:tcPr>
-            <w:tcW w:w="1872" w:type="dxa"/>
-            <w:shd w:val="clear" w:color="auto" w:fill="FFFFFF"/>
-            <w:vAlign w:val="center"/>
-          </w:tcPr>
-          <w:p>
-            <w:pPr>
-              <w:spacing w:before="60" w:after="60" w:line="264" w:lineRule="auto"/>
-            </w:pPr>
-            <w:r>
-              <w:rPr>
-                <w:sz w:val="22"/>
-              </w:rPr>
-              <w:t>79,05</w:t>
-            </w:r>
-          </w:p>
-        </w:tc>
-      </w:tr>
-    </w:tbl>
-    <w:p>
-      <w:pPr>
-        <w:keepNext/>
-        <w:spacing w:after="60"/>
+        <w:pageBreakBefore/>
+        <w:spacing w:after="100"/>
         <w:jc w:val="center"/>
       </w:pPr>
       <w:r>
         <w:rPr>
           <w:noProof/>
         </w:rPr>
+        <w:lastRenderedPageBreak/>
         <w:drawing>
-          <wp:inline distT="0" distB="0" distL="0" distR="0" wp14:anchorId="72CDC515" wp14:editId="5B0E9A22">
+          <wp:inline distT="0" distB="0" distL="0" distR="0" wp14:anchorId="2F17AF56" wp14:editId="3AAE503B">
             <wp:extent cx="6126480" cy="3039158"/>
             <wp:effectExtent l="0" t="0" r="0" b="0"/>
-            <wp:docPr id="15" name="Picture 15"/>
+            <wp:docPr id="19" name="Picture 19"/>
             <wp:cNvGraphicFramePr>
               <a:graphicFrameLocks xmlns:a="http://schemas.openxmlformats.org/drawingml/2006/main" noChangeAspect="1"/>
             </wp:cNvGraphicFramePr>
@@ -18455,7 +17665,7 @@
               <a:graphicData uri="http://schemas.openxmlformats.org/drawingml/2006/picture">
                 <pic:pic xmlns:pic="http://schemas.openxmlformats.org/drawingml/2006/picture">
                   <pic:nvPicPr>
-                    <pic:cNvPr id="0" name="image.png"/>
+                    <pic:cNvPr id="0" name="17_submitted_week1_aqi.png"/>
                     <pic:cNvPicPr/>
                   </pic:nvPicPr>
                   <pic:blipFill>
@@ -18483,11 +17693,1032 @@
     <w:p>
       <w:pPr>
         <w:pStyle w:val="Caption"/>
+        <w:spacing w:before="60" w:after="160"/>
+        <w:jc w:val="center"/>
+      </w:pPr>
+      <w:r>
+        <w:t>Hình 3.12 AQI trung bình: bộ báo cáo Tuần 1 và mẫu Tuần 2</w:t>
+      </w:r>
+    </w:p>
+    <w:p>
+      <w:pPr>
+        <w:keepNext/>
+        <w:spacing w:after="100"/>
+        <w:jc w:val="center"/>
+      </w:pPr>
+      <w:r>
+        <w:rPr>
+          <w:noProof/>
+        </w:rPr>
+        <w:drawing>
+          <wp:inline distT="0" distB="0" distL="0" distR="0" wp14:anchorId="4C48C70B" wp14:editId="1F08C225">
+            <wp:extent cx="6126480" cy="3037964"/>
+            <wp:effectExtent l="0" t="0" r="0" b="0"/>
+            <wp:docPr id="20" name="Picture 20"/>
+            <wp:cNvGraphicFramePr>
+              <a:graphicFrameLocks xmlns:a="http://schemas.openxmlformats.org/drawingml/2006/main" noChangeAspect="1"/>
+            </wp:cNvGraphicFramePr>
+            <a:graphic xmlns:a="http://schemas.openxmlformats.org/drawingml/2006/main">
+              <a:graphicData uri="http://schemas.openxmlformats.org/drawingml/2006/picture">
+                <pic:pic xmlns:pic="http://schemas.openxmlformats.org/drawingml/2006/picture">
+                  <pic:nvPicPr>
+                    <pic:cNvPr id="0" name="18_submitted_week1_pm25.png"/>
+                    <pic:cNvPicPr/>
+                  </pic:nvPicPr>
+                  <pic:blipFill>
+                    <a:blip r:embed="rId27"/>
+                    <a:stretch>
+                      <a:fillRect/>
+                    </a:stretch>
+                  </pic:blipFill>
+                  <pic:spPr>
+                    <a:xfrm>
+                      <a:off x="0" y="0"/>
+                      <a:ext cx="6126480" cy="3037964"/>
+                    </a:xfrm>
+                    <a:prstGeom prst="rect">
+                      <a:avLst/>
+                    </a:prstGeom>
+                  </pic:spPr>
+                </pic:pic>
+              </a:graphicData>
+            </a:graphic>
+          </wp:inline>
+        </w:drawing>
+      </w:r>
+    </w:p>
+    <w:p>
+      <w:pPr>
+        <w:pStyle w:val="Caption"/>
+        <w:spacing w:before="60" w:after="160"/>
+        <w:jc w:val="center"/>
+      </w:pPr>
+      <w:r>
+        <w:t>Hình 3.13 PM2.5 trung bình: bộ báo cáo Tuần 1 và mẫu Tuần 2</w:t>
+      </w:r>
+    </w:p>
+    <w:p>
+      <w:pPr>
+        <w:pStyle w:val="BodyText"/>
+      </w:pPr>
+      <w:r>
+        <w:t>Hình 3.12 và Hình 3.13 sử dụng bộ 156 bản ghi của báo cáo Tuần 1 (52 mẫu mỗi đô thị) làm mốc chung. Mẫu Tuần 2 có 9 mẫu của sinh viên Tiến Sơn và 19 mẫu của sinh viên Ngọc Quyên cho mỗi đô thị. Hai nguồn được trình bày riêng; chênh lệch giữa các tập mẫu không đại diện cho xu hướng toàn bộ tuần.</w:t>
+      </w:r>
+    </w:p>
+    <w:p>
+      <w:pPr>
+        <w:pStyle w:val="BodyText"/>
+        <w:keepNext/>
+        <w:pageBreakBefore/>
+      </w:pPr>
+      <w:r>
+        <w:rPr>
+          <w:b/>
+        </w:rPr>
+        <w:lastRenderedPageBreak/>
+        <w:t>b) Đối chiếu theo ranh giới tuần trong cùng lần xuất mới</w:t>
+      </w:r>
+    </w:p>
+    <w:p>
+      <w:pPr>
+        <w:pStyle w:val="BodyText"/>
+      </w:pPr>
+      <w:r>
+        <w:t>Phép đối chiếu tiếp theo lọc hai tuần từ cùng lần xuất mới trong bộ dữ liệu của từng sinh viên. Mẫu Tuần 1 có 42 dòng mỗi đô thị trong bộ của sinh viên Tiến Sơn và 41 trong bộ của sinh viên Ngọc Quyên. Phạm vi này khác mốc 52 mẫu trong hai bảng trên; Hình 3.14 minh họa riêng phép lọc này.</w:t>
+      </w:r>
+    </w:p>
+    <w:p>
+      <w:pPr>
+        <w:pStyle w:val="Caption"/>
+        <w:keepNext/>
         <w:spacing w:before="80" w:after="160" w:line="252" w:lineRule="auto"/>
         <w:jc w:val="center"/>
       </w:pPr>
       <w:r>
-        <w:t>Hình 3.12 So sánh các mẫu thuộc Tuần 1 và Tuần 2 trong dữ liệu vừa tải</w:t>
+        <w:t>Bảng 3.12 AQI theo ranh giới tuần trong lần xuất mới</w:t>
+      </w:r>
+    </w:p>
+    <w:tbl>
+      <w:tblPr>
+        <w:tblStyle w:val="TableGrid"/>
+        <w:tblW w:w="0" w:type="auto"/>
+        <w:jc w:val="center"/>
+        <w:tblLayout w:type="fixed"/>
+        <w:tblLook w:val="04A0" w:firstRow="1" w:lastRow="0" w:firstColumn="1" w:lastColumn="0" w:noHBand="0" w:noVBand="1"/>
+      </w:tblPr>
+      <w:tblGrid>
+        <w:gridCol w:w="2232"/>
+        <w:gridCol w:w="1080"/>
+        <w:gridCol w:w="1440"/>
+        <w:gridCol w:w="1440"/>
+        <w:gridCol w:w="1872"/>
+        <w:gridCol w:w="1872"/>
+      </w:tblGrid>
+      <w:tr>
+        <w:trPr>
+          <w:cantSplit/>
+          <w:tblHeader/>
+          <w:jc w:val="center"/>
+        </w:trPr>
+        <w:tc>
+          <w:tcPr>
+            <w:tcW w:w="2232" w:type="dxa"/>
+            <w:shd w:val="clear" w:color="auto" w:fill="E7E7E7"/>
+            <w:vAlign w:val="center"/>
+          </w:tcPr>
+          <w:p>
+            <w:pPr>
+              <w:keepNext/>
+              <w:spacing w:before="60" w:after="60" w:line="264" w:lineRule="auto"/>
+              <w:jc w:val="center"/>
+            </w:pPr>
+            <w:r>
+              <w:rPr>
+                <w:b/>
+                <w:sz w:val="22"/>
+              </w:rPr>
+              <w:t>Đô thị</w:t>
+            </w:r>
+          </w:p>
+        </w:tc>
+        <w:tc>
+          <w:tcPr>
+            <w:tcW w:w="1080" w:type="dxa"/>
+            <w:shd w:val="clear" w:color="auto" w:fill="E7E7E7"/>
+            <w:vAlign w:val="center"/>
+          </w:tcPr>
+          <w:p>
+            <w:pPr>
+              <w:keepNext/>
+              <w:spacing w:before="60" w:after="60" w:line="264" w:lineRule="auto"/>
+              <w:jc w:val="center"/>
+            </w:pPr>
+            <w:r>
+              <w:rPr>
+                <w:b/>
+                <w:sz w:val="22"/>
+              </w:rPr>
+              <w:t>Sinh viên</w:t>
+            </w:r>
+          </w:p>
+        </w:tc>
+        <w:tc>
+          <w:tcPr>
+            <w:tcW w:w="1440" w:type="dxa"/>
+            <w:shd w:val="clear" w:color="auto" w:fill="E7E7E7"/>
+            <w:vAlign w:val="center"/>
+          </w:tcPr>
+          <w:p>
+            <w:pPr>
+              <w:keepNext/>
+              <w:spacing w:before="60" w:after="60" w:line="264" w:lineRule="auto"/>
+              <w:jc w:val="center"/>
+            </w:pPr>
+            <w:r>
+              <w:rPr>
+                <w:b/>
+                <w:sz w:val="22"/>
+              </w:rPr>
+              <w:t>n Tuần 1</w:t>
+            </w:r>
+          </w:p>
+        </w:tc>
+        <w:tc>
+          <w:tcPr>
+            <w:tcW w:w="1440" w:type="dxa"/>
+            <w:shd w:val="clear" w:color="auto" w:fill="E7E7E7"/>
+            <w:vAlign w:val="center"/>
+          </w:tcPr>
+          <w:p>
+            <w:pPr>
+              <w:keepNext/>
+              <w:spacing w:before="60" w:after="60" w:line="264" w:lineRule="auto"/>
+              <w:jc w:val="center"/>
+            </w:pPr>
+            <w:r>
+              <w:rPr>
+                <w:b/>
+                <w:sz w:val="22"/>
+              </w:rPr>
+              <w:t>n Tuần 2</w:t>
+            </w:r>
+          </w:p>
+        </w:tc>
+        <w:tc>
+          <w:tcPr>
+            <w:tcW w:w="1872" w:type="dxa"/>
+            <w:shd w:val="clear" w:color="auto" w:fill="E7E7E7"/>
+            <w:vAlign w:val="center"/>
+          </w:tcPr>
+          <w:p>
+            <w:pPr>
+              <w:keepNext/>
+              <w:spacing w:before="60" w:after="60" w:line="264" w:lineRule="auto"/>
+              <w:jc w:val="center"/>
+            </w:pPr>
+            <w:r>
+              <w:rPr>
+                <w:b/>
+                <w:sz w:val="22"/>
+              </w:rPr>
+              <w:t>AQI Tuần 1</w:t>
+            </w:r>
+          </w:p>
+        </w:tc>
+        <w:tc>
+          <w:tcPr>
+            <w:tcW w:w="1872" w:type="dxa"/>
+            <w:shd w:val="clear" w:color="auto" w:fill="E7E7E7"/>
+            <w:vAlign w:val="center"/>
+          </w:tcPr>
+          <w:p>
+            <w:pPr>
+              <w:keepNext/>
+              <w:spacing w:before="60" w:after="60" w:line="264" w:lineRule="auto"/>
+              <w:jc w:val="center"/>
+            </w:pPr>
+            <w:r>
+              <w:rPr>
+                <w:b/>
+                <w:sz w:val="22"/>
+              </w:rPr>
+              <w:t>AQI Tuần 2</w:t>
+            </w:r>
+          </w:p>
+        </w:tc>
+      </w:tr>
+      <w:tr>
+        <w:trPr>
+          <w:cantSplit/>
+          <w:jc w:val="center"/>
+        </w:trPr>
+        <w:tc>
+          <w:tcPr>
+            <w:tcW w:w="2232" w:type="dxa"/>
+            <w:shd w:val="clear" w:color="auto" w:fill="FFFFFF"/>
+            <w:vAlign w:val="center"/>
+          </w:tcPr>
+          <w:p>
+            <w:pPr>
+              <w:keepNext/>
+              <w:spacing w:before="60" w:after="60" w:line="264" w:lineRule="auto"/>
+            </w:pPr>
+            <w:r>
+              <w:rPr>
+                <w:sz w:val="22"/>
+              </w:rPr>
+              <w:t>Đà Nẵng</w:t>
+            </w:r>
+          </w:p>
+        </w:tc>
+        <w:tc>
+          <w:tcPr>
+            <w:tcW w:w="1080" w:type="dxa"/>
+            <w:shd w:val="clear" w:color="auto" w:fill="FFFFFF"/>
+            <w:vAlign w:val="center"/>
+          </w:tcPr>
+          <w:p>
+            <w:pPr>
+              <w:keepNext/>
+              <w:spacing w:before="60" w:after="60" w:line="264" w:lineRule="auto"/>
+            </w:pPr>
+            <w:r>
+              <w:rPr>
+                <w:sz w:val="22"/>
+              </w:rPr>
+              <w:t>Tiến Sơn</w:t>
+            </w:r>
+          </w:p>
+        </w:tc>
+        <w:tc>
+          <w:tcPr>
+            <w:tcW w:w="1440" w:type="dxa"/>
+            <w:shd w:val="clear" w:color="auto" w:fill="FFFFFF"/>
+            <w:vAlign w:val="center"/>
+          </w:tcPr>
+          <w:p>
+            <w:pPr>
+              <w:keepNext/>
+              <w:spacing w:before="60" w:after="60" w:line="264" w:lineRule="auto"/>
+            </w:pPr>
+            <w:r>
+              <w:rPr>
+                <w:sz w:val="22"/>
+              </w:rPr>
+              <w:t>42</w:t>
+            </w:r>
+          </w:p>
+        </w:tc>
+        <w:tc>
+          <w:tcPr>
+            <w:tcW w:w="1440" w:type="dxa"/>
+            <w:shd w:val="clear" w:color="auto" w:fill="FFFFFF"/>
+            <w:vAlign w:val="center"/>
+          </w:tcPr>
+          <w:p>
+            <w:pPr>
+              <w:keepNext/>
+              <w:spacing w:before="60" w:after="60" w:line="264" w:lineRule="auto"/>
+            </w:pPr>
+            <w:r>
+              <w:rPr>
+                <w:sz w:val="22"/>
+              </w:rPr>
+              <w:t>9</w:t>
+            </w:r>
+          </w:p>
+        </w:tc>
+        <w:tc>
+          <w:tcPr>
+            <w:tcW w:w="1872" w:type="dxa"/>
+            <w:shd w:val="clear" w:color="auto" w:fill="FFFFFF"/>
+            <w:vAlign w:val="center"/>
+          </w:tcPr>
+          <w:p>
+            <w:pPr>
+              <w:keepNext/>
+              <w:spacing w:before="60" w:after="60" w:line="264" w:lineRule="auto"/>
+            </w:pPr>
+            <w:r>
+              <w:rPr>
+                <w:sz w:val="22"/>
+              </w:rPr>
+              <w:t>65,60</w:t>
+            </w:r>
+          </w:p>
+        </w:tc>
+        <w:tc>
+          <w:tcPr>
+            <w:tcW w:w="1872" w:type="dxa"/>
+            <w:shd w:val="clear" w:color="auto" w:fill="FFFFFF"/>
+            <w:vAlign w:val="center"/>
+          </w:tcPr>
+          <w:p>
+            <w:pPr>
+              <w:keepNext/>
+              <w:spacing w:before="60" w:after="60" w:line="264" w:lineRule="auto"/>
+            </w:pPr>
+            <w:r>
+              <w:rPr>
+                <w:sz w:val="22"/>
+              </w:rPr>
+              <w:t>35,44</w:t>
+            </w:r>
+          </w:p>
+        </w:tc>
+      </w:tr>
+      <w:tr>
+        <w:trPr>
+          <w:cantSplit/>
+          <w:jc w:val="center"/>
+        </w:trPr>
+        <w:tc>
+          <w:tcPr>
+            <w:tcW w:w="2232" w:type="dxa"/>
+            <w:shd w:val="clear" w:color="auto" w:fill="FFFFFF"/>
+            <w:vAlign w:val="center"/>
+          </w:tcPr>
+          <w:p>
+            <w:pPr>
+              <w:keepNext/>
+              <w:spacing w:before="60" w:after="60" w:line="264" w:lineRule="auto"/>
+            </w:pPr>
+            <w:r>
+              <w:rPr>
+                <w:sz w:val="22"/>
+              </w:rPr>
+              <w:t>Hà Nội</w:t>
+            </w:r>
+          </w:p>
+        </w:tc>
+        <w:tc>
+          <w:tcPr>
+            <w:tcW w:w="1080" w:type="dxa"/>
+            <w:shd w:val="clear" w:color="auto" w:fill="FFFFFF"/>
+            <w:vAlign w:val="center"/>
+          </w:tcPr>
+          <w:p>
+            <w:pPr>
+              <w:keepNext/>
+              <w:spacing w:before="60" w:after="60" w:line="264" w:lineRule="auto"/>
+            </w:pPr>
+            <w:r>
+              <w:rPr>
+                <w:sz w:val="22"/>
+              </w:rPr>
+              <w:t>Tiến Sơn</w:t>
+            </w:r>
+          </w:p>
+        </w:tc>
+        <w:tc>
+          <w:tcPr>
+            <w:tcW w:w="1440" w:type="dxa"/>
+            <w:shd w:val="clear" w:color="auto" w:fill="FFFFFF"/>
+            <w:vAlign w:val="center"/>
+          </w:tcPr>
+          <w:p>
+            <w:pPr>
+              <w:keepNext/>
+              <w:spacing w:before="60" w:after="60" w:line="264" w:lineRule="auto"/>
+            </w:pPr>
+            <w:r>
+              <w:rPr>
+                <w:sz w:val="22"/>
+              </w:rPr>
+              <w:t>42</w:t>
+            </w:r>
+          </w:p>
+        </w:tc>
+        <w:tc>
+          <w:tcPr>
+            <w:tcW w:w="1440" w:type="dxa"/>
+            <w:shd w:val="clear" w:color="auto" w:fill="FFFFFF"/>
+            <w:vAlign w:val="center"/>
+          </w:tcPr>
+          <w:p>
+            <w:pPr>
+              <w:keepNext/>
+              <w:spacing w:before="60" w:after="60" w:line="264" w:lineRule="auto"/>
+            </w:pPr>
+            <w:r>
+              <w:rPr>
+                <w:sz w:val="22"/>
+              </w:rPr>
+              <w:t>9</w:t>
+            </w:r>
+          </w:p>
+        </w:tc>
+        <w:tc>
+          <w:tcPr>
+            <w:tcW w:w="1872" w:type="dxa"/>
+            <w:shd w:val="clear" w:color="auto" w:fill="FFFFFF"/>
+            <w:vAlign w:val="center"/>
+          </w:tcPr>
+          <w:p>
+            <w:pPr>
+              <w:keepNext/>
+              <w:spacing w:before="60" w:after="60" w:line="264" w:lineRule="auto"/>
+            </w:pPr>
+            <w:r>
+              <w:rPr>
+                <w:sz w:val="22"/>
+              </w:rPr>
+              <w:t>65,74</w:t>
+            </w:r>
+          </w:p>
+        </w:tc>
+        <w:tc>
+          <w:tcPr>
+            <w:tcW w:w="1872" w:type="dxa"/>
+            <w:shd w:val="clear" w:color="auto" w:fill="FFFFFF"/>
+            <w:vAlign w:val="center"/>
+          </w:tcPr>
+          <w:p>
+            <w:pPr>
+              <w:keepNext/>
+              <w:spacing w:before="60" w:after="60" w:line="264" w:lineRule="auto"/>
+            </w:pPr>
+            <w:r>
+              <w:rPr>
+                <w:sz w:val="22"/>
+              </w:rPr>
+              <w:t>163,56</w:t>
+            </w:r>
+          </w:p>
+        </w:tc>
+      </w:tr>
+      <w:tr>
+        <w:trPr>
+          <w:cantSplit/>
+          <w:jc w:val="center"/>
+        </w:trPr>
+        <w:tc>
+          <w:tcPr>
+            <w:tcW w:w="2232" w:type="dxa"/>
+            <w:shd w:val="clear" w:color="auto" w:fill="FFFFFF"/>
+            <w:vAlign w:val="center"/>
+          </w:tcPr>
+          <w:p>
+            <w:pPr>
+              <w:keepNext/>
+              <w:spacing w:before="60" w:after="60" w:line="264" w:lineRule="auto"/>
+            </w:pPr>
+            <w:r>
+              <w:rPr>
+                <w:sz w:val="22"/>
+              </w:rPr>
+              <w:t>TP. Hồ Chí Minh</w:t>
+            </w:r>
+          </w:p>
+        </w:tc>
+        <w:tc>
+          <w:tcPr>
+            <w:tcW w:w="1080" w:type="dxa"/>
+            <w:shd w:val="clear" w:color="auto" w:fill="FFFFFF"/>
+            <w:vAlign w:val="center"/>
+          </w:tcPr>
+          <w:p>
+            <w:pPr>
+              <w:keepNext/>
+              <w:spacing w:before="60" w:after="60" w:line="264" w:lineRule="auto"/>
+            </w:pPr>
+            <w:r>
+              <w:rPr>
+                <w:sz w:val="22"/>
+              </w:rPr>
+              <w:t>Tiến Sơn</w:t>
+            </w:r>
+          </w:p>
+        </w:tc>
+        <w:tc>
+          <w:tcPr>
+            <w:tcW w:w="1440" w:type="dxa"/>
+            <w:shd w:val="clear" w:color="auto" w:fill="FFFFFF"/>
+            <w:vAlign w:val="center"/>
+          </w:tcPr>
+          <w:p>
+            <w:pPr>
+              <w:keepNext/>
+              <w:spacing w:before="60" w:after="60" w:line="264" w:lineRule="auto"/>
+            </w:pPr>
+            <w:r>
+              <w:rPr>
+                <w:sz w:val="22"/>
+              </w:rPr>
+              <w:t>42</w:t>
+            </w:r>
+          </w:p>
+        </w:tc>
+        <w:tc>
+          <w:tcPr>
+            <w:tcW w:w="1440" w:type="dxa"/>
+            <w:shd w:val="clear" w:color="auto" w:fill="FFFFFF"/>
+            <w:vAlign w:val="center"/>
+          </w:tcPr>
+          <w:p>
+            <w:pPr>
+              <w:keepNext/>
+              <w:spacing w:before="60" w:after="60" w:line="264" w:lineRule="auto"/>
+            </w:pPr>
+            <w:r>
+              <w:rPr>
+                <w:sz w:val="22"/>
+              </w:rPr>
+              <w:t>9</w:t>
+            </w:r>
+          </w:p>
+        </w:tc>
+        <w:tc>
+          <w:tcPr>
+            <w:tcW w:w="1872" w:type="dxa"/>
+            <w:shd w:val="clear" w:color="auto" w:fill="FFFFFF"/>
+            <w:vAlign w:val="center"/>
+          </w:tcPr>
+          <w:p>
+            <w:pPr>
+              <w:keepNext/>
+              <w:spacing w:before="60" w:after="60" w:line="264" w:lineRule="auto"/>
+            </w:pPr>
+            <w:r>
+              <w:rPr>
+                <w:sz w:val="22"/>
+              </w:rPr>
+              <w:t>111,17</w:t>
+            </w:r>
+          </w:p>
+        </w:tc>
+        <w:tc>
+          <w:tcPr>
+            <w:tcW w:w="1872" w:type="dxa"/>
+            <w:shd w:val="clear" w:color="auto" w:fill="FFFFFF"/>
+            <w:vAlign w:val="center"/>
+          </w:tcPr>
+          <w:p>
+            <w:pPr>
+              <w:keepNext/>
+              <w:spacing w:before="60" w:after="60" w:line="264" w:lineRule="auto"/>
+            </w:pPr>
+            <w:r>
+              <w:rPr>
+                <w:sz w:val="22"/>
+              </w:rPr>
+              <w:t>78,00</w:t>
+            </w:r>
+          </w:p>
+        </w:tc>
+      </w:tr>
+      <w:tr>
+        <w:trPr>
+          <w:cantSplit/>
+          <w:jc w:val="center"/>
+        </w:trPr>
+        <w:tc>
+          <w:tcPr>
+            <w:tcW w:w="2232" w:type="dxa"/>
+            <w:shd w:val="clear" w:color="auto" w:fill="FFFFFF"/>
+            <w:vAlign w:val="center"/>
+          </w:tcPr>
+          <w:p>
+            <w:pPr>
+              <w:keepNext/>
+              <w:spacing w:before="60" w:after="60" w:line="264" w:lineRule="auto"/>
+            </w:pPr>
+            <w:r>
+              <w:rPr>
+                <w:sz w:val="22"/>
+              </w:rPr>
+              <w:t>Đà Nẵng</w:t>
+            </w:r>
+          </w:p>
+        </w:tc>
+        <w:tc>
+          <w:tcPr>
+            <w:tcW w:w="1080" w:type="dxa"/>
+            <w:shd w:val="clear" w:color="auto" w:fill="FFFFFF"/>
+            <w:vAlign w:val="center"/>
+          </w:tcPr>
+          <w:p>
+            <w:pPr>
+              <w:keepNext/>
+              <w:spacing w:before="60" w:after="60" w:line="264" w:lineRule="auto"/>
+            </w:pPr>
+            <w:r>
+              <w:rPr>
+                <w:sz w:val="22"/>
+              </w:rPr>
+              <w:t>Ngọc Quyên</w:t>
+            </w:r>
+          </w:p>
+        </w:tc>
+        <w:tc>
+          <w:tcPr>
+            <w:tcW w:w="1440" w:type="dxa"/>
+            <w:shd w:val="clear" w:color="auto" w:fill="FFFFFF"/>
+            <w:vAlign w:val="center"/>
+          </w:tcPr>
+          <w:p>
+            <w:pPr>
+              <w:keepNext/>
+              <w:spacing w:before="60" w:after="60" w:line="264" w:lineRule="auto"/>
+            </w:pPr>
+            <w:r>
+              <w:rPr>
+                <w:sz w:val="22"/>
+              </w:rPr>
+              <w:t>41</w:t>
+            </w:r>
+          </w:p>
+        </w:tc>
+        <w:tc>
+          <w:tcPr>
+            <w:tcW w:w="1440" w:type="dxa"/>
+            <w:shd w:val="clear" w:color="auto" w:fill="FFFFFF"/>
+            <w:vAlign w:val="center"/>
+          </w:tcPr>
+          <w:p>
+            <w:pPr>
+              <w:keepNext/>
+              <w:spacing w:before="60" w:after="60" w:line="264" w:lineRule="auto"/>
+            </w:pPr>
+            <w:r>
+              <w:rPr>
+                <w:sz w:val="22"/>
+              </w:rPr>
+              <w:t>19</w:t>
+            </w:r>
+          </w:p>
+        </w:tc>
+        <w:tc>
+          <w:tcPr>
+            <w:tcW w:w="1872" w:type="dxa"/>
+            <w:shd w:val="clear" w:color="auto" w:fill="FFFFFF"/>
+            <w:vAlign w:val="center"/>
+          </w:tcPr>
+          <w:p>
+            <w:pPr>
+              <w:keepNext/>
+              <w:spacing w:before="60" w:after="60" w:line="264" w:lineRule="auto"/>
+            </w:pPr>
+            <w:r>
+              <w:rPr>
+                <w:sz w:val="22"/>
+              </w:rPr>
+              <w:t>63,95</w:t>
+            </w:r>
+          </w:p>
+        </w:tc>
+        <w:tc>
+          <w:tcPr>
+            <w:tcW w:w="1872" w:type="dxa"/>
+            <w:shd w:val="clear" w:color="auto" w:fill="FFFFFF"/>
+            <w:vAlign w:val="center"/>
+          </w:tcPr>
+          <w:p>
+            <w:pPr>
+              <w:keepNext/>
+              <w:spacing w:before="60" w:after="60" w:line="264" w:lineRule="auto"/>
+            </w:pPr>
+            <w:r>
+              <w:rPr>
+                <w:sz w:val="22"/>
+              </w:rPr>
+              <w:t>35,37</w:t>
+            </w:r>
+          </w:p>
+        </w:tc>
+      </w:tr>
+      <w:tr>
+        <w:trPr>
+          <w:cantSplit/>
+          <w:jc w:val="center"/>
+        </w:trPr>
+        <w:tc>
+          <w:tcPr>
+            <w:tcW w:w="2232" w:type="dxa"/>
+            <w:shd w:val="clear" w:color="auto" w:fill="FFFFFF"/>
+            <w:vAlign w:val="center"/>
+          </w:tcPr>
+          <w:p>
+            <w:pPr>
+              <w:keepNext/>
+              <w:spacing w:before="60" w:after="60" w:line="264" w:lineRule="auto"/>
+            </w:pPr>
+            <w:r>
+              <w:rPr>
+                <w:sz w:val="22"/>
+              </w:rPr>
+              <w:t>Hà Nội</w:t>
+            </w:r>
+          </w:p>
+        </w:tc>
+        <w:tc>
+          <w:tcPr>
+            <w:tcW w:w="1080" w:type="dxa"/>
+            <w:shd w:val="clear" w:color="auto" w:fill="FFFFFF"/>
+            <w:vAlign w:val="center"/>
+          </w:tcPr>
+          <w:p>
+            <w:pPr>
+              <w:keepNext/>
+              <w:spacing w:before="60" w:after="60" w:line="264" w:lineRule="auto"/>
+            </w:pPr>
+            <w:r>
+              <w:rPr>
+                <w:sz w:val="22"/>
+              </w:rPr>
+              <w:t>Ngọc Quyên</w:t>
+            </w:r>
+          </w:p>
+        </w:tc>
+        <w:tc>
+          <w:tcPr>
+            <w:tcW w:w="1440" w:type="dxa"/>
+            <w:shd w:val="clear" w:color="auto" w:fill="FFFFFF"/>
+            <w:vAlign w:val="center"/>
+          </w:tcPr>
+          <w:p>
+            <w:pPr>
+              <w:keepNext/>
+              <w:spacing w:before="60" w:after="60" w:line="264" w:lineRule="auto"/>
+            </w:pPr>
+            <w:r>
+              <w:rPr>
+                <w:sz w:val="22"/>
+              </w:rPr>
+              <w:t>41</w:t>
+            </w:r>
+          </w:p>
+        </w:tc>
+        <w:tc>
+          <w:tcPr>
+            <w:tcW w:w="1440" w:type="dxa"/>
+            <w:shd w:val="clear" w:color="auto" w:fill="FFFFFF"/>
+            <w:vAlign w:val="center"/>
+          </w:tcPr>
+          <w:p>
+            <w:pPr>
+              <w:keepNext/>
+              <w:spacing w:before="60" w:after="60" w:line="264" w:lineRule="auto"/>
+            </w:pPr>
+            <w:r>
+              <w:rPr>
+                <w:sz w:val="22"/>
+              </w:rPr>
+              <w:t>19</w:t>
+            </w:r>
+          </w:p>
+        </w:tc>
+        <w:tc>
+          <w:tcPr>
+            <w:tcW w:w="1872" w:type="dxa"/>
+            <w:shd w:val="clear" w:color="auto" w:fill="FFFFFF"/>
+            <w:vAlign w:val="center"/>
+          </w:tcPr>
+          <w:p>
+            <w:pPr>
+              <w:keepNext/>
+              <w:spacing w:before="60" w:after="60" w:line="264" w:lineRule="auto"/>
+            </w:pPr>
+            <w:r>
+              <w:rPr>
+                <w:sz w:val="22"/>
+              </w:rPr>
+              <w:t>69,10</w:t>
+            </w:r>
+          </w:p>
+        </w:tc>
+        <w:tc>
+          <w:tcPr>
+            <w:tcW w:w="1872" w:type="dxa"/>
+            <w:shd w:val="clear" w:color="auto" w:fill="FFFFFF"/>
+            <w:vAlign w:val="center"/>
+          </w:tcPr>
+          <w:p>
+            <w:pPr>
+              <w:keepNext/>
+              <w:spacing w:before="60" w:after="60" w:line="264" w:lineRule="auto"/>
+            </w:pPr>
+            <w:r>
+              <w:rPr>
+                <w:sz w:val="22"/>
+              </w:rPr>
+              <w:t>163,05</w:t>
+            </w:r>
+          </w:p>
+        </w:tc>
+      </w:tr>
+      <w:tr>
+        <w:trPr>
+          <w:cantSplit/>
+          <w:jc w:val="center"/>
+        </w:trPr>
+        <w:tc>
+          <w:tcPr>
+            <w:tcW w:w="2232" w:type="dxa"/>
+            <w:shd w:val="clear" w:color="auto" w:fill="FFFFFF"/>
+            <w:vAlign w:val="center"/>
+          </w:tcPr>
+          <w:p>
+            <w:pPr>
+              <w:spacing w:before="60" w:after="60" w:line="264" w:lineRule="auto"/>
+            </w:pPr>
+            <w:r>
+              <w:rPr>
+                <w:sz w:val="22"/>
+              </w:rPr>
+              <w:t>TP. Hồ Chí Minh</w:t>
+            </w:r>
+          </w:p>
+        </w:tc>
+        <w:tc>
+          <w:tcPr>
+            <w:tcW w:w="1080" w:type="dxa"/>
+            <w:shd w:val="clear" w:color="auto" w:fill="FFFFFF"/>
+            <w:vAlign w:val="center"/>
+          </w:tcPr>
+          <w:p>
+            <w:pPr>
+              <w:spacing w:before="60" w:after="60" w:line="264" w:lineRule="auto"/>
+            </w:pPr>
+            <w:r>
+              <w:rPr>
+                <w:sz w:val="22"/>
+              </w:rPr>
+              <w:t>Ngọc Quyên</w:t>
+            </w:r>
+          </w:p>
+        </w:tc>
+        <w:tc>
+          <w:tcPr>
+            <w:tcW w:w="1440" w:type="dxa"/>
+            <w:shd w:val="clear" w:color="auto" w:fill="FFFFFF"/>
+            <w:vAlign w:val="center"/>
+          </w:tcPr>
+          <w:p>
+            <w:pPr>
+              <w:spacing w:before="60" w:after="60" w:line="264" w:lineRule="auto"/>
+            </w:pPr>
+            <w:r>
+              <w:rPr>
+                <w:sz w:val="22"/>
+              </w:rPr>
+              <w:t>41</w:t>
+            </w:r>
+          </w:p>
+        </w:tc>
+        <w:tc>
+          <w:tcPr>
+            <w:tcW w:w="1440" w:type="dxa"/>
+            <w:shd w:val="clear" w:color="auto" w:fill="FFFFFF"/>
+            <w:vAlign w:val="center"/>
+          </w:tcPr>
+          <w:p>
+            <w:pPr>
+              <w:spacing w:before="60" w:after="60" w:line="264" w:lineRule="auto"/>
+            </w:pPr>
+            <w:r>
+              <w:rPr>
+                <w:sz w:val="22"/>
+              </w:rPr>
+              <w:t>19</w:t>
+            </w:r>
+          </w:p>
+        </w:tc>
+        <w:tc>
+          <w:tcPr>
+            <w:tcW w:w="1872" w:type="dxa"/>
+            <w:shd w:val="clear" w:color="auto" w:fill="FFFFFF"/>
+            <w:vAlign w:val="center"/>
+          </w:tcPr>
+          <w:p>
+            <w:pPr>
+              <w:spacing w:before="60" w:after="60" w:line="264" w:lineRule="auto"/>
+            </w:pPr>
+            <w:r>
+              <w:rPr>
+                <w:sz w:val="22"/>
+              </w:rPr>
+              <w:t>112,27</w:t>
+            </w:r>
+          </w:p>
+        </w:tc>
+        <w:tc>
+          <w:tcPr>
+            <w:tcW w:w="1872" w:type="dxa"/>
+            <w:shd w:val="clear" w:color="auto" w:fill="FFFFFF"/>
+            <w:vAlign w:val="center"/>
+          </w:tcPr>
+          <w:p>
+            <w:pPr>
+              <w:spacing w:before="60" w:after="60" w:line="264" w:lineRule="auto"/>
+            </w:pPr>
+            <w:r>
+              <w:rPr>
+                <w:sz w:val="22"/>
+              </w:rPr>
+              <w:t>79,05</w:t>
+            </w:r>
+          </w:p>
+        </w:tc>
+      </w:tr>
+    </w:tbl>
+    <w:p>
+      <w:pPr>
+        <w:keepNext/>
+        <w:pageBreakBefore/>
+        <w:spacing w:after="60"/>
+        <w:jc w:val="center"/>
+      </w:pPr>
+      <w:r>
+        <w:rPr>
+          <w:noProof/>
+        </w:rPr>
+        <w:lastRenderedPageBreak/>
+        <w:drawing>
+          <wp:inline distT="0" distB="0" distL="0" distR="0" wp14:anchorId="72CDC515" wp14:editId="5B0E9A22">
+            <wp:extent cx="6126480" cy="3039158"/>
+            <wp:effectExtent l="0" t="0" r="0" b="0"/>
+            <wp:docPr id="15" name="Picture 15"/>
+            <wp:cNvGraphicFramePr>
+              <a:graphicFrameLocks xmlns:a="http://schemas.openxmlformats.org/drawingml/2006/main" noChangeAspect="1"/>
+            </wp:cNvGraphicFramePr>
+            <a:graphic xmlns:a="http://schemas.openxmlformats.org/drawingml/2006/main">
+              <a:graphicData uri="http://schemas.openxmlformats.org/drawingml/2006/picture">
+                <pic:pic xmlns:pic="http://schemas.openxmlformats.org/drawingml/2006/picture">
+                  <pic:nvPicPr>
+                    <pic:cNvPr id="0" name="image.png"/>
+                    <pic:cNvPicPr/>
+                  </pic:nvPicPr>
+                  <pic:blipFill>
+                    <a:blip r:embed="rId28"/>
+                    <a:stretch>
+                      <a:fillRect/>
+                    </a:stretch>
+                  </pic:blipFill>
+                  <pic:spPr>
+                    <a:xfrm>
+                      <a:off x="0" y="0"/>
+                      <a:ext cx="6126480" cy="3039158"/>
+                    </a:xfrm>
+                    <a:prstGeom prst="rect">
+                      <a:avLst/>
+                    </a:prstGeom>
+                  </pic:spPr>
+                </pic:pic>
+              </a:graphicData>
+            </a:graphic>
+          </wp:inline>
+        </w:drawing>
+      </w:r>
+    </w:p>
+    <w:p>
+      <w:pPr>
+        <w:pStyle w:val="Caption"/>
+        <w:spacing w:before="80" w:after="160" w:line="252" w:lineRule="auto"/>
+        <w:jc w:val="center"/>
+      </w:pPr>
+      <w:r>
+        <w:t>Hình 3.14 So sánh các mẫu thuộc Tuần 1 và Tuần 2 trong dữ liệu vừa tải</w:t>
       </w:r>
     </w:p>
     <w:p>
@@ -18505,7 +18736,7 @@
         <w:ind w:firstLine="504"/>
       </w:pPr>
       <w:r>
-        <w:t>Bảng 3.12 và Hình 3.12 dùng mẫu lọc theo ranh giới tuần trong lần xuất mới. Bảng 3.10 và Bảng 3.11 dùng bộ báo cáo Tuần 1 đã lưu, bao gồm phần lịch sử nạp bổ sung. Hai phạm vi được giữ riêng để giải thích rõ sự khác biệt về số mẫu và giá trị trung bình.</w:t>
+        <w:t>Bảng 3.12 và Hình 3.14 dùng mẫu lọc theo ranh giới tuần trong lần xuất mới. Bảng 3.10 và Bảng 3.11 dùng bộ báo cáo Tuần 1 đã lưu, bao gồm phần lịch sử nạp bổ sung. Hai phạm vi được giữ riêng để giải thích rõ sự khác biệt về số mẫu và giá trị trung bình.</w:t>
       </w:r>
     </w:p>
     <w:p>
@@ -18514,46 +18745,54 @@
         <w:pageBreakBefore/>
         <w:jc w:val="left"/>
       </w:pPr>
-      <w:bookmarkStart w:id="169" w:name="_Toc242867478"/>
-      <w:bookmarkStart w:id="170" w:name="_Toc242869289"/>
-      <w:bookmarkStart w:id="171" w:name="_Toc242869449"/>
-      <w:bookmarkStart w:id="172" w:name="_Toc242871586"/>
-      <w:bookmarkStart w:id="173" w:name="_Toc242871774"/>
-      <w:bookmarkStart w:id="174" w:name="_Toc242872962"/>
-      <w:bookmarkStart w:id="175" w:name="_Toc242874466"/>
+      <w:bookmarkStart w:id="221" w:name="_Toc242867478"/>
+      <w:bookmarkStart w:id="222" w:name="_Toc242869289"/>
+      <w:bookmarkStart w:id="223" w:name="_Toc242869449"/>
+      <w:bookmarkStart w:id="224" w:name="_Toc242871586"/>
+      <w:bookmarkStart w:id="225" w:name="_Toc242871774"/>
+      <w:bookmarkStart w:id="226" w:name="_Toc242872962"/>
+      <w:bookmarkStart w:id="227" w:name="_Toc242874466"/>
+      <w:bookmarkStart w:id="228" w:name="_Toc242875964"/>
+      <w:bookmarkStart w:id="229" w:name="_Toc242876929"/>
       <w:r>
         <w:lastRenderedPageBreak/>
         <w:t>Chương 4 Phân tích vận hành Lambda và SNS</w:t>
       </w:r>
-      <w:bookmarkEnd w:id="169"/>
-      <w:bookmarkEnd w:id="170"/>
-      <w:bookmarkEnd w:id="171"/>
-      <w:bookmarkEnd w:id="172"/>
-      <w:bookmarkEnd w:id="173"/>
-      <w:bookmarkEnd w:id="174"/>
-      <w:bookmarkEnd w:id="175"/>
+      <w:bookmarkEnd w:id="221"/>
+      <w:bookmarkEnd w:id="222"/>
+      <w:bookmarkEnd w:id="223"/>
+      <w:bookmarkEnd w:id="224"/>
+      <w:bookmarkEnd w:id="225"/>
+      <w:bookmarkEnd w:id="226"/>
+      <w:bookmarkEnd w:id="227"/>
+      <w:bookmarkEnd w:id="228"/>
+      <w:bookmarkEnd w:id="229"/>
     </w:p>
     <w:p>
       <w:pPr>
         <w:pStyle w:val="Heading2"/>
       </w:pPr>
-      <w:bookmarkStart w:id="176" w:name="_Toc242867479"/>
-      <w:bookmarkStart w:id="177" w:name="_Toc242869290"/>
-      <w:bookmarkStart w:id="178" w:name="_Toc242869450"/>
-      <w:bookmarkStart w:id="179" w:name="_Toc242871587"/>
-      <w:bookmarkStart w:id="180" w:name="_Toc242871775"/>
-      <w:bookmarkStart w:id="181" w:name="_Toc242872963"/>
-      <w:bookmarkStart w:id="182" w:name="_Toc242874467"/>
+      <w:bookmarkStart w:id="230" w:name="_Toc242867479"/>
+      <w:bookmarkStart w:id="231" w:name="_Toc242869290"/>
+      <w:bookmarkStart w:id="232" w:name="_Toc242869450"/>
+      <w:bookmarkStart w:id="233" w:name="_Toc242871587"/>
+      <w:bookmarkStart w:id="234" w:name="_Toc242871775"/>
+      <w:bookmarkStart w:id="235" w:name="_Toc242872963"/>
+      <w:bookmarkStart w:id="236" w:name="_Toc242874467"/>
+      <w:bookmarkStart w:id="237" w:name="_Toc242875965"/>
+      <w:bookmarkStart w:id="238" w:name="_Toc242876930"/>
       <w:r>
         <w:t>4.1 Thời gian thực thi và bộ nhớ Lambda</w:t>
       </w:r>
-      <w:bookmarkEnd w:id="176"/>
-      <w:bookmarkEnd w:id="177"/>
-      <w:bookmarkEnd w:id="178"/>
-      <w:bookmarkEnd w:id="179"/>
-      <w:bookmarkEnd w:id="180"/>
-      <w:bookmarkEnd w:id="181"/>
-      <w:bookmarkEnd w:id="182"/>
+      <w:bookmarkEnd w:id="230"/>
+      <w:bookmarkEnd w:id="231"/>
+      <w:bookmarkEnd w:id="232"/>
+      <w:bookmarkEnd w:id="233"/>
+      <w:bookmarkEnd w:id="234"/>
+      <w:bookmarkEnd w:id="235"/>
+      <w:bookmarkEnd w:id="236"/>
+      <w:bookmarkEnd w:id="237"/>
+      <w:bookmarkEnd w:id="238"/>
     </w:p>
     <w:p>
       <w:pPr>
@@ -18976,7 +19215,7 @@
                     <pic:cNvPicPr/>
                   </pic:nvPicPr>
                   <pic:blipFill>
-                    <a:blip r:embed="rId27"/>
+                    <a:blip r:embed="rId29"/>
                     <a:stretch>
                       <a:fillRect/>
                     </a:stretch>
@@ -19030,24 +19269,28 @@
         <w:pStyle w:val="Heading2"/>
         <w:pageBreakBefore/>
       </w:pPr>
-      <w:bookmarkStart w:id="183" w:name="_Toc242867480"/>
-      <w:bookmarkStart w:id="184" w:name="_Toc242869291"/>
-      <w:bookmarkStart w:id="185" w:name="_Toc242869451"/>
-      <w:bookmarkStart w:id="186" w:name="_Toc242871588"/>
-      <w:bookmarkStart w:id="187" w:name="_Toc242871776"/>
-      <w:bookmarkStart w:id="188" w:name="_Toc242872964"/>
-      <w:bookmarkStart w:id="189" w:name="_Toc242874468"/>
+      <w:bookmarkStart w:id="239" w:name="_Toc242867480"/>
+      <w:bookmarkStart w:id="240" w:name="_Toc242869291"/>
+      <w:bookmarkStart w:id="241" w:name="_Toc242869451"/>
+      <w:bookmarkStart w:id="242" w:name="_Toc242871588"/>
+      <w:bookmarkStart w:id="243" w:name="_Toc242871776"/>
+      <w:bookmarkStart w:id="244" w:name="_Toc242872964"/>
+      <w:bookmarkStart w:id="245" w:name="_Toc242874468"/>
+      <w:bookmarkStart w:id="246" w:name="_Toc242875966"/>
+      <w:bookmarkStart w:id="247" w:name="_Toc242876931"/>
       <w:r>
         <w:lastRenderedPageBreak/>
         <w:t>4.2 Lịch thu thập và thông báo SNS</w:t>
       </w:r>
-      <w:bookmarkEnd w:id="183"/>
-      <w:bookmarkEnd w:id="184"/>
-      <w:bookmarkEnd w:id="185"/>
-      <w:bookmarkEnd w:id="186"/>
-      <w:bookmarkEnd w:id="187"/>
-      <w:bookmarkEnd w:id="188"/>
-      <w:bookmarkEnd w:id="189"/>
+      <w:bookmarkEnd w:id="239"/>
+      <w:bookmarkEnd w:id="240"/>
+      <w:bookmarkEnd w:id="241"/>
+      <w:bookmarkEnd w:id="242"/>
+      <w:bookmarkEnd w:id="243"/>
+      <w:bookmarkEnd w:id="244"/>
+      <w:bookmarkEnd w:id="245"/>
+      <w:bookmarkEnd w:id="246"/>
+      <w:bookmarkEnd w:id="247"/>
     </w:p>
     <w:p>
       <w:pPr>
@@ -19408,23 +19651,27 @@
       <w:pPr>
         <w:pStyle w:val="Heading2"/>
       </w:pPr>
-      <w:bookmarkStart w:id="190" w:name="_Toc242867481"/>
-      <w:bookmarkStart w:id="191" w:name="_Toc242869292"/>
-      <w:bookmarkStart w:id="192" w:name="_Toc242869452"/>
-      <w:bookmarkStart w:id="193" w:name="_Toc242871589"/>
-      <w:bookmarkStart w:id="194" w:name="_Toc242871777"/>
-      <w:bookmarkStart w:id="195" w:name="_Toc242872965"/>
-      <w:bookmarkStart w:id="196" w:name="_Toc242874469"/>
+      <w:bookmarkStart w:id="248" w:name="_Toc242867481"/>
+      <w:bookmarkStart w:id="249" w:name="_Toc242869292"/>
+      <w:bookmarkStart w:id="250" w:name="_Toc242869452"/>
+      <w:bookmarkStart w:id="251" w:name="_Toc242871589"/>
+      <w:bookmarkStart w:id="252" w:name="_Toc242871777"/>
+      <w:bookmarkStart w:id="253" w:name="_Toc242872965"/>
+      <w:bookmarkStart w:id="254" w:name="_Toc242874469"/>
+      <w:bookmarkStart w:id="255" w:name="_Toc242875967"/>
+      <w:bookmarkStart w:id="256" w:name="_Toc242876932"/>
       <w:r>
         <w:t>4.3 Đối chiếu sự nhất quán của chỉ số vận hành</w:t>
       </w:r>
-      <w:bookmarkEnd w:id="190"/>
-      <w:bookmarkEnd w:id="191"/>
-      <w:bookmarkEnd w:id="192"/>
-      <w:bookmarkEnd w:id="193"/>
-      <w:bookmarkEnd w:id="194"/>
-      <w:bookmarkEnd w:id="195"/>
-      <w:bookmarkEnd w:id="196"/>
+      <w:bookmarkEnd w:id="248"/>
+      <w:bookmarkEnd w:id="249"/>
+      <w:bookmarkEnd w:id="250"/>
+      <w:bookmarkEnd w:id="251"/>
+      <w:bookmarkEnd w:id="252"/>
+      <w:bookmarkEnd w:id="253"/>
+      <w:bookmarkEnd w:id="254"/>
+      <w:bookmarkEnd w:id="255"/>
+      <w:bookmarkEnd w:id="256"/>
     </w:p>
     <w:p>
       <w:pPr>
@@ -19787,46 +20034,54 @@
         <w:pageBreakBefore/>
         <w:jc w:val="left"/>
       </w:pPr>
-      <w:bookmarkStart w:id="197" w:name="_Toc242867482"/>
-      <w:bookmarkStart w:id="198" w:name="_Toc242869293"/>
-      <w:bookmarkStart w:id="199" w:name="_Toc242869453"/>
-      <w:bookmarkStart w:id="200" w:name="_Toc242871590"/>
-      <w:bookmarkStart w:id="201" w:name="_Toc242871778"/>
-      <w:bookmarkStart w:id="202" w:name="_Toc242872966"/>
-      <w:bookmarkStart w:id="203" w:name="_Toc242874470"/>
+      <w:bookmarkStart w:id="257" w:name="_Toc242867482"/>
+      <w:bookmarkStart w:id="258" w:name="_Toc242869293"/>
+      <w:bookmarkStart w:id="259" w:name="_Toc242869453"/>
+      <w:bookmarkStart w:id="260" w:name="_Toc242871590"/>
+      <w:bookmarkStart w:id="261" w:name="_Toc242871778"/>
+      <w:bookmarkStart w:id="262" w:name="_Toc242872966"/>
+      <w:bookmarkStart w:id="263" w:name="_Toc242874470"/>
+      <w:bookmarkStart w:id="264" w:name="_Toc242875968"/>
+      <w:bookmarkStart w:id="265" w:name="_Toc242876933"/>
       <w:r>
         <w:lastRenderedPageBreak/>
         <w:t>Chương 5 Phân tích truy vấn và sử dụng tài nguyên</w:t>
       </w:r>
-      <w:bookmarkEnd w:id="197"/>
-      <w:bookmarkEnd w:id="198"/>
-      <w:bookmarkEnd w:id="199"/>
-      <w:bookmarkEnd w:id="200"/>
-      <w:bookmarkEnd w:id="201"/>
-      <w:bookmarkEnd w:id="202"/>
-      <w:bookmarkEnd w:id="203"/>
+      <w:bookmarkEnd w:id="257"/>
+      <w:bookmarkEnd w:id="258"/>
+      <w:bookmarkEnd w:id="259"/>
+      <w:bookmarkEnd w:id="260"/>
+      <w:bookmarkEnd w:id="261"/>
+      <w:bookmarkEnd w:id="262"/>
+      <w:bookmarkEnd w:id="263"/>
+      <w:bookmarkEnd w:id="264"/>
+      <w:bookmarkEnd w:id="265"/>
     </w:p>
     <w:p>
       <w:pPr>
         <w:pStyle w:val="Heading2"/>
       </w:pPr>
-      <w:bookmarkStart w:id="204" w:name="_Toc242867483"/>
-      <w:bookmarkStart w:id="205" w:name="_Toc242869294"/>
-      <w:bookmarkStart w:id="206" w:name="_Toc242869454"/>
-      <w:bookmarkStart w:id="207" w:name="_Toc242871591"/>
-      <w:bookmarkStart w:id="208" w:name="_Toc242871779"/>
-      <w:bookmarkStart w:id="209" w:name="_Toc242872967"/>
-      <w:bookmarkStart w:id="210" w:name="_Toc242874471"/>
+      <w:bookmarkStart w:id="266" w:name="_Toc242867483"/>
+      <w:bookmarkStart w:id="267" w:name="_Toc242869294"/>
+      <w:bookmarkStart w:id="268" w:name="_Toc242869454"/>
+      <w:bookmarkStart w:id="269" w:name="_Toc242871591"/>
+      <w:bookmarkStart w:id="270" w:name="_Toc242871779"/>
+      <w:bookmarkStart w:id="271" w:name="_Toc242872967"/>
+      <w:bookmarkStart w:id="272" w:name="_Toc242874471"/>
+      <w:bookmarkStart w:id="273" w:name="_Toc242875969"/>
+      <w:bookmarkStart w:id="274" w:name="_Toc242876934"/>
       <w:r>
         <w:t>5.1 Đối chứng hiệu quả lọc phân vùng</w:t>
       </w:r>
-      <w:bookmarkEnd w:id="204"/>
-      <w:bookmarkEnd w:id="205"/>
-      <w:bookmarkEnd w:id="206"/>
-      <w:bookmarkEnd w:id="207"/>
-      <w:bookmarkEnd w:id="208"/>
-      <w:bookmarkEnd w:id="209"/>
-      <w:bookmarkEnd w:id="210"/>
+      <w:bookmarkEnd w:id="266"/>
+      <w:bookmarkEnd w:id="267"/>
+      <w:bookmarkEnd w:id="268"/>
+      <w:bookmarkEnd w:id="269"/>
+      <w:bookmarkEnd w:id="270"/>
+      <w:bookmarkEnd w:id="271"/>
+      <w:bookmarkEnd w:id="272"/>
+      <w:bookmarkEnd w:id="273"/>
+      <w:bookmarkEnd w:id="274"/>
     </w:p>
     <w:p>
       <w:pPr>
@@ -20190,7 +20445,7 @@
                     <pic:cNvPicPr/>
                   </pic:nvPicPr>
                   <pic:blipFill>
-                    <a:blip r:embed="rId28"/>
+                    <a:blip r:embed="rId30"/>
                     <a:stretch>
                       <a:fillRect/>
                     </a:stretch>
@@ -20244,24 +20499,28 @@
         <w:pStyle w:val="Heading2"/>
         <w:pageBreakBefore/>
       </w:pPr>
-      <w:bookmarkStart w:id="211" w:name="_Toc242867484"/>
-      <w:bookmarkStart w:id="212" w:name="_Toc242869295"/>
-      <w:bookmarkStart w:id="213" w:name="_Toc242869455"/>
-      <w:bookmarkStart w:id="214" w:name="_Toc242871592"/>
-      <w:bookmarkStart w:id="215" w:name="_Toc242871780"/>
-      <w:bookmarkStart w:id="216" w:name="_Toc242872968"/>
-      <w:bookmarkStart w:id="217" w:name="_Toc242874472"/>
+      <w:bookmarkStart w:id="275" w:name="_Toc242867484"/>
+      <w:bookmarkStart w:id="276" w:name="_Toc242869295"/>
+      <w:bookmarkStart w:id="277" w:name="_Toc242869455"/>
+      <w:bookmarkStart w:id="278" w:name="_Toc242871592"/>
+      <w:bookmarkStart w:id="279" w:name="_Toc242871780"/>
+      <w:bookmarkStart w:id="280" w:name="_Toc242872968"/>
+      <w:bookmarkStart w:id="281" w:name="_Toc242874472"/>
+      <w:bookmarkStart w:id="282" w:name="_Toc242875970"/>
+      <w:bookmarkStart w:id="283" w:name="_Toc242876935"/>
       <w:r>
         <w:lastRenderedPageBreak/>
         <w:t>5.2 Hai mươi bốn truy vấn phân tích mới</w:t>
       </w:r>
-      <w:bookmarkEnd w:id="211"/>
-      <w:bookmarkEnd w:id="212"/>
-      <w:bookmarkEnd w:id="213"/>
-      <w:bookmarkEnd w:id="214"/>
-      <w:bookmarkEnd w:id="215"/>
-      <w:bookmarkEnd w:id="216"/>
-      <w:bookmarkEnd w:id="217"/>
+      <w:bookmarkEnd w:id="275"/>
+      <w:bookmarkEnd w:id="276"/>
+      <w:bookmarkEnd w:id="277"/>
+      <w:bookmarkEnd w:id="278"/>
+      <w:bookmarkEnd w:id="279"/>
+      <w:bookmarkEnd w:id="280"/>
+      <w:bookmarkEnd w:id="281"/>
+      <w:bookmarkEnd w:id="282"/>
+      <w:bookmarkEnd w:id="283"/>
     </w:p>
     <w:p>
       <w:pPr>
@@ -21580,7 +21839,7 @@
                     <pic:cNvPicPr/>
                   </pic:nvPicPr>
                   <pic:blipFill>
-                    <a:blip r:embed="rId29"/>
+                    <a:blip r:embed="rId31"/>
                     <a:stretch>
                       <a:fillRect/>
                     </a:stretch>
@@ -21625,23 +21884,27 @@
       <w:pPr>
         <w:pStyle w:val="Heading2"/>
       </w:pPr>
-      <w:bookmarkStart w:id="218" w:name="_Toc242867485"/>
-      <w:bookmarkStart w:id="219" w:name="_Toc242869296"/>
-      <w:bookmarkStart w:id="220" w:name="_Toc242869456"/>
-      <w:bookmarkStart w:id="221" w:name="_Toc242871593"/>
-      <w:bookmarkStart w:id="222" w:name="_Toc242871781"/>
-      <w:bookmarkStart w:id="223" w:name="_Toc242872969"/>
-      <w:bookmarkStart w:id="224" w:name="_Toc242874473"/>
+      <w:bookmarkStart w:id="284" w:name="_Toc242867485"/>
+      <w:bookmarkStart w:id="285" w:name="_Toc242869296"/>
+      <w:bookmarkStart w:id="286" w:name="_Toc242869456"/>
+      <w:bookmarkStart w:id="287" w:name="_Toc242871593"/>
+      <w:bookmarkStart w:id="288" w:name="_Toc242871781"/>
+      <w:bookmarkStart w:id="289" w:name="_Toc242872969"/>
+      <w:bookmarkStart w:id="290" w:name="_Toc242874473"/>
+      <w:bookmarkStart w:id="291" w:name="_Toc242875971"/>
+      <w:bookmarkStart w:id="292" w:name="_Toc242876936"/>
       <w:r>
         <w:t>5.3 Lịch sử truy vấn và phạm vi lỗi</w:t>
       </w:r>
-      <w:bookmarkEnd w:id="218"/>
-      <w:bookmarkEnd w:id="219"/>
-      <w:bookmarkEnd w:id="220"/>
-      <w:bookmarkEnd w:id="221"/>
-      <w:bookmarkEnd w:id="222"/>
-      <w:bookmarkEnd w:id="223"/>
-      <w:bookmarkEnd w:id="224"/>
+      <w:bookmarkEnd w:id="284"/>
+      <w:bookmarkEnd w:id="285"/>
+      <w:bookmarkEnd w:id="286"/>
+      <w:bookmarkEnd w:id="287"/>
+      <w:bookmarkEnd w:id="288"/>
+      <w:bookmarkEnd w:id="289"/>
+      <w:bookmarkEnd w:id="290"/>
+      <w:bookmarkEnd w:id="291"/>
+      <w:bookmarkEnd w:id="292"/>
     </w:p>
     <w:p>
       <w:pPr>
@@ -21935,24 +22198,28 @@
         <w:pStyle w:val="Heading2"/>
         <w:pageBreakBefore/>
       </w:pPr>
-      <w:bookmarkStart w:id="225" w:name="_Toc242867486"/>
-      <w:bookmarkStart w:id="226" w:name="_Toc242869297"/>
-      <w:bookmarkStart w:id="227" w:name="_Toc242869457"/>
-      <w:bookmarkStart w:id="228" w:name="_Toc242871594"/>
-      <w:bookmarkStart w:id="229" w:name="_Toc242871782"/>
-      <w:bookmarkStart w:id="230" w:name="_Toc242872970"/>
-      <w:bookmarkStart w:id="231" w:name="_Toc242874474"/>
+      <w:bookmarkStart w:id="293" w:name="_Toc242867486"/>
+      <w:bookmarkStart w:id="294" w:name="_Toc242869297"/>
+      <w:bookmarkStart w:id="295" w:name="_Toc242869457"/>
+      <w:bookmarkStart w:id="296" w:name="_Toc242871594"/>
+      <w:bookmarkStart w:id="297" w:name="_Toc242871782"/>
+      <w:bookmarkStart w:id="298" w:name="_Toc242872970"/>
+      <w:bookmarkStart w:id="299" w:name="_Toc242874474"/>
+      <w:bookmarkStart w:id="300" w:name="_Toc242875972"/>
+      <w:bookmarkStart w:id="301" w:name="_Toc242876937"/>
       <w:r>
         <w:lastRenderedPageBreak/>
         <w:t>5.4 Chi phí từ Cost Explorer</w:t>
       </w:r>
-      <w:bookmarkEnd w:id="225"/>
-      <w:bookmarkEnd w:id="226"/>
-      <w:bookmarkEnd w:id="227"/>
-      <w:bookmarkEnd w:id="228"/>
-      <w:bookmarkEnd w:id="229"/>
-      <w:bookmarkEnd w:id="230"/>
-      <w:bookmarkEnd w:id="231"/>
+      <w:bookmarkEnd w:id="293"/>
+      <w:bookmarkEnd w:id="294"/>
+      <w:bookmarkEnd w:id="295"/>
+      <w:bookmarkEnd w:id="296"/>
+      <w:bookmarkEnd w:id="297"/>
+      <w:bookmarkEnd w:id="298"/>
+      <w:bookmarkEnd w:id="299"/>
+      <w:bookmarkEnd w:id="300"/>
+      <w:bookmarkEnd w:id="301"/>
     </w:p>
     <w:p>
       <w:pPr>
@@ -22256,46 +22523,54 @@
         <w:pageBreakBefore/>
         <w:jc w:val="left"/>
       </w:pPr>
-      <w:bookmarkStart w:id="232" w:name="_Toc242867487"/>
-      <w:bookmarkStart w:id="233" w:name="_Toc242869298"/>
-      <w:bookmarkStart w:id="234" w:name="_Toc242869458"/>
-      <w:bookmarkStart w:id="235" w:name="_Toc242871595"/>
-      <w:bookmarkStart w:id="236" w:name="_Toc242871783"/>
-      <w:bookmarkStart w:id="237" w:name="_Toc242872971"/>
-      <w:bookmarkStart w:id="238" w:name="_Toc242874475"/>
+      <w:bookmarkStart w:id="302" w:name="_Toc242867487"/>
+      <w:bookmarkStart w:id="303" w:name="_Toc242869298"/>
+      <w:bookmarkStart w:id="304" w:name="_Toc242869458"/>
+      <w:bookmarkStart w:id="305" w:name="_Toc242871595"/>
+      <w:bookmarkStart w:id="306" w:name="_Toc242871783"/>
+      <w:bookmarkStart w:id="307" w:name="_Toc242872971"/>
+      <w:bookmarkStart w:id="308" w:name="_Toc242874475"/>
+      <w:bookmarkStart w:id="309" w:name="_Toc242875973"/>
+      <w:bookmarkStart w:id="310" w:name="_Toc242876938"/>
       <w:r>
         <w:lastRenderedPageBreak/>
         <w:t>Chương 6 Tổng hợp kết quả Tuần 2</w:t>
       </w:r>
-      <w:bookmarkEnd w:id="232"/>
-      <w:bookmarkEnd w:id="233"/>
-      <w:bookmarkEnd w:id="234"/>
-      <w:bookmarkEnd w:id="235"/>
-      <w:bookmarkEnd w:id="236"/>
-      <w:bookmarkEnd w:id="237"/>
-      <w:bookmarkEnd w:id="238"/>
+      <w:bookmarkEnd w:id="302"/>
+      <w:bookmarkEnd w:id="303"/>
+      <w:bookmarkEnd w:id="304"/>
+      <w:bookmarkEnd w:id="305"/>
+      <w:bookmarkEnd w:id="306"/>
+      <w:bookmarkEnd w:id="307"/>
+      <w:bookmarkEnd w:id="308"/>
+      <w:bookmarkEnd w:id="309"/>
+      <w:bookmarkEnd w:id="310"/>
     </w:p>
     <w:p>
       <w:pPr>
         <w:pStyle w:val="Heading2"/>
       </w:pPr>
-      <w:bookmarkStart w:id="239" w:name="_Toc242867488"/>
-      <w:bookmarkStart w:id="240" w:name="_Toc242869299"/>
-      <w:bookmarkStart w:id="241" w:name="_Toc242869459"/>
-      <w:bookmarkStart w:id="242" w:name="_Toc242871596"/>
-      <w:bookmarkStart w:id="243" w:name="_Toc242871784"/>
-      <w:bookmarkStart w:id="244" w:name="_Toc242872972"/>
-      <w:bookmarkStart w:id="245" w:name="_Toc242874476"/>
+      <w:bookmarkStart w:id="311" w:name="_Toc242867488"/>
+      <w:bookmarkStart w:id="312" w:name="_Toc242869299"/>
+      <w:bookmarkStart w:id="313" w:name="_Toc242869459"/>
+      <w:bookmarkStart w:id="314" w:name="_Toc242871596"/>
+      <w:bookmarkStart w:id="315" w:name="_Toc242871784"/>
+      <w:bookmarkStart w:id="316" w:name="_Toc242872972"/>
+      <w:bookmarkStart w:id="317" w:name="_Toc242874476"/>
+      <w:bookmarkStart w:id="318" w:name="_Toc242875974"/>
+      <w:bookmarkStart w:id="319" w:name="_Toc242876939"/>
       <w:r>
         <w:t>6.1 Sản phẩm dữ liệu và phân tích</w:t>
       </w:r>
-      <w:bookmarkEnd w:id="239"/>
-      <w:bookmarkEnd w:id="240"/>
-      <w:bookmarkEnd w:id="241"/>
-      <w:bookmarkEnd w:id="242"/>
-      <w:bookmarkEnd w:id="243"/>
-      <w:bookmarkEnd w:id="244"/>
-      <w:bookmarkEnd w:id="245"/>
+      <w:bookmarkEnd w:id="311"/>
+      <w:bookmarkEnd w:id="312"/>
+      <w:bookmarkEnd w:id="313"/>
+      <w:bookmarkEnd w:id="314"/>
+      <w:bookmarkEnd w:id="315"/>
+      <w:bookmarkEnd w:id="316"/>
+      <w:bookmarkEnd w:id="317"/>
+      <w:bookmarkEnd w:id="318"/>
+      <w:bookmarkEnd w:id="319"/>
     </w:p>
     <w:p>
       <w:pPr>
@@ -22583,7 +22858,7 @@
               <w:rPr>
                 <w:sz w:val="22"/>
               </w:rPr>
-              <w:t>16 biểu đồ được dựng từ các CSV tương ứng; cùng dữ liệu trong Excel và báo cáo.</w:t>
+              <w:t>18 biểu đồ được dựng từ các CSV tương ứng; cùng dữ liệu trong Excel và báo cáo.</w:t>
             </w:r>
           </w:p>
         </w:tc>
@@ -22635,23 +22910,27 @@
       <w:pPr>
         <w:pStyle w:val="Heading2"/>
       </w:pPr>
-      <w:bookmarkStart w:id="246" w:name="_Toc242867489"/>
-      <w:bookmarkStart w:id="247" w:name="_Toc242869300"/>
-      <w:bookmarkStart w:id="248" w:name="_Toc242869460"/>
-      <w:bookmarkStart w:id="249" w:name="_Toc242871597"/>
-      <w:bookmarkStart w:id="250" w:name="_Toc242871785"/>
-      <w:bookmarkStart w:id="251" w:name="_Toc242872973"/>
-      <w:bookmarkStart w:id="252" w:name="_Toc242874477"/>
+      <w:bookmarkStart w:id="320" w:name="_Toc242867489"/>
+      <w:bookmarkStart w:id="321" w:name="_Toc242869300"/>
+      <w:bookmarkStart w:id="322" w:name="_Toc242869460"/>
+      <w:bookmarkStart w:id="323" w:name="_Toc242871597"/>
+      <w:bookmarkStart w:id="324" w:name="_Toc242871785"/>
+      <w:bookmarkStart w:id="325" w:name="_Toc242872973"/>
+      <w:bookmarkStart w:id="326" w:name="_Toc242874477"/>
+      <w:bookmarkStart w:id="327" w:name="_Toc242875975"/>
+      <w:bookmarkStart w:id="328" w:name="_Toc242876940"/>
       <w:r>
         <w:t>6.2 Kết luận trong phạm vi mẫu đã thu thập</w:t>
       </w:r>
-      <w:bookmarkEnd w:id="246"/>
-      <w:bookmarkEnd w:id="247"/>
-      <w:bookmarkEnd w:id="248"/>
-      <w:bookmarkEnd w:id="249"/>
-      <w:bookmarkEnd w:id="250"/>
-      <w:bookmarkEnd w:id="251"/>
-      <w:bookmarkEnd w:id="252"/>
+      <w:bookmarkEnd w:id="320"/>
+      <w:bookmarkEnd w:id="321"/>
+      <w:bookmarkEnd w:id="322"/>
+      <w:bookmarkEnd w:id="323"/>
+      <w:bookmarkEnd w:id="324"/>
+      <w:bookmarkEnd w:id="325"/>
+      <w:bookmarkEnd w:id="326"/>
+      <w:bookmarkEnd w:id="327"/>
+      <w:bookmarkEnd w:id="328"/>
     </w:p>
     <w:p>
       <w:pPr>
@@ -22681,7 +22960,7 @@
       </w:r>
     </w:p>
     <w:sectPr>
-      <w:footerReference w:type="default" r:id="rId30"/>
+      <w:footerReference w:type="default" r:id="rId32"/>
       <w:pgSz w:w="12240" w:h="15840"/>
       <w:pgMar w:top="1224" w:right="1080" w:bottom="1080" w:left="1224" w:header="432" w:footer="576" w:gutter="0"/>
       <w:pgNumType w:start="1"/>

--- a/tuan_2/docs/Bao_cao_tuan_2_Dien_toan_dam_may_Nhom_05.docx
+++ b/tuan_2/docs/Bao_cao_tuan_2_Dien_toan_dam_may_Nhom_05.docx
@@ -472,7 +472,10 @@
           <w:ilvl w:val="0"/>
           <w:numId w:val="1"/>
         </w:numPr>
-        <w:ind w:left="288" w:firstLine="504"/>
+        <w:tabs>
+          <w:tab w:val="left" w:pos="1296"/>
+        </w:tabs>
+        <w:ind w:left="1296" w:hanging="360"/>
       </w:pPr>
       <w:r>
         <w:t>Nguyễn Tiến Sơn — MSSV 24110054: S3, Secrets Manager, Lambda và SNS.</w:t>
@@ -485,7 +488,10 @@
           <w:ilvl w:val="0"/>
           <w:numId w:val="1"/>
         </w:numPr>
-        <w:ind w:left="288" w:firstLine="504"/>
+        <w:tabs>
+          <w:tab w:val="left" w:pos="1296"/>
+        </w:tabs>
+        <w:ind w:left="1296" w:hanging="360"/>
       </w:pPr>
       <w:r>
         <w:t>Trần Thị Ngọc Quyên — MSSV 24110051: Glue, Athena, biểu đồ và đối chiếu dữ liệu.</w:t>
@@ -497,7 +503,7 @@
         <w:ind w:firstLine="504"/>
       </w:pPr>
       <w:r>
-        <w:t>Các chương lần lượt trình bày mục tiêu và kiến trúc, chức năng Lambda, lịch thu thập và cảnh báo, mô hình dữ liệu và phân tích, kiểm tra kết quả, sử dụng tài nguyên và tổng hợp công việc của nhóm.</w:t>
+        <w:t>Báo cáo gồm sáu chương: phạm vi hệ thống và phân công; nguồn dữ liệu và phương pháp phân tích; dữ liệu môi trường; vận hành Lambda và SNS; truy vấn và sử dụng tài nguyên; tổng hợp kết quả Tuần 2.</w:t>
       </w:r>
     </w:p>
     <w:p>
@@ -545,7 +551,7 @@
         </w:rPr>
         <w:fldChar w:fldCharType="separate"/>
       </w:r>
-      <w:hyperlink w:anchor="_Toc242876903" w:history="1">
+      <w:hyperlink w:anchor="_Toc242878496" w:history="1">
         <w:r>
           <w:rPr>
             <w:rStyle w:val="Hyperlink"/>
@@ -572,7 +578,7 @@
             <w:noProof/>
             <w:webHidden/>
           </w:rPr>
-          <w:instrText xml:space="preserve"> PAGEREF _Toc242876903 \h </w:instrText>
+          <w:instrText xml:space="preserve"> PAGEREF _Toc242878496 \h </w:instrText>
         </w:r>
         <w:r>
           <w:rPr>
@@ -619,7 +625,7 @@
           <w14:ligatures w14:val="standardContextual"/>
         </w:rPr>
       </w:pPr>
-      <w:hyperlink w:anchor="_Toc242876904" w:history="1">
+      <w:hyperlink w:anchor="_Toc242878497" w:history="1">
         <w:r>
           <w:rPr>
             <w:rStyle w:val="Hyperlink"/>
@@ -646,7 +652,7 @@
             <w:noProof/>
             <w:webHidden/>
           </w:rPr>
-          <w:instrText xml:space="preserve"> PAGEREF _Toc242876904 \h </w:instrText>
+          <w:instrText xml:space="preserve"> PAGEREF _Toc242878497 \h </w:instrText>
         </w:r>
         <w:r>
           <w:rPr>
@@ -693,7 +699,7 @@
           <w14:ligatures w14:val="standardContextual"/>
         </w:rPr>
       </w:pPr>
-      <w:hyperlink w:anchor="_Toc242876905" w:history="1">
+      <w:hyperlink w:anchor="_Toc242878498" w:history="1">
         <w:r>
           <w:rPr>
             <w:rStyle w:val="Hyperlink"/>
@@ -720,7 +726,7 @@
             <w:noProof/>
             <w:webHidden/>
           </w:rPr>
-          <w:instrText xml:space="preserve"> PAGEREF _Toc242876905 \h </w:instrText>
+          <w:instrText xml:space="preserve"> PAGEREF _Toc242878498 \h </w:instrText>
         </w:r>
         <w:r>
           <w:rPr>
@@ -767,7 +773,7 @@
           <w14:ligatures w14:val="standardContextual"/>
         </w:rPr>
       </w:pPr>
-      <w:hyperlink w:anchor="_Toc242876906" w:history="1">
+      <w:hyperlink w:anchor="_Toc242878499" w:history="1">
         <w:r>
           <w:rPr>
             <w:rStyle w:val="Hyperlink"/>
@@ -794,7 +800,7 @@
             <w:noProof/>
             <w:webHidden/>
           </w:rPr>
-          <w:instrText xml:space="preserve"> PAGEREF _Toc242876906 \h </w:instrText>
+          <w:instrText xml:space="preserve"> PAGEREF _Toc242878499 \h </w:instrText>
         </w:r>
         <w:r>
           <w:rPr>
@@ -841,13 +847,13 @@
           <w14:ligatures w14:val="standardContextual"/>
         </w:rPr>
       </w:pPr>
-      <w:hyperlink w:anchor="_Toc242876907" w:history="1">
+      <w:hyperlink w:anchor="_Toc242878500" w:history="1">
         <w:r>
           <w:rPr>
             <w:rStyle w:val="Hyperlink"/>
             <w:noProof/>
           </w:rPr>
-          <w:t>1.4 Trạng thái dịch vụ tại lần đọc hiện tại</w:t>
+          <w:t>1.4 Trạng thái dịch vụ trong dữ liệu Tuần 2</w:t>
         </w:r>
         <w:r>
           <w:rPr>
@@ -868,7 +874,7 @@
             <w:noProof/>
             <w:webHidden/>
           </w:rPr>
-          <w:instrText xml:space="preserve"> PAGEREF _Toc242876907 \h </w:instrText>
+          <w:instrText xml:space="preserve"> PAGEREF _Toc242878500 \h </w:instrText>
         </w:r>
         <w:r>
           <w:rPr>
@@ -916,7 +922,7 @@
           <w14:ligatures w14:val="standardContextual"/>
         </w:rPr>
       </w:pPr>
-      <w:hyperlink w:anchor="_Toc242876908" w:history="1">
+      <w:hyperlink w:anchor="_Toc242878501" w:history="1">
         <w:r>
           <w:rPr>
             <w:rStyle w:val="Hyperlink"/>
@@ -943,7 +949,7 @@
             <w:noProof/>
             <w:webHidden/>
           </w:rPr>
-          <w:instrText xml:space="preserve"> PAGEREF _Toc242876908 \h </w:instrText>
+          <w:instrText xml:space="preserve"> PAGEREF _Toc242878501 \h </w:instrText>
         </w:r>
         <w:r>
           <w:rPr>
@@ -990,7 +996,7 @@
           <w14:ligatures w14:val="standardContextual"/>
         </w:rPr>
       </w:pPr>
-      <w:hyperlink w:anchor="_Toc242876909" w:history="1">
+      <w:hyperlink w:anchor="_Toc242878502" w:history="1">
         <w:r>
           <w:rPr>
             <w:rStyle w:val="Hyperlink"/>
@@ -1017,7 +1023,7 @@
             <w:noProof/>
             <w:webHidden/>
           </w:rPr>
-          <w:instrText xml:space="preserve"> PAGEREF _Toc242876909 \h </w:instrText>
+          <w:instrText xml:space="preserve"> PAGEREF _Toc242878502 \h </w:instrText>
         </w:r>
         <w:r>
           <w:rPr>
@@ -1064,7 +1070,7 @@
           <w14:ligatures w14:val="standardContextual"/>
         </w:rPr>
       </w:pPr>
-      <w:hyperlink w:anchor="_Toc242876910" w:history="1">
+      <w:hyperlink w:anchor="_Toc242878503" w:history="1">
         <w:r>
           <w:rPr>
             <w:rStyle w:val="Hyperlink"/>
@@ -1091,7 +1097,7 @@
             <w:noProof/>
             <w:webHidden/>
           </w:rPr>
-          <w:instrText xml:space="preserve"> PAGEREF _Toc242876910 \h </w:instrText>
+          <w:instrText xml:space="preserve"> PAGEREF _Toc242878503 \h </w:instrText>
         </w:r>
         <w:r>
           <w:rPr>
@@ -1138,7 +1144,7 @@
           <w14:ligatures w14:val="standardContextual"/>
         </w:rPr>
       </w:pPr>
-      <w:hyperlink w:anchor="_Toc242876911" w:history="1">
+      <w:hyperlink w:anchor="_Toc242878504" w:history="1">
         <w:r>
           <w:rPr>
             <w:rStyle w:val="Hyperlink"/>
@@ -1165,7 +1171,7 @@
             <w:noProof/>
             <w:webHidden/>
           </w:rPr>
-          <w:instrText xml:space="preserve"> PAGEREF _Toc242876911 \h </w:instrText>
+          <w:instrText xml:space="preserve"> PAGEREF _Toc242878504 \h </w:instrText>
         </w:r>
         <w:r>
           <w:rPr>
@@ -1212,7 +1218,7 @@
           <w14:ligatures w14:val="standardContextual"/>
         </w:rPr>
       </w:pPr>
-      <w:hyperlink w:anchor="_Toc242876912" w:history="1">
+      <w:hyperlink w:anchor="_Toc242878505" w:history="1">
         <w:r>
           <w:rPr>
             <w:rStyle w:val="Hyperlink"/>
@@ -1239,7 +1245,7 @@
             <w:noProof/>
             <w:webHidden/>
           </w:rPr>
-          <w:instrText xml:space="preserve"> PAGEREF _Toc242876912 \h </w:instrText>
+          <w:instrText xml:space="preserve"> PAGEREF _Toc242878505 \h </w:instrText>
         </w:r>
         <w:r>
           <w:rPr>
@@ -1286,7 +1292,7 @@
           <w14:ligatures w14:val="standardContextual"/>
         </w:rPr>
       </w:pPr>
-      <w:hyperlink w:anchor="_Toc242876913" w:history="1">
+      <w:hyperlink w:anchor="_Toc242878506" w:history="1">
         <w:r>
           <w:rPr>
             <w:rStyle w:val="Hyperlink"/>
@@ -1313,7 +1319,7 @@
             <w:noProof/>
             <w:webHidden/>
           </w:rPr>
-          <w:instrText xml:space="preserve"> PAGEREF _Toc242876913 \h </w:instrText>
+          <w:instrText xml:space="preserve"> PAGEREF _Toc242878506 \h </w:instrText>
         </w:r>
         <w:r>
           <w:rPr>
@@ -1360,7 +1366,7 @@
           <w14:ligatures w14:val="standardContextual"/>
         </w:rPr>
       </w:pPr>
-      <w:hyperlink w:anchor="_Toc242876914" w:history="1">
+      <w:hyperlink w:anchor="_Toc242878507" w:history="1">
         <w:r>
           <w:rPr>
             <w:rStyle w:val="Hyperlink"/>
@@ -1387,7 +1393,7 @@
             <w:noProof/>
             <w:webHidden/>
           </w:rPr>
-          <w:instrText xml:space="preserve"> PAGEREF _Toc242876914 \h </w:instrText>
+          <w:instrText xml:space="preserve"> PAGEREF _Toc242878507 \h </w:instrText>
         </w:r>
         <w:r>
           <w:rPr>
@@ -1434,7 +1440,7 @@
           <w14:ligatures w14:val="standardContextual"/>
         </w:rPr>
       </w:pPr>
-      <w:hyperlink w:anchor="_Toc242876915" w:history="1">
+      <w:hyperlink w:anchor="_Toc242878508" w:history="1">
         <w:r>
           <w:rPr>
             <w:rStyle w:val="Hyperlink"/>
@@ -1461,7 +1467,7 @@
             <w:noProof/>
             <w:webHidden/>
           </w:rPr>
-          <w:instrText xml:space="preserve"> PAGEREF _Toc242876915 \h </w:instrText>
+          <w:instrText xml:space="preserve"> PAGEREF _Toc242878508 \h </w:instrText>
         </w:r>
         <w:r>
           <w:rPr>
@@ -1509,7 +1515,7 @@
           <w14:ligatures w14:val="standardContextual"/>
         </w:rPr>
       </w:pPr>
-      <w:hyperlink w:anchor="_Toc242876916" w:history="1">
+      <w:hyperlink w:anchor="_Toc242878509" w:history="1">
         <w:r>
           <w:rPr>
             <w:rStyle w:val="Hyperlink"/>
@@ -1536,7 +1542,7 @@
             <w:noProof/>
             <w:webHidden/>
           </w:rPr>
-          <w:instrText xml:space="preserve"> PAGEREF _Toc242876916 \h </w:instrText>
+          <w:instrText xml:space="preserve"> PAGEREF _Toc242878509 \h </w:instrText>
         </w:r>
         <w:r>
           <w:rPr>
@@ -1583,7 +1589,7 @@
           <w14:ligatures w14:val="standardContextual"/>
         </w:rPr>
       </w:pPr>
-      <w:hyperlink w:anchor="_Toc242876917" w:history="1">
+      <w:hyperlink w:anchor="_Toc242878510" w:history="1">
         <w:r>
           <w:rPr>
             <w:rStyle w:val="Hyperlink"/>
@@ -1610,7 +1616,7 @@
             <w:noProof/>
             <w:webHidden/>
           </w:rPr>
-          <w:instrText xml:space="preserve"> PAGEREF _Toc242876917 \h </w:instrText>
+          <w:instrText xml:space="preserve"> PAGEREF _Toc242878510 \h </w:instrText>
         </w:r>
         <w:r>
           <w:rPr>
@@ -1657,7 +1663,7 @@
           <w14:ligatures w14:val="standardContextual"/>
         </w:rPr>
       </w:pPr>
-      <w:hyperlink w:anchor="_Toc242876918" w:history="1">
+      <w:hyperlink w:anchor="_Toc242878511" w:history="1">
         <w:r>
           <w:rPr>
             <w:rStyle w:val="Hyperlink"/>
@@ -1684,7 +1690,7 @@
             <w:noProof/>
             <w:webHidden/>
           </w:rPr>
-          <w:instrText xml:space="preserve"> PAGEREF _Toc242876918 \h </w:instrText>
+          <w:instrText xml:space="preserve"> PAGEREF _Toc242878511 \h </w:instrText>
         </w:r>
         <w:r>
           <w:rPr>
@@ -1731,7 +1737,7 @@
           <w14:ligatures w14:val="standardContextual"/>
         </w:rPr>
       </w:pPr>
-      <w:hyperlink w:anchor="_Toc242876919" w:history="1">
+      <w:hyperlink w:anchor="_Toc242878512" w:history="1">
         <w:r>
           <w:rPr>
             <w:rStyle w:val="Hyperlink"/>
@@ -1758,7 +1764,7 @@
             <w:noProof/>
             <w:webHidden/>
           </w:rPr>
-          <w:instrText xml:space="preserve"> PAGEREF _Toc242876919 \h </w:instrText>
+          <w:instrText xml:space="preserve"> PAGEREF _Toc242878512 \h </w:instrText>
         </w:r>
         <w:r>
           <w:rPr>
@@ -1805,7 +1811,7 @@
           <w14:ligatures w14:val="standardContextual"/>
         </w:rPr>
       </w:pPr>
-      <w:hyperlink w:anchor="_Toc242876920" w:history="1">
+      <w:hyperlink w:anchor="_Toc242878513" w:history="1">
         <w:r>
           <w:rPr>
             <w:rStyle w:val="Hyperlink"/>
@@ -1832,7 +1838,7 @@
             <w:noProof/>
             <w:webHidden/>
           </w:rPr>
-          <w:instrText xml:space="preserve"> PAGEREF _Toc242876920 \h </w:instrText>
+          <w:instrText xml:space="preserve"> PAGEREF _Toc242878513 \h </w:instrText>
         </w:r>
         <w:r>
           <w:rPr>
@@ -1879,7 +1885,7 @@
           <w14:ligatures w14:val="standardContextual"/>
         </w:rPr>
       </w:pPr>
-      <w:hyperlink w:anchor="_Toc242876921" w:history="1">
+      <w:hyperlink w:anchor="_Toc242878514" w:history="1">
         <w:r>
           <w:rPr>
             <w:rStyle w:val="Hyperlink"/>
@@ -1906,7 +1912,7 @@
             <w:noProof/>
             <w:webHidden/>
           </w:rPr>
-          <w:instrText xml:space="preserve"> PAGEREF _Toc242876921 \h </w:instrText>
+          <w:instrText xml:space="preserve"> PAGEREF _Toc242878514 \h </w:instrText>
         </w:r>
         <w:r>
           <w:rPr>
@@ -1953,7 +1959,7 @@
           <w14:ligatures w14:val="standardContextual"/>
         </w:rPr>
       </w:pPr>
-      <w:hyperlink w:anchor="_Toc242876922" w:history="1">
+      <w:hyperlink w:anchor="_Toc242878515" w:history="1">
         <w:r>
           <w:rPr>
             <w:rStyle w:val="Hyperlink"/>
@@ -1980,7 +1986,7 @@
             <w:noProof/>
             <w:webHidden/>
           </w:rPr>
-          <w:instrText xml:space="preserve"> PAGEREF _Toc242876922 \h </w:instrText>
+          <w:instrText xml:space="preserve"> PAGEREF _Toc242878515 \h </w:instrText>
         </w:r>
         <w:r>
           <w:rPr>
@@ -2027,7 +2033,7 @@
           <w14:ligatures w14:val="standardContextual"/>
         </w:rPr>
       </w:pPr>
-      <w:hyperlink w:anchor="_Toc242876923" w:history="1">
+      <w:hyperlink w:anchor="_Toc242878516" w:history="1">
         <w:r>
           <w:rPr>
             <w:rStyle w:val="Hyperlink"/>
@@ -2054,7 +2060,7 @@
             <w:noProof/>
             <w:webHidden/>
           </w:rPr>
-          <w:instrText xml:space="preserve"> PAGEREF _Toc242876923 \h </w:instrText>
+          <w:instrText xml:space="preserve"> PAGEREF _Toc242878516 \h </w:instrText>
         </w:r>
         <w:r>
           <w:rPr>
@@ -2101,7 +2107,7 @@
           <w14:ligatures w14:val="standardContextual"/>
         </w:rPr>
       </w:pPr>
-      <w:hyperlink w:anchor="_Toc242876924" w:history="1">
+      <w:hyperlink w:anchor="_Toc242878517" w:history="1">
         <w:r>
           <w:rPr>
             <w:rStyle w:val="Hyperlink"/>
@@ -2128,7 +2134,7 @@
             <w:noProof/>
             <w:webHidden/>
           </w:rPr>
-          <w:instrText xml:space="preserve"> PAGEREF _Toc242876924 \h </w:instrText>
+          <w:instrText xml:space="preserve"> PAGEREF _Toc242878517 \h </w:instrText>
         </w:r>
         <w:r>
           <w:rPr>
@@ -2175,7 +2181,7 @@
           <w14:ligatures w14:val="standardContextual"/>
         </w:rPr>
       </w:pPr>
-      <w:hyperlink w:anchor="_Toc242876925" w:history="1">
+      <w:hyperlink w:anchor="_Toc242878518" w:history="1">
         <w:r>
           <w:rPr>
             <w:rStyle w:val="Hyperlink"/>
@@ -2202,7 +2208,7 @@
             <w:noProof/>
             <w:webHidden/>
           </w:rPr>
-          <w:instrText xml:space="preserve"> PAGEREF _Toc242876925 \h </w:instrText>
+          <w:instrText xml:space="preserve"> PAGEREF _Toc242878518 \h </w:instrText>
         </w:r>
         <w:r>
           <w:rPr>
@@ -2249,7 +2255,7 @@
           <w14:ligatures w14:val="standardContextual"/>
         </w:rPr>
       </w:pPr>
-      <w:hyperlink w:anchor="_Toc242876926" w:history="1">
+      <w:hyperlink w:anchor="_Toc242878519" w:history="1">
         <w:r>
           <w:rPr>
             <w:rStyle w:val="Hyperlink"/>
@@ -2276,7 +2282,7 @@
             <w:noProof/>
             <w:webHidden/>
           </w:rPr>
-          <w:instrText xml:space="preserve"> PAGEREF _Toc242876926 \h </w:instrText>
+          <w:instrText xml:space="preserve"> PAGEREF _Toc242878519 \h </w:instrText>
         </w:r>
         <w:r>
           <w:rPr>
@@ -2323,7 +2329,7 @@
           <w14:ligatures w14:val="standardContextual"/>
         </w:rPr>
       </w:pPr>
-      <w:hyperlink w:anchor="_Toc242876927" w:history="1">
+      <w:hyperlink w:anchor="_Toc242878520" w:history="1">
         <w:r>
           <w:rPr>
             <w:rStyle w:val="Hyperlink"/>
@@ -2350,7 +2356,7 @@
             <w:noProof/>
             <w:webHidden/>
           </w:rPr>
-          <w:instrText xml:space="preserve"> PAGEREF _Toc242876927 \h </w:instrText>
+          <w:instrText xml:space="preserve"> PAGEREF _Toc242878520 \h </w:instrText>
         </w:r>
         <w:r>
           <w:rPr>
@@ -2397,7 +2403,7 @@
           <w14:ligatures w14:val="standardContextual"/>
         </w:rPr>
       </w:pPr>
-      <w:hyperlink w:anchor="_Toc242876928" w:history="1">
+      <w:hyperlink w:anchor="_Toc242878521" w:history="1">
         <w:r>
           <w:rPr>
             <w:rStyle w:val="Hyperlink"/>
@@ -2424,7 +2430,7 @@
             <w:noProof/>
             <w:webHidden/>
           </w:rPr>
-          <w:instrText xml:space="preserve"> PAGEREF _Toc242876928 \h </w:instrText>
+          <w:instrText xml:space="preserve"> PAGEREF _Toc242878521 \h </w:instrText>
         </w:r>
         <w:r>
           <w:rPr>
@@ -2472,7 +2478,7 @@
           <w14:ligatures w14:val="standardContextual"/>
         </w:rPr>
       </w:pPr>
-      <w:hyperlink w:anchor="_Toc242876929" w:history="1">
+      <w:hyperlink w:anchor="_Toc242878522" w:history="1">
         <w:r>
           <w:rPr>
             <w:rStyle w:val="Hyperlink"/>
@@ -2499,7 +2505,7 @@
             <w:noProof/>
             <w:webHidden/>
           </w:rPr>
-          <w:instrText xml:space="preserve"> PAGEREF _Toc242876929 \h </w:instrText>
+          <w:instrText xml:space="preserve"> PAGEREF _Toc242878522 \h </w:instrText>
         </w:r>
         <w:r>
           <w:rPr>
@@ -2546,7 +2552,7 @@
           <w14:ligatures w14:val="standardContextual"/>
         </w:rPr>
       </w:pPr>
-      <w:hyperlink w:anchor="_Toc242876930" w:history="1">
+      <w:hyperlink w:anchor="_Toc242878523" w:history="1">
         <w:r>
           <w:rPr>
             <w:rStyle w:val="Hyperlink"/>
@@ -2573,7 +2579,7 @@
             <w:noProof/>
             <w:webHidden/>
           </w:rPr>
-          <w:instrText xml:space="preserve"> PAGEREF _Toc242876930 \h </w:instrText>
+          <w:instrText xml:space="preserve"> PAGEREF _Toc242878523 \h </w:instrText>
         </w:r>
         <w:r>
           <w:rPr>
@@ -2620,7 +2626,7 @@
           <w14:ligatures w14:val="standardContextual"/>
         </w:rPr>
       </w:pPr>
-      <w:hyperlink w:anchor="_Toc242876931" w:history="1">
+      <w:hyperlink w:anchor="_Toc242878524" w:history="1">
         <w:r>
           <w:rPr>
             <w:rStyle w:val="Hyperlink"/>
@@ -2647,7 +2653,7 @@
             <w:noProof/>
             <w:webHidden/>
           </w:rPr>
-          <w:instrText xml:space="preserve"> PAGEREF _Toc242876931 \h </w:instrText>
+          <w:instrText xml:space="preserve"> PAGEREF _Toc242878524 \h </w:instrText>
         </w:r>
         <w:r>
           <w:rPr>
@@ -2694,7 +2700,7 @@
           <w14:ligatures w14:val="standardContextual"/>
         </w:rPr>
       </w:pPr>
-      <w:hyperlink w:anchor="_Toc242876932" w:history="1">
+      <w:hyperlink w:anchor="_Toc242878525" w:history="1">
         <w:r>
           <w:rPr>
             <w:rStyle w:val="Hyperlink"/>
@@ -2721,7 +2727,7 @@
             <w:noProof/>
             <w:webHidden/>
           </w:rPr>
-          <w:instrText xml:space="preserve"> PAGEREF _Toc242876932 \h </w:instrText>
+          <w:instrText xml:space="preserve"> PAGEREF _Toc242878525 \h </w:instrText>
         </w:r>
         <w:r>
           <w:rPr>
@@ -2769,7 +2775,7 @@
           <w14:ligatures w14:val="standardContextual"/>
         </w:rPr>
       </w:pPr>
-      <w:hyperlink w:anchor="_Toc242876933" w:history="1">
+      <w:hyperlink w:anchor="_Toc242878526" w:history="1">
         <w:r>
           <w:rPr>
             <w:rStyle w:val="Hyperlink"/>
@@ -2796,7 +2802,7 @@
             <w:noProof/>
             <w:webHidden/>
           </w:rPr>
-          <w:instrText xml:space="preserve"> PAGEREF _Toc242876933 \h </w:instrText>
+          <w:instrText xml:space="preserve"> PAGEREF _Toc242878526 \h </w:instrText>
         </w:r>
         <w:r>
           <w:rPr>
@@ -2843,7 +2849,7 @@
           <w14:ligatures w14:val="standardContextual"/>
         </w:rPr>
       </w:pPr>
-      <w:hyperlink w:anchor="_Toc242876934" w:history="1">
+      <w:hyperlink w:anchor="_Toc242878527" w:history="1">
         <w:r>
           <w:rPr>
             <w:rStyle w:val="Hyperlink"/>
@@ -2870,7 +2876,7 @@
             <w:noProof/>
             <w:webHidden/>
           </w:rPr>
-          <w:instrText xml:space="preserve"> PAGEREF _Toc242876934 \h </w:instrText>
+          <w:instrText xml:space="preserve"> PAGEREF _Toc242878527 \h </w:instrText>
         </w:r>
         <w:r>
           <w:rPr>
@@ -2917,7 +2923,7 @@
           <w14:ligatures w14:val="standardContextual"/>
         </w:rPr>
       </w:pPr>
-      <w:hyperlink w:anchor="_Toc242876935" w:history="1">
+      <w:hyperlink w:anchor="_Toc242878528" w:history="1">
         <w:r>
           <w:rPr>
             <w:rStyle w:val="Hyperlink"/>
@@ -2944,7 +2950,7 @@
             <w:noProof/>
             <w:webHidden/>
           </w:rPr>
-          <w:instrText xml:space="preserve"> PAGEREF _Toc242876935 \h </w:instrText>
+          <w:instrText xml:space="preserve"> PAGEREF _Toc242878528 \h </w:instrText>
         </w:r>
         <w:r>
           <w:rPr>
@@ -2991,7 +2997,7 @@
           <w14:ligatures w14:val="standardContextual"/>
         </w:rPr>
       </w:pPr>
-      <w:hyperlink w:anchor="_Toc242876936" w:history="1">
+      <w:hyperlink w:anchor="_Toc242878529" w:history="1">
         <w:r>
           <w:rPr>
             <w:rStyle w:val="Hyperlink"/>
@@ -3018,7 +3024,7 @@
             <w:noProof/>
             <w:webHidden/>
           </w:rPr>
-          <w:instrText xml:space="preserve"> PAGEREF _Toc242876936 \h </w:instrText>
+          <w:instrText xml:space="preserve"> PAGEREF _Toc242878529 \h </w:instrText>
         </w:r>
         <w:r>
           <w:rPr>
@@ -3065,7 +3071,7 @@
           <w14:ligatures w14:val="standardContextual"/>
         </w:rPr>
       </w:pPr>
-      <w:hyperlink w:anchor="_Toc242876937" w:history="1">
+      <w:hyperlink w:anchor="_Toc242878530" w:history="1">
         <w:r>
           <w:rPr>
             <w:rStyle w:val="Hyperlink"/>
@@ -3092,7 +3098,7 @@
             <w:noProof/>
             <w:webHidden/>
           </w:rPr>
-          <w:instrText xml:space="preserve"> PAGEREF _Toc242876937 \h </w:instrText>
+          <w:instrText xml:space="preserve"> PAGEREF _Toc242878530 \h </w:instrText>
         </w:r>
         <w:r>
           <w:rPr>
@@ -3140,7 +3146,7 @@
           <w14:ligatures w14:val="standardContextual"/>
         </w:rPr>
       </w:pPr>
-      <w:hyperlink w:anchor="_Toc242876938" w:history="1">
+      <w:hyperlink w:anchor="_Toc242878531" w:history="1">
         <w:r>
           <w:rPr>
             <w:rStyle w:val="Hyperlink"/>
@@ -3167,7 +3173,7 @@
             <w:noProof/>
             <w:webHidden/>
           </w:rPr>
-          <w:instrText xml:space="preserve"> PAGEREF _Toc242876938 \h </w:instrText>
+          <w:instrText xml:space="preserve"> PAGEREF _Toc242878531 \h </w:instrText>
         </w:r>
         <w:r>
           <w:rPr>
@@ -3214,7 +3220,7 @@
           <w14:ligatures w14:val="standardContextual"/>
         </w:rPr>
       </w:pPr>
-      <w:hyperlink w:anchor="_Toc242876939" w:history="1">
+      <w:hyperlink w:anchor="_Toc242878532" w:history="1">
         <w:r>
           <w:rPr>
             <w:rStyle w:val="Hyperlink"/>
@@ -3241,7 +3247,7 @@
             <w:noProof/>
             <w:webHidden/>
           </w:rPr>
-          <w:instrText xml:space="preserve"> PAGEREF _Toc242876939 \h </w:instrText>
+          <w:instrText xml:space="preserve"> PAGEREF _Toc242878532 \h </w:instrText>
         </w:r>
         <w:r>
           <w:rPr>
@@ -3288,7 +3294,7 @@
           <w14:ligatures w14:val="standardContextual"/>
         </w:rPr>
       </w:pPr>
-      <w:hyperlink w:anchor="_Toc242876940" w:history="1">
+      <w:hyperlink w:anchor="_Toc242878533" w:history="1">
         <w:r>
           <w:rPr>
             <w:rStyle w:val="Hyperlink"/>
@@ -3315,7 +3321,7 @@
             <w:noProof/>
             <w:webHidden/>
           </w:rPr>
-          <w:instrText xml:space="preserve"> PAGEREF _Toc242876940 \h </w:instrText>
+          <w:instrText xml:space="preserve"> PAGEREF _Toc242878533 \h </w:instrText>
         </w:r>
         <w:r>
           <w:rPr>
@@ -3382,6 +3388,8 @@
       <w:bookmarkStart w:id="6" w:name="_Toc242874440"/>
       <w:bookmarkStart w:id="7" w:name="_Toc242875938"/>
       <w:bookmarkStart w:id="8" w:name="_Toc242876903"/>
+      <w:bookmarkStart w:id="9" w:name="_Toc242877888"/>
+      <w:bookmarkStart w:id="10" w:name="_Toc242878496"/>
       <w:r>
         <w:lastRenderedPageBreak/>
         <w:t>Chương 1 Phạm vi và hệ thống thực hành Tuần 2</w:t>
@@ -3395,25 +3403,27 @@
       <w:bookmarkEnd w:id="6"/>
       <w:bookmarkEnd w:id="7"/>
       <w:bookmarkEnd w:id="8"/>
+      <w:bookmarkEnd w:id="9"/>
+      <w:bookmarkEnd w:id="10"/>
     </w:p>
     <w:p>
       <w:pPr>
         <w:pStyle w:val="Heading2"/>
       </w:pPr>
-      <w:bookmarkStart w:id="9" w:name="_Toc242867453"/>
-      <w:bookmarkStart w:id="10" w:name="_Toc242869264"/>
-      <w:bookmarkStart w:id="11" w:name="_Toc242869424"/>
-      <w:bookmarkStart w:id="12" w:name="_Toc242871561"/>
-      <w:bookmarkStart w:id="13" w:name="_Toc242871749"/>
-      <w:bookmarkStart w:id="14" w:name="_Toc242872937"/>
-      <w:bookmarkStart w:id="15" w:name="_Toc242874441"/>
-      <w:bookmarkStart w:id="16" w:name="_Toc242875939"/>
-      <w:bookmarkStart w:id="17" w:name="_Toc242876904"/>
+      <w:bookmarkStart w:id="11" w:name="_Toc242867453"/>
+      <w:bookmarkStart w:id="12" w:name="_Toc242869264"/>
+      <w:bookmarkStart w:id="13" w:name="_Toc242869424"/>
+      <w:bookmarkStart w:id="14" w:name="_Toc242871561"/>
+      <w:bookmarkStart w:id="15" w:name="_Toc242871749"/>
+      <w:bookmarkStart w:id="16" w:name="_Toc242872937"/>
+      <w:bookmarkStart w:id="17" w:name="_Toc242874441"/>
+      <w:bookmarkStart w:id="18" w:name="_Toc242875939"/>
+      <w:bookmarkStart w:id="19" w:name="_Toc242876904"/>
+      <w:bookmarkStart w:id="20" w:name="_Toc242877889"/>
+      <w:bookmarkStart w:id="21" w:name="_Toc242878497"/>
       <w:r>
         <w:t>1.1 Mục tiêu và phạm vi số liệu</w:t>
       </w:r>
-      <w:bookmarkEnd w:id="9"/>
-      <w:bookmarkEnd w:id="10"/>
       <w:bookmarkEnd w:id="11"/>
       <w:bookmarkEnd w:id="12"/>
       <w:bookmarkEnd w:id="13"/>
@@ -3421,6 +3431,10 @@
       <w:bookmarkEnd w:id="15"/>
       <w:bookmarkEnd w:id="16"/>
       <w:bookmarkEnd w:id="17"/>
+      <w:bookmarkEnd w:id="18"/>
+      <w:bookmarkEnd w:id="19"/>
+      <w:bookmarkEnd w:id="20"/>
+      <w:bookmarkEnd w:id="21"/>
     </w:p>
     <w:p>
       <w:pPr>
@@ -3444,27 +3458,31 @@
       <w:pPr>
         <w:pStyle w:val="Heading2"/>
       </w:pPr>
-      <w:bookmarkStart w:id="18" w:name="_Toc242867454"/>
-      <w:bookmarkStart w:id="19" w:name="_Toc242869265"/>
-      <w:bookmarkStart w:id="20" w:name="_Toc242869425"/>
-      <w:bookmarkStart w:id="21" w:name="_Toc242871562"/>
-      <w:bookmarkStart w:id="22" w:name="_Toc242871750"/>
-      <w:bookmarkStart w:id="23" w:name="_Toc242872938"/>
-      <w:bookmarkStart w:id="24" w:name="_Toc242874442"/>
-      <w:bookmarkStart w:id="25" w:name="_Toc242875940"/>
-      <w:bookmarkStart w:id="26" w:name="_Toc242876905"/>
+      <w:bookmarkStart w:id="22" w:name="_Toc242867454"/>
+      <w:bookmarkStart w:id="23" w:name="_Toc242869265"/>
+      <w:bookmarkStart w:id="24" w:name="_Toc242869425"/>
+      <w:bookmarkStart w:id="25" w:name="_Toc242871562"/>
+      <w:bookmarkStart w:id="26" w:name="_Toc242871750"/>
+      <w:bookmarkStart w:id="27" w:name="_Toc242872938"/>
+      <w:bookmarkStart w:id="28" w:name="_Toc242874442"/>
+      <w:bookmarkStart w:id="29" w:name="_Toc242875940"/>
+      <w:bookmarkStart w:id="30" w:name="_Toc242876905"/>
+      <w:bookmarkStart w:id="31" w:name="_Toc242877890"/>
+      <w:bookmarkStart w:id="32" w:name="_Toc242878498"/>
       <w:r>
         <w:t>1.2 Phân công và thời gian thực hiện</w:t>
       </w:r>
-      <w:bookmarkEnd w:id="18"/>
-      <w:bookmarkEnd w:id="19"/>
-      <w:bookmarkEnd w:id="20"/>
-      <w:bookmarkEnd w:id="21"/>
       <w:bookmarkEnd w:id="22"/>
       <w:bookmarkEnd w:id="23"/>
       <w:bookmarkEnd w:id="24"/>
       <w:bookmarkEnd w:id="25"/>
       <w:bookmarkEnd w:id="26"/>
+      <w:bookmarkEnd w:id="27"/>
+      <w:bookmarkEnd w:id="28"/>
+      <w:bookmarkEnd w:id="29"/>
+      <w:bookmarkEnd w:id="30"/>
+      <w:bookmarkEnd w:id="31"/>
+      <w:bookmarkEnd w:id="32"/>
     </w:p>
     <w:p>
       <w:pPr>
@@ -3772,28 +3790,32 @@
         <w:pStyle w:val="Heading2"/>
         <w:pageBreakBefore/>
       </w:pPr>
-      <w:bookmarkStart w:id="27" w:name="_Toc242867455"/>
-      <w:bookmarkStart w:id="28" w:name="_Toc242869266"/>
-      <w:bookmarkStart w:id="29" w:name="_Toc242869426"/>
-      <w:bookmarkStart w:id="30" w:name="_Toc242871563"/>
-      <w:bookmarkStart w:id="31" w:name="_Toc242871751"/>
-      <w:bookmarkStart w:id="32" w:name="_Toc242872939"/>
-      <w:bookmarkStart w:id="33" w:name="_Toc242874443"/>
-      <w:bookmarkStart w:id="34" w:name="_Toc242875941"/>
-      <w:bookmarkStart w:id="35" w:name="_Toc242876906"/>
+      <w:bookmarkStart w:id="33" w:name="_Toc242867455"/>
+      <w:bookmarkStart w:id="34" w:name="_Toc242869266"/>
+      <w:bookmarkStart w:id="35" w:name="_Toc242869426"/>
+      <w:bookmarkStart w:id="36" w:name="_Toc242871563"/>
+      <w:bookmarkStart w:id="37" w:name="_Toc242871751"/>
+      <w:bookmarkStart w:id="38" w:name="_Toc242872939"/>
+      <w:bookmarkStart w:id="39" w:name="_Toc242874443"/>
+      <w:bookmarkStart w:id="40" w:name="_Toc242875941"/>
+      <w:bookmarkStart w:id="41" w:name="_Toc242876906"/>
+      <w:bookmarkStart w:id="42" w:name="_Toc242877891"/>
+      <w:bookmarkStart w:id="43" w:name="_Toc242878499"/>
       <w:r>
         <w:lastRenderedPageBreak/>
         <w:t>1.3 Kiến trúc và luồng xử lý</w:t>
       </w:r>
-      <w:bookmarkEnd w:id="27"/>
-      <w:bookmarkEnd w:id="28"/>
-      <w:bookmarkEnd w:id="29"/>
-      <w:bookmarkEnd w:id="30"/>
-      <w:bookmarkEnd w:id="31"/>
-      <w:bookmarkEnd w:id="32"/>
       <w:bookmarkEnd w:id="33"/>
       <w:bookmarkEnd w:id="34"/>
       <w:bookmarkEnd w:id="35"/>
+      <w:bookmarkEnd w:id="36"/>
+      <w:bookmarkEnd w:id="37"/>
+      <w:bookmarkEnd w:id="38"/>
+      <w:bookmarkEnd w:id="39"/>
+      <w:bookmarkEnd w:id="40"/>
+      <w:bookmarkEnd w:id="41"/>
+      <w:bookmarkEnd w:id="42"/>
+      <w:bookmarkEnd w:id="43"/>
     </w:p>
     <w:p>
       <w:pPr>
@@ -3866,28 +3888,32 @@
         <w:pStyle w:val="Heading2"/>
         <w:pageBreakBefore/>
       </w:pPr>
-      <w:bookmarkStart w:id="36" w:name="_Toc242867456"/>
-      <w:bookmarkStart w:id="37" w:name="_Toc242869267"/>
-      <w:bookmarkStart w:id="38" w:name="_Toc242869427"/>
-      <w:bookmarkStart w:id="39" w:name="_Toc242871564"/>
-      <w:bookmarkStart w:id="40" w:name="_Toc242871752"/>
-      <w:bookmarkStart w:id="41" w:name="_Toc242872940"/>
-      <w:bookmarkStart w:id="42" w:name="_Toc242874444"/>
-      <w:bookmarkStart w:id="43" w:name="_Toc242875942"/>
-      <w:bookmarkStart w:id="44" w:name="_Toc242876907"/>
+      <w:bookmarkStart w:id="44" w:name="_Toc242867456"/>
+      <w:bookmarkStart w:id="45" w:name="_Toc242869267"/>
+      <w:bookmarkStart w:id="46" w:name="_Toc242869427"/>
+      <w:bookmarkStart w:id="47" w:name="_Toc242871564"/>
+      <w:bookmarkStart w:id="48" w:name="_Toc242871752"/>
+      <w:bookmarkStart w:id="49" w:name="_Toc242872940"/>
+      <w:bookmarkStart w:id="50" w:name="_Toc242874444"/>
+      <w:bookmarkStart w:id="51" w:name="_Toc242875942"/>
+      <w:bookmarkStart w:id="52" w:name="_Toc242876907"/>
+      <w:bookmarkStart w:id="53" w:name="_Toc242877892"/>
+      <w:bookmarkStart w:id="54" w:name="_Toc242878500"/>
       <w:r>
         <w:lastRenderedPageBreak/>
-        <w:t>1.4 Trạng thái dịch vụ tại lần đọc hiện tại</w:t>
+        <w:t>1.4 Trạng thái dịch vụ trong dữ liệu Tuần 2</w:t>
       </w:r>
-      <w:bookmarkEnd w:id="36"/>
-      <w:bookmarkEnd w:id="37"/>
-      <w:bookmarkEnd w:id="38"/>
-      <w:bookmarkEnd w:id="39"/>
-      <w:bookmarkEnd w:id="40"/>
-      <w:bookmarkEnd w:id="41"/>
-      <w:bookmarkEnd w:id="42"/>
-      <w:bookmarkEnd w:id="43"/>
       <w:bookmarkEnd w:id="44"/>
+      <w:bookmarkEnd w:id="45"/>
+      <w:bookmarkEnd w:id="46"/>
+      <w:bookmarkEnd w:id="47"/>
+      <w:bookmarkEnd w:id="48"/>
+      <w:bookmarkEnd w:id="49"/>
+      <w:bookmarkEnd w:id="50"/>
+      <w:bookmarkEnd w:id="51"/>
+      <w:bookmarkEnd w:id="52"/>
+      <w:bookmarkEnd w:id="53"/>
+      <w:bookmarkEnd w:id="54"/>
     </w:p>
     <w:p>
       <w:pPr>
@@ -4298,66 +4324,6 @@
           </w:p>
         </w:tc>
       </w:tr>
-      <w:tr>
-        <w:trPr>
-          <w:cantSplit/>
-          <w:jc w:val="center"/>
-        </w:trPr>
-        <w:tc>
-          <w:tcPr>
-            <w:tcW w:w="2160" w:type="dxa"/>
-            <w:shd w:val="clear" w:color="auto" w:fill="FFFFFF"/>
-            <w:vAlign w:val="center"/>
-          </w:tcPr>
-          <w:p>
-            <w:pPr>
-              <w:spacing w:before="60" w:after="60" w:line="264" w:lineRule="auto"/>
-            </w:pPr>
-            <w:r>
-              <w:rPr>
-                <w:sz w:val="22"/>
-              </w:rPr>
-              <w:t>Mã đang triển khai</w:t>
-            </w:r>
-          </w:p>
-        </w:tc>
-        <w:tc>
-          <w:tcPr>
-            <w:tcW w:w="3888" w:type="dxa"/>
-            <w:shd w:val="clear" w:color="auto" w:fill="FFFFFF"/>
-            <w:vAlign w:val="center"/>
-          </w:tcPr>
-          <w:p>
-            <w:pPr>
-              <w:spacing w:before="60" w:after="60" w:line="264" w:lineRule="auto"/>
-            </w:pPr>
-            <w:r>
-              <w:rPr>
-                <w:sz w:val="22"/>
-              </w:rPr>
-              <w:t>Khác mã source hiện tại trên máy.</w:t>
-            </w:r>
-          </w:p>
-        </w:tc>
-        <w:tc>
-          <w:tcPr>
-            <w:tcW w:w="3888" w:type="dxa"/>
-            <w:shd w:val="clear" w:color="auto" w:fill="FFFFFF"/>
-            <w:vAlign w:val="center"/>
-          </w:tcPr>
-          <w:p>
-            <w:pPr>
-              <w:spacing w:before="60" w:after="60" w:line="264" w:lineRule="auto"/>
-            </w:pPr>
-            <w:r>
-              <w:rPr>
-                <w:sz w:val="22"/>
-              </w:rPr>
-              <w:t>Khác mã source hiện tại trên máy.</w:t>
-            </w:r>
-          </w:p>
-        </w:tc>
-      </w:tr>
     </w:tbl>
     <w:p>
       <w:pPr>
@@ -4371,59 +4337,25 @@
     </w:p>
     <w:p>
       <w:pPr>
-        <w:pStyle w:val="BodyText"/>
-        <w:ind w:firstLine="504"/>
-      </w:pPr>
-      <w:r>
-        <w:t>Hash gói Lambda được ghi nhận riêng trong môi trường AWS của từng sinh viên. Mã đang triển khai khác phiên bản source hiện tại trên máy, nên báo cáo phân biệt kết quả vận hành với các lần sửa source sau đó. Các số liệu được lấy từ thao tác đọc tài nguyên và truy vấn phân tích.</w:t>
-      </w:r>
-    </w:p>
-    <w:p>
-      <w:pPr>
         <w:pStyle w:val="Heading1"/>
         <w:pageBreakBefore/>
         <w:jc w:val="left"/>
       </w:pPr>
-      <w:bookmarkStart w:id="45" w:name="_Toc242867457"/>
-      <w:bookmarkStart w:id="46" w:name="_Toc242869268"/>
-      <w:bookmarkStart w:id="47" w:name="_Toc242869428"/>
-      <w:bookmarkStart w:id="48" w:name="_Toc242871565"/>
-      <w:bookmarkStart w:id="49" w:name="_Toc242871753"/>
-      <w:bookmarkStart w:id="50" w:name="_Toc242872941"/>
-      <w:bookmarkStart w:id="51" w:name="_Toc242874445"/>
-      <w:bookmarkStart w:id="52" w:name="_Toc242875943"/>
-      <w:bookmarkStart w:id="53" w:name="_Toc242876908"/>
+      <w:bookmarkStart w:id="55" w:name="_Toc242867457"/>
+      <w:bookmarkStart w:id="56" w:name="_Toc242869268"/>
+      <w:bookmarkStart w:id="57" w:name="_Toc242869428"/>
+      <w:bookmarkStart w:id="58" w:name="_Toc242871565"/>
+      <w:bookmarkStart w:id="59" w:name="_Toc242871753"/>
+      <w:bookmarkStart w:id="60" w:name="_Toc242872941"/>
+      <w:bookmarkStart w:id="61" w:name="_Toc242874445"/>
+      <w:bookmarkStart w:id="62" w:name="_Toc242875943"/>
+      <w:bookmarkStart w:id="63" w:name="_Toc242876908"/>
+      <w:bookmarkStart w:id="64" w:name="_Toc242877893"/>
+      <w:bookmarkStart w:id="65" w:name="_Toc242878501"/>
       <w:r>
         <w:lastRenderedPageBreak/>
         <w:t>Chương 2 Nguồn dữ liệu và phương pháp phân tích</w:t>
       </w:r>
-      <w:bookmarkEnd w:id="45"/>
-      <w:bookmarkEnd w:id="46"/>
-      <w:bookmarkEnd w:id="47"/>
-      <w:bookmarkEnd w:id="48"/>
-      <w:bookmarkEnd w:id="49"/>
-      <w:bookmarkEnd w:id="50"/>
-      <w:bookmarkEnd w:id="51"/>
-      <w:bookmarkEnd w:id="52"/>
-      <w:bookmarkEnd w:id="53"/>
-    </w:p>
-    <w:p>
-      <w:pPr>
-        <w:pStyle w:val="Heading2"/>
-      </w:pPr>
-      <w:bookmarkStart w:id="54" w:name="_Toc242867458"/>
-      <w:bookmarkStart w:id="55" w:name="_Toc242869269"/>
-      <w:bookmarkStart w:id="56" w:name="_Toc242869429"/>
-      <w:bookmarkStart w:id="57" w:name="_Toc242871566"/>
-      <w:bookmarkStart w:id="58" w:name="_Toc242871754"/>
-      <w:bookmarkStart w:id="59" w:name="_Toc242872942"/>
-      <w:bookmarkStart w:id="60" w:name="_Toc242874446"/>
-      <w:bookmarkStart w:id="61" w:name="_Toc242875944"/>
-      <w:bookmarkStart w:id="62" w:name="_Toc242876909"/>
-      <w:r>
-        <w:t>2.1 Toàn bộ dữ liệu và mẫu thuộc Tuần 2</w:t>
-      </w:r>
-      <w:bookmarkEnd w:id="54"/>
       <w:bookmarkEnd w:id="55"/>
       <w:bookmarkEnd w:id="56"/>
       <w:bookmarkEnd w:id="57"/>
@@ -4432,6 +4364,39 @@
       <w:bookmarkEnd w:id="60"/>
       <w:bookmarkEnd w:id="61"/>
       <w:bookmarkEnd w:id="62"/>
+      <w:bookmarkEnd w:id="63"/>
+      <w:bookmarkEnd w:id="64"/>
+      <w:bookmarkEnd w:id="65"/>
+    </w:p>
+    <w:p>
+      <w:pPr>
+        <w:pStyle w:val="Heading2"/>
+      </w:pPr>
+      <w:bookmarkStart w:id="66" w:name="_Toc242867458"/>
+      <w:bookmarkStart w:id="67" w:name="_Toc242869269"/>
+      <w:bookmarkStart w:id="68" w:name="_Toc242869429"/>
+      <w:bookmarkStart w:id="69" w:name="_Toc242871566"/>
+      <w:bookmarkStart w:id="70" w:name="_Toc242871754"/>
+      <w:bookmarkStart w:id="71" w:name="_Toc242872942"/>
+      <w:bookmarkStart w:id="72" w:name="_Toc242874446"/>
+      <w:bookmarkStart w:id="73" w:name="_Toc242875944"/>
+      <w:bookmarkStart w:id="74" w:name="_Toc242876909"/>
+      <w:bookmarkStart w:id="75" w:name="_Toc242877894"/>
+      <w:bookmarkStart w:id="76" w:name="_Toc242878502"/>
+      <w:r>
+        <w:t>2.1 Toàn bộ dữ liệu và mẫu thuộc Tuần 2</w:t>
+      </w:r>
+      <w:bookmarkEnd w:id="66"/>
+      <w:bookmarkEnd w:id="67"/>
+      <w:bookmarkEnd w:id="68"/>
+      <w:bookmarkEnd w:id="69"/>
+      <w:bookmarkEnd w:id="70"/>
+      <w:bookmarkEnd w:id="71"/>
+      <w:bookmarkEnd w:id="72"/>
+      <w:bookmarkEnd w:id="73"/>
+      <w:bookmarkEnd w:id="74"/>
+      <w:bookmarkEnd w:id="75"/>
+      <w:bookmarkEnd w:id="76"/>
     </w:p>
     <w:p>
       <w:pPr>
@@ -4908,28 +4873,32 @@
         <w:pStyle w:val="Heading2"/>
         <w:pageBreakBefore/>
       </w:pPr>
-      <w:bookmarkStart w:id="63" w:name="_Toc242867459"/>
-      <w:bookmarkStart w:id="64" w:name="_Toc242869270"/>
-      <w:bookmarkStart w:id="65" w:name="_Toc242869430"/>
-      <w:bookmarkStart w:id="66" w:name="_Toc242871567"/>
-      <w:bookmarkStart w:id="67" w:name="_Toc242871755"/>
-      <w:bookmarkStart w:id="68" w:name="_Toc242872943"/>
-      <w:bookmarkStart w:id="69" w:name="_Toc242874447"/>
-      <w:bookmarkStart w:id="70" w:name="_Toc242875945"/>
-      <w:bookmarkStart w:id="71" w:name="_Toc242876910"/>
+      <w:bookmarkStart w:id="77" w:name="_Toc242867459"/>
+      <w:bookmarkStart w:id="78" w:name="_Toc242869270"/>
+      <w:bookmarkStart w:id="79" w:name="_Toc242869430"/>
+      <w:bookmarkStart w:id="80" w:name="_Toc242871567"/>
+      <w:bookmarkStart w:id="81" w:name="_Toc242871755"/>
+      <w:bookmarkStart w:id="82" w:name="_Toc242872943"/>
+      <w:bookmarkStart w:id="83" w:name="_Toc242874447"/>
+      <w:bookmarkStart w:id="84" w:name="_Toc242875945"/>
+      <w:bookmarkStart w:id="85" w:name="_Toc242876910"/>
+      <w:bookmarkStart w:id="86" w:name="_Toc242877895"/>
+      <w:bookmarkStart w:id="87" w:name="_Toc242878503"/>
       <w:r>
         <w:lastRenderedPageBreak/>
         <w:t>2.2 Cấu trúc và chất lượng bản ghi</w:t>
       </w:r>
-      <w:bookmarkEnd w:id="63"/>
-      <w:bookmarkEnd w:id="64"/>
-      <w:bookmarkEnd w:id="65"/>
-      <w:bookmarkEnd w:id="66"/>
-      <w:bookmarkEnd w:id="67"/>
-      <w:bookmarkEnd w:id="68"/>
-      <w:bookmarkEnd w:id="69"/>
-      <w:bookmarkEnd w:id="70"/>
-      <w:bookmarkEnd w:id="71"/>
+      <w:bookmarkEnd w:id="77"/>
+      <w:bookmarkEnd w:id="78"/>
+      <w:bookmarkEnd w:id="79"/>
+      <w:bookmarkEnd w:id="80"/>
+      <w:bookmarkEnd w:id="81"/>
+      <w:bookmarkEnd w:id="82"/>
+      <w:bookmarkEnd w:id="83"/>
+      <w:bookmarkEnd w:id="84"/>
+      <w:bookmarkEnd w:id="85"/>
+      <w:bookmarkEnd w:id="86"/>
+      <w:bookmarkEnd w:id="87"/>
     </w:p>
     <w:p>
       <w:pPr>
@@ -4937,7 +4906,7 @@
         <w:ind w:firstLine="504"/>
       </w:pPr>
       <w:r>
-        <w:t>Mỗi bản ghi có 23 trường: nhận diện, tọa độ, thời gian UTC và Việt Nam, các yếu tố khí tượng, nồng độ ô nhiễm, chỉ số AQI, cấp AQI và ba khóa phân vùng. CSV giữ một dòng cho một bản ghi; không thêm tiêu đề trang trí hoặc thay đổi giá trị raw.</w:t>
+        <w:t>Dữ liệu xuất từ Athena gồm 23 cột, tương ứng 20 cột thường và ba khóa phân vùng year, month, day. Các cột mô tả nhận diện, tọa độ, thời gian UTC và Việt Nam, yếu tố khí tượng, nồng độ ô nhiễm, chỉ số AQI và cấp AQI. CSV giữ một dòng cho một bản ghi; không thêm tiêu đề trang trí hoặc thay đổi giá trị raw.</w:t>
       </w:r>
     </w:p>
     <w:p>
@@ -5290,17 +5259,21 @@
       <w:pPr>
         <w:pStyle w:val="Heading2"/>
       </w:pPr>
-      <w:bookmarkStart w:id="72" w:name="_Toc242872944"/>
-      <w:bookmarkStart w:id="73" w:name="_Toc242874448"/>
-      <w:bookmarkStart w:id="74" w:name="_Toc242875946"/>
-      <w:bookmarkStart w:id="75" w:name="_Toc242876911"/>
+      <w:bookmarkStart w:id="88" w:name="_Toc242872944"/>
+      <w:bookmarkStart w:id="89" w:name="_Toc242874448"/>
+      <w:bookmarkStart w:id="90" w:name="_Toc242875946"/>
+      <w:bookmarkStart w:id="91" w:name="_Toc242876911"/>
+      <w:bookmarkStart w:id="92" w:name="_Toc242877896"/>
+      <w:bookmarkStart w:id="93" w:name="_Toc242878504"/>
       <w:r>
         <w:t>2.3 Hai bộ báo cáo dữ liệu của nhóm</w:t>
       </w:r>
-      <w:bookmarkEnd w:id="72"/>
-      <w:bookmarkEnd w:id="73"/>
-      <w:bookmarkEnd w:id="74"/>
-      <w:bookmarkEnd w:id="75"/>
+      <w:bookmarkEnd w:id="88"/>
+      <w:bookmarkEnd w:id="89"/>
+      <w:bookmarkEnd w:id="90"/>
+      <w:bookmarkEnd w:id="91"/>
+      <w:bookmarkEnd w:id="92"/>
+      <w:bookmarkEnd w:id="93"/>
     </w:p>
     <w:p>
       <w:pPr>
@@ -5324,28 +5297,32 @@
       <w:pPr>
         <w:pStyle w:val="Heading2"/>
       </w:pPr>
-      <w:bookmarkStart w:id="76" w:name="_Toc242867461"/>
-      <w:bookmarkStart w:id="77" w:name="_Toc242869272"/>
-      <w:bookmarkStart w:id="78" w:name="_Toc242869432"/>
-      <w:bookmarkStart w:id="79" w:name="_Toc242871569"/>
-      <w:bookmarkStart w:id="80" w:name="_Toc242871757"/>
-      <w:bookmarkStart w:id="81" w:name="_Toc242872945"/>
-      <w:bookmarkStart w:id="82" w:name="_Toc242874449"/>
-      <w:bookmarkStart w:id="83" w:name="_Toc242875947"/>
-      <w:bookmarkStart w:id="84" w:name="_Toc242876912"/>
+      <w:bookmarkStart w:id="94" w:name="_Toc242867461"/>
+      <w:bookmarkStart w:id="95" w:name="_Toc242869272"/>
+      <w:bookmarkStart w:id="96" w:name="_Toc242869432"/>
+      <w:bookmarkStart w:id="97" w:name="_Toc242871569"/>
+      <w:bookmarkStart w:id="98" w:name="_Toc242871757"/>
+      <w:bookmarkStart w:id="99" w:name="_Toc242872945"/>
+      <w:bookmarkStart w:id="100" w:name="_Toc242874449"/>
+      <w:bookmarkStart w:id="101" w:name="_Toc242875947"/>
+      <w:bookmarkStart w:id="102" w:name="_Toc242876912"/>
+      <w:bookmarkStart w:id="103" w:name="_Toc242877897"/>
+      <w:bookmarkStart w:id="104" w:name="_Toc242878505"/>
       <w:r>
         <w:lastRenderedPageBreak/>
         <w:t>2.4 Các đại lượng và cách diễn giải</w:t>
       </w:r>
-      <w:bookmarkEnd w:id="76"/>
-      <w:bookmarkEnd w:id="77"/>
-      <w:bookmarkEnd w:id="78"/>
-      <w:bookmarkEnd w:id="79"/>
-      <w:bookmarkEnd w:id="80"/>
-      <w:bookmarkEnd w:id="81"/>
-      <w:bookmarkEnd w:id="82"/>
-      <w:bookmarkEnd w:id="83"/>
-      <w:bookmarkEnd w:id="84"/>
+      <w:bookmarkEnd w:id="94"/>
+      <w:bookmarkEnd w:id="95"/>
+      <w:bookmarkEnd w:id="96"/>
+      <w:bookmarkEnd w:id="97"/>
+      <w:bookmarkEnd w:id="98"/>
+      <w:bookmarkEnd w:id="99"/>
+      <w:bookmarkEnd w:id="100"/>
+      <w:bookmarkEnd w:id="101"/>
+      <w:bookmarkEnd w:id="102"/>
+      <w:bookmarkEnd w:id="103"/>
+      <w:bookmarkEnd w:id="104"/>
     </w:p>
     <w:p>
       <w:pPr>
@@ -5687,28 +5664,32 @@
         <w:pStyle w:val="Heading2"/>
         <w:pageBreakBefore/>
       </w:pPr>
-      <w:bookmarkStart w:id="85" w:name="_Toc242867462"/>
-      <w:bookmarkStart w:id="86" w:name="_Toc242869273"/>
-      <w:bookmarkStart w:id="87" w:name="_Toc242869433"/>
-      <w:bookmarkStart w:id="88" w:name="_Toc242871570"/>
-      <w:bookmarkStart w:id="89" w:name="_Toc242871758"/>
-      <w:bookmarkStart w:id="90" w:name="_Toc242872946"/>
-      <w:bookmarkStart w:id="91" w:name="_Toc242874450"/>
-      <w:bookmarkStart w:id="92" w:name="_Toc242875948"/>
-      <w:bookmarkStart w:id="93" w:name="_Toc242876913"/>
+      <w:bookmarkStart w:id="105" w:name="_Toc242867462"/>
+      <w:bookmarkStart w:id="106" w:name="_Toc242869273"/>
+      <w:bookmarkStart w:id="107" w:name="_Toc242869433"/>
+      <w:bookmarkStart w:id="108" w:name="_Toc242871570"/>
+      <w:bookmarkStart w:id="109" w:name="_Toc242871758"/>
+      <w:bookmarkStart w:id="110" w:name="_Toc242872946"/>
+      <w:bookmarkStart w:id="111" w:name="_Toc242874450"/>
+      <w:bookmarkStart w:id="112" w:name="_Toc242875948"/>
+      <w:bookmarkStart w:id="113" w:name="_Toc242876913"/>
+      <w:bookmarkStart w:id="114" w:name="_Toc242877898"/>
+      <w:bookmarkStart w:id="115" w:name="_Toc242878506"/>
       <w:r>
         <w:lastRenderedPageBreak/>
         <w:t>2.5 Thiết kế chức năng thu thập bằng Lambda</w:t>
       </w:r>
-      <w:bookmarkEnd w:id="85"/>
-      <w:bookmarkEnd w:id="86"/>
-      <w:bookmarkEnd w:id="87"/>
-      <w:bookmarkEnd w:id="88"/>
-      <w:bookmarkEnd w:id="89"/>
-      <w:bookmarkEnd w:id="90"/>
-      <w:bookmarkEnd w:id="91"/>
-      <w:bookmarkEnd w:id="92"/>
-      <w:bookmarkEnd w:id="93"/>
+      <w:bookmarkEnd w:id="105"/>
+      <w:bookmarkEnd w:id="106"/>
+      <w:bookmarkEnd w:id="107"/>
+      <w:bookmarkEnd w:id="108"/>
+      <w:bookmarkEnd w:id="109"/>
+      <w:bookmarkEnd w:id="110"/>
+      <w:bookmarkEnd w:id="111"/>
+      <w:bookmarkEnd w:id="112"/>
+      <w:bookmarkEnd w:id="113"/>
+      <w:bookmarkEnd w:id="114"/>
+      <w:bookmarkEnd w:id="115"/>
     </w:p>
     <w:p>
       <w:pPr>
@@ -5734,7 +5715,7 @@
         <w:ind w:firstLine="504"/>
       </w:pPr>
       <w:r>
-        <w:t>Phiên bản source hiện tại ghép chuỗi lịch sử khí tượng và AQI theo timestamp, kiểm tra độ dài mảng trước khi đọc, phát sinh lỗi khi không thu được bản ghi và ghi rõ trạng thái thu thập một phần khi chỉ một số đô thị thất bại. Các logic này được mô tả theo source hiện tại; hash ở mục 1.4 cho thấy bản đang triển khai chưa đồng nhất với bản đó.</w:t>
+        <w:t>Mã nguồn ghép chuỗi lịch sử khí tượng và AQI theo timestamp, kiểm tra độ dài mảng trước khi đọc, phát sinh lỗi khi không thu được bản ghi và ghi rõ trạng thái thu thập một phần khi chỉ một số đô thị thất bại.</w:t>
       </w:r>
     </w:p>
     <w:p>
@@ -6149,28 +6130,32 @@
         <w:pStyle w:val="Heading2"/>
         <w:pageBreakBefore/>
       </w:pPr>
-      <w:bookmarkStart w:id="94" w:name="_Toc242867463"/>
-      <w:bookmarkStart w:id="95" w:name="_Toc242869274"/>
-      <w:bookmarkStart w:id="96" w:name="_Toc242869434"/>
-      <w:bookmarkStart w:id="97" w:name="_Toc242871571"/>
-      <w:bookmarkStart w:id="98" w:name="_Toc242871759"/>
-      <w:bookmarkStart w:id="99" w:name="_Toc242872947"/>
-      <w:bookmarkStart w:id="100" w:name="_Toc242874451"/>
-      <w:bookmarkStart w:id="101" w:name="_Toc242875949"/>
-      <w:bookmarkStart w:id="102" w:name="_Toc242876914"/>
+      <w:bookmarkStart w:id="116" w:name="_Toc242867463"/>
+      <w:bookmarkStart w:id="117" w:name="_Toc242869274"/>
+      <w:bookmarkStart w:id="118" w:name="_Toc242869434"/>
+      <w:bookmarkStart w:id="119" w:name="_Toc242871571"/>
+      <w:bookmarkStart w:id="120" w:name="_Toc242871759"/>
+      <w:bookmarkStart w:id="121" w:name="_Toc242872947"/>
+      <w:bookmarkStart w:id="122" w:name="_Toc242874451"/>
+      <w:bookmarkStart w:id="123" w:name="_Toc242875949"/>
+      <w:bookmarkStart w:id="124" w:name="_Toc242876914"/>
+      <w:bookmarkStart w:id="125" w:name="_Toc242877899"/>
+      <w:bookmarkStart w:id="126" w:name="_Toc242878507"/>
       <w:r>
         <w:lastRenderedPageBreak/>
         <w:t>2.6 Lược đồ bản ghi và truy vấn dữ liệu</w:t>
       </w:r>
-      <w:bookmarkEnd w:id="94"/>
-      <w:bookmarkEnd w:id="95"/>
-      <w:bookmarkEnd w:id="96"/>
-      <w:bookmarkEnd w:id="97"/>
-      <w:bookmarkEnd w:id="98"/>
-      <w:bookmarkEnd w:id="99"/>
-      <w:bookmarkEnd w:id="100"/>
-      <w:bookmarkEnd w:id="101"/>
-      <w:bookmarkEnd w:id="102"/>
+      <w:bookmarkEnd w:id="116"/>
+      <w:bookmarkEnd w:id="117"/>
+      <w:bookmarkEnd w:id="118"/>
+      <w:bookmarkEnd w:id="119"/>
+      <w:bookmarkEnd w:id="120"/>
+      <w:bookmarkEnd w:id="121"/>
+      <w:bookmarkEnd w:id="122"/>
+      <w:bookmarkEnd w:id="123"/>
+      <w:bookmarkEnd w:id="124"/>
+      <w:bookmarkEnd w:id="125"/>
+      <w:bookmarkEnd w:id="126"/>
     </w:p>
     <w:p>
       <w:pPr>
@@ -8098,28 +8083,32 @@
         <w:pStyle w:val="Heading2"/>
         <w:pageBreakBefore/>
       </w:pPr>
-      <w:bookmarkStart w:id="103" w:name="_Toc242867464"/>
-      <w:bookmarkStart w:id="104" w:name="_Toc242869275"/>
-      <w:bookmarkStart w:id="105" w:name="_Toc242869435"/>
-      <w:bookmarkStart w:id="106" w:name="_Toc242871572"/>
-      <w:bookmarkStart w:id="107" w:name="_Toc242871760"/>
-      <w:bookmarkStart w:id="108" w:name="_Toc242872948"/>
-      <w:bookmarkStart w:id="109" w:name="_Toc242874452"/>
-      <w:bookmarkStart w:id="110" w:name="_Toc242875950"/>
-      <w:bookmarkStart w:id="111" w:name="_Toc242876915"/>
+      <w:bookmarkStart w:id="127" w:name="_Toc242867464"/>
+      <w:bookmarkStart w:id="128" w:name="_Toc242869275"/>
+      <w:bookmarkStart w:id="129" w:name="_Toc242869435"/>
+      <w:bookmarkStart w:id="130" w:name="_Toc242871572"/>
+      <w:bookmarkStart w:id="131" w:name="_Toc242871760"/>
+      <w:bookmarkStart w:id="132" w:name="_Toc242872948"/>
+      <w:bookmarkStart w:id="133" w:name="_Toc242874452"/>
+      <w:bookmarkStart w:id="134" w:name="_Toc242875950"/>
+      <w:bookmarkStart w:id="135" w:name="_Toc242876915"/>
+      <w:bookmarkStart w:id="136" w:name="_Toc242877900"/>
+      <w:bookmarkStart w:id="137" w:name="_Toc242878508"/>
       <w:r>
         <w:lastRenderedPageBreak/>
         <w:t>2.7 Quyền kích hoạt và điều kiện gửi thông báo</w:t>
       </w:r>
-      <w:bookmarkEnd w:id="103"/>
-      <w:bookmarkEnd w:id="104"/>
-      <w:bookmarkEnd w:id="105"/>
-      <w:bookmarkEnd w:id="106"/>
-      <w:bookmarkEnd w:id="107"/>
-      <w:bookmarkEnd w:id="108"/>
-      <w:bookmarkEnd w:id="109"/>
-      <w:bookmarkEnd w:id="110"/>
-      <w:bookmarkEnd w:id="111"/>
+      <w:bookmarkEnd w:id="127"/>
+      <w:bookmarkEnd w:id="128"/>
+      <w:bookmarkEnd w:id="129"/>
+      <w:bookmarkEnd w:id="130"/>
+      <w:bookmarkEnd w:id="131"/>
+      <w:bookmarkEnd w:id="132"/>
+      <w:bookmarkEnd w:id="133"/>
+      <w:bookmarkEnd w:id="134"/>
+      <w:bookmarkEnd w:id="135"/>
+      <w:bookmarkEnd w:id="136"/>
+      <w:bookmarkEnd w:id="137"/>
     </w:p>
     <w:p>
       <w:pPr>
@@ -8145,54 +8134,62 @@
         <w:pageBreakBefore/>
         <w:jc w:val="left"/>
       </w:pPr>
-      <w:bookmarkStart w:id="112" w:name="_Toc242867465"/>
-      <w:bookmarkStart w:id="113" w:name="_Toc242869276"/>
-      <w:bookmarkStart w:id="114" w:name="_Toc242869436"/>
-      <w:bookmarkStart w:id="115" w:name="_Toc242871573"/>
-      <w:bookmarkStart w:id="116" w:name="_Toc242871761"/>
-      <w:bookmarkStart w:id="117" w:name="_Toc242872949"/>
-      <w:bookmarkStart w:id="118" w:name="_Toc242874453"/>
-      <w:bookmarkStart w:id="119" w:name="_Toc242875951"/>
-      <w:bookmarkStart w:id="120" w:name="_Toc242876916"/>
+      <w:bookmarkStart w:id="138" w:name="_Toc242867465"/>
+      <w:bookmarkStart w:id="139" w:name="_Toc242869276"/>
+      <w:bookmarkStart w:id="140" w:name="_Toc242869436"/>
+      <w:bookmarkStart w:id="141" w:name="_Toc242871573"/>
+      <w:bookmarkStart w:id="142" w:name="_Toc242871761"/>
+      <w:bookmarkStart w:id="143" w:name="_Toc242872949"/>
+      <w:bookmarkStart w:id="144" w:name="_Toc242874453"/>
+      <w:bookmarkStart w:id="145" w:name="_Toc242875951"/>
+      <w:bookmarkStart w:id="146" w:name="_Toc242876916"/>
+      <w:bookmarkStart w:id="147" w:name="_Toc242877901"/>
+      <w:bookmarkStart w:id="148" w:name="_Toc242878509"/>
       <w:r>
         <w:lastRenderedPageBreak/>
         <w:t>Chương 3 Phân tích dữ liệu môi trường Tuần 2</w:t>
       </w:r>
-      <w:bookmarkEnd w:id="112"/>
-      <w:bookmarkEnd w:id="113"/>
-      <w:bookmarkEnd w:id="114"/>
-      <w:bookmarkEnd w:id="115"/>
-      <w:bookmarkEnd w:id="116"/>
-      <w:bookmarkEnd w:id="117"/>
-      <w:bookmarkEnd w:id="118"/>
-      <w:bookmarkEnd w:id="119"/>
-      <w:bookmarkEnd w:id="120"/>
+      <w:bookmarkEnd w:id="138"/>
+      <w:bookmarkEnd w:id="139"/>
+      <w:bookmarkEnd w:id="140"/>
+      <w:bookmarkEnd w:id="141"/>
+      <w:bookmarkEnd w:id="142"/>
+      <w:bookmarkEnd w:id="143"/>
+      <w:bookmarkEnd w:id="144"/>
+      <w:bookmarkEnd w:id="145"/>
+      <w:bookmarkEnd w:id="146"/>
+      <w:bookmarkEnd w:id="147"/>
+      <w:bookmarkEnd w:id="148"/>
     </w:p>
     <w:p>
       <w:pPr>
         <w:pStyle w:val="Heading2"/>
       </w:pPr>
-      <w:bookmarkStart w:id="121" w:name="_Toc242867466"/>
-      <w:bookmarkStart w:id="122" w:name="_Toc242869277"/>
-      <w:bookmarkStart w:id="123" w:name="_Toc242869437"/>
-      <w:bookmarkStart w:id="124" w:name="_Toc242871574"/>
-      <w:bookmarkStart w:id="125" w:name="_Toc242871762"/>
-      <w:bookmarkStart w:id="126" w:name="_Toc242872950"/>
-      <w:bookmarkStart w:id="127" w:name="_Toc242874454"/>
-      <w:bookmarkStart w:id="128" w:name="_Toc242875952"/>
-      <w:bookmarkStart w:id="129" w:name="_Toc242876917"/>
+      <w:bookmarkStart w:id="149" w:name="_Toc242867466"/>
+      <w:bookmarkStart w:id="150" w:name="_Toc242869277"/>
+      <w:bookmarkStart w:id="151" w:name="_Toc242869437"/>
+      <w:bookmarkStart w:id="152" w:name="_Toc242871574"/>
+      <w:bookmarkStart w:id="153" w:name="_Toc242871762"/>
+      <w:bookmarkStart w:id="154" w:name="_Toc242872950"/>
+      <w:bookmarkStart w:id="155" w:name="_Toc242874454"/>
+      <w:bookmarkStart w:id="156" w:name="_Toc242875952"/>
+      <w:bookmarkStart w:id="157" w:name="_Toc242876917"/>
+      <w:bookmarkStart w:id="158" w:name="_Toc242877902"/>
+      <w:bookmarkStart w:id="159" w:name="_Toc242878510"/>
       <w:r>
         <w:t>3.1 So sánh AQI theo đô thị</w:t>
       </w:r>
-      <w:bookmarkEnd w:id="121"/>
-      <w:bookmarkEnd w:id="122"/>
-      <w:bookmarkEnd w:id="123"/>
-      <w:bookmarkEnd w:id="124"/>
-      <w:bookmarkEnd w:id="125"/>
-      <w:bookmarkEnd w:id="126"/>
-      <w:bookmarkEnd w:id="127"/>
-      <w:bookmarkEnd w:id="128"/>
-      <w:bookmarkEnd w:id="129"/>
+      <w:bookmarkEnd w:id="149"/>
+      <w:bookmarkEnd w:id="150"/>
+      <w:bookmarkEnd w:id="151"/>
+      <w:bookmarkEnd w:id="152"/>
+      <w:bookmarkEnd w:id="153"/>
+      <w:bookmarkEnd w:id="154"/>
+      <w:bookmarkEnd w:id="155"/>
+      <w:bookmarkEnd w:id="156"/>
+      <w:bookmarkEnd w:id="157"/>
+      <w:bookmarkEnd w:id="158"/>
+      <w:bookmarkEnd w:id="159"/>
     </w:p>
     <w:p>
       <w:pPr>
@@ -9275,28 +9272,32 @@
         <w:pStyle w:val="Heading2"/>
         <w:pageBreakBefore/>
       </w:pPr>
-      <w:bookmarkStart w:id="130" w:name="_Toc242867467"/>
-      <w:bookmarkStart w:id="131" w:name="_Toc242869278"/>
-      <w:bookmarkStart w:id="132" w:name="_Toc242869438"/>
-      <w:bookmarkStart w:id="133" w:name="_Toc242871575"/>
-      <w:bookmarkStart w:id="134" w:name="_Toc242871763"/>
-      <w:bookmarkStart w:id="135" w:name="_Toc242872951"/>
-      <w:bookmarkStart w:id="136" w:name="_Toc242874455"/>
-      <w:bookmarkStart w:id="137" w:name="_Toc242875953"/>
-      <w:bookmarkStart w:id="138" w:name="_Toc242876918"/>
+      <w:bookmarkStart w:id="160" w:name="_Toc242867467"/>
+      <w:bookmarkStart w:id="161" w:name="_Toc242869278"/>
+      <w:bookmarkStart w:id="162" w:name="_Toc242869438"/>
+      <w:bookmarkStart w:id="163" w:name="_Toc242871575"/>
+      <w:bookmarkStart w:id="164" w:name="_Toc242871763"/>
+      <w:bookmarkStart w:id="165" w:name="_Toc242872951"/>
+      <w:bookmarkStart w:id="166" w:name="_Toc242874455"/>
+      <w:bookmarkStart w:id="167" w:name="_Toc242875953"/>
+      <w:bookmarkStart w:id="168" w:name="_Toc242876918"/>
+      <w:bookmarkStart w:id="169" w:name="_Toc242877903"/>
+      <w:bookmarkStart w:id="170" w:name="_Toc242878511"/>
       <w:r>
         <w:lastRenderedPageBreak/>
         <w:t>3.2 Nồng độ PM2.5 và PM10</w:t>
       </w:r>
-      <w:bookmarkEnd w:id="130"/>
-      <w:bookmarkEnd w:id="131"/>
-      <w:bookmarkEnd w:id="132"/>
-      <w:bookmarkEnd w:id="133"/>
-      <w:bookmarkEnd w:id="134"/>
-      <w:bookmarkEnd w:id="135"/>
-      <w:bookmarkEnd w:id="136"/>
-      <w:bookmarkEnd w:id="137"/>
-      <w:bookmarkEnd w:id="138"/>
+      <w:bookmarkEnd w:id="160"/>
+      <w:bookmarkEnd w:id="161"/>
+      <w:bookmarkEnd w:id="162"/>
+      <w:bookmarkEnd w:id="163"/>
+      <w:bookmarkEnd w:id="164"/>
+      <w:bookmarkEnd w:id="165"/>
+      <w:bookmarkEnd w:id="166"/>
+      <w:bookmarkEnd w:id="167"/>
+      <w:bookmarkEnd w:id="168"/>
+      <w:bookmarkEnd w:id="169"/>
+      <w:bookmarkEnd w:id="170"/>
     </w:p>
     <w:p>
       <w:pPr>
@@ -10244,28 +10245,32 @@
         <w:pStyle w:val="Heading2"/>
         <w:pageBreakBefore/>
       </w:pPr>
-      <w:bookmarkStart w:id="139" w:name="_Toc242867468"/>
-      <w:bookmarkStart w:id="140" w:name="_Toc242869279"/>
-      <w:bookmarkStart w:id="141" w:name="_Toc242869439"/>
-      <w:bookmarkStart w:id="142" w:name="_Toc242871576"/>
-      <w:bookmarkStart w:id="143" w:name="_Toc242871764"/>
-      <w:bookmarkStart w:id="144" w:name="_Toc242872952"/>
-      <w:bookmarkStart w:id="145" w:name="_Toc242874456"/>
-      <w:bookmarkStart w:id="146" w:name="_Toc242875954"/>
-      <w:bookmarkStart w:id="147" w:name="_Toc242876919"/>
+      <w:bookmarkStart w:id="171" w:name="_Toc242867468"/>
+      <w:bookmarkStart w:id="172" w:name="_Toc242869279"/>
+      <w:bookmarkStart w:id="173" w:name="_Toc242869439"/>
+      <w:bookmarkStart w:id="174" w:name="_Toc242871576"/>
+      <w:bookmarkStart w:id="175" w:name="_Toc242871764"/>
+      <w:bookmarkStart w:id="176" w:name="_Toc242872952"/>
+      <w:bookmarkStart w:id="177" w:name="_Toc242874456"/>
+      <w:bookmarkStart w:id="178" w:name="_Toc242875954"/>
+      <w:bookmarkStart w:id="179" w:name="_Toc242876919"/>
+      <w:bookmarkStart w:id="180" w:name="_Toc242877904"/>
+      <w:bookmarkStart w:id="181" w:name="_Toc242878512"/>
       <w:r>
         <w:lastRenderedPageBreak/>
         <w:t>3.3 Trung vị tứ phân vị và P95</w:t>
       </w:r>
-      <w:bookmarkEnd w:id="139"/>
-      <w:bookmarkEnd w:id="140"/>
-      <w:bookmarkEnd w:id="141"/>
-      <w:bookmarkEnd w:id="142"/>
-      <w:bookmarkEnd w:id="143"/>
-      <w:bookmarkEnd w:id="144"/>
-      <w:bookmarkEnd w:id="145"/>
-      <w:bookmarkEnd w:id="146"/>
-      <w:bookmarkEnd w:id="147"/>
+      <w:bookmarkEnd w:id="171"/>
+      <w:bookmarkEnd w:id="172"/>
+      <w:bookmarkEnd w:id="173"/>
+      <w:bookmarkEnd w:id="174"/>
+      <w:bookmarkEnd w:id="175"/>
+      <w:bookmarkEnd w:id="176"/>
+      <w:bookmarkEnd w:id="177"/>
+      <w:bookmarkEnd w:id="178"/>
+      <w:bookmarkEnd w:id="179"/>
+      <w:bookmarkEnd w:id="180"/>
+      <w:bookmarkEnd w:id="181"/>
     </w:p>
     <w:p>
       <w:pPr>
@@ -11348,28 +11353,32 @@
         <w:pStyle w:val="Heading2"/>
         <w:pageBreakBefore/>
       </w:pPr>
-      <w:bookmarkStart w:id="148" w:name="_Toc242867469"/>
-      <w:bookmarkStart w:id="149" w:name="_Toc242869280"/>
-      <w:bookmarkStart w:id="150" w:name="_Toc242869440"/>
-      <w:bookmarkStart w:id="151" w:name="_Toc242871577"/>
-      <w:bookmarkStart w:id="152" w:name="_Toc242871765"/>
-      <w:bookmarkStart w:id="153" w:name="_Toc242872953"/>
-      <w:bookmarkStart w:id="154" w:name="_Toc242874457"/>
-      <w:bookmarkStart w:id="155" w:name="_Toc242875955"/>
-      <w:bookmarkStart w:id="156" w:name="_Toc242876920"/>
+      <w:bookmarkStart w:id="182" w:name="_Toc242867469"/>
+      <w:bookmarkStart w:id="183" w:name="_Toc242869280"/>
+      <w:bookmarkStart w:id="184" w:name="_Toc242869440"/>
+      <w:bookmarkStart w:id="185" w:name="_Toc242871577"/>
+      <w:bookmarkStart w:id="186" w:name="_Toc242871765"/>
+      <w:bookmarkStart w:id="187" w:name="_Toc242872953"/>
+      <w:bookmarkStart w:id="188" w:name="_Toc242874457"/>
+      <w:bookmarkStart w:id="189" w:name="_Toc242875955"/>
+      <w:bookmarkStart w:id="190" w:name="_Toc242876920"/>
+      <w:bookmarkStart w:id="191" w:name="_Toc242877905"/>
+      <w:bookmarkStart w:id="192" w:name="_Toc242878513"/>
       <w:r>
         <w:lastRenderedPageBreak/>
         <w:t>3.4 Diễn biến tại các giờ có quan trắc</w:t>
       </w:r>
-      <w:bookmarkEnd w:id="148"/>
-      <w:bookmarkEnd w:id="149"/>
-      <w:bookmarkEnd w:id="150"/>
-      <w:bookmarkEnd w:id="151"/>
-      <w:bookmarkEnd w:id="152"/>
-      <w:bookmarkEnd w:id="153"/>
-      <w:bookmarkEnd w:id="154"/>
-      <w:bookmarkEnd w:id="155"/>
-      <w:bookmarkEnd w:id="156"/>
+      <w:bookmarkEnd w:id="182"/>
+      <w:bookmarkEnd w:id="183"/>
+      <w:bookmarkEnd w:id="184"/>
+      <w:bookmarkEnd w:id="185"/>
+      <w:bookmarkEnd w:id="186"/>
+      <w:bookmarkEnd w:id="187"/>
+      <w:bookmarkEnd w:id="188"/>
+      <w:bookmarkEnd w:id="189"/>
+      <w:bookmarkEnd w:id="190"/>
+      <w:bookmarkEnd w:id="191"/>
+      <w:bookmarkEnd w:id="192"/>
     </w:p>
     <w:p>
       <w:pPr>
@@ -12193,28 +12202,32 @@
         <w:pStyle w:val="Heading2"/>
         <w:pageBreakBefore/>
       </w:pPr>
-      <w:bookmarkStart w:id="157" w:name="_Toc242867470"/>
-      <w:bookmarkStart w:id="158" w:name="_Toc242869281"/>
-      <w:bookmarkStart w:id="159" w:name="_Toc242869441"/>
-      <w:bookmarkStart w:id="160" w:name="_Toc242871578"/>
-      <w:bookmarkStart w:id="161" w:name="_Toc242871766"/>
-      <w:bookmarkStart w:id="162" w:name="_Toc242872954"/>
-      <w:bookmarkStart w:id="163" w:name="_Toc242874458"/>
-      <w:bookmarkStart w:id="164" w:name="_Toc242875956"/>
-      <w:bookmarkStart w:id="165" w:name="_Toc242876921"/>
+      <w:bookmarkStart w:id="193" w:name="_Toc242867470"/>
+      <w:bookmarkStart w:id="194" w:name="_Toc242869281"/>
+      <w:bookmarkStart w:id="195" w:name="_Toc242869441"/>
+      <w:bookmarkStart w:id="196" w:name="_Toc242871578"/>
+      <w:bookmarkStart w:id="197" w:name="_Toc242871766"/>
+      <w:bookmarkStart w:id="198" w:name="_Toc242872954"/>
+      <w:bookmarkStart w:id="199" w:name="_Toc242874458"/>
+      <w:bookmarkStart w:id="200" w:name="_Toc242875956"/>
+      <w:bookmarkStart w:id="201" w:name="_Toc242876921"/>
+      <w:bookmarkStart w:id="202" w:name="_Toc242877906"/>
+      <w:bookmarkStart w:id="203" w:name="_Toc242878514"/>
       <w:r>
         <w:lastRenderedPageBreak/>
         <w:t>3.5 Độ phủ và mật độ lấy mẫu</w:t>
       </w:r>
-      <w:bookmarkEnd w:id="157"/>
-      <w:bookmarkEnd w:id="158"/>
-      <w:bookmarkEnd w:id="159"/>
-      <w:bookmarkEnd w:id="160"/>
-      <w:bookmarkEnd w:id="161"/>
-      <w:bookmarkEnd w:id="162"/>
-      <w:bookmarkEnd w:id="163"/>
-      <w:bookmarkEnd w:id="164"/>
-      <w:bookmarkEnd w:id="165"/>
+      <w:bookmarkEnd w:id="193"/>
+      <w:bookmarkEnd w:id="194"/>
+      <w:bookmarkEnd w:id="195"/>
+      <w:bookmarkEnd w:id="196"/>
+      <w:bookmarkEnd w:id="197"/>
+      <w:bookmarkEnd w:id="198"/>
+      <w:bookmarkEnd w:id="199"/>
+      <w:bookmarkEnd w:id="200"/>
+      <w:bookmarkEnd w:id="201"/>
+      <w:bookmarkEnd w:id="202"/>
+      <w:bookmarkEnd w:id="203"/>
     </w:p>
     <w:p>
       <w:pPr>
@@ -12296,28 +12309,32 @@
         <w:pStyle w:val="Heading2"/>
         <w:pageBreakBefore/>
       </w:pPr>
-      <w:bookmarkStart w:id="166" w:name="_Toc242867471"/>
-      <w:bookmarkStart w:id="167" w:name="_Toc242869282"/>
-      <w:bookmarkStart w:id="168" w:name="_Toc242869442"/>
-      <w:bookmarkStart w:id="169" w:name="_Toc242871579"/>
-      <w:bookmarkStart w:id="170" w:name="_Toc242871767"/>
-      <w:bookmarkStart w:id="171" w:name="_Toc242872955"/>
-      <w:bookmarkStart w:id="172" w:name="_Toc242874459"/>
-      <w:bookmarkStart w:id="173" w:name="_Toc242875957"/>
-      <w:bookmarkStart w:id="174" w:name="_Toc242876922"/>
+      <w:bookmarkStart w:id="204" w:name="_Toc242867471"/>
+      <w:bookmarkStart w:id="205" w:name="_Toc242869282"/>
+      <w:bookmarkStart w:id="206" w:name="_Toc242869442"/>
+      <w:bookmarkStart w:id="207" w:name="_Toc242871579"/>
+      <w:bookmarkStart w:id="208" w:name="_Toc242871767"/>
+      <w:bookmarkStart w:id="209" w:name="_Toc242872955"/>
+      <w:bookmarkStart w:id="210" w:name="_Toc242874459"/>
+      <w:bookmarkStart w:id="211" w:name="_Toc242875957"/>
+      <w:bookmarkStart w:id="212" w:name="_Toc242876922"/>
+      <w:bookmarkStart w:id="213" w:name="_Toc242877907"/>
+      <w:bookmarkStart w:id="214" w:name="_Toc242878515"/>
       <w:r>
         <w:lastRenderedPageBreak/>
         <w:t>3.6 Phân bố các cấp chất lượng không khí</w:t>
       </w:r>
-      <w:bookmarkEnd w:id="166"/>
-      <w:bookmarkEnd w:id="167"/>
-      <w:bookmarkEnd w:id="168"/>
-      <w:bookmarkEnd w:id="169"/>
-      <w:bookmarkEnd w:id="170"/>
-      <w:bookmarkEnd w:id="171"/>
-      <w:bookmarkEnd w:id="172"/>
-      <w:bookmarkEnd w:id="173"/>
-      <w:bookmarkEnd w:id="174"/>
+      <w:bookmarkEnd w:id="204"/>
+      <w:bookmarkEnd w:id="205"/>
+      <w:bookmarkEnd w:id="206"/>
+      <w:bookmarkEnd w:id="207"/>
+      <w:bookmarkEnd w:id="208"/>
+      <w:bookmarkEnd w:id="209"/>
+      <w:bookmarkEnd w:id="210"/>
+      <w:bookmarkEnd w:id="211"/>
+      <w:bookmarkEnd w:id="212"/>
+      <w:bookmarkEnd w:id="213"/>
+      <w:bookmarkEnd w:id="214"/>
     </w:p>
     <w:p>
       <w:pPr>
@@ -13130,28 +13147,32 @@
         <w:pStyle w:val="Heading2"/>
         <w:pageBreakBefore/>
       </w:pPr>
-      <w:bookmarkStart w:id="175" w:name="_Toc242867472"/>
-      <w:bookmarkStart w:id="176" w:name="_Toc242869283"/>
-      <w:bookmarkStart w:id="177" w:name="_Toc242869443"/>
-      <w:bookmarkStart w:id="178" w:name="_Toc242871580"/>
-      <w:bookmarkStart w:id="179" w:name="_Toc242871768"/>
-      <w:bookmarkStart w:id="180" w:name="_Toc242872956"/>
-      <w:bookmarkStart w:id="181" w:name="_Toc242874460"/>
-      <w:bookmarkStart w:id="182" w:name="_Toc242875958"/>
-      <w:bookmarkStart w:id="183" w:name="_Toc242876923"/>
+      <w:bookmarkStart w:id="215" w:name="_Toc242867472"/>
+      <w:bookmarkStart w:id="216" w:name="_Toc242869283"/>
+      <w:bookmarkStart w:id="217" w:name="_Toc242869443"/>
+      <w:bookmarkStart w:id="218" w:name="_Toc242871580"/>
+      <w:bookmarkStart w:id="219" w:name="_Toc242871768"/>
+      <w:bookmarkStart w:id="220" w:name="_Toc242872956"/>
+      <w:bookmarkStart w:id="221" w:name="_Toc242874460"/>
+      <w:bookmarkStart w:id="222" w:name="_Toc242875958"/>
+      <w:bookmarkStart w:id="223" w:name="_Toc242876923"/>
+      <w:bookmarkStart w:id="224" w:name="_Toc242877908"/>
+      <w:bookmarkStart w:id="225" w:name="_Toc242878516"/>
       <w:r>
         <w:lastRenderedPageBreak/>
         <w:t>3.7 Tần suất vượt ngưỡng cấu hình cảnh báo</w:t>
       </w:r>
-      <w:bookmarkEnd w:id="175"/>
-      <w:bookmarkEnd w:id="176"/>
-      <w:bookmarkEnd w:id="177"/>
-      <w:bookmarkEnd w:id="178"/>
-      <w:bookmarkEnd w:id="179"/>
-      <w:bookmarkEnd w:id="180"/>
-      <w:bookmarkEnd w:id="181"/>
-      <w:bookmarkEnd w:id="182"/>
-      <w:bookmarkEnd w:id="183"/>
+      <w:bookmarkEnd w:id="215"/>
+      <w:bookmarkEnd w:id="216"/>
+      <w:bookmarkEnd w:id="217"/>
+      <w:bookmarkEnd w:id="218"/>
+      <w:bookmarkEnd w:id="219"/>
+      <w:bookmarkEnd w:id="220"/>
+      <w:bookmarkEnd w:id="221"/>
+      <w:bookmarkEnd w:id="222"/>
+      <w:bookmarkEnd w:id="223"/>
+      <w:bookmarkEnd w:id="224"/>
+      <w:bookmarkEnd w:id="225"/>
     </w:p>
     <w:p>
       <w:pPr>
@@ -13974,18 +13995,22 @@
         <w:pStyle w:val="Heading2"/>
         <w:pageBreakBefore/>
       </w:pPr>
-      <w:bookmarkStart w:id="184" w:name="_Toc242872957"/>
-      <w:bookmarkStart w:id="185" w:name="_Toc242874461"/>
-      <w:bookmarkStart w:id="186" w:name="_Toc242875959"/>
-      <w:bookmarkStart w:id="187" w:name="_Toc242876924"/>
+      <w:bookmarkStart w:id="226" w:name="_Toc242872957"/>
+      <w:bookmarkStart w:id="227" w:name="_Toc242874461"/>
+      <w:bookmarkStart w:id="228" w:name="_Toc242875959"/>
+      <w:bookmarkStart w:id="229" w:name="_Toc242876924"/>
+      <w:bookmarkStart w:id="230" w:name="_Toc242877909"/>
+      <w:bookmarkStart w:id="231" w:name="_Toc242878517"/>
       <w:r>
         <w:lastRenderedPageBreak/>
         <w:t>3.8 Đối chiếu hai báo cáo dữ liệu theo đô thị và giờ</w:t>
       </w:r>
-      <w:bookmarkEnd w:id="184"/>
-      <w:bookmarkEnd w:id="185"/>
-      <w:bookmarkEnd w:id="186"/>
-      <w:bookmarkEnd w:id="187"/>
+      <w:bookmarkEnd w:id="226"/>
+      <w:bookmarkEnd w:id="227"/>
+      <w:bookmarkEnd w:id="228"/>
+      <w:bookmarkEnd w:id="229"/>
+      <w:bookmarkEnd w:id="230"/>
+      <w:bookmarkEnd w:id="231"/>
     </w:p>
     <w:p>
       <w:pPr>
@@ -14496,28 +14521,32 @@
         <w:pStyle w:val="Heading2"/>
         <w:pageBreakBefore/>
       </w:pPr>
-      <w:bookmarkStart w:id="188" w:name="_Toc242867474"/>
-      <w:bookmarkStart w:id="189" w:name="_Toc242869285"/>
-      <w:bookmarkStart w:id="190" w:name="_Toc242869445"/>
-      <w:bookmarkStart w:id="191" w:name="_Toc242871582"/>
-      <w:bookmarkStart w:id="192" w:name="_Toc242871770"/>
-      <w:bookmarkStart w:id="193" w:name="_Toc242872958"/>
-      <w:bookmarkStart w:id="194" w:name="_Toc242874462"/>
-      <w:bookmarkStart w:id="195" w:name="_Toc242875960"/>
-      <w:bookmarkStart w:id="196" w:name="_Toc242876925"/>
+      <w:bookmarkStart w:id="232" w:name="_Toc242867474"/>
+      <w:bookmarkStart w:id="233" w:name="_Toc242869285"/>
+      <w:bookmarkStart w:id="234" w:name="_Toc242869445"/>
+      <w:bookmarkStart w:id="235" w:name="_Toc242871582"/>
+      <w:bookmarkStart w:id="236" w:name="_Toc242871770"/>
+      <w:bookmarkStart w:id="237" w:name="_Toc242872958"/>
+      <w:bookmarkStart w:id="238" w:name="_Toc242874462"/>
+      <w:bookmarkStart w:id="239" w:name="_Toc242875960"/>
+      <w:bookmarkStart w:id="240" w:name="_Toc242876925"/>
+      <w:bookmarkStart w:id="241" w:name="_Toc242877910"/>
+      <w:bookmarkStart w:id="242" w:name="_Toc242878518"/>
       <w:r>
         <w:lastRenderedPageBreak/>
         <w:t>3.9 Tương quan Pearson và Spearman</w:t>
       </w:r>
-      <w:bookmarkEnd w:id="188"/>
-      <w:bookmarkEnd w:id="189"/>
-      <w:bookmarkEnd w:id="190"/>
-      <w:bookmarkEnd w:id="191"/>
-      <w:bookmarkEnd w:id="192"/>
-      <w:bookmarkEnd w:id="193"/>
-      <w:bookmarkEnd w:id="194"/>
-      <w:bookmarkEnd w:id="195"/>
-      <w:bookmarkEnd w:id="196"/>
+      <w:bookmarkEnd w:id="232"/>
+      <w:bookmarkEnd w:id="233"/>
+      <w:bookmarkEnd w:id="234"/>
+      <w:bookmarkEnd w:id="235"/>
+      <w:bookmarkEnd w:id="236"/>
+      <w:bookmarkEnd w:id="237"/>
+      <w:bookmarkEnd w:id="238"/>
+      <w:bookmarkEnd w:id="239"/>
+      <w:bookmarkEnd w:id="240"/>
+      <w:bookmarkEnd w:id="241"/>
+      <w:bookmarkEnd w:id="242"/>
     </w:p>
     <w:p>
       <w:pPr>
@@ -15474,28 +15503,32 @@
         <w:pStyle w:val="Heading2"/>
         <w:pageBreakBefore/>
       </w:pPr>
-      <w:bookmarkStart w:id="197" w:name="_Toc242867475"/>
-      <w:bookmarkStart w:id="198" w:name="_Toc242869286"/>
-      <w:bookmarkStart w:id="199" w:name="_Toc242869446"/>
-      <w:bookmarkStart w:id="200" w:name="_Toc242871583"/>
-      <w:bookmarkStart w:id="201" w:name="_Toc242871771"/>
-      <w:bookmarkStart w:id="202" w:name="_Toc242872959"/>
-      <w:bookmarkStart w:id="203" w:name="_Toc242874463"/>
-      <w:bookmarkStart w:id="204" w:name="_Toc242875961"/>
-      <w:bookmarkStart w:id="205" w:name="_Toc242876926"/>
+      <w:bookmarkStart w:id="243" w:name="_Toc242867475"/>
+      <w:bookmarkStart w:id="244" w:name="_Toc242869286"/>
+      <w:bookmarkStart w:id="245" w:name="_Toc242869446"/>
+      <w:bookmarkStart w:id="246" w:name="_Toc242871583"/>
+      <w:bookmarkStart w:id="247" w:name="_Toc242871771"/>
+      <w:bookmarkStart w:id="248" w:name="_Toc242872959"/>
+      <w:bookmarkStart w:id="249" w:name="_Toc242874463"/>
+      <w:bookmarkStart w:id="250" w:name="_Toc242875961"/>
+      <w:bookmarkStart w:id="251" w:name="_Toc242876926"/>
+      <w:bookmarkStart w:id="252" w:name="_Toc242877911"/>
+      <w:bookmarkStart w:id="253" w:name="_Toc242878519"/>
       <w:r>
         <w:lastRenderedPageBreak/>
         <w:t>3.10 Quan sát trực tiếp quan hệ nhiệt độ và PM2.5</w:t>
       </w:r>
-      <w:bookmarkEnd w:id="197"/>
-      <w:bookmarkEnd w:id="198"/>
-      <w:bookmarkEnd w:id="199"/>
-      <w:bookmarkEnd w:id="200"/>
-      <w:bookmarkEnd w:id="201"/>
-      <w:bookmarkEnd w:id="202"/>
-      <w:bookmarkEnd w:id="203"/>
-      <w:bookmarkEnd w:id="204"/>
-      <w:bookmarkEnd w:id="205"/>
+      <w:bookmarkEnd w:id="243"/>
+      <w:bookmarkEnd w:id="244"/>
+      <w:bookmarkEnd w:id="245"/>
+      <w:bookmarkEnd w:id="246"/>
+      <w:bookmarkEnd w:id="247"/>
+      <w:bookmarkEnd w:id="248"/>
+      <w:bookmarkEnd w:id="249"/>
+      <w:bookmarkEnd w:id="250"/>
+      <w:bookmarkEnd w:id="251"/>
+      <w:bookmarkEnd w:id="252"/>
+      <w:bookmarkEnd w:id="253"/>
     </w:p>
     <w:p>
       <w:pPr>
@@ -15577,28 +15610,32 @@
         <w:pStyle w:val="Heading2"/>
         <w:pageBreakBefore/>
       </w:pPr>
-      <w:bookmarkStart w:id="206" w:name="_Toc242867476"/>
-      <w:bookmarkStart w:id="207" w:name="_Toc242869287"/>
-      <w:bookmarkStart w:id="208" w:name="_Toc242869447"/>
-      <w:bookmarkStart w:id="209" w:name="_Toc242871584"/>
-      <w:bookmarkStart w:id="210" w:name="_Toc242871772"/>
-      <w:bookmarkStart w:id="211" w:name="_Toc242872960"/>
-      <w:bookmarkStart w:id="212" w:name="_Toc242874464"/>
-      <w:bookmarkStart w:id="213" w:name="_Toc242875962"/>
-      <w:bookmarkStart w:id="214" w:name="_Toc242876927"/>
+      <w:bookmarkStart w:id="254" w:name="_Toc242867476"/>
+      <w:bookmarkStart w:id="255" w:name="_Toc242869287"/>
+      <w:bookmarkStart w:id="256" w:name="_Toc242869447"/>
+      <w:bookmarkStart w:id="257" w:name="_Toc242871584"/>
+      <w:bookmarkStart w:id="258" w:name="_Toc242871772"/>
+      <w:bookmarkStart w:id="259" w:name="_Toc242872960"/>
+      <w:bookmarkStart w:id="260" w:name="_Toc242874464"/>
+      <w:bookmarkStart w:id="261" w:name="_Toc242875962"/>
+      <w:bookmarkStart w:id="262" w:name="_Toc242876927"/>
+      <w:bookmarkStart w:id="263" w:name="_Toc242877912"/>
+      <w:bookmarkStart w:id="264" w:name="_Toc242878520"/>
       <w:r>
         <w:lastRenderedPageBreak/>
         <w:t>3.11 Các khí ô nhiễm còn lại</w:t>
       </w:r>
-      <w:bookmarkEnd w:id="206"/>
-      <w:bookmarkEnd w:id="207"/>
-      <w:bookmarkEnd w:id="208"/>
-      <w:bookmarkEnd w:id="209"/>
-      <w:bookmarkEnd w:id="210"/>
-      <w:bookmarkEnd w:id="211"/>
-      <w:bookmarkEnd w:id="212"/>
-      <w:bookmarkEnd w:id="213"/>
-      <w:bookmarkEnd w:id="214"/>
+      <w:bookmarkEnd w:id="254"/>
+      <w:bookmarkEnd w:id="255"/>
+      <w:bookmarkEnd w:id="256"/>
+      <w:bookmarkEnd w:id="257"/>
+      <w:bookmarkEnd w:id="258"/>
+      <w:bookmarkEnd w:id="259"/>
+      <w:bookmarkEnd w:id="260"/>
+      <w:bookmarkEnd w:id="261"/>
+      <w:bookmarkEnd w:id="262"/>
+      <w:bookmarkEnd w:id="263"/>
+      <w:bookmarkEnd w:id="264"/>
     </w:p>
     <w:p>
       <w:pPr>
@@ -16546,22 +16583,26 @@
         <w:pStyle w:val="Heading2"/>
         <w:pageBreakBefore/>
       </w:pPr>
-      <w:bookmarkStart w:id="215" w:name="_Toc242871585"/>
-      <w:bookmarkStart w:id="216" w:name="_Toc242871773"/>
-      <w:bookmarkStart w:id="217" w:name="_Toc242872961"/>
-      <w:bookmarkStart w:id="218" w:name="_Toc242874465"/>
-      <w:bookmarkStart w:id="219" w:name="_Toc242875963"/>
-      <w:bookmarkStart w:id="220" w:name="_Toc242876928"/>
+      <w:bookmarkStart w:id="265" w:name="_Toc242871585"/>
+      <w:bookmarkStart w:id="266" w:name="_Toc242871773"/>
+      <w:bookmarkStart w:id="267" w:name="_Toc242872961"/>
+      <w:bookmarkStart w:id="268" w:name="_Toc242874465"/>
+      <w:bookmarkStart w:id="269" w:name="_Toc242875963"/>
+      <w:bookmarkStart w:id="270" w:name="_Toc242876928"/>
+      <w:bookmarkStart w:id="271" w:name="_Toc242877913"/>
+      <w:bookmarkStart w:id="272" w:name="_Toc242878521"/>
       <w:r>
         <w:lastRenderedPageBreak/>
         <w:t>3.12 Đối chiếu với báo cáo Tuần 1</w:t>
       </w:r>
-      <w:bookmarkEnd w:id="215"/>
-      <w:bookmarkEnd w:id="216"/>
-      <w:bookmarkEnd w:id="217"/>
-      <w:bookmarkEnd w:id="218"/>
-      <w:bookmarkEnd w:id="219"/>
-      <w:bookmarkEnd w:id="220"/>
+      <w:bookmarkEnd w:id="265"/>
+      <w:bookmarkEnd w:id="266"/>
+      <w:bookmarkEnd w:id="267"/>
+      <w:bookmarkEnd w:id="268"/>
+      <w:bookmarkEnd w:id="269"/>
+      <w:bookmarkEnd w:id="270"/>
+      <w:bookmarkEnd w:id="271"/>
+      <w:bookmarkEnd w:id="272"/>
     </w:p>
     <w:p>
       <w:pPr>
@@ -18745,54 +18786,62 @@
         <w:pageBreakBefore/>
         <w:jc w:val="left"/>
       </w:pPr>
-      <w:bookmarkStart w:id="221" w:name="_Toc242867478"/>
-      <w:bookmarkStart w:id="222" w:name="_Toc242869289"/>
-      <w:bookmarkStart w:id="223" w:name="_Toc242869449"/>
-      <w:bookmarkStart w:id="224" w:name="_Toc242871586"/>
-      <w:bookmarkStart w:id="225" w:name="_Toc242871774"/>
-      <w:bookmarkStart w:id="226" w:name="_Toc242872962"/>
-      <w:bookmarkStart w:id="227" w:name="_Toc242874466"/>
-      <w:bookmarkStart w:id="228" w:name="_Toc242875964"/>
-      <w:bookmarkStart w:id="229" w:name="_Toc242876929"/>
+      <w:bookmarkStart w:id="273" w:name="_Toc242867478"/>
+      <w:bookmarkStart w:id="274" w:name="_Toc242869289"/>
+      <w:bookmarkStart w:id="275" w:name="_Toc242869449"/>
+      <w:bookmarkStart w:id="276" w:name="_Toc242871586"/>
+      <w:bookmarkStart w:id="277" w:name="_Toc242871774"/>
+      <w:bookmarkStart w:id="278" w:name="_Toc242872962"/>
+      <w:bookmarkStart w:id="279" w:name="_Toc242874466"/>
+      <w:bookmarkStart w:id="280" w:name="_Toc242875964"/>
+      <w:bookmarkStart w:id="281" w:name="_Toc242876929"/>
+      <w:bookmarkStart w:id="282" w:name="_Toc242877914"/>
+      <w:bookmarkStart w:id="283" w:name="_Toc242878522"/>
       <w:r>
         <w:lastRenderedPageBreak/>
         <w:t>Chương 4 Phân tích vận hành Lambda và SNS</w:t>
       </w:r>
-      <w:bookmarkEnd w:id="221"/>
-      <w:bookmarkEnd w:id="222"/>
-      <w:bookmarkEnd w:id="223"/>
-      <w:bookmarkEnd w:id="224"/>
-      <w:bookmarkEnd w:id="225"/>
-      <w:bookmarkEnd w:id="226"/>
-      <w:bookmarkEnd w:id="227"/>
-      <w:bookmarkEnd w:id="228"/>
-      <w:bookmarkEnd w:id="229"/>
+      <w:bookmarkEnd w:id="273"/>
+      <w:bookmarkEnd w:id="274"/>
+      <w:bookmarkEnd w:id="275"/>
+      <w:bookmarkEnd w:id="276"/>
+      <w:bookmarkEnd w:id="277"/>
+      <w:bookmarkEnd w:id="278"/>
+      <w:bookmarkEnd w:id="279"/>
+      <w:bookmarkEnd w:id="280"/>
+      <w:bookmarkEnd w:id="281"/>
+      <w:bookmarkEnd w:id="282"/>
+      <w:bookmarkEnd w:id="283"/>
     </w:p>
     <w:p>
       <w:pPr>
         <w:pStyle w:val="Heading2"/>
       </w:pPr>
-      <w:bookmarkStart w:id="230" w:name="_Toc242867479"/>
-      <w:bookmarkStart w:id="231" w:name="_Toc242869290"/>
-      <w:bookmarkStart w:id="232" w:name="_Toc242869450"/>
-      <w:bookmarkStart w:id="233" w:name="_Toc242871587"/>
-      <w:bookmarkStart w:id="234" w:name="_Toc242871775"/>
-      <w:bookmarkStart w:id="235" w:name="_Toc242872963"/>
-      <w:bookmarkStart w:id="236" w:name="_Toc242874467"/>
-      <w:bookmarkStart w:id="237" w:name="_Toc242875965"/>
-      <w:bookmarkStart w:id="238" w:name="_Toc242876930"/>
+      <w:bookmarkStart w:id="284" w:name="_Toc242867479"/>
+      <w:bookmarkStart w:id="285" w:name="_Toc242869290"/>
+      <w:bookmarkStart w:id="286" w:name="_Toc242869450"/>
+      <w:bookmarkStart w:id="287" w:name="_Toc242871587"/>
+      <w:bookmarkStart w:id="288" w:name="_Toc242871775"/>
+      <w:bookmarkStart w:id="289" w:name="_Toc242872963"/>
+      <w:bookmarkStart w:id="290" w:name="_Toc242874467"/>
+      <w:bookmarkStart w:id="291" w:name="_Toc242875965"/>
+      <w:bookmarkStart w:id="292" w:name="_Toc242876930"/>
+      <w:bookmarkStart w:id="293" w:name="_Toc242877915"/>
+      <w:bookmarkStart w:id="294" w:name="_Toc242878523"/>
       <w:r>
         <w:t>4.1 Thời gian thực thi và bộ nhớ Lambda</w:t>
       </w:r>
-      <w:bookmarkEnd w:id="230"/>
-      <w:bookmarkEnd w:id="231"/>
-      <w:bookmarkEnd w:id="232"/>
-      <w:bookmarkEnd w:id="233"/>
-      <w:bookmarkEnd w:id="234"/>
-      <w:bookmarkEnd w:id="235"/>
-      <w:bookmarkEnd w:id="236"/>
-      <w:bookmarkEnd w:id="237"/>
-      <w:bookmarkEnd w:id="238"/>
+      <w:bookmarkEnd w:id="284"/>
+      <w:bookmarkEnd w:id="285"/>
+      <w:bookmarkEnd w:id="286"/>
+      <w:bookmarkEnd w:id="287"/>
+      <w:bookmarkEnd w:id="288"/>
+      <w:bookmarkEnd w:id="289"/>
+      <w:bookmarkEnd w:id="290"/>
+      <w:bookmarkEnd w:id="291"/>
+      <w:bookmarkEnd w:id="292"/>
+      <w:bookmarkEnd w:id="293"/>
+      <w:bookmarkEnd w:id="294"/>
     </w:p>
     <w:p>
       <w:pPr>
@@ -19269,28 +19318,32 @@
         <w:pStyle w:val="Heading2"/>
         <w:pageBreakBefore/>
       </w:pPr>
-      <w:bookmarkStart w:id="239" w:name="_Toc242867480"/>
-      <w:bookmarkStart w:id="240" w:name="_Toc242869291"/>
-      <w:bookmarkStart w:id="241" w:name="_Toc242869451"/>
-      <w:bookmarkStart w:id="242" w:name="_Toc242871588"/>
-      <w:bookmarkStart w:id="243" w:name="_Toc242871776"/>
-      <w:bookmarkStart w:id="244" w:name="_Toc242872964"/>
-      <w:bookmarkStart w:id="245" w:name="_Toc242874468"/>
-      <w:bookmarkStart w:id="246" w:name="_Toc242875966"/>
-      <w:bookmarkStart w:id="247" w:name="_Toc242876931"/>
+      <w:bookmarkStart w:id="295" w:name="_Toc242867480"/>
+      <w:bookmarkStart w:id="296" w:name="_Toc242869291"/>
+      <w:bookmarkStart w:id="297" w:name="_Toc242869451"/>
+      <w:bookmarkStart w:id="298" w:name="_Toc242871588"/>
+      <w:bookmarkStart w:id="299" w:name="_Toc242871776"/>
+      <w:bookmarkStart w:id="300" w:name="_Toc242872964"/>
+      <w:bookmarkStart w:id="301" w:name="_Toc242874468"/>
+      <w:bookmarkStart w:id="302" w:name="_Toc242875966"/>
+      <w:bookmarkStart w:id="303" w:name="_Toc242876931"/>
+      <w:bookmarkStart w:id="304" w:name="_Toc242877916"/>
+      <w:bookmarkStart w:id="305" w:name="_Toc242878524"/>
       <w:r>
         <w:lastRenderedPageBreak/>
         <w:t>4.2 Lịch thu thập và thông báo SNS</w:t>
       </w:r>
-      <w:bookmarkEnd w:id="239"/>
-      <w:bookmarkEnd w:id="240"/>
-      <w:bookmarkEnd w:id="241"/>
-      <w:bookmarkEnd w:id="242"/>
-      <w:bookmarkEnd w:id="243"/>
-      <w:bookmarkEnd w:id="244"/>
-      <w:bookmarkEnd w:id="245"/>
-      <w:bookmarkEnd w:id="246"/>
-      <w:bookmarkEnd w:id="247"/>
+      <w:bookmarkEnd w:id="295"/>
+      <w:bookmarkEnd w:id="296"/>
+      <w:bookmarkEnd w:id="297"/>
+      <w:bookmarkEnd w:id="298"/>
+      <w:bookmarkEnd w:id="299"/>
+      <w:bookmarkEnd w:id="300"/>
+      <w:bookmarkEnd w:id="301"/>
+      <w:bookmarkEnd w:id="302"/>
+      <w:bookmarkEnd w:id="303"/>
+      <w:bookmarkEnd w:id="304"/>
+      <w:bookmarkEnd w:id="305"/>
     </w:p>
     <w:p>
       <w:pPr>
@@ -19651,27 +19704,31 @@
       <w:pPr>
         <w:pStyle w:val="Heading2"/>
       </w:pPr>
-      <w:bookmarkStart w:id="248" w:name="_Toc242867481"/>
-      <w:bookmarkStart w:id="249" w:name="_Toc242869292"/>
-      <w:bookmarkStart w:id="250" w:name="_Toc242869452"/>
-      <w:bookmarkStart w:id="251" w:name="_Toc242871589"/>
-      <w:bookmarkStart w:id="252" w:name="_Toc242871777"/>
-      <w:bookmarkStart w:id="253" w:name="_Toc242872965"/>
-      <w:bookmarkStart w:id="254" w:name="_Toc242874469"/>
-      <w:bookmarkStart w:id="255" w:name="_Toc242875967"/>
-      <w:bookmarkStart w:id="256" w:name="_Toc242876932"/>
+      <w:bookmarkStart w:id="306" w:name="_Toc242867481"/>
+      <w:bookmarkStart w:id="307" w:name="_Toc242869292"/>
+      <w:bookmarkStart w:id="308" w:name="_Toc242869452"/>
+      <w:bookmarkStart w:id="309" w:name="_Toc242871589"/>
+      <w:bookmarkStart w:id="310" w:name="_Toc242871777"/>
+      <w:bookmarkStart w:id="311" w:name="_Toc242872965"/>
+      <w:bookmarkStart w:id="312" w:name="_Toc242874469"/>
+      <w:bookmarkStart w:id="313" w:name="_Toc242875967"/>
+      <w:bookmarkStart w:id="314" w:name="_Toc242876932"/>
+      <w:bookmarkStart w:id="315" w:name="_Toc242877917"/>
+      <w:bookmarkStart w:id="316" w:name="_Toc242878525"/>
       <w:r>
         <w:t>4.3 Đối chiếu sự nhất quán của chỉ số vận hành</w:t>
       </w:r>
-      <w:bookmarkEnd w:id="248"/>
-      <w:bookmarkEnd w:id="249"/>
-      <w:bookmarkEnd w:id="250"/>
-      <w:bookmarkEnd w:id="251"/>
-      <w:bookmarkEnd w:id="252"/>
-      <w:bookmarkEnd w:id="253"/>
-      <w:bookmarkEnd w:id="254"/>
-      <w:bookmarkEnd w:id="255"/>
-      <w:bookmarkEnd w:id="256"/>
+      <w:bookmarkEnd w:id="306"/>
+      <w:bookmarkEnd w:id="307"/>
+      <w:bookmarkEnd w:id="308"/>
+      <w:bookmarkEnd w:id="309"/>
+      <w:bookmarkEnd w:id="310"/>
+      <w:bookmarkEnd w:id="311"/>
+      <w:bookmarkEnd w:id="312"/>
+      <w:bookmarkEnd w:id="313"/>
+      <w:bookmarkEnd w:id="314"/>
+      <w:bookmarkEnd w:id="315"/>
+      <w:bookmarkEnd w:id="316"/>
     </w:p>
     <w:p>
       <w:pPr>
@@ -20025,7 +20082,7 @@
         <w:ind w:firstLine="504"/>
       </w:pPr>
       <w:r>
-        <w:t>Trạng thái Alarm hiện là OK, trong khi chuỗi Errors có vấn đề nhất quán. Trạng thái tại một thời điểm và tổng chỉ số qua nhiều giờ là hai nguồn riêng; không dùng một trong hai để suy diễn hệ thống vận hành không có lỗi. CSV giữ tất cả các điểm chỉ số, thống kê, thời gian UTC và tên metric để kiểm tra tiếp.</w:t>
+        <w:t>Trạng thái Alarm được ghi nhận là OK trong dữ liệu Tuần 2, trong khi chuỗi Errors có vấn đề nhất quán. Trạng thái tại một thời điểm và tổng chỉ số qua nhiều giờ là hai nguồn riêng; không dùng một trong hai để suy diễn hệ thống vận hành không có lỗi. CSV giữ tất cả các điểm chỉ số, thống kê, thời gian UTC và tên metric để kiểm tra tiếp.</w:t>
       </w:r>
     </w:p>
     <w:p>
@@ -20034,54 +20091,62 @@
         <w:pageBreakBefore/>
         <w:jc w:val="left"/>
       </w:pPr>
-      <w:bookmarkStart w:id="257" w:name="_Toc242867482"/>
-      <w:bookmarkStart w:id="258" w:name="_Toc242869293"/>
-      <w:bookmarkStart w:id="259" w:name="_Toc242869453"/>
-      <w:bookmarkStart w:id="260" w:name="_Toc242871590"/>
-      <w:bookmarkStart w:id="261" w:name="_Toc242871778"/>
-      <w:bookmarkStart w:id="262" w:name="_Toc242872966"/>
-      <w:bookmarkStart w:id="263" w:name="_Toc242874470"/>
-      <w:bookmarkStart w:id="264" w:name="_Toc242875968"/>
-      <w:bookmarkStart w:id="265" w:name="_Toc242876933"/>
+      <w:bookmarkStart w:id="317" w:name="_Toc242867482"/>
+      <w:bookmarkStart w:id="318" w:name="_Toc242869293"/>
+      <w:bookmarkStart w:id="319" w:name="_Toc242869453"/>
+      <w:bookmarkStart w:id="320" w:name="_Toc242871590"/>
+      <w:bookmarkStart w:id="321" w:name="_Toc242871778"/>
+      <w:bookmarkStart w:id="322" w:name="_Toc242872966"/>
+      <w:bookmarkStart w:id="323" w:name="_Toc242874470"/>
+      <w:bookmarkStart w:id="324" w:name="_Toc242875968"/>
+      <w:bookmarkStart w:id="325" w:name="_Toc242876933"/>
+      <w:bookmarkStart w:id="326" w:name="_Toc242877918"/>
+      <w:bookmarkStart w:id="327" w:name="_Toc242878526"/>
       <w:r>
         <w:lastRenderedPageBreak/>
         <w:t>Chương 5 Phân tích truy vấn và sử dụng tài nguyên</w:t>
       </w:r>
-      <w:bookmarkEnd w:id="257"/>
-      <w:bookmarkEnd w:id="258"/>
-      <w:bookmarkEnd w:id="259"/>
-      <w:bookmarkEnd w:id="260"/>
-      <w:bookmarkEnd w:id="261"/>
-      <w:bookmarkEnd w:id="262"/>
-      <w:bookmarkEnd w:id="263"/>
-      <w:bookmarkEnd w:id="264"/>
-      <w:bookmarkEnd w:id="265"/>
+      <w:bookmarkEnd w:id="317"/>
+      <w:bookmarkEnd w:id="318"/>
+      <w:bookmarkEnd w:id="319"/>
+      <w:bookmarkEnd w:id="320"/>
+      <w:bookmarkEnd w:id="321"/>
+      <w:bookmarkEnd w:id="322"/>
+      <w:bookmarkEnd w:id="323"/>
+      <w:bookmarkEnd w:id="324"/>
+      <w:bookmarkEnd w:id="325"/>
+      <w:bookmarkEnd w:id="326"/>
+      <w:bookmarkEnd w:id="327"/>
     </w:p>
     <w:p>
       <w:pPr>
         <w:pStyle w:val="Heading2"/>
       </w:pPr>
-      <w:bookmarkStart w:id="266" w:name="_Toc242867483"/>
-      <w:bookmarkStart w:id="267" w:name="_Toc242869294"/>
-      <w:bookmarkStart w:id="268" w:name="_Toc242869454"/>
-      <w:bookmarkStart w:id="269" w:name="_Toc242871591"/>
-      <w:bookmarkStart w:id="270" w:name="_Toc242871779"/>
-      <w:bookmarkStart w:id="271" w:name="_Toc242872967"/>
-      <w:bookmarkStart w:id="272" w:name="_Toc242874471"/>
-      <w:bookmarkStart w:id="273" w:name="_Toc242875969"/>
-      <w:bookmarkStart w:id="274" w:name="_Toc242876934"/>
+      <w:bookmarkStart w:id="328" w:name="_Toc242867483"/>
+      <w:bookmarkStart w:id="329" w:name="_Toc242869294"/>
+      <w:bookmarkStart w:id="330" w:name="_Toc242869454"/>
+      <w:bookmarkStart w:id="331" w:name="_Toc242871591"/>
+      <w:bookmarkStart w:id="332" w:name="_Toc242871779"/>
+      <w:bookmarkStart w:id="333" w:name="_Toc242872967"/>
+      <w:bookmarkStart w:id="334" w:name="_Toc242874471"/>
+      <w:bookmarkStart w:id="335" w:name="_Toc242875969"/>
+      <w:bookmarkStart w:id="336" w:name="_Toc242876934"/>
+      <w:bookmarkStart w:id="337" w:name="_Toc242877919"/>
+      <w:bookmarkStart w:id="338" w:name="_Toc242878527"/>
       <w:r>
         <w:t>5.1 Đối chứng hiệu quả lọc phân vùng</w:t>
       </w:r>
-      <w:bookmarkEnd w:id="266"/>
-      <w:bookmarkEnd w:id="267"/>
-      <w:bookmarkEnd w:id="268"/>
-      <w:bookmarkEnd w:id="269"/>
-      <w:bookmarkEnd w:id="270"/>
-      <w:bookmarkEnd w:id="271"/>
-      <w:bookmarkEnd w:id="272"/>
-      <w:bookmarkEnd w:id="273"/>
-      <w:bookmarkEnd w:id="274"/>
+      <w:bookmarkEnd w:id="328"/>
+      <w:bookmarkEnd w:id="329"/>
+      <w:bookmarkEnd w:id="330"/>
+      <w:bookmarkEnd w:id="331"/>
+      <w:bookmarkEnd w:id="332"/>
+      <w:bookmarkEnd w:id="333"/>
+      <w:bookmarkEnd w:id="334"/>
+      <w:bookmarkEnd w:id="335"/>
+      <w:bookmarkEnd w:id="336"/>
+      <w:bookmarkEnd w:id="337"/>
+      <w:bookmarkEnd w:id="338"/>
     </w:p>
     <w:p>
       <w:pPr>
@@ -20499,28 +20564,32 @@
         <w:pStyle w:val="Heading2"/>
         <w:pageBreakBefore/>
       </w:pPr>
-      <w:bookmarkStart w:id="275" w:name="_Toc242867484"/>
-      <w:bookmarkStart w:id="276" w:name="_Toc242869295"/>
-      <w:bookmarkStart w:id="277" w:name="_Toc242869455"/>
-      <w:bookmarkStart w:id="278" w:name="_Toc242871592"/>
-      <w:bookmarkStart w:id="279" w:name="_Toc242871780"/>
-      <w:bookmarkStart w:id="280" w:name="_Toc242872968"/>
-      <w:bookmarkStart w:id="281" w:name="_Toc242874472"/>
-      <w:bookmarkStart w:id="282" w:name="_Toc242875970"/>
-      <w:bookmarkStart w:id="283" w:name="_Toc242876935"/>
+      <w:bookmarkStart w:id="339" w:name="_Toc242867484"/>
+      <w:bookmarkStart w:id="340" w:name="_Toc242869295"/>
+      <w:bookmarkStart w:id="341" w:name="_Toc242869455"/>
+      <w:bookmarkStart w:id="342" w:name="_Toc242871592"/>
+      <w:bookmarkStart w:id="343" w:name="_Toc242871780"/>
+      <w:bookmarkStart w:id="344" w:name="_Toc242872968"/>
+      <w:bookmarkStart w:id="345" w:name="_Toc242874472"/>
+      <w:bookmarkStart w:id="346" w:name="_Toc242875970"/>
+      <w:bookmarkStart w:id="347" w:name="_Toc242876935"/>
+      <w:bookmarkStart w:id="348" w:name="_Toc242877920"/>
+      <w:bookmarkStart w:id="349" w:name="_Toc242878528"/>
       <w:r>
         <w:lastRenderedPageBreak/>
         <w:t>5.2 Hai mươi bốn truy vấn phân tích mới</w:t>
       </w:r>
-      <w:bookmarkEnd w:id="275"/>
-      <w:bookmarkEnd w:id="276"/>
-      <w:bookmarkEnd w:id="277"/>
-      <w:bookmarkEnd w:id="278"/>
-      <w:bookmarkEnd w:id="279"/>
-      <w:bookmarkEnd w:id="280"/>
-      <w:bookmarkEnd w:id="281"/>
-      <w:bookmarkEnd w:id="282"/>
-      <w:bookmarkEnd w:id="283"/>
+      <w:bookmarkEnd w:id="339"/>
+      <w:bookmarkEnd w:id="340"/>
+      <w:bookmarkEnd w:id="341"/>
+      <w:bookmarkEnd w:id="342"/>
+      <w:bookmarkEnd w:id="343"/>
+      <w:bookmarkEnd w:id="344"/>
+      <w:bookmarkEnd w:id="345"/>
+      <w:bookmarkEnd w:id="346"/>
+      <w:bookmarkEnd w:id="347"/>
+      <w:bookmarkEnd w:id="348"/>
+      <w:bookmarkEnd w:id="349"/>
     </w:p>
     <w:p>
       <w:pPr>
@@ -21884,27 +21953,31 @@
       <w:pPr>
         <w:pStyle w:val="Heading2"/>
       </w:pPr>
-      <w:bookmarkStart w:id="284" w:name="_Toc242867485"/>
-      <w:bookmarkStart w:id="285" w:name="_Toc242869296"/>
-      <w:bookmarkStart w:id="286" w:name="_Toc242869456"/>
-      <w:bookmarkStart w:id="287" w:name="_Toc242871593"/>
-      <w:bookmarkStart w:id="288" w:name="_Toc242871781"/>
-      <w:bookmarkStart w:id="289" w:name="_Toc242872969"/>
-      <w:bookmarkStart w:id="290" w:name="_Toc242874473"/>
-      <w:bookmarkStart w:id="291" w:name="_Toc242875971"/>
-      <w:bookmarkStart w:id="292" w:name="_Toc242876936"/>
+      <w:bookmarkStart w:id="350" w:name="_Toc242867485"/>
+      <w:bookmarkStart w:id="351" w:name="_Toc242869296"/>
+      <w:bookmarkStart w:id="352" w:name="_Toc242869456"/>
+      <w:bookmarkStart w:id="353" w:name="_Toc242871593"/>
+      <w:bookmarkStart w:id="354" w:name="_Toc242871781"/>
+      <w:bookmarkStart w:id="355" w:name="_Toc242872969"/>
+      <w:bookmarkStart w:id="356" w:name="_Toc242874473"/>
+      <w:bookmarkStart w:id="357" w:name="_Toc242875971"/>
+      <w:bookmarkStart w:id="358" w:name="_Toc242876936"/>
+      <w:bookmarkStart w:id="359" w:name="_Toc242877921"/>
+      <w:bookmarkStart w:id="360" w:name="_Toc242878529"/>
       <w:r>
         <w:t>5.3 Lịch sử truy vấn và phạm vi lỗi</w:t>
       </w:r>
-      <w:bookmarkEnd w:id="284"/>
-      <w:bookmarkEnd w:id="285"/>
-      <w:bookmarkEnd w:id="286"/>
-      <w:bookmarkEnd w:id="287"/>
-      <w:bookmarkEnd w:id="288"/>
-      <w:bookmarkEnd w:id="289"/>
-      <w:bookmarkEnd w:id="290"/>
-      <w:bookmarkEnd w:id="291"/>
-      <w:bookmarkEnd w:id="292"/>
+      <w:bookmarkEnd w:id="350"/>
+      <w:bookmarkEnd w:id="351"/>
+      <w:bookmarkEnd w:id="352"/>
+      <w:bookmarkEnd w:id="353"/>
+      <w:bookmarkEnd w:id="354"/>
+      <w:bookmarkEnd w:id="355"/>
+      <w:bookmarkEnd w:id="356"/>
+      <w:bookmarkEnd w:id="357"/>
+      <w:bookmarkEnd w:id="358"/>
+      <w:bookmarkEnd w:id="359"/>
+      <w:bookmarkEnd w:id="360"/>
     </w:p>
     <w:p>
       <w:pPr>
@@ -22198,28 +22271,32 @@
         <w:pStyle w:val="Heading2"/>
         <w:pageBreakBefore/>
       </w:pPr>
-      <w:bookmarkStart w:id="293" w:name="_Toc242867486"/>
-      <w:bookmarkStart w:id="294" w:name="_Toc242869297"/>
-      <w:bookmarkStart w:id="295" w:name="_Toc242869457"/>
-      <w:bookmarkStart w:id="296" w:name="_Toc242871594"/>
-      <w:bookmarkStart w:id="297" w:name="_Toc242871782"/>
-      <w:bookmarkStart w:id="298" w:name="_Toc242872970"/>
-      <w:bookmarkStart w:id="299" w:name="_Toc242874474"/>
-      <w:bookmarkStart w:id="300" w:name="_Toc242875972"/>
-      <w:bookmarkStart w:id="301" w:name="_Toc242876937"/>
+      <w:bookmarkStart w:id="361" w:name="_Toc242867486"/>
+      <w:bookmarkStart w:id="362" w:name="_Toc242869297"/>
+      <w:bookmarkStart w:id="363" w:name="_Toc242869457"/>
+      <w:bookmarkStart w:id="364" w:name="_Toc242871594"/>
+      <w:bookmarkStart w:id="365" w:name="_Toc242871782"/>
+      <w:bookmarkStart w:id="366" w:name="_Toc242872970"/>
+      <w:bookmarkStart w:id="367" w:name="_Toc242874474"/>
+      <w:bookmarkStart w:id="368" w:name="_Toc242875972"/>
+      <w:bookmarkStart w:id="369" w:name="_Toc242876937"/>
+      <w:bookmarkStart w:id="370" w:name="_Toc242877922"/>
+      <w:bookmarkStart w:id="371" w:name="_Toc242878530"/>
       <w:r>
         <w:lastRenderedPageBreak/>
         <w:t>5.4 Chi phí từ Cost Explorer</w:t>
       </w:r>
-      <w:bookmarkEnd w:id="293"/>
-      <w:bookmarkEnd w:id="294"/>
-      <w:bookmarkEnd w:id="295"/>
-      <w:bookmarkEnd w:id="296"/>
-      <w:bookmarkEnd w:id="297"/>
-      <w:bookmarkEnd w:id="298"/>
-      <w:bookmarkEnd w:id="299"/>
-      <w:bookmarkEnd w:id="300"/>
-      <w:bookmarkEnd w:id="301"/>
+      <w:bookmarkEnd w:id="361"/>
+      <w:bookmarkEnd w:id="362"/>
+      <w:bookmarkEnd w:id="363"/>
+      <w:bookmarkEnd w:id="364"/>
+      <w:bookmarkEnd w:id="365"/>
+      <w:bookmarkEnd w:id="366"/>
+      <w:bookmarkEnd w:id="367"/>
+      <w:bookmarkEnd w:id="368"/>
+      <w:bookmarkEnd w:id="369"/>
+      <w:bookmarkEnd w:id="370"/>
+      <w:bookmarkEnd w:id="371"/>
     </w:p>
     <w:p>
       <w:pPr>
@@ -22523,54 +22600,62 @@
         <w:pageBreakBefore/>
         <w:jc w:val="left"/>
       </w:pPr>
-      <w:bookmarkStart w:id="302" w:name="_Toc242867487"/>
-      <w:bookmarkStart w:id="303" w:name="_Toc242869298"/>
-      <w:bookmarkStart w:id="304" w:name="_Toc242869458"/>
-      <w:bookmarkStart w:id="305" w:name="_Toc242871595"/>
-      <w:bookmarkStart w:id="306" w:name="_Toc242871783"/>
-      <w:bookmarkStart w:id="307" w:name="_Toc242872971"/>
-      <w:bookmarkStart w:id="308" w:name="_Toc242874475"/>
-      <w:bookmarkStart w:id="309" w:name="_Toc242875973"/>
-      <w:bookmarkStart w:id="310" w:name="_Toc242876938"/>
+      <w:bookmarkStart w:id="372" w:name="_Toc242867487"/>
+      <w:bookmarkStart w:id="373" w:name="_Toc242869298"/>
+      <w:bookmarkStart w:id="374" w:name="_Toc242869458"/>
+      <w:bookmarkStart w:id="375" w:name="_Toc242871595"/>
+      <w:bookmarkStart w:id="376" w:name="_Toc242871783"/>
+      <w:bookmarkStart w:id="377" w:name="_Toc242872971"/>
+      <w:bookmarkStart w:id="378" w:name="_Toc242874475"/>
+      <w:bookmarkStart w:id="379" w:name="_Toc242875973"/>
+      <w:bookmarkStart w:id="380" w:name="_Toc242876938"/>
+      <w:bookmarkStart w:id="381" w:name="_Toc242877923"/>
+      <w:bookmarkStart w:id="382" w:name="_Toc242878531"/>
       <w:r>
         <w:lastRenderedPageBreak/>
         <w:t>Chương 6 Tổng hợp kết quả Tuần 2</w:t>
       </w:r>
-      <w:bookmarkEnd w:id="302"/>
-      <w:bookmarkEnd w:id="303"/>
-      <w:bookmarkEnd w:id="304"/>
-      <w:bookmarkEnd w:id="305"/>
-      <w:bookmarkEnd w:id="306"/>
-      <w:bookmarkEnd w:id="307"/>
-      <w:bookmarkEnd w:id="308"/>
-      <w:bookmarkEnd w:id="309"/>
-      <w:bookmarkEnd w:id="310"/>
+      <w:bookmarkEnd w:id="372"/>
+      <w:bookmarkEnd w:id="373"/>
+      <w:bookmarkEnd w:id="374"/>
+      <w:bookmarkEnd w:id="375"/>
+      <w:bookmarkEnd w:id="376"/>
+      <w:bookmarkEnd w:id="377"/>
+      <w:bookmarkEnd w:id="378"/>
+      <w:bookmarkEnd w:id="379"/>
+      <w:bookmarkEnd w:id="380"/>
+      <w:bookmarkEnd w:id="381"/>
+      <w:bookmarkEnd w:id="382"/>
     </w:p>
     <w:p>
       <w:pPr>
         <w:pStyle w:val="Heading2"/>
       </w:pPr>
-      <w:bookmarkStart w:id="311" w:name="_Toc242867488"/>
-      <w:bookmarkStart w:id="312" w:name="_Toc242869299"/>
-      <w:bookmarkStart w:id="313" w:name="_Toc242869459"/>
-      <w:bookmarkStart w:id="314" w:name="_Toc242871596"/>
-      <w:bookmarkStart w:id="315" w:name="_Toc242871784"/>
-      <w:bookmarkStart w:id="316" w:name="_Toc242872972"/>
-      <w:bookmarkStart w:id="317" w:name="_Toc242874476"/>
-      <w:bookmarkStart w:id="318" w:name="_Toc242875974"/>
-      <w:bookmarkStart w:id="319" w:name="_Toc242876939"/>
+      <w:bookmarkStart w:id="383" w:name="_Toc242867488"/>
+      <w:bookmarkStart w:id="384" w:name="_Toc242869299"/>
+      <w:bookmarkStart w:id="385" w:name="_Toc242869459"/>
+      <w:bookmarkStart w:id="386" w:name="_Toc242871596"/>
+      <w:bookmarkStart w:id="387" w:name="_Toc242871784"/>
+      <w:bookmarkStart w:id="388" w:name="_Toc242872972"/>
+      <w:bookmarkStart w:id="389" w:name="_Toc242874476"/>
+      <w:bookmarkStart w:id="390" w:name="_Toc242875974"/>
+      <w:bookmarkStart w:id="391" w:name="_Toc242876939"/>
+      <w:bookmarkStart w:id="392" w:name="_Toc242877924"/>
+      <w:bookmarkStart w:id="393" w:name="_Toc242878532"/>
       <w:r>
         <w:t>6.1 Sản phẩm dữ liệu và phân tích</w:t>
       </w:r>
-      <w:bookmarkEnd w:id="311"/>
-      <w:bookmarkEnd w:id="312"/>
-      <w:bookmarkEnd w:id="313"/>
-      <w:bookmarkEnd w:id="314"/>
-      <w:bookmarkEnd w:id="315"/>
-      <w:bookmarkEnd w:id="316"/>
-      <w:bookmarkEnd w:id="317"/>
-      <w:bookmarkEnd w:id="318"/>
-      <w:bookmarkEnd w:id="319"/>
+      <w:bookmarkEnd w:id="383"/>
+      <w:bookmarkEnd w:id="384"/>
+      <w:bookmarkEnd w:id="385"/>
+      <w:bookmarkEnd w:id="386"/>
+      <w:bookmarkEnd w:id="387"/>
+      <w:bookmarkEnd w:id="388"/>
+      <w:bookmarkEnd w:id="389"/>
+      <w:bookmarkEnd w:id="390"/>
+      <w:bookmarkEnd w:id="391"/>
+      <w:bookmarkEnd w:id="392"/>
+      <w:bookmarkEnd w:id="393"/>
     </w:p>
     <w:p>
       <w:pPr>
@@ -22910,27 +22995,31 @@
       <w:pPr>
         <w:pStyle w:val="Heading2"/>
       </w:pPr>
-      <w:bookmarkStart w:id="320" w:name="_Toc242867489"/>
-      <w:bookmarkStart w:id="321" w:name="_Toc242869300"/>
-      <w:bookmarkStart w:id="322" w:name="_Toc242869460"/>
-      <w:bookmarkStart w:id="323" w:name="_Toc242871597"/>
-      <w:bookmarkStart w:id="324" w:name="_Toc242871785"/>
-      <w:bookmarkStart w:id="325" w:name="_Toc242872973"/>
-      <w:bookmarkStart w:id="326" w:name="_Toc242874477"/>
-      <w:bookmarkStart w:id="327" w:name="_Toc242875975"/>
-      <w:bookmarkStart w:id="328" w:name="_Toc242876940"/>
+      <w:bookmarkStart w:id="394" w:name="_Toc242867489"/>
+      <w:bookmarkStart w:id="395" w:name="_Toc242869300"/>
+      <w:bookmarkStart w:id="396" w:name="_Toc242869460"/>
+      <w:bookmarkStart w:id="397" w:name="_Toc242871597"/>
+      <w:bookmarkStart w:id="398" w:name="_Toc242871785"/>
+      <w:bookmarkStart w:id="399" w:name="_Toc242872973"/>
+      <w:bookmarkStart w:id="400" w:name="_Toc242874477"/>
+      <w:bookmarkStart w:id="401" w:name="_Toc242875975"/>
+      <w:bookmarkStart w:id="402" w:name="_Toc242876940"/>
+      <w:bookmarkStart w:id="403" w:name="_Toc242877925"/>
+      <w:bookmarkStart w:id="404" w:name="_Toc242878533"/>
       <w:r>
         <w:t>6.2 Kết luận trong phạm vi mẫu đã thu thập</w:t>
       </w:r>
-      <w:bookmarkEnd w:id="320"/>
-      <w:bookmarkEnd w:id="321"/>
-      <w:bookmarkEnd w:id="322"/>
-      <w:bookmarkEnd w:id="323"/>
-      <w:bookmarkEnd w:id="324"/>
-      <w:bookmarkEnd w:id="325"/>
-      <w:bookmarkEnd w:id="326"/>
-      <w:bookmarkEnd w:id="327"/>
-      <w:bookmarkEnd w:id="328"/>
+      <w:bookmarkEnd w:id="394"/>
+      <w:bookmarkEnd w:id="395"/>
+      <w:bookmarkEnd w:id="396"/>
+      <w:bookmarkEnd w:id="397"/>
+      <w:bookmarkEnd w:id="398"/>
+      <w:bookmarkEnd w:id="399"/>
+      <w:bookmarkEnd w:id="400"/>
+      <w:bookmarkEnd w:id="401"/>
+      <w:bookmarkEnd w:id="402"/>
+      <w:bookmarkEnd w:id="403"/>
+      <w:bookmarkEnd w:id="404"/>
     </w:p>
     <w:p>
       <w:pPr>
@@ -22956,7 +23045,7 @@
         <w:ind w:firstLine="504"/>
       </w:pPr>
       <w:r>
-        <w:t>Chúng em đã đối chiếu số liệu môi trường với S3 và Athena, đọc trạng thái lịch, SNS, Lambda và các chỉ số vận hành. Các mâu thuẫn giữa Errors và Invocations được giữ rõ trong báo cáo; mã source trên máy được phân biệt với mã đang triển khai. Phân công và thời gian 19,5 giờ của nhóm được ghi thống nhất trong nhật ký và báo cáo.</w:t>
+        <w:t>Chúng em đã đối chiếu số liệu môi trường với S3 và Athena, đọc trạng thái lịch, SNS, Lambda và các chỉ số vận hành. Các mâu thuẫn giữa Errors và Invocations được giữ rõ trong báo cáo. Phân công và thời gian 19,5 giờ của nhóm được ghi thống nhất trong nhật ký và báo cáo.</w:t>
       </w:r>
     </w:p>
     <w:sectPr>
